--- a/docs/AI実装講座_1対1版_講師用ハンドブック.docx
+++ b/docs/AI実装講座_1対1版_講師用ハンドブック.docx
@@ -647,7 +647,7 @@
         <w:t xml:space="preserve"> </w:t>
       </w:r>
       <w:r>
-        <w:t xml:space="preserve">　5-1 習得チェックリスト／5-2 匿名事例ストック／5-3 助成金メモ／5-4 機密・録画／5-5 情報の鮮度管理／5-6 進行管理シート／5-7 未確定・要相談の論点</w:t>
+        <w:t xml:space="preserve">　5-1 習得チェックリスト／5-2 匿名事例ストック／5-3 助成金メモ／5-4 機密・録画／5-5 情報の鮮度管理／5-6 進行管理シート</w:t>
       </w:r>
     </w:p>
     <w:p>
@@ -20798,7 +20798,7 @@
     </w:p>
     <w:bookmarkEnd w:id="186"/>
     <w:bookmarkEnd w:id="187"/>
-    <w:bookmarkStart w:id="199" w:name="第5部-運用資料"/>
+    <w:bookmarkStart w:id="198" w:name="第5部-運用資料"/>
     <w:p>
       <w:pPr>
         <w:pStyle w:val="Heading1"/>
@@ -22771,13 +22771,117 @@
       </w:r>
     </w:p>
     <w:bookmarkEnd w:id="197"/>
-    <w:bookmarkStart w:id="198" w:name="未確定要相談の論点次に決めること"/>
-    <w:p>
-      <w:pPr>
-        <w:pStyle w:val="Heading2"/>
-      </w:pPr>
-      <w:r>
-        <w:t xml:space="preserve">5-7. 未確定・要相談の論点（次に決めること）</w:t>
+    <w:bookmarkEnd w:id="198"/>
+    <w:bookmarkStart w:id="199" w:name="付録-初回配布物チェックリスト"/>
+    <w:p>
+      <w:pPr>
+        <w:pStyle w:val="Heading1"/>
+      </w:pPr>
+      <w:r>
+        <w:t xml:space="preserve">付録　初回配布物チェックリスト</w:t>
+      </w:r>
+    </w:p>
+    <w:p>
+      <w:pPr>
+        <w:numPr>
+          <w:ilvl w:val="0"/>
+          <w:numId w:val="1048"/>
+        </w:numPr>
+        <w:pStyle w:val="Compact"/>
+      </w:pPr>
+      <w:r>
+        <w:t xml:space="preserve">☐ 講座の全体像（12回の地図・1枚）</w:t>
+      </w:r>
+    </w:p>
+    <w:p>
+      <w:pPr>
+        <w:numPr>
+          <w:ilvl w:val="0"/>
+          <w:numId w:val="1048"/>
+        </w:numPr>
+        <w:pStyle w:val="Compact"/>
+      </w:pPr>
+      <w:r>
+        <w:t xml:space="preserve">☐ 用語ミニ辞典（第4部4-3・A4 1枚）</w:t>
+      </w:r>
+    </w:p>
+    <w:p>
+      <w:pPr>
+        <w:numPr>
+          <w:ilvl w:val="0"/>
+          <w:numId w:val="1048"/>
+        </w:numPr>
+        <w:pStyle w:val="Compact"/>
+      </w:pPr>
+      <w:r>
+        <w:t xml:space="preserve">☐ 業務棚卸しシート（空欄）</w:t>
+      </w:r>
+    </w:p>
+    <w:p>
+      <w:pPr>
+        <w:numPr>
+          <w:ilvl w:val="0"/>
+          <w:numId w:val="1048"/>
+        </w:numPr>
+        <w:pStyle w:val="Compact"/>
+      </w:pPr>
+      <w:r>
+        <w:t xml:space="preserve">☐ 各回の持ち物一覧（第4部4-2の表）</w:t>
+      </w:r>
+    </w:p>
+    <w:p>
+      <w:pPr>
+        <w:numPr>
+          <w:ilvl w:val="0"/>
+          <w:numId w:val="1048"/>
+        </w:numPr>
+        <w:pStyle w:val="Compact"/>
+      </w:pPr>
+      <w:r>
+        <w:t xml:space="preserve">☐ 質問窓口と返信目安の案内</w:t>
+      </w:r>
+    </w:p>
+    <w:p>
+      <w:pPr>
+        <w:numPr>
+          <w:ilvl w:val="0"/>
+          <w:numId w:val="1048"/>
+        </w:numPr>
+        <w:pStyle w:val="Compact"/>
+      </w:pPr>
+      <w:r>
+        <w:t xml:space="preserve">☐ 機密・録画の取り扱いの書面</w:t>
+      </w:r>
+    </w:p>
+    <w:p>
+      <w:pPr>
+        <w:numPr>
+          <w:ilvl w:val="0"/>
+          <w:numId w:val="1048"/>
+        </w:numPr>
+        <w:pStyle w:val="Compact"/>
+      </w:pPr>
+      <w:r>
+        <w:t xml:space="preserve">☐ 習得チェックリスト（第5部5-1）</w:t>
+      </w:r>
+    </w:p>
+    <w:p>
+      <w:r>
+        <w:pict>
+          <v:rect style="width:0;height:1.5pt" o:hralign="center" o:hrstd="t" o:hr="t"/>
+        </w:pict>
+      </w:r>
+    </w:p>
+    <w:p>
+      <w:pPr>
+        <w:pStyle w:val="FirstParagraph"/>
+      </w:pPr>
+      <w:r>
+        <w:rPr>
+          <w:bCs/>
+          <w:b/>
+        </w:rPr>
+        <w:t xml:space="preserve">本ハンドブックの改訂記録</w:t>
       </w:r>
     </w:p>
     <w:tbl>
@@ -22804,426 +22908,6 @@
               <w:jc w:val="left"/>
             </w:pPr>
             <w:r>
-              <w:t xml:space="preserve">#</w:t>
-            </w:r>
-          </w:p>
-        </w:tc>
-        <w:tc>
-          <w:tcPr/>
-          <w:p>
-            <w:pPr>
-              <w:pStyle w:val="Compact"/>
-              <w:jc w:val="left"/>
-            </w:pPr>
-            <w:r>
-              <w:t xml:space="preserve">論点</w:t>
-            </w:r>
-          </w:p>
-        </w:tc>
-        <w:tc>
-          <w:tcPr/>
-          <w:p>
-            <w:pPr>
-              <w:pStyle w:val="Compact"/>
-              <w:jc w:val="left"/>
-            </w:pPr>
-            <w:r>
-              <w:t xml:space="preserve">判断の材料</w:t>
-            </w:r>
-          </w:p>
-        </w:tc>
-      </w:tr>
-      <w:tr>
-        <w:tc>
-          <w:tcPr/>
-          <w:p>
-            <w:pPr>
-              <w:pStyle w:val="Compact"/>
-              <w:jc w:val="left"/>
-            </w:pPr>
-            <w:r>
-              <w:t xml:space="preserve">1</w:t>
-            </w:r>
-          </w:p>
-        </w:tc>
-        <w:tc>
-          <w:tcPr/>
-          <w:p>
-            <w:pPr>
-              <w:pStyle w:val="Compact"/>
-              <w:jc w:val="left"/>
-            </w:pPr>
-            <w:r>
-              <w:t xml:space="preserve">受講料と単価設計</w:t>
-            </w:r>
-          </w:p>
-        </w:tc>
-        <w:tc>
-          <w:tcPr/>
-          <w:p>
-            <w:pPr>
-              <w:pStyle w:val="Compact"/>
-              <w:jc w:val="left"/>
-            </w:pPr>
-            <w:r>
-              <w:rPr>
-                <w:bCs/>
-                <w:b/>
-              </w:rPr>
-              <w:t xml:space="preserve">90分いくらで考えると必ず安くなる。</w:t>
-            </w:r>
-            <w:r>
-              <w:t xml:space="preserve"> </w:t>
-            </w:r>
-            <w:r>
-              <w:t xml:space="preserve">24時間の講座ではなく「12個の成果物と社内体制」の対価として値付けする</w:t>
-            </w:r>
-          </w:p>
-        </w:tc>
-      </w:tr>
-      <w:tr>
-        <w:tc>
-          <w:tcPr/>
-          <w:p>
-            <w:pPr>
-              <w:pStyle w:val="Compact"/>
-              <w:jc w:val="left"/>
-            </w:pPr>
-            <w:r>
-              <w:t xml:space="preserve">2</w:t>
-            </w:r>
-          </w:p>
-        </w:tc>
-        <w:tc>
-          <w:tcPr/>
-          <w:p>
-            <w:pPr>
-              <w:pStyle w:val="Compact"/>
-              <w:jc w:val="left"/>
-            </w:pPr>
-            <w:r>
-              <w:t xml:space="preserve">助成金を使う場合のパッケージ確定</w:t>
-            </w:r>
-          </w:p>
-        </w:tc>
-        <w:tc>
-          <w:tcPr/>
-          <w:p>
-            <w:pPr>
-              <w:pStyle w:val="Compact"/>
-              <w:jc w:val="left"/>
-            </w:pPr>
-            <w:r>
-              <w:t xml:space="preserve">24時間なら単独で要件を満たす。計画届は開始1か月前</w:t>
-            </w:r>
-          </w:p>
-        </w:tc>
-      </w:tr>
-      <w:tr>
-        <w:tc>
-          <w:tcPr/>
-          <w:p>
-            <w:pPr>
-              <w:pStyle w:val="Compact"/>
-              <w:jc w:val="left"/>
-            </w:pPr>
-            <w:r>
-              <w:t xml:space="preserve">3</w:t>
-            </w:r>
-          </w:p>
-        </w:tc>
-        <w:tc>
-          <w:tcPr/>
-          <w:p>
-            <w:pPr>
-              <w:pStyle w:val="Compact"/>
-              <w:jc w:val="left"/>
-            </w:pPr>
-            <w:r>
-              <w:t xml:space="preserve">業種別サンプルデータ3種（製造・小売・サービス）</w:t>
-            </w:r>
-          </w:p>
-        </w:tc>
-        <w:tc>
-          <w:tcPr/>
-          <w:p>
-            <w:pPr>
-              <w:pStyle w:val="Compact"/>
-              <w:jc w:val="left"/>
-            </w:pPr>
-            <w:r>
-              <w:t xml:space="preserve">第4回のデモに必須。</w:t>
-            </w:r>
-            <w:r>
-              <w:rPr>
-                <w:bCs/>
-                <w:b/>
-              </w:rPr>
-              <w:t xml:space="preserve">未作成なら最優先</w:t>
-            </w:r>
-          </w:p>
-        </w:tc>
-      </w:tr>
-      <w:tr>
-        <w:tc>
-          <w:tcPr/>
-          <w:p>
-            <w:pPr>
-              <w:pStyle w:val="Compact"/>
-              <w:jc w:val="left"/>
-            </w:pPr>
-            <w:r>
-              <w:t xml:space="preserve">4</w:t>
-            </w:r>
-          </w:p>
-        </w:tc>
-        <w:tc>
-          <w:tcPr/>
-          <w:p>
-            <w:pPr>
-              <w:pStyle w:val="Compact"/>
-              <w:jc w:val="left"/>
-            </w:pPr>
-            <w:r>
-              <w:t xml:space="preserve">非同期の質問窓口のツールと返信目安</w:t>
-            </w:r>
-          </w:p>
-        </w:tc>
-        <w:tc>
-          <w:tcPr/>
-          <w:p>
-            <w:pPr>
-              <w:pStyle w:val="Compact"/>
-              <w:jc w:val="left"/>
-            </w:pPr>
-            <w:r>
-              <w:t xml:space="preserve">初回で受講者に明示する必要がある</w:t>
-            </w:r>
-          </w:p>
-        </w:tc>
-      </w:tr>
-      <w:tr>
-        <w:tc>
-          <w:tcPr/>
-          <w:p>
-            <w:pPr>
-              <w:pStyle w:val="Compact"/>
-              <w:jc w:val="left"/>
-            </w:pPr>
-            <w:r>
-              <w:t xml:space="preserve">5</w:t>
-            </w:r>
-          </w:p>
-        </w:tc>
-        <w:tc>
-          <w:tcPr/>
-          <w:p>
-            <w:pPr>
-              <w:pStyle w:val="Compact"/>
-              <w:jc w:val="left"/>
-            </w:pPr>
-            <w:r>
-              <w:t xml:space="preserve">掲載事例の数値</w:t>
-            </w:r>
-          </w:p>
-        </w:tc>
-        <w:tc>
-          <w:tcPr/>
-          <w:p>
-            <w:pPr>
-              <w:pStyle w:val="Compact"/>
-              <w:jc w:val="left"/>
-            </w:pPr>
-            <w:r>
-              <w:t xml:space="preserve">現在すべて「目標水準」。第1期の実測値が出たら募集資料を差し替える</w:t>
-            </w:r>
-          </w:p>
-        </w:tc>
-      </w:tr>
-      <w:tr>
-        <w:tc>
-          <w:tcPr/>
-          <w:p>
-            <w:pPr>
-              <w:pStyle w:val="Compact"/>
-              <w:jc w:val="left"/>
-            </w:pPr>
-            <w:r>
-              <w:t xml:space="preserve">6</w:t>
-            </w:r>
-          </w:p>
-        </w:tc>
-        <w:tc>
-          <w:tcPr/>
-          <w:p>
-            <w:pPr>
-              <w:pStyle w:val="Compact"/>
-              <w:jc w:val="left"/>
-            </w:pPr>
-            <w:r>
-              <w:t xml:space="preserve">修了後のフォローアップ商品</w:t>
-            </w:r>
-          </w:p>
-        </w:tc>
-        <w:tc>
-          <w:tcPr/>
-          <w:p>
-            <w:pPr>
-              <w:pStyle w:val="Compact"/>
-              <w:jc w:val="left"/>
-            </w:pPr>
-            <w:r>
-              <w:t xml:space="preserve">第10回の月次チェックが自然な接点。月1回の伴走として別建てが有力</w:t>
-            </w:r>
-          </w:p>
-        </w:tc>
-      </w:tr>
-    </w:tbl>
-    <w:p>
-      <w:r>
-        <w:pict>
-          <v:rect style="width:0;height:1.5pt" o:hralign="center" o:hrstd="t" o:hr="t"/>
-        </w:pict>
-      </w:r>
-    </w:p>
-    <w:bookmarkEnd w:id="198"/>
-    <w:bookmarkEnd w:id="199"/>
-    <w:bookmarkStart w:id="200" w:name="付録-初回配布物チェックリスト"/>
-    <w:p>
-      <w:pPr>
-        <w:pStyle w:val="Heading1"/>
-      </w:pPr>
-      <w:r>
-        <w:t xml:space="preserve">付録　初回配布物チェックリスト</w:t>
-      </w:r>
-    </w:p>
-    <w:p>
-      <w:pPr>
-        <w:numPr>
-          <w:ilvl w:val="0"/>
-          <w:numId w:val="1048"/>
-        </w:numPr>
-        <w:pStyle w:val="Compact"/>
-      </w:pPr>
-      <w:r>
-        <w:t xml:space="preserve">☐ 講座の全体像（12回の地図・1枚）</w:t>
-      </w:r>
-    </w:p>
-    <w:p>
-      <w:pPr>
-        <w:numPr>
-          <w:ilvl w:val="0"/>
-          <w:numId w:val="1048"/>
-        </w:numPr>
-        <w:pStyle w:val="Compact"/>
-      </w:pPr>
-      <w:r>
-        <w:t xml:space="preserve">☐ 用語ミニ辞典（第4部4-3・A4 1枚）</w:t>
-      </w:r>
-    </w:p>
-    <w:p>
-      <w:pPr>
-        <w:numPr>
-          <w:ilvl w:val="0"/>
-          <w:numId w:val="1048"/>
-        </w:numPr>
-        <w:pStyle w:val="Compact"/>
-      </w:pPr>
-      <w:r>
-        <w:t xml:space="preserve">☐ 業務棚卸しシート（空欄）</w:t>
-      </w:r>
-    </w:p>
-    <w:p>
-      <w:pPr>
-        <w:numPr>
-          <w:ilvl w:val="0"/>
-          <w:numId w:val="1048"/>
-        </w:numPr>
-        <w:pStyle w:val="Compact"/>
-      </w:pPr>
-      <w:r>
-        <w:t xml:space="preserve">☐ 各回の持ち物一覧（第4部4-2の表）</w:t>
-      </w:r>
-    </w:p>
-    <w:p>
-      <w:pPr>
-        <w:numPr>
-          <w:ilvl w:val="0"/>
-          <w:numId w:val="1048"/>
-        </w:numPr>
-        <w:pStyle w:val="Compact"/>
-      </w:pPr>
-      <w:r>
-        <w:t xml:space="preserve">☐ 質問窓口と返信目安の案内</w:t>
-      </w:r>
-    </w:p>
-    <w:p>
-      <w:pPr>
-        <w:numPr>
-          <w:ilvl w:val="0"/>
-          <w:numId w:val="1048"/>
-        </w:numPr>
-        <w:pStyle w:val="Compact"/>
-      </w:pPr>
-      <w:r>
-        <w:t xml:space="preserve">☐ 機密・録画の取り扱いの書面</w:t>
-      </w:r>
-    </w:p>
-    <w:p>
-      <w:pPr>
-        <w:numPr>
-          <w:ilvl w:val="0"/>
-          <w:numId w:val="1048"/>
-        </w:numPr>
-        <w:pStyle w:val="Compact"/>
-      </w:pPr>
-      <w:r>
-        <w:t xml:space="preserve">☐ 習得チェックリスト（第5部5-1）</w:t>
-      </w:r>
-    </w:p>
-    <w:p>
-      <w:r>
-        <w:pict>
-          <v:rect style="width:0;height:1.5pt" o:hralign="center" o:hrstd="t" o:hr="t"/>
-        </w:pict>
-      </w:r>
-    </w:p>
-    <w:p>
-      <w:pPr>
-        <w:pStyle w:val="FirstParagraph"/>
-      </w:pPr>
-      <w:r>
-        <w:rPr>
-          <w:bCs/>
-          <w:b/>
-        </w:rPr>
-        <w:t xml:space="preserve">本ハンドブックの改訂記録</w:t>
-      </w:r>
-    </w:p>
-    <w:tbl>
-      <w:tblPr>
-        <w:tblStyle w:val="Table"/>
-        <w:tblW w:type="pct" w:w="5000"/>
-        <w:tblLook w:firstRow="1" w:lastRow="0" w:firstColumn="0" w:lastColumn="0" w:noHBand="0" w:noVBand="0" w:val="0020"/>
-        <w:jc w:val="start"/>
-      </w:tblPr>
-      <w:tblGrid>
-        <w:gridCol w:w="2640"/>
-        <w:gridCol w:w="2640"/>
-        <w:gridCol w:w="2640"/>
-      </w:tblGrid>
-      <w:tr>
-        <w:trPr>
-          <w:tblHeader w:val="true"/>
-        </w:trPr>
-        <w:tc>
-          <w:tcPr/>
-          <w:p>
-            <w:pPr>
-              <w:pStyle w:val="Compact"/>
-              <w:jc w:val="left"/>
-            </w:pPr>
-            <w:r>
               <w:t xml:space="preserve">版</w:t>
             </w:r>
           </w:p>
@@ -23311,8 +22995,46 @@
           </w:p>
         </w:tc>
       </w:tr>
+      <w:tr>
+        <w:tc>
+          <w:tcPr/>
+          <w:p>
+            <w:pPr>
+              <w:pStyle w:val="Compact"/>
+              <w:jc w:val="left"/>
+            </w:pPr>
+            <w:r>
+              <w:t xml:space="preserve">2026年9月版 rev.2</w:t>
+            </w:r>
+          </w:p>
+        </w:tc>
+        <w:tc>
+          <w:tcPr/>
+          <w:p>
+            <w:pPr>
+              <w:pStyle w:val="Compact"/>
+              <w:jc w:val="left"/>
+            </w:pPr>
+            <w:r>
+              <w:t xml:space="preserve">2026-09-11</w:t>
+            </w:r>
+          </w:p>
+        </w:tc>
+        <w:tc>
+          <w:tcPr/>
+          <w:p>
+            <w:pPr>
+              <w:pStyle w:val="Compact"/>
+              <w:jc w:val="left"/>
+            </w:pPr>
+            <w:r>
+              <w:t xml:space="preserve">第5部から社内検討用の論点セクションを削除。商品設計に関する検討は本書では扱わず、設計メモ側で管理する。</w:t>
+            </w:r>
+          </w:p>
+        </w:tc>
+      </w:tr>
     </w:tbl>
-    <w:bookmarkEnd w:id="200"/>
+    <w:bookmarkEnd w:id="199"/>
     <w:sectPr>
       <w:footerReference w:type="default" r:id="rId9"/>
     </w:sectPr>

--- a/docs/AI実装講座_1対1版_講師用ハンドブック.docx
+++ b/docs/AI実装講座_1対1版_講師用ハンドブック.docx
@@ -3344,17 +3344,24 @@
               <w:jc w:val="left"/>
             </w:pPr>
             <w:r>
-              <w:t xml:space="preserve">第3回と第4回を</w:t>
-            </w:r>
-            <w:r>
               <w:rPr>
                 <w:bCs/>
                 <w:b/>
               </w:rPr>
-              <w:t xml:space="preserve">1回に統合</w:t>
-            </w:r>
-            <w:r>
-              <w:t xml:space="preserve">し、空いた1回分を第9回・第10回に配分する（回数は12回のまま）</w:t>
+              <w:t xml:space="preserve">回数は動かさない。</w:t>
+            </w:r>
+            <w:r>
+              <w:t xml:space="preserve">第3回・第4回の中身を「新しく作る」から「</w:t>
+            </w:r>
+            <w:r>
+              <w:rPr>
+                <w:bCs/>
+                <w:b/>
+              </w:rPr>
+              <w:t xml:space="preserve">すでにある指示文と分析の棚卸し・作り直し</w:t>
+            </w:r>
+            <w:r>
+              <w:t xml:space="preserve">」に置き換え、浮いた時間を第9回・第10回の予習に充てる</w:t>
             </w:r>
           </w:p>
         </w:tc>
@@ -3414,6 +3421,31 @@
       </w:r>
       <w:r>
         <w:t xml:space="preserve">初回は緊張と見栄で実力より高く出ることが多い。</w:t>
+      </w:r>
+    </w:p>
+    <w:p>
+      <w:pPr>
+        <w:pStyle w:val="BodyText"/>
+      </w:pPr>
+      <w:r>
+        <w:rPr>
+          <w:bCs/>
+          <w:b/>
+        </w:rPr>
+        <w:t xml:space="preserve">回数の組み替えを含む調整はしない。</w:t>
+      </w:r>
+      <w:r>
+        <w:t xml:space="preserve"> </w:t>
+      </w:r>
+      <w:r>
+        <w:t xml:space="preserve">日程は第1回で12回分を確定させるため、第3回終了時に回数を動かすことは物理的にできない。</w:t>
+      </w:r>
+      <w:r>
+        <w:rPr>
+          <w:bCs/>
+          <w:b/>
+        </w:rPr>
+        <w:t xml:space="preserve">調整はすべて「各回の中身の置き換え」で行う。</w:t>
       </w:r>
     </w:p>
     <w:p>
@@ -6710,7 +6742,7 @@
     </w:p>
     <w:bookmarkEnd w:id="56"/>
     <w:bookmarkEnd w:id="57"/>
-    <w:bookmarkStart w:id="174" w:name="第3部-第2回第12回-レッスンプラン"/>
+    <w:bookmarkStart w:id="175" w:name="第3部-第2回第12回-レッスンプラン"/>
     <w:p>
       <w:pPr>
         <w:pStyle w:val="Heading1"/>
@@ -6735,6 +6767,40 @@
       </w:r>
       <w:r>
         <w:t xml:space="preserve">である。そのまま読むと1対1では白々しく響く。</w:t>
+      </w:r>
+    </w:p>
+    <w:p>
+      <w:pPr>
+        <w:pStyle w:val="BlockText"/>
+      </w:pPr>
+      <w:r>
+        <w:t xml:space="preserve">🔴</w:t>
+      </w:r>
+      <w:r>
+        <w:t xml:space="preserve"> </w:t>
+      </w:r>
+      <w:r>
+        <w:rPr>
+          <w:bCs/>
+          <w:b/>
+        </w:rPr>
+        <w:t xml:space="preserve">各回の「匿名事例」は、事例の型を示すためのプレースホルダーである。実在の事例ではない。</w:t>
+      </w:r>
+      <w:r>
+        <w:t xml:space="preserve"> </w:t>
+      </w:r>
+      <w:r>
+        <w:t xml:space="preserve">第1期の前に、5-2の手順で実在の事例（公的調査・業界団体の事例集・自分の案件）に差し替えること。</w:t>
+      </w:r>
+      <w:r>
+        <w:rPr>
+          <w:bCs/>
+          <w:b/>
+        </w:rPr>
+        <w:t xml:space="preserve">差し替えるまでは「ある会社では」と言わない。</w:t>
+      </w:r>
+      <w:r>
+        <w:t xml:space="preserve">「こういう型が多い」「よく起きるのは」という一般論として話す。登壇資料と読む資料は、この方針に合わせて既に一般論の書き方に直してある。</w:t>
       </w:r>
     </w:p>
     <w:p>
@@ -7629,13 +7695,13 @@
       </w:r>
     </w:p>
     <w:bookmarkEnd w:id="66"/>
-    <w:bookmarkStart w:id="67" w:name="匿名事例この回で出すもの"/>
+    <w:bookmarkStart w:id="67" w:name="匿名事例プレースホルダー要差し替え"/>
     <w:p>
       <w:pPr>
         <w:pStyle w:val="Heading3"/>
       </w:pPr>
       <w:r>
-        <w:t xml:space="preserve">匿名事例（この回で出すもの）</w:t>
+        <w:t xml:space="preserve">匿名事例（プレースホルダー・要差し替え）</w:t>
       </w:r>
     </w:p>
     <w:p>
@@ -8448,13 +8514,13 @@
       </w:r>
     </w:p>
     <w:bookmarkEnd w:id="76"/>
-    <w:bookmarkStart w:id="77" w:name="匿名事例"/>
+    <w:bookmarkStart w:id="77" w:name="匿名事例プレースホルダー要差し替え-1"/>
     <w:p>
       <w:pPr>
         <w:pStyle w:val="Heading3"/>
       </w:pPr>
       <w:r>
-        <w:t xml:space="preserve">匿名事例</w:t>
+        <w:t xml:space="preserve">匿名事例（プレースホルダー・要差し替え）</w:t>
       </w:r>
     </w:p>
     <w:p>
@@ -9204,13 +9270,13 @@
       </w:r>
     </w:p>
     <w:bookmarkEnd w:id="87"/>
-    <w:bookmarkStart w:id="88" w:name="匿名事例-1"/>
+    <w:bookmarkStart w:id="88" w:name="匿名事例プレースホルダー要差し替え-2"/>
     <w:p>
       <w:pPr>
         <w:pStyle w:val="Heading3"/>
       </w:pPr>
       <w:r>
-        <w:t xml:space="preserve">匿名事例</w:t>
+        <w:t xml:space="preserve">匿名事例（プレースホルダー・要差し替え）</w:t>
       </w:r>
     </w:p>
     <w:p>
@@ -9625,60 +9691,13 @@
       </w:r>
     </w:p>
     <w:bookmarkEnd w:id="94"/>
-    <w:bookmarkStart w:id="95" w:name="ai利用ルール-v1a41枚のテンプレ"/>
+    <w:bookmarkStart w:id="95" w:name="ai利用ルール-v1a41枚"/>
     <w:p>
       <w:pPr>
         <w:pStyle w:val="Heading3"/>
       </w:pPr>
       <w:r>
-        <w:t xml:space="preserve">AI利用ルール v1（A4・1枚のテンプレ）</w:t>
-      </w:r>
-    </w:p>
-    <w:p>
-      <w:pPr>
-        <w:pStyle w:val="SourceCode"/>
-      </w:pPr>
-      <w:r>
-        <w:rPr>
-          <w:rStyle w:val="VerbatimChar"/>
-        </w:rPr>
-        <w:t xml:space="preserve">1. 使ってよいAI：           （会社が契約しているもの）</w:t>
-      </w:r>
-      <w:r>
-        <w:br/>
-      </w:r>
-      <w:r>
-        <w:rPr>
-          <w:rStyle w:val="VerbatimChar"/>
-        </w:rPr>
-        <w:t xml:space="preserve">2. 入れてはいけない情報：個人情報／未公開の取引条件／パスワード</w:t>
-      </w:r>
-      <w:r>
-        <w:br/>
-      </w:r>
-      <w:r>
-        <w:rPr>
-          <w:rStyle w:val="VerbatimChar"/>
-        </w:rPr>
-        <w:t xml:space="preserve">3. 出力の確認責任は使った人が持つ。そのまま外に出してよい業務／だめな業務</w:t>
-      </w:r>
-      <w:r>
-        <w:br/>
-      </w:r>
-      <w:r>
-        <w:rPr>
-          <w:rStyle w:val="VerbatimChar"/>
-        </w:rPr>
-        <w:t xml:space="preserve">4. 迷ったときの相談先：      さん</w:t>
-      </w:r>
-      <w:r>
-        <w:br/>
-      </w:r>
-      <w:r>
-        <w:rPr>
-          <w:rStyle w:val="VerbatimChar"/>
-        </w:rPr>
-        <w:t xml:space="preserve">5. このルールの見直し：3か月ごと</w:t>
+        <w:t xml:space="preserve">AI利用ルール v1（A4・1枚）</w:t>
       </w:r>
     </w:p>
     <w:p>
@@ -9690,6 +9709,71 @@
           <w:bCs/>
           <w:b/>
         </w:rPr>
+        <w:t xml:space="preserve">成果物テンプレート集 文書編の「⑥ AI利用ルール v1」をそのまま埋める。</w:t>
+      </w:r>
+      <w:r>
+        <w:t xml:space="preserve"> </w:t>
+      </w:r>
+      <w:r>
+        <w:t xml:space="preserve">5項目は次のとおり（テンプレート側が正）。</w:t>
+      </w:r>
+    </w:p>
+    <w:p>
+      <w:pPr>
+        <w:pStyle w:val="SourceCode"/>
+      </w:pPr>
+      <w:r>
+        <w:rPr>
+          <w:rStyle w:val="VerbatimChar"/>
+        </w:rPr>
+        <w:t xml:space="preserve">1. 入れてよい情報：公開している情報／社内の一般的な文書／自分で書いた文章。迷ったら窓口へ</w:t>
+      </w:r>
+      <w:r>
+        <w:br/>
+      </w:r>
+      <w:r>
+        <w:rPr>
+          <w:rStyle w:val="VerbatimChar"/>
+        </w:rPr>
+        <w:t xml:space="preserve">2. 入れてはいけない情報：①個人名と連絡先 ②取引先名と取引条件 ③単価・原価 ④図面と仕様書</w:t>
+      </w:r>
+      <w:r>
+        <w:br/>
+      </w:r>
+      <w:r>
+        <w:rPr>
+          <w:rStyle w:val="VerbatimChar"/>
+        </w:rPr>
+        <w:t xml:space="preserve">3. 出力の扱い：社外に出すものは、送信前に必ず担当者が確認する（確認する人を実名で書く）</w:t>
+      </w:r>
+      <w:r>
+        <w:br/>
+      </w:r>
+      <w:r>
+        <w:rPr>
+          <w:rStyle w:val="VerbatimChar"/>
+        </w:rPr>
+        <w:t xml:space="preserve">4. アカウントと費用：会社が契約したアカウントを使う。個人名義・個人のカードで契約しない</w:t>
+      </w:r>
+      <w:r>
+        <w:br/>
+      </w:r>
+      <w:r>
+        <w:rPr>
+          <w:rStyle w:val="VerbatimChar"/>
+        </w:rPr>
+        <w:t xml:space="preserve">5. 困ったときの窓口：      さん（内線   ）</w:t>
+      </w:r>
+    </w:p>
+    <w:p>
+      <w:pPr>
+        <w:pStyle w:val="FirstParagraph"/>
+      </w:pPr>
+      <w:r>
+        <w:rPr>
+          <w:bCs/>
+          <w:b/>
+        </w:rPr>
         <w:t xml:space="preserve">5項目以上に増やさない。</w:t>
       </w:r>
       <w:r>
@@ -9697,6 +9781,16 @@
       </w:r>
       <w:r>
         <w:t xml:space="preserve">増やすと読まれず、読まれないルールは無いのと同じ。</w:t>
+      </w:r>
+      <w:r>
+        <w:rPr>
+          <w:bCs/>
+          <w:b/>
+        </w:rPr>
+        <w:t xml:space="preserve">「出力の確認責任は使った人が持つ」は3項目目の中で口頭で補う</w:t>
+      </w:r>
+      <w:r>
+        <w:t xml:space="preserve">（書面に責任の話を増やすと、社員が使わなくなる）。</w:t>
       </w:r>
     </w:p>
     <w:bookmarkEnd w:id="95"/>
@@ -9897,13 +9991,13 @@
       </w:tr>
     </w:tbl>
     <w:bookmarkEnd w:id="98"/>
-    <w:bookmarkStart w:id="99" w:name="匿名事例-2"/>
+    <w:bookmarkStart w:id="99" w:name="匿名事例プレースホルダー要差し替え-3"/>
     <w:p>
       <w:pPr>
         <w:pStyle w:val="Heading3"/>
       </w:pPr>
       <w:r>
-        <w:t xml:space="preserve">匿名事例</w:t>
+        <w:t xml:space="preserve">匿名事例（プレースホルダー・要差し替え）</w:t>
       </w:r>
     </w:p>
     <w:p>
@@ -10174,19 +10268,29 @@
               <w:jc w:val="left"/>
             </w:pPr>
             <w:r>
-              <w:t xml:space="preserve">0:00–0:15</w:t>
-            </w:r>
-          </w:p>
-        </w:tc>
-        <w:tc>
-          <w:tcPr/>
-          <w:p>
-            <w:pPr>
-              <w:pStyle w:val="Compact"/>
-              <w:jc w:val="left"/>
-            </w:pPr>
-            <w:r>
-              <w:t xml:space="preserve">講師から趣旨説明（社員の緊張をほぐす。「評価の場ではない」と明言）</w:t>
+              <w:t xml:space="preserve">0:00–0:05</w:t>
+            </w:r>
+          </w:p>
+        </w:tc>
+        <w:tc>
+          <w:tcPr/>
+          <w:p>
+            <w:pPr>
+              <w:pStyle w:val="Compact"/>
+              <w:jc w:val="left"/>
+            </w:pPr>
+            <w:r>
+              <w:t xml:space="preserve">講師から趣旨説明（</w:t>
+            </w:r>
+            <w:r>
+              <w:rPr>
+                <w:bCs/>
+                <w:b/>
+              </w:rPr>
+              <w:t xml:space="preserve">5分。</w:t>
+            </w:r>
+            <w:r>
+              <w:t xml:space="preserve">「評価の場ではない」とだけ言って引く）</w:t>
             </w:r>
           </w:p>
         </w:tc>
@@ -10212,7 +10316,7 @@
               <w:jc w:val="left"/>
             </w:pPr>
             <w:r>
-              <w:t xml:space="preserve">0:15–0:30</w:t>
+              <w:t xml:space="preserve">0:05–0:20</w:t>
             </w:r>
           </w:p>
         </w:tc>
@@ -10257,7 +10361,7 @@
               <w:jc w:val="left"/>
             </w:pPr>
             <w:r>
-              <w:t xml:space="preserve">0:30–0:50</w:t>
+              <w:t xml:space="preserve">0:20–0:45</w:t>
             </w:r>
           </w:p>
         </w:tc>
@@ -10295,45 +10399,52 @@
               <w:jc w:val="left"/>
             </w:pPr>
             <w:r>
-              <w:t xml:space="preserve">0:50–1:15</w:t>
-            </w:r>
-          </w:p>
-        </w:tc>
-        <w:tc>
-          <w:tcPr/>
-          <w:p>
-            <w:pPr>
-              <w:pStyle w:val="Compact"/>
-              <w:jc w:val="left"/>
-            </w:pPr>
-            <w:r>
-              <w:t xml:space="preserve">社員からの質問・不安の吸い上げ（講師が拾って言語化する）</w:t>
-            </w:r>
-          </w:p>
-        </w:tc>
-        <w:tc>
-          <w:tcPr/>
-          <w:p>
-            <w:pPr>
-              <w:pStyle w:val="Compact"/>
-              <w:jc w:val="left"/>
-            </w:pPr>
-            <w:r>
-              <w:t xml:space="preserve">全員</w:t>
-            </w:r>
-          </w:p>
-        </w:tc>
-      </w:tr>
-      <w:tr>
-        <w:tc>
-          <w:tcPr/>
-          <w:p>
-            <w:pPr>
-              <w:pStyle w:val="Compact"/>
-              <w:jc w:val="left"/>
-            </w:pPr>
-            <w:r>
-              <w:t xml:space="preserve">1:15–1:35</w:t>
+              <w:t xml:space="preserve">0:45–1:15</w:t>
+            </w:r>
+          </w:p>
+        </w:tc>
+        <w:tc>
+          <w:tcPr/>
+          <w:p>
+            <w:pPr>
+              <w:pStyle w:val="Compact"/>
+              <w:jc w:val="left"/>
+            </w:pPr>
+            <w:r>
+              <w:t xml:space="preserve">社員からの質問・不安の吸い上げ。</w:t>
+            </w:r>
+            <w:r>
+              <w:rPr>
+                <w:bCs/>
+                <w:b/>
+              </w:rPr>
+              <w:t xml:space="preserve">講師は発言を板書するだけ。答えるのは受講者</w:t>
+            </w:r>
+          </w:p>
+        </w:tc>
+        <w:tc>
+          <w:tcPr/>
+          <w:p>
+            <w:pPr>
+              <w:pStyle w:val="Compact"/>
+              <w:jc w:val="left"/>
+            </w:pPr>
+            <w:r>
+              <w:t xml:space="preserve">社員＋受講者</w:t>
+            </w:r>
+          </w:p>
+        </w:tc>
+      </w:tr>
+      <w:tr>
+        <w:tc>
+          <w:tcPr/>
+          <w:p>
+            <w:pPr>
+              <w:pStyle w:val="Compact"/>
+              <w:jc w:val="left"/>
+            </w:pPr>
+            <w:r>
+              <w:t xml:space="preserve">1:15–1:45</w:t>
             </w:r>
           </w:p>
         </w:tc>
@@ -10371,19 +10482,29 @@
               <w:jc w:val="left"/>
             </w:pPr>
             <w:r>
-              <w:t xml:space="preserve">1:35–2:00</w:t>
-            </w:r>
-          </w:p>
-        </w:tc>
-        <w:tc>
-          <w:tcPr/>
-          <w:p>
-            <w:pPr>
-              <w:pStyle w:val="Compact"/>
-              <w:jc w:val="left"/>
-            </w:pPr>
-            <w:r>
-              <w:t xml:space="preserve">上級編の方針決め・宿題・記録</w:t>
+              <w:t xml:space="preserve">1:45–2:00</w:t>
+            </w:r>
+          </w:p>
+        </w:tc>
+        <w:tc>
+          <w:tcPr/>
+          <w:p>
+            <w:pPr>
+              <w:pStyle w:val="Compact"/>
+              <w:jc w:val="left"/>
+            </w:pPr>
+            <w:r>
+              <w:t xml:space="preserve">宿題・記録（</w:t>
+            </w:r>
+            <w:r>
+              <w:rPr>
+                <w:bCs/>
+                <w:b/>
+              </w:rPr>
+              <w:t xml:space="preserve">上級編の方針は別枠のメールで</w:t>
+            </w:r>
+            <w:r>
+              <w:t xml:space="preserve">。ここで講師が話し始めない）</w:t>
             </w:r>
           </w:p>
         </w:tc>
@@ -10401,6 +10522,37 @@
         </w:tc>
       </w:tr>
     </w:tbl>
+    <w:p>
+      <w:pPr>
+        <w:pStyle w:val="BodyText"/>
+      </w:pPr>
+      <w:r>
+        <w:rPr>
+          <w:bCs/>
+          <w:b/>
+        </w:rPr>
+        <w:t xml:space="preserve">この回の講師の発話は、合計15分以内。</w:t>
+      </w:r>
+      <w:r>
+        <w:t xml:space="preserve"> </w:t>
+      </w:r>
+      <w:r>
+        <w:t xml:space="preserve">原則1の35分ではなく、さらに厳しく取る。</w:t>
+      </w:r>
+      <w:r>
+        <w:rPr>
+          <w:bCs/>
+          <w:b/>
+        </w:rPr>
+        <w:t xml:space="preserve">社員の前で最も長く喋るのが講師になった時点で、この回は失敗している。</w:t>
+      </w:r>
+      <w:r>
+        <w:t xml:space="preserve"> </w:t>
+      </w:r>
+      <w:r>
+        <w:t xml:space="preserve">質問の吸い上げでも、講師の仕事は「いま○○さんが言ったのは、こういうことですか」と板書することまで。言語化の主語は受講者に置く。</w:t>
+      </w:r>
+    </w:p>
     <w:bookmarkEnd w:id="104"/>
     <w:bookmarkStart w:id="105" w:name="社員から必ず出る質問講師が先回りして答えを用意しておく"/>
     <w:p>
@@ -10534,7 +10686,7 @@
               <w:jc w:val="left"/>
             </w:pPr>
             <w:r>
-              <w:t xml:space="preserve">AI利用ルールv1の3項目目（確認責任は使った人が持つ）を見せ、具体的な確認の置き方は第9回で設計すると伝える</w:t>
+              <w:t xml:space="preserve">AI利用ルールv1の3項目目（社外に出すものは送信前に担当者が確認する）を見せ、具体的な確認の置き方は第9回で設計すると伝える</w:t>
             </w:r>
           </w:p>
         </w:tc>
@@ -10798,13 +10950,13 @@
       </w:tr>
     </w:tbl>
     <w:bookmarkEnd w:id="108"/>
-    <w:bookmarkStart w:id="109" w:name="匿名事例-3"/>
+    <w:bookmarkStart w:id="109" w:name="匿名事例プレースホルダー要差し替え-4"/>
     <w:p>
       <w:pPr>
         <w:pStyle w:val="Heading3"/>
       </w:pPr>
       <w:r>
-        <w:t xml:space="preserve">匿名事例</w:t>
+        <w:t xml:space="preserve">匿名事例（プレースホルダー・要差し替え）</w:t>
       </w:r>
     </w:p>
     <w:p>
@@ -10907,7 +11059,7 @@
       </w:r>
     </w:p>
     <w:bookmarkEnd w:id="111"/>
-    <w:bookmarkStart w:id="121" w:name="第7回-手作業のつなぎ目をなくす自動化"/>
+    <w:bookmarkStart w:id="122" w:name="第7回-手作業のつなぎ目をなくす自動化"/>
     <w:p>
       <w:pPr>
         <w:pStyle w:val="Heading2"/>
@@ -11699,7 +11851,7 @@
       </w:r>
     </w:p>
     <w:bookmarkEnd w:id="118"/>
-    <w:bookmarkStart w:id="119" w:name="レベル別調整-4"/>
+    <w:bookmarkStart w:id="120" w:name="レベル別調整-4"/>
     <w:p>
       <w:pPr>
         <w:pStyle w:val="Heading3"/>
@@ -11739,14 +11891,327 @@
         <w:t xml:space="preserve">Lv.4以上：例外処理（失敗したときの通知）まで組む</w:t>
       </w:r>
     </w:p>
+    <w:bookmarkStart w:id="119" w:name="lv.12のときの宿題前提成果物の差し替え必ずセットで"/>
+    <w:p>
+      <w:pPr>
+        <w:pStyle w:val="Heading4"/>
+      </w:pPr>
+      <w:r>
+        <w:t xml:space="preserve">🔴 Lv.1〜2のときの、宿題・前提・成果物の差し替え（必ずセットで）</w:t>
+      </w:r>
+    </w:p>
+    <w:p>
+      <w:pPr>
+        <w:pStyle w:val="FirstParagraph"/>
+      </w:pPr>
+      <w:r>
+        <w:t xml:space="preserve">講師が組んだフローを受講者の本番業務で1週間流すことはできない。</w:t>
+      </w:r>
+      <w:r>
+        <w:rPr>
+          <w:bCs/>
+          <w:b/>
+        </w:rPr>
+        <w:t xml:space="preserve">放置すると第8回の前提・習得チェックリスト・修了時の成果物⑧が、連鎖して空欄になる。</w:t>
+      </w:r>
+      <w:r>
+        <w:t xml:space="preserve"> </w:t>
+      </w:r>
+      <w:r>
+        <w:t xml:space="preserve">次のように置き換える。</w:t>
+      </w:r>
+    </w:p>
+    <w:tbl>
+      <w:tblPr>
+        <w:tblStyle w:val="Table"/>
+        <w:tblW w:type="pct" w:w="5000"/>
+        <w:tblLook w:firstRow="1" w:lastRow="0" w:firstColumn="0" w:lastColumn="0" w:noHBand="0" w:noVBand="0" w:val="0020"/>
+        <w:jc w:val="start"/>
+      </w:tblPr>
+      <w:tblGrid>
+        <w:gridCol w:w="2640"/>
+        <w:gridCol w:w="2640"/>
+        <w:gridCol w:w="2640"/>
+      </w:tblGrid>
+      <w:tr>
+        <w:trPr>
+          <w:tblHeader w:val="true"/>
+        </w:trPr>
+        <w:tc>
+          <w:tcPr/>
+          <w:p>
+            <w:pPr>
+              <w:pStyle w:val="Compact"/>
+            </w:pPr>
+          </w:p>
+        </w:tc>
+        <w:tc>
+          <w:tcPr/>
+          <w:p>
+            <w:pPr>
+              <w:pStyle w:val="Compact"/>
+              <w:jc w:val="left"/>
+            </w:pPr>
+            <w:r>
+              <w:t xml:space="preserve">標準</w:t>
+            </w:r>
+          </w:p>
+        </w:tc>
+        <w:tc>
+          <w:tcPr/>
+          <w:p>
+            <w:pPr>
+              <w:pStyle w:val="Compact"/>
+              <w:jc w:val="left"/>
+            </w:pPr>
+            <w:r>
+              <w:rPr>
+                <w:bCs/>
+                <w:b/>
+              </w:rPr>
+              <w:t xml:space="preserve">Lv.1〜2版</w:t>
+            </w:r>
+          </w:p>
+        </w:tc>
+      </w:tr>
+      <w:tr>
+        <w:tc>
+          <w:tcPr/>
+          <w:p>
+            <w:pPr>
+              <w:pStyle w:val="Compact"/>
+              <w:jc w:val="left"/>
+            </w:pPr>
+            <w:r>
+              <w:t xml:space="preserve">到達点</w:t>
+            </w:r>
+          </w:p>
+        </w:tc>
+        <w:tc>
+          <w:tcPr/>
+          <w:p>
+            <w:pPr>
+              <w:pStyle w:val="Compact"/>
+              <w:jc w:val="left"/>
+            </w:pPr>
+            <w:r>
+              <w:t xml:space="preserve">自動化フローが1本つながって動いている</w:t>
+            </w:r>
+          </w:p>
+        </w:tc>
+        <w:tc>
+          <w:tcPr/>
+          <w:p>
+            <w:pPr>
+              <w:pStyle w:val="Compact"/>
+              <w:jc w:val="left"/>
+            </w:pPr>
+            <w:r>
+              <w:rPr>
+                <w:bCs/>
+                <w:b/>
+              </w:rPr>
+              <w:t xml:space="preserve">自動化フロー設計メモ（⑧）が埋まり、外注できる状態になっている</w:t>
+            </w:r>
+          </w:p>
+        </w:tc>
+      </w:tr>
+      <w:tr>
+        <w:tc>
+          <w:tcPr/>
+          <w:p>
+            <w:pPr>
+              <w:pStyle w:val="Compact"/>
+              <w:jc w:val="left"/>
+            </w:pPr>
+            <w:r>
+              <w:t xml:space="preserve">宿題</w:t>
+            </w:r>
+          </w:p>
+        </w:tc>
+        <w:tc>
+          <w:tcPr/>
+          <w:p>
+            <w:pPr>
+              <w:pStyle w:val="Compact"/>
+              <w:jc w:val="left"/>
+            </w:pPr>
+            <w:r>
+              <w:t xml:space="preserve">1週間、本番で流し続ける</w:t>
+            </w:r>
+          </w:p>
+        </w:tc>
+        <w:tc>
+          <w:tcPr/>
+          <w:p>
+            <w:pPr>
+              <w:pStyle w:val="Compact"/>
+              <w:jc w:val="left"/>
+            </w:pPr>
+            <w:r>
+              <w:rPr>
+                <w:bCs/>
+                <w:b/>
+              </w:rPr>
+              <w:t xml:space="preserve">設計メモを持って、外注先または社内のIT担当に1回相談し、見積または可否の回答を1件もらう</w:t>
+            </w:r>
+          </w:p>
+        </w:tc>
+      </w:tr>
+      <w:tr>
+        <w:tc>
+          <w:tcPr/>
+          <w:p>
+            <w:pPr>
+              <w:pStyle w:val="Compact"/>
+              <w:jc w:val="left"/>
+            </w:pPr>
+            <w:r>
+              <w:t xml:space="preserve">第8回の前提</w:t>
+            </w:r>
+          </w:p>
+        </w:tc>
+        <w:tc>
+          <w:tcPr/>
+          <w:p>
+            <w:pPr>
+              <w:pStyle w:val="Compact"/>
+              <w:jc w:val="left"/>
+            </w:pPr>
+            <w:r>
+              <w:t xml:space="preserve">自動化を1本動かした</w:t>
+            </w:r>
+          </w:p>
+        </w:tc>
+        <w:tc>
+          <w:tcPr/>
+          <w:p>
+            <w:pPr>
+              <w:pStyle w:val="Compact"/>
+              <w:jc w:val="left"/>
+            </w:pPr>
+            <w:r>
+              <w:rPr>
+                <w:bCs/>
+                <w:b/>
+              </w:rPr>
+              <w:t xml:space="preserve">どこを自動化するかを決め、設計メモが埋まっている</w:t>
+            </w:r>
+          </w:p>
+        </w:tc>
+      </w:tr>
+      <w:tr>
+        <w:tc>
+          <w:tcPr/>
+          <w:p>
+            <w:pPr>
+              <w:pStyle w:val="Compact"/>
+              <w:jc w:val="left"/>
+            </w:pPr>
+            <w:r>
+              <w:t xml:space="preserve">習得チェック</w:t>
+            </w:r>
+          </w:p>
+        </w:tc>
+        <w:tc>
+          <w:tcPr/>
+          <w:p>
+            <w:pPr>
+              <w:pStyle w:val="Compact"/>
+              <w:jc w:val="left"/>
+            </w:pPr>
+            <w:r>
+              <w:t xml:space="preserve">1本組めた／1週間動いた</w:t>
+            </w:r>
+          </w:p>
+        </w:tc>
+        <w:tc>
+          <w:tcPr/>
+          <w:p>
+            <w:pPr>
+              <w:pStyle w:val="Compact"/>
+              <w:jc w:val="left"/>
+            </w:pPr>
+            <w:r>
+              <w:rPr>
+                <w:bCs/>
+                <w:b/>
+              </w:rPr>
+              <w:t xml:space="preserve">設計メモの「止まったら誰が気づくか」まで埋まり、発注先候補が1件書かれている</w:t>
+            </w:r>
+          </w:p>
+        </w:tc>
+      </w:tr>
+      <w:tr>
+        <w:tc>
+          <w:tcPr/>
+          <w:p>
+            <w:pPr>
+              <w:pStyle w:val="Compact"/>
+              <w:jc w:val="left"/>
+            </w:pPr>
+            <w:r>
+              <w:t xml:space="preserve">修了時の成果物</w:t>
+            </w:r>
+          </w:p>
+        </w:tc>
+        <w:tc>
+          <w:tcPr/>
+          <w:p>
+            <w:pPr>
+              <w:pStyle w:val="Compact"/>
+              <w:jc w:val="left"/>
+            </w:pPr>
+            <w:r>
+              <w:t xml:space="preserve">⑧ 自動化フロー（動いているもの）</w:t>
+            </w:r>
+          </w:p>
+        </w:tc>
+        <w:tc>
+          <w:tcPr/>
+          <w:p>
+            <w:pPr>
+              <w:pStyle w:val="Compact"/>
+              <w:jc w:val="left"/>
+            </w:pPr>
+            <w:r>
+              <w:rPr>
+                <w:bCs/>
+                <w:b/>
+              </w:rPr>
+              <w:t xml:space="preserve">⑧ 自動化フロー設計メモ＋発注先候補</w:t>
+            </w:r>
+          </w:p>
+        </w:tc>
+      </w:tr>
+    </w:tbl>
+    <w:p>
+      <w:pPr>
+        <w:pStyle w:val="BodyText"/>
+      </w:pPr>
+      <w:r>
+        <w:rPr>
+          <w:bCs/>
+          <w:b/>
+        </w:rPr>
+        <w:t xml:space="preserve">修了時の引き渡しリストは、標準版とLv.1〜2版の2種を用意する。</w:t>
+      </w:r>
+      <w:r>
+        <w:t xml:space="preserve"> </w:t>
+      </w:r>
+      <w:r>
+        <w:t xml:space="preserve">動いていないものを「12点お渡しします」に含めない。</w:t>
+      </w:r>
+    </w:p>
     <w:bookmarkEnd w:id="119"/>
-    <w:bookmarkStart w:id="120" w:name="匿名事例-4"/>
+    <w:bookmarkEnd w:id="120"/>
+    <w:bookmarkStart w:id="121" w:name="匿名事例プレースホルダー要差し替え-5"/>
     <w:p>
       <w:pPr>
         <w:pStyle w:val="Heading3"/>
       </w:pPr>
       <w:r>
-        <w:t xml:space="preserve">匿名事例</w:t>
+        <w:t xml:space="preserve">匿名事例（プレースホルダー・要差し替え）</w:t>
       </w:r>
     </w:p>
     <w:p>
@@ -11774,9 +12239,9 @@
         </w:pict>
       </w:r>
     </w:p>
-    <w:bookmarkEnd w:id="120"/>
     <w:bookmarkEnd w:id="121"/>
-    <w:bookmarkStart w:id="132" w:name="第8回-社内の知識を検索できるようにする"/>
+    <w:bookmarkEnd w:id="122"/>
+    <w:bookmarkStart w:id="133" w:name="第8回-社内の知識を検索できるようにする"/>
     <w:p>
       <w:pPr>
         <w:pStyle w:val="Heading2"/>
@@ -11785,7 +12250,7 @@
         <w:t xml:space="preserve">第8回　社内の知識を検索できるようにする</w:t>
       </w:r>
     </w:p>
-    <w:bookmarkStart w:id="122" w:name="ねらい-6"/>
+    <w:bookmarkStart w:id="123" w:name="ねらい-6"/>
     <w:p>
       <w:pPr>
         <w:pStyle w:val="Heading3"/>
@@ -11802,8 +12267,8 @@
         <w:t xml:space="preserve">「あの資料どこ」「前どうしたっけ」を消す。ノウハウが特定の人に偏っている状態（定着阻害の主要因）への直接の打ち手。</w:t>
       </w:r>
     </w:p>
-    <w:bookmarkEnd w:id="122"/>
-    <w:bookmarkStart w:id="123" w:name="到達点-5"/>
+    <w:bookmarkEnd w:id="123"/>
+    <w:bookmarkStart w:id="124" w:name="到達点-5"/>
     <w:p>
       <w:pPr>
         <w:pStyle w:val="Heading3"/>
@@ -11855,8 +12320,8 @@
         <w:t xml:space="preserve">「資料にないことは答えない」が効いていることを確認した</w:t>
       </w:r>
     </w:p>
-    <w:bookmarkEnd w:id="123"/>
-    <w:bookmarkStart w:id="124" w:name="分の配分-6"/>
+    <w:bookmarkEnd w:id="124"/>
+    <w:bookmarkStart w:id="125" w:name="分の配分-6"/>
     <w:p>
       <w:pPr>
         <w:pStyle w:val="Heading3"/>
@@ -12046,8 +12511,8 @@
         </w:tc>
       </w:tr>
     </w:tbl>
-    <w:bookmarkEnd w:id="124"/>
-    <w:bookmarkStart w:id="125" w:name="領域の選び方"/>
+    <w:bookmarkEnd w:id="125"/>
+    <w:bookmarkStart w:id="126" w:name="領域の選び方"/>
     <w:p>
       <w:pPr>
         <w:pStyle w:val="Heading3"/>
@@ -12092,8 +12557,8 @@
         <w:t xml:space="preserve">- 過去の見積・提案（数字が絡むので精度検証が必須）</w:t>
       </w:r>
     </w:p>
-    <w:bookmarkEnd w:id="125"/>
-    <w:bookmarkStart w:id="126" w:name="精度の見方この回で必ずやる"/>
+    <w:bookmarkEnd w:id="126"/>
+    <w:bookmarkStart w:id="127" w:name="精度の見方この回で必ずやる"/>
     <w:p>
       <w:pPr>
         <w:pStyle w:val="Heading3"/>
@@ -12178,8 +12643,8 @@
         <w:t xml:space="preserve">「答えられない」は正常な機能である、と経営者に理解させるのがこの回の隠れた目的。</w:t>
       </w:r>
     </w:p>
-    <w:bookmarkEnd w:id="126"/>
-    <w:bookmarkStart w:id="127" w:name="不足資料リストの様式"/>
+    <w:bookmarkEnd w:id="127"/>
+    <w:bookmarkStart w:id="128" w:name="不足資料リストの様式"/>
     <w:p>
       <w:pPr>
         <w:pStyle w:val="Heading3"/>
@@ -12286,8 +12751,8 @@
         <w:t xml:space="preserve">「AIを入れたら、自社に何が無いかが分かった」というのが本講座で最も価値のある副産物である。</w:t>
       </w:r>
     </w:p>
-    <w:bookmarkEnd w:id="127"/>
-    <w:bookmarkStart w:id="128" w:name="つまずきと対処-6"/>
+    <w:bookmarkEnd w:id="128"/>
+    <w:bookmarkStart w:id="129" w:name="つまずきと対処-6"/>
     <w:p>
       <w:pPr>
         <w:pStyle w:val="Heading3"/>
@@ -12435,8 +12900,8 @@
         </w:tc>
       </w:tr>
     </w:tbl>
-    <w:bookmarkEnd w:id="128"/>
-    <w:bookmarkStart w:id="129" w:name="宿題1つだけ-5"/>
+    <w:bookmarkEnd w:id="129"/>
+    <w:bookmarkStart w:id="130" w:name="宿題1つだけ-5"/>
     <w:p>
       <w:pPr>
         <w:pStyle w:val="Heading3"/>
@@ -12453,8 +12918,8 @@
         <w:t xml:space="preserve">「不足資料リストのうち、最も簡単な1件を埋める（作る・探す・聞き出す のいずれか）。」</w:t>
       </w:r>
     </w:p>
-    <w:bookmarkEnd w:id="129"/>
-    <w:bookmarkStart w:id="130" w:name="レベル別調整-5"/>
+    <w:bookmarkEnd w:id="130"/>
+    <w:bookmarkStart w:id="131" w:name="レベル別調整-5"/>
     <w:p>
       <w:pPr>
         <w:pStyle w:val="Heading3"/>
@@ -12487,14 +12952,14 @@
         <w:t xml:space="preserve">Lv.4以上：2領域目の設計と、領域をまたいだときの精度低下を実験させる</w:t>
       </w:r>
     </w:p>
-    <w:bookmarkEnd w:id="130"/>
-    <w:bookmarkStart w:id="131" w:name="匿名事例-5"/>
+    <w:bookmarkEnd w:id="131"/>
+    <w:bookmarkStart w:id="132" w:name="匿名事例プレースホルダー要差し替え-6"/>
     <w:p>
       <w:pPr>
         <w:pStyle w:val="Heading3"/>
       </w:pPr>
       <w:r>
-        <w:t xml:space="preserve">匿名事例</w:t>
+        <w:t xml:space="preserve">匿名事例（プレースホルダー・要差し替え）</w:t>
       </w:r>
     </w:p>
     <w:p>
@@ -12522,9 +12987,9 @@
         </w:pict>
       </w:r>
     </w:p>
-    <w:bookmarkEnd w:id="131"/>
     <w:bookmarkEnd w:id="132"/>
-    <w:bookmarkStart w:id="142" w:name="第9回-複数の工程をまとめて任せる"/>
+    <w:bookmarkEnd w:id="133"/>
+    <w:bookmarkStart w:id="143" w:name="第9回-複数の工程をまとめて任せる"/>
     <w:p>
       <w:pPr>
         <w:pStyle w:val="Heading2"/>
@@ -12533,7 +12998,7 @@
         <w:t xml:space="preserve">第9回　複数の工程をまとめて任せる</w:t>
       </w:r>
     </w:p>
-    <w:bookmarkStart w:id="133" w:name="ねらい-7"/>
+    <w:bookmarkStart w:id="134" w:name="ねらい-7"/>
     <w:p>
       <w:pPr>
         <w:pStyle w:val="Heading3"/>
@@ -12560,8 +13025,8 @@
         <w:t xml:space="preserve">設計へ。ここが「AIを使う人」と「AIに仕事を任せる人」の分かれ目になる。経営者にとっては、社員に仕事を任せる設計と同じ話である。</w:t>
       </w:r>
     </w:p>
-    <w:bookmarkEnd w:id="133"/>
-    <w:bookmarkStart w:id="134" w:name="到達点-6"/>
+    <w:bookmarkEnd w:id="134"/>
+    <w:bookmarkStart w:id="135" w:name="到達点-6"/>
     <w:p>
       <w:pPr>
         <w:pStyle w:val="Heading3"/>
@@ -12613,8 +13078,8 @@
         <w:t xml:space="preserve">一度、壊れるところまで見た</w:t>
       </w:r>
     </w:p>
-    <w:bookmarkEnd w:id="134"/>
-    <w:bookmarkStart w:id="135" w:name="分の配分-7"/>
+    <w:bookmarkEnd w:id="135"/>
+    <w:bookmarkStart w:id="136" w:name="分の配分-7"/>
     <w:p>
       <w:pPr>
         <w:pStyle w:val="Heading3"/>
@@ -12794,8 +13259,8 @@
         </w:tc>
       </w:tr>
     </w:tbl>
-    <w:bookmarkEnd w:id="135"/>
-    <w:bookmarkStart w:id="136" w:name="多工程タスクの3つの壊れ方この回の理論の核"/>
+    <w:bookmarkEnd w:id="136"/>
+    <w:bookmarkStart w:id="137" w:name="多工程タスクの3つの壊れ方この回の理論の核"/>
     <w:p>
       <w:pPr>
         <w:pStyle w:val="Heading3"/>
@@ -12997,8 +13462,8 @@
         <w:t xml:space="preserve">「新人に3つの仕事をまとめて任せたときに起きることと、まったく同じです」。この対比が最も伝わる。</w:t>
       </w:r>
     </w:p>
-    <w:bookmarkEnd w:id="136"/>
-    <w:bookmarkStart w:id="137" w:name="多工程タスク設計書の様式"/>
+    <w:bookmarkEnd w:id="137"/>
+    <w:bookmarkStart w:id="138" w:name="多工程タスク設計書の様式"/>
     <w:p>
       <w:pPr>
         <w:pStyle w:val="Heading3"/>
@@ -13099,8 +13564,8 @@
         <w:t xml:space="preserve">やめる判断の基準：</w:t>
       </w:r>
     </w:p>
-    <w:bookmarkEnd w:id="137"/>
-    <w:bookmarkStart w:id="138" w:name="つまずきと対処-7"/>
+    <w:bookmarkEnd w:id="138"/>
+    <w:bookmarkStart w:id="139" w:name="つまずきと対処-7"/>
     <w:p>
       <w:pPr>
         <w:pStyle w:val="Heading3"/>
@@ -13255,8 +13720,8 @@
         </w:tc>
       </w:tr>
     </w:tbl>
-    <w:bookmarkEnd w:id="138"/>
-    <w:bookmarkStart w:id="139" w:name="宿題1つだけ-6"/>
+    <w:bookmarkEnd w:id="139"/>
+    <w:bookmarkStart w:id="140" w:name="宿題1つだけ-6"/>
     <w:p>
       <w:pPr>
         <w:pStyle w:val="Heading3"/>
@@ -13273,8 +13738,8 @@
         <w:t xml:space="preserve">「設計した多工程タスクを、1回だけ本番で流す。確認ポイントで必ず人が見る。」</w:t>
       </w:r>
     </w:p>
-    <w:bookmarkEnd w:id="139"/>
-    <w:bookmarkStart w:id="140" w:name="レベル別調整-6"/>
+    <w:bookmarkEnd w:id="140"/>
+    <w:bookmarkStart w:id="141" w:name="レベル別調整-6"/>
     <w:p>
       <w:pPr>
         <w:pStyle w:val="Heading3"/>
@@ -13307,14 +13772,14 @@
         <w:t xml:space="preserve">Lv.4以上：自動化フロー（第7回）と接続させ、実運用に載せる</w:t>
       </w:r>
     </w:p>
-    <w:bookmarkEnd w:id="140"/>
-    <w:bookmarkStart w:id="141" w:name="匿名事例-6"/>
+    <w:bookmarkEnd w:id="141"/>
+    <w:bookmarkStart w:id="142" w:name="匿名事例プレースホルダー要差し替え-7"/>
     <w:p>
       <w:pPr>
         <w:pStyle w:val="Heading3"/>
       </w:pPr>
       <w:r>
-        <w:t xml:space="preserve">匿名事例</w:t>
+        <w:t xml:space="preserve">匿名事例（プレースホルダー・要差し替え）</w:t>
       </w:r>
     </w:p>
     <w:p>
@@ -13345,9 +13810,9 @@
         </w:pict>
       </w:r>
     </w:p>
-    <w:bookmarkEnd w:id="141"/>
     <w:bookmarkEnd w:id="142"/>
-    <w:bookmarkStart w:id="153" w:name="第10回-品質を測る壊れたら気づく"/>
+    <w:bookmarkEnd w:id="143"/>
+    <w:bookmarkStart w:id="154" w:name="第10回-品質を測る壊れたら気づく"/>
     <w:p>
       <w:pPr>
         <w:pStyle w:val="Heading2"/>
@@ -13356,7 +13821,7 @@
         <w:t xml:space="preserve">第10回　品質を測る・壊れたら気づく</w:t>
       </w:r>
     </w:p>
-    <w:bookmarkStart w:id="143" w:name="ねらい-8"/>
+    <w:bookmarkStart w:id="144" w:name="ねらい-8"/>
     <w:p>
       <w:pPr>
         <w:pStyle w:val="Heading3"/>
@@ -13383,8 +13848,8 @@
         <w:t xml:space="preserve">「なんとなく良くなった」を「数字で言える」に変える。効果測定・成果可視化の困難は、AI導入後の課題の上位に必ず入る。</w:t>
       </w:r>
     </w:p>
-    <w:bookmarkEnd w:id="143"/>
-    <w:bookmarkStart w:id="144" w:name="到達点-7"/>
+    <w:bookmarkEnd w:id="144"/>
+    <w:bookmarkStart w:id="145" w:name="到達点-7"/>
     <w:p>
       <w:pPr>
         <w:pStyle w:val="Heading3"/>
@@ -13436,8 +13901,8 @@
         <w:t xml:space="preserve">担当者とカレンダーが埋まっている</w:t>
       </w:r>
     </w:p>
-    <w:bookmarkEnd w:id="144"/>
-    <w:bookmarkStart w:id="145" w:name="分の配分-8"/>
+    <w:bookmarkEnd w:id="145"/>
+    <w:bookmarkStart w:id="146" w:name="分の配分-8"/>
     <w:p>
       <w:pPr>
         <w:pStyle w:val="Heading3"/>
@@ -13627,8 +14092,8 @@
         </w:tc>
       </w:tr>
     </w:tbl>
-    <w:bookmarkEnd w:id="145"/>
-    <w:bookmarkStart w:id="146" w:name="正解セットの作り方10件表計算1枚"/>
+    <w:bookmarkEnd w:id="146"/>
+    <w:bookmarkStart w:id="147" w:name="正解セットの作り方10件表計算1枚"/>
     <w:p>
       <w:pPr>
         <w:pStyle w:val="Heading3"/>
@@ -13770,8 +14235,8 @@
         <w:t xml:space="preserve">「絶対に言ってはいけないこと」の列が最も重要（誤った金額・断定・約束）</w:t>
       </w:r>
     </w:p>
-    <w:bookmarkEnd w:id="146"/>
-    <w:bookmarkStart w:id="147" w:name="採点の仕方"/>
+    <w:bookmarkEnd w:id="147"/>
+    <w:bookmarkStart w:id="148" w:name="採点の仕方"/>
     <w:p>
       <w:pPr>
         <w:pStyle w:val="Heading3"/>
@@ -13813,8 +14278,8 @@
         <w:t xml:space="preserve">大事なのは、来月も同じ10件を流すこと。</w:t>
       </w:r>
     </w:p>
-    <w:bookmarkEnd w:id="147"/>
-    <w:bookmarkStart w:id="148" w:name="月次チェック手順1枚"/>
+    <w:bookmarkEnd w:id="148"/>
+    <w:bookmarkStart w:id="149" w:name="月次チェック手順1枚"/>
     <w:p>
       <w:pPr>
         <w:pStyle w:val="Heading3"/>
@@ -13879,8 +14344,8 @@
         <w:t xml:space="preserve">5. 記録を残す（日付・点数・気づき）</w:t>
       </w:r>
     </w:p>
-    <w:bookmarkEnd w:id="148"/>
-    <w:bookmarkStart w:id="149" w:name="つまずきと対処-8"/>
+    <w:bookmarkEnd w:id="149"/>
+    <w:bookmarkStart w:id="150" w:name="つまずきと対処-8"/>
     <w:p>
       <w:pPr>
         <w:pStyle w:val="Heading3"/>
@@ -14022,8 +14487,8 @@
         </w:tc>
       </w:tr>
     </w:tbl>
-    <w:bookmarkEnd w:id="149"/>
-    <w:bookmarkStart w:id="150" w:name="宿題1つだけ-7"/>
+    <w:bookmarkEnd w:id="150"/>
+    <w:bookmarkStart w:id="151" w:name="宿題1つだけ-7"/>
     <w:p>
       <w:pPr>
         <w:pStyle w:val="Heading3"/>
@@ -14040,8 +14505,8 @@
         <w:t xml:space="preserve">「月次チェックを1回、担当者と一緒に実施する。所要時間を実測して記録する。」</w:t>
       </w:r>
     </w:p>
-    <w:bookmarkEnd w:id="150"/>
-    <w:bookmarkStart w:id="151" w:name="レベル別調整-7"/>
+    <w:bookmarkEnd w:id="151"/>
+    <w:bookmarkStart w:id="152" w:name="レベル別調整-7"/>
     <w:p>
       <w:pPr>
         <w:pStyle w:val="Heading3"/>
@@ -14074,14 +14539,14 @@
         <w:t xml:space="preserve">Lv.4以上：正解セットを業務別に分け、担当者に採点を引き渡すところまで設計する</w:t>
       </w:r>
     </w:p>
-    <w:bookmarkEnd w:id="151"/>
-    <w:bookmarkStart w:id="152" w:name="匿名事例-7"/>
+    <w:bookmarkEnd w:id="152"/>
+    <w:bookmarkStart w:id="153" w:name="匿名事例プレースホルダー要差し替え-8"/>
     <w:p>
       <w:pPr>
         <w:pStyle w:val="Heading3"/>
       </w:pPr>
       <w:r>
-        <w:t xml:space="preserve">匿名事例</w:t>
+        <w:t xml:space="preserve">匿名事例（プレースホルダー・要差し替え）</w:t>
       </w:r>
     </w:p>
     <w:p>
@@ -14109,9 +14574,9 @@
         </w:pict>
       </w:r>
     </w:p>
-    <w:bookmarkEnd w:id="152"/>
     <w:bookmarkEnd w:id="153"/>
-    <w:bookmarkStart w:id="164" w:name="第11回-組織に載せる"/>
+    <w:bookmarkEnd w:id="154"/>
+    <w:bookmarkStart w:id="165" w:name="第11回-組織に載せる"/>
     <w:p>
       <w:pPr>
         <w:pStyle w:val="Heading2"/>
@@ -14120,7 +14585,7 @@
         <w:t xml:space="preserve">第11回　組織に載せる</w:t>
       </w:r>
     </w:p>
-    <w:bookmarkStart w:id="154" w:name="ねらい-9"/>
+    <w:bookmarkStart w:id="155" w:name="ねらい-9"/>
     <w:p>
       <w:pPr>
         <w:pStyle w:val="Heading3"/>
@@ -14147,8 +14612,8 @@
         <w:t xml:space="preserve">推進人材の不在が導入の最大の壁である以上、ここが本講座の実質的な仕上げになる。</w:t>
       </w:r>
     </w:p>
-    <w:bookmarkEnd w:id="154"/>
-    <w:bookmarkStart w:id="155" w:name="到達点-8"/>
+    <w:bookmarkEnd w:id="155"/>
+    <w:bookmarkStart w:id="156" w:name="到達点-8"/>
     <w:p>
       <w:pPr>
         <w:pStyle w:val="Heading3"/>
@@ -14193,8 +14658,8 @@
         <w:t xml:space="preserve">効果測定シートができている（何をもって成果とするか）</w:t>
       </w:r>
     </w:p>
-    <w:bookmarkEnd w:id="155"/>
-    <w:bookmarkStart w:id="156" w:name="分の配分-9"/>
+    <w:bookmarkEnd w:id="156"/>
+    <w:bookmarkStart w:id="157" w:name="分の配分-9"/>
     <w:p>
       <w:pPr>
         <w:pStyle w:val="Heading3"/>
@@ -14407,8 +14872,8 @@
         </w:tc>
       </w:tr>
     </w:tbl>
-    <w:bookmarkEnd w:id="156"/>
-    <w:bookmarkStart w:id="157" w:name="推進体制図の最小構成役割は4つ人数は12名でよい"/>
+    <w:bookmarkEnd w:id="157"/>
+    <w:bookmarkStart w:id="158" w:name="推進体制図の最小構成役割は4つ人数は12名でよい"/>
     <w:p>
       <w:pPr>
         <w:pStyle w:val="Heading3"/>
@@ -14666,8 +15131,8 @@
         <w:t xml:space="preserve">担当者のつかない不足項目は、永久に埋まらない。</w:t>
       </w:r>
     </w:p>
-    <w:bookmarkEnd w:id="157"/>
-    <w:bookmarkStart w:id="158" w:name="権限費用管理表"/>
+    <w:bookmarkEnd w:id="158"/>
+    <w:bookmarkStart w:id="159" w:name="権限費用管理表"/>
     <w:p>
       <w:pPr>
         <w:pStyle w:val="Heading3"/>
@@ -14810,8 +15275,8 @@
         <w:t xml:space="preserve">である。第2回で勧めると売り込みに見えるが、ここでは体制の話として自然に入る。</w:t>
       </w:r>
     </w:p>
-    <w:bookmarkEnd w:id="158"/>
-    <w:bookmarkStart w:id="159" w:name="効果測定シート"/>
+    <w:bookmarkEnd w:id="159"/>
+    <w:bookmarkStart w:id="160" w:name="効果測定シート"/>
     <w:p>
       <w:pPr>
         <w:pStyle w:val="Heading3"/>
@@ -15118,8 +15583,8 @@
         <w:t xml:space="preserve">中小企業のAI効果は「効率化」に出るが、実際の価値は品質と範囲に出ることが多い。</w:t>
       </w:r>
     </w:p>
-    <w:bookmarkEnd w:id="159"/>
-    <w:bookmarkStart w:id="160" w:name="つまずきと対処-9"/>
+    <w:bookmarkEnd w:id="160"/>
+    <w:bookmarkStart w:id="161" w:name="つまずきと対処-9"/>
     <w:p>
       <w:pPr>
         <w:pStyle w:val="Heading3"/>
@@ -15268,8 +15733,8 @@
         </w:tc>
       </w:tr>
     </w:tbl>
-    <w:bookmarkEnd w:id="160"/>
-    <w:bookmarkStart w:id="161" w:name="宿題1つだけ-8"/>
+    <w:bookmarkEnd w:id="161"/>
+    <w:bookmarkStart w:id="162" w:name="宿題1つだけ-8"/>
     <w:p>
       <w:pPr>
         <w:pStyle w:val="Heading3"/>
@@ -15286,8 +15751,8 @@
         <w:t xml:space="preserve">「効果測定シートの『現在』の列を、実測値で埋める。」</w:t>
       </w:r>
     </w:p>
-    <w:bookmarkEnd w:id="161"/>
-    <w:bookmarkStart w:id="162" w:name="レベル別調整-8"/>
+    <w:bookmarkEnd w:id="162"/>
+    <w:bookmarkStart w:id="163" w:name="レベル別調整-8"/>
     <w:p>
       <w:pPr>
         <w:pStyle w:val="Heading3"/>
@@ -15320,14 +15785,14 @@
         <w:t xml:space="preserve">Lv.4以上：部署別の展開計画と、外注先の選定基準まで書く</w:t>
       </w:r>
     </w:p>
-    <w:bookmarkEnd w:id="162"/>
-    <w:bookmarkStart w:id="163" w:name="匿名事例-8"/>
+    <w:bookmarkEnd w:id="163"/>
+    <w:bookmarkStart w:id="164" w:name="匿名事例プレースホルダー要差し替え-9"/>
     <w:p>
       <w:pPr>
         <w:pStyle w:val="Heading3"/>
       </w:pPr>
       <w:r>
-        <w:t xml:space="preserve">匿名事例</w:t>
+        <w:t xml:space="preserve">匿名事例（プレースホルダー・要差し替え）</w:t>
       </w:r>
     </w:p>
     <w:p>
@@ -15365,9 +15830,9 @@
         </w:pict>
       </w:r>
     </w:p>
-    <w:bookmarkEnd w:id="163"/>
     <w:bookmarkEnd w:id="164"/>
-    <w:bookmarkStart w:id="173" w:name="第12回-aiを前提に事業を組み直す-社員同席"/>
+    <w:bookmarkEnd w:id="165"/>
+    <w:bookmarkStart w:id="174" w:name="第12回-aiを前提に事業を組み直す-社員同席"/>
     <w:p>
       <w:pPr>
         <w:pStyle w:val="Heading2"/>
@@ -15376,7 +15841,7 @@
         <w:t xml:space="preserve">第12回　AIを前提に事業を組み直す　【社員同席】</w:t>
       </w:r>
     </w:p>
-    <w:bookmarkStart w:id="165" w:name="ねらい-10"/>
+    <w:bookmarkStart w:id="166" w:name="ねらい-10"/>
     <w:p>
       <w:pPr>
         <w:pStyle w:val="Heading3"/>
@@ -15400,8 +15865,8 @@
         <w:t xml:space="preserve">11回分の成果物を、事業計画の言葉に翻訳する回。</w:t>
       </w:r>
     </w:p>
-    <w:bookmarkEnd w:id="165"/>
-    <w:bookmarkStart w:id="166" w:name="到達点-9"/>
+    <w:bookmarkEnd w:id="166"/>
+    <w:bookmarkStart w:id="167" w:name="到達点-9"/>
     <w:p>
       <w:pPr>
         <w:pStyle w:val="Heading3"/>
@@ -15446,8 +15911,8 @@
         <w:t xml:space="preserve">社員の前で、受講者が今後の方針を語った</w:t>
       </w:r>
     </w:p>
-    <w:bookmarkEnd w:id="166"/>
-    <w:bookmarkStart w:id="167" w:name="事前準備第6回と同様に重い"/>
+    <w:bookmarkEnd w:id="167"/>
+    <w:bookmarkStart w:id="168" w:name="事前準備第6回と同様に重い"/>
     <w:p>
       <w:pPr>
         <w:pStyle w:val="Heading3"/>
@@ -15520,8 +15985,8 @@
         <w:t xml:space="preserve">：発表資料（5枚以内）と、当日デモで見せるものの動作確認</w:t>
       </w:r>
     </w:p>
-    <w:bookmarkEnd w:id="167"/>
-    <w:bookmarkStart w:id="168" w:name="分の配分-10"/>
+    <w:bookmarkEnd w:id="168"/>
+    <w:bookmarkStart w:id="169" w:name="分の配分-10"/>
     <w:p>
       <w:pPr>
         <w:pStyle w:val="Heading3"/>
@@ -15781,8 +16246,8 @@
         </w:tc>
       </w:tr>
     </w:tbl>
-    <w:bookmarkEnd w:id="168"/>
-    <w:bookmarkStart w:id="169" w:name="年構想の4問"/>
+    <w:bookmarkEnd w:id="169"/>
+    <w:bookmarkStart w:id="170" w:name="年構想の4問"/>
     <w:p>
       <w:pPr>
         <w:pStyle w:val="Heading3"/>
@@ -15867,8 +16332,8 @@
         <w:t xml:space="preserve">（最も重要。全部やろうとして何も進まない会社が多い）</w:t>
       </w:r>
     </w:p>
-    <w:bookmarkEnd w:id="169"/>
-    <w:bookmarkStart w:id="170" w:name="修了時にやること"/>
+    <w:bookmarkEnd w:id="170"/>
+    <w:bookmarkStart w:id="171" w:name="修了時にやること"/>
     <w:p>
       <w:pPr>
         <w:pStyle w:val="Heading3"/>
@@ -16030,8 +16495,8 @@
         <w:t xml:space="preserve">☐ 3か月後のフォローアップの有無を相談</w:t>
       </w:r>
     </w:p>
-    <w:bookmarkEnd w:id="170"/>
-    <w:bookmarkStart w:id="171" w:name="つまずきと対処-10"/>
+    <w:bookmarkEnd w:id="171"/>
+    <w:bookmarkStart w:id="172" w:name="つまずきと対処-10"/>
     <w:p>
       <w:pPr>
         <w:pStyle w:val="Heading3"/>
@@ -16179,14 +16644,14 @@
         </w:tc>
       </w:tr>
     </w:tbl>
-    <w:bookmarkEnd w:id="171"/>
-    <w:bookmarkStart w:id="172" w:name="匿名事例-9"/>
+    <w:bookmarkEnd w:id="172"/>
+    <w:bookmarkStart w:id="173" w:name="匿名事例プレースホルダー要差し替え-10"/>
     <w:p>
       <w:pPr>
         <w:pStyle w:val="Heading3"/>
       </w:pPr>
       <w:r>
-        <w:t xml:space="preserve">匿名事例</w:t>
+        <w:t xml:space="preserve">匿名事例（プレースホルダー・要差し替え）</w:t>
       </w:r>
     </w:p>
     <w:p>
@@ -16217,10 +16682,10 @@
         </w:pict>
       </w:r>
     </w:p>
-    <w:bookmarkEnd w:id="172"/>
     <w:bookmarkEnd w:id="173"/>
     <w:bookmarkEnd w:id="174"/>
-    <w:bookmarkStart w:id="187" w:name="第4部-事前習得知識"/>
+    <w:bookmarkEnd w:id="175"/>
+    <w:bookmarkStart w:id="188" w:name="第4部-事前習得知識"/>
     <w:p>
       <w:pPr>
         <w:pStyle w:val="Heading1"/>
@@ -16264,7 +16729,7 @@
         </w:pict>
       </w:r>
     </w:p>
-    <w:bookmarkStart w:id="178" w:name="受講者側講座開始前に持っていてほしい知識"/>
+    <w:bookmarkStart w:id="179" w:name="受講者側講座開始前に持っていてほしい知識"/>
     <w:p>
       <w:pPr>
         <w:pStyle w:val="Heading2"/>
@@ -16273,7 +16738,7 @@
         <w:t xml:space="preserve">4-1. 受講者側：講座開始前に持っていてほしい知識</w:t>
       </w:r>
     </w:p>
-    <w:bookmarkStart w:id="175" w:name="必須これが無いと第1回が成立しない"/>
+    <w:bookmarkStart w:id="176" w:name="必須これが無いと第1回が成立しない"/>
     <w:p>
       <w:pPr>
         <w:pStyle w:val="Heading3"/>
@@ -16599,8 +17064,8 @@
         </w:tc>
       </w:tr>
     </w:tbl>
-    <w:bookmarkEnd w:id="175"/>
-    <w:bookmarkStart w:id="176" w:name="推奨あると講座の効きが1.5倍になる"/>
+    <w:bookmarkEnd w:id="176"/>
+    <w:bookmarkStart w:id="177" w:name="推奨あると講座の効きが1.5倍になる"/>
     <w:p>
       <w:pPr>
         <w:pStyle w:val="Heading3"/>
@@ -16761,8 +17226,8 @@
         </w:tc>
       </w:tr>
     </w:tbl>
-    <w:bookmarkEnd w:id="176"/>
-    <w:bookmarkStart w:id="177" w:name="前提としない講座内で扱うまたは不要"/>
+    <w:bookmarkEnd w:id="177"/>
+    <w:bookmarkStart w:id="178" w:name="前提としない講座内で扱うまたは不要"/>
     <w:p>
       <w:pPr>
         <w:pStyle w:val="Heading3"/>
@@ -16853,9 +17318,9 @@
         </w:pict>
       </w:r>
     </w:p>
-    <w:bookmarkEnd w:id="177"/>
     <w:bookmarkEnd w:id="178"/>
-    <w:bookmarkStart w:id="179" w:name="受講者側各回の前に必要な知識準備物"/>
+    <w:bookmarkEnd w:id="179"/>
+    <w:bookmarkStart w:id="180" w:name="受講者側各回の前に必要な知識準備物"/>
     <w:p>
       <w:pPr>
         <w:pStyle w:val="Heading2"/>
@@ -17563,8 +18028,8 @@
         </w:pict>
       </w:r>
     </w:p>
-    <w:bookmarkEnd w:id="179"/>
-    <w:bookmarkStart w:id="180" w:name="受講者に渡す用語ミニ辞典初回に配布a4-1枚"/>
+    <w:bookmarkEnd w:id="180"/>
+    <w:bookmarkStart w:id="181" w:name="受講者に渡す用語ミニ辞典初回に配布a4-1枚"/>
     <w:p>
       <w:pPr>
         <w:pStyle w:val="Heading2"/>
@@ -18071,8 +18536,8 @@
         </w:pict>
       </w:r>
     </w:p>
-    <w:bookmarkEnd w:id="180"/>
-    <w:bookmarkStart w:id="183" w:name="講師側講座開始前に押さえる知識"/>
+    <w:bookmarkEnd w:id="181"/>
+    <w:bookmarkStart w:id="184" w:name="講師側講座開始前に押さえる知識"/>
     <w:p>
       <w:pPr>
         <w:pStyle w:val="Heading2"/>
@@ -18730,7 +19195,7 @@
         </w:tc>
       </w:tr>
     </w:tbl>
-    <w:bookmarkStart w:id="181" w:name="やらないと決めたことこの線を守る"/>
+    <w:bookmarkStart w:id="182" w:name="やらないと決めたことこの線を守る"/>
     <w:p>
       <w:pPr>
         <w:pStyle w:val="Heading3"/>
@@ -18759,8 +19224,8 @@
         <w:t xml:space="preserve">これらに時間を使うと、講座の質は上がらず、鮮度管理と事例収集が疎かになる。</w:t>
       </w:r>
     </w:p>
-    <w:bookmarkEnd w:id="181"/>
-    <w:bookmarkStart w:id="182" w:name="年9月時点で押さえておく前提知識3か月ごとに更新すること"/>
+    <w:bookmarkEnd w:id="182"/>
+    <w:bookmarkStart w:id="183" w:name="年9月時点で押さえておく前提知識3か月ごとに更新すること"/>
     <w:p>
       <w:pPr>
         <w:pStyle w:val="Heading3"/>
@@ -18830,7 +19295,27 @@
               <w:jc w:val="left"/>
             </w:pPr>
             <w:r>
-              <w:t xml:space="preserve">Free／Go（低価格帯）／Plus（月$20前後）／Pro（高額帯）／Business（1ユーザーあたり月$20〜25程度）／Enterprise（個別見積）</w:t>
+              <w:t xml:space="preserve">Free／Go（低価格帯）／Plus（月$20前後）／Pro（高額帯）／</w:t>
+            </w:r>
+            <w:r>
+              <w:rPr>
+                <w:bCs/>
+                <w:b/>
+              </w:rPr>
+              <w:t xml:space="preserve">Business（1席あたり月$25・年払い$20。USD建て。最低2席から）</w:t>
+            </w:r>
+            <w:r>
+              <w:t xml:space="preserve">／Enterprise（個別見積）。</w:t>
+            </w:r>
+            <w:r>
+              <w:rPr>
+                <w:bCs/>
+                <w:b/>
+              </w:rPr>
+              <w:t xml:space="preserve">「1人だけ法人プラン」はできない</w:t>
+            </w:r>
+            <w:r>
+              <w:t xml:space="preserve">ことを、費用の話をする前に押さえておく</w:t>
             </w:r>
           </w:p>
         </w:tc>
@@ -19035,9 +19520,9 @@
         </w:pict>
       </w:r>
     </w:p>
-    <w:bookmarkEnd w:id="182"/>
     <w:bookmarkEnd w:id="183"/>
-    <w:bookmarkStart w:id="185" w:name="講師側各回の前に準備すること"/>
+    <w:bookmarkEnd w:id="184"/>
+    <w:bookmarkStart w:id="186" w:name="講師側各回の前に準備すること"/>
     <w:p>
       <w:pPr>
         <w:pStyle w:val="Heading2"/>
@@ -19724,7 +20209,7 @@
         </w:tc>
       </w:tr>
     </w:tbl>
-    <w:bookmarkStart w:id="184" w:name="講師の学習の優先順位上級編を教えるための順番"/>
+    <w:bookmarkStart w:id="185" w:name="講師の学習の優先順位上級編を教えるための順番"/>
     <w:p>
       <w:pPr>
         <w:pStyle w:val="Heading3"/>
@@ -19842,9 +20327,9 @@
         </w:pict>
       </w:r>
     </w:p>
-    <w:bookmarkEnd w:id="184"/>
     <w:bookmarkEnd w:id="185"/>
-    <w:bookmarkStart w:id="186" w:name="講師側想定質問と回答難問集"/>
+    <w:bookmarkEnd w:id="186"/>
+    <w:bookmarkStart w:id="187" w:name="講師側想定質問と回答難問集"/>
     <w:p>
       <w:pPr>
         <w:pStyle w:val="Heading2"/>
@@ -20796,9 +21281,9 @@
         </w:pict>
       </w:r>
     </w:p>
-    <w:bookmarkEnd w:id="186"/>
     <w:bookmarkEnd w:id="187"/>
-    <w:bookmarkStart w:id="198" w:name="第5部-運用資料"/>
+    <w:bookmarkEnd w:id="188"/>
+    <w:bookmarkStart w:id="201" w:name="第5部-運用資料"/>
     <w:p>
       <w:pPr>
         <w:pStyle w:val="Heading1"/>
@@ -20807,7 +21292,7 @@
         <w:t xml:space="preserve">第5部　運用資料</w:t>
       </w:r>
     </w:p>
-    <w:bookmarkStart w:id="188" w:name="習得チェックリスト受講者に毎回見せる"/>
+    <w:bookmarkStart w:id="189" w:name="習得チェックリスト受講者に毎回見せる"/>
     <w:p>
       <w:pPr>
         <w:pStyle w:val="Heading2"/>
@@ -21686,8 +22171,8 @@
         </w:pict>
       </w:r>
     </w:p>
-    <w:bookmarkEnd w:id="188"/>
-    <w:bookmarkStart w:id="191" w:name="匿名事例ストックの育て方"/>
+    <w:bookmarkEnd w:id="189"/>
+    <w:bookmarkStart w:id="192" w:name="匿名事例ストックの育て方"/>
     <w:p>
       <w:pPr>
         <w:pStyle w:val="Heading2"/>
@@ -21724,7 +22209,7 @@
         <w:t xml:space="preserve">。実際には業種別に30本は要る。</w:t>
       </w:r>
     </w:p>
-    <w:bookmarkStart w:id="189" w:name="記録の型1事例カード1枚"/>
+    <w:bookmarkStart w:id="190" w:name="記録の型1事例カード1枚"/>
     <w:p>
       <w:pPr>
         <w:pStyle w:val="Heading3"/>
@@ -21789,8 +22274,8 @@
         <w:t xml:space="preserve">出しどころ：第　回</w:t>
       </w:r>
     </w:p>
-    <w:bookmarkEnd w:id="189"/>
-    <w:bookmarkStart w:id="190" w:name="収集元"/>
+    <w:bookmarkEnd w:id="190"/>
+    <w:bookmarkStart w:id="191" w:name="収集元"/>
     <w:p>
       <w:pPr>
         <w:pStyle w:val="Heading3"/>
@@ -21889,15 +22374,15 @@
         </w:pict>
       </w:r>
     </w:p>
-    <w:bookmarkEnd w:id="190"/>
     <w:bookmarkEnd w:id="191"/>
-    <w:bookmarkStart w:id="194" w:name="助成金メモ2026年9月時点"/>
+    <w:bookmarkEnd w:id="192"/>
+    <w:bookmarkStart w:id="197" w:name="助成金メモ2026年9月時点令和8年8月3日改正を反映"/>
     <w:p>
       <w:pPr>
         <w:pStyle w:val="Heading2"/>
       </w:pPr>
       <w:r>
-        <w:t xml:space="preserve">5-3. 助成金メモ（2026年9月時点）</w:t>
+        <w:t xml:space="preserve">5-3. 助成金メモ（2026年9月時点・令和8年8月3日改正を反映）</w:t>
       </w:r>
     </w:p>
     <w:p>
@@ -21973,7 +22458,7 @@
               <w:jc w:val="left"/>
             </w:pPr>
             <w:r>
-              <w:t xml:space="preserve">75%</w:t>
+              <w:t xml:space="preserve">75%（大企業60%）</w:t>
             </w:r>
           </w:p>
         </w:tc>
@@ -21999,7 +22484,7 @@
               <w:jc w:val="left"/>
             </w:pPr>
             <w:r>
-              <w:t xml:space="preserve">1人1時間あたり1,000円</w:t>
+              <w:t xml:space="preserve">1人1時間あたり1,000円（大企業500円）</w:t>
             </w:r>
           </w:p>
         </w:tc>
@@ -22059,10 +22544,7 @@
                 <w:bCs/>
                 <w:b/>
               </w:rPr>
-              <w:t xml:space="preserve">120分×12回＝24時間。単独で要件を満たす</w:t>
-            </w:r>
-            <w:r>
-              <w:t xml:space="preserve">（90分版は18時間で時間要件自体は満たすが、演習と体制構築の時間が取れず「操作習得にとどまらない」ことの説明力が弱かった）</w:t>
+              <w:t xml:space="preserve">120分×12回＝24時間。時間要件は単独で満たす</w:t>
             </w:r>
           </w:p>
         </w:tc>
@@ -22088,7 +22570,7 @@
               <w:jc w:val="left"/>
             </w:pPr>
             <w:r>
-              <w:t xml:space="preserve">10〜100時間未満で1人30万円</w:t>
+              <w:t xml:space="preserve">10〜100時間未満で1人30万円（100〜200時間40万円／200時間〜50万円）</w:t>
             </w:r>
           </w:p>
         </w:tc>
@@ -22121,7 +22603,7 @@
                 <w:bCs/>
                 <w:b/>
               </w:rPr>
-              <w:t xml:space="preserve">1か月前まで</w:t>
+              <w:t xml:space="preserve">6か月前から1か月前までの間</w:t>
             </w:r>
             <w:r>
               <w:t xml:space="preserve">に管轄労働局へ</w:t>
@@ -22138,55 +22620,66 @@
               <w:jc w:val="left"/>
             </w:pPr>
             <w:r>
-              <w:t xml:space="preserve">対象外となる訓練</w:t>
-            </w:r>
-          </w:p>
-        </w:tc>
-        <w:tc>
-          <w:tcPr/>
-          <w:p>
-            <w:pPr>
-              <w:pStyle w:val="Compact"/>
-              <w:jc w:val="left"/>
-            </w:pPr>
-            <w:r>
-              <w:t xml:space="preserve">汎用的な内容・概念理解にとどまるもの、</w:t>
+              <w:t xml:space="preserve">受講回数の上限</w:t>
+            </w:r>
+          </w:p>
+        </w:tc>
+        <w:tc>
+          <w:tcPr/>
+          <w:p>
+            <w:pPr>
+              <w:pStyle w:val="Compact"/>
+              <w:jc w:val="left"/>
+            </w:pPr>
+            <w:r>
+              <w:t xml:space="preserve">同一労働者につき</w:t>
             </w:r>
             <w:r>
               <w:rPr>
                 <w:bCs/>
                 <w:b/>
               </w:rPr>
-              <w:t xml:space="preserve">既存ソフトの操作習得のみ</w:t>
-            </w:r>
-            <w:r>
-              <w:t xml:space="preserve">のもの</w:t>
-            </w:r>
-          </w:p>
-        </w:tc>
-      </w:tr>
-      <w:tr>
-        <w:tc>
-          <w:tcPr/>
-          <w:p>
-            <w:pPr>
-              <w:pStyle w:val="Compact"/>
-              <w:jc w:val="left"/>
-            </w:pPr>
-            <w:r>
-              <w:t xml:space="preserve">認定支援機関</w:t>
-            </w:r>
-          </w:p>
-        </w:tc>
-        <w:tc>
-          <w:tcPr/>
-          <w:p>
-            <w:pPr>
-              <w:pStyle w:val="Compact"/>
-              <w:jc w:val="left"/>
-            </w:pPr>
-            <w:r>
-              <w:t xml:space="preserve">新類型の利用時は、認定経営革新等支援機関による計画内容の確認が必要</w:t>
+              <w:t xml:space="preserve">一の年度で3回まで</w:t>
+            </w:r>
+          </w:p>
+        </w:tc>
+      </w:tr>
+      <w:tr>
+        <w:tc>
+          <w:tcPr/>
+          <w:p>
+            <w:pPr>
+              <w:pStyle w:val="Compact"/>
+              <w:jc w:val="left"/>
+            </w:pPr>
+            <w:r>
+              <w:rPr>
+                <w:bCs/>
+                <w:b/>
+              </w:rPr>
+              <w:t xml:space="preserve">eラーニング訓練の回数</w:t>
+            </w:r>
+          </w:p>
+        </w:tc>
+        <w:tc>
+          <w:tcPr/>
+          <w:p>
+            <w:pPr>
+              <w:pStyle w:val="Compact"/>
+              <w:jc w:val="left"/>
+            </w:pPr>
+            <w:r>
+              <w:t xml:space="preserve">同一労働者につき</w:t>
+            </w:r>
+            <w:r>
+              <w:rPr>
+                <w:bCs/>
+                <w:b/>
+              </w:rPr>
+              <w:t xml:space="preserve">一の年度で1回まで</w:t>
+            </w:r>
+            <w:r>
+              <w:t xml:space="preserve">（令和8年8月3日以降に提出した計画届から適用）</w:t>
             </w:r>
           </w:p>
         </w:tc>
@@ -22212,19 +22705,26 @@
               <w:jc w:val="left"/>
             </w:pPr>
             <w:r>
-              <w:t xml:space="preserve">2026年度（令和8年度）が最終年度の見込み</w:t>
+              <w:rPr>
+                <w:bCs/>
+                <w:b/>
+              </w:rPr>
+              <w:t xml:space="preserve">令和8年度末までの時限措置</w:t>
+            </w:r>
+            <w:r>
+              <w:t xml:space="preserve">（公式に明記。「見込み」ではない）</w:t>
             </w:r>
           </w:p>
         </w:tc>
       </w:tr>
     </w:tbl>
-    <w:bookmarkStart w:id="192" w:name="設計上の含意重要"/>
+    <w:bookmarkStart w:id="193" w:name="対象外となる訓練令和8年8月3日改正ここが本講座の急所"/>
     <w:p>
       <w:pPr>
         <w:pStyle w:val="Heading3"/>
       </w:pPr>
       <w:r>
-        <w:t xml:space="preserve">設計上の含意（重要）</w:t>
+        <w:t xml:space="preserve">🔴 対象外となる訓練（令和8年8月3日改正・ここが本講座の急所）</w:t>
       </w:r>
     </w:p>
     <w:p>
@@ -22232,34 +22732,132 @@
         <w:pStyle w:val="FirstParagraph"/>
       </w:pPr>
       <w:r>
-        <w:t xml:space="preserve">「既存ソフトの操作習得のみは対象外」という要件に対し、</w:t>
+        <w:t xml:space="preserve">厚生労働省が対象外の例として</w:t>
       </w:r>
       <w:r>
         <w:rPr>
           <w:bCs/>
           <w:b/>
         </w:rPr>
-        <w:t xml:space="preserve">本講座は第5回以降で自社専用ツールの構築・体制設計・効果測定を扱うため、操作習得に留まらない構成である</w:t>
-      </w:r>
-      <w:r>
-        <w:t xml:space="preserve">ことを計画届の記載で明示できる。</w:t>
+        <w:t xml:space="preserve">名指しで挙げているのが「生成AIを利用するために汎用的なプロンプトの作り方を学ぶ訓練」</w:t>
+      </w:r>
+      <w:r>
+        <w:t xml:space="preserve">である。一方、対象になる例として挙がっているのは「生成AIを活用して</w:t>
       </w:r>
       <w:r>
         <w:rPr>
           <w:bCs/>
           <w:b/>
         </w:rPr>
-        <w:t xml:space="preserve">この点はカリキュラムの強みとして説明材料になる。</w:t>
-      </w:r>
-    </w:p>
-    <w:bookmarkEnd w:id="192"/>
-    <w:bookmarkStart w:id="193" w:name="労働局に確認する3項目案件ごとに毎回"/>
+        <w:t xml:space="preserve">商品提案書の構成案作成、文章生成、修正方法</w:t>
+      </w:r>
+      <w:r>
+        <w:t xml:space="preserve">を学ぶ営業担当者向けの訓練」。</w:t>
+      </w:r>
+    </w:p>
+    <w:p>
+      <w:pPr>
+        <w:pStyle w:val="BodyText"/>
+      </w:pPr>
+      <w:r>
+        <w:rPr>
+          <w:bCs/>
+          <w:b/>
+        </w:rPr>
+        <w:t xml:space="preserve">この線引きは、本講座にそのまま刺さる。</w:t>
+      </w:r>
+      <w:r>
+        <w:t xml:space="preserve"> </w:t>
+      </w:r>
+      <w:r>
+        <w:t xml:space="preserve">特に第2回（指示の型・プロンプト集）は、書き方によっては「汎用的なプロンプトの作り方」に読める。計画届では、</w:t>
+      </w:r>
+      <w:r>
+        <w:rPr>
+          <w:bCs/>
+          <w:b/>
+        </w:rPr>
+        <w:t xml:space="preserve">各回の演習が受講企業の実業務・実データに限定されていること</w:t>
+      </w:r>
+      <w:r>
+        <w:t xml:space="preserve">を、回ごとの成果物名で示すこと。</w:t>
+      </w:r>
+    </w:p>
+    <w:p>
+      <w:pPr>
+        <w:pStyle w:val="BodyText"/>
+      </w:pPr>
+      <w:r>
+        <w:t xml:space="preserve">なお「</w:t>
+      </w:r>
+      <w:r>
+        <w:rPr>
+          <w:bCs/>
+          <w:b/>
+        </w:rPr>
+        <w:t xml:space="preserve">既存ソフトの操作習得のみは対象外</w:t>
+      </w:r>
+      <w:r>
+        <w:t xml:space="preserve">」は、令和6年4月版のパンフレットに既にあった要件で、8月3日改正の内容ではない。改正で追加されたのは上記の対象外例の具体化と、eラーニングの回数制限である。</w:t>
+      </w:r>
+    </w:p>
+    <w:p>
+      <w:pPr>
+        <w:pStyle w:val="BodyText"/>
+      </w:pPr>
+      <w:r>
+        <w:t xml:space="preserve">また「認定経営革新等支援機関による計画内容の確認」は、</w:t>
+      </w:r>
+      <w:r>
+        <w:rPr>
+          <w:bCs/>
+          <w:b/>
+        </w:rPr>
+        <w:t xml:space="preserve">令和8年3月2日</w:t>
+      </w:r>
+      <w:r>
+        <w:t xml:space="preserve">に追加された類型（人事・人材育成計画に基づく訓練）に伴うもので、これも8月3日改正の内容ではない。両者を混同して説明しないこと。</w:t>
+      </w:r>
+    </w:p>
+    <w:bookmarkEnd w:id="193"/>
+    <w:bookmarkStart w:id="194" w:name="設計上の含意"/>
     <w:p>
       <w:pPr>
         <w:pStyle w:val="Heading3"/>
       </w:pPr>
       <w:r>
-        <w:t xml:space="preserve">労働局に確認する3項目（案件ごとに毎回）</w:t>
+        <w:t xml:space="preserve">設計上の含意</w:t>
+      </w:r>
+    </w:p>
+    <w:p>
+      <w:pPr>
+        <w:pStyle w:val="FirstParagraph"/>
+      </w:pPr>
+      <w:r>
+        <w:t xml:space="preserve">本講座は第5回以降で自社専用ツールの構築・体制設計・効果測定を扱うため、操作習得にも汎用プロンプト研修にも留まらない。</w:t>
+      </w:r>
+      <w:r>
+        <w:rPr>
+          <w:bCs/>
+          <w:b/>
+        </w:rPr>
+        <w:t xml:space="preserve">ただしそれは計画届の書き方で決まる。</w:t>
+      </w:r>
+      <w:r>
+        <w:t xml:space="preserve"> </w:t>
+      </w:r>
+      <w:r>
+        <w:t xml:space="preserve">各回の「手元に残るもの」（第1部1-2の表）をそのまま計画届の到達目標に転記するのが、最も説明力がある。</w:t>
+      </w:r>
+    </w:p>
+    <w:bookmarkEnd w:id="194"/>
+    <w:bookmarkStart w:id="195" w:name="労働局に確認する5項目案件ごとに毎回"/>
+    <w:p>
+      <w:pPr>
+        <w:pStyle w:val="Heading3"/>
+      </w:pPr>
+      <w:r>
+        <w:t xml:space="preserve">労働局に確認する5項目（案件ごとに毎回）</w:t>
       </w:r>
     </w:p>
     <w:p>
@@ -22294,10 +22892,20 @@
           <w:bCs/>
           <w:b/>
         </w:rPr>
-        <w:t xml:space="preserve">社員同席回（第6回・第12回）の訓練時間としての計上可否</w:t>
-      </w:r>
-      <w:r>
-        <w:t xml:space="preserve">、および同席社員を受講者に含めるか</w:t>
+        <w:t xml:space="preserve">オンライン1対1が「eラーニング訓練」に該当しないか</w:t>
+      </w:r>
+      <w:r>
+        <w:t xml:space="preserve"> </w:t>
+      </w:r>
+      <w:r>
+        <w:t xml:space="preserve">← 該当すると年1回制限が直撃する。</w:t>
+      </w:r>
+      <w:r>
+        <w:rPr>
+          <w:bCs/>
+          <w:b/>
+        </w:rPr>
+        <w:t xml:space="preserve">最優先で確認する</w:t>
       </w:r>
     </w:p>
     <w:p>
@@ -22313,10 +22921,76 @@
           <w:bCs/>
           <w:b/>
         </w:rPr>
+        <w:t xml:space="preserve">本講座の構成が「汎用的なプロンプトの作り方を学ぶ訓練」に該当しないか</w:t>
+      </w:r>
+      <w:r>
+        <w:t xml:space="preserve">（第2回の記載の仕方）</w:t>
+      </w:r>
+    </w:p>
+    <w:p>
+      <w:pPr>
+        <w:numPr>
+          <w:ilvl w:val="0"/>
+          <w:numId w:val="1046"/>
+        </w:numPr>
+        <w:pStyle w:val="Compact"/>
+      </w:pPr>
+      <w:r>
+        <w:rPr>
+          <w:bCs/>
+          <w:b/>
+        </w:rPr>
+        <w:t xml:space="preserve">社員同席回（第6回・第12回）の訓練時間としての計上可否</w:t>
+      </w:r>
+      <w:r>
+        <w:t xml:space="preserve">、および同席社員を受講者に含めるか</w:t>
+      </w:r>
+    </w:p>
+    <w:p>
+      <w:pPr>
+        <w:numPr>
+          <w:ilvl w:val="0"/>
+          <w:numId w:val="1046"/>
+        </w:numPr>
+        <w:pStyle w:val="Compact"/>
+      </w:pPr>
+      <w:r>
+        <w:rPr>
+          <w:bCs/>
+          <w:b/>
+        </w:rPr>
         <w:t xml:space="preserve">訓練時間の記録様式</w:t>
       </w:r>
       <w:r>
         <w:t xml:space="preserve">（開始・終了時刻、実施内容の証憑として何が必要か）</w:t>
+      </w:r>
+    </w:p>
+    <w:bookmarkEnd w:id="195"/>
+    <w:bookmarkStart w:id="196" w:name="日程上の注意"/>
+    <w:p>
+      <w:pPr>
+        <w:pStyle w:val="Heading3"/>
+      </w:pPr>
+      <w:r>
+        <w:t xml:space="preserve">日程上の注意</w:t>
+      </w:r>
+    </w:p>
+    <w:p>
+      <w:pPr>
+        <w:pStyle w:val="FirstParagraph"/>
+      </w:pPr>
+      <w:r>
+        <w:t xml:space="preserve">隔週12回は約5.5か月かかる（＋第6回・第12回の事前壁打ち2枠）。制度は令和8年度末までの時限措置なので、</w:t>
+      </w:r>
+      <w:r>
+        <w:rPr>
+          <w:bCs/>
+          <w:b/>
+        </w:rPr>
+        <w:t xml:space="preserve">2026年11月以降に開始する案件は訓練終了が年度をまたぐ</w:t>
+      </w:r>
+      <w:r>
+        <w:t xml:space="preserve">。年度をまたぐ場合の支給対象期の扱いを、上記5項目に加えて確認すること。募集資料には開始可能期限を明記する。</w:t>
       </w:r>
     </w:p>
     <w:p>
@@ -22357,9 +23031,9 @@
         </w:pict>
       </w:r>
     </w:p>
-    <w:bookmarkEnd w:id="193"/>
-    <w:bookmarkEnd w:id="194"/>
-    <w:bookmarkStart w:id="195" w:name="機密録画の扱い"/>
+    <w:bookmarkEnd w:id="196"/>
+    <w:bookmarkEnd w:id="197"/>
+    <w:bookmarkStart w:id="198" w:name="機密録画の扱い"/>
     <w:p>
       <w:pPr>
         <w:pStyle w:val="Heading2"/>
@@ -22463,8 +23137,8 @@
         </w:pict>
       </w:r>
     </w:p>
-    <w:bookmarkEnd w:id="195"/>
-    <w:bookmarkStart w:id="196" w:name="情報の鮮度管理3か月サイクル"/>
+    <w:bookmarkEnd w:id="198"/>
+    <w:bookmarkStart w:id="199" w:name="情報の鮮度管理3か月サイクル"/>
     <w:p>
       <w:pPr>
         <w:pStyle w:val="Heading2"/>
@@ -22625,8 +23299,8 @@
         </w:pict>
       </w:r>
     </w:p>
-    <w:bookmarkEnd w:id="196"/>
-    <w:bookmarkStart w:id="197" w:name="進行管理シート受講者1名につき1枚"/>
+    <w:bookmarkEnd w:id="199"/>
+    <w:bookmarkStart w:id="200" w:name="進行管理シート受講者1名につき1枚"/>
     <w:p>
       <w:pPr>
         <w:pStyle w:val="Heading2"/>
@@ -22770,9 +23444,9 @@
         </w:pict>
       </w:r>
     </w:p>
-    <w:bookmarkEnd w:id="197"/>
-    <w:bookmarkEnd w:id="198"/>
-    <w:bookmarkStart w:id="199" w:name="付録-初回配布物チェックリスト"/>
+    <w:bookmarkEnd w:id="200"/>
+    <w:bookmarkEnd w:id="201"/>
+    <w:bookmarkStart w:id="202" w:name="付録-初回配布物チェックリスト"/>
     <w:p>
       <w:pPr>
         <w:pStyle w:val="Heading1"/>
@@ -23033,8 +23707,94 @@
           </w:p>
         </w:tc>
       </w:tr>
+      <w:tr>
+        <w:tc>
+          <w:tcPr/>
+          <w:p>
+            <w:pPr>
+              <w:pStyle w:val="Compact"/>
+              <w:jc w:val="left"/>
+            </w:pPr>
+            <w:r>
+              <w:t xml:space="preserve">2026年9月版 rev.4</w:t>
+            </w:r>
+          </w:p>
+        </w:tc>
+        <w:tc>
+          <w:tcPr/>
+          <w:p>
+            <w:pPr>
+              <w:pStyle w:val="Compact"/>
+              <w:jc w:val="left"/>
+            </w:pPr>
+            <w:r>
+              <w:t xml:space="preserve">2026-09-11</w:t>
+            </w:r>
+          </w:p>
+        </w:tc>
+        <w:tc>
+          <w:tcPr/>
+          <w:p>
+            <w:pPr>
+              <w:pStyle w:val="Compact"/>
+              <w:jc w:val="left"/>
+            </w:pPr>
+            <w:r>
+              <w:t xml:space="preserve">ディープレビューの指摘を反映。①各回の「匿名事例」をプレースホルダーと明示（登壇資料・読む資料は一般論の書き方に変更済み）。②第6回の進行を、講師の発話15分以内に組み替え。③Lv.1〜2のときの第7回の宿題・前提・成果物の差し替えを新設。④Lv.4の「第3回と第4回を統合」を撤回（日程確定と両立しないため、中身の置き換えに変更）。⑤AI利用ルールv1の5項目を、成果物テンプレート側の項目に統一。⑥ChatGPT Businessの価格を「1席$25・年払い$20・最低2席」に訂正。</w:t>
+            </w:r>
+          </w:p>
+        </w:tc>
+      </w:tr>
+      <w:tr>
+        <w:tc>
+          <w:tcPr/>
+          <w:p>
+            <w:pPr>
+              <w:pStyle w:val="Compact"/>
+              <w:jc w:val="left"/>
+            </w:pPr>
+            <w:r>
+              <w:t xml:space="preserve">2026年9月版 rev.3</w:t>
+            </w:r>
+          </w:p>
+        </w:tc>
+        <w:tc>
+          <w:tcPr/>
+          <w:p>
+            <w:pPr>
+              <w:pStyle w:val="Compact"/>
+              <w:jc w:val="left"/>
+            </w:pPr>
+            <w:r>
+              <w:t xml:space="preserve">2026-09-11</w:t>
+            </w:r>
+          </w:p>
+        </w:tc>
+        <w:tc>
+          <w:tcPr/>
+          <w:p>
+            <w:pPr>
+              <w:pStyle w:val="Compact"/>
+              <w:jc w:val="left"/>
+            </w:pPr>
+            <w:r>
+              <w:rPr>
+                <w:bCs/>
+                <w:b/>
+              </w:rPr>
+              <w:t xml:space="preserve">5-3 助成金メモを全面差し替え。</w:t>
+            </w:r>
+            <w:r>
+              <w:t xml:space="preserve"> </w:t>
+            </w:r>
+            <w:r>
+              <w:t xml:space="preserve">令和8年8月3日改正で厚労省が対象外の例に「生成AIを利用するために汎用的なプロンプトの作り方を学ぶ訓練」を名指ししたこと、eラーニング訓練が同一労働者・一の年度で1回までに制限されたことを追記。「既存ソフトの操作習得のみ対象外」を改正内容とした記述、計画届の期限、認定支援機関の要件の位置づけを訂正。労働局への確認項目を3→5に拡張。</w:t>
+            </w:r>
+          </w:p>
+        </w:tc>
+      </w:tr>
     </w:tbl>
-    <w:bookmarkEnd w:id="199"/>
+    <w:bookmarkEnd w:id="202"/>
     <w:sectPr>
       <w:footerReference w:type="default" r:id="rId9"/>
     </w:sectPr>

--- a/docs/AI実装講座_1対1版_講師用ハンドブック.docx
+++ b/docs/AI実装講座_1対1版_講師用ハンドブック.docx
@@ -6742,7 +6742,7 @@
     </w:p>
     <w:bookmarkEnd w:id="56"/>
     <w:bookmarkEnd w:id="57"/>
-    <w:bookmarkStart w:id="175" w:name="第3部-第2回第12回-レッスンプラン"/>
+    <w:bookmarkStart w:id="176" w:name="第3部-第2回第12回-レッスンプラン"/>
     <w:p>
       <w:pPr>
         <w:pStyle w:val="Heading1"/>
@@ -9319,7 +9319,7 @@
     </w:p>
     <w:bookmarkEnd w:id="88"/>
     <w:bookmarkEnd w:id="89"/>
-    <w:bookmarkStart w:id="100" w:name="第5回-自社専用aiをつくる"/>
+    <w:bookmarkStart w:id="101" w:name="第5回-自社専用aiをつくる"/>
     <w:p>
       <w:pPr>
         <w:pStyle w:val="Heading2"/>
@@ -9374,7 +9374,17 @@
         <w:pStyle w:val="Compact"/>
       </w:pPr>
       <w:r>
-        <w:t xml:space="preserve">自社資料を読む専用AIが1つ動いている（GPTs／プロジェクト機能／使っている基盤の同等機能のいずれか）</w:t>
+        <w:t xml:space="preserve">自社資料を読む専用AIが1つ動いている（</w:t>
+      </w:r>
+      <w:r>
+        <w:rPr>
+          <w:bCs/>
+          <w:b/>
+        </w:rPr>
+        <w:t xml:space="preserve">原則はプロジェクト機能</w:t>
+      </w:r>
+      <w:r>
+        <w:t xml:space="preserve">。法人ワークスペースがあればGPTsでもよい。下記「どこに作るか」参照）</w:t>
       </w:r>
     </w:p>
     <w:p>
@@ -9583,93 +9593,23 @@
       </w:tr>
     </w:tbl>
     <w:bookmarkEnd w:id="92"/>
-    <w:bookmarkStart w:id="93" w:name="何を作るか受講者に選ばせる講師が決めない"/>
+    <w:bookmarkStart w:id="93" w:name="どこに作るか受講者のプランで決まる先にここを確認する"/>
     <w:p>
       <w:pPr>
         <w:pStyle w:val="Heading3"/>
       </w:pPr>
       <w:r>
-        <w:t xml:space="preserve">何を作るか（受講者に選ばせる。講師が決めない）</w:t>
-      </w:r>
-    </w:p>
-    <w:p>
-      <w:pPr>
-        <w:pStyle w:val="FirstParagraph"/>
-      </w:pPr>
-      <w:r>
-        <w:t xml:space="preserve">最も多い正解は次の3つ。</w:t>
+        <w:t xml:space="preserve">どこに作るか（受講者のプランで決まる。</w:t>
       </w:r>
       <w:r>
         <w:rPr>
           <w:bCs/>
           <w:b/>
         </w:rPr>
-        <w:t xml:space="preserve">第1回の棚卸し上位3から選ぶ。</w:t>
-      </w:r>
-      <w:r>
-        <w:t xml:space="preserve"> </w:t>
-      </w:r>
-      <w:r>
-        <w:t xml:space="preserve">1. 見積・提案の下書き役（過去の見積書と価格表を載せる）</w:t>
-      </w:r>
-      <w:r>
-        <w:t xml:space="preserve"> </w:t>
-      </w:r>
-      <w:r>
-        <w:t xml:space="preserve">2. 社内問い合わせ対応役（就業規則・社内マニュアルを載せる）</w:t>
-      </w:r>
-      <w:r>
-        <w:t xml:space="preserve"> </w:t>
-      </w:r>
-      <w:r>
-        <w:t xml:space="preserve">3. 顧客対応の一次回答役（FAQ・過去のやり取りを載せる）</w:t>
-      </w:r>
-    </w:p>
-    <w:bookmarkEnd w:id="93"/>
-    <w:bookmarkStart w:id="94" w:name="資料にないことは答えない-この回の技術的な核心"/>
-    <w:p>
-      <w:pPr>
-        <w:pStyle w:val="Heading3"/>
-      </w:pPr>
-      <w:r>
-        <w:t xml:space="preserve">「資料にないことは答えない」— この回の技術的な核心</w:t>
-      </w:r>
-    </w:p>
-    <w:p>
-      <w:pPr>
-        <w:pStyle w:val="FirstParagraph"/>
-      </w:pPr>
-      <w:r>
-        <w:t xml:space="preserve">指示文に次の主旨を必ず入れさせる。</w:t>
-      </w:r>
-    </w:p>
-    <w:p>
-      <w:pPr>
-        <w:pStyle w:val="SourceCode"/>
-      </w:pPr>
-      <w:r>
-        <w:rPr>
-          <w:rStyle w:val="VerbatimChar"/>
-        </w:rPr>
-        <w:t xml:space="preserve">・回答は添付資料に書かれている内容だけから作ること</w:t>
-      </w:r>
-      <w:r>
-        <w:br/>
-      </w:r>
-      <w:r>
-        <w:rPr>
-          <w:rStyle w:val="VerbatimChar"/>
-        </w:rPr>
-        <w:t xml:space="preserve">・資料に記載がない場合は「資料に記載がありません」と答え、推測しないこと</w:t>
-      </w:r>
-      <w:r>
-        <w:br/>
-      </w:r>
-      <w:r>
-        <w:rPr>
-          <w:rStyle w:val="VerbatimChar"/>
-        </w:rPr>
-        <w:t xml:space="preserve">・回答の根拠となった資料名を末尾に書くこと</w:t>
+        <w:t xml:space="preserve">先にここを確認する</w:t>
+      </w:r>
+      <w:r>
+        <w:t xml:space="preserve">）</w:t>
       </w:r>
     </w:p>
     <w:p>
@@ -9681,529 +9621,13 @@
           <w:bCs/>
           <w:b/>
         </w:rPr>
-        <w:t xml:space="preserve">この3行があるかないかで、実務で使えるかが決まる。</w:t>
+        <w:t xml:space="preserve">2026年9月時点、GPTs（カスタムGPT）は個人アカウントでは新規作成できない。</w:t>
       </w:r>
       <w:r>
         <w:t xml:space="preserve"> </w:t>
       </w:r>
       <w:r>
-        <w:t xml:space="preserve">受講者に手で打たせる（コピーさせない）。打った内容は忘れない。</w:t>
-      </w:r>
-    </w:p>
-    <w:bookmarkEnd w:id="94"/>
-    <w:bookmarkStart w:id="95" w:name="ai利用ルール-v1a41枚"/>
-    <w:p>
-      <w:pPr>
-        <w:pStyle w:val="Heading3"/>
-      </w:pPr>
-      <w:r>
-        <w:t xml:space="preserve">AI利用ルール v1（A4・1枚）</w:t>
-      </w:r>
-    </w:p>
-    <w:p>
-      <w:pPr>
-        <w:pStyle w:val="FirstParagraph"/>
-      </w:pPr>
-      <w:r>
-        <w:rPr>
-          <w:bCs/>
-          <w:b/>
-        </w:rPr>
-        <w:t xml:space="preserve">成果物テンプレート集 文書編の「⑥ AI利用ルール v1」をそのまま埋める。</w:t>
-      </w:r>
-      <w:r>
-        <w:t xml:space="preserve"> </w:t>
-      </w:r>
-      <w:r>
-        <w:t xml:space="preserve">5項目は次のとおり（テンプレート側が正）。</w:t>
-      </w:r>
-    </w:p>
-    <w:p>
-      <w:pPr>
-        <w:pStyle w:val="SourceCode"/>
-      </w:pPr>
-      <w:r>
-        <w:rPr>
-          <w:rStyle w:val="VerbatimChar"/>
-        </w:rPr>
-        <w:t xml:space="preserve">1. 入れてよい情報：公開している情報／社内の一般的な文書／自分で書いた文章。迷ったら窓口へ</w:t>
-      </w:r>
-      <w:r>
-        <w:br/>
-      </w:r>
-      <w:r>
-        <w:rPr>
-          <w:rStyle w:val="VerbatimChar"/>
-        </w:rPr>
-        <w:t xml:space="preserve">2. 入れてはいけない情報：①個人名と連絡先 ②取引先名と取引条件 ③単価・原価 ④図面と仕様書</w:t>
-      </w:r>
-      <w:r>
-        <w:br/>
-      </w:r>
-      <w:r>
-        <w:rPr>
-          <w:rStyle w:val="VerbatimChar"/>
-        </w:rPr>
-        <w:t xml:space="preserve">3. 出力の扱い：社外に出すものは、送信前に必ず担当者が確認する（確認する人を実名で書く）</w:t>
-      </w:r>
-      <w:r>
-        <w:br/>
-      </w:r>
-      <w:r>
-        <w:rPr>
-          <w:rStyle w:val="VerbatimChar"/>
-        </w:rPr>
-        <w:t xml:space="preserve">4. アカウントと費用：会社が契約したアカウントを使う。個人名義・個人のカードで契約しない</w:t>
-      </w:r>
-      <w:r>
-        <w:br/>
-      </w:r>
-      <w:r>
-        <w:rPr>
-          <w:rStyle w:val="VerbatimChar"/>
-        </w:rPr>
-        <w:t xml:space="preserve">5. 困ったときの窓口：      さん（内線   ）</w:t>
-      </w:r>
-    </w:p>
-    <w:p>
-      <w:pPr>
-        <w:pStyle w:val="FirstParagraph"/>
-      </w:pPr>
-      <w:r>
-        <w:rPr>
-          <w:bCs/>
-          <w:b/>
-        </w:rPr>
-        <w:t xml:space="preserve">5項目以上に増やさない。</w:t>
-      </w:r>
-      <w:r>
-        <w:t xml:space="preserve"> </w:t>
-      </w:r>
-      <w:r>
-        <w:t xml:space="preserve">増やすと読まれず、読まれないルールは無いのと同じ。</w:t>
-      </w:r>
-      <w:r>
-        <w:rPr>
-          <w:bCs/>
-          <w:b/>
-        </w:rPr>
-        <w:t xml:space="preserve">「出力の確認責任は使った人が持つ」は3項目目の中で口頭で補う</w:t>
-      </w:r>
-      <w:r>
-        <w:t xml:space="preserve">（書面に責任の話を増やすと、社員が使わなくなる）。</w:t>
-      </w:r>
-    </w:p>
-    <w:bookmarkEnd w:id="95"/>
-    <w:bookmarkStart w:id="96" w:name="宿題1つだけ-2"/>
-    <w:p>
-      <w:pPr>
-        <w:pStyle w:val="Heading3"/>
-      </w:pPr>
-      <w:r>
-        <w:t xml:space="preserve">宿題（1つだけ）</w:t>
-      </w:r>
-    </w:p>
-    <w:p>
-      <w:pPr>
-        <w:pStyle w:val="FirstParagraph"/>
-      </w:pPr>
-      <w:r>
-        <w:t xml:space="preserve">「作った専用AIを、推進候補者1名に触ってもらい、感想を1つ聞いてくる。」</w:t>
-      </w:r>
-      <w:r>
-        <w:t xml:space="preserve"> </w:t>
-      </w:r>
-      <w:r>
-        <w:t xml:space="preserve">→ 第6回のお披露目で「すでに社内の誰かが使っている」と言えるかどうかで、社員の受け取り方が変わる。</w:t>
-      </w:r>
-    </w:p>
-    <w:bookmarkEnd w:id="96"/>
-    <w:bookmarkStart w:id="97" w:name="レベル別調整-3"/>
-    <w:p>
-      <w:pPr>
-        <w:pStyle w:val="Heading3"/>
-      </w:pPr>
-      <w:r>
-        <w:t xml:space="preserve">レベル別調整</w:t>
-      </w:r>
-    </w:p>
-    <w:p>
-      <w:pPr>
-        <w:numPr>
-          <w:ilvl w:val="0"/>
-          <w:numId w:val="1022"/>
-        </w:numPr>
-        <w:pStyle w:val="Compact"/>
-      </w:pPr>
-      <w:r>
-        <w:t xml:space="preserve">Lv.1〜2：専用AIの作成は講師が画面共有で先導し、受講者は指示文と資料選びに集中させる。作ること自体より「資料にないことは答えない」の意味の理解を優先</w:t>
-      </w:r>
-    </w:p>
-    <w:p>
-      <w:pPr>
-        <w:numPr>
-          <w:ilvl w:val="0"/>
-          <w:numId w:val="1022"/>
-        </w:numPr>
-        <w:pStyle w:val="Compact"/>
-      </w:pPr>
-      <w:r>
-        <w:t xml:space="preserve">Lv.4以上：第8回のナレッジ検索を前倒しし、資料の量を増やしたときの精度低下をここで体験させる</w:t>
-      </w:r>
-    </w:p>
-    <w:bookmarkEnd w:id="97"/>
-    <w:bookmarkStart w:id="98" w:name="つまずきと対処-3"/>
-    <w:p>
-      <w:pPr>
-        <w:pStyle w:val="Heading3"/>
-      </w:pPr>
-      <w:r>
-        <w:t xml:space="preserve">つまずきと対処</w:t>
-      </w:r>
-    </w:p>
-    <w:tbl>
-      <w:tblPr>
-        <w:tblStyle w:val="Table"/>
-        <w:tblW w:type="pct" w:w="5000"/>
-        <w:tblLook w:firstRow="1" w:lastRow="0" w:firstColumn="0" w:lastColumn="0" w:noHBand="0" w:noVBand="0" w:val="0020"/>
-        <w:jc w:val="start"/>
-      </w:tblPr>
-      <w:tblGrid>
-        <w:gridCol w:w="3960"/>
-        <w:gridCol w:w="3960"/>
-      </w:tblGrid>
-      <w:tr>
-        <w:trPr>
-          <w:tblHeader w:val="true"/>
-        </w:trPr>
-        <w:tc>
-          <w:tcPr/>
-          <w:p>
-            <w:pPr>
-              <w:pStyle w:val="Compact"/>
-              <w:jc w:val="left"/>
-            </w:pPr>
-            <w:r>
-              <w:t xml:space="preserve">つまずき</w:t>
-            </w:r>
-          </w:p>
-        </w:tc>
-        <w:tc>
-          <w:tcPr/>
-          <w:p>
-            <w:pPr>
-              <w:pStyle w:val="Compact"/>
-              <w:jc w:val="left"/>
-            </w:pPr>
-            <w:r>
-              <w:t xml:space="preserve">対処</w:t>
-            </w:r>
-          </w:p>
-        </w:tc>
-      </w:tr>
-      <w:tr>
-        <w:tc>
-          <w:tcPr/>
-          <w:p>
-            <w:pPr>
-              <w:pStyle w:val="Compact"/>
-              <w:jc w:val="left"/>
-            </w:pPr>
-            <w:r>
-              <w:t xml:space="preserve">載せる資料が整っていない</w:t>
-            </w:r>
-          </w:p>
-        </w:tc>
-        <w:tc>
-          <w:tcPr/>
-          <w:p>
-            <w:pPr>
-              <w:pStyle w:val="Compact"/>
-              <w:jc w:val="left"/>
-            </w:pPr>
-            <w:r>
-              <w:t xml:space="preserve">完璧を待たない。</w:t>
-            </w:r>
-            <w:r>
-              <w:rPr>
-                <w:bCs/>
-                <w:b/>
-              </w:rPr>
-              <w:t xml:space="preserve">3本でよい</w:t>
-            </w:r>
-            <w:r>
-              <w:t xml:space="preserve">。足りない資料は「不足資料リスト」に書き出し、第8回で回収する</w:t>
-            </w:r>
-          </w:p>
-        </w:tc>
-      </w:tr>
-      <w:tr>
-        <w:tc>
-          <w:tcPr/>
-          <w:p>
-            <w:pPr>
-              <w:pStyle w:val="Compact"/>
-              <w:jc w:val="left"/>
-            </w:pPr>
-            <w:r>
-              <w:t xml:space="preserve">専用AIが資料を無視して一般論を答える</w:t>
-            </w:r>
-          </w:p>
-        </w:tc>
-        <w:tc>
-          <w:tcPr/>
-          <w:p>
-            <w:pPr>
-              <w:pStyle w:val="Compact"/>
-              <w:jc w:val="left"/>
-            </w:pPr>
-            <w:r>
-              <w:t xml:space="preserve">指示文の順序を変える（禁止事項を先頭に）／資料をPDFからテキストに変える／資料を減らす。この3手で大半は直る</w:t>
-            </w:r>
-          </w:p>
-        </w:tc>
-      </w:tr>
-      <w:tr>
-        <w:tc>
-          <w:tcPr/>
-          <w:p>
-            <w:pPr>
-              <w:pStyle w:val="Compact"/>
-              <w:jc w:val="left"/>
-            </w:pPr>
-            <w:r>
-              <w:t xml:space="preserve">プランの制約で作成機能が使えない</w:t>
-            </w:r>
-          </w:p>
-        </w:tc>
-        <w:tc>
-          <w:tcPr/>
-          <w:p>
-            <w:pPr>
-              <w:pStyle w:val="Compact"/>
-              <w:jc w:val="left"/>
-            </w:pPr>
-            <w:r>
-              <w:t xml:space="preserve">プロジェクト機能＋固定の前提ブロックで代替する。機能名に依存した教え方をしないこと</w:t>
-            </w:r>
-          </w:p>
-        </w:tc>
-      </w:tr>
-    </w:tbl>
-    <w:bookmarkEnd w:id="98"/>
-    <w:bookmarkStart w:id="99" w:name="匿名事例プレースホルダー要差し替え-3"/>
-    <w:p>
-      <w:pPr>
-        <w:pStyle w:val="Heading3"/>
-      </w:pPr>
-      <w:r>
-        <w:t xml:space="preserve">匿名事例（プレースホルダー・要差し替え）</w:t>
-      </w:r>
-    </w:p>
-    <w:p>
-      <w:pPr>
-        <w:pStyle w:val="FirstParagraph"/>
-      </w:pPr>
-      <w:r>
-        <w:t xml:space="preserve">「就業規則を載せた社内問い合わせAIを作った会社。総務への質問が減ったこと以上に、</w:t>
-      </w:r>
-      <w:r>
-        <w:rPr>
-          <w:bCs/>
-          <w:b/>
-        </w:rPr>
-        <w:t xml:space="preserve">『規則に書いていない』ことが可視化された</w:t>
-      </w:r>
-      <w:r>
-        <w:t xml:space="preserve">のが収穫だった。結果として規則の改訂につながった」</w:t>
-      </w:r>
-    </w:p>
-    <w:p>
-      <w:r>
-        <w:pict>
-          <v:rect style="width:0;height:1.5pt" o:hralign="center" o:hrstd="t" o:hr="t"/>
-        </w:pict>
-      </w:r>
-    </w:p>
-    <w:bookmarkEnd w:id="99"/>
-    <w:bookmarkEnd w:id="100"/>
-    <w:bookmarkStart w:id="110" w:name="第6回-社内へのお披露目と12か月計画-社員同席"/>
-    <w:p>
-      <w:pPr>
-        <w:pStyle w:val="Heading2"/>
-      </w:pPr>
-      <w:r>
-        <w:t xml:space="preserve">第6回　社内へのお披露目と12か月計画　【社員同席】</w:t>
-      </w:r>
-    </w:p>
-    <w:bookmarkStart w:id="101" w:name="ねらい-4"/>
-    <w:p>
-      <w:pPr>
-        <w:pStyle w:val="Heading3"/>
-      </w:pPr>
-      <w:r>
-        <w:t xml:space="preserve">ねらい</w:t>
-      </w:r>
-    </w:p>
-    <w:p>
-      <w:pPr>
-        <w:pStyle w:val="FirstParagraph"/>
-      </w:pPr>
-      <w:r>
-        <w:t xml:space="preserve">基礎編の総まとめ。</w:t>
-      </w:r>
-      <w:r>
-        <w:rPr>
-          <w:bCs/>
-          <w:b/>
-        </w:rPr>
-        <w:t xml:space="preserve">この回だけは、受講者が主役ではなく発表者になる。</w:t>
-      </w:r>
-      <w:r>
-        <w:t xml:space="preserve"> </w:t>
-      </w:r>
-      <w:r>
-        <w:t xml:space="preserve">講師は司会と補佐に回る。</w:t>
-      </w:r>
-    </w:p>
-    <w:bookmarkEnd w:id="101"/>
-    <w:bookmarkStart w:id="102" w:name="到達点-3"/>
-    <w:p>
-      <w:pPr>
-        <w:pStyle w:val="Heading3"/>
-      </w:pPr>
-      <w:r>
-        <w:t xml:space="preserve">到達点</w:t>
-      </w:r>
-    </w:p>
-    <w:p>
-      <w:pPr>
-        <w:numPr>
-          <w:ilvl w:val="0"/>
-          <w:numId w:val="1023"/>
-        </w:numPr>
-        <w:pStyle w:val="Compact"/>
-      </w:pPr>
-      <w:r>
-        <w:t xml:space="preserve">社員（3名以上が望ましい）の前で、受講者自身が5〜10分で「うちはAIをこう使う」を説明した</w:t>
-      </w:r>
-    </w:p>
-    <w:p>
-      <w:pPr>
-        <w:numPr>
-          <w:ilvl w:val="0"/>
-          <w:numId w:val="1023"/>
-        </w:numPr>
-        <w:pStyle w:val="Compact"/>
-      </w:pPr>
-      <w:r>
-        <w:t xml:space="preserve">12か月ロードマップが1枚になっている</w:t>
-      </w:r>
-    </w:p>
-    <w:p>
-      <w:pPr>
-        <w:numPr>
-          <w:ilvl w:val="0"/>
-          <w:numId w:val="1023"/>
-        </w:numPr>
-        <w:pStyle w:val="Compact"/>
-      </w:pPr>
-      <w:r>
-        <w:t xml:space="preserve">社員から質問が出た（出ない場合は講師が代弁して出す）</w:t>
-      </w:r>
-    </w:p>
-    <w:bookmarkEnd w:id="102"/>
-    <w:bookmarkStart w:id="103" w:name="事前準備この回だけ特別に重い"/>
-    <w:p>
-      <w:pPr>
-        <w:pStyle w:val="Heading3"/>
-      </w:pPr>
-      <w:r>
-        <w:t xml:space="preserve">事前準備（この回だけ特別に重い）</w:t>
-      </w:r>
-    </w:p>
-    <w:p>
-      <w:pPr>
-        <w:numPr>
-          <w:ilvl w:val="0"/>
-          <w:numId w:val="1024"/>
-        </w:numPr>
-        <w:pStyle w:val="Compact"/>
-      </w:pPr>
-      <w:r>
-        <w:rPr>
-          <w:bCs/>
-          <w:b/>
-        </w:rPr>
-        <w:t xml:space="preserve">2週間前</w:t>
-      </w:r>
-      <w:r>
-        <w:t xml:space="preserve">：参加者確定、社員へ案内文送付（受講者名義。文案は講師が作る）</w:t>
-      </w:r>
-    </w:p>
-    <w:p>
-      <w:pPr>
-        <w:numPr>
-          <w:ilvl w:val="0"/>
-          <w:numId w:val="1024"/>
-        </w:numPr>
-        <w:pStyle w:val="Compact"/>
-      </w:pPr>
-      <w:r>
-        <w:rPr>
-          <w:bCs/>
-          <w:b/>
-        </w:rPr>
-        <w:t xml:space="preserve">1週間前</w:t>
-      </w:r>
-      <w:r>
-        <w:t xml:space="preserve">：受講者と発表内容の壁打ち（30分・別枠。</w:t>
-      </w:r>
-      <w:r>
-        <w:rPr>
-          <w:bCs/>
-          <w:b/>
-        </w:rPr>
-        <w:t xml:space="preserve">ここを省略すると当日が崩れる</w:t>
-      </w:r>
-      <w:r>
-        <w:t xml:space="preserve">）</w:t>
-      </w:r>
-    </w:p>
-    <w:p>
-      <w:pPr>
-        <w:numPr>
-          <w:ilvl w:val="0"/>
-          <w:numId w:val="1024"/>
-        </w:numPr>
-        <w:pStyle w:val="Compact"/>
-      </w:pPr>
-      <w:r>
-        <w:rPr>
-          <w:bCs/>
-          <w:b/>
-        </w:rPr>
-        <w:t xml:space="preserve">前日</w:t>
-      </w:r>
-      <w:r>
-        <w:t xml:space="preserve">：発表資料の最終確認。</w:t>
-      </w:r>
-      <w:r>
-        <w:rPr>
-          <w:bCs/>
-          <w:b/>
-        </w:rPr>
-        <w:t xml:space="preserve">資料は5枚以内</w:t>
-      </w:r>
-    </w:p>
-    <w:bookmarkEnd w:id="103"/>
-    <w:bookmarkStart w:id="104" w:name="分の配分-4"/>
-    <w:p>
-      <w:pPr>
-        <w:pStyle w:val="Heading3"/>
-      </w:pPr>
-      <w:r>
-        <w:t xml:space="preserve">120分の配分</w:t>
+        <w:t xml:space="preserve">OpenAIのヘルプに「New GPT creation and publishing are not available on personal ChatGPT accounts, including Free, Go, Plus, and Pro.」と明記されている。作成できるのは Business／Enterprise／Edu のワークスペースのみ。</w:t>
       </w:r>
     </w:p>
     <w:tbl>
@@ -10230,93 +9654,128 @@
               <w:jc w:val="left"/>
             </w:pPr>
             <w:r>
-              <w:t xml:space="preserve">時間</w:t>
-            </w:r>
-          </w:p>
-        </w:tc>
-        <w:tc>
-          <w:tcPr/>
-          <w:p>
-            <w:pPr>
-              <w:pStyle w:val="Compact"/>
-              <w:jc w:val="left"/>
-            </w:pPr>
-            <w:r>
-              <w:t xml:space="preserve">内容</w:t>
-            </w:r>
-          </w:p>
-        </w:tc>
-        <w:tc>
-          <w:tcPr/>
-          <w:p>
-            <w:pPr>
-              <w:pStyle w:val="Compact"/>
-              <w:jc w:val="left"/>
-            </w:pPr>
-            <w:r>
-              <w:t xml:space="preserve">誰が</w:t>
-            </w:r>
-          </w:p>
-        </w:tc>
-      </w:tr>
-      <w:tr>
-        <w:tc>
-          <w:tcPr/>
-          <w:p>
-            <w:pPr>
-              <w:pStyle w:val="Compact"/>
-              <w:jc w:val="left"/>
-            </w:pPr>
-            <w:r>
-              <w:t xml:space="preserve">0:00–0:05</w:t>
-            </w:r>
-          </w:p>
-        </w:tc>
-        <w:tc>
-          <w:tcPr/>
-          <w:p>
-            <w:pPr>
-              <w:pStyle w:val="Compact"/>
-              <w:jc w:val="left"/>
-            </w:pPr>
-            <w:r>
-              <w:t xml:space="preserve">講師から趣旨説明（</w:t>
-            </w:r>
+              <w:t xml:space="preserve">受講者のプラン</w:t>
+            </w:r>
+          </w:p>
+        </w:tc>
+        <w:tc>
+          <w:tcPr/>
+          <w:p>
+            <w:pPr>
+              <w:pStyle w:val="Compact"/>
+              <w:jc w:val="left"/>
+            </w:pPr>
+            <w:r>
+              <w:t xml:space="preserve">何で作るか</w:t>
+            </w:r>
+          </w:p>
+        </w:tc>
+        <w:tc>
+          <w:tcPr/>
+          <w:p>
+            <w:pPr>
+              <w:pStyle w:val="Compact"/>
+              <w:jc w:val="left"/>
+            </w:pPr>
+            <w:r>
+              <w:t xml:space="preserve">社員に渡せるか</w:t>
+            </w:r>
+          </w:p>
+        </w:tc>
+      </w:tr>
+      <w:tr>
+        <w:tc>
+          <w:tcPr/>
+          <w:p>
+            <w:pPr>
+              <w:pStyle w:val="Compact"/>
+              <w:jc w:val="left"/>
+            </w:pPr>
+            <w:r>
+              <w:t xml:space="preserve">Free／Go／Plus／Pro（個人）</w:t>
+            </w:r>
+          </w:p>
+        </w:tc>
+        <w:tc>
+          <w:tcPr/>
+          <w:p>
+            <w:pPr>
+              <w:pStyle w:val="Compact"/>
+              <w:jc w:val="left"/>
+            </w:pPr>
             <w:r>
               <w:rPr>
                 <w:bCs/>
                 <w:b/>
               </w:rPr>
-              <w:t xml:space="preserve">5分。</w:t>
-            </w:r>
-            <w:r>
-              <w:t xml:space="preserve">「評価の場ではない」とだけ言って引く）</w:t>
-            </w:r>
-          </w:p>
-        </w:tc>
-        <w:tc>
-          <w:tcPr/>
-          <w:p>
-            <w:pPr>
-              <w:pStyle w:val="Compact"/>
-              <w:jc w:val="left"/>
-            </w:pPr>
-            <w:r>
-              <w:t xml:space="preserve">講師</w:t>
-            </w:r>
-          </w:p>
-        </w:tc>
-      </w:tr>
-      <w:tr>
-        <w:tc>
-          <w:tcPr/>
-          <w:p>
-            <w:pPr>
-              <w:pStyle w:val="Compact"/>
-              <w:jc w:val="left"/>
-            </w:pPr>
-            <w:r>
-              <w:t xml:space="preserve">0:05–0:20</w:t>
+              <w:t xml:space="preserve">プロジェクト機能</w:t>
+            </w:r>
+            <w:r>
+              <w:t xml:space="preserve">（無料プランでも使える）</w:t>
+            </w:r>
+          </w:p>
+        </w:tc>
+        <w:tc>
+          <w:tcPr/>
+          <w:p>
+            <w:pPr>
+              <w:pStyle w:val="Compact"/>
+              <w:jc w:val="left"/>
+            </w:pPr>
+            <w:r>
+              <w:t xml:space="preserve">渡せない。第5回は「社長が使う」で止める</w:t>
+            </w:r>
+          </w:p>
+        </w:tc>
+      </w:tr>
+      <w:tr>
+        <w:tc>
+          <w:tcPr/>
+          <w:p>
+            <w:pPr>
+              <w:pStyle w:val="Compact"/>
+              <w:jc w:val="left"/>
+            </w:pPr>
+            <w:r>
+              <w:t xml:space="preserve">Business／Enterprise／Edu</w:t>
+            </w:r>
+          </w:p>
+        </w:tc>
+        <w:tc>
+          <w:tcPr/>
+          <w:p>
+            <w:pPr>
+              <w:pStyle w:val="Compact"/>
+              <w:jc w:val="left"/>
+            </w:pPr>
+            <w:r>
+              <w:t xml:space="preserve">プロジェクト（共有可）または GPTs</w:t>
+            </w:r>
+          </w:p>
+        </w:tc>
+        <w:tc>
+          <w:tcPr/>
+          <w:p>
+            <w:pPr>
+              <w:pStyle w:val="Compact"/>
+              <w:jc w:val="left"/>
+            </w:pPr>
+            <w:r>
+              <w:t xml:space="preserve">渡せる</w:t>
+            </w:r>
+          </w:p>
+        </w:tc>
+      </w:tr>
+      <w:tr>
+        <w:tc>
+          <w:tcPr/>
+          <w:p>
+            <w:pPr>
+              <w:pStyle w:val="Compact"/>
+              <w:jc w:val="left"/>
+            </w:pPr>
+            <w:r>
+              <w:t xml:space="preserve">すでにGPTsを持っている</w:t>
             </w:r>
           </w:p>
         </w:tc>
@@ -10332,191 +9791,22 @@
                 <w:bCs/>
                 <w:b/>
               </w:rPr>
-              <w:t xml:space="preserve">受講者の発表</w:t>
-            </w:r>
-            <w:r>
-              <w:t xml:space="preserve">：この5回でやったこと／作ったもの／これからやること</w:t>
-            </w:r>
-          </w:p>
-        </w:tc>
-        <w:tc>
-          <w:tcPr/>
-          <w:p>
-            <w:pPr>
-              <w:pStyle w:val="Compact"/>
-              <w:jc w:val="left"/>
-            </w:pPr>
-            <w:r>
-              <w:t xml:space="preserve">受講者</w:t>
-            </w:r>
-          </w:p>
-        </w:tc>
-      </w:tr>
-      <w:tr>
-        <w:tc>
-          <w:tcPr/>
-          <w:p>
-            <w:pPr>
-              <w:pStyle w:val="Compact"/>
-              <w:jc w:val="left"/>
-            </w:pPr>
-            <w:r>
-              <w:t xml:space="preserve">0:20–0:45</w:t>
-            </w:r>
-          </w:p>
-        </w:tc>
-        <w:tc>
-          <w:tcPr/>
-          <w:p>
-            <w:pPr>
-              <w:pStyle w:val="Compact"/>
-              <w:jc w:val="left"/>
-            </w:pPr>
-            <w:r>
-              <w:t xml:space="preserve">実物のデモ（第5回で作った専用AIを社員の前で動かす）</w:t>
-            </w:r>
-          </w:p>
-        </w:tc>
-        <w:tc>
-          <w:tcPr/>
-          <w:p>
-            <w:pPr>
-              <w:pStyle w:val="Compact"/>
-              <w:jc w:val="left"/>
-            </w:pPr>
-            <w:r>
-              <w:t xml:space="preserve">受講者</w:t>
-            </w:r>
-          </w:p>
-        </w:tc>
-      </w:tr>
-      <w:tr>
-        <w:tc>
-          <w:tcPr/>
-          <w:p>
-            <w:pPr>
-              <w:pStyle w:val="Compact"/>
-              <w:jc w:val="left"/>
-            </w:pPr>
-            <w:r>
-              <w:t xml:space="preserve">0:45–1:15</w:t>
-            </w:r>
-          </w:p>
-        </w:tc>
-        <w:tc>
-          <w:tcPr/>
-          <w:p>
-            <w:pPr>
-              <w:pStyle w:val="Compact"/>
-              <w:jc w:val="left"/>
-            </w:pPr>
-            <w:r>
-              <w:t xml:space="preserve">社員からの質問・不安の吸い上げ。</w:t>
-            </w:r>
-            <w:r>
-              <w:rPr>
-                <w:bCs/>
-                <w:b/>
-              </w:rPr>
-              <w:t xml:space="preserve">講師は発言を板書するだけ。答えるのは受講者</w:t>
-            </w:r>
-          </w:p>
-        </w:tc>
-        <w:tc>
-          <w:tcPr/>
-          <w:p>
-            <w:pPr>
-              <w:pStyle w:val="Compact"/>
-              <w:jc w:val="left"/>
-            </w:pPr>
-            <w:r>
-              <w:t xml:space="preserve">社員＋受講者</w:t>
-            </w:r>
-          </w:p>
-        </w:tc>
-      </w:tr>
-      <w:tr>
-        <w:tc>
-          <w:tcPr/>
-          <w:p>
-            <w:pPr>
-              <w:pStyle w:val="Compact"/>
-              <w:jc w:val="left"/>
-            </w:pPr>
-            <w:r>
-              <w:t xml:space="preserve">1:15–1:45</w:t>
-            </w:r>
-          </w:p>
-        </w:tc>
-        <w:tc>
-          <w:tcPr/>
-          <w:p>
-            <w:pPr>
-              <w:pStyle w:val="Compact"/>
-              <w:jc w:val="left"/>
-            </w:pPr>
-            <w:r>
-              <w:t xml:space="preserve">社員退席後：12か月ロードマップの作成</w:t>
-            </w:r>
-          </w:p>
-        </w:tc>
-        <w:tc>
-          <w:tcPr/>
-          <w:p>
-            <w:pPr>
-              <w:pStyle w:val="Compact"/>
-              <w:jc w:val="left"/>
-            </w:pPr>
-            <w:r>
-              <w:t xml:space="preserve">受講者＋講師</w:t>
-            </w:r>
-          </w:p>
-        </w:tc>
-      </w:tr>
-      <w:tr>
-        <w:tc>
-          <w:tcPr/>
-          <w:p>
-            <w:pPr>
-              <w:pStyle w:val="Compact"/>
-              <w:jc w:val="left"/>
-            </w:pPr>
-            <w:r>
-              <w:t xml:space="preserve">1:45–2:00</w:t>
-            </w:r>
-          </w:p>
-        </w:tc>
-        <w:tc>
-          <w:tcPr/>
-          <w:p>
-            <w:pPr>
-              <w:pStyle w:val="Compact"/>
-              <w:jc w:val="left"/>
-            </w:pPr>
-            <w:r>
-              <w:t xml:space="preserve">宿題・記録（</w:t>
-            </w:r>
-            <w:r>
-              <w:rPr>
-                <w:bCs/>
-                <w:b/>
-              </w:rPr>
-              <w:t xml:space="preserve">上級編の方針は別枠のメールで</w:t>
-            </w:r>
-            <w:r>
-              <w:t xml:space="preserve">。ここで講師が話し始めない）</w:t>
-            </w:r>
-          </w:p>
-        </w:tc>
-        <w:tc>
-          <w:tcPr/>
-          <w:p>
-            <w:pPr>
-              <w:pStyle w:val="Compact"/>
-              <w:jc w:val="left"/>
-            </w:pPr>
-            <w:r>
-              <w:t xml:space="preserve">講師</w:t>
+              <w:t xml:space="preserve">既存のGPTは使い続けられ、編集もできる</w:t>
+            </w:r>
+            <w:r>
+              <w:t xml:space="preserve">（新規作成だけができない）</w:t>
+            </w:r>
+          </w:p>
+        </w:tc>
+        <w:tc>
+          <w:tcPr/>
+          <w:p>
+            <w:pPr>
+              <w:pStyle w:val="Compact"/>
+              <w:jc w:val="left"/>
+            </w:pPr>
+            <w:r>
+              <w:t xml:space="preserve">既存の共有設定のまま</w:t>
             </w:r>
           </w:p>
         </w:tc>
@@ -10531,36 +9821,313 @@
           <w:bCs/>
           <w:b/>
         </w:rPr>
-        <w:t xml:space="preserve">この回の講師の発話は、合計15分以内。</w:t>
+        <w:t xml:space="preserve">迷ったらプロジェクトで作る。</w:t>
       </w:r>
       <w:r>
         <w:t xml:space="preserve"> </w:t>
       </w:r>
       <w:r>
-        <w:t xml:space="preserve">原則1の35分ではなく、さらに厳しく取る。</w:t>
+        <w:t xml:space="preserve">プロジェクトは全プランで使え、資料も指示も入れられ、第8回のナレッジ検索にもそのまま育てられる。GPTsを使う理由は「社員に配る」だけなので、それは法人契約と一緒に第11回で扱う。</w:t>
+      </w:r>
+    </w:p>
+    <w:p>
+      <w:pPr>
+        <w:pStyle w:val="BlockText"/>
+      </w:pPr>
+      <w:r>
+        <w:t xml:space="preserve">講師の準備：</w:t>
       </w:r>
       <w:r>
         <w:rPr>
           <w:bCs/>
           <w:b/>
         </w:rPr>
-        <w:t xml:space="preserve">社員の前で最も長く喋るのが講師になった時点で、この回は失敗している。</w:t>
+        <w:t xml:space="preserve">初回（第1回）の環境聞き取りで、受講者のプランを必ず確認しておく。</w:t>
       </w:r>
       <w:r>
         <w:t xml:space="preserve"> </w:t>
       </w:r>
       <w:r>
-        <w:t xml:space="preserve">質問の吸い上げでも、講師の仕事は「いま○○さんが言ったのは、こういうことですか」と板書することまで。言語化の主語は受講者に置く。</w:t>
-      </w:r>
-    </w:p>
-    <w:bookmarkEnd w:id="104"/>
-    <w:bookmarkStart w:id="105" w:name="社員から必ず出る質問講師が先回りして答えを用意しておく"/>
+        <w:t xml:space="preserve">ここが分からないまま第5回に入ると、当日「作成」ボタンが出ずに止まる。画面の手順は別冊「ChatGPT操作手順書」にある。</w:t>
+      </w:r>
+    </w:p>
+    <w:bookmarkEnd w:id="93"/>
+    <w:bookmarkStart w:id="94" w:name="何を作るか受講者に選ばせる講師が決めない"/>
     <w:p>
       <w:pPr>
         <w:pStyle w:val="Heading3"/>
       </w:pPr>
       <w:r>
-        <w:t xml:space="preserve">社員から必ず出る質問（講師が先回りして答えを用意しておく）</w:t>
+        <w:t xml:space="preserve">何を作るか（受講者に選ばせる。講師が決めない）</w:t>
+      </w:r>
+    </w:p>
+    <w:p>
+      <w:pPr>
+        <w:pStyle w:val="FirstParagraph"/>
+      </w:pPr>
+      <w:r>
+        <w:t xml:space="preserve">最も多い正解は次の3つ。</w:t>
+      </w:r>
+      <w:r>
+        <w:rPr>
+          <w:bCs/>
+          <w:b/>
+        </w:rPr>
+        <w:t xml:space="preserve">第1回の棚卸し上位3から選ぶ。</w:t>
+      </w:r>
+      <w:r>
+        <w:t xml:space="preserve"> </w:t>
+      </w:r>
+      <w:r>
+        <w:t xml:space="preserve">1. 見積・提案の下書き役（過去の見積書と価格表を載せる）</w:t>
+      </w:r>
+      <w:r>
+        <w:t xml:space="preserve"> </w:t>
+      </w:r>
+      <w:r>
+        <w:t xml:space="preserve">2. 社内問い合わせ対応役（就業規則・社内マニュアルを載せる）</w:t>
+      </w:r>
+      <w:r>
+        <w:t xml:space="preserve"> </w:t>
+      </w:r>
+      <w:r>
+        <w:t xml:space="preserve">3. 顧客対応の一次回答役（FAQ・過去のやり取りを載せる）</w:t>
+      </w:r>
+    </w:p>
+    <w:bookmarkEnd w:id="94"/>
+    <w:bookmarkStart w:id="95" w:name="資料にないことは答えない-この回の技術的な核心"/>
+    <w:p>
+      <w:pPr>
+        <w:pStyle w:val="Heading3"/>
+      </w:pPr>
+      <w:r>
+        <w:t xml:space="preserve">「資料にないことは答えない」— この回の技術的な核心</w:t>
+      </w:r>
+    </w:p>
+    <w:p>
+      <w:pPr>
+        <w:pStyle w:val="FirstParagraph"/>
+      </w:pPr>
+      <w:r>
+        <w:t xml:space="preserve">指示文に次の主旨を必ず入れさせる。</w:t>
+      </w:r>
+    </w:p>
+    <w:p>
+      <w:pPr>
+        <w:pStyle w:val="SourceCode"/>
+      </w:pPr>
+      <w:r>
+        <w:rPr>
+          <w:rStyle w:val="VerbatimChar"/>
+        </w:rPr>
+        <w:t xml:space="preserve">・回答は添付資料に書かれている内容だけから作ること</w:t>
+      </w:r>
+      <w:r>
+        <w:br/>
+      </w:r>
+      <w:r>
+        <w:rPr>
+          <w:rStyle w:val="VerbatimChar"/>
+        </w:rPr>
+        <w:t xml:space="preserve">・資料に記載がない場合は「資料に記載がありません」と答え、推測しないこと</w:t>
+      </w:r>
+      <w:r>
+        <w:br/>
+      </w:r>
+      <w:r>
+        <w:rPr>
+          <w:rStyle w:val="VerbatimChar"/>
+        </w:rPr>
+        <w:t xml:space="preserve">・回答の根拠となった資料名を末尾に書くこと</w:t>
+      </w:r>
+    </w:p>
+    <w:p>
+      <w:pPr>
+        <w:pStyle w:val="FirstParagraph"/>
+      </w:pPr>
+      <w:r>
+        <w:rPr>
+          <w:bCs/>
+          <w:b/>
+        </w:rPr>
+        <w:t xml:space="preserve">この3行があるかないかで、実務で使えるかが決まる。</w:t>
+      </w:r>
+      <w:r>
+        <w:t xml:space="preserve"> </w:t>
+      </w:r>
+      <w:r>
+        <w:t xml:space="preserve">受講者に手で打たせる（コピーさせない）。打った内容は忘れない。</w:t>
+      </w:r>
+    </w:p>
+    <w:bookmarkEnd w:id="95"/>
+    <w:bookmarkStart w:id="96" w:name="ai利用ルール-v1a41枚"/>
+    <w:p>
+      <w:pPr>
+        <w:pStyle w:val="Heading3"/>
+      </w:pPr>
+      <w:r>
+        <w:t xml:space="preserve">AI利用ルール v1（A4・1枚）</w:t>
+      </w:r>
+    </w:p>
+    <w:p>
+      <w:pPr>
+        <w:pStyle w:val="FirstParagraph"/>
+      </w:pPr>
+      <w:r>
+        <w:rPr>
+          <w:bCs/>
+          <w:b/>
+        </w:rPr>
+        <w:t xml:space="preserve">成果物テンプレート集 文書編の「⑥ AI利用ルール v1」をそのまま埋める。</w:t>
+      </w:r>
+      <w:r>
+        <w:t xml:space="preserve"> </w:t>
+      </w:r>
+      <w:r>
+        <w:t xml:space="preserve">5項目は次のとおり（テンプレート側が正）。</w:t>
+      </w:r>
+    </w:p>
+    <w:p>
+      <w:pPr>
+        <w:pStyle w:val="SourceCode"/>
+      </w:pPr>
+      <w:r>
+        <w:rPr>
+          <w:rStyle w:val="VerbatimChar"/>
+        </w:rPr>
+        <w:t xml:space="preserve">1. 入れてよい情報：公開している情報／社内の一般的な文書／自分で書いた文章。迷ったら窓口へ</w:t>
+      </w:r>
+      <w:r>
+        <w:br/>
+      </w:r>
+      <w:r>
+        <w:rPr>
+          <w:rStyle w:val="VerbatimChar"/>
+        </w:rPr>
+        <w:t xml:space="preserve">2. 入れてはいけない情報：①個人名と連絡先 ②取引先名と取引条件 ③単価・原価 ④図面と仕様書</w:t>
+      </w:r>
+      <w:r>
+        <w:br/>
+      </w:r>
+      <w:r>
+        <w:rPr>
+          <w:rStyle w:val="VerbatimChar"/>
+        </w:rPr>
+        <w:t xml:space="preserve">3. 出力の扱い：社外に出すものは、送信前に必ず担当者が確認する（確認する人を実名で書く）</w:t>
+      </w:r>
+      <w:r>
+        <w:br/>
+      </w:r>
+      <w:r>
+        <w:rPr>
+          <w:rStyle w:val="VerbatimChar"/>
+        </w:rPr>
+        <w:t xml:space="preserve">4. アカウントと費用：会社が契約したアカウントを使う。個人名義・個人のカードで契約しない</w:t>
+      </w:r>
+      <w:r>
+        <w:br/>
+      </w:r>
+      <w:r>
+        <w:rPr>
+          <w:rStyle w:val="VerbatimChar"/>
+        </w:rPr>
+        <w:t xml:space="preserve">5. 困ったときの窓口：      さん（内線   ）</w:t>
+      </w:r>
+    </w:p>
+    <w:p>
+      <w:pPr>
+        <w:pStyle w:val="FirstParagraph"/>
+      </w:pPr>
+      <w:r>
+        <w:rPr>
+          <w:bCs/>
+          <w:b/>
+        </w:rPr>
+        <w:t xml:space="preserve">5項目以上に増やさない。</w:t>
+      </w:r>
+      <w:r>
+        <w:t xml:space="preserve"> </w:t>
+      </w:r>
+      <w:r>
+        <w:t xml:space="preserve">増やすと読まれず、読まれないルールは無いのと同じ。</w:t>
+      </w:r>
+      <w:r>
+        <w:rPr>
+          <w:bCs/>
+          <w:b/>
+        </w:rPr>
+        <w:t xml:space="preserve">「出力の確認責任は使った人が持つ」は3項目目の中で口頭で補う</w:t>
+      </w:r>
+      <w:r>
+        <w:t xml:space="preserve">（書面に責任の話を増やすと、社員が使わなくなる）。</w:t>
+      </w:r>
+    </w:p>
+    <w:bookmarkEnd w:id="96"/>
+    <w:bookmarkStart w:id="97" w:name="宿題1つだけ-2"/>
+    <w:p>
+      <w:pPr>
+        <w:pStyle w:val="Heading3"/>
+      </w:pPr>
+      <w:r>
+        <w:t xml:space="preserve">宿題（1つだけ）</w:t>
+      </w:r>
+    </w:p>
+    <w:p>
+      <w:pPr>
+        <w:pStyle w:val="FirstParagraph"/>
+      </w:pPr>
+      <w:r>
+        <w:t xml:space="preserve">「作った専用AIを、推進候補者1名に触ってもらい、感想を1つ聞いてくる。」</w:t>
+      </w:r>
+      <w:r>
+        <w:t xml:space="preserve"> </w:t>
+      </w:r>
+      <w:r>
+        <w:t xml:space="preserve">→ 第6回のお披露目で「すでに社内の誰かが使っている」と言えるかどうかで、社員の受け取り方が変わる。</w:t>
+      </w:r>
+    </w:p>
+    <w:bookmarkEnd w:id="97"/>
+    <w:bookmarkStart w:id="98" w:name="レベル別調整-3"/>
+    <w:p>
+      <w:pPr>
+        <w:pStyle w:val="Heading3"/>
+      </w:pPr>
+      <w:r>
+        <w:t xml:space="preserve">レベル別調整</w:t>
+      </w:r>
+    </w:p>
+    <w:p>
+      <w:pPr>
+        <w:numPr>
+          <w:ilvl w:val="0"/>
+          <w:numId w:val="1022"/>
+        </w:numPr>
+        <w:pStyle w:val="Compact"/>
+      </w:pPr>
+      <w:r>
+        <w:t xml:space="preserve">Lv.1〜2：専用AIの作成は講師が画面共有で先導し、受講者は指示文と資料選びに集中させる。作ること自体より「資料にないことは答えない」の意味の理解を優先</w:t>
+      </w:r>
+    </w:p>
+    <w:p>
+      <w:pPr>
+        <w:numPr>
+          <w:ilvl w:val="0"/>
+          <w:numId w:val="1022"/>
+        </w:numPr>
+        <w:pStyle w:val="Compact"/>
+      </w:pPr>
+      <w:r>
+        <w:t xml:space="preserve">Lv.4以上：第8回のナレッジ検索を前倒しし、資料の量を増やしたときの精度低下をここで体験させる</w:t>
+      </w:r>
+    </w:p>
+    <w:bookmarkEnd w:id="98"/>
+    <w:bookmarkStart w:id="99" w:name="つまずきと対処-3"/>
+    <w:p>
+      <w:pPr>
+        <w:pStyle w:val="Heading3"/>
+      </w:pPr>
+      <w:r>
+        <w:t xml:space="preserve">つまずきと対処</w:t>
       </w:r>
     </w:p>
     <w:tbl>
@@ -10586,203 +10153,120 @@
               <w:jc w:val="left"/>
             </w:pPr>
             <w:r>
-              <w:t xml:space="preserve">質問</w:t>
-            </w:r>
-          </w:p>
-        </w:tc>
-        <w:tc>
-          <w:tcPr/>
-          <w:p>
-            <w:pPr>
-              <w:pStyle w:val="Compact"/>
-              <w:jc w:val="left"/>
-            </w:pPr>
-            <w:r>
-              <w:t xml:space="preserve">用意しておく答えの方向</w:t>
-            </w:r>
-          </w:p>
-        </w:tc>
-      </w:tr>
-      <w:tr>
-        <w:tc>
-          <w:tcPr/>
-          <w:p>
-            <w:pPr>
-              <w:pStyle w:val="Compact"/>
-              <w:jc w:val="left"/>
-            </w:pPr>
-            <w:r>
-              <w:t xml:space="preserve">「これで人が減らされるのか」</w:t>
-            </w:r>
-          </w:p>
-        </w:tc>
-        <w:tc>
-          <w:tcPr/>
-          <w:p>
-            <w:pPr>
-              <w:pStyle w:val="Compact"/>
-              <w:jc w:val="left"/>
-            </w:pPr>
+              <w:t xml:space="preserve">つまずき</w:t>
+            </w:r>
+          </w:p>
+        </w:tc>
+        <w:tc>
+          <w:tcPr/>
+          <w:p>
+            <w:pPr>
+              <w:pStyle w:val="Compact"/>
+              <w:jc w:val="left"/>
+            </w:pPr>
+            <w:r>
+              <w:t xml:space="preserve">対処</w:t>
+            </w:r>
+          </w:p>
+        </w:tc>
+      </w:tr>
+      <w:tr>
+        <w:tc>
+          <w:tcPr/>
+          <w:p>
+            <w:pPr>
+              <w:pStyle w:val="Compact"/>
+              <w:jc w:val="left"/>
+            </w:pPr>
+            <w:r>
+              <w:t xml:space="preserve">載せる資料が整っていない</w:t>
+            </w:r>
+          </w:p>
+        </w:tc>
+        <w:tc>
+          <w:tcPr/>
+          <w:p>
+            <w:pPr>
+              <w:pStyle w:val="Compact"/>
+              <w:jc w:val="left"/>
+            </w:pPr>
+            <w:r>
+              <w:t xml:space="preserve">完璧を待たない。</w:t>
+            </w:r>
             <w:r>
               <w:rPr>
                 <w:bCs/>
                 <w:b/>
               </w:rPr>
-              <w:t xml:space="preserve">経営者本人に答えさせる。</w:t>
-            </w:r>
-            <w:r>
-              <w:t xml:space="preserve"> </w:t>
-            </w:r>
-            <w:r>
-              <w:t xml:space="preserve">講師が代わりに答えてはいけない。事前の壁打ちでこの質問への回答を必ず準備させる</w:t>
-            </w:r>
-          </w:p>
-        </w:tc>
-      </w:tr>
-      <w:tr>
-        <w:tc>
-          <w:tcPr/>
-          <w:p>
-            <w:pPr>
-              <w:pStyle w:val="Compact"/>
-              <w:jc w:val="left"/>
-            </w:pPr>
-            <w:r>
-              <w:t xml:space="preserve">「入力した情報は外に漏れないのか」</w:t>
-            </w:r>
-          </w:p>
-        </w:tc>
-        <w:tc>
-          <w:tcPr/>
-          <w:p>
-            <w:pPr>
-              <w:pStyle w:val="Compact"/>
-              <w:jc w:val="left"/>
-            </w:pPr>
-            <w:r>
-              <w:t xml:space="preserve">契約プランと設定の事実を示す。「大丈夫です」で終わらせない</w:t>
-            </w:r>
-          </w:p>
-        </w:tc>
-      </w:tr>
-      <w:tr>
-        <w:tc>
-          <w:tcPr/>
-          <w:p>
-            <w:pPr>
-              <w:pStyle w:val="Compact"/>
-              <w:jc w:val="left"/>
-            </w:pPr>
-            <w:r>
-              <w:t xml:space="preserve">「間違えたら誰の責任か」</w:t>
-            </w:r>
-          </w:p>
-        </w:tc>
-        <w:tc>
-          <w:tcPr/>
-          <w:p>
-            <w:pPr>
-              <w:pStyle w:val="Compact"/>
-              <w:jc w:val="left"/>
-            </w:pPr>
-            <w:r>
-              <w:t xml:space="preserve">AI利用ルールv1の3項目目（社外に出すものは送信前に担当者が確認する）を見せ、具体的な確認の置き方は第9回で設計すると伝える</w:t>
-            </w:r>
-          </w:p>
-        </w:tc>
-      </w:tr>
-      <w:tr>
-        <w:tc>
-          <w:tcPr/>
-          <w:p>
-            <w:pPr>
-              <w:pStyle w:val="Compact"/>
-              <w:jc w:val="left"/>
-            </w:pPr>
-            <w:r>
-              <w:t xml:space="preserve">「使わなくてもいいのか」</w:t>
-            </w:r>
-          </w:p>
-        </w:tc>
-        <w:tc>
-          <w:tcPr/>
-          <w:p>
-            <w:pPr>
-              <w:pStyle w:val="Compact"/>
-              <w:jc w:val="left"/>
-            </w:pPr>
-            <w:r>
-              <w:t xml:space="preserve">現時点の会社の方針を明示させる。曖昧にすると誰も使わない</w:t>
+              <w:t xml:space="preserve">3本でよい</w:t>
+            </w:r>
+            <w:r>
+              <w:t xml:space="preserve">。足りない資料は「不足資料リスト」に書き出し、第8回で回収する</w:t>
+            </w:r>
+          </w:p>
+        </w:tc>
+      </w:tr>
+      <w:tr>
+        <w:tc>
+          <w:tcPr/>
+          <w:p>
+            <w:pPr>
+              <w:pStyle w:val="Compact"/>
+              <w:jc w:val="left"/>
+            </w:pPr>
+            <w:r>
+              <w:t xml:space="preserve">専用AIが資料を無視して一般論を答える</w:t>
+            </w:r>
+          </w:p>
+        </w:tc>
+        <w:tc>
+          <w:tcPr/>
+          <w:p>
+            <w:pPr>
+              <w:pStyle w:val="Compact"/>
+              <w:jc w:val="left"/>
+            </w:pPr>
+            <w:r>
+              <w:t xml:space="preserve">指示文の順序を変える（禁止事項を先頭に）／資料をPDFからテキストに変える／資料を減らす。この3手で大半は直る</w:t>
+            </w:r>
+          </w:p>
+        </w:tc>
+      </w:tr>
+      <w:tr>
+        <w:tc>
+          <w:tcPr/>
+          <w:p>
+            <w:pPr>
+              <w:pStyle w:val="Compact"/>
+              <w:jc w:val="left"/>
+            </w:pPr>
+            <w:r>
+              <w:t xml:space="preserve">プランの制約で作成機能が使えない</w:t>
+            </w:r>
+          </w:p>
+        </w:tc>
+        <w:tc>
+          <w:tcPr/>
+          <w:p>
+            <w:pPr>
+              <w:pStyle w:val="Compact"/>
+              <w:jc w:val="left"/>
+            </w:pPr>
+            <w:r>
+              <w:t xml:space="preserve">プロジェクト機能＋固定の前提ブロックで代替する。機能名に依存した教え方をしないこと</w:t>
             </w:r>
           </w:p>
         </w:tc>
       </w:tr>
     </w:tbl>
-    <w:bookmarkEnd w:id="105"/>
-    <w:bookmarkStart w:id="106" w:name="か月ロードマップの枠"/>
+    <w:bookmarkEnd w:id="99"/>
+    <w:bookmarkStart w:id="100" w:name="匿名事例プレースホルダー要差し替え-3"/>
     <w:p>
       <w:pPr>
         <w:pStyle w:val="Heading3"/>
       </w:pPr>
       <w:r>
-        <w:t xml:space="preserve">12か月ロードマップの枠</w:t>
-      </w:r>
-    </w:p>
-    <w:p>
-      <w:pPr>
-        <w:pStyle w:val="SourceCode"/>
-      </w:pPr>
-      <w:r>
-        <w:rPr>
-          <w:rStyle w:val="VerbatimChar"/>
-        </w:rPr>
-        <w:t xml:space="preserve">0〜3か月：定着させるもの（すでに作ったもの。増やさない）</w:t>
-      </w:r>
-      <w:r>
-        <w:br/>
-      </w:r>
-      <w:r>
-        <w:rPr>
-          <w:rStyle w:val="VerbatimChar"/>
-        </w:rPr>
-        <w:t xml:space="preserve">4〜6か月：広げるもの（部署・人数）</w:t>
-      </w:r>
-      <w:r>
-        <w:br/>
-      </w:r>
-      <w:r>
-        <w:rPr>
-          <w:rStyle w:val="VerbatimChar"/>
-        </w:rPr>
-        <w:t xml:space="preserve">7〜9か月：つなげるもの（自動化・ナレッジ）</w:t>
-      </w:r>
-      <w:r>
-        <w:br/>
-      </w:r>
-      <w:r>
-        <w:rPr>
-          <w:rStyle w:val="VerbatimChar"/>
-        </w:rPr>
-        <w:t xml:space="preserve">10〜12か月：測るもの（効果測定・体制）</w:t>
-      </w:r>
-      <w:r>
-        <w:br/>
-      </w:r>
-      <w:r>
-        <w:rPr>
-          <w:rStyle w:val="VerbatimChar"/>
-        </w:rPr>
-        <w:t xml:space="preserve">各期に「担当者」と「やめる判断の基準」を必ず書く</w:t>
-      </w:r>
-    </w:p>
-    <w:bookmarkEnd w:id="106"/>
-    <w:bookmarkStart w:id="107" w:name="宿題1つだけ-3"/>
-    <w:p>
-      <w:pPr>
-        <w:pStyle w:val="Heading3"/>
-      </w:pPr>
-      <w:r>
-        <w:t xml:space="preserve">宿題（1つだけ）</w:t>
+        <w:t xml:space="preserve">匿名事例（プレースホルダー・要差し替え）</w:t>
       </w:r>
     </w:p>
     <w:p>
@@ -10790,181 +10274,17 @@
         <w:pStyle w:val="FirstParagraph"/>
       </w:pPr>
       <w:r>
-        <w:t xml:space="preserve">「12か月ロードマップの0〜3か月に書いたことを、1つだけ着手する。」</w:t>
-      </w:r>
-    </w:p>
-    <w:bookmarkEnd w:id="107"/>
-    <w:bookmarkStart w:id="108" w:name="つまずきと対処-4"/>
-    <w:p>
-      <w:pPr>
-        <w:pStyle w:val="Heading3"/>
-      </w:pPr>
-      <w:r>
-        <w:t xml:space="preserve">つまずきと対処</w:t>
-      </w:r>
-    </w:p>
-    <w:tbl>
-      <w:tblPr>
-        <w:tblStyle w:val="Table"/>
-        <w:tblW w:type="pct" w:w="5000"/>
-        <w:tblLook w:firstRow="1" w:lastRow="0" w:firstColumn="0" w:lastColumn="0" w:noHBand="0" w:noVBand="0" w:val="0020"/>
-        <w:jc w:val="start"/>
-      </w:tblPr>
-      <w:tblGrid>
-        <w:gridCol w:w="3960"/>
-        <w:gridCol w:w="3960"/>
-      </w:tblGrid>
-      <w:tr>
-        <w:trPr>
-          <w:tblHeader w:val="true"/>
-        </w:trPr>
-        <w:tc>
-          <w:tcPr/>
-          <w:p>
-            <w:pPr>
-              <w:pStyle w:val="Compact"/>
-              <w:jc w:val="left"/>
-            </w:pPr>
-            <w:r>
-              <w:t xml:space="preserve">つまずき</w:t>
-            </w:r>
-          </w:p>
-        </w:tc>
-        <w:tc>
-          <w:tcPr/>
-          <w:p>
-            <w:pPr>
-              <w:pStyle w:val="Compact"/>
-              <w:jc w:val="left"/>
-            </w:pPr>
-            <w:r>
-              <w:t xml:space="preserve">対処</w:t>
-            </w:r>
-          </w:p>
-        </w:tc>
-      </w:tr>
-      <w:tr>
-        <w:tc>
-          <w:tcPr/>
-          <w:p>
-            <w:pPr>
-              <w:pStyle w:val="Compact"/>
-              <w:jc w:val="left"/>
-            </w:pPr>
-            <w:r>
-              <w:t xml:space="preserve">社員が集まらない／1名だけ</w:t>
-            </w:r>
-          </w:p>
-        </w:tc>
-        <w:tc>
-          <w:tcPr/>
-          <w:p>
-            <w:pPr>
-              <w:pStyle w:val="Compact"/>
-              <w:jc w:val="left"/>
-            </w:pPr>
-            <w:r>
-              <w:t xml:space="preserve">人数より、</w:t>
-            </w:r>
-            <w:r>
-              <w:rPr>
-                <w:bCs/>
-                <w:b/>
-              </w:rPr>
-              <w:t xml:space="preserve">その1名が推進候補者かどうか</w:t>
-            </w:r>
-            <w:r>
-              <w:t xml:space="preserve">。人数が少ないなら形式を変え、座談会形式にする</w:t>
-            </w:r>
-          </w:p>
-        </w:tc>
-      </w:tr>
-      <w:tr>
-        <w:tc>
-          <w:tcPr/>
-          <w:p>
-            <w:pPr>
-              <w:pStyle w:val="Compact"/>
-              <w:jc w:val="left"/>
-            </w:pPr>
-            <w:r>
-              <w:t xml:space="preserve">発表中に受講者が固まる</w:t>
-            </w:r>
-          </w:p>
-        </w:tc>
-        <w:tc>
-          <w:tcPr/>
-          <w:p>
-            <w:pPr>
-              <w:pStyle w:val="Compact"/>
-              <w:jc w:val="left"/>
-            </w:pPr>
-            <w:r>
-              <w:t xml:space="preserve">講師が質問を挟んで話を引き出す。</w:t>
-            </w:r>
-            <w:r>
-              <w:rPr>
-                <w:bCs/>
-                <w:b/>
-              </w:rPr>
-              <w:t xml:space="preserve">代わりに説明しない</w:t>
-            </w:r>
-            <w:r>
-              <w:t xml:space="preserve">。社員の前で講師が主役になった瞬間、AIは「外の人のもの」になる</w:t>
-            </w:r>
-          </w:p>
-        </w:tc>
-      </w:tr>
-      <w:tr>
-        <w:tc>
-          <w:tcPr/>
-          <w:p>
-            <w:pPr>
-              <w:pStyle w:val="Compact"/>
-              <w:jc w:val="left"/>
-            </w:pPr>
-            <w:r>
-              <w:t xml:space="preserve">社員から強い反発が出る</w:t>
-            </w:r>
-          </w:p>
-        </w:tc>
-        <w:tc>
-          <w:tcPr/>
-          <w:p>
-            <w:pPr>
-              <w:pStyle w:val="Compact"/>
-              <w:jc w:val="left"/>
-            </w:pPr>
-            <w:r>
-              <w:t xml:space="preserve">遮らない。全部出させる。出た不安は第11回の体制設計の入力になる。</w:t>
-            </w:r>
-            <w:r>
-              <w:rPr>
-                <w:bCs/>
-                <w:b/>
-              </w:rPr>
-              <w:t xml:space="preserve">反発が出た回のほうが、後の定着はよい</w:t>
-            </w:r>
-          </w:p>
-        </w:tc>
-      </w:tr>
-    </w:tbl>
-    <w:bookmarkEnd w:id="108"/>
-    <w:bookmarkStart w:id="109" w:name="匿名事例プレースホルダー要差し替え-4"/>
-    <w:p>
-      <w:pPr>
-        <w:pStyle w:val="Heading3"/>
-      </w:pPr>
-      <w:r>
-        <w:t xml:space="preserve">匿名事例（プレースホルダー・要差し替え）</w:t>
-      </w:r>
-    </w:p>
-    <w:p>
-      <w:pPr>
-        <w:pStyle w:val="FirstParagraph"/>
-      </w:pPr>
-      <w:r>
-        <w:t xml:space="preserve">「お披露目で最も強く反対した社員を、後に推進担当にした会社。反対の理由が最も具体的だったため、設計が現実的になった」</w:t>
+        <w:t xml:space="preserve">「就業規則を載せた社内問い合わせAIを作った会社。総務への質問が減ったこと以上に、</w:t>
+      </w:r>
+      <w:r>
+        <w:rPr>
+          <w:bCs/>
+          <w:b/>
+        </w:rPr>
+        <w:t xml:space="preserve">『規則に書いていない』ことが可視化された</w:t>
+      </w:r>
+      <w:r>
+        <w:t xml:space="preserve">のが収穫だった。結果として規則の改訂につながった」</w:t>
       </w:r>
     </w:p>
     <w:p>
@@ -10974,15 +10294,24 @@
         </w:pict>
       </w:r>
     </w:p>
-    <w:bookmarkEnd w:id="109"/>
-    <w:bookmarkEnd w:id="110"/>
-    <w:bookmarkStart w:id="111" w:name="上級編に入る前に講師の自己確認"/>
+    <w:bookmarkEnd w:id="100"/>
+    <w:bookmarkEnd w:id="101"/>
+    <w:bookmarkStart w:id="111" w:name="第6回-社内へのお披露目と12か月計画-社員同席"/>
     <w:p>
       <w:pPr>
         <w:pStyle w:val="Heading2"/>
       </w:pPr>
       <w:r>
-        <w:t xml:space="preserve">上級編に入る前に（講師の自己確認）</w:t>
+        <w:t xml:space="preserve">第6回　社内へのお披露目と12か月計画　【社員同席】</w:t>
+      </w:r>
+    </w:p>
+    <w:bookmarkStart w:id="102" w:name="ねらい-4"/>
+    <w:p>
+      <w:pPr>
+        <w:pStyle w:val="Heading3"/>
+      </w:pPr>
+      <w:r>
+        <w:t xml:space="preserve">ねらい</w:t>
       </w:r>
     </w:p>
     <w:p>
@@ -10990,180 +10319,160 @@
         <w:pStyle w:val="FirstParagraph"/>
       </w:pPr>
       <w:r>
-        <w:t xml:space="preserve">上級編は</w:t>
+        <w:t xml:space="preserve">基礎編の総まとめ。</w:t>
       </w:r>
       <w:r>
         <w:rPr>
           <w:bCs/>
           <w:b/>
         </w:rPr>
-        <w:t xml:space="preserve">講師自身が一度通っていないと教えられない</w:t>
-      </w:r>
-      <w:r>
-        <w:t xml:space="preserve">。次のチェックに×があるうちは、その回を「見せて理解させる」形式に落とし、手を動かすのは受講者ができる範囲に留めること（第4部4-5の講師準備チェックと対応）。</w:t>
+        <w:t xml:space="preserve">この回だけは、受講者が主役ではなく発表者になる。</w:t>
+      </w:r>
+      <w:r>
+        <w:t xml:space="preserve"> </w:t>
+      </w:r>
+      <w:r>
+        <w:t xml:space="preserve">講師は司会と補佐に回る。</w:t>
+      </w:r>
+    </w:p>
+    <w:bookmarkEnd w:id="102"/>
+    <w:bookmarkStart w:id="103" w:name="到達点-3"/>
+    <w:p>
+      <w:pPr>
+        <w:pStyle w:val="Heading3"/>
+      </w:pPr>
+      <w:r>
+        <w:t xml:space="preserve">到達点</w:t>
       </w:r>
     </w:p>
     <w:p>
       <w:pPr>
         <w:numPr>
           <w:ilvl w:val="0"/>
-          <w:numId w:val="1025"/>
+          <w:numId w:val="1023"/>
         </w:numPr>
         <w:pStyle w:val="Compact"/>
       </w:pPr>
       <w:r>
-        <w:t xml:space="preserve">☐ 自動化ツール（受講者の基盤に合わせたもの）で、自分の業務フローを1本組んだことがある</w:t>
+        <w:t xml:space="preserve">社員（3名以上が望ましい）の前で、受講者自身が5〜10分で「うちはAIをこう使う」を説明した</w:t>
       </w:r>
     </w:p>
     <w:p>
       <w:pPr>
         <w:numPr>
           <w:ilvl w:val="0"/>
-          <w:numId w:val="1025"/>
+          <w:numId w:val="1023"/>
         </w:numPr>
         <w:pStyle w:val="Compact"/>
       </w:pPr>
       <w:r>
-        <w:t xml:space="preserve">☐ 自社資料を載せたナレッジ検索を作り、精度が出ない状態から改善した経験がある</w:t>
+        <w:t xml:space="preserve">12か月ロードマップが1枚になっている</w:t>
       </w:r>
     </w:p>
     <w:p>
       <w:pPr>
         <w:numPr>
           <w:ilvl w:val="0"/>
-          <w:numId w:val="1025"/>
+          <w:numId w:val="1023"/>
         </w:numPr>
         <w:pStyle w:val="Compact"/>
       </w:pPr>
       <w:r>
-        <w:t xml:space="preserve">☐ 3工程以上の作業をAIに渡して、途中で壊れる経験をした</w:t>
+        <w:t xml:space="preserve">社員から質問が出た（出ない場合は講師が代弁して出す）</w:t>
+      </w:r>
+    </w:p>
+    <w:bookmarkEnd w:id="103"/>
+    <w:bookmarkStart w:id="104" w:name="事前準備この回だけ特別に重い"/>
+    <w:p>
+      <w:pPr>
+        <w:pStyle w:val="Heading3"/>
+      </w:pPr>
+      <w:r>
+        <w:t xml:space="preserve">事前準備（この回だけ特別に重い）</w:t>
       </w:r>
     </w:p>
     <w:p>
       <w:pPr>
         <w:numPr>
           <w:ilvl w:val="0"/>
-          <w:numId w:val="1025"/>
+          <w:numId w:val="1024"/>
         </w:numPr>
         <w:pStyle w:val="Compact"/>
       </w:pPr>
       <w:r>
-        <w:t xml:space="preserve">☐ 自分の作ったAIの正解セットを作り、点数をつけたことがある</w:t>
-      </w:r>
-    </w:p>
-    <w:p>
-      <w:r>
-        <w:pict>
-          <v:rect style="width:0;height:1.5pt" o:hralign="center" o:hrstd="t" o:hr="t"/>
-        </w:pict>
-      </w:r>
-    </w:p>
-    <w:bookmarkEnd w:id="111"/>
-    <w:bookmarkStart w:id="122" w:name="第7回-手作業のつなぎ目をなくす自動化"/>
-    <w:p>
-      <w:pPr>
-        <w:pStyle w:val="Heading2"/>
-      </w:pPr>
-      <w:r>
-        <w:t xml:space="preserve">第7回　手作業のつなぎ目をなくす（自動化）</w:t>
-      </w:r>
-    </w:p>
-    <w:bookmarkStart w:id="112" w:name="ねらい-5"/>
-    <w:p>
-      <w:pPr>
-        <w:pStyle w:val="Heading3"/>
-      </w:pPr>
-      <w:r>
-        <w:t xml:space="preserve">ねらい</w:t>
-      </w:r>
-    </w:p>
-    <w:p>
-      <w:pPr>
-        <w:pStyle w:val="FirstParagraph"/>
-      </w:pPr>
-      <w:r>
-        <w:t xml:space="preserve">AIは点では使えている。</w:t>
-      </w:r>
-      <w:r>
         <w:rPr>
           <w:bCs/>
           <w:b/>
         </w:rPr>
-        <w:t xml:space="preserve">点と点の間の転記・コピペ・転送を消す。</w:t>
-      </w:r>
-      <w:r>
-        <w:t xml:space="preserve"> </w:t>
-      </w:r>
-      <w:r>
-        <w:t xml:space="preserve">ここから「仕組み」の話になる。</w:t>
-      </w:r>
-    </w:p>
-    <w:bookmarkEnd w:id="112"/>
-    <w:bookmarkStart w:id="113" w:name="到達点-4"/>
-    <w:p>
-      <w:pPr>
-        <w:pStyle w:val="Heading3"/>
-      </w:pPr>
-      <w:r>
-        <w:t xml:space="preserve">到達点</w:t>
+        <w:t xml:space="preserve">2週間前</w:t>
+      </w:r>
+      <w:r>
+        <w:t xml:space="preserve">：参加者確定、社員へ案内文送付（受講者名義。文案は講師が作る）</w:t>
       </w:r>
     </w:p>
     <w:p>
       <w:pPr>
         <w:numPr>
           <w:ilvl w:val="0"/>
-          <w:numId w:val="1026"/>
+          <w:numId w:val="1024"/>
         </w:numPr>
         <w:pStyle w:val="Compact"/>
       </w:pPr>
       <w:r>
-        <w:t xml:space="preserve">人が手でつないでいた1工程が、自動で流れている（1本でよい）</w:t>
+        <w:rPr>
+          <w:bCs/>
+          <w:b/>
+        </w:rPr>
+        <w:t xml:space="preserve">1週間前</w:t>
+      </w:r>
+      <w:r>
+        <w:t xml:space="preserve">：受講者と発表内容の壁打ち（30分・別枠。</w:t>
+      </w:r>
+      <w:r>
+        <w:rPr>
+          <w:bCs/>
+          <w:b/>
+        </w:rPr>
+        <w:t xml:space="preserve">ここを省略すると当日が崩れる</w:t>
+      </w:r>
+      <w:r>
+        <w:t xml:space="preserve">）</w:t>
       </w:r>
     </w:p>
     <w:p>
       <w:pPr>
         <w:numPr>
           <w:ilvl w:val="0"/>
-          <w:numId w:val="1026"/>
+          <w:numId w:val="1024"/>
         </w:numPr>
         <w:pStyle w:val="Compact"/>
       </w:pPr>
       <w:r>
-        <w:t xml:space="preserve">止まったときに気づく手段がある</w:t>
-      </w:r>
-    </w:p>
-    <w:p>
-      <w:pPr>
-        <w:numPr>
-          <w:ilvl w:val="0"/>
-          <w:numId w:val="1026"/>
-        </w:numPr>
-        <w:pStyle w:val="Compact"/>
-      </w:pPr>
-      <w:r>
-        <w:t xml:space="preserve">「自動化してはいけない工程」を受講者が言える</w:t>
-      </w:r>
-    </w:p>
-    <w:bookmarkEnd w:id="113"/>
-    <w:bookmarkStart w:id="114" w:name="ツール選定の原則本講座の立場"/>
-    <w:p>
-      <w:pPr>
-        <w:pStyle w:val="Heading3"/>
-      </w:pPr>
-      <w:r>
-        <w:t xml:space="preserve">ツール選定の原則（本講座の立場）</w:t>
-      </w:r>
-    </w:p>
-    <w:p>
-      <w:pPr>
-        <w:pStyle w:val="FirstParagraph"/>
-      </w:pPr>
-      <w:r>
         <w:rPr>
           <w:bCs/>
           <w:b/>
         </w:rPr>
-        <w:t xml:space="preserve">受講者が今使っているものから選ぶ。ツールは増やさない。</w:t>
+        <w:t xml:space="preserve">前日</w:t>
+      </w:r>
+      <w:r>
+        <w:t xml:space="preserve">：発表資料の最終確認。</w:t>
+      </w:r>
+      <w:r>
+        <w:rPr>
+          <w:bCs/>
+          <w:b/>
+        </w:rPr>
+        <w:t xml:space="preserve">資料は5枚以内</w:t>
+      </w:r>
+    </w:p>
+    <w:bookmarkEnd w:id="104"/>
+    <w:bookmarkStart w:id="105" w:name="分の配分-4"/>
+    <w:p>
+      <w:pPr>
+        <w:pStyle w:val="Heading3"/>
+      </w:pPr>
+      <w:r>
+        <w:t xml:space="preserve">120分の配分</w:t>
       </w:r>
     </w:p>
     <w:tbl>
@@ -11190,190 +10499,293 @@
               <w:jc w:val="left"/>
             </w:pPr>
             <w:r>
-              <w:t xml:space="preserve">受講者の基盤</w:t>
-            </w:r>
-          </w:p>
-        </w:tc>
-        <w:tc>
-          <w:tcPr/>
-          <w:p>
-            <w:pPr>
-              <w:pStyle w:val="Compact"/>
-              <w:jc w:val="left"/>
-            </w:pPr>
-            <w:r>
-              <w:t xml:space="preserve">第一候補</w:t>
-            </w:r>
-          </w:p>
-        </w:tc>
-        <w:tc>
-          <w:tcPr/>
-          <w:p>
-            <w:pPr>
-              <w:pStyle w:val="Compact"/>
-              <w:jc w:val="left"/>
-            </w:pPr>
-            <w:r>
-              <w:t xml:space="preserve">理由</w:t>
-            </w:r>
-          </w:p>
-        </w:tc>
-      </w:tr>
-      <w:tr>
-        <w:tc>
-          <w:tcPr/>
-          <w:p>
-            <w:pPr>
-              <w:pStyle w:val="Compact"/>
-              <w:jc w:val="left"/>
-            </w:pPr>
-            <w:r>
-              <w:t xml:space="preserve">Google Workspace</w:t>
-            </w:r>
-          </w:p>
-        </w:tc>
-        <w:tc>
-          <w:tcPr/>
-          <w:p>
-            <w:pPr>
-              <w:pStyle w:val="Compact"/>
-              <w:jc w:val="left"/>
-            </w:pPr>
-            <w:r>
-              <w:t xml:space="preserve">表計算のスクリプト機能（GAS）</w:t>
-            </w:r>
-          </w:p>
-        </w:tc>
-        <w:tc>
-          <w:tcPr/>
-          <w:p>
-            <w:pPr>
-              <w:pStyle w:val="Compact"/>
-              <w:jc w:val="left"/>
-            </w:pPr>
-            <w:r>
-              <w:t xml:space="preserve">追加契約なし・既存ファイルの延長・社内説明が楽</w:t>
-            </w:r>
-          </w:p>
-        </w:tc>
-      </w:tr>
-      <w:tr>
-        <w:tc>
-          <w:tcPr/>
-          <w:p>
-            <w:pPr>
-              <w:pStyle w:val="Compact"/>
-              <w:jc w:val="left"/>
-            </w:pPr>
-            <w:r>
-              <w:t xml:space="preserve">Microsoft 365</w:t>
-            </w:r>
-          </w:p>
-        </w:tc>
-        <w:tc>
-          <w:tcPr/>
-          <w:p>
-            <w:pPr>
-              <w:pStyle w:val="Compact"/>
-              <w:jc w:val="left"/>
-            </w:pPr>
-            <w:r>
-              <w:t xml:space="preserve">同社の業務自動化ツール（Power Automate系）</w:t>
-            </w:r>
-          </w:p>
-        </w:tc>
-        <w:tc>
-          <w:tcPr/>
-          <w:p>
-            <w:pPr>
-              <w:pStyle w:val="Compact"/>
-              <w:jc w:val="left"/>
-            </w:pPr>
-            <w:r>
-              <w:t xml:space="preserve">同上</w:t>
-            </w:r>
-          </w:p>
-        </w:tc>
-      </w:tr>
-      <w:tr>
-        <w:tc>
-          <w:tcPr/>
-          <w:p>
-            <w:pPr>
-              <w:pStyle w:val="Compact"/>
-              <w:jc w:val="left"/>
-            </w:pPr>
-            <w:r>
-              <w:t xml:space="preserve">どちらも薄い／複数SaaSをまたぐ</w:t>
-            </w:r>
-          </w:p>
-        </w:tc>
-        <w:tc>
-          <w:tcPr/>
-          <w:p>
-            <w:pPr>
-              <w:pStyle w:val="Compact"/>
-              <w:jc w:val="left"/>
-            </w:pPr>
-            <w:r>
-              <w:t xml:space="preserve">ワークフロー系サービス（n8n / Make / Zapier のいずれか1つ）</w:t>
-            </w:r>
-          </w:p>
-        </w:tc>
-        <w:tc>
-          <w:tcPr/>
-          <w:p>
-            <w:pPr>
-              <w:pStyle w:val="Compact"/>
-              <w:jc w:val="left"/>
-            </w:pPr>
-            <w:r>
-              <w:t xml:space="preserve">月額が発生する。</w:t>
+              <w:t xml:space="preserve">時間</w:t>
+            </w:r>
+          </w:p>
+        </w:tc>
+        <w:tc>
+          <w:tcPr/>
+          <w:p>
+            <w:pPr>
+              <w:pStyle w:val="Compact"/>
+              <w:jc w:val="left"/>
+            </w:pPr>
+            <w:r>
+              <w:t xml:space="preserve">内容</w:t>
+            </w:r>
+          </w:p>
+        </w:tc>
+        <w:tc>
+          <w:tcPr/>
+          <w:p>
+            <w:pPr>
+              <w:pStyle w:val="Compact"/>
+              <w:jc w:val="left"/>
+            </w:pPr>
+            <w:r>
+              <w:t xml:space="preserve">誰が</w:t>
+            </w:r>
+          </w:p>
+        </w:tc>
+      </w:tr>
+      <w:tr>
+        <w:tc>
+          <w:tcPr/>
+          <w:p>
+            <w:pPr>
+              <w:pStyle w:val="Compact"/>
+              <w:jc w:val="left"/>
+            </w:pPr>
+            <w:r>
+              <w:t xml:space="preserve">0:00–0:05</w:t>
+            </w:r>
+          </w:p>
+        </w:tc>
+        <w:tc>
+          <w:tcPr/>
+          <w:p>
+            <w:pPr>
+              <w:pStyle w:val="Compact"/>
+              <w:jc w:val="left"/>
+            </w:pPr>
+            <w:r>
+              <w:t xml:space="preserve">講師から趣旨説明（</w:t>
             </w:r>
             <w:r>
               <w:rPr>
                 <w:bCs/>
                 <w:b/>
               </w:rPr>
-              <w:t xml:space="preserve">第11回の費用管理に必ず載せる</w:t>
-            </w:r>
-          </w:p>
-        </w:tc>
-      </w:tr>
-      <w:tr>
-        <w:tc>
-          <w:tcPr/>
-          <w:p>
-            <w:pPr>
-              <w:pStyle w:val="Compact"/>
-              <w:jc w:val="left"/>
-            </w:pPr>
-            <w:r>
-              <w:t xml:space="preserve">AIアプリを社内配布したい</w:t>
-            </w:r>
-          </w:p>
-        </w:tc>
-        <w:tc>
-          <w:tcPr/>
-          <w:p>
-            <w:pPr>
-              <w:pStyle w:val="Compact"/>
-              <w:jc w:val="left"/>
-            </w:pPr>
-            <w:r>
-              <w:t xml:space="preserve">AIアプリ基盤（Dify等）</w:t>
-            </w:r>
-          </w:p>
-        </w:tc>
-        <w:tc>
-          <w:tcPr/>
-          <w:p>
-            <w:pPr>
-              <w:pStyle w:val="Compact"/>
-              <w:jc w:val="left"/>
-            </w:pPr>
-            <w:r>
-              <w:t xml:space="preserve">第8回と合流させる</w:t>
+              <w:t xml:space="preserve">5分。</w:t>
+            </w:r>
+            <w:r>
+              <w:t xml:space="preserve">「評価の場ではない」とだけ言って引く）</w:t>
+            </w:r>
+          </w:p>
+        </w:tc>
+        <w:tc>
+          <w:tcPr/>
+          <w:p>
+            <w:pPr>
+              <w:pStyle w:val="Compact"/>
+              <w:jc w:val="left"/>
+            </w:pPr>
+            <w:r>
+              <w:t xml:space="preserve">講師</w:t>
+            </w:r>
+          </w:p>
+        </w:tc>
+      </w:tr>
+      <w:tr>
+        <w:tc>
+          <w:tcPr/>
+          <w:p>
+            <w:pPr>
+              <w:pStyle w:val="Compact"/>
+              <w:jc w:val="left"/>
+            </w:pPr>
+            <w:r>
+              <w:t xml:space="preserve">0:05–0:20</w:t>
+            </w:r>
+          </w:p>
+        </w:tc>
+        <w:tc>
+          <w:tcPr/>
+          <w:p>
+            <w:pPr>
+              <w:pStyle w:val="Compact"/>
+              <w:jc w:val="left"/>
+            </w:pPr>
+            <w:r>
+              <w:rPr>
+                <w:bCs/>
+                <w:b/>
+              </w:rPr>
+              <w:t xml:space="preserve">受講者の発表</w:t>
+            </w:r>
+            <w:r>
+              <w:t xml:space="preserve">：この5回でやったこと／作ったもの／これからやること</w:t>
+            </w:r>
+          </w:p>
+        </w:tc>
+        <w:tc>
+          <w:tcPr/>
+          <w:p>
+            <w:pPr>
+              <w:pStyle w:val="Compact"/>
+              <w:jc w:val="left"/>
+            </w:pPr>
+            <w:r>
+              <w:t xml:space="preserve">受講者</w:t>
+            </w:r>
+          </w:p>
+        </w:tc>
+      </w:tr>
+      <w:tr>
+        <w:tc>
+          <w:tcPr/>
+          <w:p>
+            <w:pPr>
+              <w:pStyle w:val="Compact"/>
+              <w:jc w:val="left"/>
+            </w:pPr>
+            <w:r>
+              <w:t xml:space="preserve">0:20–0:45</w:t>
+            </w:r>
+          </w:p>
+        </w:tc>
+        <w:tc>
+          <w:tcPr/>
+          <w:p>
+            <w:pPr>
+              <w:pStyle w:val="Compact"/>
+              <w:jc w:val="left"/>
+            </w:pPr>
+            <w:r>
+              <w:t xml:space="preserve">実物のデモ（第5回で作った専用AIを社員の前で動かす）</w:t>
+            </w:r>
+          </w:p>
+        </w:tc>
+        <w:tc>
+          <w:tcPr/>
+          <w:p>
+            <w:pPr>
+              <w:pStyle w:val="Compact"/>
+              <w:jc w:val="left"/>
+            </w:pPr>
+            <w:r>
+              <w:t xml:space="preserve">受講者</w:t>
+            </w:r>
+          </w:p>
+        </w:tc>
+      </w:tr>
+      <w:tr>
+        <w:tc>
+          <w:tcPr/>
+          <w:p>
+            <w:pPr>
+              <w:pStyle w:val="Compact"/>
+              <w:jc w:val="left"/>
+            </w:pPr>
+            <w:r>
+              <w:t xml:space="preserve">0:45–1:15</w:t>
+            </w:r>
+          </w:p>
+        </w:tc>
+        <w:tc>
+          <w:tcPr/>
+          <w:p>
+            <w:pPr>
+              <w:pStyle w:val="Compact"/>
+              <w:jc w:val="left"/>
+            </w:pPr>
+            <w:r>
+              <w:t xml:space="preserve">社員からの質問・不安の吸い上げ。</w:t>
+            </w:r>
+            <w:r>
+              <w:rPr>
+                <w:bCs/>
+                <w:b/>
+              </w:rPr>
+              <w:t xml:space="preserve">講師は発言を板書するだけ。答えるのは受講者</w:t>
+            </w:r>
+          </w:p>
+        </w:tc>
+        <w:tc>
+          <w:tcPr/>
+          <w:p>
+            <w:pPr>
+              <w:pStyle w:val="Compact"/>
+              <w:jc w:val="left"/>
+            </w:pPr>
+            <w:r>
+              <w:t xml:space="preserve">社員＋受講者</w:t>
+            </w:r>
+          </w:p>
+        </w:tc>
+      </w:tr>
+      <w:tr>
+        <w:tc>
+          <w:tcPr/>
+          <w:p>
+            <w:pPr>
+              <w:pStyle w:val="Compact"/>
+              <w:jc w:val="left"/>
+            </w:pPr>
+            <w:r>
+              <w:t xml:space="preserve">1:15–1:45</w:t>
+            </w:r>
+          </w:p>
+        </w:tc>
+        <w:tc>
+          <w:tcPr/>
+          <w:p>
+            <w:pPr>
+              <w:pStyle w:val="Compact"/>
+              <w:jc w:val="left"/>
+            </w:pPr>
+            <w:r>
+              <w:t xml:space="preserve">社員退席後：12か月ロードマップの作成</w:t>
+            </w:r>
+          </w:p>
+        </w:tc>
+        <w:tc>
+          <w:tcPr/>
+          <w:p>
+            <w:pPr>
+              <w:pStyle w:val="Compact"/>
+              <w:jc w:val="left"/>
+            </w:pPr>
+            <w:r>
+              <w:t xml:space="preserve">受講者＋講師</w:t>
+            </w:r>
+          </w:p>
+        </w:tc>
+      </w:tr>
+      <w:tr>
+        <w:tc>
+          <w:tcPr/>
+          <w:p>
+            <w:pPr>
+              <w:pStyle w:val="Compact"/>
+              <w:jc w:val="left"/>
+            </w:pPr>
+            <w:r>
+              <w:t xml:space="preserve">1:45–2:00</w:t>
+            </w:r>
+          </w:p>
+        </w:tc>
+        <w:tc>
+          <w:tcPr/>
+          <w:p>
+            <w:pPr>
+              <w:pStyle w:val="Compact"/>
+              <w:jc w:val="left"/>
+            </w:pPr>
+            <w:r>
+              <w:t xml:space="preserve">宿題・記録（</w:t>
+            </w:r>
+            <w:r>
+              <w:rPr>
+                <w:bCs/>
+                <w:b/>
+              </w:rPr>
+              <w:t xml:space="preserve">上級編の方針は別枠のメールで</w:t>
+            </w:r>
+            <w:r>
+              <w:t xml:space="preserve">。ここで講師が話し始めない）</w:t>
+            </w:r>
+          </w:p>
+        </w:tc>
+        <w:tc>
+          <w:tcPr/>
+          <w:p>
+            <w:pPr>
+              <w:pStyle w:val="Compact"/>
+              <w:jc w:val="left"/>
+            </w:pPr>
+            <w:r>
+              <w:t xml:space="preserve">講師</w:t>
             </w:r>
           </w:p>
         </w:tc>
@@ -11388,23 +10800,36 @@
           <w:bCs/>
           <w:b/>
         </w:rPr>
-        <w:t xml:space="preserve">3種類を並べて比較説明しない。</w:t>
+        <w:t xml:space="preserve">この回の講師の発話は、合計15分以内。</w:t>
       </w:r>
       <w:r>
         <w:t xml:space="preserve"> </w:t>
       </w:r>
       <w:r>
-        <w:t xml:space="preserve">受講者の基盤を見て1つだけ提示する。選択肢を見せるのは親切ではなく、判断の押し付けである。</w:t>
-      </w:r>
-    </w:p>
-    <w:bookmarkEnd w:id="114"/>
-    <w:bookmarkStart w:id="115" w:name="分の配分-5"/>
+        <w:t xml:space="preserve">原則1の35分ではなく、さらに厳しく取る。</w:t>
+      </w:r>
+      <w:r>
+        <w:rPr>
+          <w:bCs/>
+          <w:b/>
+        </w:rPr>
+        <w:t xml:space="preserve">社員の前で最も長く喋るのが講師になった時点で、この回は失敗している。</w:t>
+      </w:r>
+      <w:r>
+        <w:t xml:space="preserve"> </w:t>
+      </w:r>
+      <w:r>
+        <w:t xml:space="preserve">質問の吸い上げでも、講師の仕事は「いま○○さんが言ったのは、こういうことですか」と板書することまで。言語化の主語は受講者に置く。</w:t>
+      </w:r>
+    </w:p>
+    <w:bookmarkEnd w:id="105"/>
+    <w:bookmarkStart w:id="106" w:name="社員から必ず出る質問講師が先回りして答えを用意しておく"/>
     <w:p>
       <w:pPr>
         <w:pStyle w:val="Heading3"/>
       </w:pPr>
       <w:r>
-        <w:t xml:space="preserve">120分の配分</w:t>
+        <w:t xml:space="preserve">社員から必ず出る質問（講師が先回りして答えを用意しておく）</w:t>
       </w:r>
     </w:p>
     <w:tbl>
@@ -11430,226 +10855,203 @@
               <w:jc w:val="left"/>
             </w:pPr>
             <w:r>
-              <w:t xml:space="preserve">時間</w:t>
-            </w:r>
-          </w:p>
-        </w:tc>
-        <w:tc>
-          <w:tcPr/>
-          <w:p>
-            <w:pPr>
-              <w:pStyle w:val="Compact"/>
-              <w:jc w:val="left"/>
-            </w:pPr>
-            <w:r>
-              <w:t xml:space="preserve">内容</w:t>
-            </w:r>
-          </w:p>
-        </w:tc>
-      </w:tr>
-      <w:tr>
-        <w:tc>
-          <w:tcPr/>
-          <w:p>
-            <w:pPr>
-              <w:pStyle w:val="Compact"/>
-              <w:jc w:val="left"/>
-            </w:pPr>
-            <w:r>
-              <w:t xml:space="preserve">0:00–0:15</w:t>
-            </w:r>
-          </w:p>
-        </w:tc>
-        <w:tc>
-          <w:tcPr/>
-          <w:p>
-            <w:pPr>
-              <w:pStyle w:val="Compact"/>
-              <w:jc w:val="left"/>
-            </w:pPr>
-            <w:r>
-              <w:t xml:space="preserve">宿題確認：12か月ロードマップの0〜3か月が動いているか</w:t>
-            </w:r>
-          </w:p>
-        </w:tc>
-      </w:tr>
-      <w:tr>
-        <w:tc>
-          <w:tcPr/>
-          <w:p>
-            <w:pPr>
-              <w:pStyle w:val="Compact"/>
-              <w:jc w:val="left"/>
-            </w:pPr>
-            <w:r>
-              <w:t xml:space="preserve">0:15–0:35</w:t>
-            </w:r>
-          </w:p>
-        </w:tc>
-        <w:tc>
-          <w:tcPr/>
-          <w:p>
-            <w:pPr>
-              <w:pStyle w:val="Compact"/>
-              <w:jc w:val="left"/>
-            </w:pPr>
-            <w:r>
-              <w:t xml:space="preserve">テーマ：「つなぎ目」の見つけ方／自動化の3条件／デモ（講師が1本を最初から最後まで組んで見せる）</w:t>
-            </w:r>
-          </w:p>
-        </w:tc>
-      </w:tr>
-      <w:tr>
-        <w:tc>
-          <w:tcPr/>
-          <w:p>
-            <w:pPr>
-              <w:pStyle w:val="Compact"/>
-              <w:jc w:val="left"/>
-            </w:pPr>
-            <w:r>
-              <w:t xml:space="preserve">0:35–1:30</w:t>
-            </w:r>
-          </w:p>
-        </w:tc>
-        <w:tc>
-          <w:tcPr/>
-          <w:p>
-            <w:pPr>
-              <w:pStyle w:val="Compact"/>
-              <w:jc w:val="left"/>
-            </w:pPr>
-            <w:r>
-              <w:t xml:space="preserve">演習：受講者の業務から1本選び、一緒に組む。</w:t>
-            </w:r>
+              <w:t xml:space="preserve">質問</w:t>
+            </w:r>
+          </w:p>
+        </w:tc>
+        <w:tc>
+          <w:tcPr/>
+          <w:p>
+            <w:pPr>
+              <w:pStyle w:val="Compact"/>
+              <w:jc w:val="left"/>
+            </w:pPr>
+            <w:r>
+              <w:t xml:space="preserve">用意しておく答えの方向</w:t>
+            </w:r>
+          </w:p>
+        </w:tc>
+      </w:tr>
+      <w:tr>
+        <w:tc>
+          <w:tcPr/>
+          <w:p>
+            <w:pPr>
+              <w:pStyle w:val="Compact"/>
+              <w:jc w:val="left"/>
+            </w:pPr>
+            <w:r>
+              <w:t xml:space="preserve">「これで人が減らされるのか」</w:t>
+            </w:r>
+          </w:p>
+        </w:tc>
+        <w:tc>
+          <w:tcPr/>
+          <w:p>
+            <w:pPr>
+              <w:pStyle w:val="Compact"/>
+              <w:jc w:val="left"/>
+            </w:pPr>
             <w:r>
               <w:rPr>
                 <w:bCs/>
                 <w:b/>
               </w:rPr>
-              <w:t xml:space="preserve">必ず動くところまで</w:t>
-            </w:r>
-          </w:p>
-        </w:tc>
-      </w:tr>
-      <w:tr>
-        <w:tc>
-          <w:tcPr/>
-          <w:p>
-            <w:pPr>
-              <w:pStyle w:val="Compact"/>
-              <w:jc w:val="left"/>
-            </w:pPr>
-            <w:r>
-              <w:t xml:space="preserve">1:30–1:45</w:t>
-            </w:r>
-          </w:p>
-        </w:tc>
-        <w:tc>
-          <w:tcPr/>
-          <w:p>
-            <w:pPr>
-              <w:pStyle w:val="Compact"/>
-              <w:jc w:val="left"/>
-            </w:pPr>
-            <w:r>
-              <w:t xml:space="preserve">組み込み：いつから本番で流すか。止まったときの連絡先</w:t>
-            </w:r>
-          </w:p>
-        </w:tc>
-      </w:tr>
-      <w:tr>
-        <w:tc>
-          <w:tcPr/>
-          <w:p>
-            <w:pPr>
-              <w:pStyle w:val="Compact"/>
-              <w:jc w:val="left"/>
-            </w:pPr>
-            <w:r>
-              <w:t xml:space="preserve">1:45–2:00</w:t>
-            </w:r>
-          </w:p>
-        </w:tc>
-        <w:tc>
-          <w:tcPr/>
-          <w:p>
-            <w:pPr>
-              <w:pStyle w:val="Compact"/>
-              <w:jc w:val="left"/>
-            </w:pPr>
-            <w:r>
-              <w:t xml:space="preserve">宿題・記録</w:t>
+              <w:t xml:space="preserve">経営者本人に答えさせる。</w:t>
+            </w:r>
+            <w:r>
+              <w:t xml:space="preserve"> </w:t>
+            </w:r>
+            <w:r>
+              <w:t xml:space="preserve">講師が代わりに答えてはいけない。事前の壁打ちでこの質問への回答を必ず準備させる</w:t>
+            </w:r>
+          </w:p>
+        </w:tc>
+      </w:tr>
+      <w:tr>
+        <w:tc>
+          <w:tcPr/>
+          <w:p>
+            <w:pPr>
+              <w:pStyle w:val="Compact"/>
+              <w:jc w:val="left"/>
+            </w:pPr>
+            <w:r>
+              <w:t xml:space="preserve">「入力した情報は外に漏れないのか」</w:t>
+            </w:r>
+          </w:p>
+        </w:tc>
+        <w:tc>
+          <w:tcPr/>
+          <w:p>
+            <w:pPr>
+              <w:pStyle w:val="Compact"/>
+              <w:jc w:val="left"/>
+            </w:pPr>
+            <w:r>
+              <w:t xml:space="preserve">契約プランと設定の事実を示す。「大丈夫です」で終わらせない</w:t>
+            </w:r>
+          </w:p>
+        </w:tc>
+      </w:tr>
+      <w:tr>
+        <w:tc>
+          <w:tcPr/>
+          <w:p>
+            <w:pPr>
+              <w:pStyle w:val="Compact"/>
+              <w:jc w:val="left"/>
+            </w:pPr>
+            <w:r>
+              <w:t xml:space="preserve">「間違えたら誰の責任か」</w:t>
+            </w:r>
+          </w:p>
+        </w:tc>
+        <w:tc>
+          <w:tcPr/>
+          <w:p>
+            <w:pPr>
+              <w:pStyle w:val="Compact"/>
+              <w:jc w:val="left"/>
+            </w:pPr>
+            <w:r>
+              <w:t xml:space="preserve">AI利用ルールv1の3項目目（社外に出すものは送信前に担当者が確認する）を見せ、具体的な確認の置き方は第9回で設計すると伝える</w:t>
+            </w:r>
+          </w:p>
+        </w:tc>
+      </w:tr>
+      <w:tr>
+        <w:tc>
+          <w:tcPr/>
+          <w:p>
+            <w:pPr>
+              <w:pStyle w:val="Compact"/>
+              <w:jc w:val="left"/>
+            </w:pPr>
+            <w:r>
+              <w:t xml:space="preserve">「使わなくてもいいのか」</w:t>
+            </w:r>
+          </w:p>
+        </w:tc>
+        <w:tc>
+          <w:tcPr/>
+          <w:p>
+            <w:pPr>
+              <w:pStyle w:val="Compact"/>
+              <w:jc w:val="left"/>
+            </w:pPr>
+            <w:r>
+              <w:t xml:space="preserve">現時点の会社の方針を明示させる。曖昧にすると誰も使わない</w:t>
             </w:r>
           </w:p>
         </w:tc>
       </w:tr>
     </w:tbl>
-    <w:bookmarkEnd w:id="115"/>
-    <w:bookmarkStart w:id="116" w:name="自動化してよい工程の3条件"/>
+    <w:bookmarkEnd w:id="106"/>
+    <w:bookmarkStart w:id="107" w:name="か月ロードマップの枠"/>
     <w:p>
       <w:pPr>
         <w:pStyle w:val="Heading3"/>
       </w:pPr>
       <w:r>
-        <w:t xml:space="preserve">自動化してよい工程の3条件</w:t>
-      </w:r>
-    </w:p>
-    <w:p>
-      <w:pPr>
-        <w:numPr>
-          <w:ilvl w:val="0"/>
-          <w:numId w:val="1027"/>
-        </w:numPr>
-        <w:pStyle w:val="Compact"/>
-      </w:pPr>
-      <w:r>
-        <w:rPr>
-          <w:bCs/>
-          <w:b/>
-        </w:rPr>
-        <w:t xml:space="preserve">判断が入らない</w:t>
-      </w:r>
-      <w:r>
-        <w:t xml:space="preserve">（転記・通知・保存・形式変換）</w:t>
-      </w:r>
-    </w:p>
-    <w:p>
-      <w:pPr>
-        <w:numPr>
-          <w:ilvl w:val="0"/>
-          <w:numId w:val="1027"/>
-        </w:numPr>
-        <w:pStyle w:val="Compact"/>
-      </w:pPr>
-      <w:r>
-        <w:rPr>
-          <w:bCs/>
-          <w:b/>
-        </w:rPr>
-        <w:t xml:space="preserve">間違えても取り返しがつく</w:t>
-      </w:r>
-      <w:r>
-        <w:t xml:space="preserve">（送信済みメールは取り返しがつかない）</w:t>
-      </w:r>
-    </w:p>
-    <w:p>
-      <w:pPr>
-        <w:numPr>
-          <w:ilvl w:val="0"/>
-          <w:numId w:val="1027"/>
-        </w:numPr>
-        <w:pStyle w:val="Compact"/>
-      </w:pPr>
-      <w:r>
-        <w:rPr>
-          <w:bCs/>
-          <w:b/>
-        </w:rPr>
-        <w:t xml:space="preserve">月に何度も起きる</w:t>
-      </w:r>
-      <w:r>
-        <w:t xml:space="preserve">（年1回の作業を自動化するのは趣味）</w:t>
+        <w:t xml:space="preserve">12か月ロードマップの枠</w:t>
+      </w:r>
+    </w:p>
+    <w:p>
+      <w:pPr>
+        <w:pStyle w:val="SourceCode"/>
+      </w:pPr>
+      <w:r>
+        <w:rPr>
+          <w:rStyle w:val="VerbatimChar"/>
+        </w:rPr>
+        <w:t xml:space="preserve">0〜3か月：定着させるもの（すでに作ったもの。増やさない）</w:t>
+      </w:r>
+      <w:r>
+        <w:br/>
+      </w:r>
+      <w:r>
+        <w:rPr>
+          <w:rStyle w:val="VerbatimChar"/>
+        </w:rPr>
+        <w:t xml:space="preserve">4〜6か月：広げるもの（部署・人数）</w:t>
+      </w:r>
+      <w:r>
+        <w:br/>
+      </w:r>
+      <w:r>
+        <w:rPr>
+          <w:rStyle w:val="VerbatimChar"/>
+        </w:rPr>
+        <w:t xml:space="preserve">7〜9か月：つなげるもの（自動化・ナレッジ）</w:t>
+      </w:r>
+      <w:r>
+        <w:br/>
+      </w:r>
+      <w:r>
+        <w:rPr>
+          <w:rStyle w:val="VerbatimChar"/>
+        </w:rPr>
+        <w:t xml:space="preserve">10〜12か月：測るもの（効果測定・体制）</w:t>
+      </w:r>
+      <w:r>
+        <w:br/>
+      </w:r>
+      <w:r>
+        <w:rPr>
+          <w:rStyle w:val="VerbatimChar"/>
+        </w:rPr>
+        <w:t xml:space="preserve">各期に「担当者」と「やめる判断の基準」を必ず書く</w:t>
+      </w:r>
+    </w:p>
+    <w:bookmarkEnd w:id="107"/>
+    <w:bookmarkStart w:id="108" w:name="宿題1つだけ-3"/>
+    <w:p>
+      <w:pPr>
+        <w:pStyle w:val="Heading3"/>
+      </w:pPr>
+      <w:r>
+        <w:t xml:space="preserve">宿題（1つだけ）</w:t>
       </w:r>
     </w:p>
     <w:p>
@@ -11657,21 +11059,11 @@
         <w:pStyle w:val="FirstParagraph"/>
       </w:pPr>
       <w:r>
-        <w:t xml:space="preserve">3条件のうち1つでも欠けたら、</w:t>
-      </w:r>
-      <w:r>
-        <w:rPr>
-          <w:bCs/>
-          <w:b/>
-        </w:rPr>
-        <w:t xml:space="preserve">自動化ではなく「下書きまで自動・送信は人」</w:t>
-      </w:r>
-      <w:r>
-        <w:t xml:space="preserve">に設計する。</w:t>
-      </w:r>
-    </w:p>
-    <w:bookmarkEnd w:id="116"/>
-    <w:bookmarkStart w:id="117" w:name="つまずきと対処-5"/>
+        <w:t xml:space="preserve">「12か月ロードマップの0〜3か月に書いたことを、1つだけ着手する。」</w:t>
+      </w:r>
+    </w:p>
+    <w:bookmarkEnd w:id="108"/>
+    <w:bookmarkStart w:id="109" w:name="つまずきと対処-4"/>
     <w:p>
       <w:pPr>
         <w:pStyle w:val="Heading3"/>
@@ -11729,117 +11121,111 @@
               <w:jc w:val="left"/>
             </w:pPr>
             <w:r>
-              <w:t xml:space="preserve">権限がなくて設定できない（情シス・外部ベンダー管理）</w:t>
-            </w:r>
-          </w:p>
-        </w:tc>
-        <w:tc>
-          <w:tcPr/>
-          <w:p>
-            <w:pPr>
-              <w:pStyle w:val="Compact"/>
-              <w:jc w:val="left"/>
-            </w:pPr>
+              <w:t xml:space="preserve">社員が集まらない／1名だけ</w:t>
+            </w:r>
+          </w:p>
+        </w:tc>
+        <w:tc>
+          <w:tcPr/>
+          <w:p>
+            <w:pPr>
+              <w:pStyle w:val="Compact"/>
+              <w:jc w:val="left"/>
+            </w:pPr>
+            <w:r>
+              <w:t xml:space="preserve">人数より、</w:t>
+            </w:r>
             <w:r>
               <w:rPr>
                 <w:bCs/>
                 <w:b/>
               </w:rPr>
-              <w:t xml:space="preserve">これは事故ではなく発見。</w:t>
-            </w:r>
-            <w:r>
-              <w:t xml:space="preserve"> </w:t>
-            </w:r>
-            <w:r>
-              <w:t xml:space="preserve">第11回の権限管理の題材として記録し、その場では講師の環境でデモに切り替える</w:t>
-            </w:r>
-          </w:p>
-        </w:tc>
-      </w:tr>
-      <w:tr>
-        <w:tc>
-          <w:tcPr/>
-          <w:p>
-            <w:pPr>
-              <w:pStyle w:val="Compact"/>
-              <w:jc w:val="left"/>
-            </w:pPr>
-            <w:r>
-              <w:t xml:space="preserve">組んだものが動かない</w:t>
-            </w:r>
-          </w:p>
-        </w:tc>
-        <w:tc>
-          <w:tcPr/>
-          <w:p>
-            <w:pPr>
-              <w:pStyle w:val="Compact"/>
-              <w:jc w:val="left"/>
-            </w:pPr>
-            <w:r>
-              <w:t xml:space="preserve">講師も分からないことはある。</w:t>
+              <w:t xml:space="preserve">その1名が推進候補者かどうか</w:t>
+            </w:r>
+            <w:r>
+              <w:t xml:space="preserve">。人数が少ないなら形式を変え、座談会形式にする</w:t>
+            </w:r>
+          </w:p>
+        </w:tc>
+      </w:tr>
+      <w:tr>
+        <w:tc>
+          <w:tcPr/>
+          <w:p>
+            <w:pPr>
+              <w:pStyle w:val="Compact"/>
+              <w:jc w:val="left"/>
+            </w:pPr>
+            <w:r>
+              <w:t xml:space="preserve">発表中に受講者が固まる</w:t>
+            </w:r>
+          </w:p>
+        </w:tc>
+        <w:tc>
+          <w:tcPr/>
+          <w:p>
+            <w:pPr>
+              <w:pStyle w:val="Compact"/>
+              <w:jc w:val="left"/>
+            </w:pPr>
+            <w:r>
+              <w:t xml:space="preserve">講師が質問を挟んで話を引き出す。</w:t>
             </w:r>
             <w:r>
               <w:rPr>
                 <w:bCs/>
                 <w:b/>
               </w:rPr>
-              <w:t xml:space="preserve">「分かりません」と言ってその場で調べる姿を見せる。</w:t>
-            </w:r>
-            <w:r>
-              <w:t xml:space="preserve"> </w:t>
-            </w:r>
-            <w:r>
-              <w:t xml:space="preserve">経営者にとってはこれ自体が学び（AI時代の仕事の仕方の実演）</w:t>
-            </w:r>
-          </w:p>
-        </w:tc>
-      </w:tr>
-      <w:tr>
-        <w:tc>
-          <w:tcPr/>
-          <w:p>
-            <w:pPr>
-              <w:pStyle w:val="Compact"/>
-              <w:jc w:val="left"/>
-            </w:pPr>
-            <w:r>
-              <w:t xml:space="preserve">受講者が「自分では作れない」と感じる</w:t>
-            </w:r>
-          </w:p>
-        </w:tc>
-        <w:tc>
-          <w:tcPr/>
-          <w:p>
-            <w:pPr>
-              <w:pStyle w:val="Compact"/>
-              <w:jc w:val="left"/>
-            </w:pPr>
-            <w:r>
-              <w:t xml:space="preserve">作れなくてよい。</w:t>
+              <w:t xml:space="preserve">代わりに説明しない</w:t>
+            </w:r>
+            <w:r>
+              <w:t xml:space="preserve">。社員の前で講師が主役になった瞬間、AIは「外の人のもの」になる</w:t>
+            </w:r>
+          </w:p>
+        </w:tc>
+      </w:tr>
+      <w:tr>
+        <w:tc>
+          <w:tcPr/>
+          <w:p>
+            <w:pPr>
+              <w:pStyle w:val="Compact"/>
+              <w:jc w:val="left"/>
+            </w:pPr>
+            <w:r>
+              <w:t xml:space="preserve">社員から強い反発が出る</w:t>
+            </w:r>
+          </w:p>
+        </w:tc>
+        <w:tc>
+          <w:tcPr/>
+          <w:p>
+            <w:pPr>
+              <w:pStyle w:val="Compact"/>
+              <w:jc w:val="left"/>
+            </w:pPr>
+            <w:r>
+              <w:t xml:space="preserve">遮らない。全部出させる。出た不安は第11回の体制設計の入力になる。</w:t>
             </w:r>
             <w:r>
               <w:rPr>
                 <w:bCs/>
                 <w:b/>
               </w:rPr>
-              <w:t xml:space="preserve">発注できるようになることが目標</w:t>
-            </w:r>
-            <w:r>
-              <w:t xml:space="preserve">と言い直す。第11回の外注の話に繋げる</w:t>
+              <w:t xml:space="preserve">反発が出た回のほうが、後の定着はよい</w:t>
             </w:r>
           </w:p>
         </w:tc>
       </w:tr>
     </w:tbl>
-    <w:bookmarkEnd w:id="117"/>
-    <w:bookmarkStart w:id="118" w:name="宿題1つだけ-4"/>
+    <w:bookmarkEnd w:id="109"/>
+    <w:bookmarkStart w:id="110" w:name="匿名事例プレースホルダー要差し替え-4"/>
     <w:p>
       <w:pPr>
         <w:pStyle w:val="Heading3"/>
       </w:pPr>
       <w:r>
-        <w:t xml:space="preserve">宿題（1つだけ）</w:t>
+        <w:t xml:space="preserve">匿名事例（プレースホルダー・要差し替え）</w:t>
       </w:r>
     </w:p>
     <w:p>
@@ -11847,78 +11233,206 @@
         <w:pStyle w:val="FirstParagraph"/>
       </w:pPr>
       <w:r>
-        <w:t xml:space="preserve">「組んだ自動化を1週間、本番で流し続ける。止まったら記録だけ取る（直さなくてよい）。」</w:t>
-      </w:r>
-    </w:p>
-    <w:bookmarkEnd w:id="118"/>
-    <w:bookmarkStart w:id="120" w:name="レベル別調整-4"/>
-    <w:p>
-      <w:pPr>
-        <w:pStyle w:val="Heading3"/>
-      </w:pPr>
-      <w:r>
-        <w:t xml:space="preserve">レベル別調整</w:t>
+        <w:t xml:space="preserve">「お披露目で最も強く反対した社員を、後に推進担当にした会社。反対の理由が最も具体的だったため、設計が現実的になった」</w:t>
+      </w:r>
+    </w:p>
+    <w:p>
+      <w:r>
+        <w:pict>
+          <v:rect style="width:0;height:1.5pt" o:hralign="center" o:hrstd="t" o:hr="t"/>
+        </w:pict>
+      </w:r>
+    </w:p>
+    <w:bookmarkEnd w:id="110"/>
+    <w:bookmarkEnd w:id="111"/>
+    <w:bookmarkStart w:id="112" w:name="上級編に入る前に講師の自己確認"/>
+    <w:p>
+      <w:pPr>
+        <w:pStyle w:val="Heading2"/>
+      </w:pPr>
+      <w:r>
+        <w:t xml:space="preserve">上級編に入る前に（講師の自己確認）</w:t>
+      </w:r>
+    </w:p>
+    <w:p>
+      <w:pPr>
+        <w:pStyle w:val="FirstParagraph"/>
+      </w:pPr>
+      <w:r>
+        <w:t xml:space="preserve">上級編は</w:t>
+      </w:r>
+      <w:r>
+        <w:rPr>
+          <w:bCs/>
+          <w:b/>
+        </w:rPr>
+        <w:t xml:space="preserve">講師自身が一度通っていないと教えられない</w:t>
+      </w:r>
+      <w:r>
+        <w:t xml:space="preserve">。次のチェックに×があるうちは、その回を「見せて理解させる」形式に落とし、手を動かすのは受講者ができる範囲に留めること（第4部4-5の講師準備チェックと対応）。</w:t>
       </w:r>
     </w:p>
     <w:p>
       <w:pPr>
         <w:numPr>
           <w:ilvl w:val="0"/>
-          <w:numId w:val="1028"/>
+          <w:numId w:val="1025"/>
         </w:numPr>
         <w:pStyle w:val="Compact"/>
       </w:pPr>
       <w:r>
-        <w:t xml:space="preserve">Lv.1〜2：組むのは講師、受講者は「どの工程を渡すか」の判断だけを担当する。</w:t>
+        <w:t xml:space="preserve">☐ 自動化ツール（受講者の基盤に合わせたもの）で、自分の業務フローを1本組んだことがある</w:t>
+      </w:r>
+    </w:p>
+    <w:p>
+      <w:pPr>
+        <w:numPr>
+          <w:ilvl w:val="0"/>
+          <w:numId w:val="1025"/>
+        </w:numPr>
+        <w:pStyle w:val="Compact"/>
+      </w:pPr>
+      <w:r>
+        <w:t xml:space="preserve">☐ 自社資料を載せたナレッジ検索を作り、精度が出ない状態から改善した経験がある</w:t>
+      </w:r>
+    </w:p>
+    <w:p>
+      <w:pPr>
+        <w:numPr>
+          <w:ilvl w:val="0"/>
+          <w:numId w:val="1025"/>
+        </w:numPr>
+        <w:pStyle w:val="Compact"/>
+      </w:pPr>
+      <w:r>
+        <w:t xml:space="preserve">☐ 3工程以上の作業をAIに渡して、途中で壊れる経験をした</w:t>
+      </w:r>
+    </w:p>
+    <w:p>
+      <w:pPr>
+        <w:numPr>
+          <w:ilvl w:val="0"/>
+          <w:numId w:val="1025"/>
+        </w:numPr>
+        <w:pStyle w:val="Compact"/>
+      </w:pPr>
+      <w:r>
+        <w:t xml:space="preserve">☐ 自分の作ったAIの正解セットを作り、点数をつけたことがある</w:t>
+      </w:r>
+    </w:p>
+    <w:p>
+      <w:r>
+        <w:pict>
+          <v:rect style="width:0;height:1.5pt" o:hralign="center" o:hrstd="t" o:hr="t"/>
+        </w:pict>
+      </w:r>
+    </w:p>
+    <w:bookmarkEnd w:id="112"/>
+    <w:bookmarkStart w:id="123" w:name="第7回-手作業のつなぎ目をなくす自動化"/>
+    <w:p>
+      <w:pPr>
+        <w:pStyle w:val="Heading2"/>
+      </w:pPr>
+      <w:r>
+        <w:t xml:space="preserve">第7回　手作業のつなぎ目をなくす（自動化）</w:t>
+      </w:r>
+    </w:p>
+    <w:bookmarkStart w:id="113" w:name="ねらい-5"/>
+    <w:p>
+      <w:pPr>
+        <w:pStyle w:val="Heading3"/>
+      </w:pPr>
+      <w:r>
+        <w:t xml:space="preserve">ねらい</w:t>
+      </w:r>
+    </w:p>
+    <w:p>
+      <w:pPr>
+        <w:pStyle w:val="FirstParagraph"/>
+      </w:pPr>
+      <w:r>
+        <w:t xml:space="preserve">AIは点では使えている。</w:t>
       </w:r>
       <w:r>
         <w:rPr>
           <w:bCs/>
           <w:b/>
         </w:rPr>
-        <w:t xml:space="preserve">発注できる状態が目標</w:t>
+        <w:t xml:space="preserve">点と点の間の転記・コピペ・転送を消す。</w:t>
+      </w:r>
+      <w:r>
+        <w:t xml:space="preserve"> </w:t>
+      </w:r>
+      <w:r>
+        <w:t xml:space="preserve">ここから「仕組み」の話になる。</w:t>
+      </w:r>
+    </w:p>
+    <w:bookmarkEnd w:id="113"/>
+    <w:bookmarkStart w:id="114" w:name="到達点-4"/>
+    <w:p>
+      <w:pPr>
+        <w:pStyle w:val="Heading3"/>
+      </w:pPr>
+      <w:r>
+        <w:t xml:space="preserve">到達点</w:t>
       </w:r>
     </w:p>
     <w:p>
       <w:pPr>
         <w:numPr>
           <w:ilvl w:val="0"/>
-          <w:numId w:val="1028"/>
+          <w:numId w:val="1026"/>
         </w:numPr>
         <w:pStyle w:val="Compact"/>
       </w:pPr>
       <w:r>
-        <w:t xml:space="preserve">Lv.4以上：例外処理（失敗したときの通知）まで組む</w:t>
-      </w:r>
-    </w:p>
-    <w:bookmarkStart w:id="119" w:name="lv.12のときの宿題前提成果物の差し替え必ずセットで"/>
-    <w:p>
-      <w:pPr>
-        <w:pStyle w:val="Heading4"/>
-      </w:pPr>
-      <w:r>
-        <w:t xml:space="preserve">🔴 Lv.1〜2のときの、宿題・前提・成果物の差し替え（必ずセットで）</w:t>
+        <w:t xml:space="preserve">人が手でつないでいた1工程が、自動で流れている（1本でよい）</w:t>
+      </w:r>
+    </w:p>
+    <w:p>
+      <w:pPr>
+        <w:numPr>
+          <w:ilvl w:val="0"/>
+          <w:numId w:val="1026"/>
+        </w:numPr>
+        <w:pStyle w:val="Compact"/>
+      </w:pPr>
+      <w:r>
+        <w:t xml:space="preserve">止まったときに気づく手段がある</w:t>
+      </w:r>
+    </w:p>
+    <w:p>
+      <w:pPr>
+        <w:numPr>
+          <w:ilvl w:val="0"/>
+          <w:numId w:val="1026"/>
+        </w:numPr>
+        <w:pStyle w:val="Compact"/>
+      </w:pPr>
+      <w:r>
+        <w:t xml:space="preserve">「自動化してはいけない工程」を受講者が言える</w:t>
+      </w:r>
+    </w:p>
+    <w:bookmarkEnd w:id="114"/>
+    <w:bookmarkStart w:id="115" w:name="ツール選定の原則本講座の立場"/>
+    <w:p>
+      <w:pPr>
+        <w:pStyle w:val="Heading3"/>
+      </w:pPr>
+      <w:r>
+        <w:t xml:space="preserve">ツール選定の原則（本講座の立場）</w:t>
       </w:r>
     </w:p>
     <w:p>
       <w:pPr>
         <w:pStyle w:val="FirstParagraph"/>
       </w:pPr>
-      <w:r>
-        <w:t xml:space="preserve">講師が組んだフローを受講者の本番業務で1週間流すことはできない。</w:t>
-      </w:r>
       <w:r>
         <w:rPr>
           <w:bCs/>
           <w:b/>
         </w:rPr>
-        <w:t xml:space="preserve">放置すると第8回の前提・習得チェックリスト・修了時の成果物⑧が、連鎖して空欄になる。</w:t>
-      </w:r>
-      <w:r>
-        <w:t xml:space="preserve"> </w:t>
-      </w:r>
-      <w:r>
-        <w:t xml:space="preserve">次のように置き換える。</w:t>
+        <w:t xml:space="preserve">受講者が今使っているものから選ぶ。ツールは増やさない。</w:t>
       </w:r>
     </w:p>
     <w:tbl>
@@ -11942,244 +11456,193 @@
           <w:p>
             <w:pPr>
               <w:pStyle w:val="Compact"/>
-            </w:pPr>
-          </w:p>
-        </w:tc>
-        <w:tc>
-          <w:tcPr/>
-          <w:p>
-            <w:pPr>
-              <w:pStyle w:val="Compact"/>
-              <w:jc w:val="left"/>
-            </w:pPr>
-            <w:r>
-              <w:t xml:space="preserve">標準</w:t>
-            </w:r>
-          </w:p>
-        </w:tc>
-        <w:tc>
-          <w:tcPr/>
-          <w:p>
-            <w:pPr>
-              <w:pStyle w:val="Compact"/>
-              <w:jc w:val="left"/>
-            </w:pPr>
+              <w:jc w:val="left"/>
+            </w:pPr>
+            <w:r>
+              <w:t xml:space="preserve">受講者の基盤</w:t>
+            </w:r>
+          </w:p>
+        </w:tc>
+        <w:tc>
+          <w:tcPr/>
+          <w:p>
+            <w:pPr>
+              <w:pStyle w:val="Compact"/>
+              <w:jc w:val="left"/>
+            </w:pPr>
+            <w:r>
+              <w:t xml:space="preserve">第一候補</w:t>
+            </w:r>
+          </w:p>
+        </w:tc>
+        <w:tc>
+          <w:tcPr/>
+          <w:p>
+            <w:pPr>
+              <w:pStyle w:val="Compact"/>
+              <w:jc w:val="left"/>
+            </w:pPr>
+            <w:r>
+              <w:t xml:space="preserve">理由</w:t>
+            </w:r>
+          </w:p>
+        </w:tc>
+      </w:tr>
+      <w:tr>
+        <w:tc>
+          <w:tcPr/>
+          <w:p>
+            <w:pPr>
+              <w:pStyle w:val="Compact"/>
+              <w:jc w:val="left"/>
+            </w:pPr>
+            <w:r>
+              <w:t xml:space="preserve">Google Workspace</w:t>
+            </w:r>
+          </w:p>
+        </w:tc>
+        <w:tc>
+          <w:tcPr/>
+          <w:p>
+            <w:pPr>
+              <w:pStyle w:val="Compact"/>
+              <w:jc w:val="left"/>
+            </w:pPr>
+            <w:r>
+              <w:t xml:space="preserve">表計算のスクリプト機能（GAS）</w:t>
+            </w:r>
+          </w:p>
+        </w:tc>
+        <w:tc>
+          <w:tcPr/>
+          <w:p>
+            <w:pPr>
+              <w:pStyle w:val="Compact"/>
+              <w:jc w:val="left"/>
+            </w:pPr>
+            <w:r>
+              <w:t xml:space="preserve">追加契約なし・既存ファイルの延長・社内説明が楽</w:t>
+            </w:r>
+          </w:p>
+        </w:tc>
+      </w:tr>
+      <w:tr>
+        <w:tc>
+          <w:tcPr/>
+          <w:p>
+            <w:pPr>
+              <w:pStyle w:val="Compact"/>
+              <w:jc w:val="left"/>
+            </w:pPr>
+            <w:r>
+              <w:t xml:space="preserve">Microsoft 365</w:t>
+            </w:r>
+          </w:p>
+        </w:tc>
+        <w:tc>
+          <w:tcPr/>
+          <w:p>
+            <w:pPr>
+              <w:pStyle w:val="Compact"/>
+              <w:jc w:val="left"/>
+            </w:pPr>
+            <w:r>
+              <w:t xml:space="preserve">同社の業務自動化ツール（Power Automate系）</w:t>
+            </w:r>
+          </w:p>
+        </w:tc>
+        <w:tc>
+          <w:tcPr/>
+          <w:p>
+            <w:pPr>
+              <w:pStyle w:val="Compact"/>
+              <w:jc w:val="left"/>
+            </w:pPr>
+            <w:r>
+              <w:t xml:space="preserve">同上</w:t>
+            </w:r>
+          </w:p>
+        </w:tc>
+      </w:tr>
+      <w:tr>
+        <w:tc>
+          <w:tcPr/>
+          <w:p>
+            <w:pPr>
+              <w:pStyle w:val="Compact"/>
+              <w:jc w:val="left"/>
+            </w:pPr>
+            <w:r>
+              <w:t xml:space="preserve">どちらも薄い／複数SaaSをまたぐ</w:t>
+            </w:r>
+          </w:p>
+        </w:tc>
+        <w:tc>
+          <w:tcPr/>
+          <w:p>
+            <w:pPr>
+              <w:pStyle w:val="Compact"/>
+              <w:jc w:val="left"/>
+            </w:pPr>
+            <w:r>
+              <w:t xml:space="preserve">ワークフロー系サービス（n8n / Make / Zapier のいずれか1つ）</w:t>
+            </w:r>
+          </w:p>
+        </w:tc>
+        <w:tc>
+          <w:tcPr/>
+          <w:p>
+            <w:pPr>
+              <w:pStyle w:val="Compact"/>
+              <w:jc w:val="left"/>
+            </w:pPr>
+            <w:r>
+              <w:t xml:space="preserve">月額が発生する。</w:t>
+            </w:r>
             <w:r>
               <w:rPr>
                 <w:bCs/>
                 <w:b/>
               </w:rPr>
-              <w:t xml:space="preserve">Lv.1〜2版</w:t>
-            </w:r>
-          </w:p>
-        </w:tc>
-      </w:tr>
-      <w:tr>
-        <w:tc>
-          <w:tcPr/>
-          <w:p>
-            <w:pPr>
-              <w:pStyle w:val="Compact"/>
-              <w:jc w:val="left"/>
-            </w:pPr>
-            <w:r>
-              <w:t xml:space="preserve">到達点</w:t>
-            </w:r>
-          </w:p>
-        </w:tc>
-        <w:tc>
-          <w:tcPr/>
-          <w:p>
-            <w:pPr>
-              <w:pStyle w:val="Compact"/>
-              <w:jc w:val="left"/>
-            </w:pPr>
-            <w:r>
-              <w:t xml:space="preserve">自動化フローが1本つながって動いている</w:t>
-            </w:r>
-          </w:p>
-        </w:tc>
-        <w:tc>
-          <w:tcPr/>
-          <w:p>
-            <w:pPr>
-              <w:pStyle w:val="Compact"/>
-              <w:jc w:val="left"/>
-            </w:pPr>
-            <w:r>
-              <w:rPr>
-                <w:bCs/>
-                <w:b/>
-              </w:rPr>
-              <w:t xml:space="preserve">自動化フロー設計メモ（⑧）が埋まり、外注できる状態になっている</w:t>
-            </w:r>
-          </w:p>
-        </w:tc>
-      </w:tr>
-      <w:tr>
-        <w:tc>
-          <w:tcPr/>
-          <w:p>
-            <w:pPr>
-              <w:pStyle w:val="Compact"/>
-              <w:jc w:val="left"/>
-            </w:pPr>
-            <w:r>
-              <w:t xml:space="preserve">宿題</w:t>
-            </w:r>
-          </w:p>
-        </w:tc>
-        <w:tc>
-          <w:tcPr/>
-          <w:p>
-            <w:pPr>
-              <w:pStyle w:val="Compact"/>
-              <w:jc w:val="left"/>
-            </w:pPr>
-            <w:r>
-              <w:t xml:space="preserve">1週間、本番で流し続ける</w:t>
-            </w:r>
-          </w:p>
-        </w:tc>
-        <w:tc>
-          <w:tcPr/>
-          <w:p>
-            <w:pPr>
-              <w:pStyle w:val="Compact"/>
-              <w:jc w:val="left"/>
-            </w:pPr>
-            <w:r>
-              <w:rPr>
-                <w:bCs/>
-                <w:b/>
-              </w:rPr>
-              <w:t xml:space="preserve">設計メモを持って、外注先または社内のIT担当に1回相談し、見積または可否の回答を1件もらう</w:t>
-            </w:r>
-          </w:p>
-        </w:tc>
-      </w:tr>
-      <w:tr>
-        <w:tc>
-          <w:tcPr/>
-          <w:p>
-            <w:pPr>
-              <w:pStyle w:val="Compact"/>
-              <w:jc w:val="left"/>
-            </w:pPr>
-            <w:r>
-              <w:t xml:space="preserve">第8回の前提</w:t>
-            </w:r>
-          </w:p>
-        </w:tc>
-        <w:tc>
-          <w:tcPr/>
-          <w:p>
-            <w:pPr>
-              <w:pStyle w:val="Compact"/>
-              <w:jc w:val="left"/>
-            </w:pPr>
-            <w:r>
-              <w:t xml:space="preserve">自動化を1本動かした</w:t>
-            </w:r>
-          </w:p>
-        </w:tc>
-        <w:tc>
-          <w:tcPr/>
-          <w:p>
-            <w:pPr>
-              <w:pStyle w:val="Compact"/>
-              <w:jc w:val="left"/>
-            </w:pPr>
-            <w:r>
-              <w:rPr>
-                <w:bCs/>
-                <w:b/>
-              </w:rPr>
-              <w:t xml:space="preserve">どこを自動化するかを決め、設計メモが埋まっている</w:t>
-            </w:r>
-          </w:p>
-        </w:tc>
-      </w:tr>
-      <w:tr>
-        <w:tc>
-          <w:tcPr/>
-          <w:p>
-            <w:pPr>
-              <w:pStyle w:val="Compact"/>
-              <w:jc w:val="left"/>
-            </w:pPr>
-            <w:r>
-              <w:t xml:space="preserve">習得チェック</w:t>
-            </w:r>
-          </w:p>
-        </w:tc>
-        <w:tc>
-          <w:tcPr/>
-          <w:p>
-            <w:pPr>
-              <w:pStyle w:val="Compact"/>
-              <w:jc w:val="left"/>
-            </w:pPr>
-            <w:r>
-              <w:t xml:space="preserve">1本組めた／1週間動いた</w:t>
-            </w:r>
-          </w:p>
-        </w:tc>
-        <w:tc>
-          <w:tcPr/>
-          <w:p>
-            <w:pPr>
-              <w:pStyle w:val="Compact"/>
-              <w:jc w:val="left"/>
-            </w:pPr>
-            <w:r>
-              <w:rPr>
-                <w:bCs/>
-                <w:b/>
-              </w:rPr>
-              <w:t xml:space="preserve">設計メモの「止まったら誰が気づくか」まで埋まり、発注先候補が1件書かれている</w:t>
-            </w:r>
-          </w:p>
-        </w:tc>
-      </w:tr>
-      <w:tr>
-        <w:tc>
-          <w:tcPr/>
-          <w:p>
-            <w:pPr>
-              <w:pStyle w:val="Compact"/>
-              <w:jc w:val="left"/>
-            </w:pPr>
-            <w:r>
-              <w:t xml:space="preserve">修了時の成果物</w:t>
-            </w:r>
-          </w:p>
-        </w:tc>
-        <w:tc>
-          <w:tcPr/>
-          <w:p>
-            <w:pPr>
-              <w:pStyle w:val="Compact"/>
-              <w:jc w:val="left"/>
-            </w:pPr>
-            <w:r>
-              <w:t xml:space="preserve">⑧ 自動化フロー（動いているもの）</w:t>
-            </w:r>
-          </w:p>
-        </w:tc>
-        <w:tc>
-          <w:tcPr/>
-          <w:p>
-            <w:pPr>
-              <w:pStyle w:val="Compact"/>
-              <w:jc w:val="left"/>
-            </w:pPr>
-            <w:r>
-              <w:rPr>
-                <w:bCs/>
-                <w:b/>
-              </w:rPr>
-              <w:t xml:space="preserve">⑧ 自動化フロー設計メモ＋発注先候補</w:t>
+              <w:t xml:space="preserve">第11回の費用管理に必ず載せる</w:t>
+            </w:r>
+          </w:p>
+        </w:tc>
+      </w:tr>
+      <w:tr>
+        <w:tc>
+          <w:tcPr/>
+          <w:p>
+            <w:pPr>
+              <w:pStyle w:val="Compact"/>
+              <w:jc w:val="left"/>
+            </w:pPr>
+            <w:r>
+              <w:t xml:space="preserve">AIアプリを社内配布したい</w:t>
+            </w:r>
+          </w:p>
+        </w:tc>
+        <w:tc>
+          <w:tcPr/>
+          <w:p>
+            <w:pPr>
+              <w:pStyle w:val="Compact"/>
+              <w:jc w:val="left"/>
+            </w:pPr>
+            <w:r>
+              <w:t xml:space="preserve">AIアプリ基盤（Dify等）</w:t>
+            </w:r>
+          </w:p>
+        </w:tc>
+        <w:tc>
+          <w:tcPr/>
+          <w:p>
+            <w:pPr>
+              <w:pStyle w:val="Compact"/>
+              <w:jc w:val="left"/>
+            </w:pPr>
+            <w:r>
+              <w:t xml:space="preserve">第8回と合流させる</w:t>
             </w:r>
           </w:p>
         </w:tc>
@@ -12194,134 +11657,17 @@
           <w:bCs/>
           <w:b/>
         </w:rPr>
-        <w:t xml:space="preserve">修了時の引き渡しリストは、標準版とLv.1〜2版の2種を用意する。</w:t>
+        <w:t xml:space="preserve">3種類を並べて比較説明しない。</w:t>
       </w:r>
       <w:r>
         <w:t xml:space="preserve"> </w:t>
       </w:r>
       <w:r>
-        <w:t xml:space="preserve">動いていないものを「12点お渡しします」に含めない。</w:t>
-      </w:r>
-    </w:p>
-    <w:bookmarkEnd w:id="119"/>
-    <w:bookmarkEnd w:id="120"/>
-    <w:bookmarkStart w:id="121" w:name="匿名事例プレースホルダー要差し替え-5"/>
-    <w:p>
-      <w:pPr>
-        <w:pStyle w:val="Heading3"/>
-      </w:pPr>
-      <w:r>
-        <w:t xml:space="preserve">匿名事例（プレースホルダー・要差し替え）</w:t>
-      </w:r>
-    </w:p>
-    <w:p>
-      <w:pPr>
-        <w:pStyle w:val="FirstParagraph"/>
-      </w:pPr>
-      <w:r>
-        <w:t xml:space="preserve">「受注メールから台帳への転記を自動化した会社。効果は月8時間。それより、</w:t>
-      </w:r>
-      <w:r>
-        <w:rPr>
-          <w:bCs/>
-          <w:b/>
-        </w:rPr>
-        <w:t xml:space="preserve">転記漏れが原因のクレームが消えた</w:t>
-      </w:r>
-      <w:r>
-        <w:t xml:space="preserve">ことのほうが経営インパクトが大きかった」</w:t>
-      </w:r>
-    </w:p>
-    <w:p>
-      <w:r>
-        <w:pict>
-          <v:rect style="width:0;height:1.5pt" o:hralign="center" o:hrstd="t" o:hr="t"/>
-        </w:pict>
-      </w:r>
-    </w:p>
-    <w:bookmarkEnd w:id="121"/>
-    <w:bookmarkEnd w:id="122"/>
-    <w:bookmarkStart w:id="133" w:name="第8回-社内の知識を検索できるようにする"/>
-    <w:p>
-      <w:pPr>
-        <w:pStyle w:val="Heading2"/>
-      </w:pPr>
-      <w:r>
-        <w:t xml:space="preserve">第8回　社内の知識を検索できるようにする</w:t>
-      </w:r>
-    </w:p>
-    <w:bookmarkStart w:id="123" w:name="ねらい-6"/>
-    <w:p>
-      <w:pPr>
-        <w:pStyle w:val="Heading3"/>
-      </w:pPr>
-      <w:r>
-        <w:t xml:space="preserve">ねらい</w:t>
-      </w:r>
-    </w:p>
-    <w:p>
-      <w:pPr>
-        <w:pStyle w:val="FirstParagraph"/>
-      </w:pPr>
-      <w:r>
-        <w:t xml:space="preserve">「あの資料どこ」「前どうしたっけ」を消す。ノウハウが特定の人に偏っている状態（定着阻害の主要因）への直接の打ち手。</w:t>
-      </w:r>
-    </w:p>
-    <w:bookmarkEnd w:id="123"/>
-    <w:bookmarkStart w:id="124" w:name="到達点-5"/>
-    <w:p>
-      <w:pPr>
-        <w:pStyle w:val="Heading3"/>
-      </w:pPr>
-      <w:r>
-        <w:t xml:space="preserve">到達点</w:t>
-      </w:r>
-    </w:p>
-    <w:p>
-      <w:pPr>
-        <w:numPr>
-          <w:ilvl w:val="0"/>
-          <w:numId w:val="1029"/>
-        </w:numPr>
-        <w:pStyle w:val="Compact"/>
-      </w:pPr>
-      <w:r>
-        <w:t xml:space="preserve">1領域について、社内資料を検索できるAIが動いている</w:t>
-      </w:r>
-    </w:p>
-    <w:p>
-      <w:pPr>
-        <w:numPr>
-          <w:ilvl w:val="0"/>
-          <w:numId w:val="1029"/>
-        </w:numPr>
-        <w:pStyle w:val="Compact"/>
-      </w:pPr>
-      <w:r>
-        <w:rPr>
-          <w:bCs/>
-          <w:b/>
-        </w:rPr>
-        <w:t xml:space="preserve">不足資料リスト</w:t>
-      </w:r>
-      <w:r>
-        <w:t xml:space="preserve">ができている（存在しない・古い・人の頭の中にしかない資料の一覧）</w:t>
-      </w:r>
-    </w:p>
-    <w:p>
-      <w:pPr>
-        <w:numPr>
-          <w:ilvl w:val="0"/>
-          <w:numId w:val="1029"/>
-        </w:numPr>
-        <w:pStyle w:val="Compact"/>
-      </w:pPr>
-      <w:r>
-        <w:t xml:space="preserve">「資料にないことは答えない」が効いていることを確認した</w:t>
-      </w:r>
-    </w:p>
-    <w:bookmarkEnd w:id="124"/>
-    <w:bookmarkStart w:id="125" w:name="分の配分-6"/>
+        <w:t xml:space="preserve">受講者の基盤を見て1つだけ提示する。選択肢を見せるのは親切ではなく、判断の押し付けである。</w:t>
+      </w:r>
+    </w:p>
+    <w:bookmarkEnd w:id="115"/>
+    <w:bookmarkStart w:id="116" w:name="分の配分-5"/>
     <w:p>
       <w:pPr>
         <w:pStyle w:val="Heading3"/>
@@ -12391,6 +11737,929 @@
               <w:jc w:val="left"/>
             </w:pPr>
             <w:r>
+              <w:t xml:space="preserve">宿題確認：12か月ロードマップの0〜3か月が動いているか</w:t>
+            </w:r>
+          </w:p>
+        </w:tc>
+      </w:tr>
+      <w:tr>
+        <w:tc>
+          <w:tcPr/>
+          <w:p>
+            <w:pPr>
+              <w:pStyle w:val="Compact"/>
+              <w:jc w:val="left"/>
+            </w:pPr>
+            <w:r>
+              <w:t xml:space="preserve">0:15–0:35</w:t>
+            </w:r>
+          </w:p>
+        </w:tc>
+        <w:tc>
+          <w:tcPr/>
+          <w:p>
+            <w:pPr>
+              <w:pStyle w:val="Compact"/>
+              <w:jc w:val="left"/>
+            </w:pPr>
+            <w:r>
+              <w:t xml:space="preserve">テーマ：「つなぎ目」の見つけ方／自動化の3条件／デモ（講師が1本を最初から最後まで組んで見せる）</w:t>
+            </w:r>
+          </w:p>
+        </w:tc>
+      </w:tr>
+      <w:tr>
+        <w:tc>
+          <w:tcPr/>
+          <w:p>
+            <w:pPr>
+              <w:pStyle w:val="Compact"/>
+              <w:jc w:val="left"/>
+            </w:pPr>
+            <w:r>
+              <w:t xml:space="preserve">0:35–1:30</w:t>
+            </w:r>
+          </w:p>
+        </w:tc>
+        <w:tc>
+          <w:tcPr/>
+          <w:p>
+            <w:pPr>
+              <w:pStyle w:val="Compact"/>
+              <w:jc w:val="left"/>
+            </w:pPr>
+            <w:r>
+              <w:t xml:space="preserve">演習：受講者の業務から1本選び、一緒に組む。</w:t>
+            </w:r>
+            <w:r>
+              <w:rPr>
+                <w:bCs/>
+                <w:b/>
+              </w:rPr>
+              <w:t xml:space="preserve">必ず動くところまで</w:t>
+            </w:r>
+          </w:p>
+        </w:tc>
+      </w:tr>
+      <w:tr>
+        <w:tc>
+          <w:tcPr/>
+          <w:p>
+            <w:pPr>
+              <w:pStyle w:val="Compact"/>
+              <w:jc w:val="left"/>
+            </w:pPr>
+            <w:r>
+              <w:t xml:space="preserve">1:30–1:45</w:t>
+            </w:r>
+          </w:p>
+        </w:tc>
+        <w:tc>
+          <w:tcPr/>
+          <w:p>
+            <w:pPr>
+              <w:pStyle w:val="Compact"/>
+              <w:jc w:val="left"/>
+            </w:pPr>
+            <w:r>
+              <w:t xml:space="preserve">組み込み：いつから本番で流すか。止まったときの連絡先</w:t>
+            </w:r>
+          </w:p>
+        </w:tc>
+      </w:tr>
+      <w:tr>
+        <w:tc>
+          <w:tcPr/>
+          <w:p>
+            <w:pPr>
+              <w:pStyle w:val="Compact"/>
+              <w:jc w:val="left"/>
+            </w:pPr>
+            <w:r>
+              <w:t xml:space="preserve">1:45–2:00</w:t>
+            </w:r>
+          </w:p>
+        </w:tc>
+        <w:tc>
+          <w:tcPr/>
+          <w:p>
+            <w:pPr>
+              <w:pStyle w:val="Compact"/>
+              <w:jc w:val="left"/>
+            </w:pPr>
+            <w:r>
+              <w:t xml:space="preserve">宿題・記録</w:t>
+            </w:r>
+          </w:p>
+        </w:tc>
+      </w:tr>
+    </w:tbl>
+    <w:bookmarkEnd w:id="116"/>
+    <w:bookmarkStart w:id="117" w:name="自動化してよい工程の3条件"/>
+    <w:p>
+      <w:pPr>
+        <w:pStyle w:val="Heading3"/>
+      </w:pPr>
+      <w:r>
+        <w:t xml:space="preserve">自動化してよい工程の3条件</w:t>
+      </w:r>
+    </w:p>
+    <w:p>
+      <w:pPr>
+        <w:numPr>
+          <w:ilvl w:val="0"/>
+          <w:numId w:val="1027"/>
+        </w:numPr>
+        <w:pStyle w:val="Compact"/>
+      </w:pPr>
+      <w:r>
+        <w:rPr>
+          <w:bCs/>
+          <w:b/>
+        </w:rPr>
+        <w:t xml:space="preserve">判断が入らない</w:t>
+      </w:r>
+      <w:r>
+        <w:t xml:space="preserve">（転記・通知・保存・形式変換）</w:t>
+      </w:r>
+    </w:p>
+    <w:p>
+      <w:pPr>
+        <w:numPr>
+          <w:ilvl w:val="0"/>
+          <w:numId w:val="1027"/>
+        </w:numPr>
+        <w:pStyle w:val="Compact"/>
+      </w:pPr>
+      <w:r>
+        <w:rPr>
+          <w:bCs/>
+          <w:b/>
+        </w:rPr>
+        <w:t xml:space="preserve">間違えても取り返しがつく</w:t>
+      </w:r>
+      <w:r>
+        <w:t xml:space="preserve">（送信済みメールは取り返しがつかない）</w:t>
+      </w:r>
+    </w:p>
+    <w:p>
+      <w:pPr>
+        <w:numPr>
+          <w:ilvl w:val="0"/>
+          <w:numId w:val="1027"/>
+        </w:numPr>
+        <w:pStyle w:val="Compact"/>
+      </w:pPr>
+      <w:r>
+        <w:rPr>
+          <w:bCs/>
+          <w:b/>
+        </w:rPr>
+        <w:t xml:space="preserve">月に何度も起きる</w:t>
+      </w:r>
+      <w:r>
+        <w:t xml:space="preserve">（年1回の作業を自動化するのは趣味）</w:t>
+      </w:r>
+    </w:p>
+    <w:p>
+      <w:pPr>
+        <w:pStyle w:val="FirstParagraph"/>
+      </w:pPr>
+      <w:r>
+        <w:t xml:space="preserve">3条件のうち1つでも欠けたら、</w:t>
+      </w:r>
+      <w:r>
+        <w:rPr>
+          <w:bCs/>
+          <w:b/>
+        </w:rPr>
+        <w:t xml:space="preserve">自動化ではなく「下書きまで自動・送信は人」</w:t>
+      </w:r>
+      <w:r>
+        <w:t xml:space="preserve">に設計する。</w:t>
+      </w:r>
+    </w:p>
+    <w:bookmarkEnd w:id="117"/>
+    <w:bookmarkStart w:id="118" w:name="つまずきと対処-5"/>
+    <w:p>
+      <w:pPr>
+        <w:pStyle w:val="Heading3"/>
+      </w:pPr>
+      <w:r>
+        <w:t xml:space="preserve">つまずきと対処</w:t>
+      </w:r>
+    </w:p>
+    <w:tbl>
+      <w:tblPr>
+        <w:tblStyle w:val="Table"/>
+        <w:tblW w:type="pct" w:w="5000"/>
+        <w:tblLook w:firstRow="1" w:lastRow="0" w:firstColumn="0" w:lastColumn="0" w:noHBand="0" w:noVBand="0" w:val="0020"/>
+        <w:jc w:val="start"/>
+      </w:tblPr>
+      <w:tblGrid>
+        <w:gridCol w:w="3960"/>
+        <w:gridCol w:w="3960"/>
+      </w:tblGrid>
+      <w:tr>
+        <w:trPr>
+          <w:tblHeader w:val="true"/>
+        </w:trPr>
+        <w:tc>
+          <w:tcPr/>
+          <w:p>
+            <w:pPr>
+              <w:pStyle w:val="Compact"/>
+              <w:jc w:val="left"/>
+            </w:pPr>
+            <w:r>
+              <w:t xml:space="preserve">つまずき</w:t>
+            </w:r>
+          </w:p>
+        </w:tc>
+        <w:tc>
+          <w:tcPr/>
+          <w:p>
+            <w:pPr>
+              <w:pStyle w:val="Compact"/>
+              <w:jc w:val="left"/>
+            </w:pPr>
+            <w:r>
+              <w:t xml:space="preserve">対処</w:t>
+            </w:r>
+          </w:p>
+        </w:tc>
+      </w:tr>
+      <w:tr>
+        <w:tc>
+          <w:tcPr/>
+          <w:p>
+            <w:pPr>
+              <w:pStyle w:val="Compact"/>
+              <w:jc w:val="left"/>
+            </w:pPr>
+            <w:r>
+              <w:t xml:space="preserve">権限がなくて設定できない（情シス・外部ベンダー管理）</w:t>
+            </w:r>
+          </w:p>
+        </w:tc>
+        <w:tc>
+          <w:tcPr/>
+          <w:p>
+            <w:pPr>
+              <w:pStyle w:val="Compact"/>
+              <w:jc w:val="left"/>
+            </w:pPr>
+            <w:r>
+              <w:rPr>
+                <w:bCs/>
+                <w:b/>
+              </w:rPr>
+              <w:t xml:space="preserve">これは事故ではなく発見。</w:t>
+            </w:r>
+            <w:r>
+              <w:t xml:space="preserve"> </w:t>
+            </w:r>
+            <w:r>
+              <w:t xml:space="preserve">第11回の権限管理の題材として記録し、その場では講師の環境でデモに切り替える</w:t>
+            </w:r>
+          </w:p>
+        </w:tc>
+      </w:tr>
+      <w:tr>
+        <w:tc>
+          <w:tcPr/>
+          <w:p>
+            <w:pPr>
+              <w:pStyle w:val="Compact"/>
+              <w:jc w:val="left"/>
+            </w:pPr>
+            <w:r>
+              <w:t xml:space="preserve">組んだものが動かない</w:t>
+            </w:r>
+          </w:p>
+        </w:tc>
+        <w:tc>
+          <w:tcPr/>
+          <w:p>
+            <w:pPr>
+              <w:pStyle w:val="Compact"/>
+              <w:jc w:val="left"/>
+            </w:pPr>
+            <w:r>
+              <w:t xml:space="preserve">講師も分からないことはある。</w:t>
+            </w:r>
+            <w:r>
+              <w:rPr>
+                <w:bCs/>
+                <w:b/>
+              </w:rPr>
+              <w:t xml:space="preserve">「分かりません」と言ってその場で調べる姿を見せる。</w:t>
+            </w:r>
+            <w:r>
+              <w:t xml:space="preserve"> </w:t>
+            </w:r>
+            <w:r>
+              <w:t xml:space="preserve">経営者にとってはこれ自体が学び（AI時代の仕事の仕方の実演）</w:t>
+            </w:r>
+          </w:p>
+        </w:tc>
+      </w:tr>
+      <w:tr>
+        <w:tc>
+          <w:tcPr/>
+          <w:p>
+            <w:pPr>
+              <w:pStyle w:val="Compact"/>
+              <w:jc w:val="left"/>
+            </w:pPr>
+            <w:r>
+              <w:t xml:space="preserve">受講者が「自分では作れない」と感じる</w:t>
+            </w:r>
+          </w:p>
+        </w:tc>
+        <w:tc>
+          <w:tcPr/>
+          <w:p>
+            <w:pPr>
+              <w:pStyle w:val="Compact"/>
+              <w:jc w:val="left"/>
+            </w:pPr>
+            <w:r>
+              <w:t xml:space="preserve">作れなくてよい。</w:t>
+            </w:r>
+            <w:r>
+              <w:rPr>
+                <w:bCs/>
+                <w:b/>
+              </w:rPr>
+              <w:t xml:space="preserve">発注できるようになることが目標</w:t>
+            </w:r>
+            <w:r>
+              <w:t xml:space="preserve">と言い直す。第11回の外注の話に繋げる</w:t>
+            </w:r>
+          </w:p>
+        </w:tc>
+      </w:tr>
+    </w:tbl>
+    <w:bookmarkEnd w:id="118"/>
+    <w:bookmarkStart w:id="119" w:name="宿題1つだけ-4"/>
+    <w:p>
+      <w:pPr>
+        <w:pStyle w:val="Heading3"/>
+      </w:pPr>
+      <w:r>
+        <w:t xml:space="preserve">宿題（1つだけ）</w:t>
+      </w:r>
+    </w:p>
+    <w:p>
+      <w:pPr>
+        <w:pStyle w:val="FirstParagraph"/>
+      </w:pPr>
+      <w:r>
+        <w:t xml:space="preserve">「組んだ自動化を1週間、本番で流し続ける。止まったら記録だけ取る（直さなくてよい）。」</w:t>
+      </w:r>
+    </w:p>
+    <w:bookmarkEnd w:id="119"/>
+    <w:bookmarkStart w:id="121" w:name="レベル別調整-4"/>
+    <w:p>
+      <w:pPr>
+        <w:pStyle w:val="Heading3"/>
+      </w:pPr>
+      <w:r>
+        <w:t xml:space="preserve">レベル別調整</w:t>
+      </w:r>
+    </w:p>
+    <w:p>
+      <w:pPr>
+        <w:numPr>
+          <w:ilvl w:val="0"/>
+          <w:numId w:val="1028"/>
+        </w:numPr>
+        <w:pStyle w:val="Compact"/>
+      </w:pPr>
+      <w:r>
+        <w:t xml:space="preserve">Lv.1〜2：組むのは講師、受講者は「どの工程を渡すか」の判断だけを担当する。</w:t>
+      </w:r>
+      <w:r>
+        <w:rPr>
+          <w:bCs/>
+          <w:b/>
+        </w:rPr>
+        <w:t xml:space="preserve">発注できる状態が目標</w:t>
+      </w:r>
+    </w:p>
+    <w:p>
+      <w:pPr>
+        <w:numPr>
+          <w:ilvl w:val="0"/>
+          <w:numId w:val="1028"/>
+        </w:numPr>
+        <w:pStyle w:val="Compact"/>
+      </w:pPr>
+      <w:r>
+        <w:t xml:space="preserve">Lv.4以上：例外処理（失敗したときの通知）まで組む</w:t>
+      </w:r>
+    </w:p>
+    <w:bookmarkStart w:id="120" w:name="lv.12のときの宿題前提成果物の差し替え必ずセットで"/>
+    <w:p>
+      <w:pPr>
+        <w:pStyle w:val="Heading4"/>
+      </w:pPr>
+      <w:r>
+        <w:t xml:space="preserve">🔴 Lv.1〜2のときの、宿題・前提・成果物の差し替え（必ずセットで）</w:t>
+      </w:r>
+    </w:p>
+    <w:p>
+      <w:pPr>
+        <w:pStyle w:val="FirstParagraph"/>
+      </w:pPr>
+      <w:r>
+        <w:t xml:space="preserve">講師が組んだフローを受講者の本番業務で1週間流すことはできない。</w:t>
+      </w:r>
+      <w:r>
+        <w:rPr>
+          <w:bCs/>
+          <w:b/>
+        </w:rPr>
+        <w:t xml:space="preserve">放置すると第8回の前提・習得チェックリスト・修了時の成果物⑧が、連鎖して空欄になる。</w:t>
+      </w:r>
+      <w:r>
+        <w:t xml:space="preserve"> </w:t>
+      </w:r>
+      <w:r>
+        <w:t xml:space="preserve">次のように置き換える。</w:t>
+      </w:r>
+    </w:p>
+    <w:tbl>
+      <w:tblPr>
+        <w:tblStyle w:val="Table"/>
+        <w:tblW w:type="pct" w:w="5000"/>
+        <w:tblLook w:firstRow="1" w:lastRow="0" w:firstColumn="0" w:lastColumn="0" w:noHBand="0" w:noVBand="0" w:val="0020"/>
+        <w:jc w:val="start"/>
+      </w:tblPr>
+      <w:tblGrid>
+        <w:gridCol w:w="2640"/>
+        <w:gridCol w:w="2640"/>
+        <w:gridCol w:w="2640"/>
+      </w:tblGrid>
+      <w:tr>
+        <w:trPr>
+          <w:tblHeader w:val="true"/>
+        </w:trPr>
+        <w:tc>
+          <w:tcPr/>
+          <w:p>
+            <w:pPr>
+              <w:pStyle w:val="Compact"/>
+            </w:pPr>
+          </w:p>
+        </w:tc>
+        <w:tc>
+          <w:tcPr/>
+          <w:p>
+            <w:pPr>
+              <w:pStyle w:val="Compact"/>
+              <w:jc w:val="left"/>
+            </w:pPr>
+            <w:r>
+              <w:t xml:space="preserve">標準</w:t>
+            </w:r>
+          </w:p>
+        </w:tc>
+        <w:tc>
+          <w:tcPr/>
+          <w:p>
+            <w:pPr>
+              <w:pStyle w:val="Compact"/>
+              <w:jc w:val="left"/>
+            </w:pPr>
+            <w:r>
+              <w:rPr>
+                <w:bCs/>
+                <w:b/>
+              </w:rPr>
+              <w:t xml:space="preserve">Lv.1〜2版</w:t>
+            </w:r>
+          </w:p>
+        </w:tc>
+      </w:tr>
+      <w:tr>
+        <w:tc>
+          <w:tcPr/>
+          <w:p>
+            <w:pPr>
+              <w:pStyle w:val="Compact"/>
+              <w:jc w:val="left"/>
+            </w:pPr>
+            <w:r>
+              <w:t xml:space="preserve">到達点</w:t>
+            </w:r>
+          </w:p>
+        </w:tc>
+        <w:tc>
+          <w:tcPr/>
+          <w:p>
+            <w:pPr>
+              <w:pStyle w:val="Compact"/>
+              <w:jc w:val="left"/>
+            </w:pPr>
+            <w:r>
+              <w:t xml:space="preserve">自動化フローが1本つながって動いている</w:t>
+            </w:r>
+          </w:p>
+        </w:tc>
+        <w:tc>
+          <w:tcPr/>
+          <w:p>
+            <w:pPr>
+              <w:pStyle w:val="Compact"/>
+              <w:jc w:val="left"/>
+            </w:pPr>
+            <w:r>
+              <w:rPr>
+                <w:bCs/>
+                <w:b/>
+              </w:rPr>
+              <w:t xml:space="preserve">自動化フロー設計メモ（⑧）が埋まり、外注できる状態になっている</w:t>
+            </w:r>
+          </w:p>
+        </w:tc>
+      </w:tr>
+      <w:tr>
+        <w:tc>
+          <w:tcPr/>
+          <w:p>
+            <w:pPr>
+              <w:pStyle w:val="Compact"/>
+              <w:jc w:val="left"/>
+            </w:pPr>
+            <w:r>
+              <w:t xml:space="preserve">宿題</w:t>
+            </w:r>
+          </w:p>
+        </w:tc>
+        <w:tc>
+          <w:tcPr/>
+          <w:p>
+            <w:pPr>
+              <w:pStyle w:val="Compact"/>
+              <w:jc w:val="left"/>
+            </w:pPr>
+            <w:r>
+              <w:t xml:space="preserve">1週間、本番で流し続ける</w:t>
+            </w:r>
+          </w:p>
+        </w:tc>
+        <w:tc>
+          <w:tcPr/>
+          <w:p>
+            <w:pPr>
+              <w:pStyle w:val="Compact"/>
+              <w:jc w:val="left"/>
+            </w:pPr>
+            <w:r>
+              <w:rPr>
+                <w:bCs/>
+                <w:b/>
+              </w:rPr>
+              <w:t xml:space="preserve">設計メモを持って、外注先または社内のIT担当に1回相談し、見積または可否の回答を1件もらう</w:t>
+            </w:r>
+          </w:p>
+        </w:tc>
+      </w:tr>
+      <w:tr>
+        <w:tc>
+          <w:tcPr/>
+          <w:p>
+            <w:pPr>
+              <w:pStyle w:val="Compact"/>
+              <w:jc w:val="left"/>
+            </w:pPr>
+            <w:r>
+              <w:t xml:space="preserve">第8回の前提</w:t>
+            </w:r>
+          </w:p>
+        </w:tc>
+        <w:tc>
+          <w:tcPr/>
+          <w:p>
+            <w:pPr>
+              <w:pStyle w:val="Compact"/>
+              <w:jc w:val="left"/>
+            </w:pPr>
+            <w:r>
+              <w:t xml:space="preserve">自動化を1本動かした</w:t>
+            </w:r>
+          </w:p>
+        </w:tc>
+        <w:tc>
+          <w:tcPr/>
+          <w:p>
+            <w:pPr>
+              <w:pStyle w:val="Compact"/>
+              <w:jc w:val="left"/>
+            </w:pPr>
+            <w:r>
+              <w:rPr>
+                <w:bCs/>
+                <w:b/>
+              </w:rPr>
+              <w:t xml:space="preserve">どこを自動化するかを決め、設計メモが埋まっている</w:t>
+            </w:r>
+          </w:p>
+        </w:tc>
+      </w:tr>
+      <w:tr>
+        <w:tc>
+          <w:tcPr/>
+          <w:p>
+            <w:pPr>
+              <w:pStyle w:val="Compact"/>
+              <w:jc w:val="left"/>
+            </w:pPr>
+            <w:r>
+              <w:t xml:space="preserve">習得チェック</w:t>
+            </w:r>
+          </w:p>
+        </w:tc>
+        <w:tc>
+          <w:tcPr/>
+          <w:p>
+            <w:pPr>
+              <w:pStyle w:val="Compact"/>
+              <w:jc w:val="left"/>
+            </w:pPr>
+            <w:r>
+              <w:t xml:space="preserve">1本組めた／1週間動いた</w:t>
+            </w:r>
+          </w:p>
+        </w:tc>
+        <w:tc>
+          <w:tcPr/>
+          <w:p>
+            <w:pPr>
+              <w:pStyle w:val="Compact"/>
+              <w:jc w:val="left"/>
+            </w:pPr>
+            <w:r>
+              <w:rPr>
+                <w:bCs/>
+                <w:b/>
+              </w:rPr>
+              <w:t xml:space="preserve">設計メモの「止まったら誰が気づくか」まで埋まり、発注先候補が1件書かれている</w:t>
+            </w:r>
+          </w:p>
+        </w:tc>
+      </w:tr>
+      <w:tr>
+        <w:tc>
+          <w:tcPr/>
+          <w:p>
+            <w:pPr>
+              <w:pStyle w:val="Compact"/>
+              <w:jc w:val="left"/>
+            </w:pPr>
+            <w:r>
+              <w:t xml:space="preserve">修了時の成果物</w:t>
+            </w:r>
+          </w:p>
+        </w:tc>
+        <w:tc>
+          <w:tcPr/>
+          <w:p>
+            <w:pPr>
+              <w:pStyle w:val="Compact"/>
+              <w:jc w:val="left"/>
+            </w:pPr>
+            <w:r>
+              <w:t xml:space="preserve">⑧ 自動化フロー（動いているもの）</w:t>
+            </w:r>
+          </w:p>
+        </w:tc>
+        <w:tc>
+          <w:tcPr/>
+          <w:p>
+            <w:pPr>
+              <w:pStyle w:val="Compact"/>
+              <w:jc w:val="left"/>
+            </w:pPr>
+            <w:r>
+              <w:rPr>
+                <w:bCs/>
+                <w:b/>
+              </w:rPr>
+              <w:t xml:space="preserve">⑧ 自動化フロー設計メモ＋発注先候補</w:t>
+            </w:r>
+          </w:p>
+        </w:tc>
+      </w:tr>
+    </w:tbl>
+    <w:p>
+      <w:pPr>
+        <w:pStyle w:val="BodyText"/>
+      </w:pPr>
+      <w:r>
+        <w:rPr>
+          <w:bCs/>
+          <w:b/>
+        </w:rPr>
+        <w:t xml:space="preserve">修了時の引き渡しリストは、標準版とLv.1〜2版の2種を用意する。</w:t>
+      </w:r>
+      <w:r>
+        <w:t xml:space="preserve"> </w:t>
+      </w:r>
+      <w:r>
+        <w:t xml:space="preserve">動いていないものを「12点お渡しします」に含めない。</w:t>
+      </w:r>
+    </w:p>
+    <w:bookmarkEnd w:id="120"/>
+    <w:bookmarkEnd w:id="121"/>
+    <w:bookmarkStart w:id="122" w:name="匿名事例プレースホルダー要差し替え-5"/>
+    <w:p>
+      <w:pPr>
+        <w:pStyle w:val="Heading3"/>
+      </w:pPr>
+      <w:r>
+        <w:t xml:space="preserve">匿名事例（プレースホルダー・要差し替え）</w:t>
+      </w:r>
+    </w:p>
+    <w:p>
+      <w:pPr>
+        <w:pStyle w:val="FirstParagraph"/>
+      </w:pPr>
+      <w:r>
+        <w:t xml:space="preserve">「受注メールから台帳への転記を自動化した会社。効果は月8時間。それより、</w:t>
+      </w:r>
+      <w:r>
+        <w:rPr>
+          <w:bCs/>
+          <w:b/>
+        </w:rPr>
+        <w:t xml:space="preserve">転記漏れが原因のクレームが消えた</w:t>
+      </w:r>
+      <w:r>
+        <w:t xml:space="preserve">ことのほうが経営インパクトが大きかった」</w:t>
+      </w:r>
+    </w:p>
+    <w:p>
+      <w:r>
+        <w:pict>
+          <v:rect style="width:0;height:1.5pt" o:hralign="center" o:hrstd="t" o:hr="t"/>
+        </w:pict>
+      </w:r>
+    </w:p>
+    <w:bookmarkEnd w:id="122"/>
+    <w:bookmarkEnd w:id="123"/>
+    <w:bookmarkStart w:id="134" w:name="第8回-社内の知識を検索できるようにする"/>
+    <w:p>
+      <w:pPr>
+        <w:pStyle w:val="Heading2"/>
+      </w:pPr>
+      <w:r>
+        <w:t xml:space="preserve">第8回　社内の知識を検索できるようにする</w:t>
+      </w:r>
+    </w:p>
+    <w:bookmarkStart w:id="124" w:name="ねらい-6"/>
+    <w:p>
+      <w:pPr>
+        <w:pStyle w:val="Heading3"/>
+      </w:pPr>
+      <w:r>
+        <w:t xml:space="preserve">ねらい</w:t>
+      </w:r>
+    </w:p>
+    <w:p>
+      <w:pPr>
+        <w:pStyle w:val="FirstParagraph"/>
+      </w:pPr>
+      <w:r>
+        <w:t xml:space="preserve">「あの資料どこ」「前どうしたっけ」を消す。ノウハウが特定の人に偏っている状態（定着阻害の主要因）への直接の打ち手。</w:t>
+      </w:r>
+    </w:p>
+    <w:bookmarkEnd w:id="124"/>
+    <w:bookmarkStart w:id="125" w:name="到達点-5"/>
+    <w:p>
+      <w:pPr>
+        <w:pStyle w:val="Heading3"/>
+      </w:pPr>
+      <w:r>
+        <w:t xml:space="preserve">到達点</w:t>
+      </w:r>
+    </w:p>
+    <w:p>
+      <w:pPr>
+        <w:numPr>
+          <w:ilvl w:val="0"/>
+          <w:numId w:val="1029"/>
+        </w:numPr>
+        <w:pStyle w:val="Compact"/>
+      </w:pPr>
+      <w:r>
+        <w:t xml:space="preserve">1領域について、社内資料を検索できるAIが動いている</w:t>
+      </w:r>
+    </w:p>
+    <w:p>
+      <w:pPr>
+        <w:numPr>
+          <w:ilvl w:val="0"/>
+          <w:numId w:val="1029"/>
+        </w:numPr>
+        <w:pStyle w:val="Compact"/>
+      </w:pPr>
+      <w:r>
+        <w:rPr>
+          <w:bCs/>
+          <w:b/>
+        </w:rPr>
+        <w:t xml:space="preserve">不足資料リスト</w:t>
+      </w:r>
+      <w:r>
+        <w:t xml:space="preserve">ができている（存在しない・古い・人の頭の中にしかない資料の一覧）</w:t>
+      </w:r>
+    </w:p>
+    <w:p>
+      <w:pPr>
+        <w:numPr>
+          <w:ilvl w:val="0"/>
+          <w:numId w:val="1029"/>
+        </w:numPr>
+        <w:pStyle w:val="Compact"/>
+      </w:pPr>
+      <w:r>
+        <w:t xml:space="preserve">「資料にないことは答えない」が効いていることを確認した</w:t>
+      </w:r>
+    </w:p>
+    <w:bookmarkEnd w:id="125"/>
+    <w:bookmarkStart w:id="126" w:name="分の配分-6"/>
+    <w:p>
+      <w:pPr>
+        <w:pStyle w:val="Heading3"/>
+      </w:pPr>
+      <w:r>
+        <w:t xml:space="preserve">120分の配分</w:t>
+      </w:r>
+    </w:p>
+    <w:tbl>
+      <w:tblPr>
+        <w:tblStyle w:val="Table"/>
+        <w:tblW w:type="pct" w:w="5000"/>
+        <w:tblLook w:firstRow="1" w:lastRow="0" w:firstColumn="0" w:lastColumn="0" w:noHBand="0" w:noVBand="0" w:val="0020"/>
+        <w:jc w:val="start"/>
+      </w:tblPr>
+      <w:tblGrid>
+        <w:gridCol w:w="3960"/>
+        <w:gridCol w:w="3960"/>
+      </w:tblGrid>
+      <w:tr>
+        <w:trPr>
+          <w:tblHeader w:val="true"/>
+        </w:trPr>
+        <w:tc>
+          <w:tcPr/>
+          <w:p>
+            <w:pPr>
+              <w:pStyle w:val="Compact"/>
+              <w:jc w:val="left"/>
+            </w:pPr>
+            <w:r>
+              <w:t xml:space="preserve">時間</w:t>
+            </w:r>
+          </w:p>
+        </w:tc>
+        <w:tc>
+          <w:tcPr/>
+          <w:p>
+            <w:pPr>
+              <w:pStyle w:val="Compact"/>
+              <w:jc w:val="left"/>
+            </w:pPr>
+            <w:r>
+              <w:t xml:space="preserve">内容</w:t>
+            </w:r>
+          </w:p>
+        </w:tc>
+      </w:tr>
+      <w:tr>
+        <w:tc>
+          <w:tcPr/>
+          <w:p>
+            <w:pPr>
+              <w:pStyle w:val="Compact"/>
+              <w:jc w:val="left"/>
+            </w:pPr>
+            <w:r>
+              <w:t xml:space="preserve">0:00–0:15</w:t>
+            </w:r>
+          </w:p>
+        </w:tc>
+        <w:tc>
+          <w:tcPr/>
+          <w:p>
+            <w:pPr>
+              <w:pStyle w:val="Compact"/>
+              <w:jc w:val="left"/>
+            </w:pPr>
+            <w:r>
               <w:t xml:space="preserve">宿題確認：自動化フローは流れ続けているか。止まっていたら原因を一緒に見る</w:t>
             </w:r>
           </w:p>
@@ -12511,8 +12780,8 @@
         </w:tc>
       </w:tr>
     </w:tbl>
-    <w:bookmarkEnd w:id="125"/>
-    <w:bookmarkStart w:id="126" w:name="領域の選び方"/>
+    <w:bookmarkEnd w:id="126"/>
+    <w:bookmarkStart w:id="127" w:name="領域の選び方"/>
     <w:p>
       <w:pPr>
         <w:pStyle w:val="Heading3"/>
@@ -12557,8 +12826,8 @@
         <w:t xml:space="preserve">- 過去の見積・提案（数字が絡むので精度検証が必須）</w:t>
       </w:r>
     </w:p>
-    <w:bookmarkEnd w:id="126"/>
-    <w:bookmarkStart w:id="127" w:name="精度の見方この回で必ずやる"/>
+    <w:bookmarkEnd w:id="127"/>
+    <w:bookmarkStart w:id="128" w:name="精度の見方この回で必ずやる"/>
     <w:p>
       <w:pPr>
         <w:pStyle w:val="Heading3"/>
@@ -12643,8 +12912,8 @@
         <w:t xml:space="preserve">「答えられない」は正常な機能である、と経営者に理解させるのがこの回の隠れた目的。</w:t>
       </w:r>
     </w:p>
-    <w:bookmarkEnd w:id="127"/>
-    <w:bookmarkStart w:id="128" w:name="不足資料リストの様式"/>
+    <w:bookmarkEnd w:id="128"/>
+    <w:bookmarkStart w:id="129" w:name="不足資料リストの様式"/>
     <w:p>
       <w:pPr>
         <w:pStyle w:val="Heading3"/>
@@ -12751,8 +13020,8 @@
         <w:t xml:space="preserve">「AIを入れたら、自社に何が無いかが分かった」というのが本講座で最も価値のある副産物である。</w:t>
       </w:r>
     </w:p>
-    <w:bookmarkEnd w:id="128"/>
-    <w:bookmarkStart w:id="129" w:name="つまずきと対処-6"/>
+    <w:bookmarkEnd w:id="129"/>
+    <w:bookmarkStart w:id="130" w:name="つまずきと対処-6"/>
     <w:p>
       <w:pPr>
         <w:pStyle w:val="Heading3"/>
@@ -12900,8 +13169,8 @@
         </w:tc>
       </w:tr>
     </w:tbl>
-    <w:bookmarkEnd w:id="129"/>
-    <w:bookmarkStart w:id="130" w:name="宿題1つだけ-5"/>
+    <w:bookmarkEnd w:id="130"/>
+    <w:bookmarkStart w:id="131" w:name="宿題1つだけ-5"/>
     <w:p>
       <w:pPr>
         <w:pStyle w:val="Heading3"/>
@@ -12918,8 +13187,8 @@
         <w:t xml:space="preserve">「不足資料リストのうち、最も簡単な1件を埋める（作る・探す・聞き出す のいずれか）。」</w:t>
       </w:r>
     </w:p>
-    <w:bookmarkEnd w:id="130"/>
-    <w:bookmarkStart w:id="131" w:name="レベル別調整-5"/>
+    <w:bookmarkEnd w:id="131"/>
+    <w:bookmarkStart w:id="132" w:name="レベル別調整-5"/>
     <w:p>
       <w:pPr>
         <w:pStyle w:val="Heading3"/>
@@ -12952,8 +13221,8 @@
         <w:t xml:space="preserve">Lv.4以上：2領域目の設計と、領域をまたいだときの精度低下を実験させる</w:t>
       </w:r>
     </w:p>
-    <w:bookmarkEnd w:id="131"/>
-    <w:bookmarkStart w:id="132" w:name="匿名事例プレースホルダー要差し替え-6"/>
+    <w:bookmarkEnd w:id="132"/>
+    <w:bookmarkStart w:id="133" w:name="匿名事例プレースホルダー要差し替え-6"/>
     <w:p>
       <w:pPr>
         <w:pStyle w:val="Heading3"/>
@@ -12987,9 +13256,9 @@
         </w:pict>
       </w:r>
     </w:p>
-    <w:bookmarkEnd w:id="132"/>
     <w:bookmarkEnd w:id="133"/>
-    <w:bookmarkStart w:id="143" w:name="第9回-複数の工程をまとめて任せる"/>
+    <w:bookmarkEnd w:id="134"/>
+    <w:bookmarkStart w:id="144" w:name="第9回-複数の工程をまとめて任せる"/>
     <w:p>
       <w:pPr>
         <w:pStyle w:val="Heading2"/>
@@ -12998,7 +13267,7 @@
         <w:t xml:space="preserve">第9回　複数の工程をまとめて任せる</w:t>
       </w:r>
     </w:p>
-    <w:bookmarkStart w:id="134" w:name="ねらい-7"/>
+    <w:bookmarkStart w:id="135" w:name="ねらい-7"/>
     <w:p>
       <w:pPr>
         <w:pStyle w:val="Heading3"/>
@@ -13025,8 +13294,8 @@
         <w:t xml:space="preserve">設計へ。ここが「AIを使う人」と「AIに仕事を任せる人」の分かれ目になる。経営者にとっては、社員に仕事を任せる設計と同じ話である。</w:t>
       </w:r>
     </w:p>
-    <w:bookmarkEnd w:id="134"/>
-    <w:bookmarkStart w:id="135" w:name="到達点-6"/>
+    <w:bookmarkEnd w:id="135"/>
+    <w:bookmarkStart w:id="136" w:name="到達点-6"/>
     <w:p>
       <w:pPr>
         <w:pStyle w:val="Heading3"/>
@@ -13078,8 +13347,8 @@
         <w:t xml:space="preserve">一度、壊れるところまで見た</w:t>
       </w:r>
     </w:p>
-    <w:bookmarkEnd w:id="135"/>
-    <w:bookmarkStart w:id="136" w:name="分の配分-7"/>
+    <w:bookmarkEnd w:id="136"/>
+    <w:bookmarkStart w:id="137" w:name="分の配分-7"/>
     <w:p>
       <w:pPr>
         <w:pStyle w:val="Heading3"/>
@@ -13259,8 +13528,8 @@
         </w:tc>
       </w:tr>
     </w:tbl>
-    <w:bookmarkEnd w:id="136"/>
-    <w:bookmarkStart w:id="137" w:name="多工程タスクの3つの壊れ方この回の理論の核"/>
+    <w:bookmarkEnd w:id="137"/>
+    <w:bookmarkStart w:id="138" w:name="多工程タスクの3つの壊れ方この回の理論の核"/>
     <w:p>
       <w:pPr>
         <w:pStyle w:val="Heading3"/>
@@ -13462,8 +13731,8 @@
         <w:t xml:space="preserve">「新人に3つの仕事をまとめて任せたときに起きることと、まったく同じです」。この対比が最も伝わる。</w:t>
       </w:r>
     </w:p>
-    <w:bookmarkEnd w:id="137"/>
-    <w:bookmarkStart w:id="138" w:name="多工程タスク設計書の様式"/>
+    <w:bookmarkEnd w:id="138"/>
+    <w:bookmarkStart w:id="139" w:name="多工程タスク設計書の様式"/>
     <w:p>
       <w:pPr>
         <w:pStyle w:val="Heading3"/>
@@ -13564,8 +13833,8 @@
         <w:t xml:space="preserve">やめる判断の基準：</w:t>
       </w:r>
     </w:p>
-    <w:bookmarkEnd w:id="138"/>
-    <w:bookmarkStart w:id="139" w:name="つまずきと対処-7"/>
+    <w:bookmarkEnd w:id="139"/>
+    <w:bookmarkStart w:id="140" w:name="つまずきと対処-7"/>
     <w:p>
       <w:pPr>
         <w:pStyle w:val="Heading3"/>
@@ -13720,8 +13989,8 @@
         </w:tc>
       </w:tr>
     </w:tbl>
-    <w:bookmarkEnd w:id="139"/>
-    <w:bookmarkStart w:id="140" w:name="宿題1つだけ-6"/>
+    <w:bookmarkEnd w:id="140"/>
+    <w:bookmarkStart w:id="141" w:name="宿題1つだけ-6"/>
     <w:p>
       <w:pPr>
         <w:pStyle w:val="Heading3"/>
@@ -13738,8 +14007,8 @@
         <w:t xml:space="preserve">「設計した多工程タスクを、1回だけ本番で流す。確認ポイントで必ず人が見る。」</w:t>
       </w:r>
     </w:p>
-    <w:bookmarkEnd w:id="140"/>
-    <w:bookmarkStart w:id="141" w:name="レベル別調整-6"/>
+    <w:bookmarkEnd w:id="141"/>
+    <w:bookmarkStart w:id="142" w:name="レベル別調整-6"/>
     <w:p>
       <w:pPr>
         <w:pStyle w:val="Heading3"/>
@@ -13772,8 +14041,8 @@
         <w:t xml:space="preserve">Lv.4以上：自動化フロー（第7回）と接続させ、実運用に載せる</w:t>
       </w:r>
     </w:p>
-    <w:bookmarkEnd w:id="141"/>
-    <w:bookmarkStart w:id="142" w:name="匿名事例プレースホルダー要差し替え-7"/>
+    <w:bookmarkEnd w:id="142"/>
+    <w:bookmarkStart w:id="143" w:name="匿名事例プレースホルダー要差し替え-7"/>
     <w:p>
       <w:pPr>
         <w:pStyle w:val="Heading3"/>
@@ -13810,9 +14079,9 @@
         </w:pict>
       </w:r>
     </w:p>
-    <w:bookmarkEnd w:id="142"/>
     <w:bookmarkEnd w:id="143"/>
-    <w:bookmarkStart w:id="154" w:name="第10回-品質を測る壊れたら気づく"/>
+    <w:bookmarkEnd w:id="144"/>
+    <w:bookmarkStart w:id="155" w:name="第10回-品質を測る壊れたら気づく"/>
     <w:p>
       <w:pPr>
         <w:pStyle w:val="Heading2"/>
@@ -13821,7 +14090,7 @@
         <w:t xml:space="preserve">第10回　品質を測る・壊れたら気づく</w:t>
       </w:r>
     </w:p>
-    <w:bookmarkStart w:id="144" w:name="ねらい-8"/>
+    <w:bookmarkStart w:id="145" w:name="ねらい-8"/>
     <w:p>
       <w:pPr>
         <w:pStyle w:val="Heading3"/>
@@ -13848,8 +14117,8 @@
         <w:t xml:space="preserve">「なんとなく良くなった」を「数字で言える」に変える。効果測定・成果可視化の困難は、AI導入後の課題の上位に必ず入る。</w:t>
       </w:r>
     </w:p>
-    <w:bookmarkEnd w:id="144"/>
-    <w:bookmarkStart w:id="145" w:name="到達点-7"/>
+    <w:bookmarkEnd w:id="145"/>
+    <w:bookmarkStart w:id="146" w:name="到達点-7"/>
     <w:p>
       <w:pPr>
         <w:pStyle w:val="Heading3"/>
@@ -13901,8 +14170,8 @@
         <w:t xml:space="preserve">担当者とカレンダーが埋まっている</w:t>
       </w:r>
     </w:p>
-    <w:bookmarkEnd w:id="145"/>
-    <w:bookmarkStart w:id="146" w:name="分の配分-8"/>
+    <w:bookmarkEnd w:id="146"/>
+    <w:bookmarkStart w:id="147" w:name="分の配分-8"/>
     <w:p>
       <w:pPr>
         <w:pStyle w:val="Heading3"/>
@@ -14092,8 +14361,8 @@
         </w:tc>
       </w:tr>
     </w:tbl>
-    <w:bookmarkEnd w:id="146"/>
-    <w:bookmarkStart w:id="147" w:name="正解セットの作り方10件表計算1枚"/>
+    <w:bookmarkEnd w:id="147"/>
+    <w:bookmarkStart w:id="148" w:name="正解セットの作り方10件表計算1枚"/>
     <w:p>
       <w:pPr>
         <w:pStyle w:val="Heading3"/>
@@ -14235,8 +14504,8 @@
         <w:t xml:space="preserve">「絶対に言ってはいけないこと」の列が最も重要（誤った金額・断定・約束）</w:t>
       </w:r>
     </w:p>
-    <w:bookmarkEnd w:id="147"/>
-    <w:bookmarkStart w:id="148" w:name="採点の仕方"/>
+    <w:bookmarkEnd w:id="148"/>
+    <w:bookmarkStart w:id="149" w:name="採点の仕方"/>
     <w:p>
       <w:pPr>
         <w:pStyle w:val="Heading3"/>
@@ -14278,8 +14547,8 @@
         <w:t xml:space="preserve">大事なのは、来月も同じ10件を流すこと。</w:t>
       </w:r>
     </w:p>
-    <w:bookmarkEnd w:id="148"/>
-    <w:bookmarkStart w:id="149" w:name="月次チェック手順1枚"/>
+    <w:bookmarkEnd w:id="149"/>
+    <w:bookmarkStart w:id="150" w:name="月次チェック手順1枚"/>
     <w:p>
       <w:pPr>
         <w:pStyle w:val="Heading3"/>
@@ -14344,8 +14613,8 @@
         <w:t xml:space="preserve">5. 記録を残す（日付・点数・気づき）</w:t>
       </w:r>
     </w:p>
-    <w:bookmarkEnd w:id="149"/>
-    <w:bookmarkStart w:id="150" w:name="つまずきと対処-8"/>
+    <w:bookmarkEnd w:id="150"/>
+    <w:bookmarkStart w:id="151" w:name="つまずきと対処-8"/>
     <w:p>
       <w:pPr>
         <w:pStyle w:val="Heading3"/>
@@ -14487,8 +14756,8 @@
         </w:tc>
       </w:tr>
     </w:tbl>
-    <w:bookmarkEnd w:id="150"/>
-    <w:bookmarkStart w:id="151" w:name="宿題1つだけ-7"/>
+    <w:bookmarkEnd w:id="151"/>
+    <w:bookmarkStart w:id="152" w:name="宿題1つだけ-7"/>
     <w:p>
       <w:pPr>
         <w:pStyle w:val="Heading3"/>
@@ -14505,8 +14774,8 @@
         <w:t xml:space="preserve">「月次チェックを1回、担当者と一緒に実施する。所要時間を実測して記録する。」</w:t>
       </w:r>
     </w:p>
-    <w:bookmarkEnd w:id="151"/>
-    <w:bookmarkStart w:id="152" w:name="レベル別調整-7"/>
+    <w:bookmarkEnd w:id="152"/>
+    <w:bookmarkStart w:id="153" w:name="レベル別調整-7"/>
     <w:p>
       <w:pPr>
         <w:pStyle w:val="Heading3"/>
@@ -14539,8 +14808,8 @@
         <w:t xml:space="preserve">Lv.4以上：正解セットを業務別に分け、担当者に採点を引き渡すところまで設計する</w:t>
       </w:r>
     </w:p>
-    <w:bookmarkEnd w:id="152"/>
-    <w:bookmarkStart w:id="153" w:name="匿名事例プレースホルダー要差し替え-8"/>
+    <w:bookmarkEnd w:id="153"/>
+    <w:bookmarkStart w:id="154" w:name="匿名事例プレースホルダー要差し替え-8"/>
     <w:p>
       <w:pPr>
         <w:pStyle w:val="Heading3"/>
@@ -14574,9 +14843,9 @@
         </w:pict>
       </w:r>
     </w:p>
-    <w:bookmarkEnd w:id="153"/>
     <w:bookmarkEnd w:id="154"/>
-    <w:bookmarkStart w:id="165" w:name="第11回-組織に載せる"/>
+    <w:bookmarkEnd w:id="155"/>
+    <w:bookmarkStart w:id="166" w:name="第11回-組織に載せる"/>
     <w:p>
       <w:pPr>
         <w:pStyle w:val="Heading2"/>
@@ -14585,7 +14854,7 @@
         <w:t xml:space="preserve">第11回　組織に載せる</w:t>
       </w:r>
     </w:p>
-    <w:bookmarkStart w:id="155" w:name="ねらい-9"/>
+    <w:bookmarkStart w:id="156" w:name="ねらい-9"/>
     <w:p>
       <w:pPr>
         <w:pStyle w:val="Heading3"/>
@@ -14612,8 +14881,8 @@
         <w:t xml:space="preserve">推進人材の不在が導入の最大の壁である以上、ここが本講座の実質的な仕上げになる。</w:t>
       </w:r>
     </w:p>
-    <w:bookmarkEnd w:id="155"/>
-    <w:bookmarkStart w:id="156" w:name="到達点-8"/>
+    <w:bookmarkEnd w:id="156"/>
+    <w:bookmarkStart w:id="157" w:name="到達点-8"/>
     <w:p>
       <w:pPr>
         <w:pStyle w:val="Heading3"/>
@@ -14658,8 +14927,8 @@
         <w:t xml:space="preserve">効果測定シートができている（何をもって成果とするか）</w:t>
       </w:r>
     </w:p>
-    <w:bookmarkEnd w:id="156"/>
-    <w:bookmarkStart w:id="157" w:name="分の配分-9"/>
+    <w:bookmarkEnd w:id="157"/>
+    <w:bookmarkStart w:id="158" w:name="分の配分-9"/>
     <w:p>
       <w:pPr>
         <w:pStyle w:val="Heading3"/>
@@ -14872,8 +15141,8 @@
         </w:tc>
       </w:tr>
     </w:tbl>
-    <w:bookmarkEnd w:id="157"/>
-    <w:bookmarkStart w:id="158" w:name="推進体制図の最小構成役割は4つ人数は12名でよい"/>
+    <w:bookmarkEnd w:id="158"/>
+    <w:bookmarkStart w:id="159" w:name="推進体制図の最小構成役割は4つ人数は12名でよい"/>
     <w:p>
       <w:pPr>
         <w:pStyle w:val="Heading3"/>
@@ -15131,8 +15400,8 @@
         <w:t xml:space="preserve">担当者のつかない不足項目は、永久に埋まらない。</w:t>
       </w:r>
     </w:p>
-    <w:bookmarkEnd w:id="158"/>
-    <w:bookmarkStart w:id="159" w:name="権限費用管理表"/>
+    <w:bookmarkEnd w:id="159"/>
+    <w:bookmarkStart w:id="160" w:name="権限費用管理表"/>
     <w:p>
       <w:pPr>
         <w:pStyle w:val="Heading3"/>
@@ -15275,8 +15544,8 @@
         <w:t xml:space="preserve">である。第2回で勧めると売り込みに見えるが、ここでは体制の話として自然に入る。</w:t>
       </w:r>
     </w:p>
-    <w:bookmarkEnd w:id="159"/>
-    <w:bookmarkStart w:id="160" w:name="効果測定シート"/>
+    <w:bookmarkEnd w:id="160"/>
+    <w:bookmarkStart w:id="161" w:name="効果測定シート"/>
     <w:p>
       <w:pPr>
         <w:pStyle w:val="Heading3"/>
@@ -15583,8 +15852,8 @@
         <w:t xml:space="preserve">中小企業のAI効果は「効率化」に出るが、実際の価値は品質と範囲に出ることが多い。</w:t>
       </w:r>
     </w:p>
-    <w:bookmarkEnd w:id="160"/>
-    <w:bookmarkStart w:id="161" w:name="つまずきと対処-9"/>
+    <w:bookmarkEnd w:id="161"/>
+    <w:bookmarkStart w:id="162" w:name="つまずきと対処-9"/>
     <w:p>
       <w:pPr>
         <w:pStyle w:val="Heading3"/>
@@ -15733,8 +16002,8 @@
         </w:tc>
       </w:tr>
     </w:tbl>
-    <w:bookmarkEnd w:id="161"/>
-    <w:bookmarkStart w:id="162" w:name="宿題1つだけ-8"/>
+    <w:bookmarkEnd w:id="162"/>
+    <w:bookmarkStart w:id="163" w:name="宿題1つだけ-8"/>
     <w:p>
       <w:pPr>
         <w:pStyle w:val="Heading3"/>
@@ -15751,8 +16020,8 @@
         <w:t xml:space="preserve">「効果測定シートの『現在』の列を、実測値で埋める。」</w:t>
       </w:r>
     </w:p>
-    <w:bookmarkEnd w:id="162"/>
-    <w:bookmarkStart w:id="163" w:name="レベル別調整-8"/>
+    <w:bookmarkEnd w:id="163"/>
+    <w:bookmarkStart w:id="164" w:name="レベル別調整-8"/>
     <w:p>
       <w:pPr>
         <w:pStyle w:val="Heading3"/>
@@ -15785,8 +16054,8 @@
         <w:t xml:space="preserve">Lv.4以上：部署別の展開計画と、外注先の選定基準まで書く</w:t>
       </w:r>
     </w:p>
-    <w:bookmarkEnd w:id="163"/>
-    <w:bookmarkStart w:id="164" w:name="匿名事例プレースホルダー要差し替え-9"/>
+    <w:bookmarkEnd w:id="164"/>
+    <w:bookmarkStart w:id="165" w:name="匿名事例プレースホルダー要差し替え-9"/>
     <w:p>
       <w:pPr>
         <w:pStyle w:val="Heading3"/>
@@ -15830,9 +16099,9 @@
         </w:pict>
       </w:r>
     </w:p>
-    <w:bookmarkEnd w:id="164"/>
     <w:bookmarkEnd w:id="165"/>
-    <w:bookmarkStart w:id="174" w:name="第12回-aiを前提に事業を組み直す-社員同席"/>
+    <w:bookmarkEnd w:id="166"/>
+    <w:bookmarkStart w:id="175" w:name="第12回-aiを前提に事業を組み直す-社員同席"/>
     <w:p>
       <w:pPr>
         <w:pStyle w:val="Heading2"/>
@@ -15841,7 +16110,7 @@
         <w:t xml:space="preserve">第12回　AIを前提に事業を組み直す　【社員同席】</w:t>
       </w:r>
     </w:p>
-    <w:bookmarkStart w:id="166" w:name="ねらい-10"/>
+    <w:bookmarkStart w:id="167" w:name="ねらい-10"/>
     <w:p>
       <w:pPr>
         <w:pStyle w:val="Heading3"/>
@@ -15865,8 +16134,8 @@
         <w:t xml:space="preserve">11回分の成果物を、事業計画の言葉に翻訳する回。</w:t>
       </w:r>
     </w:p>
-    <w:bookmarkEnd w:id="166"/>
-    <w:bookmarkStart w:id="167" w:name="到達点-9"/>
+    <w:bookmarkEnd w:id="167"/>
+    <w:bookmarkStart w:id="168" w:name="到達点-9"/>
     <w:p>
       <w:pPr>
         <w:pStyle w:val="Heading3"/>
@@ -15911,8 +16180,8 @@
         <w:t xml:space="preserve">社員の前で、受講者が今後の方針を語った</w:t>
       </w:r>
     </w:p>
-    <w:bookmarkEnd w:id="167"/>
-    <w:bookmarkStart w:id="168" w:name="事前準備第6回と同様に重い"/>
+    <w:bookmarkEnd w:id="168"/>
+    <w:bookmarkStart w:id="169" w:name="事前準備第6回と同様に重い"/>
     <w:p>
       <w:pPr>
         <w:pStyle w:val="Heading3"/>
@@ -15985,8 +16254,8 @@
         <w:t xml:space="preserve">：発表資料（5枚以内）と、当日デモで見せるものの動作確認</w:t>
       </w:r>
     </w:p>
-    <w:bookmarkEnd w:id="168"/>
-    <w:bookmarkStart w:id="169" w:name="分の配分-10"/>
+    <w:bookmarkEnd w:id="169"/>
+    <w:bookmarkStart w:id="170" w:name="分の配分-10"/>
     <w:p>
       <w:pPr>
         <w:pStyle w:val="Heading3"/>
@@ -16246,8 +16515,8 @@
         </w:tc>
       </w:tr>
     </w:tbl>
-    <w:bookmarkEnd w:id="169"/>
-    <w:bookmarkStart w:id="170" w:name="年構想の4問"/>
+    <w:bookmarkEnd w:id="170"/>
+    <w:bookmarkStart w:id="171" w:name="年構想の4問"/>
     <w:p>
       <w:pPr>
         <w:pStyle w:val="Heading3"/>
@@ -16332,8 +16601,8 @@
         <w:t xml:space="preserve">（最も重要。全部やろうとして何も進まない会社が多い）</w:t>
       </w:r>
     </w:p>
-    <w:bookmarkEnd w:id="170"/>
-    <w:bookmarkStart w:id="171" w:name="修了時にやること"/>
+    <w:bookmarkEnd w:id="171"/>
+    <w:bookmarkStart w:id="172" w:name="修了時にやること"/>
     <w:p>
       <w:pPr>
         <w:pStyle w:val="Heading3"/>
@@ -16495,8 +16764,8 @@
         <w:t xml:space="preserve">☐ 3か月後のフォローアップの有無を相談</w:t>
       </w:r>
     </w:p>
-    <w:bookmarkEnd w:id="171"/>
-    <w:bookmarkStart w:id="172" w:name="つまずきと対処-10"/>
+    <w:bookmarkEnd w:id="172"/>
+    <w:bookmarkStart w:id="173" w:name="つまずきと対処-10"/>
     <w:p>
       <w:pPr>
         <w:pStyle w:val="Heading3"/>
@@ -16644,8 +16913,8 @@
         </w:tc>
       </w:tr>
     </w:tbl>
-    <w:bookmarkEnd w:id="172"/>
-    <w:bookmarkStart w:id="173" w:name="匿名事例プレースホルダー要差し替え-10"/>
+    <w:bookmarkEnd w:id="173"/>
+    <w:bookmarkStart w:id="174" w:name="匿名事例プレースホルダー要差し替え-10"/>
     <w:p>
       <w:pPr>
         <w:pStyle w:val="Heading3"/>
@@ -16682,10 +16951,10 @@
         </w:pict>
       </w:r>
     </w:p>
-    <w:bookmarkEnd w:id="173"/>
     <w:bookmarkEnd w:id="174"/>
     <w:bookmarkEnd w:id="175"/>
-    <w:bookmarkStart w:id="188" w:name="第4部-事前習得知識"/>
+    <w:bookmarkEnd w:id="176"/>
+    <w:bookmarkStart w:id="189" w:name="第4部-事前習得知識"/>
     <w:p>
       <w:pPr>
         <w:pStyle w:val="Heading1"/>
@@ -16729,7 +16998,7 @@
         </w:pict>
       </w:r>
     </w:p>
-    <w:bookmarkStart w:id="179" w:name="受講者側講座開始前に持っていてほしい知識"/>
+    <w:bookmarkStart w:id="180" w:name="受講者側講座開始前に持っていてほしい知識"/>
     <w:p>
       <w:pPr>
         <w:pStyle w:val="Heading2"/>
@@ -16738,7 +17007,7 @@
         <w:t xml:space="preserve">4-1. 受講者側：講座開始前に持っていてほしい知識</w:t>
       </w:r>
     </w:p>
-    <w:bookmarkStart w:id="176" w:name="必須これが無いと第1回が成立しない"/>
+    <w:bookmarkStart w:id="177" w:name="必須これが無いと第1回が成立しない"/>
     <w:p>
       <w:pPr>
         <w:pStyle w:val="Heading3"/>
@@ -17064,8 +17333,8 @@
         </w:tc>
       </w:tr>
     </w:tbl>
-    <w:bookmarkEnd w:id="176"/>
-    <w:bookmarkStart w:id="177" w:name="推奨あると講座の効きが1.5倍になる"/>
+    <w:bookmarkEnd w:id="177"/>
+    <w:bookmarkStart w:id="178" w:name="推奨あると講座の効きが1.5倍になる"/>
     <w:p>
       <w:pPr>
         <w:pStyle w:val="Heading3"/>
@@ -17226,8 +17495,8 @@
         </w:tc>
       </w:tr>
     </w:tbl>
-    <w:bookmarkEnd w:id="177"/>
-    <w:bookmarkStart w:id="178" w:name="前提としない講座内で扱うまたは不要"/>
+    <w:bookmarkEnd w:id="178"/>
+    <w:bookmarkStart w:id="179" w:name="前提としない講座内で扱うまたは不要"/>
     <w:p>
       <w:pPr>
         <w:pStyle w:val="Heading3"/>
@@ -17318,9 +17587,9 @@
         </w:pict>
       </w:r>
     </w:p>
-    <w:bookmarkEnd w:id="178"/>
     <w:bookmarkEnd w:id="179"/>
-    <w:bookmarkStart w:id="180" w:name="受講者側各回の前に必要な知識準備物"/>
+    <w:bookmarkEnd w:id="180"/>
+    <w:bookmarkStart w:id="181" w:name="受講者側各回の前に必要な知識準備物"/>
     <w:p>
       <w:pPr>
         <w:pStyle w:val="Heading2"/>
@@ -18028,8 +18297,8 @@
         </w:pict>
       </w:r>
     </w:p>
-    <w:bookmarkEnd w:id="180"/>
-    <w:bookmarkStart w:id="181" w:name="受講者に渡す用語ミニ辞典初回に配布a4-1枚"/>
+    <w:bookmarkEnd w:id="181"/>
+    <w:bookmarkStart w:id="182" w:name="受講者に渡す用語ミニ辞典初回に配布a4-1枚"/>
     <w:p>
       <w:pPr>
         <w:pStyle w:val="Heading2"/>
@@ -18180,19 +18449,29 @@
               <w:jc w:val="left"/>
             </w:pPr>
             <w:r>
-              <w:t xml:space="preserve">専用AI（GPTs等）</w:t>
-            </w:r>
-          </w:p>
-        </w:tc>
-        <w:tc>
-          <w:tcPr/>
-          <w:p>
-            <w:pPr>
-              <w:pStyle w:val="Compact"/>
-              <w:jc w:val="left"/>
-            </w:pPr>
-            <w:r>
-              <w:t xml:space="preserve">自社の資料と指示をあらかじめ仕込んだAI。社員に渡せる</w:t>
+              <w:t xml:space="preserve">専用AI</w:t>
+            </w:r>
+          </w:p>
+        </w:tc>
+        <w:tc>
+          <w:tcPr/>
+          <w:p>
+            <w:pPr>
+              <w:pStyle w:val="Compact"/>
+              <w:jc w:val="left"/>
+            </w:pPr>
+            <w:r>
+              <w:t xml:space="preserve">自社の資料と指示をあらかじめ仕込んだAI。</w:t>
+            </w:r>
+            <w:r>
+              <w:rPr>
+                <w:bCs/>
+                <w:b/>
+              </w:rPr>
+              <w:t xml:space="preserve">本講座ではプロジェクト機能で作ります</w:t>
+            </w:r>
+            <w:r>
+              <w:t xml:space="preserve">（無料プランでも使えます）。社員に配れる形（GPTs）は法人プランからです</w:t>
             </w:r>
           </w:p>
         </w:tc>
@@ -18536,8 +18815,8 @@
         </w:pict>
       </w:r>
     </w:p>
-    <w:bookmarkEnd w:id="181"/>
-    <w:bookmarkStart w:id="184" w:name="講師側講座開始前に押さえる知識"/>
+    <w:bookmarkEnd w:id="182"/>
+    <w:bookmarkStart w:id="185" w:name="講師側講座開始前に押さえる知識"/>
     <w:p>
       <w:pPr>
         <w:pStyle w:val="Heading2"/>
@@ -19195,7 +19474,7 @@
         </w:tc>
       </w:tr>
     </w:tbl>
-    <w:bookmarkStart w:id="182" w:name="やらないと決めたことこの線を守る"/>
+    <w:bookmarkStart w:id="183" w:name="やらないと決めたことこの線を守る"/>
     <w:p>
       <w:pPr>
         <w:pStyle w:val="Heading3"/>
@@ -19224,8 +19503,8 @@
         <w:t xml:space="preserve">これらに時間を使うと、講座の質は上がらず、鮮度管理と事例収集が疎かになる。</w:t>
       </w:r>
     </w:p>
-    <w:bookmarkEnd w:id="182"/>
-    <w:bookmarkStart w:id="183" w:name="年9月時点で押さえておく前提知識3か月ごとに更新すること"/>
+    <w:bookmarkEnd w:id="183"/>
+    <w:bookmarkStart w:id="184" w:name="年9月時点で押さえておく前提知識3か月ごとに更新すること"/>
     <w:p>
       <w:pPr>
         <w:pStyle w:val="Heading3"/>
@@ -19362,6 +19641,52 @@
               <w:jc w:val="left"/>
             </w:pPr>
             <w:r>
+              <w:t xml:space="preserve">GPTs（カスタムGPT）の作成</w:t>
+            </w:r>
+          </w:p>
+        </w:tc>
+        <w:tc>
+          <w:tcPr/>
+          <w:p>
+            <w:pPr>
+              <w:pStyle w:val="Compact"/>
+              <w:jc w:val="left"/>
+            </w:pPr>
+            <w:r>
+              <w:rPr>
+                <w:bCs/>
+                <w:b/>
+              </w:rPr>
+              <w:t xml:space="preserve">個人アカウント（Free／Go／Plus／Pro）では新規作成・公開ができない</w:t>
+            </w:r>
+            <w:r>
+              <w:t xml:space="preserve">（2026年9月確認）。作成できるのは Business／Enterprise／Edu ワークスペースのみ。</w:t>
+            </w:r>
+            <w:r>
+              <w:rPr>
+                <w:bCs/>
+                <w:b/>
+              </w:rPr>
+              <w:t xml:space="preserve">既存のGPTは使用・編集とも可能。</w:t>
+            </w:r>
+            <w:r>
+              <w:t xml:space="preserve"> </w:t>
+            </w:r>
+            <w:r>
+              <w:t xml:space="preserve">第5回の専用AIはプロジェクト機能で作る</w:t>
+            </w:r>
+          </w:p>
+        </w:tc>
+      </w:tr>
+      <w:tr>
+        <w:tc>
+          <w:tcPr/>
+          <w:p>
+            <w:pPr>
+              <w:pStyle w:val="Compact"/>
+              <w:jc w:val="left"/>
+            </w:pPr>
+            <w:r>
               <w:t xml:space="preserve">主要機能の対応</w:t>
             </w:r>
           </w:p>
@@ -19520,9 +19845,9 @@
         </w:pict>
       </w:r>
     </w:p>
-    <w:bookmarkEnd w:id="183"/>
     <w:bookmarkEnd w:id="184"/>
-    <w:bookmarkStart w:id="186" w:name="講師側各回の前に準備すること"/>
+    <w:bookmarkEnd w:id="185"/>
+    <w:bookmarkStart w:id="187" w:name="講師側各回の前に準備すること"/>
     <w:p>
       <w:pPr>
         <w:pStyle w:val="Heading2"/>
@@ -19818,19 +20143,29 @@
               <w:jc w:val="left"/>
             </w:pPr>
             <w:r>
-              <w:t xml:space="preserve">専用AI作成手順／「資料にないことは答えない」指示の実績</w:t>
-            </w:r>
-          </w:p>
-        </w:tc>
-        <w:tc>
-          <w:tcPr/>
-          <w:p>
-            <w:pPr>
-              <w:pStyle w:val="Compact"/>
-              <w:jc w:val="left"/>
-            </w:pPr>
-            <w:r>
-              <w:t xml:space="preserve">利用ルールv1のテンプレ</w:t>
+              <w:t xml:space="preserve">専用AI作成手順／「資料にないことは答えない」指示の実績／</w:t>
+            </w:r>
+            <w:r>
+              <w:rPr>
+                <w:bCs/>
+                <w:b/>
+              </w:rPr>
+              <w:t xml:space="preserve">受講者のプラン確認</w:t>
+            </w:r>
+            <w:r>
+              <w:t xml:space="preserve">（GPTsが使えるか）</w:t>
+            </w:r>
+          </w:p>
+        </w:tc>
+        <w:tc>
+          <w:tcPr/>
+          <w:p>
+            <w:pPr>
+              <w:pStyle w:val="Compact"/>
+              <w:jc w:val="left"/>
+            </w:pPr>
+            <w:r>
+              <w:t xml:space="preserve">利用ルールv1のテンプレ／ChatGPT操作手順書</w:t>
             </w:r>
           </w:p>
         </w:tc>
@@ -20209,7 +20544,7 @@
         </w:tc>
       </w:tr>
     </w:tbl>
-    <w:bookmarkStart w:id="185" w:name="講師の学習の優先順位上級編を教えるための順番"/>
+    <w:bookmarkStart w:id="186" w:name="講師の学習の優先順位上級編を教えるための順番"/>
     <w:p>
       <w:pPr>
         <w:pStyle w:val="Heading3"/>
@@ -20327,9 +20662,9 @@
         </w:pict>
       </w:r>
     </w:p>
-    <w:bookmarkEnd w:id="185"/>
     <w:bookmarkEnd w:id="186"/>
-    <w:bookmarkStart w:id="187" w:name="講師側想定質問と回答難問集"/>
+    <w:bookmarkEnd w:id="187"/>
+    <w:bookmarkStart w:id="188" w:name="講師側想定質問と回答難問集"/>
     <w:p>
       <w:pPr>
         <w:pStyle w:val="Heading2"/>
@@ -21281,9 +21616,9 @@
         </w:pict>
       </w:r>
     </w:p>
-    <w:bookmarkEnd w:id="187"/>
     <w:bookmarkEnd w:id="188"/>
-    <w:bookmarkStart w:id="201" w:name="第5部-運用資料"/>
+    <w:bookmarkEnd w:id="189"/>
+    <w:bookmarkStart w:id="202" w:name="第5部-運用資料"/>
     <w:p>
       <w:pPr>
         <w:pStyle w:val="Heading1"/>
@@ -21292,7 +21627,7 @@
         <w:t xml:space="preserve">第5部　運用資料</w:t>
       </w:r>
     </w:p>
-    <w:bookmarkStart w:id="189" w:name="習得チェックリスト受講者に毎回見せる"/>
+    <w:bookmarkStart w:id="190" w:name="習得チェックリスト受講者に毎回見せる"/>
     <w:p>
       <w:pPr>
         <w:pStyle w:val="Heading2"/>
@@ -22171,8 +22506,8 @@
         </w:pict>
       </w:r>
     </w:p>
-    <w:bookmarkEnd w:id="189"/>
-    <w:bookmarkStart w:id="192" w:name="匿名事例ストックの育て方"/>
+    <w:bookmarkEnd w:id="190"/>
+    <w:bookmarkStart w:id="193" w:name="匿名事例ストックの育て方"/>
     <w:p>
       <w:pPr>
         <w:pStyle w:val="Heading2"/>
@@ -22209,7 +22544,7 @@
         <w:t xml:space="preserve">。実際には業種別に30本は要る。</w:t>
       </w:r>
     </w:p>
-    <w:bookmarkStart w:id="190" w:name="記録の型1事例カード1枚"/>
+    <w:bookmarkStart w:id="191" w:name="記録の型1事例カード1枚"/>
     <w:p>
       <w:pPr>
         <w:pStyle w:val="Heading3"/>
@@ -22274,8 +22609,8 @@
         <w:t xml:space="preserve">出しどころ：第　回</w:t>
       </w:r>
     </w:p>
-    <w:bookmarkEnd w:id="190"/>
-    <w:bookmarkStart w:id="191" w:name="収集元"/>
+    <w:bookmarkEnd w:id="191"/>
+    <w:bookmarkStart w:id="192" w:name="収集元"/>
     <w:p>
       <w:pPr>
         <w:pStyle w:val="Heading3"/>
@@ -22374,9 +22709,9 @@
         </w:pict>
       </w:r>
     </w:p>
-    <w:bookmarkEnd w:id="191"/>
     <w:bookmarkEnd w:id="192"/>
-    <w:bookmarkStart w:id="197" w:name="助成金メモ2026年9月時点令和8年8月3日改正を反映"/>
+    <w:bookmarkEnd w:id="193"/>
+    <w:bookmarkStart w:id="198" w:name="助成金メモ2026年9月時点令和8年8月3日改正を反映"/>
     <w:p>
       <w:pPr>
         <w:pStyle w:val="Heading2"/>
@@ -22718,7 +23053,7 @@
         </w:tc>
       </w:tr>
     </w:tbl>
-    <w:bookmarkStart w:id="193" w:name="対象外となる訓練令和8年8月3日改正ここが本講座の急所"/>
+    <w:bookmarkStart w:id="194" w:name="対象外となる訓練令和8年8月3日改正ここが本講座の急所"/>
     <w:p>
       <w:pPr>
         <w:pStyle w:val="Heading3"/>
@@ -22819,8 +23154,8 @@
         <w:t xml:space="preserve">に追加された類型（人事・人材育成計画に基づく訓練）に伴うもので、これも8月3日改正の内容ではない。両者を混同して説明しないこと。</w:t>
       </w:r>
     </w:p>
-    <w:bookmarkEnd w:id="193"/>
-    <w:bookmarkStart w:id="194" w:name="設計上の含意"/>
+    <w:bookmarkEnd w:id="194"/>
+    <w:bookmarkStart w:id="195" w:name="設計上の含意"/>
     <w:p>
       <w:pPr>
         <w:pStyle w:val="Heading3"/>
@@ -22850,8 +23185,8 @@
         <w:t xml:space="preserve">各回の「手元に残るもの」（第1部1-2の表）をそのまま計画届の到達目標に転記するのが、最も説明力がある。</w:t>
       </w:r>
     </w:p>
-    <w:bookmarkEnd w:id="194"/>
-    <w:bookmarkStart w:id="195" w:name="労働局に確認する5項目案件ごとに毎回"/>
+    <w:bookmarkEnd w:id="195"/>
+    <w:bookmarkStart w:id="196" w:name="労働局に確認する5項目案件ごとに毎回"/>
     <w:p>
       <w:pPr>
         <w:pStyle w:val="Heading3"/>
@@ -22965,8 +23300,8 @@
         <w:t xml:space="preserve">（開始・終了時刻、実施内容の証憑として何が必要か）</w:t>
       </w:r>
     </w:p>
-    <w:bookmarkEnd w:id="195"/>
-    <w:bookmarkStart w:id="196" w:name="日程上の注意"/>
+    <w:bookmarkEnd w:id="196"/>
+    <w:bookmarkStart w:id="197" w:name="日程上の注意"/>
     <w:p>
       <w:pPr>
         <w:pStyle w:val="Heading3"/>
@@ -23031,9 +23366,9 @@
         </w:pict>
       </w:r>
     </w:p>
-    <w:bookmarkEnd w:id="196"/>
     <w:bookmarkEnd w:id="197"/>
-    <w:bookmarkStart w:id="198" w:name="機密録画の扱い"/>
+    <w:bookmarkEnd w:id="198"/>
+    <w:bookmarkStart w:id="199" w:name="機密録画の扱い"/>
     <w:p>
       <w:pPr>
         <w:pStyle w:val="Heading2"/>
@@ -23137,8 +23472,8 @@
         </w:pict>
       </w:r>
     </w:p>
-    <w:bookmarkEnd w:id="198"/>
-    <w:bookmarkStart w:id="199" w:name="情報の鮮度管理3か月サイクル"/>
+    <w:bookmarkEnd w:id="199"/>
+    <w:bookmarkStart w:id="200" w:name="情報の鮮度管理3か月サイクル"/>
     <w:p>
       <w:pPr>
         <w:pStyle w:val="Heading2"/>
@@ -23299,8 +23634,8 @@
         </w:pict>
       </w:r>
     </w:p>
-    <w:bookmarkEnd w:id="199"/>
-    <w:bookmarkStart w:id="200" w:name="進行管理シート受講者1名につき1枚"/>
+    <w:bookmarkEnd w:id="200"/>
+    <w:bookmarkStart w:id="201" w:name="進行管理シート受講者1名につき1枚"/>
     <w:p>
       <w:pPr>
         <w:pStyle w:val="Heading2"/>
@@ -23444,9 +23779,9 @@
         </w:pict>
       </w:r>
     </w:p>
-    <w:bookmarkEnd w:id="200"/>
     <w:bookmarkEnd w:id="201"/>
-    <w:bookmarkStart w:id="202" w:name="付録-初回配布物チェックリスト"/>
+    <w:bookmarkEnd w:id="202"/>
+    <w:bookmarkStart w:id="203" w:name="付録-初回配布物チェックリスト"/>
     <w:p>
       <w:pPr>
         <w:pStyle w:val="Heading1"/>
@@ -23716,6 +24051,54 @@
               <w:jc w:val="left"/>
             </w:pPr>
             <w:r>
+              <w:t xml:space="preserve">2026年9月版 rev.5</w:t>
+            </w:r>
+          </w:p>
+        </w:tc>
+        <w:tc>
+          <w:tcPr/>
+          <w:p>
+            <w:pPr>
+              <w:pStyle w:val="Compact"/>
+              <w:jc w:val="left"/>
+            </w:pPr>
+            <w:r>
+              <w:t xml:space="preserve">2026-09-12</w:t>
+            </w:r>
+          </w:p>
+        </w:tc>
+        <w:tc>
+          <w:tcPr/>
+          <w:p>
+            <w:pPr>
+              <w:pStyle w:val="Compact"/>
+              <w:jc w:val="left"/>
+            </w:pPr>
+            <w:r>
+              <w:rPr>
+                <w:bCs/>
+                <w:b/>
+              </w:rPr>
+              <w:t xml:space="preserve">第5回の専用AIをプロジェクト機能で作る前提に変更。</w:t>
+            </w:r>
+            <w:r>
+              <w:t xml:space="preserve"> </w:t>
+            </w:r>
+            <w:r>
+              <w:t xml:space="preserve">GPTs（カスタムGPT）は個人アカウント（Free／Go／Plus／Pro）では新規作成・公開ができず、Business／Enterprise／Edu ワークスペースのみであることを確認したため（既存GPTの使用・編集は可）。第5回に「どこに作るか」の分岐表を追加し、用語ミニ辞典と4-4の前提知識表、4-5の第5回の準備欄も修正。画面の操作は別冊「ChatGPT操作手順書」に切り出した。</w:t>
+            </w:r>
+          </w:p>
+        </w:tc>
+      </w:tr>
+      <w:tr>
+        <w:tc>
+          <w:tcPr/>
+          <w:p>
+            <w:pPr>
+              <w:pStyle w:val="Compact"/>
+              <w:jc w:val="left"/>
+            </w:pPr>
+            <w:r>
               <w:t xml:space="preserve">2026年9月版 rev.4</w:t>
             </w:r>
           </w:p>
@@ -23794,7 +24177,7 @@
         </w:tc>
       </w:tr>
     </w:tbl>
-    <w:bookmarkEnd w:id="202"/>
+    <w:bookmarkEnd w:id="203"/>
     <w:sectPr>
       <w:footerReference w:type="default" r:id="rId9"/>
     </w:sectPr>

--- a/docs/AI実装講座_1対1版_講師用ハンドブック.docx
+++ b/docs/AI実装講座_1対1版_講師用ハンドブック.docx
@@ -647,7 +647,7 @@
         <w:t xml:space="preserve"> </w:t>
       </w:r>
       <w:r>
-        <w:t xml:space="preserve">　5-1 習得チェックリスト／5-2 匿名事例ストック／5-3 助成金メモ／5-4 機密・録画／5-5 情報の鮮度管理／5-6 進行管理シート</w:t>
+        <w:t xml:space="preserve">　5-1 習得チェックリスト／5-2 匿名事例ストック／5-3 助成金メモ／5-4 機密・録画・預かりデータ／5-4b 質問窓口のSLA／5-5 情報の鮮度管理／5-6 進行管理シート</w:t>
       </w:r>
     </w:p>
     <w:p>
@@ -3230,7 +3230,20 @@
               <w:jc w:val="left"/>
             </w:pPr>
             <w:r>
-              <w:t xml:space="preserve">第2回・第3回を厚く。第7回以降は「見せて理解させる」に留め、手を動かすのは第8回・第11回に絞る。※まったく使ったことがない場合は契約前の対象外判定（第4部4-1）</w:t>
+              <w:t xml:space="preserve">第2回・第3回を厚く。上級編は各回の🔴「Lv.1〜2版」に従う（第7回＝設計メモまで／第8回＝資料5本・10問／第9回＝工程図と工程1／第10回＝正解セット5件／第11回＝役割2つ）。</w:t>
+            </w:r>
+            <w:r>
+              <w:rPr>
+                <w:bCs/>
+                <w:b/>
+              </w:rPr>
+              <w:t xml:space="preserve">「見せるだけ」にしてよい回は無い。手を動かす量を減らすのであって、手を動かさせないのではない。</w:t>
+            </w:r>
+            <w:r>
+              <w:t xml:space="preserve"> </w:t>
+            </w:r>
+            <w:r>
+              <w:t xml:space="preserve">※まったく使ったことがない場合は契約前の対象外判定（第4部4-1）</w:t>
             </w:r>
           </w:p>
         </w:tc>
@@ -6742,7 +6755,7 @@
     </w:p>
     <w:bookmarkEnd w:id="56"/>
     <w:bookmarkEnd w:id="57"/>
-    <w:bookmarkStart w:id="176" w:name="第3部-第2回第12回-レッスンプラン"/>
+    <w:bookmarkStart w:id="183" w:name="第3部-第2回第12回-レッスンプラン"/>
     <w:p>
       <w:pPr>
         <w:pStyle w:val="Heading1"/>
@@ -11328,7 +11341,7 @@
       </w:r>
     </w:p>
     <w:bookmarkEnd w:id="112"/>
-    <w:bookmarkStart w:id="123" w:name="第7回-手作業のつなぎ目をなくす自動化"/>
+    <w:bookmarkStart w:id="125" w:name="第7回-手作業のつなぎ目をなくす自動化"/>
     <w:p>
       <w:pPr>
         <w:pStyle w:val="Heading2"/>
@@ -11414,7 +11427,7 @@
       </w:r>
     </w:p>
     <w:bookmarkEnd w:id="114"/>
-    <w:bookmarkStart w:id="115" w:name="ツール選定の原則本講座の立場"/>
+    <w:bookmarkStart w:id="117" w:name="ツール選定の原則本講座の立場"/>
     <w:p>
       <w:pPr>
         <w:pStyle w:val="Heading3"/>
@@ -11663,11 +11676,214 @@
         <w:t xml:space="preserve"> </w:t>
       </w:r>
       <w:r>
-        <w:t xml:space="preserve">受講者の基盤を見て1つだけ提示する。選択肢を見せるのは親切ではなく、判断の押し付けである。</w:t>
+        <w:t xml:space="preserve">受講者の基盤を見て1つだけ提示する。選択肢を見せるのは親切ではなく、判断の押し付けである。基盤は第1回の環境聞き取り（1-3）で確定しているので、</w:t>
+      </w:r>
+      <w:r>
+        <w:rPr>
+          <w:bCs/>
+          <w:b/>
+        </w:rPr>
+        <w:t xml:space="preserve">案件ごとに用意するのは1本だけでよい。</w:t>
+      </w:r>
+    </w:p>
+    <w:bookmarkStart w:id="115" w:name="デモの形式作り置きかライブ構築か"/>
+    <w:p>
+      <w:pPr>
+        <w:pStyle w:val="Heading4"/>
+      </w:pPr>
+      <w:r>
+        <w:t xml:space="preserve">デモの形式（作り置きか、ライブ構築か）</w:t>
+      </w:r>
+    </w:p>
+    <w:p>
+      <w:pPr>
+        <w:pStyle w:val="FirstParagraph"/>
+      </w:pPr>
+      <w:r>
+        <w:t xml:space="preserve">併記すると当日迷うので、次に固定する。</w:t>
+      </w:r>
+    </w:p>
+    <w:p>
+      <w:pPr>
+        <w:numPr>
+          <w:ilvl w:val="0"/>
+          <w:numId w:val="1027"/>
+        </w:numPr>
+        <w:pStyle w:val="Compact"/>
+      </w:pPr>
+      <w:r>
+        <w:rPr>
+          <w:bCs/>
+          <w:b/>
+        </w:rPr>
+        <w:t xml:space="preserve">完成形を先に見せる（3分）。</w:t>
+      </w:r>
+      <w:r>
+        <w:t xml:space="preserve"> </w:t>
+      </w:r>
+      <w:r>
+        <w:t xml:space="preserve">事前に組んである完成フローを動かし、「これができます」を見せる。作り置きでよい。</w:t>
+      </w:r>
+    </w:p>
+    <w:p>
+      <w:pPr>
+        <w:numPr>
+          <w:ilvl w:val="0"/>
+          <w:numId w:val="1027"/>
+        </w:numPr>
+        <w:pStyle w:val="Compact"/>
+      </w:pPr>
+      <w:r>
+        <w:rPr>
+          <w:bCs/>
+          <w:b/>
+        </w:rPr>
+        <w:t xml:space="preserve">そのうち1ノードだけ、目の前で足す（7分）。</w:t>
+      </w:r>
+      <w:r>
+        <w:t xml:space="preserve"> </w:t>
+      </w:r>
+      <w:r>
+        <w:t xml:space="preserve">足すのは必ず「</w:t>
+      </w:r>
+      <w:r>
+        <w:rPr>
+          <w:bCs/>
+          <w:b/>
+        </w:rPr>
+        <w:t xml:space="preserve">失敗したときの通知</w:t>
+      </w:r>
+      <w:r>
+        <w:t xml:space="preserve">」。ここをライブでやると、フローが部品の積み重ねでできていることが伝わる。</w:t>
+      </w:r>
+    </w:p>
+    <w:p>
+      <w:pPr>
+        <w:numPr>
+          <w:ilvl w:val="0"/>
+          <w:numId w:val="1027"/>
+        </w:numPr>
+        <w:pStyle w:val="Compact"/>
+      </w:pPr>
+      <w:r>
+        <w:rPr>
+          <w:bCs/>
+          <w:b/>
+        </w:rPr>
+        <w:t xml:space="preserve">手動に戻す手順を見せる（2分）。</w:t>
+      </w:r>
+      <w:r>
+        <w:t xml:space="preserve"> </w:t>
+      </w:r>
+      <w:r>
+        <w:t xml:space="preserve">「止まったらこうやって人が回します」まで見せる。ここを飛ばすと、受講者は本体だけ作って満足する。</w:t>
+      </w:r>
+    </w:p>
+    <w:p>
+      <w:pPr>
+        <w:pStyle w:val="FirstParagraph"/>
+      </w:pPr>
+      <w:r>
+        <w:t xml:space="preserve">全部をゼロから組んで見せない。20分のデモ枠に収まらないうえ、途中で詰まると回全体が崩れる。</w:t>
       </w:r>
     </w:p>
     <w:bookmarkEnd w:id="115"/>
-    <w:bookmarkStart w:id="116" w:name="分の配分-5"/>
+    <w:bookmarkStart w:id="116" w:name="原則4講師はコードを書かないとの関係"/>
+    <w:p>
+      <w:pPr>
+        <w:pStyle w:val="Heading4"/>
+      </w:pPr>
+      <w:r>
+        <w:t xml:space="preserve">原則4「講師はコードを書かない」との関係</w:t>
+      </w:r>
+    </w:p>
+    <w:p>
+      <w:pPr>
+        <w:pStyle w:val="FirstParagraph"/>
+      </w:pPr>
+      <w:r>
+        <w:t xml:space="preserve">第一候補のGASはコードを書く。これは原則4の例外ではなく、</w:t>
+      </w:r>
+      <w:r>
+        <w:rPr>
+          <w:bCs/>
+          <w:b/>
+        </w:rPr>
+        <w:t xml:space="preserve">4-4のコード欄「読めなくてよい／生成されたコードが何をしているかをAIに説明させられればよい」の実践</w:t>
+      </w:r>
+      <w:r>
+        <w:t xml:space="preserve">である。手順は次で固定する。</w:t>
+      </w:r>
+    </w:p>
+    <w:p>
+      <w:pPr>
+        <w:numPr>
+          <w:ilvl w:val="0"/>
+          <w:numId w:val="1028"/>
+        </w:numPr>
+        <w:pStyle w:val="Compact"/>
+      </w:pPr>
+      <w:r>
+        <w:t xml:space="preserve">コードは</w:t>
+      </w:r>
+      <w:r>
+        <w:rPr>
+          <w:bCs/>
+          <w:b/>
+        </w:rPr>
+        <w:t xml:space="preserve">AIに書かせて貼る</w:t>
+      </w:r>
+      <w:r>
+        <w:t xml:space="preserve">。講師が一から書かない。</w:t>
+      </w:r>
+    </w:p>
+    <w:p>
+      <w:pPr>
+        <w:numPr>
+          <w:ilvl w:val="0"/>
+          <w:numId w:val="1028"/>
+        </w:numPr>
+        <w:pStyle w:val="Compact"/>
+      </w:pPr>
+      <w:r>
+        <w:t xml:space="preserve">貼る前に、</w:t>
+      </w:r>
+      <w:r>
+        <w:rPr>
+          <w:bCs/>
+          <w:b/>
+        </w:rPr>
+        <w:t xml:space="preserve">AIに「このコードは何をしますか」を説明させ、その説明を受講者に読ませる</w:t>
+      </w:r>
+      <w:r>
+        <w:t xml:space="preserve">。これがそのまま第9回の「確認ポイントを置く」の練習になる。</w:t>
+      </w:r>
+    </w:p>
+    <w:p>
+      <w:pPr>
+        <w:numPr>
+          <w:ilvl w:val="0"/>
+          <w:numId w:val="1028"/>
+        </w:numPr>
+        <w:pStyle w:val="Compact"/>
+      </w:pPr>
+      <w:r>
+        <w:t xml:space="preserve">動かなかったときは、</w:t>
+      </w:r>
+      <w:r>
+        <w:rPr>
+          <w:bCs/>
+          <w:b/>
+        </w:rPr>
+        <w:t xml:space="preserve">エラーメッセージをそのままAIに貼って直させる姿を見せる</w:t>
+      </w:r>
+      <w:r>
+        <w:t xml:space="preserve">。「講師も分からないことがある」を隠さない。これがこの回のいちばん効く教育になる。</w:t>
+      </w:r>
+    </w:p>
+    <w:bookmarkEnd w:id="116"/>
+    <w:bookmarkEnd w:id="117"/>
+    <w:bookmarkStart w:id="118" w:name="分の配分-5"/>
     <w:p>
       <w:pPr>
         <w:pStyle w:val="Heading3"/>
@@ -11763,7 +11979,7 @@
               <w:jc w:val="left"/>
             </w:pPr>
             <w:r>
-              <w:t xml:space="preserve">テーマ：「つなぎ目」の見つけ方／自動化の3条件／デモ（講師が1本を最初から最後まで組んで見せる）</w:t>
+              <w:t xml:space="preserve">テーマ：「つなぎ目」の見つけ方／自動化の3条件／デモ（上記の3段構成。完成形→通知を1ノード追加→手動に戻す手順）</w:t>
             </w:r>
           </w:p>
         </w:tc>
@@ -11854,8 +12070,8 @@
         </w:tc>
       </w:tr>
     </w:tbl>
-    <w:bookmarkEnd w:id="116"/>
-    <w:bookmarkStart w:id="117" w:name="自動化してよい工程の3条件"/>
+    <w:bookmarkEnd w:id="118"/>
+    <w:bookmarkStart w:id="119" w:name="自動化してよい工程の3条件"/>
     <w:p>
       <w:pPr>
         <w:pStyle w:val="Heading3"/>
@@ -11868,7 +12084,7 @@
       <w:pPr>
         <w:numPr>
           <w:ilvl w:val="0"/>
-          <w:numId w:val="1027"/>
+          <w:numId w:val="1029"/>
         </w:numPr>
         <w:pStyle w:val="Compact"/>
       </w:pPr>
@@ -11887,7 +12103,7 @@
       <w:pPr>
         <w:numPr>
           <w:ilvl w:val="0"/>
-          <w:numId w:val="1027"/>
+          <w:numId w:val="1029"/>
         </w:numPr>
         <w:pStyle w:val="Compact"/>
       </w:pPr>
@@ -11906,7 +12122,7 @@
       <w:pPr>
         <w:numPr>
           <w:ilvl w:val="0"/>
-          <w:numId w:val="1027"/>
+          <w:numId w:val="1029"/>
         </w:numPr>
         <w:pStyle w:val="Compact"/>
       </w:pPr>
@@ -11939,8 +12155,8 @@
         <w:t xml:space="preserve">に設計する。</w:t>
       </w:r>
     </w:p>
-    <w:bookmarkEnd w:id="117"/>
-    <w:bookmarkStart w:id="118" w:name="つまずきと対処-5"/>
+    <w:bookmarkEnd w:id="119"/>
+    <w:bookmarkStart w:id="120" w:name="つまずきと対処-5"/>
     <w:p>
       <w:pPr>
         <w:pStyle w:val="Heading3"/>
@@ -12101,8 +12317,8 @@
         </w:tc>
       </w:tr>
     </w:tbl>
-    <w:bookmarkEnd w:id="118"/>
-    <w:bookmarkStart w:id="119" w:name="宿題1つだけ-4"/>
+    <w:bookmarkEnd w:id="120"/>
+    <w:bookmarkStart w:id="121" w:name="宿題1つだけ-4"/>
     <w:p>
       <w:pPr>
         <w:pStyle w:val="Heading3"/>
@@ -12119,8 +12335,8 @@
         <w:t xml:space="preserve">「組んだ自動化を1週間、本番で流し続ける。止まったら記録だけ取る（直さなくてよい）。」</w:t>
       </w:r>
     </w:p>
-    <w:bookmarkEnd w:id="119"/>
-    <w:bookmarkStart w:id="121" w:name="レベル別調整-4"/>
+    <w:bookmarkEnd w:id="121"/>
+    <w:bookmarkStart w:id="123" w:name="レベル別調整-4"/>
     <w:p>
       <w:pPr>
         <w:pStyle w:val="Heading3"/>
@@ -12133,7 +12349,7 @@
       <w:pPr>
         <w:numPr>
           <w:ilvl w:val="0"/>
-          <w:numId w:val="1028"/>
+          <w:numId w:val="1030"/>
         </w:numPr>
         <w:pStyle w:val="Compact"/>
       </w:pPr>
@@ -12152,7 +12368,7 @@
       <w:pPr>
         <w:numPr>
           <w:ilvl w:val="0"/>
-          <w:numId w:val="1028"/>
+          <w:numId w:val="1030"/>
         </w:numPr>
         <w:pStyle w:val="Compact"/>
       </w:pPr>
@@ -12160,7 +12376,7 @@
         <w:t xml:space="preserve">Lv.4以上：例外処理（失敗したときの通知）まで組む</w:t>
       </w:r>
     </w:p>
-    <w:bookmarkStart w:id="120" w:name="lv.12のときの宿題前提成果物の差し替え必ずセットで"/>
+    <w:bookmarkStart w:id="122" w:name="lv.12のときの宿題前提成果物の差し替え必ずセットで"/>
     <w:p>
       <w:pPr>
         <w:pStyle w:val="Heading4"/>
@@ -12472,9 +12688,9 @@
         <w:t xml:space="preserve">動いていないものを「12点お渡しします」に含めない。</w:t>
       </w:r>
     </w:p>
-    <w:bookmarkEnd w:id="120"/>
-    <w:bookmarkEnd w:id="121"/>
-    <w:bookmarkStart w:id="122" w:name="匿名事例プレースホルダー要差し替え-5"/>
+    <w:bookmarkEnd w:id="122"/>
+    <w:bookmarkEnd w:id="123"/>
+    <w:bookmarkStart w:id="124" w:name="匿名事例プレースホルダー要差し替え-5"/>
     <w:p>
       <w:pPr>
         <w:pStyle w:val="Heading3"/>
@@ -12508,9 +12724,9 @@
         </w:pict>
       </w:r>
     </w:p>
-    <w:bookmarkEnd w:id="122"/>
-    <w:bookmarkEnd w:id="123"/>
-    <w:bookmarkStart w:id="134" w:name="第8回-社内の知識を検索できるようにする"/>
+    <w:bookmarkEnd w:id="124"/>
+    <w:bookmarkEnd w:id="125"/>
+    <w:bookmarkStart w:id="139" w:name="第8回-社内の知識を検索できるようにする"/>
     <w:p>
       <w:pPr>
         <w:pStyle w:val="Heading2"/>
@@ -12519,7 +12735,7 @@
         <w:t xml:space="preserve">第8回　社内の知識を検索できるようにする</w:t>
       </w:r>
     </w:p>
-    <w:bookmarkStart w:id="124" w:name="ねらい-6"/>
+    <w:bookmarkStart w:id="126" w:name="ねらい-6"/>
     <w:p>
       <w:pPr>
         <w:pStyle w:val="Heading3"/>
@@ -12536,8 +12752,8 @@
         <w:t xml:space="preserve">「あの資料どこ」「前どうしたっけ」を消す。ノウハウが特定の人に偏っている状態（定着阻害の主要因）への直接の打ち手。</w:t>
       </w:r>
     </w:p>
-    <w:bookmarkEnd w:id="124"/>
-    <w:bookmarkStart w:id="125" w:name="到達点-5"/>
+    <w:bookmarkEnd w:id="126"/>
+    <w:bookmarkStart w:id="127" w:name="到達点-5"/>
     <w:p>
       <w:pPr>
         <w:pStyle w:val="Heading3"/>
@@ -12550,7 +12766,7 @@
       <w:pPr>
         <w:numPr>
           <w:ilvl w:val="0"/>
-          <w:numId w:val="1029"/>
+          <w:numId w:val="1031"/>
         </w:numPr>
         <w:pStyle w:val="Compact"/>
       </w:pPr>
@@ -12562,7 +12778,7 @@
       <w:pPr>
         <w:numPr>
           <w:ilvl w:val="0"/>
-          <w:numId w:val="1029"/>
+          <w:numId w:val="1031"/>
         </w:numPr>
         <w:pStyle w:val="Compact"/>
       </w:pPr>
@@ -12581,7 +12797,7 @@
       <w:pPr>
         <w:numPr>
           <w:ilvl w:val="0"/>
-          <w:numId w:val="1029"/>
+          <w:numId w:val="1031"/>
         </w:numPr>
         <w:pStyle w:val="Compact"/>
       </w:pPr>
@@ -12589,8 +12805,8 @@
         <w:t xml:space="preserve">「資料にないことは答えない」が効いていることを確認した</w:t>
       </w:r>
     </w:p>
-    <w:bookmarkEnd w:id="125"/>
-    <w:bookmarkStart w:id="126" w:name="分の配分-6"/>
+    <w:bookmarkEnd w:id="127"/>
+    <w:bookmarkStart w:id="128" w:name="分の配分-6"/>
     <w:p>
       <w:pPr>
         <w:pStyle w:val="Heading3"/>
@@ -12660,7 +12876,17 @@
               <w:jc w:val="left"/>
             </w:pPr>
             <w:r>
-              <w:t xml:space="preserve">宿題確認：自動化フローは流れ続けているか。止まっていたら原因を一緒に見る</w:t>
+              <w:t xml:space="preserve">宿題確認：自動化フローは流れ続けているか。止まっていたら原因を一緒に見る（</w:t>
+            </w:r>
+            <w:r>
+              <w:rPr>
+                <w:bCs/>
+                <w:b/>
+              </w:rPr>
+              <w:t xml:space="preserve">Lv.1〜2版のときは「外注先・IT担当からの回答」を見る</w:t>
+            </w:r>
+            <w:r>
+              <w:t xml:space="preserve">。第7回の🔴を参照）</w:t>
             </w:r>
           </w:p>
         </w:tc>
@@ -12780,129 +13006,284 @@
         </w:tc>
       </w:tr>
     </w:tbl>
-    <w:bookmarkEnd w:id="126"/>
-    <w:bookmarkStart w:id="127" w:name="領域の選び方"/>
+    <w:bookmarkEnd w:id="128"/>
+    <w:bookmarkStart w:id="130" w:name="どこに作るか第5回からの続き"/>
     <w:p>
       <w:pPr>
         <w:pStyle w:val="Heading3"/>
       </w:pPr>
       <w:r>
-        <w:t xml:space="preserve">領域の選び方</w:t>
+        <w:t xml:space="preserve">どこに作るか（第5回からの続き）</w:t>
       </w:r>
     </w:p>
     <w:p>
       <w:pPr>
         <w:pStyle w:val="FirstParagraph"/>
       </w:pPr>
-      <w:r>
-        <w:t xml:space="preserve">広げない。</w:t>
-      </w:r>
       <w:r>
         <w:rPr>
           <w:bCs/>
           <w:b/>
         </w:rPr>
-        <w:t xml:space="preserve">次のどれか1つ</w:t>
-      </w:r>
-      <w:r>
-        <w:t xml:space="preserve">に絞る。</w:t>
+        <w:t xml:space="preserve">第5回で作った専用AI（プロジェクト）を、そのまま育てる。</w:t>
       </w:r>
       <w:r>
         <w:t xml:space="preserve"> </w:t>
       </w:r>
       <w:r>
-        <w:t xml:space="preserve">- 就業規則・社内手続き（資料が揃っていて成功しやすい。初回向き）</w:t>
+        <w:t xml:space="preserve">新しい箱を作らない。第5回で「迷ったらプロジェクトで作る」としているのは、この回に接続するためである。</w:t>
+      </w:r>
+    </w:p>
+    <w:p>
+      <w:pPr>
+        <w:numPr>
+          <w:ilvl w:val="0"/>
+          <w:numId w:val="1032"/>
+        </w:numPr>
+        <w:pStyle w:val="Compact"/>
+      </w:pPr>
+      <w:r>
+        <w:t xml:space="preserve">第5回の専用AIが動いている →</w:t>
       </w:r>
       <w:r>
         <w:t xml:space="preserve"> </w:t>
-      </w:r>
-      <w:r>
-        <w:t xml:space="preserve">- 製品・サービス仕様（営業が最も欲しがる）</w:t>
-      </w:r>
-      <w:r>
-        <w:t xml:space="preserve"> </w:t>
-      </w:r>
-      <w:r>
-        <w:t xml:space="preserve">- 過去の見積・提案（数字が絡むので精度検証が必須）</w:t>
-      </w:r>
-    </w:p>
-    <w:bookmarkEnd w:id="127"/>
-    <w:bookmarkStart w:id="128" w:name="精度の見方この回で必ずやる"/>
-    <w:p>
-      <w:pPr>
-        <w:pStyle w:val="Heading3"/>
-      </w:pPr>
-      <w:r>
-        <w:t xml:space="preserve">精度の見方（この回で必ずやる）</w:t>
-      </w:r>
-    </w:p>
-    <w:p>
-      <w:pPr>
-        <w:pStyle w:val="FirstParagraph"/>
-      </w:pPr>
-      <w:r>
-        <w:t xml:space="preserve">10問投げて、次の3分類で数える。</w:t>
       </w:r>
       <w:r>
         <w:rPr>
           <w:bCs/>
           <w:b/>
         </w:rPr>
-        <w:t xml:space="preserve">感想で終わらせない。</w:t>
+        <w:t xml:space="preserve">同じプロジェクトに資料を足し、指示文の⑤載せる資料を書き換える</w:t>
+      </w:r>
+    </w:p>
+    <w:p>
+      <w:pPr>
+        <w:numPr>
+          <w:ilvl w:val="0"/>
+          <w:numId w:val="1032"/>
+        </w:numPr>
+        <w:pStyle w:val="Compact"/>
+      </w:pPr>
+      <w:r>
+        <w:t xml:space="preserve">第7回で分岐4（Dify等のAIアプリ基盤）を選んだ受講者 →</w:t>
       </w:r>
       <w:r>
         <w:t xml:space="preserve"> </w:t>
-      </w:r>
-      <w:r>
-        <w:t xml:space="preserve">| 分類 | 意味 | 目安 |</w:t>
-      </w:r>
-      <w:r>
-        <w:t xml:space="preserve"> </w:t>
-      </w:r>
-      <w:r>
-        <w:t xml:space="preserve">|—|—|—|</w:t>
-      </w:r>
-      <w:r>
-        <w:t xml:space="preserve"> </w:t>
-      </w:r>
-      <w:r>
-        <w:t xml:space="preserve">| ○ 正しく答えた | 資料の記載と一致 | 7件以上あれば実用に出せる |</w:t>
-      </w:r>
-      <w:r>
-        <w:t xml:space="preserve"> </w:t>
-      </w:r>
-      <w:r>
-        <w:t xml:space="preserve">| △ 「記載がありません」と答えた | 正しい振る舞い。</w:t>
       </w:r>
       <w:r>
         <w:rPr>
           <w:bCs/>
           <w:b/>
         </w:rPr>
-        <w:t xml:space="preserve">×ではない</w:t>
+        <w:t xml:space="preserve">そのナレッジ機能に載せる。</w:t>
       </w:r>
       <w:r>
         <w:t xml:space="preserve"> </w:t>
       </w:r>
       <w:r>
-        <w:t xml:space="preserve">| 資料不足として記録 |</w:t>
-      </w:r>
-      <w:r>
-        <w:t xml:space="preserve"> </w:t>
-      </w:r>
-      <w:r>
-        <w:t xml:space="preserve">| × 間違えた／それらしい嘘 | 最も危険 | 1件でもあれば原因を潰す |</w:t>
-      </w:r>
-    </w:p>
-    <w:p>
-      <w:pPr>
-        <w:pStyle w:val="BodyText"/>
+        <w:t xml:space="preserve">第5回の指示文7行をそのまま移植する</w:t>
+      </w:r>
+    </w:p>
+    <w:p>
+      <w:pPr>
+        <w:numPr>
+          <w:ilvl w:val="0"/>
+          <w:numId w:val="1032"/>
+        </w:numPr>
+        <w:pStyle w:val="Compact"/>
+      </w:pPr>
+      <w:r>
+        <w:t xml:space="preserve">どちらでもない（第5回がやり直しになった） → この回でプロジェクトを作り直す。領域を1つに絞れば45分で追いつく</w:t>
+      </w:r>
+    </w:p>
+    <w:bookmarkStart w:id="129" w:name="出典を出させる3行第5回と同じものこの回でも必ず入れる"/>
+    <w:p>
+      <w:pPr>
+        <w:pStyle w:val="Heading4"/>
+      </w:pPr>
+      <w:r>
+        <w:t xml:space="preserve">出典を出させる3行（第5回と同じもの。この回でも必ず入れる）</w:t>
+      </w:r>
+    </w:p>
+    <w:p>
+      <w:pPr>
+        <w:numPr>
+          <w:ilvl w:val="0"/>
+          <w:numId w:val="1033"/>
+        </w:numPr>
+        <w:pStyle w:val="Compact"/>
+      </w:pPr>
+      <w:r>
+        <w:t xml:space="preserve">添付資料の内容だけから答える</w:t>
+      </w:r>
+    </w:p>
+    <w:p>
+      <w:pPr>
+        <w:numPr>
+          <w:ilvl w:val="0"/>
+          <w:numId w:val="1033"/>
+        </w:numPr>
+        <w:pStyle w:val="Compact"/>
+      </w:pPr>
+      <w:r>
+        <w:t xml:space="preserve">記載がなければ「資料に記載がありません」と答える</w:t>
+      </w:r>
+    </w:p>
+    <w:p>
+      <w:pPr>
+        <w:numPr>
+          <w:ilvl w:val="0"/>
+          <w:numId w:val="1033"/>
+        </w:numPr>
+        <w:pStyle w:val="Compact"/>
       </w:pPr>
       <w:r>
         <w:rPr>
           <w:bCs/>
           <w:b/>
         </w:rPr>
+        <w:t xml:space="preserve">根拠にした資料名とページを、答えの末尾に必ず書く</w:t>
+      </w:r>
+    </w:p>
+    <w:p>
+      <w:pPr>
+        <w:pStyle w:val="FirstParagraph"/>
+      </w:pPr>
+      <w:r>
+        <w:t xml:space="preserve">3行目がこの回の成果物「出典表示つき」の実体である。第5回で入れてあっても、資料が増えると効かなくなることがあるので、</w:t>
+      </w:r>
+      <w:r>
+        <w:rPr>
+          <w:bCs/>
+          <w:b/>
+        </w:rPr>
+        <w:t xml:space="preserve">当日必ず動作を確認する。</w:t>
+      </w:r>
+    </w:p>
+    <w:bookmarkEnd w:id="129"/>
+    <w:bookmarkEnd w:id="130"/>
+    <w:bookmarkStart w:id="131" w:name="領域の選び方"/>
+    <w:p>
+      <w:pPr>
+        <w:pStyle w:val="Heading3"/>
+      </w:pPr>
+      <w:r>
+        <w:t xml:space="preserve">領域の選び方</w:t>
+      </w:r>
+    </w:p>
+    <w:p>
+      <w:pPr>
+        <w:pStyle w:val="FirstParagraph"/>
+      </w:pPr>
+      <w:r>
+        <w:t xml:space="preserve">広げない。</w:t>
+      </w:r>
+      <w:r>
+        <w:rPr>
+          <w:bCs/>
+          <w:b/>
+        </w:rPr>
+        <w:t xml:space="preserve">次のどれか1つ</w:t>
+      </w:r>
+      <w:r>
+        <w:t xml:space="preserve">に絞る。</w:t>
+      </w:r>
+      <w:r>
+        <w:t xml:space="preserve"> </w:t>
+      </w:r>
+      <w:r>
+        <w:t xml:space="preserve">- 就業規則・社内手続き（資料が揃っていて成功しやすい。初回向き）</w:t>
+      </w:r>
+      <w:r>
+        <w:t xml:space="preserve"> </w:t>
+      </w:r>
+      <w:r>
+        <w:t xml:space="preserve">- 製品・サービス仕様（営業が最も欲しがる）</w:t>
+      </w:r>
+      <w:r>
+        <w:t xml:space="preserve"> </w:t>
+      </w:r>
+      <w:r>
+        <w:t xml:space="preserve">- 過去の見積・提案（数字が絡むので精度検証が必須）</w:t>
+      </w:r>
+    </w:p>
+    <w:bookmarkEnd w:id="131"/>
+    <w:bookmarkStart w:id="132" w:name="精度の見方この回で必ずやる"/>
+    <w:p>
+      <w:pPr>
+        <w:pStyle w:val="Heading3"/>
+      </w:pPr>
+      <w:r>
+        <w:t xml:space="preserve">精度の見方（この回で必ずやる）</w:t>
+      </w:r>
+    </w:p>
+    <w:p>
+      <w:pPr>
+        <w:pStyle w:val="FirstParagraph"/>
+      </w:pPr>
+      <w:r>
+        <w:t xml:space="preserve">10問投げて、次の3分類で数える。</w:t>
+      </w:r>
+      <w:r>
+        <w:rPr>
+          <w:bCs/>
+          <w:b/>
+        </w:rPr>
+        <w:t xml:space="preserve">感想で終わらせない。</w:t>
+      </w:r>
+      <w:r>
+        <w:t xml:space="preserve"> </w:t>
+      </w:r>
+      <w:r>
+        <w:t xml:space="preserve">| 分類 | 意味 | 目安 |</w:t>
+      </w:r>
+      <w:r>
+        <w:t xml:space="preserve"> </w:t>
+      </w:r>
+      <w:r>
+        <w:t xml:space="preserve">|—|—|—|</w:t>
+      </w:r>
+      <w:r>
+        <w:t xml:space="preserve"> </w:t>
+      </w:r>
+      <w:r>
+        <w:t xml:space="preserve">| ○ 正しく答えた | 資料の記載と一致 | 7件以上あれば実用に出せる |</w:t>
+      </w:r>
+      <w:r>
+        <w:t xml:space="preserve"> </w:t>
+      </w:r>
+      <w:r>
+        <w:t xml:space="preserve">| △ 「記載がありません」と答えた | 正しい振る舞い。</w:t>
+      </w:r>
+      <w:r>
+        <w:rPr>
+          <w:bCs/>
+          <w:b/>
+        </w:rPr>
+        <w:t xml:space="preserve">×ではない</w:t>
+      </w:r>
+      <w:r>
+        <w:t xml:space="preserve"> </w:t>
+      </w:r>
+      <w:r>
+        <w:t xml:space="preserve">| 資料不足として記録 |</w:t>
+      </w:r>
+      <w:r>
+        <w:t xml:space="preserve"> </w:t>
+      </w:r>
+      <w:r>
+        <w:t xml:space="preserve">| × 間違えた／それらしい嘘 | 最も危険 | 1件でもあれば原因を潰す |</w:t>
+      </w:r>
+    </w:p>
+    <w:p>
+      <w:pPr>
+        <w:pStyle w:val="BodyText"/>
+      </w:pPr>
+      <w:r>
+        <w:rPr>
+          <w:bCs/>
+          <w:b/>
+        </w:rPr>
         <w:t xml:space="preserve">△を×と混同させないこと。</w:t>
       </w:r>
       <w:r>
@@ -12912,8 +13293,8 @@
         <w:t xml:space="preserve">「答えられない」は正常な機能である、と経営者に理解させるのがこの回の隠れた目的。</w:t>
       </w:r>
     </w:p>
-    <w:bookmarkEnd w:id="128"/>
-    <w:bookmarkStart w:id="129" w:name="不足資料リストの様式"/>
+    <w:bookmarkEnd w:id="132"/>
+    <w:bookmarkStart w:id="133" w:name="不足資料リストの様式"/>
     <w:p>
       <w:pPr>
         <w:pStyle w:val="Heading3"/>
@@ -13020,8 +13401,8 @@
         <w:t xml:space="preserve">「AIを入れたら、自社に何が無いかが分かった」というのが本講座で最も価値のある副産物である。</w:t>
       </w:r>
     </w:p>
-    <w:bookmarkEnd w:id="129"/>
-    <w:bookmarkStart w:id="130" w:name="つまずきと対処-6"/>
+    <w:bookmarkEnd w:id="133"/>
+    <w:bookmarkStart w:id="134" w:name="つまずきと対処-6"/>
     <w:p>
       <w:pPr>
         <w:pStyle w:val="Heading3"/>
@@ -13169,8 +13550,8 @@
         </w:tc>
       </w:tr>
     </w:tbl>
-    <w:bookmarkEnd w:id="130"/>
-    <w:bookmarkStart w:id="131" w:name="宿題1つだけ-5"/>
+    <w:bookmarkEnd w:id="134"/>
+    <w:bookmarkStart w:id="135" w:name="宿題1つだけ-5"/>
     <w:p>
       <w:pPr>
         <w:pStyle w:val="Heading3"/>
@@ -13187,8 +13568,8 @@
         <w:t xml:space="preserve">「不足資料リストのうち、最も簡単な1件を埋める（作る・探す・聞き出す のいずれか）。」</w:t>
       </w:r>
     </w:p>
-    <w:bookmarkEnd w:id="131"/>
-    <w:bookmarkStart w:id="132" w:name="レベル別調整-5"/>
+    <w:bookmarkEnd w:id="135"/>
+    <w:bookmarkStart w:id="137" w:name="レベル別調整-5"/>
     <w:p>
       <w:pPr>
         <w:pStyle w:val="Heading3"/>
@@ -13201,7 +13582,7 @@
       <w:pPr>
         <w:numPr>
           <w:ilvl w:val="0"/>
-          <w:numId w:val="1030"/>
+          <w:numId w:val="1034"/>
         </w:numPr>
         <w:pStyle w:val="Compact"/>
       </w:pPr>
@@ -13213,7 +13594,7 @@
       <w:pPr>
         <w:numPr>
           <w:ilvl w:val="0"/>
-          <w:numId w:val="1030"/>
+          <w:numId w:val="1034"/>
         </w:numPr>
         <w:pStyle w:val="Compact"/>
       </w:pPr>
@@ -13221,14 +13602,13 @@
         <w:t xml:space="preserve">Lv.4以上：2領域目の設計と、領域をまたいだときの精度低下を実験させる</w:t>
       </w:r>
     </w:p>
-    <w:bookmarkEnd w:id="132"/>
-    <w:bookmarkStart w:id="133" w:name="匿名事例プレースホルダー要差し替え-6"/>
-    <w:p>
-      <w:pPr>
-        <w:pStyle w:val="Heading3"/>
-      </w:pPr>
-      <w:r>
-        <w:t xml:space="preserve">匿名事例（プレースホルダー・要差し替え）</w:t>
+    <w:bookmarkStart w:id="136" w:name="lv.12のときの操作合格基準宿題の差し替え必ずセットで"/>
+    <w:p>
+      <w:pPr>
+        <w:pStyle w:val="Heading4"/>
+      </w:pPr>
+      <w:r>
+        <w:t xml:space="preserve">🔴 Lv.1〜2のときの、操作・合格基準・宿題の差し替え（必ずセットで）</w:t>
       </w:r>
     </w:p>
     <w:p>
@@ -13236,306 +13616,17 @@
         <w:pStyle w:val="FirstParagraph"/>
       </w:pPr>
       <w:r>
-        <w:t xml:space="preserve">「営業資料を載せた会社。</w:t>
+        <w:t xml:space="preserve">この回は、Lv.1の受講者が上級編で</w:t>
       </w:r>
       <w:r>
         <w:rPr>
           <w:bCs/>
           <w:b/>
         </w:rPr>
-        <w:t xml:space="preserve">最も役立ったのは新人教育</w:t>
-      </w:r>
-      <w:r>
-        <w:t xml:space="preserve">だった。ベテランに聞きにくい質問をAIに聞けるようになり、質問の総量が増えた」</w:t>
-      </w:r>
-    </w:p>
-    <w:p>
-      <w:r>
-        <w:pict>
-          <v:rect style="width:0;height:1.5pt" o:hralign="center" o:hrstd="t" o:hr="t"/>
-        </w:pict>
-      </w:r>
-    </w:p>
-    <w:bookmarkEnd w:id="133"/>
-    <w:bookmarkEnd w:id="134"/>
-    <w:bookmarkStart w:id="144" w:name="第9回-複数の工程をまとめて任せる"/>
-    <w:p>
-      <w:pPr>
-        <w:pStyle w:val="Heading2"/>
-      </w:pPr>
-      <w:r>
-        <w:t xml:space="preserve">第9回　複数の工程をまとめて任せる</w:t>
-      </w:r>
-    </w:p>
-    <w:bookmarkStart w:id="135" w:name="ねらい-7"/>
-    <w:p>
-      <w:pPr>
-        <w:pStyle w:val="Heading3"/>
-      </w:pPr>
-      <w:r>
-        <w:t xml:space="preserve">ねらい</w:t>
-      </w:r>
-    </w:p>
-    <w:p>
-      <w:pPr>
-        <w:pStyle w:val="FirstParagraph"/>
-      </w:pPr>
-      <w:r>
-        <w:t xml:space="preserve">1回の指示で1つの作業、から、</w:t>
-      </w:r>
-      <w:r>
-        <w:rPr>
-          <w:bCs/>
-          <w:b/>
-        </w:rPr>
-        <w:t xml:space="preserve">複数工程をまとめて任せる</w:t>
-      </w:r>
-      <w:r>
-        <w:t xml:space="preserve">設計へ。ここが「AIを使う人」と「AIに仕事を任せる人」の分かれ目になる。経営者にとっては、社員に仕事を任せる設計と同じ話である。</w:t>
-      </w:r>
-    </w:p>
-    <w:bookmarkEnd w:id="135"/>
-    <w:bookmarkStart w:id="136" w:name="到達点-6"/>
-    <w:p>
-      <w:pPr>
-        <w:pStyle w:val="Heading3"/>
-      </w:pPr>
-      <w:r>
-        <w:t xml:space="preserve">到達点</w:t>
-      </w:r>
-    </w:p>
-    <w:p>
-      <w:pPr>
-        <w:numPr>
-          <w:ilvl w:val="0"/>
-          <w:numId w:val="1031"/>
-        </w:numPr>
-        <w:pStyle w:val="Compact"/>
-      </w:pPr>
-      <w:r>
-        <w:t xml:space="preserve">3工程以上のタスクを、工程図と確認ポイントの入った設計書に落とせた</w:t>
-      </w:r>
-    </w:p>
-    <w:p>
-      <w:pPr>
-        <w:numPr>
-          <w:ilvl w:val="0"/>
-          <w:numId w:val="1031"/>
-        </w:numPr>
-        <w:pStyle w:val="Compact"/>
-      </w:pPr>
-      <w:r>
-        <w:rPr>
-          <w:bCs/>
-          <w:b/>
-        </w:rPr>
-        <w:t xml:space="preserve">どこで人が確認するか</w:t>
-      </w:r>
-      <w:r>
-        <w:t xml:space="preserve">を自分で決められる</w:t>
-      </w:r>
-    </w:p>
-    <w:p>
-      <w:pPr>
-        <w:numPr>
-          <w:ilvl w:val="0"/>
-          <w:numId w:val="1031"/>
-        </w:numPr>
-        <w:pStyle w:val="Compact"/>
-      </w:pPr>
-      <w:r>
-        <w:t xml:space="preserve">一度、壊れるところまで見た</w:t>
-      </w:r>
-    </w:p>
-    <w:bookmarkEnd w:id="136"/>
-    <w:bookmarkStart w:id="137" w:name="分の配分-7"/>
-    <w:p>
-      <w:pPr>
-        <w:pStyle w:val="Heading3"/>
-      </w:pPr>
-      <w:r>
-        <w:t xml:space="preserve">120分の配分</w:t>
-      </w:r>
-    </w:p>
-    <w:tbl>
-      <w:tblPr>
-        <w:tblStyle w:val="Table"/>
-        <w:tblW w:type="pct" w:w="5000"/>
-        <w:tblLook w:firstRow="1" w:lastRow="0" w:firstColumn="0" w:lastColumn="0" w:noHBand="0" w:noVBand="0" w:val="0020"/>
-        <w:jc w:val="start"/>
-      </w:tblPr>
-      <w:tblGrid>
-        <w:gridCol w:w="3960"/>
-        <w:gridCol w:w="3960"/>
-      </w:tblGrid>
-      <w:tr>
-        <w:trPr>
-          <w:tblHeader w:val="true"/>
-        </w:trPr>
-        <w:tc>
-          <w:tcPr/>
-          <w:p>
-            <w:pPr>
-              <w:pStyle w:val="Compact"/>
-              <w:jc w:val="left"/>
-            </w:pPr>
-            <w:r>
-              <w:t xml:space="preserve">時間</w:t>
-            </w:r>
-          </w:p>
-        </w:tc>
-        <w:tc>
-          <w:tcPr/>
-          <w:p>
-            <w:pPr>
-              <w:pStyle w:val="Compact"/>
-              <w:jc w:val="left"/>
-            </w:pPr>
-            <w:r>
-              <w:t xml:space="preserve">内容</w:t>
-            </w:r>
-          </w:p>
-        </w:tc>
-      </w:tr>
-      <w:tr>
-        <w:tc>
-          <w:tcPr/>
-          <w:p>
-            <w:pPr>
-              <w:pStyle w:val="Compact"/>
-              <w:jc w:val="left"/>
-            </w:pPr>
-            <w:r>
-              <w:t xml:space="preserve">0:00–0:15</w:t>
-            </w:r>
-          </w:p>
-        </w:tc>
-        <w:tc>
-          <w:tcPr/>
-          <w:p>
-            <w:pPr>
-              <w:pStyle w:val="Compact"/>
-              <w:jc w:val="left"/>
-            </w:pPr>
-            <w:r>
-              <w:t xml:space="preserve">宿題確認：ナレッジ検索の利用状況、不足資料リストの進捗</w:t>
-            </w:r>
-          </w:p>
-        </w:tc>
-      </w:tr>
-      <w:tr>
-        <w:tc>
-          <w:tcPr/>
-          <w:p>
-            <w:pPr>
-              <w:pStyle w:val="Compact"/>
-              <w:jc w:val="left"/>
-            </w:pPr>
-            <w:r>
-              <w:t xml:space="preserve">0:15–0:35</w:t>
-            </w:r>
-          </w:p>
-        </w:tc>
-        <w:tc>
-          <w:tcPr/>
-          <w:p>
-            <w:pPr>
-              <w:pStyle w:val="Compact"/>
-              <w:jc w:val="left"/>
-            </w:pPr>
-            <w:r>
-              <w:t xml:space="preserve">テーマ：多工程タスクの3つの壊れ方／人への仕事の任せ方との対比／デモ</w:t>
-            </w:r>
-          </w:p>
-        </w:tc>
-      </w:tr>
-      <w:tr>
-        <w:tc>
-          <w:tcPr/>
-          <w:p>
-            <w:pPr>
-              <w:pStyle w:val="Compact"/>
-              <w:jc w:val="left"/>
-            </w:pPr>
-            <w:r>
-              <w:t xml:space="preserve">0:35–1:30</w:t>
-            </w:r>
-          </w:p>
-        </w:tc>
-        <w:tc>
-          <w:tcPr/>
-          <w:p>
-            <w:pPr>
-              <w:pStyle w:val="Compact"/>
-              <w:jc w:val="left"/>
-            </w:pPr>
-            <w:r>
-              <w:t xml:space="preserve">演習：受講者の業務から1つ選び、工程図を書く→実際に流す→壊れる→確認ポイントを入れる</w:t>
-            </w:r>
-          </w:p>
-        </w:tc>
-      </w:tr>
-      <w:tr>
-        <w:tc>
-          <w:tcPr/>
-          <w:p>
-            <w:pPr>
-              <w:pStyle w:val="Compact"/>
-              <w:jc w:val="left"/>
-            </w:pPr>
-            <w:r>
-              <w:t xml:space="preserve">1:30–1:45</w:t>
-            </w:r>
-          </w:p>
-        </w:tc>
-        <w:tc>
-          <w:tcPr/>
-          <w:p>
-            <w:pPr>
-              <w:pStyle w:val="Compact"/>
-              <w:jc w:val="left"/>
-            </w:pPr>
-            <w:r>
-              <w:t xml:space="preserve">組み込み：誰が確認役をやるか</w:t>
-            </w:r>
-          </w:p>
-        </w:tc>
-      </w:tr>
-      <w:tr>
-        <w:tc>
-          <w:tcPr/>
-          <w:p>
-            <w:pPr>
-              <w:pStyle w:val="Compact"/>
-              <w:jc w:val="left"/>
-            </w:pPr>
-            <w:r>
-              <w:t xml:space="preserve">1:45–2:00</w:t>
-            </w:r>
-          </w:p>
-        </w:tc>
-        <w:tc>
-          <w:tcPr/>
-          <w:p>
-            <w:pPr>
-              <w:pStyle w:val="Compact"/>
-              <w:jc w:val="left"/>
-            </w:pPr>
-            <w:r>
-              <w:t xml:space="preserve">宿題・記録</w:t>
-            </w:r>
-          </w:p>
-        </w:tc>
-      </w:tr>
-    </w:tbl>
-    <w:bookmarkEnd w:id="137"/>
-    <w:bookmarkStart w:id="138" w:name="多工程タスクの3つの壊れ方この回の理論の核"/>
-    <w:p>
-      <w:pPr>
-        <w:pStyle w:val="Heading3"/>
-      </w:pPr>
-      <w:r>
-        <w:t xml:space="preserve">多工程タスクの3つの壊れ方（この回の理論の核）</w:t>
+        <w:t xml:space="preserve">手を動かす2回のうちの1回</w:t>
+      </w:r>
+      <w:r>
+        <w:t xml:space="preserve">である（1-5の調整表）。だから「見せて終わり」にしない。ただし標準の合格基準は届かないので、次のように置き換える。</w:t>
       </w:r>
     </w:p>
     <w:tbl>
@@ -13559,98 +13650,18 @@
           <w:p>
             <w:pPr>
               <w:pStyle w:val="Compact"/>
-              <w:jc w:val="left"/>
-            </w:pPr>
-            <w:r>
-              <w:t xml:space="preserve">壊れ方</w:t>
-            </w:r>
-          </w:p>
-        </w:tc>
-        <w:tc>
-          <w:tcPr/>
-          <w:p>
-            <w:pPr>
-              <w:pStyle w:val="Compact"/>
-              <w:jc w:val="left"/>
-            </w:pPr>
-            <w:r>
-              <w:t xml:space="preserve">症状</w:t>
-            </w:r>
-          </w:p>
-        </w:tc>
-        <w:tc>
-          <w:tcPr/>
-          <w:p>
-            <w:pPr>
-              <w:pStyle w:val="Compact"/>
-              <w:jc w:val="left"/>
-            </w:pPr>
-            <w:r>
-              <w:t xml:space="preserve">対策</w:t>
-            </w:r>
-          </w:p>
-        </w:tc>
-      </w:tr>
-      <w:tr>
-        <w:tc>
-          <w:tcPr/>
-          <w:p>
-            <w:pPr>
-              <w:pStyle w:val="Compact"/>
-              <w:jc w:val="left"/>
-            </w:pPr>
-            <w:r>
-              <w:t xml:space="preserve">① 前提の引き継ぎ漏れ</w:t>
-            </w:r>
-          </w:p>
-        </w:tc>
-        <w:tc>
-          <w:tcPr/>
-          <w:p>
-            <w:pPr>
-              <w:pStyle w:val="Compact"/>
-              <w:jc w:val="left"/>
-            </w:pPr>
-            <w:r>
-              <w:t xml:space="preserve">工程2で工程1の条件を忘れる</w:t>
-            </w:r>
-          </w:p>
-        </w:tc>
-        <w:tc>
-          <w:tcPr/>
-          <w:p>
-            <w:pPr>
-              <w:pStyle w:val="Compact"/>
-              <w:jc w:val="left"/>
-            </w:pPr>
-            <w:r>
-              <w:t xml:space="preserve">各工程の出力に「前提の再掲」を含めさせる</w:t>
-            </w:r>
-          </w:p>
-        </w:tc>
-      </w:tr>
-      <w:tr>
-        <w:tc>
-          <w:tcPr/>
-          <w:p>
-            <w:pPr>
-              <w:pStyle w:val="Compact"/>
-              <w:jc w:val="left"/>
-            </w:pPr>
-            <w:r>
-              <w:t xml:space="preserve">② 誤りの増幅</w:t>
-            </w:r>
-          </w:p>
-        </w:tc>
-        <w:tc>
-          <w:tcPr/>
-          <w:p>
-            <w:pPr>
-              <w:pStyle w:val="Compact"/>
-              <w:jc w:val="left"/>
-            </w:pPr>
-            <w:r>
-              <w:t xml:space="preserve">工程1の小さな誤りが最後に致命傷になる</w:t>
+            </w:pPr>
+          </w:p>
+        </w:tc>
+        <w:tc>
+          <w:tcPr/>
+          <w:p>
+            <w:pPr>
+              <w:pStyle w:val="Compact"/>
+              <w:jc w:val="left"/>
+            </w:pPr>
+            <w:r>
+              <w:t xml:space="preserve">標準</w:t>
             </w:r>
           </w:p>
         </w:tc>
@@ -13666,48 +13677,235 @@
                 <w:bCs/>
                 <w:b/>
               </w:rPr>
-              <w:t xml:space="preserve">最も上流に人の確認を置く</w:t>
-            </w:r>
-            <w:r>
-              <w:t xml:space="preserve">（最後ではない）</w:t>
-            </w:r>
-          </w:p>
-        </w:tc>
-      </w:tr>
-      <w:tr>
-        <w:tc>
-          <w:tcPr/>
-          <w:p>
-            <w:pPr>
-              <w:pStyle w:val="Compact"/>
-              <w:jc w:val="left"/>
-            </w:pPr>
-            <w:r>
-              <w:t xml:space="preserve">③ 勝手な範囲拡大</w:t>
-            </w:r>
-          </w:p>
-        </w:tc>
-        <w:tc>
-          <w:tcPr/>
-          <w:p>
-            <w:pPr>
-              <w:pStyle w:val="Compact"/>
-              <w:jc w:val="left"/>
-            </w:pPr>
-            <w:r>
-              <w:t xml:space="preserve">頼んでいないことまでやる</w:t>
-            </w:r>
-          </w:p>
-        </w:tc>
-        <w:tc>
-          <w:tcPr/>
-          <w:p>
-            <w:pPr>
-              <w:pStyle w:val="Compact"/>
-              <w:jc w:val="left"/>
-            </w:pPr>
-            <w:r>
-              <w:t xml:space="preserve">各工程で「やらないこと」を明示する</w:t>
+              <w:t xml:space="preserve">Lv.1〜2版</w:t>
+            </w:r>
+          </w:p>
+        </w:tc>
+      </w:tr>
+      <w:tr>
+        <w:tc>
+          <w:tcPr/>
+          <w:p>
+            <w:pPr>
+              <w:pStyle w:val="Compact"/>
+              <w:jc w:val="left"/>
+            </w:pPr>
+            <w:r>
+              <w:t xml:space="preserve">操作する人</w:t>
+            </w:r>
+          </w:p>
+        </w:tc>
+        <w:tc>
+          <w:tcPr/>
+          <w:p>
+            <w:pPr>
+              <w:pStyle w:val="Compact"/>
+              <w:jc w:val="left"/>
+            </w:pPr>
+            <w:r>
+              <w:t xml:space="preserve">受講者</w:t>
+            </w:r>
+          </w:p>
+        </w:tc>
+        <w:tc>
+          <w:tcPr/>
+          <w:p>
+            <w:pPr>
+              <w:pStyle w:val="Compact"/>
+              <w:jc w:val="left"/>
+            </w:pPr>
+            <w:r>
+              <w:rPr>
+                <w:bCs/>
+                <w:b/>
+              </w:rPr>
+              <w:t xml:space="preserve">資料の投入は講師が画面共有で先導。10問を投げるところは必ず受講者が操作する</w:t>
+            </w:r>
+          </w:p>
+        </w:tc>
+      </w:tr>
+      <w:tr>
+        <w:tc>
+          <w:tcPr/>
+          <w:p>
+            <w:pPr>
+              <w:pStyle w:val="Compact"/>
+              <w:jc w:val="left"/>
+            </w:pPr>
+            <w:r>
+              <w:t xml:space="preserve">資料の本数</w:t>
+            </w:r>
+          </w:p>
+        </w:tc>
+        <w:tc>
+          <w:tcPr/>
+          <w:p>
+            <w:pPr>
+              <w:pStyle w:val="Compact"/>
+              <w:jc w:val="left"/>
+            </w:pPr>
+            <w:r>
+              <w:t xml:space="preserve">1領域ぶん（10〜30本）</w:t>
+            </w:r>
+          </w:p>
+        </w:tc>
+        <w:tc>
+          <w:tcPr/>
+          <w:p>
+            <w:pPr>
+              <w:pStyle w:val="Compact"/>
+              <w:jc w:val="left"/>
+            </w:pPr>
+            <w:r>
+              <w:rPr>
+                <w:bCs/>
+                <w:b/>
+              </w:rPr>
+              <w:t xml:space="preserve">5本まで。</w:t>
+            </w:r>
+            <w:r>
+              <w:t xml:space="preserve"> </w:t>
+            </w:r>
+            <w:r>
+              <w:t xml:space="preserve">増やすと精度が落ち、原因の切り分けができなくなる</w:t>
+            </w:r>
+          </w:p>
+        </w:tc>
+      </w:tr>
+      <w:tr>
+        <w:tc>
+          <w:tcPr/>
+          <w:p>
+            <w:pPr>
+              <w:pStyle w:val="Compact"/>
+              <w:jc w:val="left"/>
+            </w:pPr>
+            <w:r>
+              <w:t xml:space="preserve">合格基準</w:t>
+            </w:r>
+          </w:p>
+        </w:tc>
+        <w:tc>
+          <w:tcPr/>
+          <w:p>
+            <w:pPr>
+              <w:pStyle w:val="Compact"/>
+              <w:jc w:val="left"/>
+            </w:pPr>
+            <w:r>
+              <w:t xml:space="preserve">10問中○が7件以上</w:t>
+            </w:r>
+          </w:p>
+        </w:tc>
+        <w:tc>
+          <w:tcPr/>
+          <w:p>
+            <w:pPr>
+              <w:pStyle w:val="Compact"/>
+              <w:jc w:val="left"/>
+            </w:pPr>
+            <w:r>
+              <w:rPr>
+                <w:bCs/>
+                <w:b/>
+              </w:rPr>
+              <w:t xml:space="preserve">10問中○が5件以上、かつ×が0件。</w:t>
+            </w:r>
+            <w:r>
+              <w:t xml:space="preserve"> </w:t>
+            </w:r>
+            <w:r>
+              <w:t xml:space="preserve">×0件のほうを重く見る</w:t>
+            </w:r>
+          </w:p>
+        </w:tc>
+      </w:tr>
+      <w:tr>
+        <w:tc>
+          <w:tcPr/>
+          <w:p>
+            <w:pPr>
+              <w:pStyle w:val="Compact"/>
+              <w:jc w:val="left"/>
+            </w:pPr>
+            <w:r>
+              <w:t xml:space="preserve">宿題</w:t>
+            </w:r>
+          </w:p>
+        </w:tc>
+        <w:tc>
+          <w:tcPr/>
+          <w:p>
+            <w:pPr>
+              <w:pStyle w:val="Compact"/>
+              <w:jc w:val="left"/>
+            </w:pPr>
+            <w:r>
+              <w:t xml:space="preserve">不足資料リストのうち最も簡単な1件を埋める</w:t>
+            </w:r>
+          </w:p>
+        </w:tc>
+        <w:tc>
+          <w:tcPr/>
+          <w:p>
+            <w:pPr>
+              <w:pStyle w:val="Compact"/>
+              <w:jc w:val="left"/>
+            </w:pPr>
+            <w:r>
+              <w:rPr>
+                <w:bCs/>
+                <w:b/>
+              </w:rPr>
+              <w:t xml:space="preserve">同じ10問を、社員1名に投げてもらい、結果を持ってくる</w:t>
+            </w:r>
+            <w:r>
+              <w:t xml:space="preserve">（自分では直さない）</w:t>
+            </w:r>
+          </w:p>
+        </w:tc>
+      </w:tr>
+      <w:tr>
+        <w:tc>
+          <w:tcPr/>
+          <w:p>
+            <w:pPr>
+              <w:pStyle w:val="Compact"/>
+              <w:jc w:val="left"/>
+            </w:pPr>
+            <w:r>
+              <w:t xml:space="preserve">第9回の前提</w:t>
+            </w:r>
+          </w:p>
+        </w:tc>
+        <w:tc>
+          <w:tcPr/>
+          <w:p>
+            <w:pPr>
+              <w:pStyle w:val="Compact"/>
+              <w:jc w:val="left"/>
+            </w:pPr>
+            <w:r>
+              <w:t xml:space="preserve">ナレッジ検索が動いている</w:t>
+            </w:r>
+          </w:p>
+        </w:tc>
+        <w:tc>
+          <w:tcPr/>
+          <w:p>
+            <w:pPr>
+              <w:pStyle w:val="Compact"/>
+              <w:jc w:val="left"/>
+            </w:pPr>
+            <w:r>
+              <w:rPr>
+                <w:bCs/>
+                <w:b/>
+              </w:rPr>
+              <w:t xml:space="preserve">10問テストの結果表がある</w:t>
+            </w:r>
+            <w:r>
+              <w:t xml:space="preserve">（精度は問わない）</w:t>
             </w:r>
           </w:p>
         </w:tc>
@@ -13722,125 +13920,150 @@
           <w:bCs/>
           <w:b/>
         </w:rPr>
-        <w:t xml:space="preserve">経営者への言い換え：</w:t>
+        <w:t xml:space="preserve">×0件を合格条件にする理由。</w:t>
       </w:r>
       <w:r>
         <w:t xml:space="preserve"> </w:t>
       </w:r>
       <w:r>
-        <w:t xml:space="preserve">「新人に3つの仕事をまとめて任せたときに起きることと、まったく同じです」。この対比が最も伝わる。</w:t>
+        <w:t xml:space="preserve">Lv.1〜2の受講者は「答えられない」を失敗と受け取りやすい。△を正常な振る舞いとして数える練習が、この回のいちばんの持ち帰りになる。</w:t>
+      </w:r>
+    </w:p>
+    <w:bookmarkEnd w:id="136"/>
+    <w:bookmarkEnd w:id="137"/>
+    <w:bookmarkStart w:id="138" w:name="匿名事例プレースホルダー要差し替え-6"/>
+    <w:p>
+      <w:pPr>
+        <w:pStyle w:val="Heading3"/>
+      </w:pPr>
+      <w:r>
+        <w:t xml:space="preserve">匿名事例（プレースホルダー・要差し替え）</w:t>
+      </w:r>
+    </w:p>
+    <w:p>
+      <w:pPr>
+        <w:pStyle w:val="FirstParagraph"/>
+      </w:pPr>
+      <w:r>
+        <w:t xml:space="preserve">「営業資料を載せた会社。</w:t>
+      </w:r>
+      <w:r>
+        <w:rPr>
+          <w:bCs/>
+          <w:b/>
+        </w:rPr>
+        <w:t xml:space="preserve">最も役立ったのは新人教育</w:t>
+      </w:r>
+      <w:r>
+        <w:t xml:space="preserve">だった。ベテランに聞きにくい質問をAIに聞けるようになり、質問の総量が増えた」</w:t>
+      </w:r>
+    </w:p>
+    <w:p>
+      <w:r>
+        <w:pict>
+          <v:rect style="width:0;height:1.5pt" o:hralign="center" o:hrstd="t" o:hr="t"/>
+        </w:pict>
       </w:r>
     </w:p>
     <w:bookmarkEnd w:id="138"/>
-    <w:bookmarkStart w:id="139" w:name="多工程タスク設計書の様式"/>
+    <w:bookmarkEnd w:id="139"/>
+    <w:bookmarkStart w:id="151" w:name="第9回-複数の工程をまとめて任せる"/>
+    <w:p>
+      <w:pPr>
+        <w:pStyle w:val="Heading2"/>
+      </w:pPr>
+      <w:r>
+        <w:t xml:space="preserve">第9回　複数の工程をまとめて任せる</w:t>
+      </w:r>
+    </w:p>
+    <w:bookmarkStart w:id="140" w:name="ねらい-7"/>
     <w:p>
       <w:pPr>
         <w:pStyle w:val="Heading3"/>
       </w:pPr>
       <w:r>
-        <w:t xml:space="preserve">多工程タスク設計書の様式</w:t>
-      </w:r>
-    </w:p>
-    <w:p>
-      <w:pPr>
-        <w:pStyle w:val="SourceCode"/>
-      </w:pPr>
-      <w:r>
-        <w:rPr>
-          <w:rStyle w:val="VerbatimChar"/>
-        </w:rPr>
-        <w:t xml:space="preserve">タスク名：</w:t>
-      </w:r>
-      <w:r>
-        <w:br/>
-      </w:r>
-      <w:r>
-        <w:rPr>
-          <w:rStyle w:val="VerbatimChar"/>
-        </w:rPr>
-        <w:t xml:space="preserve">最終的に欲しいもの：</w:t>
-      </w:r>
-      <w:r>
-        <w:br/>
-      </w:r>
-      <w:r>
-        <w:rPr>
-          <w:rStyle w:val="VerbatimChar"/>
-        </w:rPr>
-        <w:t xml:space="preserve">────────────────</w:t>
-      </w:r>
-      <w:r>
-        <w:br/>
-      </w:r>
-      <w:r>
-        <w:rPr>
-          <w:rStyle w:val="VerbatimChar"/>
-        </w:rPr>
-        <w:t xml:space="preserve">工程1：[     ] 入力[     ] 出力[     ] やらないこと[     ]</w:t>
-      </w:r>
-      <w:r>
-        <w:br/>
-      </w:r>
-      <w:r>
-        <w:rPr>
-          <w:rStyle w:val="VerbatimChar"/>
-        </w:rPr>
-        <w:t xml:space="preserve"> └ 人の確認：要 / 不要　　確認者[     ]　見るところ[     ]</w:t>
-      </w:r>
-      <w:r>
-        <w:br/>
-      </w:r>
-      <w:r>
-        <w:rPr>
-          <w:rStyle w:val="VerbatimChar"/>
-        </w:rPr>
-        <w:t xml:space="preserve">工程2：…</w:t>
-      </w:r>
-      <w:r>
-        <w:br/>
-      </w:r>
-      <w:r>
-        <w:rPr>
-          <w:rStyle w:val="VerbatimChar"/>
-        </w:rPr>
-        <w:t xml:space="preserve">工程3：…</w:t>
-      </w:r>
-      <w:r>
-        <w:br/>
-      </w:r>
-      <w:r>
-        <w:rPr>
-          <w:rStyle w:val="VerbatimChar"/>
-        </w:rPr>
-        <w:t xml:space="preserve">────────────────</w:t>
-      </w:r>
-      <w:r>
-        <w:br/>
-      </w:r>
-      <w:r>
-        <w:rPr>
-          <w:rStyle w:val="VerbatimChar"/>
-        </w:rPr>
-        <w:t xml:space="preserve">壊れたときに気づく方法：</w:t>
-      </w:r>
-      <w:r>
-        <w:br/>
-      </w:r>
-      <w:r>
-        <w:rPr>
-          <w:rStyle w:val="VerbatimChar"/>
-        </w:rPr>
-        <w:t xml:space="preserve">やめる判断の基準：</w:t>
-      </w:r>
-    </w:p>
-    <w:bookmarkEnd w:id="139"/>
-    <w:bookmarkStart w:id="140" w:name="つまずきと対処-7"/>
+        <w:t xml:space="preserve">ねらい</w:t>
+      </w:r>
+    </w:p>
+    <w:p>
+      <w:pPr>
+        <w:pStyle w:val="FirstParagraph"/>
+      </w:pPr>
+      <w:r>
+        <w:t xml:space="preserve">1回の指示で1つの作業、から、</w:t>
+      </w:r>
+      <w:r>
+        <w:rPr>
+          <w:bCs/>
+          <w:b/>
+        </w:rPr>
+        <w:t xml:space="preserve">複数工程をまとめて任せる</w:t>
+      </w:r>
+      <w:r>
+        <w:t xml:space="preserve">設計へ。ここが「AIを使う人」と「AIに仕事を任せる人」の分かれ目になる。経営者にとっては、社員に仕事を任せる設計と同じ話である。</w:t>
+      </w:r>
+    </w:p>
+    <w:bookmarkEnd w:id="140"/>
+    <w:bookmarkStart w:id="141" w:name="到達点-6"/>
     <w:p>
       <w:pPr>
         <w:pStyle w:val="Heading3"/>
       </w:pPr>
       <w:r>
-        <w:t xml:space="preserve">つまずきと対処</w:t>
+        <w:t xml:space="preserve">到達点</w:t>
+      </w:r>
+    </w:p>
+    <w:p>
+      <w:pPr>
+        <w:numPr>
+          <w:ilvl w:val="0"/>
+          <w:numId w:val="1035"/>
+        </w:numPr>
+        <w:pStyle w:val="Compact"/>
+      </w:pPr>
+      <w:r>
+        <w:t xml:space="preserve">3工程以上のタスクを、工程図と確認ポイントの入った設計書に落とせた</w:t>
+      </w:r>
+    </w:p>
+    <w:p>
+      <w:pPr>
+        <w:numPr>
+          <w:ilvl w:val="0"/>
+          <w:numId w:val="1035"/>
+        </w:numPr>
+        <w:pStyle w:val="Compact"/>
+      </w:pPr>
+      <w:r>
+        <w:rPr>
+          <w:bCs/>
+          <w:b/>
+        </w:rPr>
+        <w:t xml:space="preserve">どこで人が確認するか</w:t>
+      </w:r>
+      <w:r>
+        <w:t xml:space="preserve">を自分で決められる</w:t>
+      </w:r>
+    </w:p>
+    <w:p>
+      <w:pPr>
+        <w:numPr>
+          <w:ilvl w:val="0"/>
+          <w:numId w:val="1035"/>
+        </w:numPr>
+        <w:pStyle w:val="Compact"/>
+      </w:pPr>
+      <w:r>
+        <w:t xml:space="preserve">一度、壊れるところまで見た</w:t>
+      </w:r>
+    </w:p>
+    <w:bookmarkEnd w:id="141"/>
+    <w:bookmarkStart w:id="142" w:name="分の配分-7"/>
+    <w:p>
+      <w:pPr>
+        <w:pStyle w:val="Heading3"/>
+      </w:pPr>
+      <w:r>
+        <w:t xml:space="preserve">120分の配分</w:t>
       </w:r>
     </w:p>
     <w:tbl>
@@ -13866,33 +14089,481 @@
               <w:jc w:val="left"/>
             </w:pPr>
             <w:r>
-              <w:t xml:space="preserve">つまずき</w:t>
-            </w:r>
-          </w:p>
-        </w:tc>
-        <w:tc>
-          <w:tcPr/>
-          <w:p>
-            <w:pPr>
-              <w:pStyle w:val="Compact"/>
-              <w:jc w:val="left"/>
-            </w:pPr>
-            <w:r>
-              <w:t xml:space="preserve">対処</w:t>
-            </w:r>
-          </w:p>
-        </w:tc>
-      </w:tr>
-      <w:tr>
-        <w:tc>
-          <w:tcPr/>
-          <w:p>
-            <w:pPr>
-              <w:pStyle w:val="Compact"/>
-              <w:jc w:val="left"/>
-            </w:pPr>
-            <w:r>
-              <w:t xml:space="preserve">一発でうまく動いてしまった</w:t>
+              <w:t xml:space="preserve">時間</w:t>
+            </w:r>
+          </w:p>
+        </w:tc>
+        <w:tc>
+          <w:tcPr/>
+          <w:p>
+            <w:pPr>
+              <w:pStyle w:val="Compact"/>
+              <w:jc w:val="left"/>
+            </w:pPr>
+            <w:r>
+              <w:t xml:space="preserve">内容</w:t>
+            </w:r>
+          </w:p>
+        </w:tc>
+      </w:tr>
+      <w:tr>
+        <w:tc>
+          <w:tcPr/>
+          <w:p>
+            <w:pPr>
+              <w:pStyle w:val="Compact"/>
+              <w:jc w:val="left"/>
+            </w:pPr>
+            <w:r>
+              <w:t xml:space="preserve">0:00–0:15</w:t>
+            </w:r>
+          </w:p>
+        </w:tc>
+        <w:tc>
+          <w:tcPr/>
+          <w:p>
+            <w:pPr>
+              <w:pStyle w:val="Compact"/>
+              <w:jc w:val="left"/>
+            </w:pPr>
+            <w:r>
+              <w:t xml:space="preserve">宿題確認：ナレッジ検索の利用状況、不足資料リストの進捗</w:t>
+            </w:r>
+          </w:p>
+        </w:tc>
+      </w:tr>
+      <w:tr>
+        <w:tc>
+          <w:tcPr/>
+          <w:p>
+            <w:pPr>
+              <w:pStyle w:val="Compact"/>
+              <w:jc w:val="left"/>
+            </w:pPr>
+            <w:r>
+              <w:t xml:space="preserve">0:15–0:35</w:t>
+            </w:r>
+          </w:p>
+        </w:tc>
+        <w:tc>
+          <w:tcPr/>
+          <w:p>
+            <w:pPr>
+              <w:pStyle w:val="Compact"/>
+              <w:jc w:val="left"/>
+            </w:pPr>
+            <w:r>
+              <w:t xml:space="preserve">テーマ：多工程タスクの3つの壊れ方／人への仕事の任せ方との対比／デモ</w:t>
+            </w:r>
+          </w:p>
+        </w:tc>
+      </w:tr>
+      <w:tr>
+        <w:tc>
+          <w:tcPr/>
+          <w:p>
+            <w:pPr>
+              <w:pStyle w:val="Compact"/>
+              <w:jc w:val="left"/>
+            </w:pPr>
+            <w:r>
+              <w:t xml:space="preserve">0:35–1:30</w:t>
+            </w:r>
+          </w:p>
+        </w:tc>
+        <w:tc>
+          <w:tcPr/>
+          <w:p>
+            <w:pPr>
+              <w:pStyle w:val="Compact"/>
+              <w:jc w:val="left"/>
+            </w:pPr>
+            <w:r>
+              <w:t xml:space="preserve">演習：受講者の業務から1つ選び、工程図を書く→実際に流す→壊れる→確認ポイントを入れる</w:t>
+            </w:r>
+          </w:p>
+        </w:tc>
+      </w:tr>
+      <w:tr>
+        <w:tc>
+          <w:tcPr/>
+          <w:p>
+            <w:pPr>
+              <w:pStyle w:val="Compact"/>
+              <w:jc w:val="left"/>
+            </w:pPr>
+            <w:r>
+              <w:t xml:space="preserve">1:30–1:45</w:t>
+            </w:r>
+          </w:p>
+        </w:tc>
+        <w:tc>
+          <w:tcPr/>
+          <w:p>
+            <w:pPr>
+              <w:pStyle w:val="Compact"/>
+              <w:jc w:val="left"/>
+            </w:pPr>
+            <w:r>
+              <w:t xml:space="preserve">組み込み：誰が確認役をやるか</w:t>
+            </w:r>
+          </w:p>
+        </w:tc>
+      </w:tr>
+      <w:tr>
+        <w:tc>
+          <w:tcPr/>
+          <w:p>
+            <w:pPr>
+              <w:pStyle w:val="Compact"/>
+              <w:jc w:val="left"/>
+            </w:pPr>
+            <w:r>
+              <w:t xml:space="preserve">1:45–2:00</w:t>
+            </w:r>
+          </w:p>
+        </w:tc>
+        <w:tc>
+          <w:tcPr/>
+          <w:p>
+            <w:pPr>
+              <w:pStyle w:val="Compact"/>
+              <w:jc w:val="left"/>
+            </w:pPr>
+            <w:r>
+              <w:t xml:space="preserve">宿題・記録</w:t>
+            </w:r>
+          </w:p>
+        </w:tc>
+      </w:tr>
+    </w:tbl>
+    <w:bookmarkEnd w:id="142"/>
+    <w:bookmarkStart w:id="143" w:name="通しで実行するとは何をすることかこの回の実装の定義"/>
+    <w:p>
+      <w:pPr>
+        <w:pStyle w:val="Heading3"/>
+      </w:pPr>
+      <w:r>
+        <w:t xml:space="preserve">「通しで実行する」とは何をすることか（この回の実装の定義）</w:t>
+      </w:r>
+    </w:p>
+    <w:p>
+      <w:pPr>
+        <w:pStyle w:val="FirstParagraph"/>
+      </w:pPr>
+      <w:r>
+        <w:t xml:space="preserve">資料に「工程1→2→3を通しで実行」と書いてあるが、実体を決めておかないと当日止まる。</w:t>
+      </w:r>
+      <w:r>
+        <w:rPr>
+          <w:bCs/>
+          <w:b/>
+        </w:rPr>
+        <w:t xml:space="preserve">本講座では次に固定する。</w:t>
+      </w:r>
+    </w:p>
+    <w:p>
+      <w:pPr>
+        <w:pStyle w:val="BodyText"/>
+      </w:pPr>
+      <w:r>
+        <w:rPr>
+          <w:bCs/>
+          <w:b/>
+        </w:rPr>
+        <w:t xml:space="preserve">標準：第5回で作ったプロジェクトの中に、工程ごとに会話を分けて、順に手で流す。</w:t>
+      </w:r>
+    </w:p>
+    <w:p>
+      <w:pPr>
+        <w:numPr>
+          <w:ilvl w:val="0"/>
+          <w:numId w:val="1036"/>
+        </w:numPr>
+        <w:pStyle w:val="Compact"/>
+      </w:pPr>
+      <w:r>
+        <w:t xml:space="preserve">工程ごとに新しい会話を開く（工程1／工程2／工程3）</w:t>
+      </w:r>
+    </w:p>
+    <w:p>
+      <w:pPr>
+        <w:numPr>
+          <w:ilvl w:val="0"/>
+          <w:numId w:val="1036"/>
+        </w:numPr>
+        <w:pStyle w:val="Compact"/>
+      </w:pPr>
+      <w:r>
+        <w:t xml:space="preserve">前の工程の出力を、</w:t>
+      </w:r>
+      <w:r>
+        <w:rPr>
+          <w:bCs/>
+          <w:b/>
+        </w:rPr>
+        <w:t xml:space="preserve">そのまま次の会話の冒頭に貼る</w:t>
+      </w:r>
+    </w:p>
+    <w:p>
+      <w:pPr>
+        <w:numPr>
+          <w:ilvl w:val="0"/>
+          <w:numId w:val="1036"/>
+        </w:numPr>
+        <w:pStyle w:val="Compact"/>
+      </w:pPr>
+      <w:r>
+        <w:t xml:space="preserve">各工程の指示文の末尾に「</w:t>
+      </w:r>
+      <w:r>
+        <w:rPr>
+          <w:bCs/>
+          <w:b/>
+        </w:rPr>
+        <w:t xml:space="preserve">前提の再掲</w:t>
+      </w:r>
+      <w:r>
+        <w:t xml:space="preserve">」を必ず入れさせる（壊れ方①への対策そのもの）</w:t>
+      </w:r>
+    </w:p>
+    <w:p>
+      <w:pPr>
+        <w:pStyle w:val="FirstParagraph"/>
+      </w:pPr>
+      <w:r>
+        <w:t xml:space="preserve">地味だが、この形にする理由が3つある。</w:t>
+      </w:r>
+      <w:r>
+        <w:rPr>
+          <w:bCs/>
+          <w:b/>
+        </w:rPr>
+        <w:t xml:space="preserve">追加費用がゼロ</w:t>
+      </w:r>
+      <w:r>
+        <w:t xml:space="preserve">（全プランで動く）。</w:t>
+      </w:r>
+      <w:r>
+        <w:rPr>
+          <w:bCs/>
+          <w:b/>
+        </w:rPr>
+        <w:t xml:space="preserve">どこで壊れたかが目に見える</w:t>
+      </w:r>
+      <w:r>
+        <w:t xml:space="preserve">（会話が分かれているので工程が特定できる）。そして</w:t>
+      </w:r>
+      <w:r>
+        <w:rPr>
+          <w:bCs/>
+          <w:b/>
+        </w:rPr>
+        <w:t xml:space="preserve">貼り替える手作業が残るので、第7回の自動化フローに載せる動機がその場で生まれる</w:t>
+      </w:r>
+      <w:r>
+        <w:t xml:space="preserve">。</w:t>
+      </w:r>
+    </w:p>
+    <w:p>
+      <w:pPr>
+        <w:numPr>
+          <w:ilvl w:val="0"/>
+          <w:numId w:val="1037"/>
+        </w:numPr>
+        <w:pStyle w:val="Compact"/>
+      </w:pPr>
+      <w:r>
+        <w:rPr>
+          <w:bCs/>
+          <w:b/>
+        </w:rPr>
+        <w:t xml:space="preserve">やらない：</w:t>
+      </w:r>
+      <w:r>
+        <w:t xml:space="preserve"> </w:t>
+      </w:r>
+      <w:r>
+        <w:t xml:space="preserve">1つの会話に3つのプロンプトを続けて打つ。壊れた工程を特定できないので、この回の目的（壊れ方を見る）が達成できない</w:t>
+      </w:r>
+    </w:p>
+    <w:p>
+      <w:pPr>
+        <w:numPr>
+          <w:ilvl w:val="0"/>
+          <w:numId w:val="1037"/>
+        </w:numPr>
+        <w:pStyle w:val="Compact"/>
+      </w:pPr>
+      <w:r>
+        <w:rPr>
+          <w:bCs/>
+          <w:b/>
+        </w:rPr>
+        <w:t xml:space="preserve">Lv.4以上のみ：</w:t>
+      </w:r>
+      <w:r>
+        <w:t xml:space="preserve"> </w:t>
+      </w:r>
+      <w:r>
+        <w:t xml:space="preserve">エージェント機能を1回走らせる、または第7回のフローに載せて自動で流す。ただし</w:t>
+      </w:r>
+      <w:r>
+        <w:rPr>
+          <w:bCs/>
+          <w:b/>
+        </w:rPr>
+        <w:t xml:space="preserve">業務自動化エージェントは有料プラン限定で、クレジット制の課金体系を取ることがある</w:t>
+      </w:r>
+      <w:r>
+        <w:t xml:space="preserve">（4-4の前提知識表）。使わせる前に、当日の実行回数と費用の見当を伝えること</w:t>
+      </w:r>
+    </w:p>
+    <w:p>
+      <w:pPr>
+        <w:numPr>
+          <w:ilvl w:val="0"/>
+          <w:numId w:val="1037"/>
+        </w:numPr>
+        <w:pStyle w:val="Compact"/>
+      </w:pPr>
+      <w:r>
+        <w:rPr>
+          <w:bCs/>
+          <w:b/>
+        </w:rPr>
+        <w:t xml:space="preserve">講師の準備：</w:t>
+      </w:r>
+      <w:r>
+        <w:t xml:space="preserve"> </w:t>
+      </w:r>
+      <w:r>
+        <w:t xml:space="preserve">3工程ぶんの指示文の型を、受講者の業種に近い形で1本用意しておく。ゼロから書かせると55分に入らない</w:t>
+      </w:r>
+    </w:p>
+    <w:bookmarkEnd w:id="143"/>
+    <w:bookmarkStart w:id="144" w:name="多工程タスクの3つの壊れ方この回の理論の核"/>
+    <w:p>
+      <w:pPr>
+        <w:pStyle w:val="Heading3"/>
+      </w:pPr>
+      <w:r>
+        <w:t xml:space="preserve">多工程タスクの3つの壊れ方（この回の理論の核）</w:t>
+      </w:r>
+    </w:p>
+    <w:tbl>
+      <w:tblPr>
+        <w:tblStyle w:val="Table"/>
+        <w:tblW w:type="pct" w:w="5000"/>
+        <w:tblLook w:firstRow="1" w:lastRow="0" w:firstColumn="0" w:lastColumn="0" w:noHBand="0" w:noVBand="0" w:val="0020"/>
+        <w:jc w:val="start"/>
+      </w:tblPr>
+      <w:tblGrid>
+        <w:gridCol w:w="2640"/>
+        <w:gridCol w:w="2640"/>
+        <w:gridCol w:w="2640"/>
+      </w:tblGrid>
+      <w:tr>
+        <w:trPr>
+          <w:tblHeader w:val="true"/>
+        </w:trPr>
+        <w:tc>
+          <w:tcPr/>
+          <w:p>
+            <w:pPr>
+              <w:pStyle w:val="Compact"/>
+              <w:jc w:val="left"/>
+            </w:pPr>
+            <w:r>
+              <w:t xml:space="preserve">壊れ方</w:t>
+            </w:r>
+          </w:p>
+        </w:tc>
+        <w:tc>
+          <w:tcPr/>
+          <w:p>
+            <w:pPr>
+              <w:pStyle w:val="Compact"/>
+              <w:jc w:val="left"/>
+            </w:pPr>
+            <w:r>
+              <w:t xml:space="preserve">症状</w:t>
+            </w:r>
+          </w:p>
+        </w:tc>
+        <w:tc>
+          <w:tcPr/>
+          <w:p>
+            <w:pPr>
+              <w:pStyle w:val="Compact"/>
+              <w:jc w:val="left"/>
+            </w:pPr>
+            <w:r>
+              <w:t xml:space="preserve">対策</w:t>
+            </w:r>
+          </w:p>
+        </w:tc>
+      </w:tr>
+      <w:tr>
+        <w:tc>
+          <w:tcPr/>
+          <w:p>
+            <w:pPr>
+              <w:pStyle w:val="Compact"/>
+              <w:jc w:val="left"/>
+            </w:pPr>
+            <w:r>
+              <w:t xml:space="preserve">① 前提の引き継ぎ漏れ</w:t>
+            </w:r>
+          </w:p>
+        </w:tc>
+        <w:tc>
+          <w:tcPr/>
+          <w:p>
+            <w:pPr>
+              <w:pStyle w:val="Compact"/>
+              <w:jc w:val="left"/>
+            </w:pPr>
+            <w:r>
+              <w:t xml:space="preserve">工程2で工程1の条件を忘れる</w:t>
+            </w:r>
+          </w:p>
+        </w:tc>
+        <w:tc>
+          <w:tcPr/>
+          <w:p>
+            <w:pPr>
+              <w:pStyle w:val="Compact"/>
+              <w:jc w:val="left"/>
+            </w:pPr>
+            <w:r>
+              <w:t xml:space="preserve">各工程の出力に「前提の再掲」を含めさせる</w:t>
+            </w:r>
+          </w:p>
+        </w:tc>
+      </w:tr>
+      <w:tr>
+        <w:tc>
+          <w:tcPr/>
+          <w:p>
+            <w:pPr>
+              <w:pStyle w:val="Compact"/>
+              <w:jc w:val="left"/>
+            </w:pPr>
+            <w:r>
+              <w:t xml:space="preserve">② 誤りの増幅</w:t>
+            </w:r>
+          </w:p>
+        </w:tc>
+        <w:tc>
+          <w:tcPr/>
+          <w:p>
+            <w:pPr>
+              <w:pStyle w:val="Compact"/>
+              <w:jc w:val="left"/>
+            </w:pPr>
+            <w:r>
+              <w:t xml:space="preserve">工程1の小さな誤りが最後に致命傷になる</w:t>
             </w:r>
           </w:p>
         </w:tc>
@@ -13908,276 +14579,181 @@
                 <w:bCs/>
                 <w:b/>
               </w:rPr>
-              <w:t xml:space="preserve">わざと壊す。</w:t>
-            </w:r>
-            <w:r>
-              <w:t xml:space="preserve"> </w:t>
-            </w:r>
-            <w:r>
-              <w:t xml:space="preserve">入力データを1つ欠けさせる、条件を矛盾させる。壊れ方を見ていない設計は本番で壊れる</w:t>
-            </w:r>
-          </w:p>
-        </w:tc>
-      </w:tr>
-      <w:tr>
-        <w:tc>
-          <w:tcPr/>
-          <w:p>
-            <w:pPr>
-              <w:pStyle w:val="Compact"/>
-              <w:jc w:val="left"/>
-            </w:pPr>
-            <w:r>
-              <w:t xml:space="preserve">工程を分けずに1つの長い指示にしたがる</w:t>
-            </w:r>
-          </w:p>
-        </w:tc>
-        <w:tc>
-          <w:tcPr/>
-          <w:p>
-            <w:pPr>
-              <w:pStyle w:val="Compact"/>
-              <w:jc w:val="left"/>
-            </w:pPr>
-            <w:r>
-              <w:t xml:space="preserve">やらせてみて、直しにくさを体験させる。</w:t>
-            </w:r>
-            <w:r>
-              <w:rPr>
-                <w:bCs/>
-                <w:b/>
-              </w:rPr>
-              <w:t xml:space="preserve">説得より体験</w:t>
-            </w:r>
-          </w:p>
-        </w:tc>
-      </w:tr>
-      <w:tr>
-        <w:tc>
-          <w:tcPr/>
-          <w:p>
-            <w:pPr>
-              <w:pStyle w:val="Compact"/>
-              <w:jc w:val="left"/>
-            </w:pPr>
-            <w:r>
-              <w:t xml:space="preserve">エージェント機能を使いたがる</w:t>
-            </w:r>
-          </w:p>
-        </w:tc>
-        <w:tc>
-          <w:tcPr/>
-          <w:p>
-            <w:pPr>
-              <w:pStyle w:val="Compact"/>
-              <w:jc w:val="left"/>
-            </w:pPr>
-            <w:r>
-              <w:t xml:space="preserve">使ってよい。ただし</w:t>
-            </w:r>
-            <w:r>
-              <w:rPr>
-                <w:bCs/>
-                <w:b/>
-              </w:rPr>
-              <w:t xml:space="preserve">「任せる範囲」と「確認ポイント」の設計は同じ</w:t>
-            </w:r>
-            <w:r>
-              <w:t xml:space="preserve">であることを強調する。機能が変わっても設計は変わらない</w:t>
+              <w:t xml:space="preserve">最も上流に人の確認を置く</w:t>
+            </w:r>
+            <w:r>
+              <w:t xml:space="preserve">（最後ではない）</w:t>
+            </w:r>
+          </w:p>
+        </w:tc>
+      </w:tr>
+      <w:tr>
+        <w:tc>
+          <w:tcPr/>
+          <w:p>
+            <w:pPr>
+              <w:pStyle w:val="Compact"/>
+              <w:jc w:val="left"/>
+            </w:pPr>
+            <w:r>
+              <w:t xml:space="preserve">③ 勝手な範囲拡大</w:t>
+            </w:r>
+          </w:p>
+        </w:tc>
+        <w:tc>
+          <w:tcPr/>
+          <w:p>
+            <w:pPr>
+              <w:pStyle w:val="Compact"/>
+              <w:jc w:val="left"/>
+            </w:pPr>
+            <w:r>
+              <w:t xml:space="preserve">頼んでいないことまでやる</w:t>
+            </w:r>
+          </w:p>
+        </w:tc>
+        <w:tc>
+          <w:tcPr/>
+          <w:p>
+            <w:pPr>
+              <w:pStyle w:val="Compact"/>
+              <w:jc w:val="left"/>
+            </w:pPr>
+            <w:r>
+              <w:t xml:space="preserve">各工程で「やらないこと」を明示する</w:t>
             </w:r>
           </w:p>
         </w:tc>
       </w:tr>
     </w:tbl>
-    <w:bookmarkEnd w:id="140"/>
-    <w:bookmarkStart w:id="141" w:name="宿題1つだけ-6"/>
-    <w:p>
-      <w:pPr>
-        <w:pStyle w:val="Heading3"/>
-      </w:pPr>
-      <w:r>
-        <w:t xml:space="preserve">宿題（1つだけ）</w:t>
-      </w:r>
-    </w:p>
-    <w:p>
-      <w:pPr>
-        <w:pStyle w:val="FirstParagraph"/>
-      </w:pPr>
-      <w:r>
-        <w:t xml:space="preserve">「設計した多工程タスクを、1回だけ本番で流す。確認ポイントで必ず人が見る。」</w:t>
-      </w:r>
-    </w:p>
-    <w:bookmarkEnd w:id="141"/>
-    <w:bookmarkStart w:id="142" w:name="レベル別調整-6"/>
-    <w:p>
-      <w:pPr>
-        <w:pStyle w:val="Heading3"/>
-      </w:pPr>
-      <w:r>
-        <w:t xml:space="preserve">レベル別調整</w:t>
-      </w:r>
-    </w:p>
-    <w:p>
-      <w:pPr>
-        <w:numPr>
-          <w:ilvl w:val="0"/>
-          <w:numId w:val="1032"/>
-        </w:numPr>
-        <w:pStyle w:val="Compact"/>
-      </w:pPr>
-      <w:r>
-        <w:t xml:space="preserve">Lv.1〜2：手を動かすのは工程図まで。実行は講師のデモで見せる</w:t>
-      </w:r>
-    </w:p>
-    <w:p>
-      <w:pPr>
-        <w:numPr>
-          <w:ilvl w:val="0"/>
-          <w:numId w:val="1032"/>
-        </w:numPr>
-        <w:pStyle w:val="Compact"/>
-      </w:pPr>
-      <w:r>
-        <w:t xml:space="preserve">Lv.4以上：自動化フロー（第7回）と接続させ、実運用に載せる</w:t>
-      </w:r>
-    </w:p>
-    <w:bookmarkEnd w:id="142"/>
-    <w:bookmarkStart w:id="143" w:name="匿名事例プレースホルダー要差し替え-7"/>
-    <w:p>
-      <w:pPr>
-        <w:pStyle w:val="Heading3"/>
-      </w:pPr>
-      <w:r>
-        <w:t xml:space="preserve">匿名事例（プレースホルダー・要差し替え）</w:t>
-      </w:r>
-    </w:p>
-    <w:p>
-      <w:pPr>
-        <w:pStyle w:val="FirstParagraph"/>
-      </w:pPr>
-      <w:r>
-        <w:t xml:space="preserve">「見積作成を3工程に分けて任せた会社。</w:t>
-      </w:r>
+    <w:p>
+      <w:pPr>
+        <w:pStyle w:val="BodyText"/>
+      </w:pPr>
       <w:r>
         <w:rPr>
           <w:bCs/>
           <w:b/>
         </w:rPr>
-        <w:t xml:space="preserve">最初の版は工程1の商品名の取り違えが最後まで残り、危うく誤った金額を出すところだった。</w:t>
+        <w:t xml:space="preserve">経営者への言い換え：</w:t>
       </w:r>
       <w:r>
         <w:t xml:space="preserve"> </w:t>
       </w:r>
       <w:r>
-        <w:t xml:space="preserve">工程1の直後に人の確認を1つ置いただけで、以後は事故が起きていない」</w:t>
-      </w:r>
-    </w:p>
-    <w:p>
-      <w:r>
-        <w:pict>
-          <v:rect style="width:0;height:1.5pt" o:hralign="center" o:hrstd="t" o:hr="t"/>
-        </w:pict>
-      </w:r>
-    </w:p>
-    <w:bookmarkEnd w:id="143"/>
+        <w:t xml:space="preserve">「新人に3つの仕事をまとめて任せたときに起きることと、まったく同じです」。この対比が最も伝わる。</w:t>
+      </w:r>
+    </w:p>
     <w:bookmarkEnd w:id="144"/>
-    <w:bookmarkStart w:id="155" w:name="第10回-品質を測る壊れたら気づく"/>
-    <w:p>
-      <w:pPr>
-        <w:pStyle w:val="Heading2"/>
-      </w:pPr>
-      <w:r>
-        <w:t xml:space="preserve">第10回　品質を測る・壊れたら気づく</w:t>
-      </w:r>
-    </w:p>
-    <w:bookmarkStart w:id="145" w:name="ねらい-8"/>
+    <w:bookmarkStart w:id="145" w:name="多工程タスク設計書の様式"/>
     <w:p>
       <w:pPr>
         <w:pStyle w:val="Heading3"/>
       </w:pPr>
       <w:r>
-        <w:t xml:space="preserve">ねらい</w:t>
-      </w:r>
-    </w:p>
-    <w:p>
-      <w:pPr>
-        <w:pStyle w:val="FirstParagraph"/>
-      </w:pPr>
-      <w:r>
-        <w:rPr>
-          <w:bCs/>
-          <w:b/>
-        </w:rPr>
-        <w:t xml:space="preserve">この回を教えられる講師は少ない。本講座の差別化点である。</w:t>
-      </w:r>
-      <w:r>
-        <w:t xml:space="preserve"> </w:t>
-      </w:r>
-      <w:r>
-        <w:t xml:space="preserve">「なんとなく良くなった」を「数字で言える」に変える。効果測定・成果可視化の困難は、AI導入後の課題の上位に必ず入る。</w:t>
+        <w:t xml:space="preserve">多工程タスク設計書の様式</w:t>
+      </w:r>
+    </w:p>
+    <w:p>
+      <w:pPr>
+        <w:pStyle w:val="SourceCode"/>
+      </w:pPr>
+      <w:r>
+        <w:rPr>
+          <w:rStyle w:val="VerbatimChar"/>
+        </w:rPr>
+        <w:t xml:space="preserve">タスク名：</w:t>
+      </w:r>
+      <w:r>
+        <w:br/>
+      </w:r>
+      <w:r>
+        <w:rPr>
+          <w:rStyle w:val="VerbatimChar"/>
+        </w:rPr>
+        <w:t xml:space="preserve">最終的に欲しいもの：</w:t>
+      </w:r>
+      <w:r>
+        <w:br/>
+      </w:r>
+      <w:r>
+        <w:rPr>
+          <w:rStyle w:val="VerbatimChar"/>
+        </w:rPr>
+        <w:t xml:space="preserve">────────────────</w:t>
+      </w:r>
+      <w:r>
+        <w:br/>
+      </w:r>
+      <w:r>
+        <w:rPr>
+          <w:rStyle w:val="VerbatimChar"/>
+        </w:rPr>
+        <w:t xml:space="preserve">工程1：[     ] 入力[     ] 出力[     ] やらないこと[     ]</w:t>
+      </w:r>
+      <w:r>
+        <w:br/>
+      </w:r>
+      <w:r>
+        <w:rPr>
+          <w:rStyle w:val="VerbatimChar"/>
+        </w:rPr>
+        <w:t xml:space="preserve"> └ 人の確認：要 / 不要　　確認者[     ]　見るところ[     ]</w:t>
+      </w:r>
+      <w:r>
+        <w:br/>
+      </w:r>
+      <w:r>
+        <w:rPr>
+          <w:rStyle w:val="VerbatimChar"/>
+        </w:rPr>
+        <w:t xml:space="preserve">工程2：…</w:t>
+      </w:r>
+      <w:r>
+        <w:br/>
+      </w:r>
+      <w:r>
+        <w:rPr>
+          <w:rStyle w:val="VerbatimChar"/>
+        </w:rPr>
+        <w:t xml:space="preserve">工程3：…</w:t>
+      </w:r>
+      <w:r>
+        <w:br/>
+      </w:r>
+      <w:r>
+        <w:rPr>
+          <w:rStyle w:val="VerbatimChar"/>
+        </w:rPr>
+        <w:t xml:space="preserve">────────────────</w:t>
+      </w:r>
+      <w:r>
+        <w:br/>
+      </w:r>
+      <w:r>
+        <w:rPr>
+          <w:rStyle w:val="VerbatimChar"/>
+        </w:rPr>
+        <w:t xml:space="preserve">壊れたときに気づく方法：</w:t>
+      </w:r>
+      <w:r>
+        <w:br/>
+      </w:r>
+      <w:r>
+        <w:rPr>
+          <w:rStyle w:val="VerbatimChar"/>
+        </w:rPr>
+        <w:t xml:space="preserve">やめる判断の基準：</w:t>
       </w:r>
     </w:p>
     <w:bookmarkEnd w:id="145"/>
-    <w:bookmarkStart w:id="146" w:name="到達点-7"/>
+    <w:bookmarkStart w:id="146" w:name="つまずきと対処-7"/>
     <w:p>
       <w:pPr>
         <w:pStyle w:val="Heading3"/>
       </w:pPr>
       <w:r>
-        <w:t xml:space="preserve">到達点</w:t>
-      </w:r>
-    </w:p>
-    <w:p>
-      <w:pPr>
-        <w:numPr>
-          <w:ilvl w:val="0"/>
-          <w:numId w:val="1033"/>
-        </w:numPr>
-        <w:pStyle w:val="Compact"/>
-      </w:pPr>
-      <w:r>
-        <w:t xml:space="preserve">自社AIの正解セット10件ができている</w:t>
-      </w:r>
-    </w:p>
-    <w:p>
-      <w:pPr>
-        <w:numPr>
-          <w:ilvl w:val="0"/>
-          <w:numId w:val="1033"/>
-        </w:numPr>
-        <w:pStyle w:val="Compact"/>
-      </w:pPr>
-      <w:r>
-        <w:t xml:space="preserve">点数がついた（初回の基準値）</w:t>
-      </w:r>
-    </w:p>
-    <w:p>
-      <w:pPr>
-        <w:numPr>
-          <w:ilvl w:val="0"/>
-          <w:numId w:val="1033"/>
-        </w:numPr>
-        <w:pStyle w:val="Compact"/>
-      </w:pPr>
-      <w:r>
-        <w:t xml:space="preserve">月次のチェック手順が決まり、</w:t>
-      </w:r>
-      <w:r>
-        <w:rPr>
-          <w:bCs/>
-          <w:b/>
-        </w:rPr>
-        <w:t xml:space="preserve">担当者とカレンダーが埋まっている</w:t>
-      </w:r>
-    </w:p>
-    <w:bookmarkEnd w:id="146"/>
-    <w:bookmarkStart w:id="147" w:name="分の配分-8"/>
-    <w:p>
-      <w:pPr>
-        <w:pStyle w:val="Heading3"/>
-      </w:pPr>
-      <w:r>
-        <w:t xml:space="preserve">120分の配分</w:t>
+        <w:t xml:space="preserve">つまずきと対処</w:t>
       </w:r>
     </w:p>
     <w:tbl>
@@ -14203,6 +14779,677 @@
               <w:jc w:val="left"/>
             </w:pPr>
             <w:r>
+              <w:t xml:space="preserve">つまずき</w:t>
+            </w:r>
+          </w:p>
+        </w:tc>
+        <w:tc>
+          <w:tcPr/>
+          <w:p>
+            <w:pPr>
+              <w:pStyle w:val="Compact"/>
+              <w:jc w:val="left"/>
+            </w:pPr>
+            <w:r>
+              <w:t xml:space="preserve">対処</w:t>
+            </w:r>
+          </w:p>
+        </w:tc>
+      </w:tr>
+      <w:tr>
+        <w:tc>
+          <w:tcPr/>
+          <w:p>
+            <w:pPr>
+              <w:pStyle w:val="Compact"/>
+              <w:jc w:val="left"/>
+            </w:pPr>
+            <w:r>
+              <w:t xml:space="preserve">一発でうまく動いてしまった</w:t>
+            </w:r>
+          </w:p>
+        </w:tc>
+        <w:tc>
+          <w:tcPr/>
+          <w:p>
+            <w:pPr>
+              <w:pStyle w:val="Compact"/>
+              <w:jc w:val="left"/>
+            </w:pPr>
+            <w:r>
+              <w:rPr>
+                <w:bCs/>
+                <w:b/>
+              </w:rPr>
+              <w:t xml:space="preserve">わざと壊す。</w:t>
+            </w:r>
+            <w:r>
+              <w:t xml:space="preserve"> </w:t>
+            </w:r>
+            <w:r>
+              <w:t xml:space="preserve">入力データを1つ欠けさせる、条件を矛盾させる。壊れ方を見ていない設計は本番で壊れる</w:t>
+            </w:r>
+          </w:p>
+        </w:tc>
+      </w:tr>
+      <w:tr>
+        <w:tc>
+          <w:tcPr/>
+          <w:p>
+            <w:pPr>
+              <w:pStyle w:val="Compact"/>
+              <w:jc w:val="left"/>
+            </w:pPr>
+            <w:r>
+              <w:t xml:space="preserve">工程を分けずに1つの長い指示にしたがる</w:t>
+            </w:r>
+          </w:p>
+        </w:tc>
+        <w:tc>
+          <w:tcPr/>
+          <w:p>
+            <w:pPr>
+              <w:pStyle w:val="Compact"/>
+              <w:jc w:val="left"/>
+            </w:pPr>
+            <w:r>
+              <w:t xml:space="preserve">やらせてみて、直しにくさを体験させる。</w:t>
+            </w:r>
+            <w:r>
+              <w:rPr>
+                <w:bCs/>
+                <w:b/>
+              </w:rPr>
+              <w:t xml:space="preserve">説得より体験</w:t>
+            </w:r>
+          </w:p>
+        </w:tc>
+      </w:tr>
+      <w:tr>
+        <w:tc>
+          <w:tcPr/>
+          <w:p>
+            <w:pPr>
+              <w:pStyle w:val="Compact"/>
+              <w:jc w:val="left"/>
+            </w:pPr>
+            <w:r>
+              <w:t xml:space="preserve">エージェント機能を使いたがる</w:t>
+            </w:r>
+          </w:p>
+        </w:tc>
+        <w:tc>
+          <w:tcPr/>
+          <w:p>
+            <w:pPr>
+              <w:pStyle w:val="Compact"/>
+              <w:jc w:val="left"/>
+            </w:pPr>
+            <w:r>
+              <w:t xml:space="preserve">使ってよい。ただし</w:t>
+            </w:r>
+            <w:r>
+              <w:rPr>
+                <w:bCs/>
+                <w:b/>
+              </w:rPr>
+              <w:t xml:space="preserve">「任せる範囲」と「確認ポイント」の設計は同じ</w:t>
+            </w:r>
+            <w:r>
+              <w:t xml:space="preserve">であることを強調する。機能が変わっても設計は変わらない</w:t>
+            </w:r>
+          </w:p>
+        </w:tc>
+      </w:tr>
+    </w:tbl>
+    <w:bookmarkEnd w:id="146"/>
+    <w:bookmarkStart w:id="147" w:name="宿題1つだけ-6"/>
+    <w:p>
+      <w:pPr>
+        <w:pStyle w:val="Heading3"/>
+      </w:pPr>
+      <w:r>
+        <w:t xml:space="preserve">宿題（1つだけ）</w:t>
+      </w:r>
+    </w:p>
+    <w:p>
+      <w:pPr>
+        <w:pStyle w:val="FirstParagraph"/>
+      </w:pPr>
+      <w:r>
+        <w:t xml:space="preserve">「設計した多工程タスクを、1回だけ本番で流す。確認ポイントで必ず人が見る。」</w:t>
+      </w:r>
+    </w:p>
+    <w:bookmarkEnd w:id="147"/>
+    <w:bookmarkStart w:id="149" w:name="レベル別調整-6"/>
+    <w:p>
+      <w:pPr>
+        <w:pStyle w:val="Heading3"/>
+      </w:pPr>
+      <w:r>
+        <w:t xml:space="preserve">レベル別調整</w:t>
+      </w:r>
+    </w:p>
+    <w:p>
+      <w:pPr>
+        <w:numPr>
+          <w:ilvl w:val="0"/>
+          <w:numId w:val="1038"/>
+        </w:numPr>
+        <w:pStyle w:val="Compact"/>
+      </w:pPr>
+      <w:r>
+        <w:t xml:space="preserve">Lv.1〜2：手を動かすのは工程図まで。実行は講師のデモで見せる</w:t>
+      </w:r>
+    </w:p>
+    <w:p>
+      <w:pPr>
+        <w:numPr>
+          <w:ilvl w:val="0"/>
+          <w:numId w:val="1038"/>
+        </w:numPr>
+        <w:pStyle w:val="Compact"/>
+      </w:pPr>
+      <w:r>
+        <w:t xml:space="preserve">Lv.4以上：自動化フロー（第7回）と接続させ、実運用に載せる</w:t>
+      </w:r>
+    </w:p>
+    <w:bookmarkStart w:id="148" w:name="lv.12のときの宿題前提成果物の差し替え必ずセットで-1"/>
+    <w:p>
+      <w:pPr>
+        <w:pStyle w:val="Heading4"/>
+      </w:pPr>
+      <w:r>
+        <w:t xml:space="preserve">🔴 Lv.1〜2のときの、宿題・前提・成果物の差し替え（必ずセットで）</w:t>
+      </w:r>
+    </w:p>
+    <w:p>
+      <w:pPr>
+        <w:pStyle w:val="FirstParagraph"/>
+      </w:pPr>
+      <w:r>
+        <w:t xml:space="preserve">標準の宿題は「設計した多工程タスクを、1回だけ本番で流す」だが、</w:t>
+      </w:r>
+      <w:r>
+        <w:rPr>
+          <w:bCs/>
+          <w:b/>
+        </w:rPr>
+        <w:t xml:space="preserve">当日一度も流していない受講者に、翌週いきなり本番で流させることはできない。</w:t>
+      </w:r>
+      <w:r>
+        <w:t xml:space="preserve"> </w:t>
+      </w:r>
+      <w:r>
+        <w:t xml:space="preserve">第7回と同じ形で置き換える。</w:t>
+      </w:r>
+    </w:p>
+    <w:tbl>
+      <w:tblPr>
+        <w:tblStyle w:val="Table"/>
+        <w:tblW w:type="pct" w:w="5000"/>
+        <w:tblLook w:firstRow="1" w:lastRow="0" w:firstColumn="0" w:lastColumn="0" w:noHBand="0" w:noVBand="0" w:val="0020"/>
+        <w:jc w:val="start"/>
+      </w:tblPr>
+      <w:tblGrid>
+        <w:gridCol w:w="2640"/>
+        <w:gridCol w:w="2640"/>
+        <w:gridCol w:w="2640"/>
+      </w:tblGrid>
+      <w:tr>
+        <w:trPr>
+          <w:tblHeader w:val="true"/>
+        </w:trPr>
+        <w:tc>
+          <w:tcPr/>
+          <w:p>
+            <w:pPr>
+              <w:pStyle w:val="Compact"/>
+            </w:pPr>
+          </w:p>
+        </w:tc>
+        <w:tc>
+          <w:tcPr/>
+          <w:p>
+            <w:pPr>
+              <w:pStyle w:val="Compact"/>
+              <w:jc w:val="left"/>
+            </w:pPr>
+            <w:r>
+              <w:t xml:space="preserve">標準</w:t>
+            </w:r>
+          </w:p>
+        </w:tc>
+        <w:tc>
+          <w:tcPr/>
+          <w:p>
+            <w:pPr>
+              <w:pStyle w:val="Compact"/>
+              <w:jc w:val="left"/>
+            </w:pPr>
+            <w:r>
+              <w:rPr>
+                <w:bCs/>
+                <w:b/>
+              </w:rPr>
+              <w:t xml:space="preserve">Lv.1〜2版</w:t>
+            </w:r>
+          </w:p>
+        </w:tc>
+      </w:tr>
+      <w:tr>
+        <w:tc>
+          <w:tcPr/>
+          <w:p>
+            <w:pPr>
+              <w:pStyle w:val="Compact"/>
+              <w:jc w:val="left"/>
+            </w:pPr>
+            <w:r>
+              <w:t xml:space="preserve">演習でやること</w:t>
+            </w:r>
+          </w:p>
+        </w:tc>
+        <w:tc>
+          <w:tcPr/>
+          <w:p>
+            <w:pPr>
+              <w:pStyle w:val="Compact"/>
+              <w:jc w:val="left"/>
+            </w:pPr>
+            <w:r>
+              <w:t xml:space="preserve">工程図→流す→壊れる→確認ポイントを入れる</w:t>
+            </w:r>
+          </w:p>
+        </w:tc>
+        <w:tc>
+          <w:tcPr/>
+          <w:p>
+            <w:pPr>
+              <w:pStyle w:val="Compact"/>
+              <w:jc w:val="left"/>
+            </w:pPr>
+            <w:r>
+              <w:rPr>
+                <w:bCs/>
+                <w:b/>
+              </w:rPr>
+              <w:t xml:space="preserve">工程図→講師のデモで壊れるところを見る→確認ポイントを入れる。</w:t>
+            </w:r>
+            <w:r>
+              <w:t xml:space="preserve"> </w:t>
+            </w:r>
+            <w:r>
+              <w:t xml:space="preserve">工程図と確認ポイントは受講者が書く</w:t>
+            </w:r>
+          </w:p>
+        </w:tc>
+      </w:tr>
+      <w:tr>
+        <w:tc>
+          <w:tcPr/>
+          <w:p>
+            <w:pPr>
+              <w:pStyle w:val="Compact"/>
+              <w:jc w:val="left"/>
+            </w:pPr>
+            <w:r>
+              <w:t xml:space="preserve">宿題</w:t>
+            </w:r>
+          </w:p>
+        </w:tc>
+        <w:tc>
+          <w:tcPr/>
+          <w:p>
+            <w:pPr>
+              <w:pStyle w:val="Compact"/>
+              <w:jc w:val="left"/>
+            </w:pPr>
+            <w:r>
+              <w:t xml:space="preserve">1回だけ本番で流す</w:t>
+            </w:r>
+          </w:p>
+        </w:tc>
+        <w:tc>
+          <w:tcPr/>
+          <w:p>
+            <w:pPr>
+              <w:pStyle w:val="Compact"/>
+              <w:jc w:val="left"/>
+            </w:pPr>
+            <w:r>
+              <w:rPr>
+                <w:bCs/>
+                <w:b/>
+              </w:rPr>
+              <w:t xml:space="preserve">工程1だけを、1回だけ自分で流す。</w:t>
+            </w:r>
+            <w:r>
+              <w:t xml:space="preserve"> </w:t>
+            </w:r>
+            <w:r>
+              <w:t xml:space="preserve">出力を確認ポイントの欄と突き合わせて、○か×かを書いてくる</w:t>
+            </w:r>
+          </w:p>
+        </w:tc>
+      </w:tr>
+      <w:tr>
+        <w:tc>
+          <w:tcPr/>
+          <w:p>
+            <w:pPr>
+              <w:pStyle w:val="Compact"/>
+              <w:jc w:val="left"/>
+            </w:pPr>
+            <w:r>
+              <w:t xml:space="preserve">第10回の前提</w:t>
+            </w:r>
+          </w:p>
+        </w:tc>
+        <w:tc>
+          <w:tcPr/>
+          <w:p>
+            <w:pPr>
+              <w:pStyle w:val="Compact"/>
+              <w:jc w:val="left"/>
+            </w:pPr>
+            <w:r>
+              <w:t xml:space="preserve">多工程タスクの運用実績がある</w:t>
+            </w:r>
+          </w:p>
+        </w:tc>
+        <w:tc>
+          <w:tcPr/>
+          <w:p>
+            <w:pPr>
+              <w:pStyle w:val="Compact"/>
+              <w:jc w:val="left"/>
+            </w:pPr>
+            <w:r>
+              <w:rPr>
+                <w:bCs/>
+                <w:b/>
+              </w:rPr>
+              <w:t xml:space="preserve">工程1の実行結果が1件ある。</w:t>
+            </w:r>
+            <w:r>
+              <w:t xml:space="preserve"> </w:t>
+            </w:r>
+            <w:r>
+              <w:t xml:space="preserve">第10回の正解セットは、この1件を1問目に使う</w:t>
+            </w:r>
+          </w:p>
+        </w:tc>
+      </w:tr>
+      <w:tr>
+        <w:tc>
+          <w:tcPr/>
+          <w:p>
+            <w:pPr>
+              <w:pStyle w:val="Compact"/>
+              <w:jc w:val="left"/>
+            </w:pPr>
+            <w:r>
+              <w:t xml:space="preserve">習得チェック</w:t>
+            </w:r>
+          </w:p>
+        </w:tc>
+        <w:tc>
+          <w:tcPr/>
+          <w:p>
+            <w:pPr>
+              <w:pStyle w:val="Compact"/>
+              <w:jc w:val="left"/>
+            </w:pPr>
+            <w:r>
+              <w:t xml:space="preserve">設計書1本・確認ポイント記載済み</w:t>
+            </w:r>
+          </w:p>
+        </w:tc>
+        <w:tc>
+          <w:tcPr/>
+          <w:p>
+            <w:pPr>
+              <w:pStyle w:val="Compact"/>
+              <w:jc w:val="left"/>
+            </w:pPr>
+            <w:r>
+              <w:rPr>
+                <w:bCs/>
+                <w:b/>
+              </w:rPr>
+              <w:t xml:space="preserve">変更なし</w:t>
+            </w:r>
+            <w:r>
+              <w:t xml:space="preserve">（工程図まででも満たせる）</w:t>
+            </w:r>
+          </w:p>
+        </w:tc>
+      </w:tr>
+      <w:tr>
+        <w:tc>
+          <w:tcPr/>
+          <w:p>
+            <w:pPr>
+              <w:pStyle w:val="Compact"/>
+              <w:jc w:val="left"/>
+            </w:pPr>
+            <w:r>
+              <w:t xml:space="preserve">修了時の成果物</w:t>
+            </w:r>
+          </w:p>
+        </w:tc>
+        <w:tc>
+          <w:tcPr/>
+          <w:p>
+            <w:pPr>
+              <w:pStyle w:val="Compact"/>
+              <w:jc w:val="left"/>
+            </w:pPr>
+            <w:r>
+              <w:t xml:space="preserve">⑩ 多工程タスク設計書（運用済み）</w:t>
+            </w:r>
+          </w:p>
+        </w:tc>
+        <w:tc>
+          <w:tcPr/>
+          <w:p>
+            <w:pPr>
+              <w:pStyle w:val="Compact"/>
+              <w:jc w:val="left"/>
+            </w:pPr>
+            <w:r>
+              <w:rPr>
+                <w:bCs/>
+                <w:b/>
+              </w:rPr>
+              <w:t xml:space="preserve">⑩ 多工程タスク設計書＋工程1の実行結果1件</w:t>
+            </w:r>
+          </w:p>
+        </w:tc>
+      </w:tr>
+    </w:tbl>
+    <w:p>
+      <w:pPr>
+        <w:pStyle w:val="BodyText"/>
+      </w:pPr>
+      <w:r>
+        <w:rPr>
+          <w:bCs/>
+          <w:b/>
+        </w:rPr>
+        <w:t xml:space="preserve">工程1だけに絞る理由。</w:t>
+      </w:r>
+      <w:r>
+        <w:t xml:space="preserve"> </w:t>
+      </w:r>
+      <w:r>
+        <w:t xml:space="preserve">壊れ方②「誤りの増幅」の対策は「最も上流に人の確認を置く」である。工程1だけを流して確認する宿題は、この回のいちばん重要な原則をそのまま練習することになる。</w:t>
+      </w:r>
+    </w:p>
+    <w:bookmarkEnd w:id="148"/>
+    <w:bookmarkEnd w:id="149"/>
+    <w:bookmarkStart w:id="150" w:name="匿名事例プレースホルダー要差し替え-7"/>
+    <w:p>
+      <w:pPr>
+        <w:pStyle w:val="Heading3"/>
+      </w:pPr>
+      <w:r>
+        <w:t xml:space="preserve">匿名事例（プレースホルダー・要差し替え）</w:t>
+      </w:r>
+    </w:p>
+    <w:p>
+      <w:pPr>
+        <w:pStyle w:val="FirstParagraph"/>
+      </w:pPr>
+      <w:r>
+        <w:t xml:space="preserve">「見積作成を3工程に分けて任せた会社。</w:t>
+      </w:r>
+      <w:r>
+        <w:rPr>
+          <w:bCs/>
+          <w:b/>
+        </w:rPr>
+        <w:t xml:space="preserve">最初の版は工程1の商品名の取り違えが最後まで残り、危うく誤った金額を出すところだった。</w:t>
+      </w:r>
+      <w:r>
+        <w:t xml:space="preserve"> </w:t>
+      </w:r>
+      <w:r>
+        <w:t xml:space="preserve">工程1の直後に人の確認を1つ置いただけで、以後は事故が起きていない」</w:t>
+      </w:r>
+    </w:p>
+    <w:p>
+      <w:r>
+        <w:pict>
+          <v:rect style="width:0;height:1.5pt" o:hralign="center" o:hrstd="t" o:hr="t"/>
+        </w:pict>
+      </w:r>
+    </w:p>
+    <w:bookmarkEnd w:id="150"/>
+    <w:bookmarkEnd w:id="151"/>
+    <w:bookmarkStart w:id="162" w:name="第10回-品質を測る壊れたら気づく"/>
+    <w:p>
+      <w:pPr>
+        <w:pStyle w:val="Heading2"/>
+      </w:pPr>
+      <w:r>
+        <w:t xml:space="preserve">第10回　品質を測る・壊れたら気づく</w:t>
+      </w:r>
+    </w:p>
+    <w:bookmarkStart w:id="152" w:name="ねらい-8"/>
+    <w:p>
+      <w:pPr>
+        <w:pStyle w:val="Heading3"/>
+      </w:pPr>
+      <w:r>
+        <w:t xml:space="preserve">ねらい</w:t>
+      </w:r>
+    </w:p>
+    <w:p>
+      <w:pPr>
+        <w:pStyle w:val="FirstParagraph"/>
+      </w:pPr>
+      <w:r>
+        <w:rPr>
+          <w:bCs/>
+          <w:b/>
+        </w:rPr>
+        <w:t xml:space="preserve">この回を教えられる講師は少ない。本講座の差別化点である。</w:t>
+      </w:r>
+      <w:r>
+        <w:t xml:space="preserve"> </w:t>
+      </w:r>
+      <w:r>
+        <w:t xml:space="preserve">「なんとなく良くなった」を「数字で言える」に変える。効果測定・成果可視化の困難は、AI導入後の課題の上位に必ず入る。</w:t>
+      </w:r>
+    </w:p>
+    <w:bookmarkEnd w:id="152"/>
+    <w:bookmarkStart w:id="153" w:name="到達点-7"/>
+    <w:p>
+      <w:pPr>
+        <w:pStyle w:val="Heading3"/>
+      </w:pPr>
+      <w:r>
+        <w:t xml:space="preserve">到達点</w:t>
+      </w:r>
+    </w:p>
+    <w:p>
+      <w:pPr>
+        <w:numPr>
+          <w:ilvl w:val="0"/>
+          <w:numId w:val="1039"/>
+        </w:numPr>
+        <w:pStyle w:val="Compact"/>
+      </w:pPr>
+      <w:r>
+        <w:t xml:space="preserve">自社AIの正解セット10件ができている</w:t>
+      </w:r>
+    </w:p>
+    <w:p>
+      <w:pPr>
+        <w:numPr>
+          <w:ilvl w:val="0"/>
+          <w:numId w:val="1039"/>
+        </w:numPr>
+        <w:pStyle w:val="Compact"/>
+      </w:pPr>
+      <w:r>
+        <w:t xml:space="preserve">点数がついた（初回の基準値）</w:t>
+      </w:r>
+    </w:p>
+    <w:p>
+      <w:pPr>
+        <w:numPr>
+          <w:ilvl w:val="0"/>
+          <w:numId w:val="1039"/>
+        </w:numPr>
+        <w:pStyle w:val="Compact"/>
+      </w:pPr>
+      <w:r>
+        <w:t xml:space="preserve">月次のチェック手順が決まり、</w:t>
+      </w:r>
+      <w:r>
+        <w:rPr>
+          <w:bCs/>
+          <w:b/>
+        </w:rPr>
+        <w:t xml:space="preserve">担当者とカレンダーが埋まっている</w:t>
+      </w:r>
+    </w:p>
+    <w:bookmarkEnd w:id="153"/>
+    <w:bookmarkStart w:id="154" w:name="分の配分-8"/>
+    <w:p>
+      <w:pPr>
+        <w:pStyle w:val="Heading3"/>
+      </w:pPr>
+      <w:r>
+        <w:t xml:space="preserve">120分の配分</w:t>
+      </w:r>
+    </w:p>
+    <w:tbl>
+      <w:tblPr>
+        <w:tblStyle w:val="Table"/>
+        <w:tblW w:type="pct" w:w="5000"/>
+        <w:tblLook w:firstRow="1" w:lastRow="0" w:firstColumn="0" w:lastColumn="0" w:noHBand="0" w:noVBand="0" w:val="0020"/>
+        <w:jc w:val="start"/>
+      </w:tblPr>
+      <w:tblGrid>
+        <w:gridCol w:w="3960"/>
+        <w:gridCol w:w="3960"/>
+      </w:tblGrid>
+      <w:tr>
+        <w:trPr>
+          <w:tblHeader w:val="true"/>
+        </w:trPr>
+        <w:tc>
+          <w:tcPr/>
+          <w:p>
+            <w:pPr>
+              <w:pStyle w:val="Compact"/>
+              <w:jc w:val="left"/>
+            </w:pPr>
+            <w:r>
               <w:t xml:space="preserve">時間</w:t>
             </w:r>
           </w:p>
@@ -14241,7 +15488,17 @@
               <w:jc w:val="left"/>
             </w:pPr>
             <w:r>
-              <w:t xml:space="preserve">宿題確認：多工程タスクの運用状況</w:t>
+              <w:t xml:space="preserve">宿題確認：多工程タスクの運用状況（</w:t>
+            </w:r>
+            <w:r>
+              <w:rPr>
+                <w:bCs/>
+                <w:b/>
+              </w:rPr>
+              <w:t xml:space="preserve">Lv.1〜2版のときは工程1の実行結果1件</w:t>
+            </w:r>
+            <w:r>
+              <w:t xml:space="preserve">。それを正解セットの1問目に使う）</w:t>
             </w:r>
           </w:p>
         </w:tc>
@@ -14361,8 +15618,8 @@
         </w:tc>
       </w:tr>
     </w:tbl>
-    <w:bookmarkEnd w:id="147"/>
-    <w:bookmarkStart w:id="148" w:name="正解セットの作り方10件表計算1枚"/>
+    <w:bookmarkEnd w:id="154"/>
+    <w:bookmarkStart w:id="155" w:name="正解セットの作り方10件表計算1枚"/>
     <w:p>
       <w:pPr>
         <w:pStyle w:val="Heading3"/>
@@ -14455,7 +15712,7 @@
       <w:pPr>
         <w:numPr>
           <w:ilvl w:val="0"/>
-          <w:numId w:val="1034"/>
+          <w:numId w:val="1040"/>
         </w:numPr>
         <w:pStyle w:val="Compact"/>
       </w:pPr>
@@ -14477,7 +15734,7 @@
       <w:pPr>
         <w:numPr>
           <w:ilvl w:val="0"/>
-          <w:numId w:val="1034"/>
+          <w:numId w:val="1040"/>
         </w:numPr>
         <w:pStyle w:val="Compact"/>
       </w:pPr>
@@ -14496,7 +15753,7 @@
       <w:pPr>
         <w:numPr>
           <w:ilvl w:val="0"/>
-          <w:numId w:val="1034"/>
+          <w:numId w:val="1040"/>
         </w:numPr>
         <w:pStyle w:val="Compact"/>
       </w:pPr>
@@ -14504,8 +15761,8 @@
         <w:t xml:space="preserve">「絶対に言ってはいけないこと」の列が最も重要（誤った金額・断定・約束）</w:t>
       </w:r>
     </w:p>
-    <w:bookmarkEnd w:id="148"/>
-    <w:bookmarkStart w:id="149" w:name="採点の仕方"/>
+    <w:bookmarkEnd w:id="155"/>
+    <w:bookmarkStart w:id="156" w:name="採点の仕方"/>
     <w:p>
       <w:pPr>
         <w:pStyle w:val="Heading3"/>
@@ -14547,8 +15804,8 @@
         <w:t xml:space="preserve">大事なのは、来月も同じ10件を流すこと。</w:t>
       </w:r>
     </w:p>
-    <w:bookmarkEnd w:id="149"/>
-    <w:bookmarkStart w:id="150" w:name="月次チェック手順1枚"/>
+    <w:bookmarkEnd w:id="156"/>
+    <w:bookmarkStart w:id="157" w:name="月次チェック手順1枚"/>
     <w:p>
       <w:pPr>
         <w:pStyle w:val="Heading3"/>
@@ -14613,8 +15870,8 @@
         <w:t xml:space="preserve">5. 記録を残す（日付・点数・気づき）</w:t>
       </w:r>
     </w:p>
-    <w:bookmarkEnd w:id="150"/>
-    <w:bookmarkStart w:id="151" w:name="つまずきと対処-8"/>
+    <w:bookmarkEnd w:id="157"/>
+    <w:bookmarkStart w:id="158" w:name="つまずきと対処-8"/>
     <w:p>
       <w:pPr>
         <w:pStyle w:val="Heading3"/>
@@ -14756,8 +16013,8 @@
         </w:tc>
       </w:tr>
     </w:tbl>
-    <w:bookmarkEnd w:id="151"/>
-    <w:bookmarkStart w:id="152" w:name="宿題1つだけ-7"/>
+    <w:bookmarkEnd w:id="158"/>
+    <w:bookmarkStart w:id="159" w:name="宿題1つだけ-7"/>
     <w:p>
       <w:pPr>
         <w:pStyle w:val="Heading3"/>
@@ -14774,8 +16031,8 @@
         <w:t xml:space="preserve">「月次チェックを1回、担当者と一緒に実施する。所要時間を実測して記録する。」</w:t>
       </w:r>
     </w:p>
-    <w:bookmarkEnd w:id="152"/>
-    <w:bookmarkStart w:id="153" w:name="レベル別調整-7"/>
+    <w:bookmarkEnd w:id="159"/>
+    <w:bookmarkStart w:id="160" w:name="レベル別調整-7"/>
     <w:p>
       <w:pPr>
         <w:pStyle w:val="Heading3"/>
@@ -14788,7 +16045,7 @@
       <w:pPr>
         <w:numPr>
           <w:ilvl w:val="0"/>
-          <w:numId w:val="1035"/>
+          <w:numId w:val="1041"/>
         </w:numPr>
         <w:pStyle w:val="Compact"/>
       </w:pPr>
@@ -14800,7 +16057,7 @@
       <w:pPr>
         <w:numPr>
           <w:ilvl w:val="0"/>
-          <w:numId w:val="1035"/>
+          <w:numId w:val="1041"/>
         </w:numPr>
         <w:pStyle w:val="Compact"/>
       </w:pPr>
@@ -14808,8 +16065,8 @@
         <w:t xml:space="preserve">Lv.4以上：正解セットを業務別に分け、担当者に採点を引き渡すところまで設計する</w:t>
       </w:r>
     </w:p>
-    <w:bookmarkEnd w:id="153"/>
-    <w:bookmarkStart w:id="154" w:name="匿名事例プレースホルダー要差し替え-8"/>
+    <w:bookmarkEnd w:id="160"/>
+    <w:bookmarkStart w:id="161" w:name="匿名事例プレースホルダー要差し替え-8"/>
     <w:p>
       <w:pPr>
         <w:pStyle w:val="Heading3"/>
@@ -14843,9 +16100,9 @@
         </w:pict>
       </w:r>
     </w:p>
-    <w:bookmarkEnd w:id="154"/>
-    <w:bookmarkEnd w:id="155"/>
-    <w:bookmarkStart w:id="166" w:name="第11回-組織に載せる"/>
+    <w:bookmarkEnd w:id="161"/>
+    <w:bookmarkEnd w:id="162"/>
+    <w:bookmarkStart w:id="173" w:name="第11回-組織に載せる"/>
     <w:p>
       <w:pPr>
         <w:pStyle w:val="Heading2"/>
@@ -14854,7 +16111,7 @@
         <w:t xml:space="preserve">第11回　組織に載せる</w:t>
       </w:r>
     </w:p>
-    <w:bookmarkStart w:id="156" w:name="ねらい-9"/>
+    <w:bookmarkStart w:id="163" w:name="ねらい-9"/>
     <w:p>
       <w:pPr>
         <w:pStyle w:val="Heading3"/>
@@ -14881,8 +16138,8 @@
         <w:t xml:space="preserve">推進人材の不在が導入の最大の壁である以上、ここが本講座の実質的な仕上げになる。</w:t>
       </w:r>
     </w:p>
-    <w:bookmarkEnd w:id="156"/>
-    <w:bookmarkStart w:id="157" w:name="到達点-8"/>
+    <w:bookmarkEnd w:id="163"/>
+    <w:bookmarkStart w:id="164" w:name="到達点-8"/>
     <w:p>
       <w:pPr>
         <w:pStyle w:val="Heading3"/>
@@ -14895,7 +16152,7 @@
       <w:pPr>
         <w:numPr>
           <w:ilvl w:val="0"/>
-          <w:numId w:val="1036"/>
+          <w:numId w:val="1042"/>
         </w:numPr>
         <w:pStyle w:val="Compact"/>
       </w:pPr>
@@ -14907,7 +16164,7 @@
       <w:pPr>
         <w:numPr>
           <w:ilvl w:val="0"/>
-          <w:numId w:val="1036"/>
+          <w:numId w:val="1042"/>
         </w:numPr>
         <w:pStyle w:val="Compact"/>
       </w:pPr>
@@ -14919,7 +16176,7 @@
       <w:pPr>
         <w:numPr>
           <w:ilvl w:val="0"/>
-          <w:numId w:val="1036"/>
+          <w:numId w:val="1042"/>
         </w:numPr>
         <w:pStyle w:val="Compact"/>
       </w:pPr>
@@ -14927,8 +16184,8 @@
         <w:t xml:space="preserve">効果測定シートができている（何をもって成果とするか）</w:t>
       </w:r>
     </w:p>
-    <w:bookmarkEnd w:id="157"/>
-    <w:bookmarkStart w:id="158" w:name="分の配分-9"/>
+    <w:bookmarkEnd w:id="164"/>
+    <w:bookmarkStart w:id="165" w:name="分の配分-9"/>
     <w:p>
       <w:pPr>
         <w:pStyle w:val="Heading3"/>
@@ -15141,8 +16398,8 @@
         </w:tc>
       </w:tr>
     </w:tbl>
-    <w:bookmarkEnd w:id="158"/>
-    <w:bookmarkStart w:id="159" w:name="推進体制図の最小構成役割は4つ人数は12名でよい"/>
+    <w:bookmarkEnd w:id="165"/>
+    <w:bookmarkStart w:id="166" w:name="推進体制図の最小構成役割は4つ人数は12名でよい"/>
     <w:p>
       <w:pPr>
         <w:pStyle w:val="Heading3"/>
@@ -15400,8 +16657,8 @@
         <w:t xml:space="preserve">担当者のつかない不足項目は、永久に埋まらない。</w:t>
       </w:r>
     </w:p>
-    <w:bookmarkEnd w:id="159"/>
-    <w:bookmarkStart w:id="160" w:name="権限費用管理表"/>
+    <w:bookmarkEnd w:id="166"/>
+    <w:bookmarkStart w:id="167" w:name="権限費用管理表"/>
     <w:p>
       <w:pPr>
         <w:pStyle w:val="Heading3"/>
@@ -15544,8 +16801,8 @@
         <w:t xml:space="preserve">である。第2回で勧めると売り込みに見えるが、ここでは体制の話として自然に入る。</w:t>
       </w:r>
     </w:p>
-    <w:bookmarkEnd w:id="160"/>
-    <w:bookmarkStart w:id="161" w:name="効果測定シート"/>
+    <w:bookmarkEnd w:id="167"/>
+    <w:bookmarkStart w:id="168" w:name="効果測定シート"/>
     <w:p>
       <w:pPr>
         <w:pStyle w:val="Heading3"/>
@@ -15852,8 +17109,8 @@
         <w:t xml:space="preserve">中小企業のAI効果は「効率化」に出るが、実際の価値は品質と範囲に出ることが多い。</w:t>
       </w:r>
     </w:p>
-    <w:bookmarkEnd w:id="161"/>
-    <w:bookmarkStart w:id="162" w:name="つまずきと対処-9"/>
+    <w:bookmarkEnd w:id="168"/>
+    <w:bookmarkStart w:id="169" w:name="つまずきと対処-9"/>
     <w:p>
       <w:pPr>
         <w:pStyle w:val="Heading3"/>
@@ -16002,8 +17259,8 @@
         </w:tc>
       </w:tr>
     </w:tbl>
-    <w:bookmarkEnd w:id="162"/>
-    <w:bookmarkStart w:id="163" w:name="宿題1つだけ-8"/>
+    <w:bookmarkEnd w:id="169"/>
+    <w:bookmarkStart w:id="170" w:name="宿題1つだけ-8"/>
     <w:p>
       <w:pPr>
         <w:pStyle w:val="Heading3"/>
@@ -16020,8 +17277,8 @@
         <w:t xml:space="preserve">「効果測定シートの『現在』の列を、実測値で埋める。」</w:t>
       </w:r>
     </w:p>
-    <w:bookmarkEnd w:id="163"/>
-    <w:bookmarkStart w:id="164" w:name="レベル別調整-8"/>
+    <w:bookmarkEnd w:id="170"/>
+    <w:bookmarkStart w:id="171" w:name="レベル別調整-8"/>
     <w:p>
       <w:pPr>
         <w:pStyle w:val="Heading3"/>
@@ -16034,7 +17291,7 @@
       <w:pPr>
         <w:numPr>
           <w:ilvl w:val="0"/>
-          <w:numId w:val="1037"/>
+          <w:numId w:val="1043"/>
         </w:numPr>
         <w:pStyle w:val="Compact"/>
       </w:pPr>
@@ -16046,7 +17303,7 @@
       <w:pPr>
         <w:numPr>
           <w:ilvl w:val="0"/>
-          <w:numId w:val="1037"/>
+          <w:numId w:val="1043"/>
         </w:numPr>
         <w:pStyle w:val="Compact"/>
       </w:pPr>
@@ -16054,8 +17311,8 @@
         <w:t xml:space="preserve">Lv.4以上：部署別の展開計画と、外注先の選定基準まで書く</w:t>
       </w:r>
     </w:p>
-    <w:bookmarkEnd w:id="164"/>
-    <w:bookmarkStart w:id="165" w:name="匿名事例プレースホルダー要差し替え-9"/>
+    <w:bookmarkEnd w:id="171"/>
+    <w:bookmarkStart w:id="172" w:name="匿名事例プレースホルダー要差し替え-9"/>
     <w:p>
       <w:pPr>
         <w:pStyle w:val="Heading3"/>
@@ -16099,9 +17356,9 @@
         </w:pict>
       </w:r>
     </w:p>
-    <w:bookmarkEnd w:id="165"/>
-    <w:bookmarkEnd w:id="166"/>
-    <w:bookmarkStart w:id="175" w:name="第12回-aiを前提に事業を組み直す-社員同席"/>
+    <w:bookmarkEnd w:id="172"/>
+    <w:bookmarkEnd w:id="173"/>
+    <w:bookmarkStart w:id="182" w:name="第12回-aiを前提に事業を組み直す-社員同席"/>
     <w:p>
       <w:pPr>
         <w:pStyle w:val="Heading2"/>
@@ -16110,7 +17367,7 @@
         <w:t xml:space="preserve">第12回　AIを前提に事業を組み直す　【社員同席】</w:t>
       </w:r>
     </w:p>
-    <w:bookmarkStart w:id="167" w:name="ねらい-10"/>
+    <w:bookmarkStart w:id="174" w:name="ねらい-10"/>
     <w:p>
       <w:pPr>
         <w:pStyle w:val="Heading3"/>
@@ -16134,8 +17391,8 @@
         <w:t xml:space="preserve">11回分の成果物を、事業計画の言葉に翻訳する回。</w:t>
       </w:r>
     </w:p>
-    <w:bookmarkEnd w:id="167"/>
-    <w:bookmarkStart w:id="168" w:name="到達点-9"/>
+    <w:bookmarkEnd w:id="174"/>
+    <w:bookmarkStart w:id="175" w:name="到達点-9"/>
     <w:p>
       <w:pPr>
         <w:pStyle w:val="Heading3"/>
@@ -16148,7 +17405,7 @@
       <w:pPr>
         <w:numPr>
           <w:ilvl w:val="0"/>
-          <w:numId w:val="1038"/>
+          <w:numId w:val="1044"/>
         </w:numPr>
         <w:pStyle w:val="Compact"/>
       </w:pPr>
@@ -16160,7 +17417,7 @@
       <w:pPr>
         <w:numPr>
           <w:ilvl w:val="0"/>
-          <w:numId w:val="1038"/>
+          <w:numId w:val="1044"/>
         </w:numPr>
         <w:pStyle w:val="Compact"/>
       </w:pPr>
@@ -16172,7 +17429,7 @@
       <w:pPr>
         <w:numPr>
           <w:ilvl w:val="0"/>
-          <w:numId w:val="1038"/>
+          <w:numId w:val="1044"/>
         </w:numPr>
         <w:pStyle w:val="Compact"/>
       </w:pPr>
@@ -16180,8 +17437,8 @@
         <w:t xml:space="preserve">社員の前で、受講者が今後の方針を語った</w:t>
       </w:r>
     </w:p>
-    <w:bookmarkEnd w:id="168"/>
-    <w:bookmarkStart w:id="169" w:name="事前準備第6回と同様に重い"/>
+    <w:bookmarkEnd w:id="175"/>
+    <w:bookmarkStart w:id="176" w:name="事前準備第6回と同様に重い"/>
     <w:p>
       <w:pPr>
         <w:pStyle w:val="Heading3"/>
@@ -16194,7 +17451,7 @@
       <w:pPr>
         <w:numPr>
           <w:ilvl w:val="0"/>
-          <w:numId w:val="1039"/>
+          <w:numId w:val="1045"/>
         </w:numPr>
         <w:pStyle w:val="Compact"/>
       </w:pPr>
@@ -16213,7 +17470,7 @@
       <w:pPr>
         <w:numPr>
           <w:ilvl w:val="0"/>
-          <w:numId w:val="1039"/>
+          <w:numId w:val="1045"/>
         </w:numPr>
         <w:pStyle w:val="Compact"/>
       </w:pPr>
@@ -16239,7 +17496,7 @@
       <w:pPr>
         <w:numPr>
           <w:ilvl w:val="0"/>
-          <w:numId w:val="1039"/>
+          <w:numId w:val="1045"/>
         </w:numPr>
         <w:pStyle w:val="Compact"/>
       </w:pPr>
@@ -16254,8 +17511,8 @@
         <w:t xml:space="preserve">：発表資料（5枚以内）と、当日デモで見せるものの動作確認</w:t>
       </w:r>
     </w:p>
-    <w:bookmarkEnd w:id="169"/>
-    <w:bookmarkStart w:id="170" w:name="分の配分-10"/>
+    <w:bookmarkEnd w:id="176"/>
+    <w:bookmarkStart w:id="177" w:name="分の配分-10"/>
     <w:p>
       <w:pPr>
         <w:pStyle w:val="Heading3"/>
@@ -16515,8 +17772,8 @@
         </w:tc>
       </w:tr>
     </w:tbl>
-    <w:bookmarkEnd w:id="170"/>
-    <w:bookmarkStart w:id="171" w:name="年構想の4問"/>
+    <w:bookmarkEnd w:id="177"/>
+    <w:bookmarkStart w:id="178" w:name="年構想の4問"/>
     <w:p>
       <w:pPr>
         <w:pStyle w:val="Heading3"/>
@@ -16529,7 +17786,7 @@
       <w:pPr>
         <w:numPr>
           <w:ilvl w:val="0"/>
-          <w:numId w:val="1040"/>
+          <w:numId w:val="1046"/>
         </w:numPr>
         <w:pStyle w:val="Compact"/>
       </w:pPr>
@@ -16548,7 +17805,7 @@
       <w:pPr>
         <w:numPr>
           <w:ilvl w:val="0"/>
-          <w:numId w:val="1040"/>
+          <w:numId w:val="1046"/>
         </w:numPr>
         <w:pStyle w:val="Compact"/>
       </w:pPr>
@@ -16567,7 +17824,7 @@
       <w:pPr>
         <w:numPr>
           <w:ilvl w:val="0"/>
-          <w:numId w:val="1040"/>
+          <w:numId w:val="1046"/>
         </w:numPr>
         <w:pStyle w:val="Compact"/>
       </w:pPr>
@@ -16586,7 +17843,7 @@
       <w:pPr>
         <w:numPr>
           <w:ilvl w:val="0"/>
-          <w:numId w:val="1040"/>
+          <w:numId w:val="1046"/>
         </w:numPr>
         <w:pStyle w:val="Compact"/>
       </w:pPr>
@@ -16601,8 +17858,8 @@
         <w:t xml:space="preserve">（最も重要。全部やろうとして何も進まない会社が多い）</w:t>
       </w:r>
     </w:p>
-    <w:bookmarkEnd w:id="171"/>
-    <w:bookmarkStart w:id="172" w:name="修了時にやること"/>
+    <w:bookmarkEnd w:id="178"/>
+    <w:bookmarkStart w:id="179" w:name="修了時にやること"/>
     <w:p>
       <w:pPr>
         <w:pStyle w:val="Heading3"/>
@@ -16615,7 +17872,7 @@
       <w:pPr>
         <w:numPr>
           <w:ilvl w:val="0"/>
-          <w:numId w:val="1041"/>
+          <w:numId w:val="1047"/>
         </w:numPr>
         <w:pStyle w:val="Compact"/>
       </w:pPr>
@@ -16650,7 +17907,7 @@
       <w:pPr>
         <w:numPr>
           <w:ilvl w:val="0"/>
-          <w:numId w:val="1041"/>
+          <w:numId w:val="1047"/>
         </w:numPr>
         <w:pStyle w:val="Compact"/>
       </w:pPr>
@@ -16662,7 +17919,7 @@
       <w:pPr>
         <w:numPr>
           <w:ilvl w:val="0"/>
-          <w:numId w:val="1041"/>
+          <w:numId w:val="1047"/>
         </w:numPr>
         <w:pStyle w:val="Compact"/>
       </w:pPr>
@@ -16674,7 +17931,7 @@
       <w:pPr>
         <w:numPr>
           <w:ilvl w:val="1"/>
-          <w:numId w:val="1042"/>
+          <w:numId w:val="1048"/>
         </w:numPr>
         <w:pStyle w:val="Compact"/>
       </w:pPr>
@@ -16686,7 +17943,7 @@
       <w:pPr>
         <w:numPr>
           <w:ilvl w:val="1"/>
-          <w:numId w:val="1042"/>
+          <w:numId w:val="1048"/>
         </w:numPr>
         <w:pStyle w:val="Compact"/>
       </w:pPr>
@@ -16698,7 +17955,7 @@
       <w:pPr>
         <w:numPr>
           <w:ilvl w:val="1"/>
-          <w:numId w:val="1042"/>
+          <w:numId w:val="1048"/>
         </w:numPr>
         <w:pStyle w:val="Compact"/>
       </w:pPr>
@@ -16710,7 +17967,7 @@
       <w:pPr>
         <w:numPr>
           <w:ilvl w:val="1"/>
-          <w:numId w:val="1042"/>
+          <w:numId w:val="1048"/>
         </w:numPr>
         <w:pStyle w:val="Compact"/>
       </w:pPr>
@@ -16722,19 +17979,245 @@
       <w:pPr>
         <w:numPr>
           <w:ilvl w:val="1"/>
-          <w:numId w:val="1042"/>
+          <w:numId w:val="1048"/>
         </w:numPr>
         <w:pStyle w:val="Compact"/>
       </w:pPr>
       <w:r>
         <w:t xml:space="preserve">☐ ⑫ 推進体制図・権限/費用管理表・効果測定シート（第11回）／3年構想（第12回）</w:t>
       </w:r>
+      <w:r>
+        <w:t xml:space="preserve"> </w:t>
+      </w:r>
+      <w:r>
+        <w:t xml:space="preserve">#### Lv.1〜2版の引き渡しリスト（標準版と差し替える3点）</w:t>
+      </w:r>
+      <w:r>
+        <w:t xml:space="preserve"> </w:t>
+      </w:r>
+      <w:r>
+        <w:t xml:space="preserve">Lv.1〜2で修了した受講者には、次の3点を差し替えたリストを使う。</w:t>
+      </w:r>
+      <w:r>
+        <w:rPr>
+          <w:bCs/>
+          <w:b/>
+        </w:rPr>
+        <w:t xml:space="preserve">動いていないものを「12点お渡しします」に含めない。</w:t>
+      </w:r>
+    </w:p>
+    <w:tbl>
+      <w:tblPr>
+        <w:tblStyle w:val="Table"/>
+        <w:tblW w:type="pct" w:w="5000"/>
+        <w:tblLook w:firstRow="1" w:lastRow="0" w:firstColumn="0" w:lastColumn="0" w:noHBand="0" w:noVBand="0" w:val="0020"/>
+        <w:jc w:val="start"/>
+      </w:tblPr>
+      <w:tblGrid>
+        <w:gridCol w:w="2640"/>
+        <w:gridCol w:w="2640"/>
+        <w:gridCol w:w="2640"/>
+      </w:tblGrid>
+      <w:tr>
+        <w:trPr>
+          <w:tblHeader w:val="true"/>
+        </w:trPr>
+        <w:tc>
+          <w:tcPr/>
+          <w:p>
+            <w:pPr>
+              <w:pStyle w:val="Compact"/>
+            </w:pPr>
+          </w:p>
+        </w:tc>
+        <w:tc>
+          <w:tcPr/>
+          <w:p>
+            <w:pPr>
+              <w:pStyle w:val="Compact"/>
+              <w:jc w:val="left"/>
+            </w:pPr>
+            <w:r>
+              <w:t xml:space="preserve">標準版</w:t>
+            </w:r>
+          </w:p>
+        </w:tc>
+        <w:tc>
+          <w:tcPr/>
+          <w:p>
+            <w:pPr>
+              <w:pStyle w:val="Compact"/>
+              <w:jc w:val="left"/>
+            </w:pPr>
+            <w:r>
+              <w:rPr>
+                <w:bCs/>
+                <w:b/>
+              </w:rPr>
+              <w:t xml:space="preserve">Lv.1〜2版</w:t>
+            </w:r>
+          </w:p>
+        </w:tc>
+      </w:tr>
+      <w:tr>
+        <w:tc>
+          <w:tcPr/>
+          <w:p>
+            <w:pPr>
+              <w:pStyle w:val="Compact"/>
+              <w:jc w:val="left"/>
+            </w:pPr>
+            <w:r>
+              <w:t xml:space="preserve">⑧</w:t>
+            </w:r>
+          </w:p>
+        </w:tc>
+        <w:tc>
+          <w:tcPr/>
+          <w:p>
+            <w:pPr>
+              <w:pStyle w:val="Compact"/>
+              <w:jc w:val="left"/>
+            </w:pPr>
+            <w:r>
+              <w:t xml:space="preserve">自動化フロー（動いているもの）</w:t>
+            </w:r>
+          </w:p>
+        </w:tc>
+        <w:tc>
+          <w:tcPr/>
+          <w:p>
+            <w:pPr>
+              <w:pStyle w:val="Compact"/>
+              <w:jc w:val="left"/>
+            </w:pPr>
+            <w:r>
+              <w:rPr>
+                <w:bCs/>
+                <w:b/>
+              </w:rPr>
+              <w:t xml:space="preserve">自動化フロー設計メモ＋発注先候補1件</w:t>
+            </w:r>
+            <w:r>
+              <w:t xml:space="preserve">（第7回）</w:t>
+            </w:r>
+          </w:p>
+        </w:tc>
+      </w:tr>
+      <w:tr>
+        <w:tc>
+          <w:tcPr/>
+          <w:p>
+            <w:pPr>
+              <w:pStyle w:val="Compact"/>
+              <w:jc w:val="left"/>
+            </w:pPr>
+            <w:r>
+              <w:t xml:space="preserve">⑨</w:t>
+            </w:r>
+          </w:p>
+        </w:tc>
+        <w:tc>
+          <w:tcPr/>
+          <w:p>
+            <w:pPr>
+              <w:pStyle w:val="Compact"/>
+              <w:jc w:val="left"/>
+            </w:pPr>
+            <w:r>
+              <w:t xml:space="preserve">不足資料リスト</w:t>
+            </w:r>
+          </w:p>
+        </w:tc>
+        <w:tc>
+          <w:tcPr/>
+          <w:p>
+            <w:pPr>
+              <w:pStyle w:val="Compact"/>
+              <w:jc w:val="left"/>
+            </w:pPr>
+            <w:r>
+              <w:rPr>
+                <w:bCs/>
+                <w:b/>
+              </w:rPr>
+              <w:t xml:space="preserve">不足資料リスト＋10問テストの結果表</w:t>
+            </w:r>
+            <w:r>
+              <w:t xml:space="preserve">（第8回。精度は問わない）</w:t>
+            </w:r>
+          </w:p>
+        </w:tc>
+      </w:tr>
+      <w:tr>
+        <w:tc>
+          <w:tcPr/>
+          <w:p>
+            <w:pPr>
+              <w:pStyle w:val="Compact"/>
+              <w:jc w:val="left"/>
+            </w:pPr>
+            <w:r>
+              <w:t xml:space="preserve">⑩</w:t>
+            </w:r>
+          </w:p>
+        </w:tc>
+        <w:tc>
+          <w:tcPr/>
+          <w:p>
+            <w:pPr>
+              <w:pStyle w:val="Compact"/>
+              <w:jc w:val="left"/>
+            </w:pPr>
+            <w:r>
+              <w:t xml:space="preserve">多工程タスク設計書（運用済み）</w:t>
+            </w:r>
+          </w:p>
+        </w:tc>
+        <w:tc>
+          <w:tcPr/>
+          <w:p>
+            <w:pPr>
+              <w:pStyle w:val="Compact"/>
+              <w:jc w:val="left"/>
+            </w:pPr>
+            <w:r>
+              <w:rPr>
+                <w:bCs/>
+                <w:b/>
+              </w:rPr>
+              <w:t xml:space="preserve">多工程タスク設計書＋工程1の実行結果1件</w:t>
+            </w:r>
+            <w:r>
+              <w:t xml:space="preserve">（第9回）</w:t>
+            </w:r>
+          </w:p>
+        </w:tc>
+      </w:tr>
+    </w:tbl>
+    <w:p>
+      <w:pPr>
+        <w:pStyle w:val="BodyText"/>
+      </w:pPr>
+      <w:r>
+        <w:t xml:space="preserve">①〜⑦・⑪・⑫は標準版と同じ。</w:t>
+      </w:r>
+      <w:r>
+        <w:rPr>
+          <w:bCs/>
+          <w:b/>
+        </w:rPr>
+        <w:t xml:space="preserve">9点ではなく12点で渡せる</w:t>
+      </w:r>
+      <w:r>
+        <w:t xml:space="preserve">ように差し替えてあるので、「途中で落ちた」という見え方にはならない。</w:t>
+      </w:r>
     </w:p>
     <w:p>
       <w:pPr>
         <w:numPr>
           <w:ilvl w:val="0"/>
-          <w:numId w:val="1041"/>
+          <w:numId w:val="1049"/>
         </w:numPr>
         <w:pStyle w:val="Compact"/>
       </w:pPr>
@@ -16756,7 +18239,7 @@
       <w:pPr>
         <w:numPr>
           <w:ilvl w:val="0"/>
-          <w:numId w:val="1041"/>
+          <w:numId w:val="1049"/>
         </w:numPr>
         <w:pStyle w:val="Compact"/>
       </w:pPr>
@@ -16764,8 +18247,8 @@
         <w:t xml:space="preserve">☐ 3か月後のフォローアップの有無を相談</w:t>
       </w:r>
     </w:p>
-    <w:bookmarkEnd w:id="172"/>
-    <w:bookmarkStart w:id="173" w:name="つまずきと対処-10"/>
+    <w:bookmarkEnd w:id="179"/>
+    <w:bookmarkStart w:id="180" w:name="つまずきと対処-10"/>
     <w:p>
       <w:pPr>
         <w:pStyle w:val="Heading3"/>
@@ -16913,8 +18396,8 @@
         </w:tc>
       </w:tr>
     </w:tbl>
-    <w:bookmarkEnd w:id="173"/>
-    <w:bookmarkStart w:id="174" w:name="匿名事例プレースホルダー要差し替え-10"/>
+    <w:bookmarkEnd w:id="180"/>
+    <w:bookmarkStart w:id="181" w:name="匿名事例プレースホルダー要差し替え-10"/>
     <w:p>
       <w:pPr>
         <w:pStyle w:val="Heading3"/>
@@ -16951,10 +18434,10 @@
         </w:pict>
       </w:r>
     </w:p>
-    <w:bookmarkEnd w:id="174"/>
-    <w:bookmarkEnd w:id="175"/>
-    <w:bookmarkEnd w:id="176"/>
-    <w:bookmarkStart w:id="189" w:name="第4部-事前習得知識"/>
+    <w:bookmarkEnd w:id="181"/>
+    <w:bookmarkEnd w:id="182"/>
+    <w:bookmarkEnd w:id="183"/>
+    <w:bookmarkStart w:id="196" w:name="第4部-事前習得知識"/>
     <w:p>
       <w:pPr>
         <w:pStyle w:val="Heading1"/>
@@ -16998,7 +18481,7 @@
         </w:pict>
       </w:r>
     </w:p>
-    <w:bookmarkStart w:id="180" w:name="受講者側講座開始前に持っていてほしい知識"/>
+    <w:bookmarkStart w:id="187" w:name="受講者側講座開始前に持っていてほしい知識"/>
     <w:p>
       <w:pPr>
         <w:pStyle w:val="Heading2"/>
@@ -17007,7 +18490,7 @@
         <w:t xml:space="preserve">4-1. 受講者側：講座開始前に持っていてほしい知識</w:t>
       </w:r>
     </w:p>
-    <w:bookmarkStart w:id="177" w:name="必須これが無いと第1回が成立しない"/>
+    <w:bookmarkStart w:id="184" w:name="必須これが無いと第1回が成立しない"/>
     <w:p>
       <w:pPr>
         <w:pStyle w:val="Heading3"/>
@@ -17333,8 +18816,8 @@
         </w:tc>
       </w:tr>
     </w:tbl>
-    <w:bookmarkEnd w:id="177"/>
-    <w:bookmarkStart w:id="178" w:name="推奨あると講座の効きが1.5倍になる"/>
+    <w:bookmarkEnd w:id="184"/>
+    <w:bookmarkStart w:id="185" w:name="推奨あると講座の効きが1.5倍になる"/>
     <w:p>
       <w:pPr>
         <w:pStyle w:val="Heading3"/>
@@ -17495,8 +18978,8 @@
         </w:tc>
       </w:tr>
     </w:tbl>
-    <w:bookmarkEnd w:id="178"/>
-    <w:bookmarkStart w:id="179" w:name="前提としない講座内で扱うまたは不要"/>
+    <w:bookmarkEnd w:id="185"/>
+    <w:bookmarkStart w:id="186" w:name="前提としない講座内で扱うまたは不要"/>
     <w:p>
       <w:pPr>
         <w:pStyle w:val="Heading3"/>
@@ -17509,7 +18992,7 @@
       <w:pPr>
         <w:numPr>
           <w:ilvl w:val="0"/>
-          <w:numId w:val="1043"/>
+          <w:numId w:val="1050"/>
         </w:numPr>
         <w:pStyle w:val="Compact"/>
       </w:pPr>
@@ -17531,7 +19014,7 @@
       <w:pPr>
         <w:numPr>
           <w:ilvl w:val="0"/>
-          <w:numId w:val="1043"/>
+          <w:numId w:val="1050"/>
         </w:numPr>
         <w:pStyle w:val="Compact"/>
       </w:pPr>
@@ -17553,7 +19036,7 @@
       <w:pPr>
         <w:numPr>
           <w:ilvl w:val="0"/>
-          <w:numId w:val="1043"/>
+          <w:numId w:val="1050"/>
         </w:numPr>
         <w:pStyle w:val="Compact"/>
       </w:pPr>
@@ -17565,7 +19048,7 @@
       <w:pPr>
         <w:numPr>
           <w:ilvl w:val="0"/>
-          <w:numId w:val="1043"/>
+          <w:numId w:val="1050"/>
         </w:numPr>
         <w:pStyle w:val="Compact"/>
       </w:pPr>
@@ -17587,9 +19070,9 @@
         </w:pict>
       </w:r>
     </w:p>
-    <w:bookmarkEnd w:id="179"/>
-    <w:bookmarkEnd w:id="180"/>
-    <w:bookmarkStart w:id="181" w:name="受講者側各回の前に必要な知識準備物"/>
+    <w:bookmarkEnd w:id="186"/>
+    <w:bookmarkEnd w:id="187"/>
+    <w:bookmarkStart w:id="188" w:name="受講者側各回の前に必要な知識準備物"/>
     <w:p>
       <w:pPr>
         <w:pStyle w:val="Heading2"/>
@@ -18297,8 +19780,8 @@
         </w:pict>
       </w:r>
     </w:p>
-    <w:bookmarkEnd w:id="181"/>
-    <w:bookmarkStart w:id="182" w:name="受講者に渡す用語ミニ辞典初回に配布a4-1枚"/>
+    <w:bookmarkEnd w:id="188"/>
+    <w:bookmarkStart w:id="189" w:name="受講者に渡す用語ミニ辞典初回に配布a4-1枚"/>
     <w:p>
       <w:pPr>
         <w:pStyle w:val="Heading2"/>
@@ -18815,8 +20298,8 @@
         </w:pict>
       </w:r>
     </w:p>
-    <w:bookmarkEnd w:id="182"/>
-    <w:bookmarkStart w:id="185" w:name="講師側講座開始前に押さえる知識"/>
+    <w:bookmarkEnd w:id="189"/>
+    <w:bookmarkStart w:id="192" w:name="講師側講座開始前に押さえる知識"/>
     <w:p>
       <w:pPr>
         <w:pStyle w:val="Heading2"/>
@@ -19474,7 +20957,7 @@
         </w:tc>
       </w:tr>
     </w:tbl>
-    <w:bookmarkStart w:id="183" w:name="やらないと決めたことこの線を守る"/>
+    <w:bookmarkStart w:id="190" w:name="やらないと決めたことこの線を守る"/>
     <w:p>
       <w:pPr>
         <w:pStyle w:val="Heading3"/>
@@ -19503,8 +20986,8 @@
         <w:t xml:space="preserve">これらに時間を使うと、講座の質は上がらず、鮮度管理と事例収集が疎かになる。</w:t>
       </w:r>
     </w:p>
-    <w:bookmarkEnd w:id="183"/>
-    <w:bookmarkStart w:id="184" w:name="年9月時点で押さえておく前提知識3か月ごとに更新すること"/>
+    <w:bookmarkEnd w:id="190"/>
+    <w:bookmarkStart w:id="191" w:name="年9月時点で押さえておく前提知識3か月ごとに更新すること"/>
     <w:p>
       <w:pPr>
         <w:pStyle w:val="Heading3"/>
@@ -19845,9 +21328,9 @@
         </w:pict>
       </w:r>
     </w:p>
-    <w:bookmarkEnd w:id="184"/>
-    <w:bookmarkEnd w:id="185"/>
-    <w:bookmarkStart w:id="187" w:name="講師側各回の前に準備すること"/>
+    <w:bookmarkEnd w:id="191"/>
+    <w:bookmarkEnd w:id="192"/>
+    <w:bookmarkStart w:id="194" w:name="講師側各回の前に準備すること"/>
     <w:p>
       <w:pPr>
         <w:pStyle w:val="Heading2"/>
@@ -20544,7 +22027,7 @@
         </w:tc>
       </w:tr>
     </w:tbl>
-    <w:bookmarkStart w:id="186" w:name="講師の学習の優先順位上級編を教えるための順番"/>
+    <w:bookmarkStart w:id="193" w:name="講師の学習の優先順位上級編を教えるための順番"/>
     <w:p>
       <w:pPr>
         <w:pStyle w:val="Heading3"/>
@@ -20557,7 +22040,7 @@
       <w:pPr>
         <w:numPr>
           <w:ilvl w:val="0"/>
-          <w:numId w:val="1044"/>
+          <w:numId w:val="1051"/>
         </w:numPr>
         <w:pStyle w:val="Compact"/>
       </w:pPr>
@@ -20576,7 +22059,7 @@
       <w:pPr>
         <w:numPr>
           <w:ilvl w:val="0"/>
-          <w:numId w:val="1044"/>
+          <w:numId w:val="1051"/>
         </w:numPr>
         <w:pStyle w:val="Compact"/>
       </w:pPr>
@@ -20595,7 +22078,7 @@
       <w:pPr>
         <w:numPr>
           <w:ilvl w:val="0"/>
-          <w:numId w:val="1044"/>
+          <w:numId w:val="1051"/>
         </w:numPr>
         <w:pStyle w:val="Compact"/>
       </w:pPr>
@@ -20614,7 +22097,7 @@
       <w:pPr>
         <w:numPr>
           <w:ilvl w:val="0"/>
-          <w:numId w:val="1044"/>
+          <w:numId w:val="1051"/>
         </w:numPr>
         <w:pStyle w:val="Compact"/>
       </w:pPr>
@@ -20640,7 +22123,7 @@
       <w:pPr>
         <w:numPr>
           <w:ilvl w:val="0"/>
-          <w:numId w:val="1044"/>
+          <w:numId w:val="1051"/>
         </w:numPr>
         <w:pStyle w:val="Compact"/>
       </w:pPr>
@@ -20662,9 +22145,9 @@
         </w:pict>
       </w:r>
     </w:p>
-    <w:bookmarkEnd w:id="186"/>
-    <w:bookmarkEnd w:id="187"/>
-    <w:bookmarkStart w:id="188" w:name="講師側想定質問と回答難問集"/>
+    <w:bookmarkEnd w:id="193"/>
+    <w:bookmarkEnd w:id="194"/>
+    <w:bookmarkStart w:id="195" w:name="講師側想定質問と回答難問集"/>
     <w:p>
       <w:pPr>
         <w:pStyle w:val="Heading2"/>
@@ -21616,9 +23099,9 @@
         </w:pict>
       </w:r>
     </w:p>
-    <w:bookmarkEnd w:id="188"/>
-    <w:bookmarkEnd w:id="189"/>
-    <w:bookmarkStart w:id="202" w:name="第5部-運用資料"/>
+    <w:bookmarkEnd w:id="195"/>
+    <w:bookmarkEnd w:id="196"/>
+    <w:bookmarkStart w:id="212" w:name="第5部-運用資料"/>
     <w:p>
       <w:pPr>
         <w:pStyle w:val="Heading1"/>
@@ -21627,7 +23110,7 @@
         <w:t xml:space="preserve">第5部　運用資料</w:t>
       </w:r>
     </w:p>
-    <w:bookmarkStart w:id="190" w:name="習得チェックリスト受講者に毎回見せる"/>
+    <w:bookmarkStart w:id="198" w:name="習得チェックリスト受講者に毎回見せる"/>
     <w:p>
       <w:pPr>
         <w:pStyle w:val="Heading2"/>
@@ -22481,1416 +23964,34 @@
         </w:tc>
       </w:tr>
     </w:tbl>
-    <w:p>
-      <w:pPr>
-        <w:pStyle w:val="BodyText"/>
-      </w:pPr>
-      <w:r>
-        <w:t xml:space="preserve">「確認」列が</w:t>
+    <w:bookmarkStart w:id="197" w:name="lv.12版の判定基準第710回のみ差し替える"/>
+    <w:p>
+      <w:pPr>
+        <w:pStyle w:val="Heading3"/>
+      </w:pPr>
+      <w:r>
+        <w:t xml:space="preserve">Lv.1〜2版の判定基準（第7〜10回のみ差し替える）</w:t>
+      </w:r>
+    </w:p>
+    <w:p>
+      <w:pPr>
+        <w:pStyle w:val="FirstParagraph"/>
+      </w:pPr>
+      <w:r>
+        <w:t xml:space="preserve">標準の基準は Lv.1〜2 では構造的に届かない。</w:t>
       </w:r>
       <w:r>
         <w:rPr>
           <w:bCs/>
           <w:b/>
         </w:rPr>
-        <w:t xml:space="preserve">次回冒頭</w:t>
-      </w:r>
-      <w:r>
-        <w:t xml:space="preserve">の行は、その回の最後には埋まらない。宿題の実行を次回の冒頭15分で確認してから埋める。</w:t>
-      </w:r>
-    </w:p>
-    <w:p>
-      <w:r>
-        <w:pict>
-          <v:rect style="width:0;height:1.5pt" o:hralign="center" o:hrstd="t" o:hr="t"/>
-        </w:pict>
-      </w:r>
-    </w:p>
-    <w:bookmarkEnd w:id="190"/>
-    <w:bookmarkStart w:id="193" w:name="匿名事例ストックの育て方"/>
-    <w:p>
-      <w:pPr>
-        <w:pStyle w:val="Heading2"/>
-      </w:pPr>
-      <w:r>
-        <w:t xml:space="preserve">5-2. 匿名事例ストックの育て方</w:t>
-      </w:r>
-    </w:p>
-    <w:p>
-      <w:pPr>
-        <w:pStyle w:val="FirstParagraph"/>
-      </w:pPr>
-      <w:r>
-        <w:rPr>
-          <w:bCs/>
-          <w:b/>
-        </w:rPr>
-        <w:t xml:space="preserve">1対1講師の最大の商品価値。</w:t>
+        <w:t xml:space="preserve">達成できない基準を並べたチェックリストは、可視化の道具ではなく脱落の装置になる。</w:t>
       </w:r>
       <w:r>
         <w:t xml:space="preserve"> </w:t>
       </w:r>
       <w:r>
-        <w:t xml:space="preserve">毎回1つ出すには、初回に2本使うため</w:t>
-      </w:r>
-      <w:r>
-        <w:rPr>
-          <w:bCs/>
-          <w:b/>
-        </w:rPr>
-        <w:t xml:space="preserve">12回で最低13本</w:t>
-      </w:r>
-      <w:r>
-        <w:t xml:space="preserve">。実際には業種別に30本は要る。</w:t>
-      </w:r>
-    </w:p>
-    <w:bookmarkStart w:id="191" w:name="記録の型1事例カード1枚"/>
-    <w:p>
-      <w:pPr>
-        <w:pStyle w:val="Heading3"/>
-      </w:pPr>
-      <w:r>
-        <w:t xml:space="preserve">記録の型（1事例＝カード1枚）</w:t>
-      </w:r>
-    </w:p>
-    <w:p>
-      <w:pPr>
-        <w:pStyle w:val="SourceCode"/>
-      </w:pPr>
-      <w:r>
-        <w:rPr>
-          <w:rStyle w:val="VerbatimChar"/>
-        </w:rPr>
-        <w:t xml:space="preserve">業種／規模：</w:t>
-      </w:r>
-      <w:r>
-        <w:br/>
-      </w:r>
-      <w:r>
-        <w:rPr>
-          <w:rStyle w:val="VerbatimChar"/>
-        </w:rPr>
-        <w:t xml:space="preserve">やったこと（1文）：</w:t>
-      </w:r>
-      <w:r>
-        <w:br/>
-      </w:r>
-      <w:r>
-        <w:rPr>
-          <w:rStyle w:val="VerbatimChar"/>
-        </w:rPr>
-        <w:t xml:space="preserve">効果（数字があれば数字で）：</w:t>
-      </w:r>
-      <w:r>
-        <w:br/>
-      </w:r>
-      <w:r>
-        <w:rPr>
-          <w:rStyle w:val="VerbatimChar"/>
-        </w:rPr>
-        <w:t xml:space="preserve">効果より大事だった副産物：      ← ここが刺さる</w:t>
-      </w:r>
-      <w:r>
-        <w:br/>
-      </w:r>
-      <w:r>
-        <w:rPr>
-          <w:rStyle w:val="VerbatimChar"/>
-        </w:rPr>
-        <w:t xml:space="preserve">つまずいた点：</w:t>
-      </w:r>
-      <w:r>
-        <w:br/>
-      </w:r>
-      <w:r>
-        <w:rPr>
-          <w:rStyle w:val="VerbatimChar"/>
-        </w:rPr>
-        <w:t xml:space="preserve">出しどころ：第　回</w:t>
-      </w:r>
-    </w:p>
-    <w:bookmarkEnd w:id="191"/>
-    <w:bookmarkStart w:id="192" w:name="収集元"/>
-    <w:p>
-      <w:pPr>
-        <w:pStyle w:val="Heading3"/>
-      </w:pPr>
-      <w:r>
-        <w:t xml:space="preserve">収集元</w:t>
-      </w:r>
-    </w:p>
-    <w:p>
-      <w:pPr>
-        <w:numPr>
-          <w:ilvl w:val="0"/>
-          <w:numId w:val="1045"/>
-        </w:numPr>
-        <w:pStyle w:val="Compact"/>
-      </w:pPr>
-      <w:r>
-        <w:rPr>
-          <w:bCs/>
-          <w:b/>
-        </w:rPr>
-        <w:t xml:space="preserve">自分の案件</w:t>
-      </w:r>
-      <w:r>
-        <w:t xml:space="preserve">（許諾を取ること。第12回の修了時に確認する）</w:t>
-      </w:r>
-    </w:p>
-    <w:p>
-      <w:pPr>
-        <w:numPr>
-          <w:ilvl w:val="0"/>
-          <w:numId w:val="1045"/>
-        </w:numPr>
-        <w:pStyle w:val="Compact"/>
-      </w:pPr>
-      <w:r>
-        <w:t xml:space="preserve">公的調査・業界団体の事例集</w:t>
-      </w:r>
-    </w:p>
-    <w:p>
-      <w:pPr>
-        <w:numPr>
-          <w:ilvl w:val="0"/>
-          <w:numId w:val="1045"/>
-        </w:numPr>
-        <w:pStyle w:val="Compact"/>
-      </w:pPr>
-      <w:r>
-        <w:t xml:space="preserve">他講師・コミュニティでの見聞（</w:t>
-      </w:r>
-      <w:r>
-        <w:rPr>
-          <w:bCs/>
-          <w:b/>
-        </w:rPr>
-        <w:t xml:space="preserve">必ず業種と規模を伏せる</w:t>
-      </w:r>
-      <w:r>
-        <w:t xml:space="preserve">）</w:t>
-      </w:r>
-    </w:p>
-    <w:p>
-      <w:pPr>
-        <w:numPr>
-          <w:ilvl w:val="0"/>
-          <w:numId w:val="1045"/>
-        </w:numPr>
-        <w:pStyle w:val="Compact"/>
-      </w:pPr>
-      <w:r>
-        <w:t xml:space="preserve">自分自身の実験（副業・自社業務での試行）</w:t>
-      </w:r>
-    </w:p>
-    <w:p>
-      <w:pPr>
-        <w:pStyle w:val="FirstParagraph"/>
-      </w:pPr>
-      <w:r>
-        <w:rPr>
-          <w:bCs/>
-          <w:b/>
-        </w:rPr>
-        <w:t xml:space="preserve">「効果より大事だった副産物」の欄を必ず埋める。</w:t>
-      </w:r>
-      <w:r>
-        <w:t xml:space="preserve"> </w:t>
-      </w:r>
-      <w:r>
-        <w:t xml:space="preserve">数字だけの事例は他所でも聞ける。経営者が動くのは副産物のほうである。</w:t>
-      </w:r>
-    </w:p>
-    <w:p>
-      <w:r>
-        <w:pict>
-          <v:rect style="width:0;height:1.5pt" o:hralign="center" o:hrstd="t" o:hr="t"/>
-        </w:pict>
-      </w:r>
-    </w:p>
-    <w:bookmarkEnd w:id="192"/>
-    <w:bookmarkEnd w:id="193"/>
-    <w:bookmarkStart w:id="198" w:name="助成金メモ2026年9月時点令和8年8月3日改正を反映"/>
-    <w:p>
-      <w:pPr>
-        <w:pStyle w:val="Heading2"/>
-      </w:pPr>
-      <w:r>
-        <w:t xml:space="preserve">5-3. 助成金メモ（2026年9月時点・令和8年8月3日改正を反映）</w:t>
-      </w:r>
-    </w:p>
-    <w:p>
-      <w:pPr>
-        <w:pStyle w:val="FirstParagraph"/>
-      </w:pPr>
-      <w:r>
-        <w:rPr>
-          <w:bCs/>
-          <w:b/>
-        </w:rPr>
-        <w:t xml:space="preserve">人材開発支援助成金（事業展開等リスキリング支援コース）</w:t>
-      </w:r>
-    </w:p>
-    <w:tbl>
-      <w:tblPr>
-        <w:tblStyle w:val="Table"/>
-        <w:tblW w:type="pct" w:w="5000"/>
-        <w:tblLook w:firstRow="1" w:lastRow="0" w:firstColumn="0" w:lastColumn="0" w:noHBand="0" w:noVBand="0" w:val="0020"/>
-        <w:jc w:val="start"/>
-      </w:tblPr>
-      <w:tblGrid>
-        <w:gridCol w:w="3960"/>
-        <w:gridCol w:w="3960"/>
-      </w:tblGrid>
-      <w:tr>
-        <w:trPr>
-          <w:tblHeader w:val="true"/>
-        </w:trPr>
-        <w:tc>
-          <w:tcPr/>
-          <w:p>
-            <w:pPr>
-              <w:pStyle w:val="Compact"/>
-              <w:jc w:val="left"/>
-            </w:pPr>
-            <w:r>
-              <w:t xml:space="preserve">項目</w:t>
-            </w:r>
-          </w:p>
-        </w:tc>
-        <w:tc>
-          <w:tcPr/>
-          <w:p>
-            <w:pPr>
-              <w:pStyle w:val="Compact"/>
-              <w:jc w:val="left"/>
-            </w:pPr>
-            <w:r>
-              <w:t xml:space="preserve">内容</w:t>
-            </w:r>
-          </w:p>
-        </w:tc>
-      </w:tr>
-      <w:tr>
-        <w:tc>
-          <w:tcPr/>
-          <w:p>
-            <w:pPr>
-              <w:pStyle w:val="Compact"/>
-              <w:jc w:val="left"/>
-            </w:pPr>
-            <w:r>
-              <w:t xml:space="preserve">経費助成率（中小企業）</w:t>
-            </w:r>
-          </w:p>
-        </w:tc>
-        <w:tc>
-          <w:tcPr/>
-          <w:p>
-            <w:pPr>
-              <w:pStyle w:val="Compact"/>
-              <w:jc w:val="left"/>
-            </w:pPr>
-            <w:r>
-              <w:t xml:space="preserve">75%（大企業60%）</w:t>
-            </w:r>
-          </w:p>
-        </w:tc>
-      </w:tr>
-      <w:tr>
-        <w:tc>
-          <w:tcPr/>
-          <w:p>
-            <w:pPr>
-              <w:pStyle w:val="Compact"/>
-              <w:jc w:val="left"/>
-            </w:pPr>
-            <w:r>
-              <w:t xml:space="preserve">賃金助成</w:t>
-            </w:r>
-          </w:p>
-        </w:tc>
-        <w:tc>
-          <w:tcPr/>
-          <w:p>
-            <w:pPr>
-              <w:pStyle w:val="Compact"/>
-              <w:jc w:val="left"/>
-            </w:pPr>
-            <w:r>
-              <w:t xml:space="preserve">1人1時間あたり1,000円（大企業500円）</w:t>
-            </w:r>
-          </w:p>
-        </w:tc>
-      </w:tr>
-      <w:tr>
-        <w:tc>
-          <w:tcPr/>
-          <w:p>
-            <w:pPr>
-              <w:pStyle w:val="Compact"/>
-              <w:jc w:val="left"/>
-            </w:pPr>
-            <w:r>
-              <w:t xml:space="preserve">実訓練時間の要件</w:t>
-            </w:r>
-          </w:p>
-        </w:tc>
-        <w:tc>
-          <w:tcPr/>
-          <w:p>
-            <w:pPr>
-              <w:pStyle w:val="Compact"/>
-              <w:jc w:val="left"/>
-            </w:pPr>
-            <w:r>
-              <w:rPr>
-                <w:bCs/>
-                <w:b/>
-              </w:rPr>
-              <w:t xml:space="preserve">OFF-JTで10時間以上</w:t>
-            </w:r>
-          </w:p>
-        </w:tc>
-      </w:tr>
-      <w:tr>
-        <w:tc>
-          <w:tcPr/>
-          <w:p>
-            <w:pPr>
-              <w:pStyle w:val="Compact"/>
-              <w:jc w:val="left"/>
-            </w:pPr>
-            <w:r>
-              <w:t xml:space="preserve">本講座の該当性</w:t>
-            </w:r>
-          </w:p>
-        </w:tc>
-        <w:tc>
-          <w:tcPr/>
-          <w:p>
-            <w:pPr>
-              <w:pStyle w:val="Compact"/>
-              <w:jc w:val="left"/>
-            </w:pPr>
-            <w:r>
-              <w:rPr>
-                <w:bCs/>
-                <w:b/>
-              </w:rPr>
-              <w:t xml:space="preserve">120分×12回＝24時間。時間要件は単独で満たす</w:t>
-            </w:r>
-          </w:p>
-        </w:tc>
-      </w:tr>
-      <w:tr>
-        <w:tc>
-          <w:tcPr/>
-          <w:p>
-            <w:pPr>
-              <w:pStyle w:val="Compact"/>
-              <w:jc w:val="left"/>
-            </w:pPr>
-            <w:r>
-              <w:t xml:space="preserve">経費助成の上限</w:t>
-            </w:r>
-          </w:p>
-        </w:tc>
-        <w:tc>
-          <w:tcPr/>
-          <w:p>
-            <w:pPr>
-              <w:pStyle w:val="Compact"/>
-              <w:jc w:val="left"/>
-            </w:pPr>
-            <w:r>
-              <w:t xml:space="preserve">10〜100時間未満で1人30万円（100〜200時間40万円／200時間〜50万円）</w:t>
-            </w:r>
-          </w:p>
-        </w:tc>
-      </w:tr>
-      <w:tr>
-        <w:tc>
-          <w:tcPr/>
-          <w:p>
-            <w:pPr>
-              <w:pStyle w:val="Compact"/>
-              <w:jc w:val="left"/>
-            </w:pPr>
-            <w:r>
-              <w:t xml:space="preserve">計画届</w:t>
-            </w:r>
-          </w:p>
-        </w:tc>
-        <w:tc>
-          <w:tcPr/>
-          <w:p>
-            <w:pPr>
-              <w:pStyle w:val="Compact"/>
-              <w:jc w:val="left"/>
-            </w:pPr>
-            <w:r>
-              <w:t xml:space="preserve">訓練開始日の</w:t>
-            </w:r>
-            <w:r>
-              <w:rPr>
-                <w:bCs/>
-                <w:b/>
-              </w:rPr>
-              <w:t xml:space="preserve">6か月前から1か月前までの間</w:t>
-            </w:r>
-            <w:r>
-              <w:t xml:space="preserve">に管轄労働局へ</w:t>
-            </w:r>
-          </w:p>
-        </w:tc>
-      </w:tr>
-      <w:tr>
-        <w:tc>
-          <w:tcPr/>
-          <w:p>
-            <w:pPr>
-              <w:pStyle w:val="Compact"/>
-              <w:jc w:val="left"/>
-            </w:pPr>
-            <w:r>
-              <w:t xml:space="preserve">受講回数の上限</w:t>
-            </w:r>
-          </w:p>
-        </w:tc>
-        <w:tc>
-          <w:tcPr/>
-          <w:p>
-            <w:pPr>
-              <w:pStyle w:val="Compact"/>
-              <w:jc w:val="left"/>
-            </w:pPr>
-            <w:r>
-              <w:t xml:space="preserve">同一労働者につき</w:t>
-            </w:r>
-            <w:r>
-              <w:rPr>
-                <w:bCs/>
-                <w:b/>
-              </w:rPr>
-              <w:t xml:space="preserve">一の年度で3回まで</w:t>
-            </w:r>
-          </w:p>
-        </w:tc>
-      </w:tr>
-      <w:tr>
-        <w:tc>
-          <w:tcPr/>
-          <w:p>
-            <w:pPr>
-              <w:pStyle w:val="Compact"/>
-              <w:jc w:val="left"/>
-            </w:pPr>
-            <w:r>
-              <w:rPr>
-                <w:bCs/>
-                <w:b/>
-              </w:rPr>
-              <w:t xml:space="preserve">eラーニング訓練の回数</w:t>
-            </w:r>
-          </w:p>
-        </w:tc>
-        <w:tc>
-          <w:tcPr/>
-          <w:p>
-            <w:pPr>
-              <w:pStyle w:val="Compact"/>
-              <w:jc w:val="left"/>
-            </w:pPr>
-            <w:r>
-              <w:t xml:space="preserve">同一労働者につき</w:t>
-            </w:r>
-            <w:r>
-              <w:rPr>
-                <w:bCs/>
-                <w:b/>
-              </w:rPr>
-              <w:t xml:space="preserve">一の年度で1回まで</w:t>
-            </w:r>
-            <w:r>
-              <w:t xml:space="preserve">（令和8年8月3日以降に提出した計画届から適用）</w:t>
-            </w:r>
-          </w:p>
-        </w:tc>
-      </w:tr>
-      <w:tr>
-        <w:tc>
-          <w:tcPr/>
-          <w:p>
-            <w:pPr>
-              <w:pStyle w:val="Compact"/>
-              <w:jc w:val="left"/>
-            </w:pPr>
-            <w:r>
-              <w:t xml:space="preserve">制度の期限</w:t>
-            </w:r>
-          </w:p>
-        </w:tc>
-        <w:tc>
-          <w:tcPr/>
-          <w:p>
-            <w:pPr>
-              <w:pStyle w:val="Compact"/>
-              <w:jc w:val="left"/>
-            </w:pPr>
-            <w:r>
-              <w:rPr>
-                <w:bCs/>
-                <w:b/>
-              </w:rPr>
-              <w:t xml:space="preserve">令和8年度末までの時限措置</w:t>
-            </w:r>
-            <w:r>
-              <w:t xml:space="preserve">（公式に明記。「見込み」ではない）</w:t>
-            </w:r>
-          </w:p>
-        </w:tc>
-      </w:tr>
-    </w:tbl>
-    <w:bookmarkStart w:id="194" w:name="対象外となる訓練令和8年8月3日改正ここが本講座の急所"/>
-    <w:p>
-      <w:pPr>
-        <w:pStyle w:val="Heading3"/>
-      </w:pPr>
-      <w:r>
-        <w:t xml:space="preserve">🔴 対象外となる訓練（令和8年8月3日改正・ここが本講座の急所）</w:t>
-      </w:r>
-    </w:p>
-    <w:p>
-      <w:pPr>
-        <w:pStyle w:val="FirstParagraph"/>
-      </w:pPr>
-      <w:r>
-        <w:t xml:space="preserve">厚生労働省が対象外の例として</w:t>
-      </w:r>
-      <w:r>
-        <w:rPr>
-          <w:bCs/>
-          <w:b/>
-        </w:rPr>
-        <w:t xml:space="preserve">名指しで挙げているのが「生成AIを利用するために汎用的なプロンプトの作り方を学ぶ訓練」</w:t>
-      </w:r>
-      <w:r>
-        <w:t xml:space="preserve">である。一方、対象になる例として挙がっているのは「生成AIを活用して</w:t>
-      </w:r>
-      <w:r>
-        <w:rPr>
-          <w:bCs/>
-          <w:b/>
-        </w:rPr>
-        <w:t xml:space="preserve">商品提案書の構成案作成、文章生成、修正方法</w:t>
-      </w:r>
-      <w:r>
-        <w:t xml:space="preserve">を学ぶ営業担当者向けの訓練」。</w:t>
-      </w:r>
-    </w:p>
-    <w:p>
-      <w:pPr>
-        <w:pStyle w:val="BodyText"/>
-      </w:pPr>
-      <w:r>
-        <w:rPr>
-          <w:bCs/>
-          <w:b/>
-        </w:rPr>
-        <w:t xml:space="preserve">この線引きは、本講座にそのまま刺さる。</w:t>
-      </w:r>
-      <w:r>
-        <w:t xml:space="preserve"> </w:t>
-      </w:r>
-      <w:r>
-        <w:t xml:space="preserve">特に第2回（指示の型・プロンプト集）は、書き方によっては「汎用的なプロンプトの作り方」に読める。計画届では、</w:t>
-      </w:r>
-      <w:r>
-        <w:rPr>
-          <w:bCs/>
-          <w:b/>
-        </w:rPr>
-        <w:t xml:space="preserve">各回の演習が受講企業の実業務・実データに限定されていること</w:t>
-      </w:r>
-      <w:r>
-        <w:t xml:space="preserve">を、回ごとの成果物名で示すこと。</w:t>
-      </w:r>
-    </w:p>
-    <w:p>
-      <w:pPr>
-        <w:pStyle w:val="BodyText"/>
-      </w:pPr>
-      <w:r>
-        <w:t xml:space="preserve">なお「</w:t>
-      </w:r>
-      <w:r>
-        <w:rPr>
-          <w:bCs/>
-          <w:b/>
-        </w:rPr>
-        <w:t xml:space="preserve">既存ソフトの操作習得のみは対象外</w:t>
-      </w:r>
-      <w:r>
-        <w:t xml:space="preserve">」は、令和6年4月版のパンフレットに既にあった要件で、8月3日改正の内容ではない。改正で追加されたのは上記の対象外例の具体化と、eラーニングの回数制限である。</w:t>
-      </w:r>
-    </w:p>
-    <w:p>
-      <w:pPr>
-        <w:pStyle w:val="BodyText"/>
-      </w:pPr>
-      <w:r>
-        <w:t xml:space="preserve">また「認定経営革新等支援機関による計画内容の確認」は、</w:t>
-      </w:r>
-      <w:r>
-        <w:rPr>
-          <w:bCs/>
-          <w:b/>
-        </w:rPr>
-        <w:t xml:space="preserve">令和8年3月2日</w:t>
-      </w:r>
-      <w:r>
-        <w:t xml:space="preserve">に追加された類型（人事・人材育成計画に基づく訓練）に伴うもので、これも8月3日改正の内容ではない。両者を混同して説明しないこと。</w:t>
-      </w:r>
-    </w:p>
-    <w:bookmarkEnd w:id="194"/>
-    <w:bookmarkStart w:id="195" w:name="設計上の含意"/>
-    <w:p>
-      <w:pPr>
-        <w:pStyle w:val="Heading3"/>
-      </w:pPr>
-      <w:r>
-        <w:t xml:space="preserve">設計上の含意</w:t>
-      </w:r>
-    </w:p>
-    <w:p>
-      <w:pPr>
-        <w:pStyle w:val="FirstParagraph"/>
-      </w:pPr>
-      <w:r>
-        <w:t xml:space="preserve">本講座は第5回以降で自社専用ツールの構築・体制設計・効果測定を扱うため、操作習得にも汎用プロンプト研修にも留まらない。</w:t>
-      </w:r>
-      <w:r>
-        <w:rPr>
-          <w:bCs/>
-          <w:b/>
-        </w:rPr>
-        <w:t xml:space="preserve">ただしそれは計画届の書き方で決まる。</w:t>
-      </w:r>
-      <w:r>
-        <w:t xml:space="preserve"> </w:t>
-      </w:r>
-      <w:r>
-        <w:t xml:space="preserve">各回の「手元に残るもの」（第1部1-2の表）をそのまま計画届の到達目標に転記するのが、最も説明力がある。</w:t>
-      </w:r>
-    </w:p>
-    <w:bookmarkEnd w:id="195"/>
-    <w:bookmarkStart w:id="196" w:name="労働局に確認する5項目案件ごとに毎回"/>
-    <w:p>
-      <w:pPr>
-        <w:pStyle w:val="Heading3"/>
-      </w:pPr>
-      <w:r>
-        <w:t xml:space="preserve">労働局に確認する5項目（案件ごとに毎回）</w:t>
-      </w:r>
-    </w:p>
-    <w:p>
-      <w:pPr>
-        <w:numPr>
-          <w:ilvl w:val="0"/>
-          <w:numId w:val="1046"/>
-        </w:numPr>
-        <w:pStyle w:val="Compact"/>
-      </w:pPr>
-      <w:r>
-        <w:rPr>
-          <w:bCs/>
-          <w:b/>
-        </w:rPr>
-        <w:t xml:space="preserve">オンライン1対1のOFF-JT該当性</w:t>
-      </w:r>
-      <w:r>
-        <w:t xml:space="preserve">（同時双方向であること、受講記録の取り方）</w:t>
-      </w:r>
-    </w:p>
-    <w:p>
-      <w:pPr>
-        <w:numPr>
-          <w:ilvl w:val="0"/>
-          <w:numId w:val="1046"/>
-        </w:numPr>
-        <w:pStyle w:val="Compact"/>
-      </w:pPr>
-      <w:r>
-        <w:rPr>
-          <w:bCs/>
-          <w:b/>
-        </w:rPr>
-        <w:t xml:space="preserve">オンライン1対1が「eラーニング訓練」に該当しないか</w:t>
-      </w:r>
-      <w:r>
-        <w:t xml:space="preserve"> </w:t>
-      </w:r>
-      <w:r>
-        <w:t xml:space="preserve">← 該当すると年1回制限が直撃する。</w:t>
-      </w:r>
-      <w:r>
-        <w:rPr>
-          <w:bCs/>
-          <w:b/>
-        </w:rPr>
-        <w:t xml:space="preserve">最優先で確認する</w:t>
-      </w:r>
-    </w:p>
-    <w:p>
-      <w:pPr>
-        <w:numPr>
-          <w:ilvl w:val="0"/>
-          <w:numId w:val="1046"/>
-        </w:numPr>
-        <w:pStyle w:val="Compact"/>
-      </w:pPr>
-      <w:r>
-        <w:rPr>
-          <w:bCs/>
-          <w:b/>
-        </w:rPr>
-        <w:t xml:space="preserve">本講座の構成が「汎用的なプロンプトの作り方を学ぶ訓練」に該当しないか</w:t>
-      </w:r>
-      <w:r>
-        <w:t xml:space="preserve">（第2回の記載の仕方）</w:t>
-      </w:r>
-    </w:p>
-    <w:p>
-      <w:pPr>
-        <w:numPr>
-          <w:ilvl w:val="0"/>
-          <w:numId w:val="1046"/>
-        </w:numPr>
-        <w:pStyle w:val="Compact"/>
-      </w:pPr>
-      <w:r>
-        <w:rPr>
-          <w:bCs/>
-          <w:b/>
-        </w:rPr>
-        <w:t xml:space="preserve">社員同席回（第6回・第12回）の訓練時間としての計上可否</w:t>
-      </w:r>
-      <w:r>
-        <w:t xml:space="preserve">、および同席社員を受講者に含めるか</w:t>
-      </w:r>
-    </w:p>
-    <w:p>
-      <w:pPr>
-        <w:numPr>
-          <w:ilvl w:val="0"/>
-          <w:numId w:val="1046"/>
-        </w:numPr>
-        <w:pStyle w:val="Compact"/>
-      </w:pPr>
-      <w:r>
-        <w:rPr>
-          <w:bCs/>
-          <w:b/>
-        </w:rPr>
-        <w:t xml:space="preserve">訓練時間の記録様式</w:t>
-      </w:r>
-      <w:r>
-        <w:t xml:space="preserve">（開始・終了時刻、実施内容の証憑として何が必要か）</w:t>
-      </w:r>
-    </w:p>
-    <w:bookmarkEnd w:id="196"/>
-    <w:bookmarkStart w:id="197" w:name="日程上の注意"/>
-    <w:p>
-      <w:pPr>
-        <w:pStyle w:val="Heading3"/>
-      </w:pPr>
-      <w:r>
-        <w:t xml:space="preserve">日程上の注意</w:t>
-      </w:r>
-    </w:p>
-    <w:p>
-      <w:pPr>
-        <w:pStyle w:val="FirstParagraph"/>
-      </w:pPr>
-      <w:r>
-        <w:t xml:space="preserve">隔週12回は約5.5か月かかる（＋第6回・第12回の事前壁打ち2枠）。制度は令和8年度末までの時限措置なので、</w:t>
-      </w:r>
-      <w:r>
-        <w:rPr>
-          <w:bCs/>
-          <w:b/>
-        </w:rPr>
-        <w:t xml:space="preserve">2026年11月以降に開始する案件は訓練終了が年度をまたぐ</w:t>
-      </w:r>
-      <w:r>
-        <w:t xml:space="preserve">。年度をまたぐ場合の支給対象期の扱いを、上記5項目に加えて確認すること。募集資料には開始可能期限を明記する。</w:t>
-      </w:r>
-    </w:p>
-    <w:p>
-      <w:pPr>
-        <w:pStyle w:val="BlockText"/>
-      </w:pPr>
-      <w:r>
-        <w:rPr>
-          <w:bCs/>
-          <w:b/>
-        </w:rPr>
-        <w:t xml:space="preserve">必ず守ること：</w:t>
-      </w:r>
-      <w:r>
-        <w:t xml:space="preserve"> </w:t>
-      </w:r>
-      <w:r>
-        <w:t xml:space="preserve">募集開始前に管轄労働局へ最新条件を確認する。</w:t>
-      </w:r>
-      <w:r>
-        <w:rPr>
-          <w:bCs/>
-          <w:b/>
-        </w:rPr>
-        <w:t xml:space="preserve">申請の可否を講師が断定しない。代行も請けない。</w:t>
-      </w:r>
-      <w:r>
-        <w:t xml:space="preserve"> </w:t>
-      </w:r>
-      <w:r>
-        <w:t xml:space="preserve">社労士・認定支援機関を紹介する立場に徹する。</w:t>
-      </w:r>
-    </w:p>
-    <w:p>
-      <w:r>
-        <w:pict>
-          <v:rect style="width:0;height:1.5pt" o:hralign="center" o:hrstd="t" o:hr="t"/>
-        </w:pict>
-      </w:r>
-    </w:p>
-    <w:bookmarkEnd w:id="197"/>
-    <w:bookmarkEnd w:id="198"/>
-    <w:bookmarkStart w:id="199" w:name="機密録画の扱い"/>
-    <w:p>
-      <w:pPr>
-        <w:pStyle w:val="Heading2"/>
-      </w:pPr>
-      <w:r>
-        <w:t xml:space="preserve">5-4. 機密・録画の扱い</w:t>
-      </w:r>
-    </w:p>
-    <w:p>
-      <w:pPr>
-        <w:pStyle w:val="FirstParagraph"/>
-      </w:pPr>
-      <w:r>
-        <w:t xml:space="preserve">初回（2-7の項目5）で書面化する。雛形の要点：</w:t>
-      </w:r>
-    </w:p>
-    <w:p>
-      <w:pPr>
-        <w:numPr>
-          <w:ilvl w:val="0"/>
-          <w:numId w:val="1047"/>
-        </w:numPr>
-        <w:pStyle w:val="Compact"/>
-      </w:pPr>
-      <w:r>
-        <w:t xml:space="preserve">演習に使うデータは、社名・個人名・金額の一部を伏せた状態で扱う</w:t>
-      </w:r>
-    </w:p>
-    <w:p>
-      <w:pPr>
-        <w:numPr>
-          <w:ilvl w:val="0"/>
-          <w:numId w:val="1047"/>
-        </w:numPr>
-        <w:pStyle w:val="Compact"/>
-      </w:pPr>
-      <w:r>
-        <w:t xml:space="preserve">録画は講師が保管し、</w:t>
-      </w:r>
-      <w:r>
-        <w:rPr>
-          <w:bCs/>
-          <w:b/>
-        </w:rPr>
-        <w:t xml:space="preserve">保存期間は◯か月</w:t>
-      </w:r>
-      <w:r>
-        <w:t xml:space="preserve">。期間経過後に削除する</w:t>
-      </w:r>
-    </w:p>
-    <w:p>
-      <w:pPr>
-        <w:numPr>
-          <w:ilvl w:val="0"/>
-          <w:numId w:val="1047"/>
-        </w:numPr>
-        <w:pStyle w:val="Compact"/>
-      </w:pPr>
-      <w:r>
-        <w:t xml:space="preserve">録画の社内共有の可否と範囲（受講者本人のみ／同席社員まで／全社）</w:t>
-      </w:r>
-    </w:p>
-    <w:p>
-      <w:pPr>
-        <w:numPr>
-          <w:ilvl w:val="0"/>
-          <w:numId w:val="1047"/>
-        </w:numPr>
-        <w:pStyle w:val="Compact"/>
-      </w:pPr>
-      <w:r>
-        <w:t xml:space="preserve">講師が知り得た情報の守秘義務の範囲と期間</w:t>
-      </w:r>
-    </w:p>
-    <w:p>
-      <w:pPr>
-        <w:numPr>
-          <w:ilvl w:val="0"/>
-          <w:numId w:val="1047"/>
-        </w:numPr>
-        <w:pStyle w:val="Compact"/>
-      </w:pPr>
-      <w:r>
-        <w:t xml:space="preserve">事例としての公開は、</w:t>
-      </w:r>
-      <w:r>
-        <w:rPr>
-          <w:bCs/>
-          <w:b/>
-        </w:rPr>
-        <w:t xml:space="preserve">修了時に別途、書面で許諾を得る</w:t>
-      </w:r>
-      <w:r>
-        <w:t xml:space="preserve">（数値の公開範囲まで明記）</w:t>
-      </w:r>
-    </w:p>
-    <w:p>
-      <w:r>
-        <w:pict>
-          <v:rect style="width:0;height:1.5pt" o:hralign="center" o:hrstd="t" o:hr="t"/>
-        </w:pict>
-      </w:r>
-    </w:p>
-    <w:bookmarkEnd w:id="199"/>
-    <w:bookmarkStart w:id="200" w:name="情報の鮮度管理3か月サイクル"/>
-    <w:p>
-      <w:pPr>
-        <w:pStyle w:val="Heading2"/>
-      </w:pPr>
-      <w:r>
-        <w:t xml:space="preserve">5-5. 情報の鮮度管理（3か月サイクル）</w:t>
-      </w:r>
-    </w:p>
-    <w:tbl>
-      <w:tblPr>
-        <w:tblStyle w:val="Table"/>
-        <w:tblW w:type="pct" w:w="5000"/>
-        <w:tblLook w:firstRow="1" w:lastRow="0" w:firstColumn="0" w:lastColumn="0" w:noHBand="0" w:noVBand="0" w:val="0020"/>
-        <w:jc w:val="start"/>
-      </w:tblPr>
-      <w:tblGrid>
-        <w:gridCol w:w="3960"/>
-        <w:gridCol w:w="3960"/>
-      </w:tblGrid>
-      <w:tr>
-        <w:trPr>
-          <w:tblHeader w:val="true"/>
-        </w:trPr>
-        <w:tc>
-          <w:tcPr/>
-          <w:p>
-            <w:pPr>
-              <w:pStyle w:val="Compact"/>
-              <w:jc w:val="left"/>
-            </w:pPr>
-            <w:r>
-              <w:t xml:space="preserve">頻度</w:t>
-            </w:r>
-          </w:p>
-        </w:tc>
-        <w:tc>
-          <w:tcPr/>
-          <w:p>
-            <w:pPr>
-              <w:pStyle w:val="Compact"/>
-              <w:jc w:val="left"/>
-            </w:pPr>
-            <w:r>
-              <w:t xml:space="preserve">やること</w:t>
-            </w:r>
-          </w:p>
-        </w:tc>
-      </w:tr>
-      <w:tr>
-        <w:tc>
-          <w:tcPr/>
-          <w:p>
-            <w:pPr>
-              <w:pStyle w:val="Compact"/>
-              <w:jc w:val="left"/>
-            </w:pPr>
-            <w:r>
-              <w:t xml:space="preserve">毎案件の開始前</w:t>
-            </w:r>
-          </w:p>
-        </w:tc>
-        <w:tc>
-          <w:tcPr/>
-          <w:p>
-            <w:pPr>
-              <w:pStyle w:val="Compact"/>
-              <w:jc w:val="left"/>
-            </w:pPr>
-            <w:r>
-              <w:t xml:space="preserve">プラン名・月額・主要機能名の再確認。資料の「◯年◯月時点」を更新</w:t>
-            </w:r>
-          </w:p>
-        </w:tc>
-      </w:tr>
-      <w:tr>
-        <w:tc>
-          <w:tcPr/>
-          <w:p>
-            <w:pPr>
-              <w:pStyle w:val="Compact"/>
-              <w:jc w:val="left"/>
-            </w:pPr>
-            <w:r>
-              <w:t xml:space="preserve">3か月ごと</w:t>
-            </w:r>
-          </w:p>
-        </w:tc>
-        <w:tc>
-          <w:tcPr/>
-          <w:p>
-            <w:pPr>
-              <w:pStyle w:val="Compact"/>
-              <w:jc w:val="left"/>
-            </w:pPr>
-            <w:r>
-              <w:t xml:space="preserve">第4部4-4の前提知識表を更新。古くなった記述を消す</w:t>
-            </w:r>
-          </w:p>
-        </w:tc>
-      </w:tr>
-      <w:tr>
-        <w:tc>
-          <w:tcPr/>
-          <w:p>
-            <w:pPr>
-              <w:pStyle w:val="Compact"/>
-              <w:jc w:val="left"/>
-            </w:pPr>
-            <w:r>
-              <w:t xml:space="preserve">6か月ごと</w:t>
-            </w:r>
-          </w:p>
-        </w:tc>
-        <w:tc>
-          <w:tcPr/>
-          <w:p>
-            <w:pPr>
-              <w:pStyle w:val="Compact"/>
-              <w:jc w:val="left"/>
-            </w:pPr>
-            <w:r>
-              <w:t xml:space="preserve">匿名事例の棚卸し（古い事例・効果が陳腐化した事例を外す）</w:t>
-            </w:r>
-          </w:p>
-        </w:tc>
-      </w:tr>
-      <w:tr>
-        <w:tc>
-          <w:tcPr/>
-          <w:p>
-            <w:pPr>
-              <w:pStyle w:val="Compact"/>
-              <w:jc w:val="left"/>
-            </w:pPr>
-            <w:r>
-              <w:t xml:space="preserve">年1回</w:t>
-            </w:r>
-          </w:p>
-        </w:tc>
-        <w:tc>
-          <w:tcPr/>
-          <w:p>
-            <w:pPr>
-              <w:pStyle w:val="Compact"/>
-              <w:jc w:val="left"/>
-            </w:pPr>
-            <w:r>
-              <w:t xml:space="preserve">カリキュラム全体の見直し。上級編の技術トピックの入れ替え</w:t>
-            </w:r>
-          </w:p>
-        </w:tc>
-      </w:tr>
-    </w:tbl>
-    <w:p>
-      <w:r>
-        <w:pict>
-          <v:rect style="width:0;height:1.5pt" o:hralign="center" o:hrstd="t" o:hr="t"/>
-        </w:pict>
-      </w:r>
-    </w:p>
-    <w:bookmarkEnd w:id="200"/>
-    <w:bookmarkStart w:id="201" w:name="進行管理シート受講者1名につき1枚"/>
-    <w:p>
-      <w:pPr>
-        <w:pStyle w:val="Heading2"/>
-      </w:pPr>
-      <w:r>
-        <w:t xml:space="preserve">5-6. 進行管理シート（受講者1名につき1枚）</w:t>
-      </w:r>
-    </w:p>
-    <w:p>
-      <w:pPr>
-        <w:pStyle w:val="SourceCode"/>
-      </w:pPr>
-      <w:r>
-        <w:rPr>
-          <w:rStyle w:val="VerbatimChar"/>
-        </w:rPr>
-        <w:t xml:space="preserve">受講者：              　開始：    /    　修了予定：    /</w:t>
-      </w:r>
-      <w:r>
-        <w:br/>
-      </w:r>
-      <w:r>
-        <w:rPr>
-          <w:rStyle w:val="VerbatimChar"/>
-        </w:rPr>
-        <w:t xml:space="preserve">確定レベル（第3回時点）：Lv.[   ]</w:t>
-      </w:r>
-      <w:r>
-        <w:br/>
-      </w:r>
-      <w:r>
-        <w:rPr>
-          <w:rStyle w:val="VerbatimChar"/>
-        </w:rPr>
-        <w:t xml:space="preserve">────────────────────────────────────</w:t>
-      </w:r>
-      <w:r>
-        <w:br/>
-      </w:r>
-      <w:r>
-        <w:rPr>
-          <w:rStyle w:val="VerbatimChar"/>
-        </w:rPr>
-        <w:t xml:space="preserve">回  日付      成果物の完成  宿題の実行  習得チェック  次回の懸念</w:t>
-      </w:r>
-      <w:r>
-        <w:br/>
-      </w:r>
-      <w:r>
-        <w:rPr>
-          <w:rStyle w:val="VerbatimChar"/>
-        </w:rPr>
-        <w:t xml:space="preserve">1   /                ☐            ―           ☐</w:t>
-      </w:r>
-      <w:r>
-        <w:br/>
-      </w:r>
-      <w:r>
-        <w:rPr>
-          <w:rStyle w:val="VerbatimChar"/>
-        </w:rPr>
-        <w:t xml:space="preserve">2   /                ☐            ☐           ☐</w:t>
-      </w:r>
-      <w:r>
-        <w:br/>
-      </w:r>
-      <w:r>
-        <w:rPr>
-          <w:rStyle w:val="VerbatimChar"/>
-        </w:rPr>
-        <w:t xml:space="preserve">3   /                ☐            ☐           ☐</w:t>
-      </w:r>
-      <w:r>
-        <w:br/>
-      </w:r>
-      <w:r>
-        <w:rPr>
-          <w:rStyle w:val="VerbatimChar"/>
-        </w:rPr>
-        <w:t xml:space="preserve">…（12まで）</w:t>
-      </w:r>
-      <w:r>
-        <w:br/>
-      </w:r>
-      <w:r>
-        <w:rPr>
-          <w:rStyle w:val="VerbatimChar"/>
-        </w:rPr>
-        <w:t xml:space="preserve">────────────────────────────────────</w:t>
-      </w:r>
-      <w:r>
-        <w:br/>
-      </w:r>
-      <w:r>
-        <w:rPr>
-          <w:rStyle w:val="VerbatimChar"/>
-        </w:rPr>
-        <w:t xml:space="preserve">お披露目 第6回[   /   ] 参加[  ]名 ／ 第12回[   /   ] 参加[  ]名</w:t>
-      </w:r>
-      <w:r>
-        <w:br/>
-      </w:r>
-      <w:r>
-        <w:rPr>
-          <w:rStyle w:val="VerbatimChar"/>
-        </w:rPr>
-        <w:t xml:space="preserve">診断スコア  受講前[    ]点 → 修了時[    ]点（同一設問）</w:t>
-      </w:r>
-      <w:r>
-        <w:br/>
-      </w:r>
-      <w:r>
-        <w:rPr>
-          <w:rStyle w:val="VerbatimChar"/>
-        </w:rPr>
-        <w:t xml:space="preserve">掲載許諾：可 / 不可 　数値公開の範囲：</w:t>
-      </w:r>
-    </w:p>
-    <w:p>
-      <w:pPr>
-        <w:pStyle w:val="FirstParagraph"/>
-      </w:pPr>
-      <w:r>
-        <w:rPr>
-          <w:bCs/>
-          <w:b/>
-        </w:rPr>
-        <w:t xml:space="preserve">「宿題の実行」に×が2回続いたら、宿題の設計が悪い。</w:t>
-      </w:r>
-      <w:r>
-        <w:t xml:space="preserve"> </w:t>
-      </w:r>
-      <w:r>
-        <w:t xml:space="preserve">責める前に、15分で終わる大きさに削り直す。</w:t>
-      </w:r>
-    </w:p>
-    <w:p>
-      <w:r>
-        <w:pict>
-          <v:rect style="width:0;height:1.5pt" o:hralign="center" o:hrstd="t" o:hr="t"/>
-        </w:pict>
-      </w:r>
-    </w:p>
-    <w:bookmarkEnd w:id="201"/>
-    <w:bookmarkEnd w:id="202"/>
-    <w:bookmarkStart w:id="203" w:name="付録-初回配布物チェックリスト"/>
-    <w:p>
-      <w:pPr>
-        <w:pStyle w:val="Heading1"/>
-      </w:pPr>
-      <w:r>
-        <w:t xml:space="preserve">付録　初回配布物チェックリスト</w:t>
-      </w:r>
-    </w:p>
-    <w:p>
-      <w:pPr>
-        <w:numPr>
-          <w:ilvl w:val="0"/>
-          <w:numId w:val="1048"/>
-        </w:numPr>
-        <w:pStyle w:val="Compact"/>
-      </w:pPr>
-      <w:r>
-        <w:t xml:space="preserve">☐ 講座の全体像（12回の地図・1枚）</w:t>
-      </w:r>
-    </w:p>
-    <w:p>
-      <w:pPr>
-        <w:numPr>
-          <w:ilvl w:val="0"/>
-          <w:numId w:val="1048"/>
-        </w:numPr>
-        <w:pStyle w:val="Compact"/>
-      </w:pPr>
-      <w:r>
-        <w:t xml:space="preserve">☐ 用語ミニ辞典（第4部4-3・A4 1枚）</w:t>
-      </w:r>
-    </w:p>
-    <w:p>
-      <w:pPr>
-        <w:numPr>
-          <w:ilvl w:val="0"/>
-          <w:numId w:val="1048"/>
-        </w:numPr>
-        <w:pStyle w:val="Compact"/>
-      </w:pPr>
-      <w:r>
-        <w:t xml:space="preserve">☐ 業務棚卸しシート（空欄）</w:t>
-      </w:r>
-    </w:p>
-    <w:p>
-      <w:pPr>
-        <w:numPr>
-          <w:ilvl w:val="0"/>
-          <w:numId w:val="1048"/>
-        </w:numPr>
-        <w:pStyle w:val="Compact"/>
-      </w:pPr>
-      <w:r>
-        <w:t xml:space="preserve">☐ 各回の持ち物一覧（第4部4-2の表）</w:t>
-      </w:r>
-    </w:p>
-    <w:p>
-      <w:pPr>
-        <w:numPr>
-          <w:ilvl w:val="0"/>
-          <w:numId w:val="1048"/>
-        </w:numPr>
-        <w:pStyle w:val="Compact"/>
-      </w:pPr>
-      <w:r>
-        <w:t xml:space="preserve">☐ 質問窓口と返信目安の案内</w:t>
-      </w:r>
-    </w:p>
-    <w:p>
-      <w:pPr>
-        <w:numPr>
-          <w:ilvl w:val="0"/>
-          <w:numId w:val="1048"/>
-        </w:numPr>
-        <w:pStyle w:val="Compact"/>
-      </w:pPr>
-      <w:r>
-        <w:t xml:space="preserve">☐ 機密・録画の取り扱いの書面</w:t>
-      </w:r>
-    </w:p>
-    <w:p>
-      <w:pPr>
-        <w:numPr>
-          <w:ilvl w:val="0"/>
-          <w:numId w:val="1048"/>
-        </w:numPr>
-        <w:pStyle w:val="Compact"/>
-      </w:pPr>
-      <w:r>
-        <w:t xml:space="preserve">☐ 習得チェックリスト（第5部5-1）</w:t>
-      </w:r>
-    </w:p>
-    <w:p>
-      <w:r>
-        <w:pict>
-          <v:rect style="width:0;height:1.5pt" o:hralign="center" o:hrstd="t" o:hr="t"/>
-        </w:pict>
-      </w:r>
-    </w:p>
-    <w:p>
-      <w:pPr>
-        <w:pStyle w:val="FirstParagraph"/>
-      </w:pPr>
-      <w:r>
-        <w:rPr>
-          <w:bCs/>
-          <w:b/>
-        </w:rPr>
-        <w:t xml:space="preserve">本ハンドブックの改訂記録</w:t>
+        <w:t xml:space="preserve">第7〜10回だけ次に差し替える。</w:t>
       </w:r>
     </w:p>
     <w:tbl>
@@ -23917,6 +24018,2243 @@
               <w:jc w:val="left"/>
             </w:pPr>
             <w:r>
+              <w:t xml:space="preserve">回</w:t>
+            </w:r>
+          </w:p>
+        </w:tc>
+        <w:tc>
+          <w:tcPr/>
+          <w:p>
+            <w:pPr>
+              <w:pStyle w:val="Compact"/>
+              <w:jc w:val="left"/>
+            </w:pPr>
+            <w:r>
+              <w:t xml:space="preserve">標準の判定基準</w:t>
+            </w:r>
+          </w:p>
+        </w:tc>
+        <w:tc>
+          <w:tcPr/>
+          <w:p>
+            <w:pPr>
+              <w:pStyle w:val="Compact"/>
+              <w:jc w:val="left"/>
+            </w:pPr>
+            <w:r>
+              <w:rPr>
+                <w:bCs/>
+                <w:b/>
+              </w:rPr>
+              <w:t xml:space="preserve">Lv.1〜2版の判定基準</w:t>
+            </w:r>
+          </w:p>
+        </w:tc>
+      </w:tr>
+      <w:tr>
+        <w:tc>
+          <w:tcPr/>
+          <w:p>
+            <w:pPr>
+              <w:pStyle w:val="Compact"/>
+              <w:jc w:val="left"/>
+            </w:pPr>
+            <w:r>
+              <w:t xml:space="preserve">7</w:t>
+            </w:r>
+          </w:p>
+        </w:tc>
+        <w:tc>
+          <w:tcPr/>
+          <w:p>
+            <w:pPr>
+              <w:pStyle w:val="Compact"/>
+              <w:jc w:val="left"/>
+            </w:pPr>
+            <w:r>
+              <w:t xml:space="preserve">1本組めた（当日）・1週間動いた</w:t>
+            </w:r>
+          </w:p>
+        </w:tc>
+        <w:tc>
+          <w:tcPr/>
+          <w:p>
+            <w:pPr>
+              <w:pStyle w:val="Compact"/>
+              <w:jc w:val="left"/>
+            </w:pPr>
+            <w:r>
+              <w:rPr>
+                <w:bCs/>
+                <w:b/>
+              </w:rPr>
+              <w:t xml:space="preserve">設計メモが埋まった（当日）・発注先候補1件（次回冒頭）</w:t>
+            </w:r>
+          </w:p>
+        </w:tc>
+      </w:tr>
+      <w:tr>
+        <w:tc>
+          <w:tcPr/>
+          <w:p>
+            <w:pPr>
+              <w:pStyle w:val="Compact"/>
+              <w:jc w:val="left"/>
+            </w:pPr>
+            <w:r>
+              <w:t xml:space="preserve">8</w:t>
+            </w:r>
+          </w:p>
+        </w:tc>
+        <w:tc>
+          <w:tcPr/>
+          <w:p>
+            <w:pPr>
+              <w:pStyle w:val="Compact"/>
+              <w:jc w:val="left"/>
+            </w:pPr>
+            <w:r>
+              <w:t xml:space="preserve">10問中○が7件以上</w:t>
+            </w:r>
+          </w:p>
+        </w:tc>
+        <w:tc>
+          <w:tcPr/>
+          <w:p>
+            <w:pPr>
+              <w:pStyle w:val="Compact"/>
+              <w:jc w:val="left"/>
+            </w:pPr>
+            <w:r>
+              <w:rPr>
+                <w:bCs/>
+                <w:b/>
+              </w:rPr>
+              <w:t xml:space="preserve">10問中○が5件以上、かつ×が0件</w:t>
+            </w:r>
+          </w:p>
+        </w:tc>
+      </w:tr>
+      <w:tr>
+        <w:tc>
+          <w:tcPr/>
+          <w:p>
+            <w:pPr>
+              <w:pStyle w:val="Compact"/>
+              <w:jc w:val="left"/>
+            </w:pPr>
+            <w:r>
+              <w:t xml:space="preserve">9</w:t>
+            </w:r>
+          </w:p>
+        </w:tc>
+        <w:tc>
+          <w:tcPr/>
+          <w:p>
+            <w:pPr>
+              <w:pStyle w:val="Compact"/>
+              <w:jc w:val="left"/>
+            </w:pPr>
+            <w:r>
+              <w:t xml:space="preserve">設計書1本・確認ポイント記載済み</w:t>
+            </w:r>
+          </w:p>
+        </w:tc>
+        <w:tc>
+          <w:tcPr/>
+          <w:p>
+            <w:pPr>
+              <w:pStyle w:val="Compact"/>
+              <w:jc w:val="left"/>
+            </w:pPr>
+            <w:r>
+              <w:t xml:space="preserve">変更なし</w:t>
+            </w:r>
+          </w:p>
+        </w:tc>
+      </w:tr>
+      <w:tr>
+        <w:tc>
+          <w:tcPr/>
+          <w:p>
+            <w:pPr>
+              <w:pStyle w:val="Compact"/>
+              <w:jc w:val="left"/>
+            </w:pPr>
+            <w:r>
+              <w:t xml:space="preserve">10</w:t>
+            </w:r>
+          </w:p>
+        </w:tc>
+        <w:tc>
+          <w:tcPr/>
+          <w:p>
+            <w:pPr>
+              <w:pStyle w:val="Compact"/>
+              <w:jc w:val="left"/>
+            </w:pPr>
+            <w:r>
+              <w:t xml:space="preserve">正解セット10件・初回採点完了</w:t>
+            </w:r>
+          </w:p>
+        </w:tc>
+        <w:tc>
+          <w:tcPr/>
+          <w:p>
+            <w:pPr>
+              <w:pStyle w:val="Compact"/>
+              <w:jc w:val="left"/>
+            </w:pPr>
+            <w:r>
+              <w:rPr>
+                <w:bCs/>
+                <w:b/>
+              </w:rPr>
+              <w:t xml:space="preserve">正解セット5件・初回採点完了</w:t>
+            </w:r>
+            <w:r>
+              <w:t xml:space="preserve">（うち1件は第9回の工程1の実行結果）</w:t>
+            </w:r>
+          </w:p>
+        </w:tc>
+      </w:tr>
+    </w:tbl>
+    <w:p>
+      <w:pPr>
+        <w:pStyle w:val="BodyText"/>
+      </w:pPr>
+      <w:r>
+        <w:t xml:space="preserve">第1〜6回・第11・12回は標準と同じ。</w:t>
+      </w:r>
+      <w:r>
+        <w:rPr>
+          <w:bCs/>
+          <w:b/>
+        </w:rPr>
+        <w:t xml:space="preserve">差し替えるのは4行だけ</w:t>
+      </w:r>
+      <w:r>
+        <w:t xml:space="preserve">なので、印刷は1枚で足りる。</w:t>
+      </w:r>
+    </w:p>
+    <w:p>
+      <w:pPr>
+        <w:pStyle w:val="BodyText"/>
+      </w:pPr>
+      <w:r>
+        <w:t xml:space="preserve">「確認」列が</w:t>
+      </w:r>
+      <w:r>
+        <w:rPr>
+          <w:bCs/>
+          <w:b/>
+        </w:rPr>
+        <w:t xml:space="preserve">次回冒頭</w:t>
+      </w:r>
+      <w:r>
+        <w:t xml:space="preserve">の行は、その回の最後には埋まらない。宿題の実行を次回の冒頭15分で確認してから埋める。</w:t>
+      </w:r>
+    </w:p>
+    <w:p>
+      <w:r>
+        <w:pict>
+          <v:rect style="width:0;height:1.5pt" o:hralign="center" o:hrstd="t" o:hr="t"/>
+        </w:pict>
+      </w:r>
+    </w:p>
+    <w:bookmarkEnd w:id="197"/>
+    <w:bookmarkEnd w:id="198"/>
+    <w:bookmarkStart w:id="201" w:name="匿名事例ストックの育て方"/>
+    <w:p>
+      <w:pPr>
+        <w:pStyle w:val="Heading2"/>
+      </w:pPr>
+      <w:r>
+        <w:t xml:space="preserve">5-2. 匿名事例ストックの育て方</w:t>
+      </w:r>
+    </w:p>
+    <w:p>
+      <w:pPr>
+        <w:pStyle w:val="FirstParagraph"/>
+      </w:pPr>
+      <w:r>
+        <w:rPr>
+          <w:bCs/>
+          <w:b/>
+        </w:rPr>
+        <w:t xml:space="preserve">1対1講師の最大の商品価値。</w:t>
+      </w:r>
+      <w:r>
+        <w:t xml:space="preserve"> </w:t>
+      </w:r>
+      <w:r>
+        <w:t xml:space="preserve">毎回1つ出すには、初回に2本使うため</w:t>
+      </w:r>
+      <w:r>
+        <w:rPr>
+          <w:bCs/>
+          <w:b/>
+        </w:rPr>
+        <w:t xml:space="preserve">12回で最低13本</w:t>
+      </w:r>
+      <w:r>
+        <w:t xml:space="preserve">。実際には業種別に30本は要る。</w:t>
+      </w:r>
+    </w:p>
+    <w:bookmarkStart w:id="199" w:name="記録の型1事例カード1枚"/>
+    <w:p>
+      <w:pPr>
+        <w:pStyle w:val="Heading3"/>
+      </w:pPr>
+      <w:r>
+        <w:t xml:space="preserve">記録の型（1事例＝カード1枚）</w:t>
+      </w:r>
+    </w:p>
+    <w:p>
+      <w:pPr>
+        <w:pStyle w:val="SourceCode"/>
+      </w:pPr>
+      <w:r>
+        <w:rPr>
+          <w:rStyle w:val="VerbatimChar"/>
+        </w:rPr>
+        <w:t xml:space="preserve">業種／規模：</w:t>
+      </w:r>
+      <w:r>
+        <w:br/>
+      </w:r>
+      <w:r>
+        <w:rPr>
+          <w:rStyle w:val="VerbatimChar"/>
+        </w:rPr>
+        <w:t xml:space="preserve">やったこと（1文）：</w:t>
+      </w:r>
+      <w:r>
+        <w:br/>
+      </w:r>
+      <w:r>
+        <w:rPr>
+          <w:rStyle w:val="VerbatimChar"/>
+        </w:rPr>
+        <w:t xml:space="preserve">効果（数字があれば数字で）：</w:t>
+      </w:r>
+      <w:r>
+        <w:br/>
+      </w:r>
+      <w:r>
+        <w:rPr>
+          <w:rStyle w:val="VerbatimChar"/>
+        </w:rPr>
+        <w:t xml:space="preserve">効果より大事だった副産物：      ← ここが刺さる</w:t>
+      </w:r>
+      <w:r>
+        <w:br/>
+      </w:r>
+      <w:r>
+        <w:rPr>
+          <w:rStyle w:val="VerbatimChar"/>
+        </w:rPr>
+        <w:t xml:space="preserve">つまずいた点：</w:t>
+      </w:r>
+      <w:r>
+        <w:br/>
+      </w:r>
+      <w:r>
+        <w:rPr>
+          <w:rStyle w:val="VerbatimChar"/>
+        </w:rPr>
+        <w:t xml:space="preserve">出しどころ：第　回</w:t>
+      </w:r>
+    </w:p>
+    <w:bookmarkEnd w:id="199"/>
+    <w:bookmarkStart w:id="200" w:name="収集元"/>
+    <w:p>
+      <w:pPr>
+        <w:pStyle w:val="Heading3"/>
+      </w:pPr>
+      <w:r>
+        <w:t xml:space="preserve">収集元</w:t>
+      </w:r>
+    </w:p>
+    <w:p>
+      <w:pPr>
+        <w:numPr>
+          <w:ilvl w:val="0"/>
+          <w:numId w:val="1052"/>
+        </w:numPr>
+        <w:pStyle w:val="Compact"/>
+      </w:pPr>
+      <w:r>
+        <w:rPr>
+          <w:bCs/>
+          <w:b/>
+        </w:rPr>
+        <w:t xml:space="preserve">自分の案件</w:t>
+      </w:r>
+      <w:r>
+        <w:t xml:space="preserve">（許諾を取ること。第12回の修了時に確認する）</w:t>
+      </w:r>
+    </w:p>
+    <w:p>
+      <w:pPr>
+        <w:numPr>
+          <w:ilvl w:val="0"/>
+          <w:numId w:val="1052"/>
+        </w:numPr>
+        <w:pStyle w:val="Compact"/>
+      </w:pPr>
+      <w:r>
+        <w:t xml:space="preserve">公的調査・業界団体の事例集</w:t>
+      </w:r>
+    </w:p>
+    <w:p>
+      <w:pPr>
+        <w:numPr>
+          <w:ilvl w:val="0"/>
+          <w:numId w:val="1052"/>
+        </w:numPr>
+        <w:pStyle w:val="Compact"/>
+      </w:pPr>
+      <w:r>
+        <w:t xml:space="preserve">他講師・コミュニティでの見聞（</w:t>
+      </w:r>
+      <w:r>
+        <w:rPr>
+          <w:bCs/>
+          <w:b/>
+        </w:rPr>
+        <w:t xml:space="preserve">必ず業種と規模を伏せる</w:t>
+      </w:r>
+      <w:r>
+        <w:t xml:space="preserve">）</w:t>
+      </w:r>
+    </w:p>
+    <w:p>
+      <w:pPr>
+        <w:numPr>
+          <w:ilvl w:val="0"/>
+          <w:numId w:val="1052"/>
+        </w:numPr>
+        <w:pStyle w:val="Compact"/>
+      </w:pPr>
+      <w:r>
+        <w:t xml:space="preserve">自分自身の実験（副業・自社業務での試行）</w:t>
+      </w:r>
+    </w:p>
+    <w:p>
+      <w:pPr>
+        <w:pStyle w:val="FirstParagraph"/>
+      </w:pPr>
+      <w:r>
+        <w:rPr>
+          <w:bCs/>
+          <w:b/>
+        </w:rPr>
+        <w:t xml:space="preserve">「効果より大事だった副産物」の欄を必ず埋める。</w:t>
+      </w:r>
+      <w:r>
+        <w:t xml:space="preserve"> </w:t>
+      </w:r>
+      <w:r>
+        <w:t xml:space="preserve">数字だけの事例は他所でも聞ける。経営者が動くのは副産物のほうである。</w:t>
+      </w:r>
+    </w:p>
+    <w:p>
+      <w:r>
+        <w:pict>
+          <v:rect style="width:0;height:1.5pt" o:hralign="center" o:hrstd="t" o:hr="t"/>
+        </w:pict>
+      </w:r>
+    </w:p>
+    <w:bookmarkEnd w:id="200"/>
+    <w:bookmarkEnd w:id="201"/>
+    <w:bookmarkStart w:id="206" w:name="助成金メモ2026年9月時点令和8年8月3日改正を反映"/>
+    <w:p>
+      <w:pPr>
+        <w:pStyle w:val="Heading2"/>
+      </w:pPr>
+      <w:r>
+        <w:t xml:space="preserve">5-3. 助成金メモ（2026年9月時点・令和8年8月3日改正を反映）</w:t>
+      </w:r>
+    </w:p>
+    <w:p>
+      <w:pPr>
+        <w:pStyle w:val="FirstParagraph"/>
+      </w:pPr>
+      <w:r>
+        <w:rPr>
+          <w:bCs/>
+          <w:b/>
+        </w:rPr>
+        <w:t xml:space="preserve">人材開発支援助成金（事業展開等リスキリング支援コース）</w:t>
+      </w:r>
+    </w:p>
+    <w:tbl>
+      <w:tblPr>
+        <w:tblStyle w:val="Table"/>
+        <w:tblW w:type="pct" w:w="5000"/>
+        <w:tblLook w:firstRow="1" w:lastRow="0" w:firstColumn="0" w:lastColumn="0" w:noHBand="0" w:noVBand="0" w:val="0020"/>
+        <w:jc w:val="start"/>
+      </w:tblPr>
+      <w:tblGrid>
+        <w:gridCol w:w="3960"/>
+        <w:gridCol w:w="3960"/>
+      </w:tblGrid>
+      <w:tr>
+        <w:trPr>
+          <w:tblHeader w:val="true"/>
+        </w:trPr>
+        <w:tc>
+          <w:tcPr/>
+          <w:p>
+            <w:pPr>
+              <w:pStyle w:val="Compact"/>
+              <w:jc w:val="left"/>
+            </w:pPr>
+            <w:r>
+              <w:t xml:space="preserve">項目</w:t>
+            </w:r>
+          </w:p>
+        </w:tc>
+        <w:tc>
+          <w:tcPr/>
+          <w:p>
+            <w:pPr>
+              <w:pStyle w:val="Compact"/>
+              <w:jc w:val="left"/>
+            </w:pPr>
+            <w:r>
+              <w:t xml:space="preserve">内容</w:t>
+            </w:r>
+          </w:p>
+        </w:tc>
+      </w:tr>
+      <w:tr>
+        <w:tc>
+          <w:tcPr/>
+          <w:p>
+            <w:pPr>
+              <w:pStyle w:val="Compact"/>
+              <w:jc w:val="left"/>
+            </w:pPr>
+            <w:r>
+              <w:t xml:space="preserve">経費助成率（中小企業）</w:t>
+            </w:r>
+          </w:p>
+        </w:tc>
+        <w:tc>
+          <w:tcPr/>
+          <w:p>
+            <w:pPr>
+              <w:pStyle w:val="Compact"/>
+              <w:jc w:val="left"/>
+            </w:pPr>
+            <w:r>
+              <w:t xml:space="preserve">75%（大企業60%）</w:t>
+            </w:r>
+          </w:p>
+        </w:tc>
+      </w:tr>
+      <w:tr>
+        <w:tc>
+          <w:tcPr/>
+          <w:p>
+            <w:pPr>
+              <w:pStyle w:val="Compact"/>
+              <w:jc w:val="left"/>
+            </w:pPr>
+            <w:r>
+              <w:t xml:space="preserve">賃金助成</w:t>
+            </w:r>
+          </w:p>
+        </w:tc>
+        <w:tc>
+          <w:tcPr/>
+          <w:p>
+            <w:pPr>
+              <w:pStyle w:val="Compact"/>
+              <w:jc w:val="left"/>
+            </w:pPr>
+            <w:r>
+              <w:t xml:space="preserve">1人1時間あたり1,000円（大企業500円）</w:t>
+            </w:r>
+          </w:p>
+        </w:tc>
+      </w:tr>
+      <w:tr>
+        <w:tc>
+          <w:tcPr/>
+          <w:p>
+            <w:pPr>
+              <w:pStyle w:val="Compact"/>
+              <w:jc w:val="left"/>
+            </w:pPr>
+            <w:r>
+              <w:t xml:space="preserve">実訓練時間の要件</w:t>
+            </w:r>
+          </w:p>
+        </w:tc>
+        <w:tc>
+          <w:tcPr/>
+          <w:p>
+            <w:pPr>
+              <w:pStyle w:val="Compact"/>
+              <w:jc w:val="left"/>
+            </w:pPr>
+            <w:r>
+              <w:rPr>
+                <w:bCs/>
+                <w:b/>
+              </w:rPr>
+              <w:t xml:space="preserve">OFF-JTで10時間以上</w:t>
+            </w:r>
+          </w:p>
+        </w:tc>
+      </w:tr>
+      <w:tr>
+        <w:tc>
+          <w:tcPr/>
+          <w:p>
+            <w:pPr>
+              <w:pStyle w:val="Compact"/>
+              <w:jc w:val="left"/>
+            </w:pPr>
+            <w:r>
+              <w:t xml:space="preserve">本講座の該当性</w:t>
+            </w:r>
+          </w:p>
+        </w:tc>
+        <w:tc>
+          <w:tcPr/>
+          <w:p>
+            <w:pPr>
+              <w:pStyle w:val="Compact"/>
+              <w:jc w:val="left"/>
+            </w:pPr>
+            <w:r>
+              <w:rPr>
+                <w:bCs/>
+                <w:b/>
+              </w:rPr>
+              <w:t xml:space="preserve">120分×12回＝24時間。時間要件は単独で満たす</w:t>
+            </w:r>
+          </w:p>
+        </w:tc>
+      </w:tr>
+      <w:tr>
+        <w:tc>
+          <w:tcPr/>
+          <w:p>
+            <w:pPr>
+              <w:pStyle w:val="Compact"/>
+              <w:jc w:val="left"/>
+            </w:pPr>
+            <w:r>
+              <w:t xml:space="preserve">経費助成の上限</w:t>
+            </w:r>
+          </w:p>
+        </w:tc>
+        <w:tc>
+          <w:tcPr/>
+          <w:p>
+            <w:pPr>
+              <w:pStyle w:val="Compact"/>
+              <w:jc w:val="left"/>
+            </w:pPr>
+            <w:r>
+              <w:t xml:space="preserve">10〜100時間未満で1人30万円（100〜200時間40万円／200時間〜50万円）</w:t>
+            </w:r>
+          </w:p>
+        </w:tc>
+      </w:tr>
+      <w:tr>
+        <w:tc>
+          <w:tcPr/>
+          <w:p>
+            <w:pPr>
+              <w:pStyle w:val="Compact"/>
+              <w:jc w:val="left"/>
+            </w:pPr>
+            <w:r>
+              <w:t xml:space="preserve">計画届</w:t>
+            </w:r>
+          </w:p>
+        </w:tc>
+        <w:tc>
+          <w:tcPr/>
+          <w:p>
+            <w:pPr>
+              <w:pStyle w:val="Compact"/>
+              <w:jc w:val="left"/>
+            </w:pPr>
+            <w:r>
+              <w:t xml:space="preserve">訓練開始日の</w:t>
+            </w:r>
+            <w:r>
+              <w:rPr>
+                <w:bCs/>
+                <w:b/>
+              </w:rPr>
+              <w:t xml:space="preserve">6か月前から1か月前までの間</w:t>
+            </w:r>
+            <w:r>
+              <w:t xml:space="preserve">に管轄労働局へ</w:t>
+            </w:r>
+          </w:p>
+        </w:tc>
+      </w:tr>
+      <w:tr>
+        <w:tc>
+          <w:tcPr/>
+          <w:p>
+            <w:pPr>
+              <w:pStyle w:val="Compact"/>
+              <w:jc w:val="left"/>
+            </w:pPr>
+            <w:r>
+              <w:t xml:space="preserve">受講回数の上限</w:t>
+            </w:r>
+          </w:p>
+        </w:tc>
+        <w:tc>
+          <w:tcPr/>
+          <w:p>
+            <w:pPr>
+              <w:pStyle w:val="Compact"/>
+              <w:jc w:val="left"/>
+            </w:pPr>
+            <w:r>
+              <w:t xml:space="preserve">同一労働者につき</w:t>
+            </w:r>
+            <w:r>
+              <w:rPr>
+                <w:bCs/>
+                <w:b/>
+              </w:rPr>
+              <w:t xml:space="preserve">一の年度で3回まで</w:t>
+            </w:r>
+          </w:p>
+        </w:tc>
+      </w:tr>
+      <w:tr>
+        <w:tc>
+          <w:tcPr/>
+          <w:p>
+            <w:pPr>
+              <w:pStyle w:val="Compact"/>
+              <w:jc w:val="left"/>
+            </w:pPr>
+            <w:r>
+              <w:rPr>
+                <w:bCs/>
+                <w:b/>
+              </w:rPr>
+              <w:t xml:space="preserve">eラーニング訓練の回数</w:t>
+            </w:r>
+          </w:p>
+        </w:tc>
+        <w:tc>
+          <w:tcPr/>
+          <w:p>
+            <w:pPr>
+              <w:pStyle w:val="Compact"/>
+              <w:jc w:val="left"/>
+            </w:pPr>
+            <w:r>
+              <w:t xml:space="preserve">同一労働者につき</w:t>
+            </w:r>
+            <w:r>
+              <w:rPr>
+                <w:bCs/>
+                <w:b/>
+              </w:rPr>
+              <w:t xml:space="preserve">一の年度で1回まで</w:t>
+            </w:r>
+            <w:r>
+              <w:t xml:space="preserve">（令和8年8月3日以降に提出した計画届から適用）</w:t>
+            </w:r>
+          </w:p>
+        </w:tc>
+      </w:tr>
+      <w:tr>
+        <w:tc>
+          <w:tcPr/>
+          <w:p>
+            <w:pPr>
+              <w:pStyle w:val="Compact"/>
+              <w:jc w:val="left"/>
+            </w:pPr>
+            <w:r>
+              <w:t xml:space="preserve">制度の期限</w:t>
+            </w:r>
+          </w:p>
+        </w:tc>
+        <w:tc>
+          <w:tcPr/>
+          <w:p>
+            <w:pPr>
+              <w:pStyle w:val="Compact"/>
+              <w:jc w:val="left"/>
+            </w:pPr>
+            <w:r>
+              <w:rPr>
+                <w:bCs/>
+                <w:b/>
+              </w:rPr>
+              <w:t xml:space="preserve">令和8年度末までの時限措置</w:t>
+            </w:r>
+            <w:r>
+              <w:t xml:space="preserve">（公式に明記。「見込み」ではない）</w:t>
+            </w:r>
+          </w:p>
+        </w:tc>
+      </w:tr>
+    </w:tbl>
+    <w:bookmarkStart w:id="202" w:name="対象外となる訓練令和8年8月3日改正ここが本講座の急所"/>
+    <w:p>
+      <w:pPr>
+        <w:pStyle w:val="Heading3"/>
+      </w:pPr>
+      <w:r>
+        <w:t xml:space="preserve">🔴 対象外となる訓練（令和8年8月3日改正・ここが本講座の急所）</w:t>
+      </w:r>
+    </w:p>
+    <w:p>
+      <w:pPr>
+        <w:pStyle w:val="FirstParagraph"/>
+      </w:pPr>
+      <w:r>
+        <w:t xml:space="preserve">厚生労働省が対象外の例として</w:t>
+      </w:r>
+      <w:r>
+        <w:rPr>
+          <w:bCs/>
+          <w:b/>
+        </w:rPr>
+        <w:t xml:space="preserve">名指しで挙げているのが「生成AIを利用するために汎用的なプロンプトの作り方を学ぶ訓練」</w:t>
+      </w:r>
+      <w:r>
+        <w:t xml:space="preserve">である。一方、対象になる例として挙がっているのは「生成AIを活用して</w:t>
+      </w:r>
+      <w:r>
+        <w:rPr>
+          <w:bCs/>
+          <w:b/>
+        </w:rPr>
+        <w:t xml:space="preserve">商品提案書の構成案作成、文章生成、修正方法</w:t>
+      </w:r>
+      <w:r>
+        <w:t xml:space="preserve">を学ぶ営業担当者向けの訓練」。</w:t>
+      </w:r>
+    </w:p>
+    <w:p>
+      <w:pPr>
+        <w:pStyle w:val="BodyText"/>
+      </w:pPr>
+      <w:r>
+        <w:rPr>
+          <w:bCs/>
+          <w:b/>
+        </w:rPr>
+        <w:t xml:space="preserve">この線引きは、本講座にそのまま刺さる。</w:t>
+      </w:r>
+      <w:r>
+        <w:t xml:space="preserve"> </w:t>
+      </w:r>
+      <w:r>
+        <w:t xml:space="preserve">特に第2回（指示の型・プロンプト集）は、書き方によっては「汎用的なプロンプトの作り方」に読める。計画届では、</w:t>
+      </w:r>
+      <w:r>
+        <w:rPr>
+          <w:bCs/>
+          <w:b/>
+        </w:rPr>
+        <w:t xml:space="preserve">各回の演習が受講企業の実業務・実データに限定されていること</w:t>
+      </w:r>
+      <w:r>
+        <w:t xml:space="preserve">を、回ごとの成果物名で示すこと。</w:t>
+      </w:r>
+    </w:p>
+    <w:p>
+      <w:pPr>
+        <w:pStyle w:val="BodyText"/>
+      </w:pPr>
+      <w:r>
+        <w:t xml:space="preserve">なお「</w:t>
+      </w:r>
+      <w:r>
+        <w:rPr>
+          <w:bCs/>
+          <w:b/>
+        </w:rPr>
+        <w:t xml:space="preserve">既存ソフトの操作習得のみは対象外</w:t>
+      </w:r>
+      <w:r>
+        <w:t xml:space="preserve">」は、令和6年4月版のパンフレットに既にあった要件で、8月3日改正の内容ではない。改正で追加されたのは上記の対象外例の具体化と、eラーニングの回数制限である。</w:t>
+      </w:r>
+    </w:p>
+    <w:p>
+      <w:pPr>
+        <w:pStyle w:val="BodyText"/>
+      </w:pPr>
+      <w:r>
+        <w:t xml:space="preserve">また「認定経営革新等支援機関による計画内容の確認」は、</w:t>
+      </w:r>
+      <w:r>
+        <w:rPr>
+          <w:bCs/>
+          <w:b/>
+        </w:rPr>
+        <w:t xml:space="preserve">令和8年3月2日</w:t>
+      </w:r>
+      <w:r>
+        <w:t xml:space="preserve">に追加された類型（人事・人材育成計画に基づく訓練）に伴うもので、これも8月3日改正の内容ではない。両者を混同して説明しないこと。</w:t>
+      </w:r>
+    </w:p>
+    <w:bookmarkEnd w:id="202"/>
+    <w:bookmarkStart w:id="203" w:name="設計上の含意"/>
+    <w:p>
+      <w:pPr>
+        <w:pStyle w:val="Heading3"/>
+      </w:pPr>
+      <w:r>
+        <w:t xml:space="preserve">設計上の含意</w:t>
+      </w:r>
+    </w:p>
+    <w:p>
+      <w:pPr>
+        <w:pStyle w:val="FirstParagraph"/>
+      </w:pPr>
+      <w:r>
+        <w:t xml:space="preserve">本講座は第5回以降で自社専用ツールの構築・体制設計・効果測定を扱うため、操作習得にも汎用プロンプト研修にも留まらない。</w:t>
+      </w:r>
+      <w:r>
+        <w:rPr>
+          <w:bCs/>
+          <w:b/>
+        </w:rPr>
+        <w:t xml:space="preserve">ただしそれは計画届の書き方で決まる。</w:t>
+      </w:r>
+      <w:r>
+        <w:t xml:space="preserve"> </w:t>
+      </w:r>
+      <w:r>
+        <w:t xml:space="preserve">各回の「手元に残るもの」（第1部1-2の表）をそのまま計画届の到達目標に転記するのが、最も説明力がある。</w:t>
+      </w:r>
+    </w:p>
+    <w:bookmarkEnd w:id="203"/>
+    <w:bookmarkStart w:id="204" w:name="労働局に確認する5項目案件ごとに毎回"/>
+    <w:p>
+      <w:pPr>
+        <w:pStyle w:val="Heading3"/>
+      </w:pPr>
+      <w:r>
+        <w:t xml:space="preserve">労働局に確認する5項目（案件ごとに毎回）</w:t>
+      </w:r>
+    </w:p>
+    <w:p>
+      <w:pPr>
+        <w:numPr>
+          <w:ilvl w:val="0"/>
+          <w:numId w:val="1053"/>
+        </w:numPr>
+        <w:pStyle w:val="Compact"/>
+      </w:pPr>
+      <w:r>
+        <w:rPr>
+          <w:bCs/>
+          <w:b/>
+        </w:rPr>
+        <w:t xml:space="preserve">オンライン1対1のOFF-JT該当性</w:t>
+      </w:r>
+      <w:r>
+        <w:t xml:space="preserve">（同時双方向であること、受講記録の取り方）</w:t>
+      </w:r>
+    </w:p>
+    <w:p>
+      <w:pPr>
+        <w:numPr>
+          <w:ilvl w:val="0"/>
+          <w:numId w:val="1053"/>
+        </w:numPr>
+        <w:pStyle w:val="Compact"/>
+      </w:pPr>
+      <w:r>
+        <w:rPr>
+          <w:bCs/>
+          <w:b/>
+        </w:rPr>
+        <w:t xml:space="preserve">オンライン1対1が「eラーニング訓練」に該当しないか</w:t>
+      </w:r>
+      <w:r>
+        <w:t xml:space="preserve"> </w:t>
+      </w:r>
+      <w:r>
+        <w:t xml:space="preserve">← 該当すると年1回制限が直撃する。</w:t>
+      </w:r>
+      <w:r>
+        <w:rPr>
+          <w:bCs/>
+          <w:b/>
+        </w:rPr>
+        <w:t xml:space="preserve">最優先で確認する</w:t>
+      </w:r>
+    </w:p>
+    <w:p>
+      <w:pPr>
+        <w:numPr>
+          <w:ilvl w:val="0"/>
+          <w:numId w:val="1053"/>
+        </w:numPr>
+        <w:pStyle w:val="Compact"/>
+      </w:pPr>
+      <w:r>
+        <w:rPr>
+          <w:bCs/>
+          <w:b/>
+        </w:rPr>
+        <w:t xml:space="preserve">本講座の構成が「汎用的なプロンプトの作り方を学ぶ訓練」に該当しないか</w:t>
+      </w:r>
+      <w:r>
+        <w:t xml:space="preserve">（第2回の記載の仕方）</w:t>
+      </w:r>
+    </w:p>
+    <w:p>
+      <w:pPr>
+        <w:numPr>
+          <w:ilvl w:val="0"/>
+          <w:numId w:val="1053"/>
+        </w:numPr>
+        <w:pStyle w:val="Compact"/>
+      </w:pPr>
+      <w:r>
+        <w:rPr>
+          <w:bCs/>
+          <w:b/>
+        </w:rPr>
+        <w:t xml:space="preserve">社員同席回（第6回・第12回）の訓練時間としての計上可否</w:t>
+      </w:r>
+      <w:r>
+        <w:t xml:space="preserve">、および同席社員を受講者に含めるか</w:t>
+      </w:r>
+    </w:p>
+    <w:p>
+      <w:pPr>
+        <w:numPr>
+          <w:ilvl w:val="0"/>
+          <w:numId w:val="1053"/>
+        </w:numPr>
+        <w:pStyle w:val="Compact"/>
+      </w:pPr>
+      <w:r>
+        <w:rPr>
+          <w:bCs/>
+          <w:b/>
+        </w:rPr>
+        <w:t xml:space="preserve">訓練時間の記録様式</w:t>
+      </w:r>
+      <w:r>
+        <w:t xml:space="preserve">（開始・終了時刻、実施内容の証憑として何が必要か）</w:t>
+      </w:r>
+    </w:p>
+    <w:bookmarkEnd w:id="204"/>
+    <w:bookmarkStart w:id="205" w:name="日程上の注意"/>
+    <w:p>
+      <w:pPr>
+        <w:pStyle w:val="Heading3"/>
+      </w:pPr>
+      <w:r>
+        <w:t xml:space="preserve">日程上の注意</w:t>
+      </w:r>
+    </w:p>
+    <w:p>
+      <w:pPr>
+        <w:pStyle w:val="FirstParagraph"/>
+      </w:pPr>
+      <w:r>
+        <w:t xml:space="preserve">隔週12回は約5.5か月かかる（＋第6回・第12回の事前壁打ち2枠）。制度は令和8年度末までの時限措置なので、</w:t>
+      </w:r>
+      <w:r>
+        <w:rPr>
+          <w:bCs/>
+          <w:b/>
+        </w:rPr>
+        <w:t xml:space="preserve">2026年11月以降に開始する案件は訓練終了が年度をまたぐ</w:t>
+      </w:r>
+      <w:r>
+        <w:t xml:space="preserve">。年度をまたぐ場合の支給対象期の扱いを、上記5項目に加えて確認すること。募集資料には開始可能期限を明記する。</w:t>
+      </w:r>
+    </w:p>
+    <w:p>
+      <w:pPr>
+        <w:pStyle w:val="BlockText"/>
+      </w:pPr>
+      <w:r>
+        <w:rPr>
+          <w:bCs/>
+          <w:b/>
+        </w:rPr>
+        <w:t xml:space="preserve">必ず守ること：</w:t>
+      </w:r>
+      <w:r>
+        <w:t xml:space="preserve"> </w:t>
+      </w:r>
+      <w:r>
+        <w:t xml:space="preserve">募集開始前に管轄労働局へ最新条件を確認する。</w:t>
+      </w:r>
+      <w:r>
+        <w:rPr>
+          <w:bCs/>
+          <w:b/>
+        </w:rPr>
+        <w:t xml:space="preserve">申請の可否を講師が断定しない。代行も請けない。</w:t>
+      </w:r>
+      <w:r>
+        <w:t xml:space="preserve"> </w:t>
+      </w:r>
+      <w:r>
+        <w:t xml:space="preserve">社労士・認定支援機関を紹介する立場に徹する。</w:t>
+      </w:r>
+    </w:p>
+    <w:p>
+      <w:r>
+        <w:pict>
+          <v:rect style="width:0;height:1.5pt" o:hralign="center" o:hrstd="t" o:hr="t"/>
+        </w:pict>
+      </w:r>
+    </w:p>
+    <w:bookmarkEnd w:id="205"/>
+    <w:bookmarkEnd w:id="206"/>
+    <w:bookmarkStart w:id="208" w:name="機密録画預かりデータの扱い数字を確定させた"/>
+    <w:p>
+      <w:pPr>
+        <w:pStyle w:val="Heading2"/>
+      </w:pPr>
+      <w:r>
+        <w:t xml:space="preserve">5-4. 機密・録画・預かりデータの扱い（数字を確定させた）</w:t>
+      </w:r>
+    </w:p>
+    <w:p>
+      <w:pPr>
+        <w:pStyle w:val="FirstParagraph"/>
+      </w:pPr>
+      <w:r>
+        <w:rPr>
+          <w:bCs/>
+          <w:b/>
+        </w:rPr>
+        <w:t xml:space="preserve">別冊「業務委託・秘密保持・録画の取扱い 覚書（ひな形）」を、契約時に必ず取り交わす。</w:t>
+      </w:r>
+      <w:r>
+        <w:t xml:space="preserve"> </w:t>
+      </w:r>
+      <w:r>
+        <w:t xml:space="preserve">以下はその要点で、数字はすべて確定値。案件ごとに変えるときは、変えた理由を進行管理シートに書く。</w:t>
+      </w:r>
+    </w:p>
+    <w:tbl>
+      <w:tblPr>
+        <w:tblStyle w:val="Table"/>
+        <w:tblW w:type="pct" w:w="5000"/>
+        <w:tblLook w:firstRow="1" w:lastRow="0" w:firstColumn="0" w:lastColumn="0" w:noHBand="0" w:noVBand="0" w:val="0020"/>
+        <w:jc w:val="start"/>
+      </w:tblPr>
+      <w:tblGrid>
+        <w:gridCol w:w="3960"/>
+        <w:gridCol w:w="3960"/>
+      </w:tblGrid>
+      <w:tr>
+        <w:trPr>
+          <w:tblHeader w:val="true"/>
+        </w:trPr>
+        <w:tc>
+          <w:tcPr/>
+          <w:p>
+            <w:pPr>
+              <w:pStyle w:val="Compact"/>
+              <w:jc w:val="left"/>
+            </w:pPr>
+            <w:r>
+              <w:t xml:space="preserve">項目</w:t>
+            </w:r>
+          </w:p>
+        </w:tc>
+        <w:tc>
+          <w:tcPr/>
+          <w:p>
+            <w:pPr>
+              <w:pStyle w:val="Compact"/>
+              <w:jc w:val="left"/>
+            </w:pPr>
+            <w:r>
+              <w:t xml:space="preserve">確定した扱い</w:t>
+            </w:r>
+          </w:p>
+        </w:tc>
+      </w:tr>
+      <w:tr>
+        <w:tc>
+          <w:tcPr/>
+          <w:p>
+            <w:pPr>
+              <w:pStyle w:val="Compact"/>
+              <w:jc w:val="left"/>
+            </w:pPr>
+            <w:r>
+              <w:t xml:space="preserve">演習データ</w:t>
+            </w:r>
+          </w:p>
+        </w:tc>
+        <w:tc>
+          <w:tcPr/>
+          <w:p>
+            <w:pPr>
+              <w:pStyle w:val="Compact"/>
+              <w:jc w:val="left"/>
+            </w:pPr>
+            <w:r>
+              <w:t xml:space="preserve">社名・個人名・金額の一部を伏せた状態で扱う。伏せ方は第1回で一緒に決める</w:t>
+            </w:r>
+          </w:p>
+        </w:tc>
+      </w:tr>
+      <w:tr>
+        <w:tc>
+          <w:tcPr/>
+          <w:p>
+            <w:pPr>
+              <w:pStyle w:val="Compact"/>
+              <w:jc w:val="left"/>
+            </w:pPr>
+            <w:r>
+              <w:t xml:space="preserve">預かった資料</w:t>
+            </w:r>
+          </w:p>
+        </w:tc>
+        <w:tc>
+          <w:tcPr/>
+          <w:p>
+            <w:pPr>
+              <w:pStyle w:val="Compact"/>
+              <w:jc w:val="left"/>
+            </w:pPr>
+            <w:r>
+              <w:t xml:space="preserve">講師の端末とクラウドの指定フォルダにのみ置く。</w:t>
+            </w:r>
+            <w:r>
+              <w:rPr>
+                <w:bCs/>
+                <w:b/>
+              </w:rPr>
+              <w:t xml:space="preserve">修了後1か月以内に削除</w:t>
+            </w:r>
+            <w:r>
+              <w:t xml:space="preserve">し、削除した旨をメールで通知する</w:t>
+            </w:r>
+          </w:p>
+        </w:tc>
+      </w:tr>
+      <w:tr>
+        <w:tc>
+          <w:tcPr/>
+          <w:p>
+            <w:pPr>
+              <w:pStyle w:val="Compact"/>
+              <w:jc w:val="left"/>
+            </w:pPr>
+            <w:r>
+              <w:t xml:space="preserve">録画の保管</w:t>
+            </w:r>
+          </w:p>
+        </w:tc>
+        <w:tc>
+          <w:tcPr/>
+          <w:p>
+            <w:pPr>
+              <w:pStyle w:val="Compact"/>
+              <w:jc w:val="left"/>
+            </w:pPr>
+            <w:r>
+              <w:t xml:space="preserve">講師が保管。</w:t>
+            </w:r>
+            <w:r>
+              <w:rPr>
+                <w:bCs/>
+                <w:b/>
+              </w:rPr>
+              <w:t xml:space="preserve">保存期間は修了後6か月</w:t>
+            </w:r>
+            <w:r>
+              <w:t xml:space="preserve">。期間経過後に削除する（受講者が自分で保存する分はこの限りでない）</w:t>
+            </w:r>
+          </w:p>
+        </w:tc>
+      </w:tr>
+      <w:tr>
+        <w:tc>
+          <w:tcPr/>
+          <w:p>
+            <w:pPr>
+              <w:pStyle w:val="Compact"/>
+              <w:jc w:val="left"/>
+            </w:pPr>
+            <w:r>
+              <w:t xml:space="preserve">録画の社内共有</w:t>
+            </w:r>
+          </w:p>
+        </w:tc>
+        <w:tc>
+          <w:tcPr/>
+          <w:p>
+            <w:pPr>
+              <w:pStyle w:val="Compact"/>
+              <w:jc w:val="left"/>
+            </w:pPr>
+            <w:r>
+              <w:t xml:space="preserve">受講者本人のみ／同席社員まで／全社 の3択を初回に選ばせ、書面に残す</w:t>
+            </w:r>
+          </w:p>
+        </w:tc>
+      </w:tr>
+      <w:tr>
+        <w:tc>
+          <w:tcPr/>
+          <w:p>
+            <w:pPr>
+              <w:pStyle w:val="Compact"/>
+              <w:jc w:val="left"/>
+            </w:pPr>
+            <w:r>
+              <w:t xml:space="preserve">守秘義務の期間</w:t>
+            </w:r>
+          </w:p>
+        </w:tc>
+        <w:tc>
+          <w:tcPr/>
+          <w:p>
+            <w:pPr>
+              <w:pStyle w:val="Compact"/>
+              <w:jc w:val="left"/>
+            </w:pPr>
+            <w:r>
+              <w:rPr>
+                <w:bCs/>
+                <w:b/>
+              </w:rPr>
+              <w:t xml:space="preserve">修了後3年</w:t>
+            </w:r>
+          </w:p>
+        </w:tc>
+      </w:tr>
+      <w:tr>
+        <w:tc>
+          <w:tcPr/>
+          <w:p>
+            <w:pPr>
+              <w:pStyle w:val="Compact"/>
+              <w:jc w:val="left"/>
+            </w:pPr>
+            <w:r>
+              <w:t xml:space="preserve">事例としての公開</w:t>
+            </w:r>
+          </w:p>
+        </w:tc>
+        <w:tc>
+          <w:tcPr/>
+          <w:p>
+            <w:pPr>
+              <w:pStyle w:val="Compact"/>
+              <w:jc w:val="left"/>
+            </w:pPr>
+            <w:r>
+              <w:t xml:space="preserve">修了時に別途、書面で許諾を得る。</w:t>
+            </w:r>
+            <w:r>
+              <w:rPr>
+                <w:bCs/>
+                <w:b/>
+              </w:rPr>
+              <w:t xml:space="preserve">数値の公開範囲まで明記</w:t>
+            </w:r>
+            <w:r>
+              <w:t xml:space="preserve">。許諾がなければ社名も業種も出さない</w:t>
+            </w:r>
+          </w:p>
+        </w:tc>
+      </w:tr>
+      <w:tr>
+        <w:tc>
+          <w:tcPr/>
+          <w:p>
+            <w:pPr>
+              <w:pStyle w:val="Compact"/>
+              <w:jc w:val="left"/>
+            </w:pPr>
+            <w:r>
+              <w:t xml:space="preserve">生成物の権利</w:t>
+            </w:r>
+          </w:p>
+        </w:tc>
+        <w:tc>
+          <w:tcPr/>
+          <w:p>
+            <w:pPr>
+              <w:pStyle w:val="Compact"/>
+              <w:jc w:val="left"/>
+            </w:pPr>
+            <w:r>
+              <w:t xml:space="preserve">受講者が作った成果物（プロンプト集・仕様書・各種テンプレートの記入済みのもの）は</w:t>
+            </w:r>
+            <w:r>
+              <w:rPr>
+                <w:bCs/>
+                <w:b/>
+              </w:rPr>
+              <w:t xml:space="preserve">受講者に帰属</w:t>
+            </w:r>
+            <w:r>
+              <w:t xml:space="preserve">。講師が提供した白紙のテンプレート・資料の著作権は講師に留保し、受講企業の社内利用に限り許諾する</w:t>
+            </w:r>
+          </w:p>
+        </w:tc>
+      </w:tr>
+    </w:tbl>
+    <w:bookmarkStart w:id="207" w:name="免責覚書に必ず入れる"/>
+    <w:p>
+      <w:pPr>
+        <w:pStyle w:val="Heading3"/>
+      </w:pPr>
+      <w:r>
+        <w:t xml:space="preserve">免責（覚書に必ず入れる）</w:t>
+      </w:r>
+    </w:p>
+    <w:p>
+      <w:pPr>
+        <w:pStyle w:val="FirstParagraph"/>
+      </w:pPr>
+      <w:r>
+        <w:t xml:space="preserve">教材全体で唯一、書き落とすと取り返しがつかない部分である。</w:t>
+      </w:r>
+    </w:p>
+    <w:p>
+      <w:pPr>
+        <w:numPr>
+          <w:ilvl w:val="0"/>
+          <w:numId w:val="1054"/>
+        </w:numPr>
+        <w:pStyle w:val="Compact"/>
+      </w:pPr>
+      <w:r>
+        <w:t xml:space="preserve">本講座は</w:t>
+      </w:r>
+      <w:r>
+        <w:rPr>
+          <w:bCs/>
+          <w:b/>
+        </w:rPr>
+        <w:t xml:space="preserve">助言と伴走の提供</w:t>
+      </w:r>
+      <w:r>
+        <w:t xml:space="preserve">であり、AIの出力内容の正確性、および導入による業務改善の成果を</w:t>
+      </w:r>
+      <w:r>
+        <w:rPr>
+          <w:bCs/>
+          <w:b/>
+        </w:rPr>
+        <w:t xml:space="preserve">保証しない</w:t>
+      </w:r>
+    </w:p>
+    <w:p>
+      <w:pPr>
+        <w:numPr>
+          <w:ilvl w:val="0"/>
+          <w:numId w:val="1054"/>
+        </w:numPr>
+        <w:pStyle w:val="Compact"/>
+      </w:pPr>
+      <w:r>
+        <w:t xml:space="preserve">生成物を業務・社外に使う判断と最終確認の責任は</w:t>
+      </w:r>
+      <w:r>
+        <w:rPr>
+          <w:bCs/>
+          <w:b/>
+        </w:rPr>
+        <w:t xml:space="preserve">受講者にある</w:t>
+      </w:r>
+      <w:r>
+        <w:t xml:space="preserve">（AI利用ルール v1 の③と同じことを、契約書側にも書く）</w:t>
+      </w:r>
+    </w:p>
+    <w:p>
+      <w:pPr>
+        <w:numPr>
+          <w:ilvl w:val="0"/>
+          <w:numId w:val="1054"/>
+        </w:numPr>
+        <w:pStyle w:val="Compact"/>
+      </w:pPr>
+      <w:r>
+        <w:t xml:space="preserve">助成金は</w:t>
+      </w:r>
+      <w:r>
+        <w:rPr>
+          <w:bCs/>
+          <w:b/>
+        </w:rPr>
+        <w:t xml:space="preserve">支給を保証しない</w:t>
+      </w:r>
+      <w:r>
+        <w:t xml:space="preserve">。申請の可否は労働局が判断する。</w:t>
+      </w:r>
+      <w:r>
+        <w:rPr>
+          <w:bCs/>
+          <w:b/>
+        </w:rPr>
+        <w:t xml:space="preserve">講師は申請代行を請けない</w:t>
+      </w:r>
+    </w:p>
+    <w:p>
+      <w:pPr>
+        <w:numPr>
+          <w:ilvl w:val="0"/>
+          <w:numId w:val="1054"/>
+        </w:numPr>
+        <w:pStyle w:val="Compact"/>
+      </w:pPr>
+      <w:r>
+        <w:t xml:space="preserve">講師の責任は、故意または重過失の場合を除き、</w:t>
+      </w:r>
+      <w:r>
+        <w:rPr>
+          <w:bCs/>
+          <w:b/>
+        </w:rPr>
+        <w:t xml:space="preserve">当該案件で受領済みの委託料の額を上限</w:t>
+      </w:r>
+      <w:r>
+        <w:t xml:space="preserve">とする</w:t>
+      </w:r>
+    </w:p>
+    <w:p>
+      <w:pPr>
+        <w:pStyle w:val="FirstParagraph"/>
+      </w:pPr>
+      <w:r>
+        <w:rPr>
+          <w:bCs/>
+          <w:b/>
+        </w:rPr>
+        <w:t xml:space="preserve">この覚書は弁護士の確認を受けてから使うこと。</w:t>
+      </w:r>
+      <w:r>
+        <w:t xml:space="preserve"> </w:t>
+      </w:r>
+      <w:r>
+        <w:t xml:space="preserve">ひな形は論点を落とさないための下敷きであって、そのまま使える契約書ではない。</w:t>
+      </w:r>
+    </w:p>
+    <w:bookmarkEnd w:id="207"/>
+    <w:bookmarkEnd w:id="208"/>
+    <w:bookmarkStart w:id="209" w:name="b.-回と回の間の質問窓口sla確定値"/>
+    <w:p>
+      <w:pPr>
+        <w:pStyle w:val="Heading2"/>
+      </w:pPr>
+      <w:r>
+        <w:t xml:space="preserve">5-4b. 回と回の間の質問窓口（SLA・確定値）</w:t>
+      </w:r>
+    </w:p>
+    <w:tbl>
+      <w:tblPr>
+        <w:tblStyle w:val="Table"/>
+        <w:tblW w:type="pct" w:w="5000"/>
+        <w:tblLook w:firstRow="1" w:lastRow="0" w:firstColumn="0" w:lastColumn="0" w:noHBand="0" w:noVBand="0" w:val="0020"/>
+        <w:jc w:val="start"/>
+      </w:tblPr>
+      <w:tblGrid>
+        <w:gridCol w:w="3960"/>
+        <w:gridCol w:w="3960"/>
+      </w:tblGrid>
+      <w:tr>
+        <w:trPr>
+          <w:tblHeader w:val="true"/>
+        </w:trPr>
+        <w:tc>
+          <w:tcPr/>
+          <w:p>
+            <w:pPr>
+              <w:pStyle w:val="Compact"/>
+              <w:jc w:val="left"/>
+            </w:pPr>
+            <w:r>
+              <w:t xml:space="preserve">項目</w:t>
+            </w:r>
+          </w:p>
+        </w:tc>
+        <w:tc>
+          <w:tcPr/>
+          <w:p>
+            <w:pPr>
+              <w:pStyle w:val="Compact"/>
+              <w:jc w:val="left"/>
+            </w:pPr>
+            <w:r>
+              <w:t xml:space="preserve">確定した扱い</w:t>
+            </w:r>
+          </w:p>
+        </w:tc>
+      </w:tr>
+      <w:tr>
+        <w:tc>
+          <w:tcPr/>
+          <w:p>
+            <w:pPr>
+              <w:pStyle w:val="Compact"/>
+              <w:jc w:val="left"/>
+            </w:pPr>
+            <w:r>
+              <w:t xml:space="preserve">窓口</w:t>
+            </w:r>
+          </w:p>
+        </w:tc>
+        <w:tc>
+          <w:tcPr/>
+          <w:p>
+            <w:pPr>
+              <w:pStyle w:val="Compact"/>
+              <w:jc w:val="left"/>
+            </w:pPr>
+            <w:r>
+              <w:t xml:space="preserve">メール1本に絞る（チャットは受けない。履歴が散る）</w:t>
+            </w:r>
+          </w:p>
+        </w:tc>
+      </w:tr>
+      <w:tr>
+        <w:tc>
+          <w:tcPr/>
+          <w:p>
+            <w:pPr>
+              <w:pStyle w:val="Compact"/>
+              <w:jc w:val="left"/>
+            </w:pPr>
+            <w:r>
+              <w:t xml:space="preserve">返信の目安</w:t>
+            </w:r>
+          </w:p>
+        </w:tc>
+        <w:tc>
+          <w:tcPr/>
+          <w:p>
+            <w:pPr>
+              <w:pStyle w:val="Compact"/>
+              <w:jc w:val="left"/>
+            </w:pPr>
+            <w:r>
+              <w:rPr>
+                <w:bCs/>
+                <w:b/>
+              </w:rPr>
+              <w:t xml:space="preserve">平日24時間以内。</w:t>
+            </w:r>
+            <w:r>
+              <w:t xml:space="preserve"> </w:t>
+            </w:r>
+            <w:r>
+              <w:t xml:space="preserve">土日祝を挟む場合は翌営業日</w:t>
+            </w:r>
+          </w:p>
+        </w:tc>
+      </w:tr>
+      <w:tr>
+        <w:tc>
+          <w:tcPr/>
+          <w:p>
+            <w:pPr>
+              <w:pStyle w:val="Compact"/>
+              <w:jc w:val="left"/>
+            </w:pPr>
+            <w:r>
+              <w:t xml:space="preserve">対象</w:t>
+            </w:r>
+          </w:p>
+        </w:tc>
+        <w:tc>
+          <w:tcPr/>
+          <w:p>
+            <w:pPr>
+              <w:pStyle w:val="Compact"/>
+              <w:jc w:val="left"/>
+            </w:pPr>
+            <w:r>
+              <w:t xml:space="preserve">講座で扱った範囲の質問。</w:t>
+            </w:r>
+            <w:r>
+              <w:rPr>
+                <w:bCs/>
+                <w:b/>
+              </w:rPr>
+              <w:t xml:space="preserve">新しいツールの選定相談や、講座外の業務の代行は対象外</w:t>
+            </w:r>
+          </w:p>
+        </w:tc>
+      </w:tr>
+      <w:tr>
+        <w:tc>
+          <w:tcPr/>
+          <w:p>
+            <w:pPr>
+              <w:pStyle w:val="Compact"/>
+              <w:jc w:val="left"/>
+            </w:pPr>
+            <w:r>
+              <w:t xml:space="preserve">回数</w:t>
+            </w:r>
+          </w:p>
+        </w:tc>
+        <w:tc>
+          <w:tcPr/>
+          <w:p>
+            <w:pPr>
+              <w:pStyle w:val="Compact"/>
+              <w:jc w:val="left"/>
+            </w:pPr>
+            <w:r>
+              <w:t xml:space="preserve">上限は設けない。ただし同じ質問が3回続いたら、それは次回の演習の題材にする</w:t>
+            </w:r>
+          </w:p>
+        </w:tc>
+      </w:tr>
+      <w:tr>
+        <w:tc>
+          <w:tcPr/>
+          <w:p>
+            <w:pPr>
+              <w:pStyle w:val="Compact"/>
+              <w:jc w:val="left"/>
+            </w:pPr>
+            <w:r>
+              <w:t xml:space="preserve">対象外のとき</w:t>
+            </w:r>
+          </w:p>
+        </w:tc>
+        <w:tc>
+          <w:tcPr/>
+          <w:p>
+            <w:pPr>
+              <w:pStyle w:val="Compact"/>
+              <w:jc w:val="left"/>
+            </w:pPr>
+            <w:r>
+              <w:t xml:space="preserve">「それは第◯回で扱います」と言って構わない。</w:t>
+            </w:r>
+            <w:r>
+              <w:rPr>
+                <w:bCs/>
+                <w:b/>
+              </w:rPr>
+              <w:t xml:space="preserve">先送りにも教育効果がある</w:t>
+            </w:r>
+          </w:p>
+        </w:tc>
+      </w:tr>
+    </w:tbl>
+    <w:p>
+      <w:pPr>
+        <w:pStyle w:val="BodyText"/>
+      </w:pPr>
+      <w:r>
+        <w:rPr>
+          <w:bCs/>
+          <w:b/>
+        </w:rPr>
+        <w:t xml:space="preserve">この数字を受講のご案内（student.html）と初回の書面の両方に書く。</w:t>
+      </w:r>
+      <w:r>
+        <w:t xml:space="preserve"> </w:t>
+      </w:r>
+      <w:r>
+        <w:t xml:space="preserve">「初回にお伝えします」で止めない。</w:t>
+      </w:r>
+    </w:p>
+    <w:p>
+      <w:r>
+        <w:pict>
+          <v:rect style="width:0;height:1.5pt" o:hralign="center" o:hrstd="t" o:hr="t"/>
+        </w:pict>
+      </w:r>
+    </w:p>
+    <w:bookmarkEnd w:id="209"/>
+    <w:bookmarkStart w:id="210" w:name="情報の鮮度管理3か月サイクル"/>
+    <w:p>
+      <w:pPr>
+        <w:pStyle w:val="Heading2"/>
+      </w:pPr>
+      <w:r>
+        <w:t xml:space="preserve">5-5. 情報の鮮度管理（3か月サイクル）</w:t>
+      </w:r>
+    </w:p>
+    <w:tbl>
+      <w:tblPr>
+        <w:tblStyle w:val="Table"/>
+        <w:tblW w:type="pct" w:w="5000"/>
+        <w:tblLook w:firstRow="1" w:lastRow="0" w:firstColumn="0" w:lastColumn="0" w:noHBand="0" w:noVBand="0" w:val="0020"/>
+        <w:jc w:val="start"/>
+      </w:tblPr>
+      <w:tblGrid>
+        <w:gridCol w:w="3960"/>
+        <w:gridCol w:w="3960"/>
+      </w:tblGrid>
+      <w:tr>
+        <w:trPr>
+          <w:tblHeader w:val="true"/>
+        </w:trPr>
+        <w:tc>
+          <w:tcPr/>
+          <w:p>
+            <w:pPr>
+              <w:pStyle w:val="Compact"/>
+              <w:jc w:val="left"/>
+            </w:pPr>
+            <w:r>
+              <w:t xml:space="preserve">頻度</w:t>
+            </w:r>
+          </w:p>
+        </w:tc>
+        <w:tc>
+          <w:tcPr/>
+          <w:p>
+            <w:pPr>
+              <w:pStyle w:val="Compact"/>
+              <w:jc w:val="left"/>
+            </w:pPr>
+            <w:r>
+              <w:t xml:space="preserve">やること</w:t>
+            </w:r>
+          </w:p>
+        </w:tc>
+      </w:tr>
+      <w:tr>
+        <w:tc>
+          <w:tcPr/>
+          <w:p>
+            <w:pPr>
+              <w:pStyle w:val="Compact"/>
+              <w:jc w:val="left"/>
+            </w:pPr>
+            <w:r>
+              <w:t xml:space="preserve">毎案件の開始前</w:t>
+            </w:r>
+          </w:p>
+        </w:tc>
+        <w:tc>
+          <w:tcPr/>
+          <w:p>
+            <w:pPr>
+              <w:pStyle w:val="Compact"/>
+              <w:jc w:val="left"/>
+            </w:pPr>
+            <w:r>
+              <w:t xml:space="preserve">プラン名・月額・主要機能名の再確認。資料の「◯年◯月時点」を更新</w:t>
+            </w:r>
+          </w:p>
+        </w:tc>
+      </w:tr>
+      <w:tr>
+        <w:tc>
+          <w:tcPr/>
+          <w:p>
+            <w:pPr>
+              <w:pStyle w:val="Compact"/>
+              <w:jc w:val="left"/>
+            </w:pPr>
+            <w:r>
+              <w:t xml:space="preserve">3か月ごと</w:t>
+            </w:r>
+          </w:p>
+        </w:tc>
+        <w:tc>
+          <w:tcPr/>
+          <w:p>
+            <w:pPr>
+              <w:pStyle w:val="Compact"/>
+              <w:jc w:val="left"/>
+            </w:pPr>
+            <w:r>
+              <w:t xml:space="preserve">第4部4-4の前提知識表を更新。古くなった記述を消す</w:t>
+            </w:r>
+          </w:p>
+        </w:tc>
+      </w:tr>
+      <w:tr>
+        <w:tc>
+          <w:tcPr/>
+          <w:p>
+            <w:pPr>
+              <w:pStyle w:val="Compact"/>
+              <w:jc w:val="left"/>
+            </w:pPr>
+            <w:r>
+              <w:t xml:space="preserve">6か月ごと</w:t>
+            </w:r>
+          </w:p>
+        </w:tc>
+        <w:tc>
+          <w:tcPr/>
+          <w:p>
+            <w:pPr>
+              <w:pStyle w:val="Compact"/>
+              <w:jc w:val="left"/>
+            </w:pPr>
+            <w:r>
+              <w:t xml:space="preserve">匿名事例の棚卸し（古い事例・効果が陳腐化した事例を外す）</w:t>
+            </w:r>
+          </w:p>
+        </w:tc>
+      </w:tr>
+      <w:tr>
+        <w:tc>
+          <w:tcPr/>
+          <w:p>
+            <w:pPr>
+              <w:pStyle w:val="Compact"/>
+              <w:jc w:val="left"/>
+            </w:pPr>
+            <w:r>
+              <w:t xml:space="preserve">年1回</w:t>
+            </w:r>
+          </w:p>
+        </w:tc>
+        <w:tc>
+          <w:tcPr/>
+          <w:p>
+            <w:pPr>
+              <w:pStyle w:val="Compact"/>
+              <w:jc w:val="left"/>
+            </w:pPr>
+            <w:r>
+              <w:t xml:space="preserve">カリキュラム全体の見直し。上級編の技術トピックの入れ替え</w:t>
+            </w:r>
+          </w:p>
+        </w:tc>
+      </w:tr>
+    </w:tbl>
+    <w:p>
+      <w:r>
+        <w:pict>
+          <v:rect style="width:0;height:1.5pt" o:hralign="center" o:hrstd="t" o:hr="t"/>
+        </w:pict>
+      </w:r>
+    </w:p>
+    <w:bookmarkEnd w:id="210"/>
+    <w:bookmarkStart w:id="211" w:name="進行管理シート受講者1名につき1枚"/>
+    <w:p>
+      <w:pPr>
+        <w:pStyle w:val="Heading2"/>
+      </w:pPr>
+      <w:r>
+        <w:t xml:space="preserve">5-6. 進行管理シート（受講者1名につき1枚）</w:t>
+      </w:r>
+    </w:p>
+    <w:p>
+      <w:pPr>
+        <w:pStyle w:val="SourceCode"/>
+      </w:pPr>
+      <w:r>
+        <w:rPr>
+          <w:rStyle w:val="VerbatimChar"/>
+        </w:rPr>
+        <w:t xml:space="preserve">受講者：              　開始：    /    　修了予定：    /</w:t>
+      </w:r>
+      <w:r>
+        <w:br/>
+      </w:r>
+      <w:r>
+        <w:rPr>
+          <w:rStyle w:val="VerbatimChar"/>
+        </w:rPr>
+        <w:t xml:space="preserve">確定レベル（第3回時点）：Lv.[   ]</w:t>
+      </w:r>
+      <w:r>
+        <w:br/>
+      </w:r>
+      <w:r>
+        <w:rPr>
+          <w:rStyle w:val="VerbatimChar"/>
+        </w:rPr>
+        <w:t xml:space="preserve">────────────────────────────────────</w:t>
+      </w:r>
+      <w:r>
+        <w:br/>
+      </w:r>
+      <w:r>
+        <w:rPr>
+          <w:rStyle w:val="VerbatimChar"/>
+        </w:rPr>
+        <w:t xml:space="preserve">回  日付      成果物の完成  宿題の実行  習得チェック  次回の懸念</w:t>
+      </w:r>
+      <w:r>
+        <w:br/>
+      </w:r>
+      <w:r>
+        <w:rPr>
+          <w:rStyle w:val="VerbatimChar"/>
+        </w:rPr>
+        <w:t xml:space="preserve">1   /                ☐            ―           ☐</w:t>
+      </w:r>
+      <w:r>
+        <w:br/>
+      </w:r>
+      <w:r>
+        <w:rPr>
+          <w:rStyle w:val="VerbatimChar"/>
+        </w:rPr>
+        <w:t xml:space="preserve">2   /                ☐            ☐           ☐</w:t>
+      </w:r>
+      <w:r>
+        <w:br/>
+      </w:r>
+      <w:r>
+        <w:rPr>
+          <w:rStyle w:val="VerbatimChar"/>
+        </w:rPr>
+        <w:t xml:space="preserve">3   /                ☐            ☐           ☐</w:t>
+      </w:r>
+      <w:r>
+        <w:br/>
+      </w:r>
+      <w:r>
+        <w:rPr>
+          <w:rStyle w:val="VerbatimChar"/>
+        </w:rPr>
+        <w:t xml:space="preserve">…（12まで）</w:t>
+      </w:r>
+      <w:r>
+        <w:br/>
+      </w:r>
+      <w:r>
+        <w:rPr>
+          <w:rStyle w:val="VerbatimChar"/>
+        </w:rPr>
+        <w:t xml:space="preserve">────────────────────────────────────</w:t>
+      </w:r>
+      <w:r>
+        <w:br/>
+      </w:r>
+      <w:r>
+        <w:rPr>
+          <w:rStyle w:val="VerbatimChar"/>
+        </w:rPr>
+        <w:t xml:space="preserve">お披露目 第6回[   /   ] 参加[  ]名 ／ 第12回[   /   ] 参加[  ]名</w:t>
+      </w:r>
+      <w:r>
+        <w:br/>
+      </w:r>
+      <w:r>
+        <w:rPr>
+          <w:rStyle w:val="VerbatimChar"/>
+        </w:rPr>
+        <w:t xml:space="preserve">診断スコア  受講前[    ]点 → 修了時[    ]点（同一設問）</w:t>
+      </w:r>
+      <w:r>
+        <w:br/>
+      </w:r>
+      <w:r>
+        <w:rPr>
+          <w:rStyle w:val="VerbatimChar"/>
+        </w:rPr>
+        <w:t xml:space="preserve">掲載許諾：可 / 不可 　数値公開の範囲：</w:t>
+      </w:r>
+    </w:p>
+    <w:p>
+      <w:pPr>
+        <w:pStyle w:val="FirstParagraph"/>
+      </w:pPr>
+      <w:r>
+        <w:rPr>
+          <w:bCs/>
+          <w:b/>
+        </w:rPr>
+        <w:t xml:space="preserve">「宿題の実行」に×が2回続いたら、宿題の設計が悪い。</w:t>
+      </w:r>
+      <w:r>
+        <w:t xml:space="preserve"> </w:t>
+      </w:r>
+      <w:r>
+        <w:t xml:space="preserve">責める前に、15分で終わる大きさに削り直す。</w:t>
+      </w:r>
+    </w:p>
+    <w:p>
+      <w:r>
+        <w:pict>
+          <v:rect style="width:0;height:1.5pt" o:hralign="center" o:hrstd="t" o:hr="t"/>
+        </w:pict>
+      </w:r>
+    </w:p>
+    <w:bookmarkEnd w:id="211"/>
+    <w:bookmarkEnd w:id="212"/>
+    <w:bookmarkStart w:id="213" w:name="付録-初回配布物チェックリスト"/>
+    <w:p>
+      <w:pPr>
+        <w:pStyle w:val="Heading1"/>
+      </w:pPr>
+      <w:r>
+        <w:t xml:space="preserve">付録　初回配布物チェックリスト</w:t>
+      </w:r>
+    </w:p>
+    <w:p>
+      <w:pPr>
+        <w:numPr>
+          <w:ilvl w:val="0"/>
+          <w:numId w:val="1055"/>
+        </w:numPr>
+        <w:pStyle w:val="Compact"/>
+      </w:pPr>
+      <w:r>
+        <w:t xml:space="preserve">☐ 講座の全体像（12回の地図・1枚）</w:t>
+      </w:r>
+    </w:p>
+    <w:p>
+      <w:pPr>
+        <w:numPr>
+          <w:ilvl w:val="0"/>
+          <w:numId w:val="1055"/>
+        </w:numPr>
+        <w:pStyle w:val="Compact"/>
+      </w:pPr>
+      <w:r>
+        <w:t xml:space="preserve">☐ 用語ミニ辞典（第4部4-3・A4 1枚）</w:t>
+      </w:r>
+    </w:p>
+    <w:p>
+      <w:pPr>
+        <w:numPr>
+          <w:ilvl w:val="0"/>
+          <w:numId w:val="1055"/>
+        </w:numPr>
+        <w:pStyle w:val="Compact"/>
+      </w:pPr>
+      <w:r>
+        <w:t xml:space="preserve">☐ 業務棚卸しシート（空欄）</w:t>
+      </w:r>
+    </w:p>
+    <w:p>
+      <w:pPr>
+        <w:numPr>
+          <w:ilvl w:val="0"/>
+          <w:numId w:val="1055"/>
+        </w:numPr>
+        <w:pStyle w:val="Compact"/>
+      </w:pPr>
+      <w:r>
+        <w:t xml:space="preserve">☐ 各回の持ち物一覧（第4部4-2の表）</w:t>
+      </w:r>
+    </w:p>
+    <w:p>
+      <w:pPr>
+        <w:numPr>
+          <w:ilvl w:val="0"/>
+          <w:numId w:val="1055"/>
+        </w:numPr>
+        <w:pStyle w:val="Compact"/>
+      </w:pPr>
+      <w:r>
+        <w:t xml:space="preserve">☐ 質問窓口と返信目安の案内（</w:t>
+      </w:r>
+      <w:r>
+        <w:rPr>
+          <w:bCs/>
+          <w:b/>
+        </w:rPr>
+        <w:t xml:space="preserve">平日24時間以内・メール1本</w:t>
+      </w:r>
+      <w:r>
+        <w:t xml:space="preserve">。5-4b の表をそのまま渡す）</w:t>
+      </w:r>
+    </w:p>
+    <w:p>
+      <w:pPr>
+        <w:numPr>
+          <w:ilvl w:val="0"/>
+          <w:numId w:val="1055"/>
+        </w:numPr>
+        <w:pStyle w:val="Compact"/>
+      </w:pPr>
+      <w:r>
+        <w:t xml:space="preserve">☐</w:t>
+      </w:r>
+      <w:r>
+        <w:t xml:space="preserve"> </w:t>
+      </w:r>
+      <w:r>
+        <w:rPr>
+          <w:bCs/>
+          <w:b/>
+        </w:rPr>
+        <w:t xml:space="preserve">業務委託・秘密保持・録画の取扱い 覚書</w:t>
+      </w:r>
+      <w:r>
+        <w:t xml:space="preserve">（別冊のひな形。弁護士確認済みのものを使う）</w:t>
+      </w:r>
+    </w:p>
+    <w:p>
+      <w:pPr>
+        <w:numPr>
+          <w:ilvl w:val="0"/>
+          <w:numId w:val="1055"/>
+        </w:numPr>
+        <w:pStyle w:val="Compact"/>
+      </w:pPr>
+      <w:r>
+        <w:t xml:space="preserve">☐ 習得チェックリスト（第5部5-1。Lv.1〜2判定が見込まれる場合は差し替え版も）</w:t>
+      </w:r>
+    </w:p>
+    <w:p>
+      <w:r>
+        <w:pict>
+          <v:rect style="width:0;height:1.5pt" o:hralign="center" o:hrstd="t" o:hr="t"/>
+        </w:pict>
+      </w:r>
+    </w:p>
+    <w:p>
+      <w:pPr>
+        <w:pStyle w:val="FirstParagraph"/>
+      </w:pPr>
+      <w:r>
+        <w:rPr>
+          <w:bCs/>
+          <w:b/>
+        </w:rPr>
+        <w:t xml:space="preserve">本ハンドブックの改訂記録</w:t>
+      </w:r>
+    </w:p>
+    <w:tbl>
+      <w:tblPr>
+        <w:tblStyle w:val="Table"/>
+        <w:tblW w:type="pct" w:w="5000"/>
+        <w:tblLook w:firstRow="1" w:lastRow="0" w:firstColumn="0" w:lastColumn="0" w:noHBand="0" w:noVBand="0" w:val="0020"/>
+        <w:jc w:val="start"/>
+      </w:tblPr>
+      <w:tblGrid>
+        <w:gridCol w:w="2640"/>
+        <w:gridCol w:w="2640"/>
+        <w:gridCol w:w="2640"/>
+      </w:tblGrid>
+      <w:tr>
+        <w:trPr>
+          <w:tblHeader w:val="true"/>
+        </w:trPr>
+        <w:tc>
+          <w:tcPr/>
+          <w:p>
+            <w:pPr>
+              <w:pStyle w:val="Compact"/>
+              <w:jc w:val="left"/>
+            </w:pPr>
+            <w:r>
               <w:t xml:space="preserve">版</w:t>
             </w:r>
           </w:p>
@@ -23942,6 +26280,84 @@
             </w:pPr>
             <w:r>
               <w:t xml:space="preserve">変更点</w:t>
+            </w:r>
+          </w:p>
+        </w:tc>
+      </w:tr>
+      <w:tr>
+        <w:tc>
+          <w:tcPr/>
+          <w:p>
+            <w:pPr>
+              <w:pStyle w:val="Compact"/>
+              <w:jc w:val="left"/>
+            </w:pPr>
+            <w:r>
+              <w:t xml:space="preserve">2026年9月版 rev.6</w:t>
+            </w:r>
+          </w:p>
+        </w:tc>
+        <w:tc>
+          <w:tcPr/>
+          <w:p>
+            <w:pPr>
+              <w:pStyle w:val="Compact"/>
+              <w:jc w:val="left"/>
+            </w:pPr>
+            <w:r>
+              <w:t xml:space="preserve">2026-09-12</w:t>
+            </w:r>
+          </w:p>
+        </w:tc>
+        <w:tc>
+          <w:tcPr/>
+          <w:p>
+            <w:pPr>
+              <w:pStyle w:val="Compact"/>
+              <w:jc w:val="left"/>
+            </w:pPr>
+            <w:r>
+              <w:rPr>
+                <w:bCs/>
+                <w:b/>
+              </w:rPr>
+              <w:t xml:space="preserve">第2回ディープレビューの指摘を反映。</w:t>
+            </w:r>
+            <w:r>
+              <w:t xml:space="preserve"> </w:t>
+            </w:r>
+            <w:r>
+              <w:t xml:space="preserve">①第7回のデモ形式を「完成形3分→通知を1ノードだけライブ追加7分→手動に戻す手順2分」に確定し、原則4「講師はコードを書かない」とGASの関係（AIに書かせて貼る／説明させる／エラーを貼って直す）を明文化。②第8回に「どこに作るか」（第5回のプロジェクトを育てる）と出典を出させる3行を追加。③</w:t>
+            </w:r>
+            <w:r>
+              <w:rPr>
+                <w:bCs/>
+                <w:b/>
+              </w:rPr>
+              <w:t xml:space="preserve">第9回の「通しで実行する」の実体を定義</w:t>
+            </w:r>
+            <w:r>
+              <w:t xml:space="preserve">（プロジェクト内で工程ごとに会話を分けて順に手で流す。1会話への連投は禁止、エージェント機能はLv.4以上のみ）。④第8回・第9回に🔴Lv.1〜2版の差し替えブロックを新設し、第8回冒頭・第10回冒頭の宿題確認を対応させた。⑤修了時の引き渡しリストのLv.1〜2版と、習得チェックリストのLv.1〜2版（第7〜10回の4行）を作成。⑥1-5のLv.1の方針から「見せて理解させるに留める」を削除（各回の🔴と矛盾していたため）。⑦</w:t>
+            </w:r>
+            <w:r>
+              <w:rPr>
+                <w:bCs/>
+                <w:b/>
+              </w:rPr>
+              <w:t xml:space="preserve">5-4を数字の確定版に差し替え</w:t>
+            </w:r>
+            <w:r>
+              <w:t xml:space="preserve">（録画は修了後6か月、預かり資料は修了後1か月以内に削除、守秘は修了後3年、生成物の権利、免責4項目）。⑧</w:t>
+            </w:r>
+            <w:r>
+              <w:rPr>
+                <w:bCs/>
+                <w:b/>
+              </w:rPr>
+              <w:t xml:space="preserve">5-4b 質問窓口のSLAを新設</w:t>
+            </w:r>
+            <w:r>
+              <w:t xml:space="preserve">（平日24時間以内・メール1本）。</w:t>
             </w:r>
           </w:p>
         </w:tc>
@@ -24177,7 +26593,7 @@
         </w:tc>
       </w:tr>
     </w:tbl>
-    <w:bookmarkEnd w:id="203"/>
+    <w:bookmarkEnd w:id="213"/>
     <w:sectPr>
       <w:footerReference w:type="default" r:id="rId9"/>
     </w:sectPr>
@@ -24819,39 +27235,6 @@
     <w:abstractNumId w:val="991"/>
   </w:num>
   <w:num w:numId="1029">
-    <w:abstractNumId w:val="991"/>
-  </w:num>
-  <w:num w:numId="1030">
-    <w:abstractNumId w:val="991"/>
-  </w:num>
-  <w:num w:numId="1031">
-    <w:abstractNumId w:val="991"/>
-  </w:num>
-  <w:num w:numId="1032">
-    <w:abstractNumId w:val="991"/>
-  </w:num>
-  <w:num w:numId="1033">
-    <w:abstractNumId w:val="991"/>
-  </w:num>
-  <w:num w:numId="1034">
-    <w:abstractNumId w:val="991"/>
-  </w:num>
-  <w:num w:numId="1035">
-    <w:abstractNumId w:val="991"/>
-  </w:num>
-  <w:num w:numId="1036">
-    <w:abstractNumId w:val="991"/>
-  </w:num>
-  <w:num w:numId="1037">
-    <w:abstractNumId w:val="991"/>
-  </w:num>
-  <w:num w:numId="1038">
-    <w:abstractNumId w:val="991"/>
-  </w:num>
-  <w:num w:numId="1039">
-    <w:abstractNumId w:val="991"/>
-  </w:num>
-  <w:num w:numId="1040">
     <w:abstractNumId w:val="99411"/>
     <w:lvlOverride w:ilvl="0">
       <w:startOverride w:val="1"/>
@@ -24881,16 +27264,16 @@
       <w:startOverride w:val="1"/>
     </w:lvlOverride>
   </w:num>
-  <w:num w:numId="1041">
+  <w:num w:numId="1030">
     <w:abstractNumId w:val="991"/>
   </w:num>
-  <w:num w:numId="1042">
+  <w:num w:numId="1031">
     <w:abstractNumId w:val="991"/>
   </w:num>
-  <w:num w:numId="1043">
+  <w:num w:numId="1032">
     <w:abstractNumId w:val="991"/>
   </w:num>
-  <w:num w:numId="1044">
+  <w:num w:numId="1033">
     <w:abstractNumId w:val="99411"/>
     <w:lvlOverride w:ilvl="0">
       <w:startOverride w:val="1"/>
@@ -24920,7 +27303,13 @@
       <w:startOverride w:val="1"/>
     </w:lvlOverride>
   </w:num>
-  <w:num w:numId="1045">
+  <w:num w:numId="1034">
+    <w:abstractNumId w:val="991"/>
+  </w:num>
+  <w:num w:numId="1035">
+    <w:abstractNumId w:val="991"/>
+  </w:num>
+  <w:num w:numId="1036">
     <w:abstractNumId w:val="99411"/>
     <w:lvlOverride w:ilvl="0">
       <w:startOverride w:val="1"/>
@@ -24949,6 +27338,33 @@
     <w:lvlOverride w:ilvl="8">
       <w:startOverride w:val="1"/>
     </w:lvlOverride>
+  </w:num>
+  <w:num w:numId="1037">
+    <w:abstractNumId w:val="991"/>
+  </w:num>
+  <w:num w:numId="1038">
+    <w:abstractNumId w:val="991"/>
+  </w:num>
+  <w:num w:numId="1039">
+    <w:abstractNumId w:val="991"/>
+  </w:num>
+  <w:num w:numId="1040">
+    <w:abstractNumId w:val="991"/>
+  </w:num>
+  <w:num w:numId="1041">
+    <w:abstractNumId w:val="991"/>
+  </w:num>
+  <w:num w:numId="1042">
+    <w:abstractNumId w:val="991"/>
+  </w:num>
+  <w:num w:numId="1043">
+    <w:abstractNumId w:val="991"/>
+  </w:num>
+  <w:num w:numId="1044">
+    <w:abstractNumId w:val="991"/>
+  </w:num>
+  <w:num w:numId="1045">
+    <w:abstractNumId w:val="991"/>
   </w:num>
   <w:num w:numId="1046">
     <w:abstractNumId w:val="99411"/>
@@ -24984,6 +27400,108 @@
     <w:abstractNumId w:val="991"/>
   </w:num>
   <w:num w:numId="1048">
+    <w:abstractNumId w:val="991"/>
+  </w:num>
+  <w:num w:numId="1049">
+    <w:abstractNumId w:val="991"/>
+  </w:num>
+  <w:num w:numId="1050">
+    <w:abstractNumId w:val="991"/>
+  </w:num>
+  <w:num w:numId="1051">
+    <w:abstractNumId w:val="99411"/>
+    <w:lvlOverride w:ilvl="0">
+      <w:startOverride w:val="1"/>
+    </w:lvlOverride>
+    <w:lvlOverride w:ilvl="1">
+      <w:startOverride w:val="1"/>
+    </w:lvlOverride>
+    <w:lvlOverride w:ilvl="2">
+      <w:startOverride w:val="1"/>
+    </w:lvlOverride>
+    <w:lvlOverride w:ilvl="3">
+      <w:startOverride w:val="1"/>
+    </w:lvlOverride>
+    <w:lvlOverride w:ilvl="4">
+      <w:startOverride w:val="1"/>
+    </w:lvlOverride>
+    <w:lvlOverride w:ilvl="5">
+      <w:startOverride w:val="1"/>
+    </w:lvlOverride>
+    <w:lvlOverride w:ilvl="6">
+      <w:startOverride w:val="1"/>
+    </w:lvlOverride>
+    <w:lvlOverride w:ilvl="7">
+      <w:startOverride w:val="1"/>
+    </w:lvlOverride>
+    <w:lvlOverride w:ilvl="8">
+      <w:startOverride w:val="1"/>
+    </w:lvlOverride>
+  </w:num>
+  <w:num w:numId="1052">
+    <w:abstractNumId w:val="99411"/>
+    <w:lvlOverride w:ilvl="0">
+      <w:startOverride w:val="1"/>
+    </w:lvlOverride>
+    <w:lvlOverride w:ilvl="1">
+      <w:startOverride w:val="1"/>
+    </w:lvlOverride>
+    <w:lvlOverride w:ilvl="2">
+      <w:startOverride w:val="1"/>
+    </w:lvlOverride>
+    <w:lvlOverride w:ilvl="3">
+      <w:startOverride w:val="1"/>
+    </w:lvlOverride>
+    <w:lvlOverride w:ilvl="4">
+      <w:startOverride w:val="1"/>
+    </w:lvlOverride>
+    <w:lvlOverride w:ilvl="5">
+      <w:startOverride w:val="1"/>
+    </w:lvlOverride>
+    <w:lvlOverride w:ilvl="6">
+      <w:startOverride w:val="1"/>
+    </w:lvlOverride>
+    <w:lvlOverride w:ilvl="7">
+      <w:startOverride w:val="1"/>
+    </w:lvlOverride>
+    <w:lvlOverride w:ilvl="8">
+      <w:startOverride w:val="1"/>
+    </w:lvlOverride>
+  </w:num>
+  <w:num w:numId="1053">
+    <w:abstractNumId w:val="99411"/>
+    <w:lvlOverride w:ilvl="0">
+      <w:startOverride w:val="1"/>
+    </w:lvlOverride>
+    <w:lvlOverride w:ilvl="1">
+      <w:startOverride w:val="1"/>
+    </w:lvlOverride>
+    <w:lvlOverride w:ilvl="2">
+      <w:startOverride w:val="1"/>
+    </w:lvlOverride>
+    <w:lvlOverride w:ilvl="3">
+      <w:startOverride w:val="1"/>
+    </w:lvlOverride>
+    <w:lvlOverride w:ilvl="4">
+      <w:startOverride w:val="1"/>
+    </w:lvlOverride>
+    <w:lvlOverride w:ilvl="5">
+      <w:startOverride w:val="1"/>
+    </w:lvlOverride>
+    <w:lvlOverride w:ilvl="6">
+      <w:startOverride w:val="1"/>
+    </w:lvlOverride>
+    <w:lvlOverride w:ilvl="7">
+      <w:startOverride w:val="1"/>
+    </w:lvlOverride>
+    <w:lvlOverride w:ilvl="8">
+      <w:startOverride w:val="1"/>
+    </w:lvlOverride>
+  </w:num>
+  <w:num w:numId="1054">
+    <w:abstractNumId w:val="991"/>
+  </w:num>
+  <w:num w:numId="1055">
     <w:abstractNumId w:val="991"/>
   </w:num>
 </w:numbering>

--- a/docs/AI実装講座_1対1版_講師用ハンドブック.docx
+++ b/docs/AI実装講座_1対1版_講師用ハンドブック.docx
@@ -1502,7 +1502,17 @@
               <w:jc w:val="left"/>
             </w:pPr>
             <w:r>
-              <w:t xml:space="preserve">自社資料を読むAIが1つ動いており、社員に渡せる</w:t>
+              <w:t xml:space="preserve">自社資料を読むAIが1つ動いており、</w:t>
+            </w:r>
+            <w:r>
+              <w:rPr>
+                <w:bCs/>
+                <w:b/>
+              </w:rPr>
+              <w:t xml:space="preserve">社長が毎日使える</w:t>
+            </w:r>
+            <w:r>
+              <w:t xml:space="preserve">（社員に配れる形にできるのは法人プランのみ。3-5の分岐表を参照）</w:t>
             </w:r>
           </w:p>
         </w:tc>
@@ -6755,7 +6765,7 @@
     </w:p>
     <w:bookmarkEnd w:id="56"/>
     <w:bookmarkEnd w:id="57"/>
-    <w:bookmarkStart w:id="183" w:name="第3部-第2回第12回-レッスンプラン"/>
+    <w:bookmarkStart w:id="185" w:name="第3部-第2回第12回-レッスンプラン"/>
     <w:p>
       <w:pPr>
         <w:pStyle w:val="Heading1"/>
@@ -9365,7 +9375,17 @@
         <w:t xml:space="preserve">1つのツールに束ねる</w:t>
       </w:r>
       <w:r>
-        <w:t xml:space="preserve">。属人的な使い方から、社員が触れる資産へ。同時に、社内で使わせるためのルールを最小限つくる。</w:t>
+        <w:t xml:space="preserve">。属人的な使い方から、毎日使える道具へ。同時に、社内で使わせるためのルールを最小限つくる。</w:t>
+      </w:r>
+      <w:r>
+        <w:rPr>
+          <w:bCs/>
+          <w:b/>
+        </w:rPr>
+        <w:t xml:space="preserve">「社員に配れる形」にできるかはプランで決まる</w:t>
+      </w:r>
+      <w:r>
+        <w:t xml:space="preserve">ので、到達点を約束する前に必ず分岐表を確認すること。</w:t>
       </w:r>
     </w:p>
     <w:bookmarkEnd w:id="90"/>
@@ -9409,7 +9429,24 @@
         <w:pStyle w:val="Compact"/>
       </w:pPr>
       <w:r>
-        <w:t xml:space="preserve">社員1名以上がそれを触った</w:t>
+        <w:rPr>
+          <w:bCs/>
+          <w:b/>
+        </w:rPr>
+        <w:t xml:space="preserve">推進候補者1名がそれを触った。</w:t>
+      </w:r>
+      <w:r>
+        <w:t xml:space="preserve">個人プランで共有できない場合は、</w:t>
+      </w:r>
+      <w:r>
+        <w:rPr>
+          <w:bCs/>
+          <w:b/>
+        </w:rPr>
+        <w:t xml:space="preserve">画面共有か同席で触らせる</w:t>
+      </w:r>
+      <w:r>
+        <w:t xml:space="preserve">（宿題「社員1名に触ってもらう」も同じ扱い）</w:t>
       </w:r>
     </w:p>
     <w:p>
@@ -11881,6 +11918,24 @@
         <w:t xml:space="preserve">。「講師も分からないことがある」を隠さない。これがこの回のいちばん効く教育になる。</w:t>
       </w:r>
     </w:p>
+    <w:p>
+      <w:pPr>
+        <w:pStyle w:val="BlockText"/>
+      </w:pPr>
+      <w:r>
+        <w:rPr>
+          <w:bCs/>
+          <w:b/>
+        </w:rPr>
+        <w:t xml:space="preserve">別冊「デモ素材集（第7〜9回）」の01を、この回の3週間前に開くこと。</w:t>
+      </w:r>
+      <w:r>
+        <w:t xml:space="preserve"> </w:t>
+      </w:r>
+      <w:r>
+        <w:t xml:space="preserve">基盤別の完成フローの中身、3段構成のデモ台本、権限が無かったときの代替デモ、失敗しなかったときの言い方が入っている。</w:t>
+      </w:r>
+    </w:p>
     <w:bookmarkEnd w:id="116"/>
     <w:bookmarkEnd w:id="117"/>
     <w:bookmarkStart w:id="118" w:name="分の配分-5"/>
@@ -13006,6 +13061,24 @@
         </w:tc>
       </w:tr>
     </w:tbl>
+    <w:p>
+      <w:pPr>
+        <w:pStyle w:val="BlockText"/>
+      </w:pPr>
+      <w:r>
+        <w:rPr>
+          <w:bCs/>
+          <w:b/>
+        </w:rPr>
+        <w:t xml:space="preserve">別冊「デモ素材集（第7〜9回）」の02に、「範囲を広げると落ちる」を再現する資料束2種と10問セットがある。</w:t>
+      </w:r>
+      <w:r>
+        <w:t xml:space="preserve"> </w:t>
+      </w:r>
+      <w:r>
+        <w:t xml:space="preserve">この回のデモはこれが無いと成立しない。</w:t>
+      </w:r>
+    </w:p>
     <w:bookmarkEnd w:id="128"/>
     <w:bookmarkStart w:id="130" w:name="どこに作るか第5回からの続き"/>
     <w:p>
@@ -13910,6 +13983,93 @@
           </w:p>
         </w:tc>
       </w:tr>
+      <w:tr>
+        <w:tc>
+          <w:tcPr/>
+          <w:p>
+            <w:pPr>
+              <w:pStyle w:val="Compact"/>
+              <w:jc w:val="left"/>
+            </w:pPr>
+            <w:r>
+              <w:t xml:space="preserve">習得チェック</w:t>
+            </w:r>
+          </w:p>
+        </w:tc>
+        <w:tc>
+          <w:tcPr/>
+          <w:p>
+            <w:pPr>
+              <w:pStyle w:val="Compact"/>
+              <w:jc w:val="left"/>
+            </w:pPr>
+            <w:r>
+              <w:t xml:space="preserve">10問中○が7件以上</w:t>
+            </w:r>
+          </w:p>
+        </w:tc>
+        <w:tc>
+          <w:tcPr/>
+          <w:p>
+            <w:pPr>
+              <w:pStyle w:val="Compact"/>
+              <w:jc w:val="left"/>
+            </w:pPr>
+            <w:r>
+              <w:rPr>
+                <w:bCs/>
+                <w:b/>
+              </w:rPr>
+              <w:t xml:space="preserve">10問中○が5件以上、かつ×が0件</w:t>
+            </w:r>
+            <w:r>
+              <w:t xml:space="preserve">（5-1のLv.1〜2版と同じ）</w:t>
+            </w:r>
+          </w:p>
+        </w:tc>
+      </w:tr>
+      <w:tr>
+        <w:tc>
+          <w:tcPr/>
+          <w:p>
+            <w:pPr>
+              <w:pStyle w:val="Compact"/>
+              <w:jc w:val="left"/>
+            </w:pPr>
+            <w:r>
+              <w:t xml:space="preserve">修了時の成果物</w:t>
+            </w:r>
+          </w:p>
+        </w:tc>
+        <w:tc>
+          <w:tcPr/>
+          <w:p>
+            <w:pPr>
+              <w:pStyle w:val="Compact"/>
+              <w:jc w:val="left"/>
+            </w:pPr>
+            <w:r>
+              <w:t xml:space="preserve">⑨ 不足資料リスト</w:t>
+            </w:r>
+          </w:p>
+        </w:tc>
+        <w:tc>
+          <w:tcPr/>
+          <w:p>
+            <w:pPr>
+              <w:pStyle w:val="Compact"/>
+              <w:jc w:val="left"/>
+            </w:pPr>
+            <w:r>
+              <w:rPr>
+                <w:bCs/>
+                <w:b/>
+              </w:rPr>
+              <w:t xml:space="preserve">⑨ 不足資料リスト＋10問テストの結果表</w:t>
+            </w:r>
+          </w:p>
+        </w:tc>
+      </w:tr>
     </w:tbl>
     <w:p>
       <w:pPr>
@@ -14127,7 +14287,17 @@
               <w:jc w:val="left"/>
             </w:pPr>
             <w:r>
-              <w:t xml:space="preserve">宿題確認：ナレッジ検索の利用状況、不足資料リストの進捗</w:t>
+              <w:t xml:space="preserve">宿題確認：ナレッジ検索の利用状況、不足資料リストの進捗（</w:t>
+            </w:r>
+            <w:r>
+              <w:rPr>
+                <w:bCs/>
+                <w:b/>
+              </w:rPr>
+              <w:t xml:space="preserve">Lv.1〜2版のときは「社員1名に投げた10問の結果」を見る</w:t>
+            </w:r>
+            <w:r>
+              <w:t xml:space="preserve">。第8回の🔴を参照）</w:t>
             </w:r>
           </w:p>
         </w:tc>
@@ -14237,6 +14407,18 @@
         </w:tc>
       </w:tr>
     </w:tbl>
+    <w:p>
+      <w:pPr>
+        <w:pStyle w:val="BlockText"/>
+      </w:pPr>
+      <w:r>
+        <w:rPr>
+          <w:bCs/>
+          <w:b/>
+        </w:rPr>
+        <w:t xml:space="preserve">別冊「デモ素材集（第7〜9回）」の03に、商品名を取り違えたまま完成した稟議書の現物と、わざと壊す入力3種がある。</w:t>
+      </w:r>
+    </w:p>
     <w:bookmarkEnd w:id="142"/>
     <w:bookmarkStart w:id="143" w:name="通しで実行するとは何をすることかこの回の実装の定義"/>
     <w:p>
@@ -17358,7 +17540,7 @@
     </w:p>
     <w:bookmarkEnd w:id="172"/>
     <w:bookmarkEnd w:id="173"/>
-    <w:bookmarkStart w:id="182" w:name="第12回-aiを前提に事業を組み直す-社員同席"/>
+    <w:bookmarkStart w:id="184" w:name="第12回-aiを前提に事業を組み直す-社員同席"/>
     <w:p>
       <w:pPr>
         <w:pStyle w:val="Heading2"/>
@@ -17986,15 +18168,21 @@
       <w:r>
         <w:t xml:space="preserve">☐ ⑫ 推進体制図・権限/費用管理表・効果測定シート（第11回）／3年構想（第12回）</w:t>
       </w:r>
-      <w:r>
-        <w:t xml:space="preserve"> </w:t>
-      </w:r>
-      <w:r>
-        <w:t xml:space="preserve">#### Lv.1〜2版の引き渡しリスト（標準版と差し替える3点）</w:t>
-      </w:r>
-      <w:r>
-        <w:t xml:space="preserve"> </w:t>
-      </w:r>
+    </w:p>
+    <w:bookmarkEnd w:id="179"/>
+    <w:bookmarkStart w:id="180" w:name="lv.12版の引き渡しリスト標準版と差し替える3点"/>
+    <w:p>
+      <w:pPr>
+        <w:pStyle w:val="Heading3"/>
+      </w:pPr>
+      <w:r>
+        <w:t xml:space="preserve">Lv.1〜2版の引き渡しリスト（標準版と差し替える3点）</w:t>
+      </w:r>
+    </w:p>
+    <w:p>
+      <w:pPr>
+        <w:pStyle w:val="FirstParagraph"/>
+      </w:pPr>
       <w:r>
         <w:t xml:space="preserve">Lv.1〜2で修了した受講者には、次の3点を差し替えたリストを使う。</w:t>
       </w:r>
@@ -18213,6 +18401,16 @@
         <w:t xml:space="preserve">ように差し替えてあるので、「途中で落ちた」という見え方にはならない。</w:t>
       </w:r>
     </w:p>
+    <w:bookmarkEnd w:id="180"/>
+    <w:bookmarkStart w:id="181" w:name="修了時にやること続き"/>
+    <w:p>
+      <w:pPr>
+        <w:pStyle w:val="Heading3"/>
+      </w:pPr>
+      <w:r>
+        <w:t xml:space="preserve">修了時にやること（続き）</w:t>
+      </w:r>
+    </w:p>
     <w:p>
       <w:pPr>
         <w:numPr>
@@ -18247,8 +18445,8 @@
         <w:t xml:space="preserve">☐ 3か月後のフォローアップの有無を相談</w:t>
       </w:r>
     </w:p>
-    <w:bookmarkEnd w:id="179"/>
-    <w:bookmarkStart w:id="180" w:name="つまずきと対処-10"/>
+    <w:bookmarkEnd w:id="181"/>
+    <w:bookmarkStart w:id="182" w:name="つまずきと対処-10"/>
     <w:p>
       <w:pPr>
         <w:pStyle w:val="Heading3"/>
@@ -18396,8 +18594,8 @@
         </w:tc>
       </w:tr>
     </w:tbl>
-    <w:bookmarkEnd w:id="180"/>
-    <w:bookmarkStart w:id="181" w:name="匿名事例プレースホルダー要差し替え-10"/>
+    <w:bookmarkEnd w:id="182"/>
+    <w:bookmarkStart w:id="183" w:name="匿名事例プレースホルダー要差し替え-10"/>
     <w:p>
       <w:pPr>
         <w:pStyle w:val="Heading3"/>
@@ -18434,10 +18632,10 @@
         </w:pict>
       </w:r>
     </w:p>
-    <w:bookmarkEnd w:id="181"/>
-    <w:bookmarkEnd w:id="182"/>
     <w:bookmarkEnd w:id="183"/>
-    <w:bookmarkStart w:id="196" w:name="第4部-事前習得知識"/>
+    <w:bookmarkEnd w:id="184"/>
+    <w:bookmarkEnd w:id="185"/>
+    <w:bookmarkStart w:id="198" w:name="第4部-事前習得知識"/>
     <w:p>
       <w:pPr>
         <w:pStyle w:val="Heading1"/>
@@ -18481,7 +18679,7 @@
         </w:pict>
       </w:r>
     </w:p>
-    <w:bookmarkStart w:id="187" w:name="受講者側講座開始前に持っていてほしい知識"/>
+    <w:bookmarkStart w:id="189" w:name="受講者側講座開始前に持っていてほしい知識"/>
     <w:p>
       <w:pPr>
         <w:pStyle w:val="Heading2"/>
@@ -18490,7 +18688,7 @@
         <w:t xml:space="preserve">4-1. 受講者側：講座開始前に持っていてほしい知識</w:t>
       </w:r>
     </w:p>
-    <w:bookmarkStart w:id="184" w:name="必須これが無いと第1回が成立しない"/>
+    <w:bookmarkStart w:id="186" w:name="必須これが無いと第1回が成立しない"/>
     <w:p>
       <w:pPr>
         <w:pStyle w:val="Heading3"/>
@@ -18816,8 +19014,8 @@
         </w:tc>
       </w:tr>
     </w:tbl>
-    <w:bookmarkEnd w:id="184"/>
-    <w:bookmarkStart w:id="185" w:name="推奨あると講座の効きが1.5倍になる"/>
+    <w:bookmarkEnd w:id="186"/>
+    <w:bookmarkStart w:id="187" w:name="推奨あると講座の効きが1.5倍になる"/>
     <w:p>
       <w:pPr>
         <w:pStyle w:val="Heading3"/>
@@ -18978,8 +19176,8 @@
         </w:tc>
       </w:tr>
     </w:tbl>
-    <w:bookmarkEnd w:id="185"/>
-    <w:bookmarkStart w:id="186" w:name="前提としない講座内で扱うまたは不要"/>
+    <w:bookmarkEnd w:id="187"/>
+    <w:bookmarkStart w:id="188" w:name="前提としない講座内で扱うまたは不要"/>
     <w:p>
       <w:pPr>
         <w:pStyle w:val="Heading3"/>
@@ -19070,9 +19268,9 @@
         </w:pict>
       </w:r>
     </w:p>
-    <w:bookmarkEnd w:id="186"/>
-    <w:bookmarkEnd w:id="187"/>
-    <w:bookmarkStart w:id="188" w:name="受講者側各回の前に必要な知識準備物"/>
+    <w:bookmarkEnd w:id="188"/>
+    <w:bookmarkEnd w:id="189"/>
+    <w:bookmarkStart w:id="190" w:name="受講者側各回の前に必要な知識準備物"/>
     <w:p>
       <w:pPr>
         <w:pStyle w:val="Heading2"/>
@@ -19780,8 +19978,8 @@
         </w:pict>
       </w:r>
     </w:p>
-    <w:bookmarkEnd w:id="188"/>
-    <w:bookmarkStart w:id="189" w:name="受講者に渡す用語ミニ辞典初回に配布a4-1枚"/>
+    <w:bookmarkEnd w:id="190"/>
+    <w:bookmarkStart w:id="191" w:name="受講者に渡す用語ミニ辞典初回に配布a4-1枚"/>
     <w:p>
       <w:pPr>
         <w:pStyle w:val="Heading2"/>
@@ -20298,8 +20496,8 @@
         </w:pict>
       </w:r>
     </w:p>
-    <w:bookmarkEnd w:id="189"/>
-    <w:bookmarkStart w:id="192" w:name="講師側講座開始前に押さえる知識"/>
+    <w:bookmarkEnd w:id="191"/>
+    <w:bookmarkStart w:id="194" w:name="講師側講座開始前に押さえる知識"/>
     <w:p>
       <w:pPr>
         <w:pStyle w:val="Heading2"/>
@@ -20957,7 +21155,7 @@
         </w:tc>
       </w:tr>
     </w:tbl>
-    <w:bookmarkStart w:id="190" w:name="やらないと決めたことこの線を守る"/>
+    <w:bookmarkStart w:id="192" w:name="やらないと決めたことこの線を守る"/>
     <w:p>
       <w:pPr>
         <w:pStyle w:val="Heading3"/>
@@ -20986,8 +21184,8 @@
         <w:t xml:space="preserve">これらに時間を使うと、講座の質は上がらず、鮮度管理と事例収集が疎かになる。</w:t>
       </w:r>
     </w:p>
-    <w:bookmarkEnd w:id="190"/>
-    <w:bookmarkStart w:id="191" w:name="年9月時点で押さえておく前提知識3か月ごとに更新すること"/>
+    <w:bookmarkEnd w:id="192"/>
+    <w:bookmarkStart w:id="193" w:name="年9月時点で押さえておく前提知識3か月ごとに更新すること"/>
     <w:p>
       <w:pPr>
         <w:pStyle w:val="Heading3"/>
@@ -21328,9 +21526,9 @@
         </w:pict>
       </w:r>
     </w:p>
-    <w:bookmarkEnd w:id="191"/>
-    <w:bookmarkEnd w:id="192"/>
-    <w:bookmarkStart w:id="194" w:name="講師側各回の前に準備すること"/>
+    <w:bookmarkEnd w:id="193"/>
+    <w:bookmarkEnd w:id="194"/>
+    <w:bookmarkStart w:id="196" w:name="講師側各回の前に準備すること"/>
     <w:p>
       <w:pPr>
         <w:pStyle w:val="Heading2"/>
@@ -21749,17 +21947,27 @@
               </w:rPr>
               <w:t xml:space="preserve">自分で1本組んである</w:t>
             </w:r>
-          </w:p>
-        </w:tc>
-        <w:tc>
-          <w:tcPr/>
-          <w:p>
-            <w:pPr>
-              <w:pStyle w:val="Compact"/>
-              <w:jc w:val="left"/>
-            </w:pPr>
-            <w:r>
-              <w:t xml:space="preserve">デモ用フロー／自動化3条件の1枚</w:t>
+            <w:r>
+              <w:t xml:space="preserve">（3週間前まで）</w:t>
+            </w:r>
+          </w:p>
+        </w:tc>
+        <w:tc>
+          <w:tcPr/>
+          <w:p>
+            <w:pPr>
+              <w:pStyle w:val="Compact"/>
+              <w:jc w:val="left"/>
+            </w:pPr>
+            <w:r>
+              <w:rPr>
+                <w:bCs/>
+                <w:b/>
+              </w:rPr>
+              <w:t xml:space="preserve">デモ素材集（第7〜9回）01</w:t>
+            </w:r>
+            <w:r>
+              <w:t xml:space="preserve">／完成フロー1本＋代替デモ1本／自動化3条件の1枚</w:t>
             </w:r>
           </w:p>
         </w:tc>
@@ -21809,19 +22017,33 @@
               <w:jc w:val="left"/>
             </w:pPr>
             <w:r>
-              <w:t xml:space="preserve">10問テストの様式／不足資料リストの様式</w:t>
-            </w:r>
-          </w:p>
-        </w:tc>
-        <w:tc>
-          <w:tcPr/>
-          <w:p>
-            <w:pPr>
-              <w:pStyle w:val="Compact"/>
-              <w:jc w:val="left"/>
-            </w:pPr>
-            <w:r>
-              <w:t xml:space="preserve">△と×の違いを説明できるか</w:t>
+              <w:rPr>
+                <w:bCs/>
+                <w:b/>
+              </w:rPr>
+              <w:t xml:space="preserve">デモ素材集（第7〜9回）02</w:t>
+            </w:r>
+            <w:r>
+              <w:t xml:space="preserve">／資料束2種と10問セット／不足資料リストの様式</w:t>
+            </w:r>
+          </w:p>
+        </w:tc>
+        <w:tc>
+          <w:tcPr/>
+          <w:p>
+            <w:pPr>
+              <w:pStyle w:val="Compact"/>
+              <w:jc w:val="left"/>
+            </w:pPr>
+            <w:r>
+              <w:t xml:space="preserve">△と×の違いを説明できるか／</w:t>
+            </w:r>
+            <w:r>
+              <w:rPr>
+                <w:bCs/>
+                <w:b/>
+              </w:rPr>
+              <w:t xml:space="preserve">束を実際に載せて2回とも流してみたか</w:t>
             </w:r>
           </w:p>
         </w:tc>
@@ -21859,19 +22081,33 @@
               <w:jc w:val="left"/>
             </w:pPr>
             <w:r>
-              <w:t xml:space="preserve">設計書の様式／壊れ方3種の1枚</w:t>
-            </w:r>
-          </w:p>
-        </w:tc>
-        <w:tc>
-          <w:tcPr/>
-          <w:p>
-            <w:pPr>
-              <w:pStyle w:val="Compact"/>
-              <w:jc w:val="left"/>
-            </w:pPr>
-            <w:r>
-              <w:t xml:space="preserve">わざと壊す入力を用意したか</w:t>
+              <w:rPr>
+                <w:bCs/>
+                <w:b/>
+              </w:rPr>
+              <w:t xml:space="preserve">デモ素材集（第7〜9回）03</w:t>
+            </w:r>
+            <w:r>
+              <w:t xml:space="preserve">／引き合いの原文と各工程の出力／設計書の様式／壊れ方3種の1枚</w:t>
+            </w:r>
+          </w:p>
+        </w:tc>
+        <w:tc>
+          <w:tcPr/>
+          <w:p>
+            <w:pPr>
+              <w:pStyle w:val="Compact"/>
+              <w:jc w:val="left"/>
+            </w:pPr>
+            <w:r>
+              <w:t xml:space="preserve">わざと壊す入力を用意したか／</w:t>
+            </w:r>
+            <w:r>
+              <w:rPr>
+                <w:bCs/>
+                <w:b/>
+              </w:rPr>
+              <w:t xml:space="preserve">受講者の業種に合わせて題材を差し替えたか</w:t>
             </w:r>
           </w:p>
         </w:tc>
@@ -22027,7 +22263,7 @@
         </w:tc>
       </w:tr>
     </w:tbl>
-    <w:bookmarkStart w:id="193" w:name="講師の学習の優先順位上級編を教えるための順番"/>
+    <w:bookmarkStart w:id="195" w:name="講師の学習の優先順位上級編を教えるための順番"/>
     <w:p>
       <w:pPr>
         <w:pStyle w:val="Heading3"/>
@@ -22145,9 +22381,9 @@
         </w:pict>
       </w:r>
     </w:p>
-    <w:bookmarkEnd w:id="193"/>
-    <w:bookmarkEnd w:id="194"/>
-    <w:bookmarkStart w:id="195" w:name="講師側想定質問と回答難問集"/>
+    <w:bookmarkEnd w:id="195"/>
+    <w:bookmarkEnd w:id="196"/>
+    <w:bookmarkStart w:id="197" w:name="講師側想定質問と回答難問集"/>
     <w:p>
       <w:pPr>
         <w:pStyle w:val="Heading2"/>
@@ -23099,9 +23335,9 @@
         </w:pict>
       </w:r>
     </w:p>
-    <w:bookmarkEnd w:id="195"/>
-    <w:bookmarkEnd w:id="196"/>
-    <w:bookmarkStart w:id="212" w:name="第5部-運用資料"/>
+    <w:bookmarkEnd w:id="197"/>
+    <w:bookmarkEnd w:id="198"/>
+    <w:bookmarkStart w:id="214" w:name="第5部-運用資料"/>
     <w:p>
       <w:pPr>
         <w:pStyle w:val="Heading1"/>
@@ -23110,7 +23346,7 @@
         <w:t xml:space="preserve">第5部　運用資料</w:t>
       </w:r>
     </w:p>
-    <w:bookmarkStart w:id="198" w:name="習得チェックリスト受講者に毎回見せる"/>
+    <w:bookmarkStart w:id="200" w:name="習得チェックリスト受講者に毎回見せる"/>
     <w:p>
       <w:pPr>
         <w:pStyle w:val="Heading2"/>
@@ -23964,7 +24200,7 @@
         </w:tc>
       </w:tr>
     </w:tbl>
-    <w:bookmarkStart w:id="197" w:name="lv.12版の判定基準第710回のみ差し替える"/>
+    <w:bookmarkStart w:id="199" w:name="lv.12版の判定基準第710回のみ差し替える"/>
     <w:p>
       <w:pPr>
         <w:pStyle w:val="Heading3"/>
@@ -24262,9 +24498,9 @@
         </w:pict>
       </w:r>
     </w:p>
-    <w:bookmarkEnd w:id="197"/>
-    <w:bookmarkEnd w:id="198"/>
-    <w:bookmarkStart w:id="201" w:name="匿名事例ストックの育て方"/>
+    <w:bookmarkEnd w:id="199"/>
+    <w:bookmarkEnd w:id="200"/>
+    <w:bookmarkStart w:id="203" w:name="匿名事例ストックの育て方"/>
     <w:p>
       <w:pPr>
         <w:pStyle w:val="Heading2"/>
@@ -24301,7 +24537,7 @@
         <w:t xml:space="preserve">。実際には業種別に30本は要る。</w:t>
       </w:r>
     </w:p>
-    <w:bookmarkStart w:id="199" w:name="記録の型1事例カード1枚"/>
+    <w:bookmarkStart w:id="201" w:name="記録の型1事例カード1枚"/>
     <w:p>
       <w:pPr>
         <w:pStyle w:val="Heading3"/>
@@ -24366,8 +24602,8 @@
         <w:t xml:space="preserve">出しどころ：第　回</w:t>
       </w:r>
     </w:p>
-    <w:bookmarkEnd w:id="199"/>
-    <w:bookmarkStart w:id="200" w:name="収集元"/>
+    <w:bookmarkEnd w:id="201"/>
+    <w:bookmarkStart w:id="202" w:name="収集元"/>
     <w:p>
       <w:pPr>
         <w:pStyle w:val="Heading3"/>
@@ -24466,9 +24702,9 @@
         </w:pict>
       </w:r>
     </w:p>
-    <w:bookmarkEnd w:id="200"/>
-    <w:bookmarkEnd w:id="201"/>
-    <w:bookmarkStart w:id="206" w:name="助成金メモ2026年9月時点令和8年8月3日改正を反映"/>
+    <w:bookmarkEnd w:id="202"/>
+    <w:bookmarkEnd w:id="203"/>
+    <w:bookmarkStart w:id="208" w:name="助成金メモ2026年9月時点令和8年8月3日改正を反映"/>
     <w:p>
       <w:pPr>
         <w:pStyle w:val="Heading2"/>
@@ -24810,7 +25046,7 @@
         </w:tc>
       </w:tr>
     </w:tbl>
-    <w:bookmarkStart w:id="202" w:name="対象外となる訓練令和8年8月3日改正ここが本講座の急所"/>
+    <w:bookmarkStart w:id="204" w:name="対象外となる訓練令和8年8月3日改正ここが本講座の急所"/>
     <w:p>
       <w:pPr>
         <w:pStyle w:val="Heading3"/>
@@ -24911,8 +25147,8 @@
         <w:t xml:space="preserve">に追加された類型（人事・人材育成計画に基づく訓練）に伴うもので、これも8月3日改正の内容ではない。両者を混同して説明しないこと。</w:t>
       </w:r>
     </w:p>
-    <w:bookmarkEnd w:id="202"/>
-    <w:bookmarkStart w:id="203" w:name="設計上の含意"/>
+    <w:bookmarkEnd w:id="204"/>
+    <w:bookmarkStart w:id="205" w:name="設計上の含意"/>
     <w:p>
       <w:pPr>
         <w:pStyle w:val="Heading3"/>
@@ -24942,8 +25178,8 @@
         <w:t xml:space="preserve">各回の「手元に残るもの」（第1部1-2の表）をそのまま計画届の到達目標に転記するのが、最も説明力がある。</w:t>
       </w:r>
     </w:p>
-    <w:bookmarkEnd w:id="203"/>
-    <w:bookmarkStart w:id="204" w:name="労働局に確認する5項目案件ごとに毎回"/>
+    <w:bookmarkEnd w:id="205"/>
+    <w:bookmarkStart w:id="206" w:name="労働局に確認する5項目案件ごとに毎回"/>
     <w:p>
       <w:pPr>
         <w:pStyle w:val="Heading3"/>
@@ -25057,8 +25293,8 @@
         <w:t xml:space="preserve">（開始・終了時刻、実施内容の証憑として何が必要か）</w:t>
       </w:r>
     </w:p>
-    <w:bookmarkEnd w:id="204"/>
-    <w:bookmarkStart w:id="205" w:name="日程上の注意"/>
+    <w:bookmarkEnd w:id="206"/>
+    <w:bookmarkStart w:id="207" w:name="日程上の注意"/>
     <w:p>
       <w:pPr>
         <w:pStyle w:val="Heading3"/>
@@ -25123,9 +25359,9 @@
         </w:pict>
       </w:r>
     </w:p>
-    <w:bookmarkEnd w:id="205"/>
-    <w:bookmarkEnd w:id="206"/>
-    <w:bookmarkStart w:id="208" w:name="機密録画預かりデータの扱い数字を確定させた"/>
+    <w:bookmarkEnd w:id="207"/>
+    <w:bookmarkEnd w:id="208"/>
+    <w:bookmarkStart w:id="210" w:name="機密録画預かりデータの扱い数字を確定させた"/>
     <w:p>
       <w:pPr>
         <w:pStyle w:val="Heading2"/>
@@ -25419,7 +25655,7 @@
         </w:tc>
       </w:tr>
     </w:tbl>
-    <w:bookmarkStart w:id="207" w:name="免責覚書に必ず入れる"/>
+    <w:bookmarkStart w:id="209" w:name="免責覚書に必ず入れる"/>
     <w:p>
       <w:pPr>
         <w:pStyle w:val="Heading3"/>
@@ -25556,9 +25792,9 @@
         <w:t xml:space="preserve">ひな形は論点を落とさないための下敷きであって、そのまま使える契約書ではない。</w:t>
       </w:r>
     </w:p>
-    <w:bookmarkEnd w:id="207"/>
-    <w:bookmarkEnd w:id="208"/>
-    <w:bookmarkStart w:id="209" w:name="b.-回と回の間の質問窓口sla確定値"/>
+    <w:bookmarkEnd w:id="209"/>
+    <w:bookmarkEnd w:id="210"/>
+    <w:bookmarkStart w:id="211" w:name="b.-回と回の間の質問窓口sla確定値"/>
     <w:p>
       <w:pPr>
         <w:pStyle w:val="Heading2"/>
@@ -25787,8 +26023,8 @@
         </w:pict>
       </w:r>
     </w:p>
-    <w:bookmarkEnd w:id="209"/>
-    <w:bookmarkStart w:id="210" w:name="情報の鮮度管理3か月サイクル"/>
+    <w:bookmarkEnd w:id="211"/>
+    <w:bookmarkStart w:id="212" w:name="情報の鮮度管理3か月サイクル"/>
     <w:p>
       <w:pPr>
         <w:pStyle w:val="Heading2"/>
@@ -25949,8 +26185,8 @@
         </w:pict>
       </w:r>
     </w:p>
-    <w:bookmarkEnd w:id="210"/>
-    <w:bookmarkStart w:id="211" w:name="進行管理シート受講者1名につき1枚"/>
+    <w:bookmarkEnd w:id="212"/>
+    <w:bookmarkStart w:id="213" w:name="進行管理シート受講者1名につき1枚"/>
     <w:p>
       <w:pPr>
         <w:pStyle w:val="Heading2"/>
@@ -26094,9 +26330,9 @@
         </w:pict>
       </w:r>
     </w:p>
-    <w:bookmarkEnd w:id="211"/>
-    <w:bookmarkEnd w:id="212"/>
-    <w:bookmarkStart w:id="213" w:name="付録-初回配布物チェックリスト"/>
+    <w:bookmarkEnd w:id="213"/>
+    <w:bookmarkEnd w:id="214"/>
+    <w:bookmarkStart w:id="215" w:name="付録-初回配布物チェックリスト"/>
     <w:p>
       <w:pPr>
         <w:pStyle w:val="Heading1"/>
@@ -26209,7 +26445,17 @@
         <w:pStyle w:val="Compact"/>
       </w:pPr>
       <w:r>
-        <w:t xml:space="preserve">☐ 習得チェックリスト（第5部5-1。Lv.1〜2判定が見込まれる場合は差し替え版も）</w:t>
+        <w:t xml:space="preserve">☐ 習得チェックリスト（第5部5-1。Lv.1〜2判定が見込まれる場合は差し替え版も。</w:t>
+      </w:r>
+      <w:r>
+        <w:rPr>
+          <w:bCs/>
+          <w:b/>
+        </w:rPr>
+        <w:t xml:space="preserve">Excel版には標準版しか入っていないので、差し替え版は5-1の表を印刷して使う</w:t>
+      </w:r>
+      <w:r>
+        <w:t xml:space="preserve">）</w:t>
       </w:r>
     </w:p>
     <w:p>
@@ -26293,6 +26539,69 @@
               <w:jc w:val="left"/>
             </w:pPr>
             <w:r>
+              <w:t xml:space="preserve">2026年9月版 rev.7</w:t>
+            </w:r>
+          </w:p>
+        </w:tc>
+        <w:tc>
+          <w:tcPr/>
+          <w:p>
+            <w:pPr>
+              <w:pStyle w:val="Compact"/>
+              <w:jc w:val="left"/>
+            </w:pPr>
+            <w:r>
+              <w:t xml:space="preserve">2026-09-12</w:t>
+            </w:r>
+          </w:p>
+        </w:tc>
+        <w:tc>
+          <w:tcPr/>
+          <w:p>
+            <w:pPr>
+              <w:pStyle w:val="Compact"/>
+              <w:jc w:val="left"/>
+            </w:pPr>
+            <w:r>
+              <w:rPr>
+                <w:bCs/>
+                <w:b/>
+              </w:rPr>
+              <w:t xml:space="preserve">第2回ディープレビューの再検証で見つかった伝播漏れを修正。</w:t>
+            </w:r>
+            <w:r>
+              <w:t xml:space="preserve"> </w:t>
+            </w:r>
+            <w:r>
+              <w:t xml:space="preserve">①登壇資料のビルドを修正（演習スライドの列数を固定3列から可変に。第9回の4ステップ目「確認ポイントを入れる」がスライド外に出ていた。演習の分数を</w:t>
+            </w:r>
+            <w:r>
+              <w:t xml:space="preserve"> </w:t>
+            </w:r>
+            <w:r>
+              <w:rPr>
+                <w:rStyle w:val="VerbatimChar"/>
+              </w:rPr>
+              <w:t xml:space="preserve">drill</w:t>
+            </w:r>
+            <w:r>
+              <w:t xml:space="preserve"> </w:t>
+            </w:r>
+            <w:r>
+              <w:t xml:space="preserve">から取るようにし、第5・8・10・11回が「55分」と誤表示されていたのを解消。あてはめスライドの行高を可変にし、仕様書7行でキャプションがフッターに重なるのを解消）。②「社員が触れる資産にする／社員に渡せる」を条件付きの表現に統一（1-2の到達点、第5回のねらい・到達点、登壇資料の第5回）。共有できない場合は画面共有か同席で触らせる、と明記。③「仕様書の6項目」の残り4か所を7項目に修正（ChatGPT操作手順書2か所、テンプレート集2か所）。④第9回冒頭の宿題確認にLv.1〜2分岐を追加（rev.6で漏れていた）。⑤第8回のLv.1〜2ブロックに習得チェック・修了時成果物の2行を追加し、第7・9回と形式を揃えた。⑥第7〜9回の各回に、別冊「デモ素材集（第7〜9回）」への参照を追加。⑦Lv.1〜2版の引き渡しリストが見出しにならず箇条書きに飲まれていたのを修正。⑧改訂記録の並び順を版番号の降順に修正。</w:t>
+            </w:r>
+          </w:p>
+        </w:tc>
+      </w:tr>
+      <w:tr>
+        <w:tc>
+          <w:tcPr/>
+          <w:p>
+            <w:pPr>
+              <w:pStyle w:val="Compact"/>
+              <w:jc w:val="left"/>
+            </w:pPr>
+            <w:r>
               <w:t xml:space="preserve">2026年9月版 rev.6</w:t>
             </w:r>
           </w:p>
@@ -26371,6 +26680,178 @@
               <w:jc w:val="left"/>
             </w:pPr>
             <w:r>
+              <w:t xml:space="preserve">2026年9月版 rev.5</w:t>
+            </w:r>
+          </w:p>
+        </w:tc>
+        <w:tc>
+          <w:tcPr/>
+          <w:p>
+            <w:pPr>
+              <w:pStyle w:val="Compact"/>
+              <w:jc w:val="left"/>
+            </w:pPr>
+            <w:r>
+              <w:t xml:space="preserve">2026-09-12</w:t>
+            </w:r>
+          </w:p>
+        </w:tc>
+        <w:tc>
+          <w:tcPr/>
+          <w:p>
+            <w:pPr>
+              <w:pStyle w:val="Compact"/>
+              <w:jc w:val="left"/>
+            </w:pPr>
+            <w:r>
+              <w:rPr>
+                <w:bCs/>
+                <w:b/>
+              </w:rPr>
+              <w:t xml:space="preserve">第5回の専用AIをプロジェクト機能で作る前提に変更。</w:t>
+            </w:r>
+            <w:r>
+              <w:t xml:space="preserve"> </w:t>
+            </w:r>
+            <w:r>
+              <w:t xml:space="preserve">GPTs（カスタムGPT）は個人アカウント（Free／Go／Plus／Pro）では新規作成・公開ができず、Business／Enterprise／Edu ワークスペースのみであることを確認したため（既存GPTの使用・編集は可）。第5回に「どこに作るか」の分岐表を追加し、用語ミニ辞典と4-4の前提知識表、4-5の第5回の準備欄も修正。画面の操作は別冊「ChatGPT操作手順書」に切り出した。</w:t>
+            </w:r>
+          </w:p>
+        </w:tc>
+      </w:tr>
+      <w:tr>
+        <w:tc>
+          <w:tcPr/>
+          <w:p>
+            <w:pPr>
+              <w:pStyle w:val="Compact"/>
+              <w:jc w:val="left"/>
+            </w:pPr>
+            <w:r>
+              <w:t xml:space="preserve">2026年9月版 rev.4</w:t>
+            </w:r>
+          </w:p>
+        </w:tc>
+        <w:tc>
+          <w:tcPr/>
+          <w:p>
+            <w:pPr>
+              <w:pStyle w:val="Compact"/>
+              <w:jc w:val="left"/>
+            </w:pPr>
+            <w:r>
+              <w:t xml:space="preserve">2026-09-11</w:t>
+            </w:r>
+          </w:p>
+        </w:tc>
+        <w:tc>
+          <w:tcPr/>
+          <w:p>
+            <w:pPr>
+              <w:pStyle w:val="Compact"/>
+              <w:jc w:val="left"/>
+            </w:pPr>
+            <w:r>
+              <w:t xml:space="preserve">ディープレビューの指摘を反映。①各回の「匿名事例」をプレースホルダーと明示（登壇資料・読む資料は一般論の書き方に変更済み）。②第6回の進行を、講師の発話15分以内に組み替え。③Lv.1〜2のときの第7回の宿題・前提・成果物の差し替えを新設。④Lv.4の「第3回と第4回を統合」を撤回（日程確定と両立しないため、中身の置き換えに変更）。⑤AI利用ルールv1の5項目を、成果物テンプレート側の項目に統一。⑥ChatGPT Businessの価格を「1席$25・年払い$20・最低2席」に訂正。</w:t>
+            </w:r>
+          </w:p>
+        </w:tc>
+      </w:tr>
+      <w:tr>
+        <w:tc>
+          <w:tcPr/>
+          <w:p>
+            <w:pPr>
+              <w:pStyle w:val="Compact"/>
+              <w:jc w:val="left"/>
+            </w:pPr>
+            <w:r>
+              <w:t xml:space="preserve">2026年9月版 rev.3</w:t>
+            </w:r>
+          </w:p>
+        </w:tc>
+        <w:tc>
+          <w:tcPr/>
+          <w:p>
+            <w:pPr>
+              <w:pStyle w:val="Compact"/>
+              <w:jc w:val="left"/>
+            </w:pPr>
+            <w:r>
+              <w:t xml:space="preserve">2026-09-11</w:t>
+            </w:r>
+          </w:p>
+        </w:tc>
+        <w:tc>
+          <w:tcPr/>
+          <w:p>
+            <w:pPr>
+              <w:pStyle w:val="Compact"/>
+              <w:jc w:val="left"/>
+            </w:pPr>
+            <w:r>
+              <w:rPr>
+                <w:bCs/>
+                <w:b/>
+              </w:rPr>
+              <w:t xml:space="preserve">5-3 助成金メモを全面差し替え。</w:t>
+            </w:r>
+            <w:r>
+              <w:t xml:space="preserve"> </w:t>
+            </w:r>
+            <w:r>
+              <w:t xml:space="preserve">令和8年8月3日改正で厚労省が対象外の例に「生成AIを利用するために汎用的なプロンプトの作り方を学ぶ訓練」を名指ししたこと、eラーニング訓練が同一労働者・一の年度で1回までに制限されたことを追記。「既存ソフトの操作習得のみ対象外」を改正内容とした記述、計画届の期限、認定支援機関の要件の位置づけを訂正。労働局への確認項目を3→5に拡張。</w:t>
+            </w:r>
+          </w:p>
+        </w:tc>
+      </w:tr>
+      <w:tr>
+        <w:tc>
+          <w:tcPr/>
+          <w:p>
+            <w:pPr>
+              <w:pStyle w:val="Compact"/>
+              <w:jc w:val="left"/>
+            </w:pPr>
+            <w:r>
+              <w:t xml:space="preserve">2026年9月版 rev.2</w:t>
+            </w:r>
+          </w:p>
+        </w:tc>
+        <w:tc>
+          <w:tcPr/>
+          <w:p>
+            <w:pPr>
+              <w:pStyle w:val="Compact"/>
+              <w:jc w:val="left"/>
+            </w:pPr>
+            <w:r>
+              <w:t xml:space="preserve">2026-09-11</w:t>
+            </w:r>
+          </w:p>
+        </w:tc>
+        <w:tc>
+          <w:tcPr/>
+          <w:p>
+            <w:pPr>
+              <w:pStyle w:val="Compact"/>
+              <w:jc w:val="left"/>
+            </w:pPr>
+            <w:r>
+              <w:t xml:space="preserve">第5部から社内検討用の論点セクションを削除。商品設計に関する検討は本書では扱わず、設計メモ側で管理する。</w:t>
+            </w:r>
+          </w:p>
+        </w:tc>
+      </w:tr>
+      <w:tr>
+        <w:tc>
+          <w:tcPr/>
+          <w:p>
+            <w:pPr>
+              <w:pStyle w:val="Compact"/>
+              <w:jc w:val="left"/>
+            </w:pPr>
+            <w:r>
               <w:t xml:space="preserve">2026年9月版</w:t>
             </w:r>
           </w:p>
@@ -26420,180 +26901,8 @@
           </w:p>
         </w:tc>
       </w:tr>
-      <w:tr>
-        <w:tc>
-          <w:tcPr/>
-          <w:p>
-            <w:pPr>
-              <w:pStyle w:val="Compact"/>
-              <w:jc w:val="left"/>
-            </w:pPr>
-            <w:r>
-              <w:t xml:space="preserve">2026年9月版 rev.2</w:t>
-            </w:r>
-          </w:p>
-        </w:tc>
-        <w:tc>
-          <w:tcPr/>
-          <w:p>
-            <w:pPr>
-              <w:pStyle w:val="Compact"/>
-              <w:jc w:val="left"/>
-            </w:pPr>
-            <w:r>
-              <w:t xml:space="preserve">2026-09-11</w:t>
-            </w:r>
-          </w:p>
-        </w:tc>
-        <w:tc>
-          <w:tcPr/>
-          <w:p>
-            <w:pPr>
-              <w:pStyle w:val="Compact"/>
-              <w:jc w:val="left"/>
-            </w:pPr>
-            <w:r>
-              <w:t xml:space="preserve">第5部から社内検討用の論点セクションを削除。商品設計に関する検討は本書では扱わず、設計メモ側で管理する。</w:t>
-            </w:r>
-          </w:p>
-        </w:tc>
-      </w:tr>
-      <w:tr>
-        <w:tc>
-          <w:tcPr/>
-          <w:p>
-            <w:pPr>
-              <w:pStyle w:val="Compact"/>
-              <w:jc w:val="left"/>
-            </w:pPr>
-            <w:r>
-              <w:t xml:space="preserve">2026年9月版 rev.5</w:t>
-            </w:r>
-          </w:p>
-        </w:tc>
-        <w:tc>
-          <w:tcPr/>
-          <w:p>
-            <w:pPr>
-              <w:pStyle w:val="Compact"/>
-              <w:jc w:val="left"/>
-            </w:pPr>
-            <w:r>
-              <w:t xml:space="preserve">2026-09-12</w:t>
-            </w:r>
-          </w:p>
-        </w:tc>
-        <w:tc>
-          <w:tcPr/>
-          <w:p>
-            <w:pPr>
-              <w:pStyle w:val="Compact"/>
-              <w:jc w:val="left"/>
-            </w:pPr>
-            <w:r>
-              <w:rPr>
-                <w:bCs/>
-                <w:b/>
-              </w:rPr>
-              <w:t xml:space="preserve">第5回の専用AIをプロジェクト機能で作る前提に変更。</w:t>
-            </w:r>
-            <w:r>
-              <w:t xml:space="preserve"> </w:t>
-            </w:r>
-            <w:r>
-              <w:t xml:space="preserve">GPTs（カスタムGPT）は個人アカウント（Free／Go／Plus／Pro）では新規作成・公開ができず、Business／Enterprise／Edu ワークスペースのみであることを確認したため（既存GPTの使用・編集は可）。第5回に「どこに作るか」の分岐表を追加し、用語ミニ辞典と4-4の前提知識表、4-5の第5回の準備欄も修正。画面の操作は別冊「ChatGPT操作手順書」に切り出した。</w:t>
-            </w:r>
-          </w:p>
-        </w:tc>
-      </w:tr>
-      <w:tr>
-        <w:tc>
-          <w:tcPr/>
-          <w:p>
-            <w:pPr>
-              <w:pStyle w:val="Compact"/>
-              <w:jc w:val="left"/>
-            </w:pPr>
-            <w:r>
-              <w:t xml:space="preserve">2026年9月版 rev.4</w:t>
-            </w:r>
-          </w:p>
-        </w:tc>
-        <w:tc>
-          <w:tcPr/>
-          <w:p>
-            <w:pPr>
-              <w:pStyle w:val="Compact"/>
-              <w:jc w:val="left"/>
-            </w:pPr>
-            <w:r>
-              <w:t xml:space="preserve">2026-09-11</w:t>
-            </w:r>
-          </w:p>
-        </w:tc>
-        <w:tc>
-          <w:tcPr/>
-          <w:p>
-            <w:pPr>
-              <w:pStyle w:val="Compact"/>
-              <w:jc w:val="left"/>
-            </w:pPr>
-            <w:r>
-              <w:t xml:space="preserve">ディープレビューの指摘を反映。①各回の「匿名事例」をプレースホルダーと明示（登壇資料・読む資料は一般論の書き方に変更済み）。②第6回の進行を、講師の発話15分以内に組み替え。③Lv.1〜2のときの第7回の宿題・前提・成果物の差し替えを新設。④Lv.4の「第3回と第4回を統合」を撤回（日程確定と両立しないため、中身の置き換えに変更）。⑤AI利用ルールv1の5項目を、成果物テンプレート側の項目に統一。⑥ChatGPT Businessの価格を「1席$25・年払い$20・最低2席」に訂正。</w:t>
-            </w:r>
-          </w:p>
-        </w:tc>
-      </w:tr>
-      <w:tr>
-        <w:tc>
-          <w:tcPr/>
-          <w:p>
-            <w:pPr>
-              <w:pStyle w:val="Compact"/>
-              <w:jc w:val="left"/>
-            </w:pPr>
-            <w:r>
-              <w:t xml:space="preserve">2026年9月版 rev.3</w:t>
-            </w:r>
-          </w:p>
-        </w:tc>
-        <w:tc>
-          <w:tcPr/>
-          <w:p>
-            <w:pPr>
-              <w:pStyle w:val="Compact"/>
-              <w:jc w:val="left"/>
-            </w:pPr>
-            <w:r>
-              <w:t xml:space="preserve">2026-09-11</w:t>
-            </w:r>
-          </w:p>
-        </w:tc>
-        <w:tc>
-          <w:tcPr/>
-          <w:p>
-            <w:pPr>
-              <w:pStyle w:val="Compact"/>
-              <w:jc w:val="left"/>
-            </w:pPr>
-            <w:r>
-              <w:rPr>
-                <w:bCs/>
-                <w:b/>
-              </w:rPr>
-              <w:t xml:space="preserve">5-3 助成金メモを全面差し替え。</w:t>
-            </w:r>
-            <w:r>
-              <w:t xml:space="preserve"> </w:t>
-            </w:r>
-            <w:r>
-              <w:t xml:space="preserve">令和8年8月3日改正で厚労省が対象外の例に「生成AIを利用するために汎用的なプロンプトの作り方を学ぶ訓練」を名指ししたこと、eラーニング訓練が同一労働者・一の年度で1回までに制限されたことを追記。「既存ソフトの操作習得のみ対象外」を改正内容とした記述、計画届の期限、認定支援機関の要件の位置づけを訂正。労働局への確認項目を3→5に拡張。</w:t>
-            </w:r>
-          </w:p>
-        </w:tc>
-      </w:tr>
     </w:tbl>
-    <w:bookmarkEnd w:id="213"/>
+    <w:bookmarkEnd w:id="215"/>
     <w:sectPr>
       <w:footerReference w:type="default" r:id="rId9"/>
     </w:sectPr>

--- a/docs/AI実装講座_1対1版_講師用ハンドブック.docx
+++ b/docs/AI実装講座_1対1版_講師用ハンドブック.docx
@@ -1512,7 +1512,7 @@
               <w:t xml:space="preserve">社長が毎日使える</w:t>
             </w:r>
             <w:r>
-              <w:t xml:space="preserve">（社員に配れる形にできるのは法人プランのみ。3-5の分岐表を参照）</w:t>
+              <w:t xml:space="preserve">（社員に配れる形にできるのは法人プランのみ。第3部・第5回の「どこに作るか」表を参照）</w:t>
             </w:r>
           </w:p>
         </w:tc>
@@ -8533,7 +8533,17 @@
         <w:pStyle w:val="Compact"/>
       </w:pPr>
       <w:r>
-        <w:t xml:space="preserve">Lv.4以上：第4回と統合し、文書テンプレは既存のものを棚卸しして精度を上げる形にする</w:t>
+        <w:t xml:space="preserve">Lv.4以上：</w:t>
+      </w:r>
+      <w:r>
+        <w:rPr>
+          <w:bCs/>
+          <w:b/>
+        </w:rPr>
+        <w:t xml:space="preserve">回数は動かさない。</w:t>
+      </w:r>
+      <w:r>
+        <w:t xml:space="preserve">この回の中身を、文書テンプレは既存のものを棚卸しして精度を上げる形にする</w:t>
       </w:r>
     </w:p>
     <w:bookmarkEnd w:id="76"/>
@@ -11707,13 +11717,13 @@
           <w:bCs/>
           <w:b/>
         </w:rPr>
-        <w:t xml:space="preserve">3種類を並べて比較説明しない。</w:t>
+        <w:t xml:space="preserve">4つを並べて比較説明しない。</w:t>
       </w:r>
       <w:r>
         <w:t xml:space="preserve"> </w:t>
       </w:r>
       <w:r>
-        <w:t xml:space="preserve">受講者の基盤を見て1つだけ提示する。選択肢を見せるのは親切ではなく、判断の押し付けである。基盤は第1回の環境聞き取り（1-3）で確定しているので、</w:t>
+        <w:t xml:space="preserve">受講者の基盤を見て1つだけ提示する。選択肢を見せるのは親切ではなく、判断の押し付けである。基盤は初回の環境聞き取り（2-4）で確定しているので、</w:t>
       </w:r>
       <w:r>
         <w:rPr>
@@ -12740,7 +12750,17 @@
         <w:t xml:space="preserve"> </w:t>
       </w:r>
       <w:r>
-        <w:t xml:space="preserve">動いていないものを「12点お渡しします」に含めない。</w:t>
+        <w:t xml:space="preserve">動いていないものを「12点お渡しします」に含めない。実物はExcelテンプレートの「</w:t>
+      </w:r>
+      <w:r>
+        <w:rPr>
+          <w:bCs/>
+          <w:b/>
+        </w:rPr>
+        <w:t xml:space="preserve">修了時の引き渡しリスト</w:t>
+      </w:r>
+      <w:r>
+        <w:t xml:space="preserve">」シートにある（標準版と差し替え版を並べてある）。</w:t>
       </w:r>
     </w:p>
     <w:bookmarkEnd w:id="122"/>
@@ -26445,17 +26465,17 @@
         <w:pStyle w:val="Compact"/>
       </w:pPr>
       <w:r>
-        <w:t xml:space="preserve">☐ 習得チェックリスト（第5部5-1。Lv.1〜2判定が見込まれる場合は差し替え版も。</w:t>
+        <w:t xml:space="preserve">☐ 習得チェックリスト（第5部5-1。</w:t>
       </w:r>
       <w:r>
         <w:rPr>
           <w:bCs/>
           <w:b/>
         </w:rPr>
-        <w:t xml:space="preserve">Excel版には標準版しか入っていないので、差し替え版は5-1の表を印刷して使う</w:t>
-      </w:r>
-      <w:r>
-        <w:t xml:space="preserve">）</w:t>
+        <w:t xml:space="preserve">Excel版の「習得チェックリスト」シートに、Lv.1〜2版の4行も入っている</w:t>
+      </w:r>
+      <w:r>
+        <w:t xml:space="preserve">。修了時の引き渡しリストは同じExcelの別シート）</w:t>
       </w:r>
     </w:p>
     <w:p>

--- a/docs/AI実装講座_1対1版_講師用ハンドブック.docx
+++ b/docs/AI実装講座_1対1版_講師用ハンドブック.docx
@@ -1955,6 +1955,30 @@
     </w:p>
     <w:p>
       <w:pPr>
+        <w:pStyle w:val="BlockText"/>
+      </w:pPr>
+      <w:r>
+        <w:t xml:space="preserve">🔴</w:t>
+      </w:r>
+      <w:r>
+        <w:t xml:space="preserve"> </w:t>
+      </w:r>
+      <w:r>
+        <w:rPr>
+          <w:bCs/>
+          <w:b/>
+        </w:rPr>
+        <w:t xml:space="preserve">各回の「匿名事例」は、実在の事例ではない。</w:t>
+      </w:r>
+      <w:r>
+        <w:t xml:space="preserve"> </w:t>
+      </w:r>
+      <w:r>
+        <w:t xml:space="preserve">第1期を実施していない段階では在庫がゼロなので、5-2の「型カード13本」を使う。型カードは「ある会社では」と言わずに話せる書き方にしてある。実績が集まったら差し替える。</w:t>
+      </w:r>
+    </w:p>
+    <w:p>
+      <w:pPr>
         <w:pStyle w:val="FirstParagraph"/>
       </w:pPr>
       <w:r>
@@ -3691,10 +3715,35 @@
           <w:bCs/>
           <w:b/>
         </w:rPr>
-        <w:t xml:space="preserve">匿名事例を3つ</w:t>
-      </w:r>
-      <w:r>
-        <w:t xml:space="preserve">用意する（初回は2つ使う）</w:t>
+        <w:t xml:space="preserve">事例を3つ</w:t>
+      </w:r>
+      <w:r>
+        <w:t xml:space="preserve">用意する（初回は2つ使う）。5-2の「型カード13本」から選ぶ</w:t>
+      </w:r>
+    </w:p>
+    <w:p>
+      <w:pPr>
+        <w:numPr>
+          <w:ilvl w:val="1"/>
+          <w:numId w:val="1007"/>
+        </w:numPr>
+        <w:pStyle w:val="Compact"/>
+      </w:pPr>
+      <w:r>
+        <w:t xml:space="preserve">🔴</w:t>
+      </w:r>
+      <w:r>
+        <w:t xml:space="preserve"> </w:t>
+      </w:r>
+      <w:r>
+        <w:rPr>
+          <w:bCs/>
+          <w:b/>
+        </w:rPr>
+        <w:t xml:space="preserve">在庫が実在の事例に差し替わるまで、「ある会社では」と言わない。</w:t>
+      </w:r>
+      <w:r>
+        <w:t xml:space="preserve">「こういう型が多い」「よく起きるのは」という一般論として話す。型カードはそう話せる書き方にしてある</w:t>
       </w:r>
     </w:p>
     <w:p>
@@ -3709,6 +3758,38 @@
         <w:t xml:space="preserve">☐ デモ用のサンプルデータ（受講者の業種に近いもの）を手元に置く</w:t>
       </w:r>
     </w:p>
+    <w:p>
+      <w:pPr>
+        <w:numPr>
+          <w:ilvl w:val="0"/>
+          <w:numId w:val="1006"/>
+        </w:numPr>
+        <w:pStyle w:val="Compact"/>
+      </w:pPr>
+      <w:r>
+        <w:t xml:space="preserve">☐</w:t>
+      </w:r>
+      <w:r>
+        <w:t xml:space="preserve"> </w:t>
+      </w:r>
+      <w:r>
+        <w:rPr>
+          <w:bCs/>
+          <w:b/>
+        </w:rPr>
+        <w:t xml:space="preserve">受講者と15分の接続テストを別枠で行う</w:t>
+      </w:r>
+      <w:r>
+        <w:t xml:space="preserve">（画面共有・音声・録画の3点。アカウント未所持ならこの枠で作る）。5-4の確定表を参照。</w:t>
+      </w:r>
+      <w:r>
+        <w:rPr>
+          <w:bCs/>
+          <w:b/>
+        </w:rPr>
+        <w:t xml:space="preserve">当日はやり直さない</w:t>
+      </w:r>
+    </w:p>
     <w:bookmarkEnd w:id="38"/>
     <w:bookmarkStart w:id="39" w:name="前日"/>
     <w:p>
@@ -3723,7 +3804,7 @@
       <w:pPr>
         <w:numPr>
           <w:ilvl w:val="0"/>
-          <w:numId w:val="1007"/>
+          <w:numId w:val="1008"/>
         </w:numPr>
         <w:pStyle w:val="Compact"/>
       </w:pPr>
@@ -3737,28 +3818,53 @@
         </w:rPr>
         <w:t xml:space="preserve">録画の可否は初回冒頭で改めて口頭確認する</w:t>
       </w:r>
+      <w:r>
+        <w:t xml:space="preserve">（別紙の録画同意書は取り交わし済みのはず）</w:t>
+      </w:r>
     </w:p>
     <w:p>
       <w:pPr>
         <w:numPr>
           <w:ilvl w:val="0"/>
-          <w:numId w:val="1007"/>
+          <w:numId w:val="1008"/>
         </w:numPr>
         <w:pStyle w:val="Compact"/>
       </w:pPr>
       <w:r>
-        <w:t xml:space="preserve">☐ 観察記録シート（2-6）を印刷、または別画面で開いておく</w:t>
+        <w:t xml:space="preserve">☐ クラウドに</w:t>
+      </w:r>
+      <w:r>
+        <w:rPr>
+          <w:bCs/>
+          <w:b/>
+        </w:rPr>
+        <w:t xml:space="preserve">案件フォルダを1つ</w:t>
+      </w:r>
+      <w:r>
+        <w:t xml:space="preserve">作り、受講者のメールアドレスで共有をかけておく（録画は当日中にここへ置く。5-4の受け渡し手順を参照）</w:t>
       </w:r>
     </w:p>
     <w:p>
       <w:pPr>
         <w:numPr>
           <w:ilvl w:val="0"/>
-          <w:numId w:val="1007"/>
+          <w:numId w:val="1008"/>
         </w:numPr>
         <w:pStyle w:val="Compact"/>
       </w:pPr>
       <w:r>
+        <w:t xml:space="preserve">☐ 観察記録シート（2-6）を印刷、または別画面で開いておく</w:t>
+      </w:r>
+    </w:p>
+    <w:p>
+      <w:pPr>
+        <w:numPr>
+          <w:ilvl w:val="0"/>
+          <w:numId w:val="1008"/>
+        </w:numPr>
+        <w:pStyle w:val="Compact"/>
+      </w:pPr>
+      <w:r>
         <w:t xml:space="preserve">☐ 受講者に「初回は</w:t>
       </w:r>
       <w:r>
@@ -3776,7 +3882,7 @@
       <w:pPr>
         <w:numPr>
           <w:ilvl w:val="0"/>
-          <w:numId w:val="1007"/>
+          <w:numId w:val="1008"/>
         </w:numPr>
         <w:pStyle w:val="Compact"/>
       </w:pPr>
@@ -5879,7 +5985,7 @@
       <w:pPr>
         <w:numPr>
           <w:ilvl w:val="0"/>
-          <w:numId w:val="1008"/>
+          <w:numId w:val="1009"/>
         </w:numPr>
         <w:pStyle w:val="Compact"/>
       </w:pPr>
@@ -5895,95 +6001,6 @@
       </w:r>
       <w:r>
         <w:t xml:space="preserve">← 最初の1つはここから選ぶ</w:t>
-      </w:r>
-    </w:p>
-    <w:p>
-      <w:pPr>
-        <w:numPr>
-          <w:ilvl w:val="0"/>
-          <w:numId w:val="1008"/>
-        </w:numPr>
-        <w:pStyle w:val="Compact"/>
-      </w:pPr>
-      <w:r>
-        <w:t xml:space="preserve">頻度は低いが、1回が長く、型が決まっている</w:t>
-      </w:r>
-    </w:p>
-    <w:p>
-      <w:pPr>
-        <w:numPr>
-          <w:ilvl w:val="0"/>
-          <w:numId w:val="1008"/>
-        </w:numPr>
-        <w:pStyle w:val="Compact"/>
-      </w:pPr>
-      <w:r>
-        <w:t xml:space="preserve">頻度は高いが型が決まっていない ← 第9回まで手を出さない</w:t>
-      </w:r>
-    </w:p>
-    <w:p>
-      <w:pPr>
-        <w:numPr>
-          <w:ilvl w:val="0"/>
-          <w:numId w:val="1008"/>
-        </w:numPr>
-        <w:pStyle w:val="Compact"/>
-      </w:pPr>
-      <w:r>
-        <w:t xml:space="preserve">間違えると取り返しがつかない（契約・与信・人事） ←</w:t>
-      </w:r>
-      <w:r>
-        <w:t xml:space="preserve"> </w:t>
-      </w:r>
-      <w:r>
-        <w:rPr>
-          <w:bCs/>
-          <w:b/>
-        </w:rPr>
-        <w:t xml:space="preserve">本講座では自動化しない。下書き支援に留める</w:t>
-      </w:r>
-    </w:p>
-    <w:p>
-      <w:pPr>
-        <w:pStyle w:val="FirstParagraph"/>
-      </w:pPr>
-      <w:r>
-        <w:rPr>
-          <w:bCs/>
-          <w:b/>
-        </w:rPr>
-        <w:t xml:space="preserve">受講者は必ず4を選びたがる。</w:t>
-      </w:r>
-      <w:r>
-        <w:t xml:space="preserve"> </w:t>
-      </w:r>
-      <w:r>
-        <w:t xml:space="preserve">一番痛いところだからである。ここで「まず1から」と引き戻すのが講師の仕事。</w:t>
-      </w:r>
-    </w:p>
-    <w:bookmarkEnd w:id="51"/>
-    <w:bookmarkStart w:id="52" w:name="手応えを1つ渡す20分"/>
-    <w:p>
-      <w:pPr>
-        <w:pStyle w:val="Heading3"/>
-      </w:pPr>
-      <w:r>
-        <w:t xml:space="preserve">手応えを1つ渡す（20分）</w:t>
-      </w:r>
-    </w:p>
-    <w:p>
-      <w:pPr>
-        <w:pStyle w:val="FirstParagraph"/>
-      </w:pPr>
-      <w:r>
-        <w:t xml:space="preserve">選んだ上位1業務を、その場でAIに解かせる。</w:t>
-      </w:r>
-      <w:r>
-        <w:rPr>
-          <w:bCs/>
-          <w:b/>
-        </w:rPr>
-        <w:t xml:space="preserve">手順は必ずこの順で。</w:t>
       </w:r>
     </w:p>
     <w:p>
@@ -5995,14 +6012,7 @@
         <w:pStyle w:val="Compact"/>
       </w:pPr>
       <w:r>
-        <w:rPr>
-          <w:bCs/>
-          <w:b/>
-        </w:rPr>
-        <w:t xml:space="preserve">講師が悪い例を先にやる</w:t>
-      </w:r>
-      <w:r>
-        <w:t xml:space="preserve">（雑な一文の指示 → 平凡な出力）。「よくこうなりますよね」で共感を取る</w:t>
+        <w:t xml:space="preserve">頻度は低いが、1回が長く、型が決まっている</w:t>
       </w:r>
     </w:p>
     <w:p>
@@ -6014,14 +6024,7 @@
         <w:pStyle w:val="Compact"/>
       </w:pPr>
       <w:r>
-        <w:rPr>
-          <w:bCs/>
-          <w:b/>
-        </w:rPr>
-        <w:t xml:space="preserve">講師が改善版をやる</w:t>
-      </w:r>
-      <w:r>
-        <w:t xml:space="preserve">（役割・前提・制約・出力形式を入れた指示 → 明らかに良い出力）</w:t>
+        <w:t xml:space="preserve">頻度は高いが型が決まっていない ← 第9回まで手を出さない</w:t>
       </w:r>
     </w:p>
     <w:p>
@@ -6033,379 +6036,60 @@
         <w:pStyle w:val="Compact"/>
       </w:pPr>
       <w:r>
+        <w:t xml:space="preserve">間違えると取り返しがつかない（契約・与信・人事） ←</w:t>
+      </w:r>
+      <w:r>
+        <w:t xml:space="preserve"> </w:t>
+      </w:r>
+      <w:r>
         <w:rPr>
           <w:bCs/>
           <w:b/>
         </w:rPr>
-        <w:t xml:space="preserve">受講者が自分の手で再現する</w:t>
-      </w:r>
-      <w:r>
-        <w:t xml:space="preserve">。ここを飛ばさない。見ただけの人は翌週やらない</w:t>
-      </w:r>
-    </w:p>
-    <w:p>
-      <w:pPr>
-        <w:numPr>
-          <w:ilvl w:val="0"/>
-          <w:numId w:val="1009"/>
-        </w:numPr>
-        <w:pStyle w:val="Compact"/>
-      </w:pPr>
-      <w:r>
-        <w:t xml:space="preserve">できた指示文を</w:t>
-      </w:r>
+        <w:t xml:space="preserve">本講座では自動化しない。下書き支援に留める</w:t>
+      </w:r>
+    </w:p>
+    <w:p>
+      <w:pPr>
+        <w:pStyle w:val="FirstParagraph"/>
+      </w:pPr>
       <w:r>
         <w:rPr>
           <w:bCs/>
           <w:b/>
         </w:rPr>
-        <w:t xml:space="preserve">その場でテキストファイルに保存させる</w:t>
-      </w:r>
-      <w:r>
-        <w:t xml:space="preserve">。これが「プロンプト集 v1」の1本目になる</w:t>
+        <w:t xml:space="preserve">受講者は必ず4を選びたがる。</w:t>
+      </w:r>
+      <w:r>
+        <w:t xml:space="preserve"> </w:t>
+      </w:r>
+      <w:r>
+        <w:t xml:space="preserve">一番痛いところだからである。ここで「まず1から」と引き戻すのが講師の仕事。</w:t>
+      </w:r>
+    </w:p>
+    <w:bookmarkEnd w:id="51"/>
+    <w:bookmarkStart w:id="52" w:name="手応えを1つ渡す20分"/>
+    <w:p>
+      <w:pPr>
+        <w:pStyle w:val="Heading3"/>
+      </w:pPr>
+      <w:r>
+        <w:t xml:space="preserve">手応えを1つ渡す（20分）</w:t>
       </w:r>
     </w:p>
     <w:p>
       <w:pPr>
         <w:pStyle w:val="FirstParagraph"/>
       </w:pPr>
+      <w:r>
+        <w:t xml:space="preserve">選んだ上位1業務を、その場でAIに解かせる。</w:t>
+      </w:r>
       <w:r>
         <w:rPr>
           <w:bCs/>
           <w:b/>
         </w:rPr>
-        <w:t xml:space="preserve">匿名事例はこの前後で2本出す。</w:t>
-      </w:r>
-      <w:r>
-        <w:t xml:space="preserve"> </w:t>
-      </w:r>
-      <w:r>
-        <w:t xml:space="preserve">1本目は「同業で同じ業務をAI化した例」、2本目は「うまくいかなかった例」。初回に成功例だけを出すと期待値が上がりすぎ、第4回あたりで必ず反動が来る。</w:t>
-      </w:r>
-    </w:p>
-    <w:p>
-      <w:r>
-        <w:pict>
-          <v:rect style="width:0;height:1.5pt" o:hralign="center" o:hrstd="t" o:hr="t"/>
-        </w:pict>
-      </w:r>
-    </w:p>
-    <w:bookmarkEnd w:id="52"/>
-    <w:bookmarkEnd w:id="53"/>
-    <w:bookmarkStart w:id="54" w:name="観察記録シート初回終了直後に埋める所要5分"/>
-    <w:p>
-      <w:pPr>
-        <w:pStyle w:val="Heading2"/>
-      </w:pPr>
-      <w:r>
-        <w:t xml:space="preserve">2-6. 観察記録シート（初回終了直後に埋める・所要5分）</w:t>
-      </w:r>
-    </w:p>
-    <w:p>
-      <w:pPr>
-        <w:pStyle w:val="FirstParagraph"/>
-      </w:pPr>
-      <w:r>
-        <w:rPr>
-          <w:bCs/>
-          <w:b/>
-        </w:rPr>
-        <w:t xml:space="preserve">受講者との通話を切ってから5分以内に埋める。</w:t>
-      </w:r>
-      <w:r>
-        <w:t xml:space="preserve"> </w:t>
-      </w:r>
-      <w:r>
-        <w:t xml:space="preserve">翌日には印象が丸まる。</w:t>
-      </w:r>
-    </w:p>
-    <w:p>
-      <w:pPr>
-        <w:pStyle w:val="SourceCode"/>
-      </w:pPr>
-      <w:r>
-        <w:rPr>
-          <w:rStyle w:val="VerbatimChar"/>
-        </w:rPr>
-        <w:t xml:space="preserve">【受講者】会社名：              業種：            従業員数：</w:t>
-      </w:r>
-      <w:r>
-        <w:br/>
-      </w:r>
-      <w:r>
-        <w:rPr>
-          <w:rStyle w:val="VerbatimChar"/>
-        </w:rPr>
-        <w:t xml:space="preserve">【日付】                        【録画】可 / 不可</w:t>
-      </w:r>
-      <w:r>
-        <w:br/>
-      </w:r>
-      <w:r>
-        <w:rPr>
-          <w:rStyle w:val="VerbatimChar"/>
-        </w:rPr>
-        <w:t xml:space="preserve">────────────────────────────────────</w:t>
-      </w:r>
-      <w:r>
-        <w:br/>
-      </w:r>
-      <w:r>
-        <w:rPr>
-          <w:rStyle w:val="VerbatimChar"/>
-        </w:rPr>
-        <w:t xml:space="preserve">■ 実演観察（○△×）</w:t>
-      </w:r>
-      <w:r>
-        <w:br/>
-      </w:r>
-      <w:r>
-        <w:rPr>
-          <w:rStyle w:val="VerbatimChar"/>
-        </w:rPr>
-        <w:t xml:space="preserve"> 1 会話の管理　　　　[ ]   2 指示の長さ　　　　[ ]</w:t>
-      </w:r>
-      <w:r>
-        <w:br/>
-      </w:r>
-      <w:r>
-        <w:rPr>
-          <w:rStyle w:val="VerbatimChar"/>
-        </w:rPr>
-        <w:t xml:space="preserve"> 3 前提情報の付与　　[ ]   4 出力への反応　　　[ ]</w:t>
-      </w:r>
-      <w:r>
-        <w:br/>
-      </w:r>
-      <w:r>
-        <w:rPr>
-          <w:rStyle w:val="VerbatimChar"/>
-        </w:rPr>
-        <w:t xml:space="preserve"> 5 結果の再利用　　　[ ]   6 機能の使い分け　　[ ]</w:t>
-      </w:r>
-      <w:r>
-        <w:br/>
-      </w:r>
-      <w:r>
-        <w:rPr>
-          <w:rStyle w:val="VerbatimChar"/>
-        </w:rPr>
-        <w:t xml:space="preserve"> 7 出力を疑えるか　　[ ]   8 機密への感度　　　[ ]</w:t>
-      </w:r>
-      <w:r>
-        <w:br/>
-      </w:r>
-      <w:r>
-        <w:br/>
-      </w:r>
-      <w:r>
-        <w:rPr>
-          <w:rStyle w:val="VerbatimChar"/>
-        </w:rPr>
-        <w:t xml:space="preserve">■ 仮レベル判定： Lv.[   ]　　確定は第3回終了時</w:t>
-      </w:r>
-      <w:r>
-        <w:br/>
-      </w:r>
-      <w:r>
-        <w:rPr>
-          <w:rStyle w:val="VerbatimChar"/>
-        </w:rPr>
-        <w:t xml:space="preserve">■ 自己申告とのずれ： 高く申告 / ほぼ一致 / 低く申告</w:t>
-      </w:r>
-      <w:r>
-        <w:br/>
-      </w:r>
-      <w:r>
-        <w:br/>
-      </w:r>
-      <w:r>
-        <w:rPr>
-          <w:rStyle w:val="VerbatimChar"/>
-        </w:rPr>
-        <w:t xml:space="preserve">■ 環境</w:t>
-      </w:r>
-      <w:r>
-        <w:br/>
-      </w:r>
-      <w:r>
-        <w:rPr>
-          <w:rStyle w:val="VerbatimChar"/>
-        </w:rPr>
-        <w:t xml:space="preserve"> プラン[            ] 名義[個人/法人] 利用者[   ]名</w:t>
-      </w:r>
-      <w:r>
-        <w:br/>
-      </w:r>
-      <w:r>
-        <w:rPr>
-          <w:rStyle w:val="VerbatimChar"/>
-        </w:rPr>
-        <w:t xml:space="preserve"> 基盤[MS365 / Google / その他:          ]</w:t>
-      </w:r>
-      <w:r>
-        <w:br/>
-      </w:r>
-      <w:r>
-        <w:rPr>
-          <w:rStyle w:val="VerbatimChar"/>
-        </w:rPr>
-        <w:t xml:space="preserve"> データの所在[                                    ]</w:t>
-      </w:r>
-      <w:r>
-        <w:br/>
-      </w:r>
-      <w:r>
-        <w:rPr>
-          <w:rStyle w:val="VerbatimChar"/>
-        </w:rPr>
-        <w:t xml:space="preserve"> 制約[                                            ]</w:t>
-      </w:r>
-      <w:r>
-        <w:br/>
-      </w:r>
-      <w:r>
-        <w:rPr>
-          <w:rStyle w:val="VerbatimChar"/>
-        </w:rPr>
-        <w:t xml:space="preserve"> 社内の推進候補者[            さん]／いない</w:t>
-      </w:r>
-      <w:r>
-        <w:br/>
-      </w:r>
-      <w:r>
-        <w:br/>
-      </w:r>
-      <w:r>
-        <w:rPr>
-          <w:rStyle w:val="VerbatimChar"/>
-        </w:rPr>
-        <w:t xml:space="preserve">■ AI化候補 上位3</w:t>
-      </w:r>
-      <w:r>
-        <w:br/>
-      </w:r>
-      <w:r>
-        <w:rPr>
-          <w:rStyle w:val="VerbatimChar"/>
-        </w:rPr>
-        <w:t xml:space="preserve"> 1                                    （月    時間）</w:t>
-      </w:r>
-      <w:r>
-        <w:br/>
-      </w:r>
-      <w:r>
-        <w:rPr>
-          <w:rStyle w:val="VerbatimChar"/>
-        </w:rPr>
-        <w:t xml:space="preserve"> 2                                    （月    時間）</w:t>
-      </w:r>
-      <w:r>
-        <w:br/>
-      </w:r>
-      <w:r>
-        <w:rPr>
-          <w:rStyle w:val="VerbatimChar"/>
-        </w:rPr>
-        <w:t xml:space="preserve"> 3                                    （月    時間）</w:t>
-      </w:r>
-      <w:r>
-        <w:br/>
-      </w:r>
-      <w:r>
-        <w:br/>
-      </w:r>
-      <w:r>
-        <w:rPr>
-          <w:rStyle w:val="VerbatimChar"/>
-        </w:rPr>
-        <w:t xml:space="preserve">■ 初回で渡した「手応え」１つ：</w:t>
-      </w:r>
-      <w:r>
-        <w:br/>
-      </w:r>
-      <w:r>
-        <w:br/>
-      </w:r>
-      <w:r>
-        <w:rPr>
-          <w:rStyle w:val="VerbatimChar"/>
-        </w:rPr>
-        <w:t xml:space="preserve">■ 12回の到達目標（受講者の言葉で）：</w:t>
-      </w:r>
-      <w:r>
-        <w:br/>
-      </w:r>
-      <w:r>
-        <w:br/>
-      </w:r>
-      <w:r>
-        <w:rPr>
-          <w:rStyle w:val="VerbatimChar"/>
-        </w:rPr>
-        <w:t xml:space="preserve">■ 社内お披露目の日程　第6回[    /    ]　第12回[    /    ]</w:t>
-      </w:r>
-      <w:r>
-        <w:br/>
-      </w:r>
-      <w:r>
-        <w:br/>
-      </w:r>
-      <w:r>
-        <w:rPr>
-          <w:rStyle w:val="VerbatimChar"/>
-        </w:rPr>
-        <w:t xml:space="preserve">■ 講師メモ（性格・話し方の癖・地雷・熱量の在りか）：</w:t>
-      </w:r>
-      <w:r>
-        <w:br/>
-      </w:r>
-      <w:r>
-        <w:br/>
-      </w:r>
-      <w:r>
-        <w:rPr>
-          <w:rStyle w:val="VerbatimChar"/>
-        </w:rPr>
-        <w:t xml:space="preserve">■ この人に効きそうな事例のタイプ：</w:t>
-      </w:r>
-    </w:p>
-    <w:p>
-      <w:r>
-        <w:pict>
-          <v:rect style="width:0;height:1.5pt" o:hralign="center" o:hrstd="t" o:hr="t"/>
-        </w:pict>
-      </w:r>
-    </w:p>
-    <w:bookmarkEnd w:id="54"/>
-    <w:bookmarkStart w:id="55" w:name="初回で必ず取り決める6項目"/>
-    <w:p>
-      <w:pPr>
-        <w:pStyle w:val="Heading2"/>
-      </w:pPr>
-      <w:r>
-        <w:t xml:space="preserve">2-7. 初回で必ず取り決める6項目</w:t>
-      </w:r>
-    </w:p>
-    <w:p>
-      <w:pPr>
-        <w:pStyle w:val="FirstParagraph"/>
-      </w:pPr>
-      <w:r>
-        <w:t xml:space="preserve">初回を終えて次のどれかが未確定なら、</w:t>
-      </w:r>
-      <w:r>
-        <w:rPr>
-          <w:bCs/>
-          <w:b/>
-        </w:rPr>
-        <w:t xml:space="preserve">その週のうちにメールで確定させる。</w:t>
-      </w:r>
-      <w:r>
-        <w:t xml:space="preserve"> </w:t>
-      </w:r>
-      <w:r>
-        <w:t xml:space="preserve">曖昧なまま第2回に入ると、最後まで曖昧なまま終わる。</w:t>
+        <w:t xml:space="preserve">手順は必ずこの順で。</w:t>
       </w:r>
     </w:p>
     <w:p>
@@ -6421,10 +6105,10 @@
           <w:bCs/>
           <w:b/>
         </w:rPr>
-        <w:t xml:space="preserve">12回の到達目標</w:t>
-      </w:r>
-      <w:r>
-        <w:t xml:space="preserve">（受講者自身の言葉で1文。講師の言葉に置き換えない）</w:t>
+        <w:t xml:space="preserve">講師が悪い例を先にやる</w:t>
+      </w:r>
+      <w:r>
+        <w:t xml:space="preserve">（雑な一文の指示 → 平凡な出力）。「よくこうなりますよね」で共感を取る</w:t>
       </w:r>
     </w:p>
     <w:p>
@@ -6440,10 +6124,10 @@
           <w:bCs/>
           <w:b/>
         </w:rPr>
-        <w:t xml:space="preserve">隔週の開催曜日・時刻</w:t>
-      </w:r>
-      <w:r>
-        <w:t xml:space="preserve">（12回分を仮押さえ。空欄を残さない）</w:t>
+        <w:t xml:space="preserve">講師が改善版をやる</w:t>
+      </w:r>
+      <w:r>
+        <w:t xml:space="preserve">（役割・前提・制約・出力形式を入れた指示 → 明らかに良い出力）</w:t>
       </w:r>
     </w:p>
     <w:p>
@@ -6459,10 +6143,10 @@
           <w:bCs/>
           <w:b/>
         </w:rPr>
-        <w:t xml:space="preserve">第6回・第12回の社内お披露目の日程と参加者</w:t>
-      </w:r>
-      <w:r>
-        <w:t xml:space="preserve">（社員の予定を先に押さえる）</w:t>
+        <w:t xml:space="preserve">受講者が自分の手で再現する</w:t>
+      </w:r>
+      <w:r>
+        <w:t xml:space="preserve">。ここを飛ばさない。見ただけの人は翌週やらない</w:t>
       </w:r>
     </w:p>
     <w:p>
@@ -6474,21 +6158,367 @@
         <w:pStyle w:val="Compact"/>
       </w:pPr>
       <w:r>
+        <w:t xml:space="preserve">できた指示文を</w:t>
+      </w:r>
+      <w:r>
         <w:rPr>
           <w:bCs/>
           <w:b/>
         </w:rPr>
-        <w:t xml:space="preserve">演習に使ってよいデータの範囲</w:t>
-      </w:r>
-      <w:r>
-        <w:t xml:space="preserve">（機密の伏せ方のルール）</w:t>
+        <w:t xml:space="preserve">その場でテキストファイルに保存させる</w:t>
+      </w:r>
+      <w:r>
+        <w:t xml:space="preserve">。これが「プロンプト集 v1」の1本目になる</w:t>
+      </w:r>
+    </w:p>
+    <w:p>
+      <w:pPr>
+        <w:pStyle w:val="FirstParagraph"/>
+      </w:pPr>
+      <w:r>
+        <w:rPr>
+          <w:bCs/>
+          <w:b/>
+        </w:rPr>
+        <w:t xml:space="preserve">匿名事例はこの前後で2本出す。</w:t>
+      </w:r>
+      <w:r>
+        <w:t xml:space="preserve"> </w:t>
+      </w:r>
+      <w:r>
+        <w:t xml:space="preserve">1本目は「同業で同じ業務をAI化した例」、2本目は「うまくいかなかった例」。初回に成功例だけを出すと期待値が上がりすぎ、第4回あたりで必ず反動が来る。</w:t>
+      </w:r>
+    </w:p>
+    <w:p>
+      <w:r>
+        <w:pict>
+          <v:rect style="width:0;height:1.5pt" o:hralign="center" o:hrstd="t" o:hr="t"/>
+        </w:pict>
+      </w:r>
+    </w:p>
+    <w:bookmarkEnd w:id="52"/>
+    <w:bookmarkEnd w:id="53"/>
+    <w:bookmarkStart w:id="54" w:name="観察記録シート初回終了直後に埋める所要5分"/>
+    <w:p>
+      <w:pPr>
+        <w:pStyle w:val="Heading2"/>
+      </w:pPr>
+      <w:r>
+        <w:t xml:space="preserve">2-6. 観察記録シート（初回終了直後に埋める・所要5分）</w:t>
+      </w:r>
+    </w:p>
+    <w:p>
+      <w:pPr>
+        <w:pStyle w:val="FirstParagraph"/>
+      </w:pPr>
+      <w:r>
+        <w:rPr>
+          <w:bCs/>
+          <w:b/>
+        </w:rPr>
+        <w:t xml:space="preserve">受講者との通話を切ってから5分以内に埋める。</w:t>
+      </w:r>
+      <w:r>
+        <w:t xml:space="preserve"> </w:t>
+      </w:r>
+      <w:r>
+        <w:t xml:space="preserve">翌日には印象が丸まる。</w:t>
+      </w:r>
+    </w:p>
+    <w:p>
+      <w:pPr>
+        <w:pStyle w:val="SourceCode"/>
+      </w:pPr>
+      <w:r>
+        <w:rPr>
+          <w:rStyle w:val="VerbatimChar"/>
+        </w:rPr>
+        <w:t xml:space="preserve">【受講者】会社名：              業種：            従業員数：</w:t>
+      </w:r>
+      <w:r>
+        <w:br/>
+      </w:r>
+      <w:r>
+        <w:rPr>
+          <w:rStyle w:val="VerbatimChar"/>
+        </w:rPr>
+        <w:t xml:space="preserve">【日付】                        【録画】可 / 不可</w:t>
+      </w:r>
+      <w:r>
+        <w:br/>
+      </w:r>
+      <w:r>
+        <w:rPr>
+          <w:rStyle w:val="VerbatimChar"/>
+        </w:rPr>
+        <w:t xml:space="preserve">────────────────────────────────────</w:t>
+      </w:r>
+      <w:r>
+        <w:br/>
+      </w:r>
+      <w:r>
+        <w:rPr>
+          <w:rStyle w:val="VerbatimChar"/>
+        </w:rPr>
+        <w:t xml:space="preserve">■ 実演観察（○△×）</w:t>
+      </w:r>
+      <w:r>
+        <w:br/>
+      </w:r>
+      <w:r>
+        <w:rPr>
+          <w:rStyle w:val="VerbatimChar"/>
+        </w:rPr>
+        <w:t xml:space="preserve"> 1 会話の管理　　　　[ ]   2 指示の長さ　　　　[ ]</w:t>
+      </w:r>
+      <w:r>
+        <w:br/>
+      </w:r>
+      <w:r>
+        <w:rPr>
+          <w:rStyle w:val="VerbatimChar"/>
+        </w:rPr>
+        <w:t xml:space="preserve"> 3 前提情報の付与　　[ ]   4 出力への反応　　　[ ]</w:t>
+      </w:r>
+      <w:r>
+        <w:br/>
+      </w:r>
+      <w:r>
+        <w:rPr>
+          <w:rStyle w:val="VerbatimChar"/>
+        </w:rPr>
+        <w:t xml:space="preserve"> 5 結果の再利用　　　[ ]   6 機能の使い分け　　[ ]</w:t>
+      </w:r>
+      <w:r>
+        <w:br/>
+      </w:r>
+      <w:r>
+        <w:rPr>
+          <w:rStyle w:val="VerbatimChar"/>
+        </w:rPr>
+        <w:t xml:space="preserve"> 7 出力を疑えるか　　[ ]   8 機密への感度　　　[ ]</w:t>
+      </w:r>
+      <w:r>
+        <w:br/>
+      </w:r>
+      <w:r>
+        <w:br/>
+      </w:r>
+      <w:r>
+        <w:rPr>
+          <w:rStyle w:val="VerbatimChar"/>
+        </w:rPr>
+        <w:t xml:space="preserve">■ 仮レベル判定： Lv.[   ]　　確定は第3回終了時</w:t>
+      </w:r>
+      <w:r>
+        <w:br/>
+      </w:r>
+      <w:r>
+        <w:rPr>
+          <w:rStyle w:val="VerbatimChar"/>
+        </w:rPr>
+        <w:t xml:space="preserve">■ 自己申告とのずれ： 高く申告 / ほぼ一致 / 低く申告</w:t>
+      </w:r>
+      <w:r>
+        <w:br/>
+      </w:r>
+      <w:r>
+        <w:br/>
+      </w:r>
+      <w:r>
+        <w:rPr>
+          <w:rStyle w:val="VerbatimChar"/>
+        </w:rPr>
+        <w:t xml:space="preserve">■ 環境</w:t>
+      </w:r>
+      <w:r>
+        <w:br/>
+      </w:r>
+      <w:r>
+        <w:rPr>
+          <w:rStyle w:val="VerbatimChar"/>
+        </w:rPr>
+        <w:t xml:space="preserve"> プラン[            ] 名義[個人/法人] 利用者[   ]名</w:t>
+      </w:r>
+      <w:r>
+        <w:br/>
+      </w:r>
+      <w:r>
+        <w:rPr>
+          <w:rStyle w:val="VerbatimChar"/>
+        </w:rPr>
+        <w:t xml:space="preserve"> 基盤[MS365 / Google / その他:          ]</w:t>
+      </w:r>
+      <w:r>
+        <w:br/>
+      </w:r>
+      <w:r>
+        <w:rPr>
+          <w:rStyle w:val="VerbatimChar"/>
+        </w:rPr>
+        <w:t xml:space="preserve"> データの所在[                                    ]</w:t>
+      </w:r>
+      <w:r>
+        <w:br/>
+      </w:r>
+      <w:r>
+        <w:rPr>
+          <w:rStyle w:val="VerbatimChar"/>
+        </w:rPr>
+        <w:t xml:space="preserve"> 制約[                                            ]</w:t>
+      </w:r>
+      <w:r>
+        <w:br/>
+      </w:r>
+      <w:r>
+        <w:rPr>
+          <w:rStyle w:val="VerbatimChar"/>
+        </w:rPr>
+        <w:t xml:space="preserve"> 社内の推進候補者[            さん]／いない</w:t>
+      </w:r>
+      <w:r>
+        <w:br/>
+      </w:r>
+      <w:r>
+        <w:br/>
+      </w:r>
+      <w:r>
+        <w:rPr>
+          <w:rStyle w:val="VerbatimChar"/>
+        </w:rPr>
+        <w:t xml:space="preserve">■ AI化候補 上位3</w:t>
+      </w:r>
+      <w:r>
+        <w:br/>
+      </w:r>
+      <w:r>
+        <w:rPr>
+          <w:rStyle w:val="VerbatimChar"/>
+        </w:rPr>
+        <w:t xml:space="preserve"> 1                                    （月    時間）</w:t>
+      </w:r>
+      <w:r>
+        <w:br/>
+      </w:r>
+      <w:r>
+        <w:rPr>
+          <w:rStyle w:val="VerbatimChar"/>
+        </w:rPr>
+        <w:t xml:space="preserve"> 2                                    （月    時間）</w:t>
+      </w:r>
+      <w:r>
+        <w:br/>
+      </w:r>
+      <w:r>
+        <w:rPr>
+          <w:rStyle w:val="VerbatimChar"/>
+        </w:rPr>
+        <w:t xml:space="preserve"> 3                                    （月    時間）</w:t>
+      </w:r>
+      <w:r>
+        <w:br/>
+      </w:r>
+      <w:r>
+        <w:br/>
+      </w:r>
+      <w:r>
+        <w:rPr>
+          <w:rStyle w:val="VerbatimChar"/>
+        </w:rPr>
+        <w:t xml:space="preserve">■ 初回で渡した「手応え」１つ：</w:t>
+      </w:r>
+      <w:r>
+        <w:br/>
+      </w:r>
+      <w:r>
+        <w:br/>
+      </w:r>
+      <w:r>
+        <w:rPr>
+          <w:rStyle w:val="VerbatimChar"/>
+        </w:rPr>
+        <w:t xml:space="preserve">■ 12回の到達目標（受講者の言葉で）：</w:t>
+      </w:r>
+      <w:r>
+        <w:br/>
+      </w:r>
+      <w:r>
+        <w:br/>
+      </w:r>
+      <w:r>
+        <w:rPr>
+          <w:rStyle w:val="VerbatimChar"/>
+        </w:rPr>
+        <w:t xml:space="preserve">■ 社内お披露目の日程　第6回[    /    ]　第12回[    /    ]</w:t>
+      </w:r>
+      <w:r>
+        <w:br/>
+      </w:r>
+      <w:r>
+        <w:br/>
+      </w:r>
+      <w:r>
+        <w:rPr>
+          <w:rStyle w:val="VerbatimChar"/>
+        </w:rPr>
+        <w:t xml:space="preserve">■ 講師メモ（性格・話し方の癖・地雷・熱量の在りか）：</w:t>
+      </w:r>
+      <w:r>
+        <w:br/>
+      </w:r>
+      <w:r>
+        <w:br/>
+      </w:r>
+      <w:r>
+        <w:rPr>
+          <w:rStyle w:val="VerbatimChar"/>
+        </w:rPr>
+        <w:t xml:space="preserve">■ この人に効きそうな事例のタイプ：</w:t>
+      </w:r>
+    </w:p>
+    <w:p>
+      <w:r>
+        <w:pict>
+          <v:rect style="width:0;height:1.5pt" o:hralign="center" o:hrstd="t" o:hr="t"/>
+        </w:pict>
+      </w:r>
+    </w:p>
+    <w:bookmarkEnd w:id="54"/>
+    <w:bookmarkStart w:id="55" w:name="初回で必ず取り決める6項目"/>
+    <w:p>
+      <w:pPr>
+        <w:pStyle w:val="Heading2"/>
+      </w:pPr>
+      <w:r>
+        <w:t xml:space="preserve">2-7. 初回で必ず取り決める6項目</w:t>
+      </w:r>
+    </w:p>
+    <w:p>
+      <w:pPr>
+        <w:pStyle w:val="FirstParagraph"/>
+      </w:pPr>
+      <w:r>
+        <w:t xml:space="preserve">初回を終えて次のどれかが未確定なら、</w:t>
+      </w:r>
+      <w:r>
+        <w:rPr>
+          <w:bCs/>
+          <w:b/>
+        </w:rPr>
+        <w:t xml:space="preserve">その週のうちにメールで確定させる。</w:t>
+      </w:r>
+      <w:r>
+        <w:t xml:space="preserve"> </w:t>
+      </w:r>
+      <w:r>
+        <w:t xml:space="preserve">曖昧なまま第2回に入ると、最後まで曖昧なまま終わる。</w:t>
       </w:r>
     </w:p>
     <w:p>
       <w:pPr>
         <w:numPr>
           <w:ilvl w:val="0"/>
-          <w:numId w:val="1010"/>
+          <w:numId w:val="1011"/>
         </w:numPr>
         <w:pStyle w:val="Compact"/>
       </w:pPr>
@@ -6497,17 +6527,93 @@
           <w:bCs/>
           <w:b/>
         </w:rPr>
-        <w:t xml:space="preserve">録画の扱い</w:t>
-      </w:r>
-      <w:r>
-        <w:t xml:space="preserve">（保存期間・社内共有の可否）</w:t>
+        <w:t xml:space="preserve">12回の到達目標</w:t>
+      </w:r>
+      <w:r>
+        <w:t xml:space="preserve">（受講者自身の言葉で1文。講師の言葉に置き換えない）</w:t>
       </w:r>
     </w:p>
     <w:p>
       <w:pPr>
         <w:numPr>
           <w:ilvl w:val="0"/>
-          <w:numId w:val="1010"/>
+          <w:numId w:val="1011"/>
+        </w:numPr>
+        <w:pStyle w:val="Compact"/>
+      </w:pPr>
+      <w:r>
+        <w:rPr>
+          <w:bCs/>
+          <w:b/>
+        </w:rPr>
+        <w:t xml:space="preserve">隔週の開催曜日・時刻</w:t>
+      </w:r>
+      <w:r>
+        <w:t xml:space="preserve">（12回分を仮押さえ。空欄を残さない）</w:t>
+      </w:r>
+    </w:p>
+    <w:p>
+      <w:pPr>
+        <w:numPr>
+          <w:ilvl w:val="0"/>
+          <w:numId w:val="1011"/>
+        </w:numPr>
+        <w:pStyle w:val="Compact"/>
+      </w:pPr>
+      <w:r>
+        <w:rPr>
+          <w:bCs/>
+          <w:b/>
+        </w:rPr>
+        <w:t xml:space="preserve">第6回・第12回の社内お披露目の日程と参加者</w:t>
+      </w:r>
+      <w:r>
+        <w:t xml:space="preserve">（社員の予定を先に押さえる）</w:t>
+      </w:r>
+    </w:p>
+    <w:p>
+      <w:pPr>
+        <w:numPr>
+          <w:ilvl w:val="0"/>
+          <w:numId w:val="1011"/>
+        </w:numPr>
+        <w:pStyle w:val="Compact"/>
+      </w:pPr>
+      <w:r>
+        <w:rPr>
+          <w:bCs/>
+          <w:b/>
+        </w:rPr>
+        <w:t xml:space="preserve">演習に使ってよいデータの範囲</w:t>
+      </w:r>
+      <w:r>
+        <w:t xml:space="preserve">（機密の伏せ方のルール）</w:t>
+      </w:r>
+    </w:p>
+    <w:p>
+      <w:pPr>
+        <w:numPr>
+          <w:ilvl w:val="0"/>
+          <w:numId w:val="1011"/>
+        </w:numPr>
+        <w:pStyle w:val="Compact"/>
+      </w:pPr>
+      <w:r>
+        <w:rPr>
+          <w:bCs/>
+          <w:b/>
+        </w:rPr>
+        <w:t xml:space="preserve">録画の扱い</w:t>
+      </w:r>
+      <w:r>
+        <w:t xml:space="preserve">（保存期間・社内共有の可否）</w:t>
+      </w:r>
+    </w:p>
+    <w:p>
+      <w:pPr>
+        <w:numPr>
+          <w:ilvl w:val="0"/>
+          <w:numId w:val="1011"/>
         </w:numPr>
         <w:pStyle w:val="Compact"/>
       </w:pPr>
@@ -6883,58 +6989,12 @@
       <w:pPr>
         <w:numPr>
           <w:ilvl w:val="0"/>
-          <w:numId w:val="1011"/>
+          <w:numId w:val="1012"/>
         </w:numPr>
         <w:pStyle w:val="Compact"/>
       </w:pPr>
       <w:r>
         <w:t xml:space="preserve">「指示の型」を使って自分で指示文を書ける</w:t>
-      </w:r>
-    </w:p>
-    <w:p>
-      <w:pPr>
-        <w:numPr>
-          <w:ilvl w:val="0"/>
-          <w:numId w:val="1011"/>
-        </w:numPr>
-        <w:pStyle w:val="Compact"/>
-      </w:pPr>
-      <w:r>
-        <w:t xml:space="preserve">カスタム指示（全会話に効く前提設定）が自社向けに入っている</w:t>
-      </w:r>
-    </w:p>
-    <w:p>
-      <w:pPr>
-        <w:numPr>
-          <w:ilvl w:val="0"/>
-          <w:numId w:val="1011"/>
-        </w:numPr>
-        <w:pStyle w:val="Compact"/>
-      </w:pPr>
-      <w:r>
-        <w:t xml:space="preserve">プロジェクト（会話をまとめる箱）が1つでき、そこに自社資料が入っている</w:t>
-      </w:r>
-    </w:p>
-    <w:p>
-      <w:pPr>
-        <w:numPr>
-          <w:ilvl w:val="0"/>
-          <w:numId w:val="1011"/>
-        </w:numPr>
-        <w:pStyle w:val="Compact"/>
-      </w:pPr>
-      <w:r>
-        <w:t xml:space="preserve">再利用する指示文が5本、決まった場所に保存されている</w:t>
-      </w:r>
-    </w:p>
-    <w:bookmarkEnd w:id="59"/>
-    <w:bookmarkStart w:id="60" w:name="事前準備"/>
-    <w:p>
-      <w:pPr>
-        <w:pStyle w:val="Heading3"/>
-      </w:pPr>
-      <w:r>
-        <w:t xml:space="preserve">事前準備</w:t>
       </w:r>
     </w:p>
     <w:p>
@@ -6946,14 +7006,7 @@
         <w:pStyle w:val="Compact"/>
       </w:pPr>
       <w:r>
-        <w:rPr>
-          <w:bCs/>
-          <w:b/>
-        </w:rPr>
-        <w:t xml:space="preserve">講師</w:t>
-      </w:r>
-      <w:r>
-        <w:t xml:space="preserve">：受講者の業種のプロンプト改善例を1組（悪い例／良い例）用意。プロジェクト機能の画面を自分のアカウントで1度触っておく</w:t>
+        <w:t xml:space="preserve">カスタム指示（全会話に効く前提設定）が自社向けに入っている</w:t>
       </w:r>
     </w:p>
     <w:p>
@@ -6961,6 +7014,59 @@
         <w:numPr>
           <w:ilvl w:val="0"/>
           <w:numId w:val="1012"/>
+        </w:numPr>
+        <w:pStyle w:val="Compact"/>
+      </w:pPr>
+      <w:r>
+        <w:t xml:space="preserve">プロジェクト（会話をまとめる箱）が1つでき、そこに自社資料が入っている</w:t>
+      </w:r>
+    </w:p>
+    <w:p>
+      <w:pPr>
+        <w:numPr>
+          <w:ilvl w:val="0"/>
+          <w:numId w:val="1012"/>
+        </w:numPr>
+        <w:pStyle w:val="Compact"/>
+      </w:pPr>
+      <w:r>
+        <w:t xml:space="preserve">再利用する指示文が5本、決まった場所に保存されている</w:t>
+      </w:r>
+    </w:p>
+    <w:bookmarkEnd w:id="59"/>
+    <w:bookmarkStart w:id="60" w:name="事前準備"/>
+    <w:p>
+      <w:pPr>
+        <w:pStyle w:val="Heading3"/>
+      </w:pPr>
+      <w:r>
+        <w:t xml:space="preserve">事前準備</w:t>
+      </w:r>
+    </w:p>
+    <w:p>
+      <w:pPr>
+        <w:numPr>
+          <w:ilvl w:val="0"/>
+          <w:numId w:val="1013"/>
+        </w:numPr>
+        <w:pStyle w:val="Compact"/>
+      </w:pPr>
+      <w:r>
+        <w:rPr>
+          <w:bCs/>
+          <w:b/>
+        </w:rPr>
+        <w:t xml:space="preserve">講師</w:t>
+      </w:r>
+      <w:r>
+        <w:t xml:space="preserve">：受講者の業種のプロンプト改善例を1組（悪い例／良い例）用意。プロジェクト機能の画面を自分のアカウントで1度触っておく</w:t>
+      </w:r>
+    </w:p>
+    <w:p>
+      <w:pPr>
+        <w:numPr>
+          <w:ilvl w:val="0"/>
+          <w:numId w:val="1013"/>
         </w:numPr>
         <w:pStyle w:val="Compact"/>
       </w:pPr>
@@ -7455,7 +7561,7 @@
       <w:pPr>
         <w:numPr>
           <w:ilvl w:val="0"/>
-          <w:numId w:val="1013"/>
+          <w:numId w:val="1014"/>
         </w:numPr>
         <w:pStyle w:val="Compact"/>
       </w:pPr>
@@ -7467,7 +7573,7 @@
       <w:pPr>
         <w:numPr>
           <w:ilvl w:val="0"/>
-          <w:numId w:val="1013"/>
+          <w:numId w:val="1014"/>
         </w:numPr>
         <w:pStyle w:val="Compact"/>
       </w:pPr>
@@ -7479,7 +7585,7 @@
       <w:pPr>
         <w:numPr>
           <w:ilvl w:val="0"/>
-          <w:numId w:val="1013"/>
+          <w:numId w:val="1014"/>
         </w:numPr>
         <w:pStyle w:val="Compact"/>
       </w:pPr>
@@ -7491,7 +7597,7 @@
       <w:pPr>
         <w:numPr>
           <w:ilvl w:val="0"/>
-          <w:numId w:val="1013"/>
+          <w:numId w:val="1014"/>
         </w:numPr>
         <w:pStyle w:val="Compact"/>
       </w:pPr>
@@ -7687,107 +7793,12 @@
       <w:pPr>
         <w:numPr>
           <w:ilvl w:val="0"/>
-          <w:numId w:val="1014"/>
+          <w:numId w:val="1015"/>
         </w:numPr>
         <w:pStyle w:val="Compact"/>
       </w:pPr>
       <w:r>
         <w:t xml:space="preserve">Lv.1〜2：プロジェクトまで行かず、指示の型とカスタム指示だけで120分使ってよい</w:t>
-      </w:r>
-    </w:p>
-    <w:p>
-      <w:pPr>
-        <w:numPr>
-          <w:ilvl w:val="0"/>
-          <w:numId w:val="1014"/>
-        </w:numPr>
-        <w:pStyle w:val="Compact"/>
-      </w:pPr>
-      <w:r>
-        <w:t xml:space="preserve">Lv.4以上：既存のプロジェクトを</w:t>
-      </w:r>
-      <w:r>
-        <w:rPr>
-          <w:bCs/>
-          <w:b/>
-        </w:rPr>
-        <w:t xml:space="preserve">棚卸しして整理する</w:t>
-      </w:r>
-      <w:r>
-        <w:t xml:space="preserve">回に置き換える（増やすより捨てる）</w:t>
-      </w:r>
-    </w:p>
-    <w:bookmarkEnd w:id="66"/>
-    <w:bookmarkStart w:id="67" w:name="匿名事例プレースホルダー要差し替え"/>
-    <w:p>
-      <w:pPr>
-        <w:pStyle w:val="Heading3"/>
-      </w:pPr>
-      <w:r>
-        <w:t xml:space="preserve">匿名事例（プレースホルダー・要差し替え）</w:t>
-      </w:r>
-    </w:p>
-    <w:p>
-      <w:pPr>
-        <w:pStyle w:val="FirstParagraph"/>
-      </w:pPr>
-      <w:r>
-        <w:t xml:space="preserve">「同業の30名規模の会社で、社長のカスタム指示に『当社は〇〇を売っている／顧客は△△／敬語は硬めに』の3行を入れただけで、以後の全会話の手直しが半分になった例」</w:t>
-      </w:r>
-    </w:p>
-    <w:p>
-      <w:r>
-        <w:pict>
-          <v:rect style="width:0;height:1.5pt" o:hralign="center" o:hrstd="t" o:hr="t"/>
-        </w:pict>
-      </w:r>
-    </w:p>
-    <w:bookmarkEnd w:id="67"/>
-    <w:bookmarkEnd w:id="68"/>
-    <w:bookmarkStart w:id="78" w:name="第3回-文書とコミュニケーションのai化"/>
-    <w:p>
-      <w:pPr>
-        <w:pStyle w:val="Heading2"/>
-      </w:pPr>
-      <w:r>
-        <w:t xml:space="preserve">第3回　文書とコミュニケーションのAI化</w:t>
-      </w:r>
-    </w:p>
-    <w:bookmarkStart w:id="69" w:name="ねらい-1"/>
-    <w:p>
-      <w:pPr>
-        <w:pStyle w:val="Heading3"/>
-      </w:pPr>
-      <w:r>
-        <w:t xml:space="preserve">ねらい</w:t>
-      </w:r>
-    </w:p>
-    <w:p>
-      <w:pPr>
-        <w:pStyle w:val="FirstParagraph"/>
-      </w:pPr>
-      <w:r>
-        <w:t xml:space="preserve">第2回で作った型を、</w:t>
-      </w:r>
-      <w:r>
-        <w:rPr>
-          <w:bCs/>
-          <w:b/>
-        </w:rPr>
-        <w:t xml:space="preserve">社内で最も量の多い文書業務</w:t>
-      </w:r>
-      <w:r>
-        <w:t xml:space="preserve">に横展開する。ここで初めて「社長以外の人が使えるもの」が生まれる。</w:t>
-      </w:r>
-    </w:p>
-    <w:bookmarkEnd w:id="69"/>
-    <w:bookmarkStart w:id="70" w:name="到達点"/>
-    <w:p>
-      <w:pPr>
-        <w:pStyle w:val="Heading3"/>
-      </w:pPr>
-      <w:r>
-        <w:t xml:space="preserve">到達点</w:t>
       </w:r>
     </w:p>
     <w:p>
@@ -7799,26 +7810,121 @@
         <w:pStyle w:val="Compact"/>
       </w:pPr>
       <w:r>
-        <w:t xml:space="preserve">プロンプト集が10本になっている</w:t>
+        <w:t xml:space="preserve">Lv.4以上：既存のプロジェクトを</w:t>
+      </w:r>
+      <w:r>
+        <w:rPr>
+          <w:bCs/>
+          <w:b/>
+        </w:rPr>
+        <w:t xml:space="preserve">棚卸しして整理する</w:t>
+      </w:r>
+      <w:r>
+        <w:t xml:space="preserve">回に置き換える（増やすより捨てる）</w:t>
+      </w:r>
+    </w:p>
+    <w:bookmarkEnd w:id="66"/>
+    <w:bookmarkStart w:id="67" w:name="匿名事例プレースホルダー要差し替え"/>
+    <w:p>
+      <w:pPr>
+        <w:pStyle w:val="Heading3"/>
+      </w:pPr>
+      <w:r>
+        <w:t xml:space="preserve">匿名事例（プレースホルダー・要差し替え）</w:t>
+      </w:r>
+    </w:p>
+    <w:p>
+      <w:pPr>
+        <w:pStyle w:val="FirstParagraph"/>
+      </w:pPr>
+      <w:r>
+        <w:t xml:space="preserve">「同業の30名規模の会社で、社長のカスタム指示に『当社は〇〇を売っている／顧客は△△／敬語は硬めに』の3行を入れただけで、以後の全会話の手直しが半分になった例」</w:t>
+      </w:r>
+    </w:p>
+    <w:p>
+      <w:r>
+        <w:pict>
+          <v:rect style="width:0;height:1.5pt" o:hralign="center" o:hrstd="t" o:hr="t"/>
+        </w:pict>
+      </w:r>
+    </w:p>
+    <w:bookmarkEnd w:id="67"/>
+    <w:bookmarkEnd w:id="68"/>
+    <w:bookmarkStart w:id="78" w:name="第3回-文書とコミュニケーションのai化"/>
+    <w:p>
+      <w:pPr>
+        <w:pStyle w:val="Heading2"/>
+      </w:pPr>
+      <w:r>
+        <w:t xml:space="preserve">第3回　文書とコミュニケーションのAI化</w:t>
+      </w:r>
+    </w:p>
+    <w:bookmarkStart w:id="69" w:name="ねらい-1"/>
+    <w:p>
+      <w:pPr>
+        <w:pStyle w:val="Heading3"/>
+      </w:pPr>
+      <w:r>
+        <w:t xml:space="preserve">ねらい</w:t>
+      </w:r>
+    </w:p>
+    <w:p>
+      <w:pPr>
+        <w:pStyle w:val="FirstParagraph"/>
+      </w:pPr>
+      <w:r>
+        <w:t xml:space="preserve">第2回で作った型を、</w:t>
+      </w:r>
+      <w:r>
+        <w:rPr>
+          <w:bCs/>
+          <w:b/>
+        </w:rPr>
+        <w:t xml:space="preserve">社内で最も量の多い文書業務</w:t>
+      </w:r>
+      <w:r>
+        <w:t xml:space="preserve">に横展開する。ここで初めて「社長以外の人が使えるもの」が生まれる。</w:t>
+      </w:r>
+    </w:p>
+    <w:bookmarkEnd w:id="69"/>
+    <w:bookmarkStart w:id="70" w:name="到達点"/>
+    <w:p>
+      <w:pPr>
+        <w:pStyle w:val="Heading3"/>
+      </w:pPr>
+      <w:r>
+        <w:t xml:space="preserve">到達点</w:t>
       </w:r>
     </w:p>
     <w:p>
       <w:pPr>
         <w:numPr>
           <w:ilvl w:val="0"/>
-          <w:numId w:val="1015"/>
+          <w:numId w:val="1016"/>
         </w:numPr>
         <w:pStyle w:val="Compact"/>
       </w:pPr>
       <w:r>
-        <w:t xml:space="preserve">社内文書テンプレートが3種できている（例：見積送付メール／議事録／お客様への謝罪文）</w:t>
+        <w:t xml:space="preserve">プロンプト集が10本になっている</w:t>
       </w:r>
     </w:p>
     <w:p>
       <w:pPr>
         <w:numPr>
           <w:ilvl w:val="0"/>
-          <w:numId w:val="1015"/>
+          <w:numId w:val="1016"/>
+        </w:numPr>
+        <w:pStyle w:val="Compact"/>
+      </w:pPr>
+      <w:r>
+        <w:t xml:space="preserve">社内文書テンプレートが3種できている（例：見積送付メール／議事録／お客様への謝罪文）</w:t>
+      </w:r>
+    </w:p>
+    <w:p>
+      <w:pPr>
+        <w:numPr>
+          <w:ilvl w:val="0"/>
+          <w:numId w:val="1016"/>
         </w:numPr>
         <w:pStyle w:val="Compact"/>
       </w:pPr>
@@ -8509,7 +8615,7 @@
       <w:pPr>
         <w:numPr>
           <w:ilvl w:val="0"/>
-          <w:numId w:val="1016"/>
+          <w:numId w:val="1017"/>
         </w:numPr>
         <w:pStyle w:val="Compact"/>
       </w:pPr>
@@ -8522,111 +8628,6 @@
           <w:b/>
         </w:rPr>
         <w:t xml:space="preserve">社員に渡す1本は必ず作る</w:t>
-      </w:r>
-    </w:p>
-    <w:p>
-      <w:pPr>
-        <w:numPr>
-          <w:ilvl w:val="0"/>
-          <w:numId w:val="1016"/>
-        </w:numPr>
-        <w:pStyle w:val="Compact"/>
-      </w:pPr>
-      <w:r>
-        <w:t xml:space="preserve">Lv.4以上：</w:t>
-      </w:r>
-      <w:r>
-        <w:rPr>
-          <w:bCs/>
-          <w:b/>
-        </w:rPr>
-        <w:t xml:space="preserve">回数は動かさない。</w:t>
-      </w:r>
-      <w:r>
-        <w:t xml:space="preserve">この回の中身を、文書テンプレは既存のものを棚卸しして精度を上げる形にする</w:t>
-      </w:r>
-    </w:p>
-    <w:bookmarkEnd w:id="76"/>
-    <w:bookmarkStart w:id="77" w:name="匿名事例プレースホルダー要差し替え-1"/>
-    <w:p>
-      <w:pPr>
-        <w:pStyle w:val="Heading3"/>
-      </w:pPr>
-      <w:r>
-        <w:t xml:space="preserve">匿名事例（プレースホルダー・要差し替え）</w:t>
-      </w:r>
-    </w:p>
-    <w:p>
-      <w:pPr>
-        <w:pStyle w:val="FirstParagraph"/>
-      </w:pPr>
-      <w:r>
-        <w:t xml:space="preserve">「議事録を全文書き起こしからではなく、箇条書きメモ＋AIで整形に変えた会社。会議後30分の作業が5分になったが、</w:t>
-      </w:r>
-      <w:r>
-        <w:rPr>
-          <w:bCs/>
-          <w:b/>
-        </w:rPr>
-        <w:t xml:space="preserve">効果より大きかったのは『議事録が必ず当日中に出る』ようになったこと</w:t>
-      </w:r>
-      <w:r>
-        <w:t xml:space="preserve">」</w:t>
-      </w:r>
-    </w:p>
-    <w:p>
-      <w:r>
-        <w:pict>
-          <v:rect style="width:0;height:1.5pt" o:hralign="center" o:hrstd="t" o:hr="t"/>
-        </w:pict>
-      </w:r>
-    </w:p>
-    <w:bookmarkEnd w:id="77"/>
-    <w:bookmarkEnd w:id="78"/>
-    <w:bookmarkStart w:id="89" w:name="第4回-数字と判断のai化"/>
-    <w:p>
-      <w:pPr>
-        <w:pStyle w:val="Heading2"/>
-      </w:pPr>
-      <w:r>
-        <w:t xml:space="preserve">第4回　数字と判断のAI化</w:t>
-      </w:r>
-    </w:p>
-    <w:bookmarkStart w:id="79" w:name="ねらい-2"/>
-    <w:p>
-      <w:pPr>
-        <w:pStyle w:val="Heading3"/>
-      </w:pPr>
-      <w:r>
-        <w:t xml:space="preserve">ねらい</w:t>
-      </w:r>
-    </w:p>
-    <w:p>
-      <w:pPr>
-        <w:pStyle w:val="FirstParagraph"/>
-      </w:pPr>
-      <w:r>
-        <w:t xml:space="preserve">「文章の道具」から「判断を助ける道具」へ、受講者の認識を移す回。経営者向け講座で最も食いつきがよく、</w:t>
-      </w:r>
-      <w:r>
-        <w:rPr>
-          <w:bCs/>
-          <w:b/>
-        </w:rPr>
-        <w:t xml:space="preserve">最も事故りやすい回</w:t>
-      </w:r>
-      <w:r>
-        <w:t xml:space="preserve">でもある。</w:t>
-      </w:r>
-    </w:p>
-    <w:bookmarkEnd w:id="79"/>
-    <w:bookmarkStart w:id="80" w:name="到達点-1"/>
-    <w:p>
-      <w:pPr>
-        <w:pStyle w:val="Heading3"/>
-      </w:pPr>
-      <w:r>
-        <w:t xml:space="preserve">到達点</w:t>
       </w:r>
     </w:p>
     <w:p>
@@ -8638,26 +8639,131 @@
         <w:pStyle w:val="Compact"/>
       </w:pPr>
       <w:r>
-        <w:t xml:space="preserve">自社の月次データをAIに読ませ、示唆を3つ引き出せた</w:t>
+        <w:t xml:space="preserve">Lv.4以上：</w:t>
+      </w:r>
+      <w:r>
+        <w:rPr>
+          <w:bCs/>
+          <w:b/>
+        </w:rPr>
+        <w:t xml:space="preserve">回数は動かさない。</w:t>
+      </w:r>
+      <w:r>
+        <w:t xml:space="preserve">この回の中身を、文書テンプレは既存のものを棚卸しして精度を上げる形にする</w:t>
+      </w:r>
+    </w:p>
+    <w:bookmarkEnd w:id="76"/>
+    <w:bookmarkStart w:id="77" w:name="匿名事例プレースホルダー要差し替え-1"/>
+    <w:p>
+      <w:pPr>
+        <w:pStyle w:val="Heading3"/>
+      </w:pPr>
+      <w:r>
+        <w:t xml:space="preserve">匿名事例（プレースホルダー・要差し替え）</w:t>
+      </w:r>
+    </w:p>
+    <w:p>
+      <w:pPr>
+        <w:pStyle w:val="FirstParagraph"/>
+      </w:pPr>
+      <w:r>
+        <w:t xml:space="preserve">「議事録を全文書き起こしからではなく、箇条書きメモ＋AIで整形に変えた会社。会議後30分の作業が5分になったが、</w:t>
+      </w:r>
+      <w:r>
+        <w:rPr>
+          <w:bCs/>
+          <w:b/>
+        </w:rPr>
+        <w:t xml:space="preserve">効果より大きかったのは『議事録が必ず当日中に出る』ようになったこと</w:t>
+      </w:r>
+      <w:r>
+        <w:t xml:space="preserve">」</w:t>
+      </w:r>
+    </w:p>
+    <w:p>
+      <w:r>
+        <w:pict>
+          <v:rect style="width:0;height:1.5pt" o:hralign="center" o:hrstd="t" o:hr="t"/>
+        </w:pict>
+      </w:r>
+    </w:p>
+    <w:bookmarkEnd w:id="77"/>
+    <w:bookmarkEnd w:id="78"/>
+    <w:bookmarkStart w:id="89" w:name="第4回-数字と判断のai化"/>
+    <w:p>
+      <w:pPr>
+        <w:pStyle w:val="Heading2"/>
+      </w:pPr>
+      <w:r>
+        <w:t xml:space="preserve">第4回　数字と判断のAI化</w:t>
+      </w:r>
+    </w:p>
+    <w:bookmarkStart w:id="79" w:name="ねらい-2"/>
+    <w:p>
+      <w:pPr>
+        <w:pStyle w:val="Heading3"/>
+      </w:pPr>
+      <w:r>
+        <w:t xml:space="preserve">ねらい</w:t>
+      </w:r>
+    </w:p>
+    <w:p>
+      <w:pPr>
+        <w:pStyle w:val="FirstParagraph"/>
+      </w:pPr>
+      <w:r>
+        <w:t xml:space="preserve">「文章の道具」から「判断を助ける道具」へ、受講者の認識を移す回。経営者向け講座で最も食いつきがよく、</w:t>
+      </w:r>
+      <w:r>
+        <w:rPr>
+          <w:bCs/>
+          <w:b/>
+        </w:rPr>
+        <w:t xml:space="preserve">最も事故りやすい回</w:t>
+      </w:r>
+      <w:r>
+        <w:t xml:space="preserve">でもある。</w:t>
+      </w:r>
+    </w:p>
+    <w:bookmarkEnd w:id="79"/>
+    <w:bookmarkStart w:id="80" w:name="到達点-1"/>
+    <w:p>
+      <w:pPr>
+        <w:pStyle w:val="Heading3"/>
+      </w:pPr>
+      <w:r>
+        <w:t xml:space="preserve">到達点</w:t>
       </w:r>
     </w:p>
     <w:p>
       <w:pPr>
         <w:numPr>
           <w:ilvl w:val="0"/>
-          <w:numId w:val="1017"/>
+          <w:numId w:val="1018"/>
         </w:numPr>
         <w:pStyle w:val="Compact"/>
       </w:pPr>
       <w:r>
-        <w:t xml:space="preserve">月次レポートの雛形ができ、翌月から使える</w:t>
+        <w:t xml:space="preserve">自社の月次データをAIに読ませ、示唆を3つ引き出せた</w:t>
       </w:r>
     </w:p>
     <w:p>
       <w:pPr>
         <w:numPr>
           <w:ilvl w:val="0"/>
-          <w:numId w:val="1017"/>
+          <w:numId w:val="1018"/>
+        </w:numPr>
+        <w:pStyle w:val="Compact"/>
+      </w:pPr>
+      <w:r>
+        <w:t xml:space="preserve">月次レポートの雛形ができ、翌月から使える</w:t>
+      </w:r>
+    </w:p>
+    <w:p>
+      <w:pPr>
+        <w:numPr>
+          <w:ilvl w:val="0"/>
+          <w:numId w:val="1018"/>
         </w:numPr>
         <w:pStyle w:val="Compact"/>
       </w:pPr>
@@ -8874,7 +8980,7 @@
       <w:pPr>
         <w:numPr>
           <w:ilvl w:val="0"/>
-          <w:numId w:val="1018"/>
+          <w:numId w:val="1019"/>
         </w:numPr>
         <w:pStyle w:val="Compact"/>
       </w:pPr>
@@ -8890,60 +8996,6 @@
       </w:r>
       <w:r>
         <w:t xml:space="preserve">集計は表計算にやらせ、AIには「意味」を語らせる</w:t>
-      </w:r>
-    </w:p>
-    <w:p>
-      <w:pPr>
-        <w:numPr>
-          <w:ilvl w:val="0"/>
-          <w:numId w:val="1018"/>
-        </w:numPr>
-        <w:pStyle w:val="Compact"/>
-      </w:pPr>
-      <w:r>
-        <w:rPr>
-          <w:bCs/>
-          <w:b/>
-        </w:rPr>
-        <w:t xml:space="preserve">前提を必ず渡す。</w:t>
-      </w:r>
-      <w:r>
-        <w:t xml:space="preserve"> </w:t>
-      </w:r>
-      <w:r>
-        <w:t xml:space="preserve">期間・単位・季節性・特殊要因。渡さないと平凡な一般論が出る</w:t>
-      </w:r>
-    </w:p>
-    <w:p>
-      <w:pPr>
-        <w:numPr>
-          <w:ilvl w:val="0"/>
-          <w:numId w:val="1018"/>
-        </w:numPr>
-        <w:pStyle w:val="Compact"/>
-      </w:pPr>
-      <w:r>
-        <w:rPr>
-          <w:bCs/>
-          <w:b/>
-        </w:rPr>
-        <w:t xml:space="preserve">「気になる点を3つ」より「反論を3つ」。</w:t>
-      </w:r>
-      <w:r>
-        <w:t xml:space="preserve"> </w:t>
-      </w:r>
-      <w:r>
-        <w:t xml:space="preserve">経営者は褒められに来ているのではない</w:t>
-      </w:r>
-    </w:p>
-    <w:bookmarkEnd w:id="82"/>
-    <w:bookmarkStart w:id="83" w:name="デモ台本この回の肝"/>
-    <w:p>
-      <w:pPr>
-        <w:pStyle w:val="Heading3"/>
-      </w:pPr>
-      <w:r>
-        <w:t xml:space="preserve">デモ台本（この回の肝）</w:t>
       </w:r>
     </w:p>
     <w:p>
@@ -8955,7 +9007,17 @@
         <w:pStyle w:val="Compact"/>
       </w:pPr>
       <w:r>
-        <w:t xml:space="preserve">売上表を読ませ「分析して」→ もっともらしい要約が出る</w:t>
+        <w:rPr>
+          <w:bCs/>
+          <w:b/>
+        </w:rPr>
+        <w:t xml:space="preserve">前提を必ず渡す。</w:t>
+      </w:r>
+      <w:r>
+        <w:t xml:space="preserve"> </w:t>
+      </w:r>
+      <w:r>
+        <w:t xml:space="preserve">期間・単位・季節性・特殊要因。渡さないと平凡な一般論が出る</w:t>
       </w:r>
     </w:p>
     <w:p>
@@ -8971,39 +9033,83 @@
           <w:bCs/>
           <w:b/>
         </w:rPr>
-        <w:t xml:space="preserve">合計値を電卓で検算して見せる。ずれていることがある</w:t>
-      </w:r>
-      <w:r>
-        <w:t xml:space="preserve">（ずれていなければ「合っていましたね。でも毎回確かめてください」と言う）</w:t>
+        <w:t xml:space="preserve">「気になる点を3つ」より「反論を3つ」。</w:t>
+      </w:r>
+      <w:r>
+        <w:t xml:space="preserve"> </w:t>
+      </w:r>
+      <w:r>
+        <w:t xml:space="preserve">経営者は褒められに来ているのではない</w:t>
+      </w:r>
+    </w:p>
+    <w:bookmarkEnd w:id="82"/>
+    <w:bookmarkStart w:id="83" w:name="デモ台本この回の肝"/>
+    <w:p>
+      <w:pPr>
+        <w:pStyle w:val="Heading3"/>
+      </w:pPr>
+      <w:r>
+        <w:t xml:space="preserve">デモ台本（この回の肝）</w:t>
       </w:r>
     </w:p>
     <w:p>
       <w:pPr>
         <w:numPr>
           <w:ilvl w:val="0"/>
-          <w:numId w:val="1019"/>
+          <w:numId w:val="1020"/>
         </w:numPr>
         <w:pStyle w:val="Compact"/>
       </w:pPr>
       <w:r>
-        <w:t xml:space="preserve">「では計算はExcelに任せ、AIには</w:t>
-      </w:r>
+        <w:t xml:space="preserve">売上表を読ませ「分析して」→ もっともらしい要約が出る</w:t>
+      </w:r>
+    </w:p>
+    <w:p>
+      <w:pPr>
+        <w:numPr>
+          <w:ilvl w:val="0"/>
+          <w:numId w:val="1020"/>
+        </w:numPr>
+        <w:pStyle w:val="Compact"/>
+      </w:pPr>
       <w:r>
         <w:rPr>
           <w:bCs/>
           <w:b/>
         </w:rPr>
-        <w:t xml:space="preserve">なぜこうなったかの仮説</w:t>
-      </w:r>
-      <w:r>
-        <w:t xml:space="preserve">を出させます」→ 明らかに有用な出力</w:t>
+        <w:t xml:space="preserve">合計値を電卓で検算して見せる。ずれていることがある</w:t>
+      </w:r>
+      <w:r>
+        <w:t xml:space="preserve">（ずれていなければ「合っていましたね。でも毎回確かめてください」と言う）</w:t>
       </w:r>
     </w:p>
     <w:p>
       <w:pPr>
         <w:numPr>
           <w:ilvl w:val="0"/>
-          <w:numId w:val="1019"/>
+          <w:numId w:val="1020"/>
+        </w:numPr>
+        <w:pStyle w:val="Compact"/>
+      </w:pPr>
+      <w:r>
+        <w:t xml:space="preserve">「では計算はExcelに任せ、AIには</w:t>
+      </w:r>
+      <w:r>
+        <w:rPr>
+          <w:bCs/>
+          <w:b/>
+        </w:rPr>
+        <w:t xml:space="preserve">なぜこうなったかの仮説</w:t>
+      </w:r>
+      <w:r>
+        <w:t xml:space="preserve">を出させます」→ 明らかに有用な出力</w:t>
+      </w:r>
+    </w:p>
+    <w:p>
+      <w:pPr>
+        <w:numPr>
+          <w:ilvl w:val="0"/>
+          <w:numId w:val="1020"/>
         </w:numPr>
         <w:pStyle w:val="Compact"/>
       </w:pPr>
@@ -9282,130 +9388,12 @@
       <w:pPr>
         <w:numPr>
           <w:ilvl w:val="0"/>
-          <w:numId w:val="1020"/>
+          <w:numId w:val="1021"/>
         </w:numPr>
         <w:pStyle w:val="Compact"/>
       </w:pPr>
       <w:r>
         <w:t xml:space="preserve">Lv.1〜2：Excelとの往復は最小限に。「読ませて→仮説を聞く」だけで十分</w:t>
-      </w:r>
-    </w:p>
-    <w:p>
-      <w:pPr>
-        <w:numPr>
-          <w:ilvl w:val="0"/>
-          <w:numId w:val="1020"/>
-        </w:numPr>
-        <w:pStyle w:val="Compact"/>
-      </w:pPr>
-      <w:r>
-        <w:t xml:space="preserve">Lv.4以上：グラフ生成やコード実行機能まで踏み込み、第9回の多工程設計の予告をここで入れる</w:t>
-      </w:r>
-    </w:p>
-    <w:bookmarkEnd w:id="87"/>
-    <w:bookmarkStart w:id="88" w:name="匿名事例プレースホルダー要差し替え-2"/>
-    <w:p>
-      <w:pPr>
-        <w:pStyle w:val="Heading3"/>
-      </w:pPr>
-      <w:r>
-        <w:t xml:space="preserve">匿名事例（プレースホルダー・要差し替え）</w:t>
-      </w:r>
-    </w:p>
-    <w:p>
-      <w:pPr>
-        <w:pStyle w:val="FirstParagraph"/>
-      </w:pPr>
-      <w:r>
-        <w:t xml:space="preserve">「毎月の売上会議の資料づくりに2日かけていた会社が、雛形化で半日にした。ただし</w:t>
-      </w:r>
-      <w:r>
-        <w:rPr>
-          <w:bCs/>
-          <w:b/>
-        </w:rPr>
-        <w:t xml:space="preserve">最初の3か月はAIの示唆がほとんど的外れだった</w:t>
-      </w:r>
-      <w:r>
-        <w:t xml:space="preserve">。前提情報を書き足していった結果、4か月目から使える示唆が出るようになった」——</w:t>
-      </w:r>
-      <w:r>
-        <w:rPr>
-          <w:bCs/>
-          <w:b/>
-        </w:rPr>
-        <w:t xml:space="preserve">すぐに効かないことを先に伝えるための事例。</w:t>
-      </w:r>
-      <w:r>
-        <w:t xml:space="preserve"> </w:t>
-      </w:r>
-      <w:r>
-        <w:t xml:space="preserve">期待値管理として毎案件で使う。</w:t>
-      </w:r>
-    </w:p>
-    <w:p>
-      <w:r>
-        <w:pict>
-          <v:rect style="width:0;height:1.5pt" o:hralign="center" o:hrstd="t" o:hr="t"/>
-        </w:pict>
-      </w:r>
-    </w:p>
-    <w:bookmarkEnd w:id="88"/>
-    <w:bookmarkEnd w:id="89"/>
-    <w:bookmarkStart w:id="101" w:name="第5回-自社専用aiをつくる"/>
-    <w:p>
-      <w:pPr>
-        <w:pStyle w:val="Heading2"/>
-      </w:pPr>
-      <w:r>
-        <w:t xml:space="preserve">第5回　自社専用AIをつくる</w:t>
-      </w:r>
-    </w:p>
-    <w:bookmarkStart w:id="90" w:name="ねらい-3"/>
-    <w:p>
-      <w:pPr>
-        <w:pStyle w:val="Heading3"/>
-      </w:pPr>
-      <w:r>
-        <w:t xml:space="preserve">ねらい</w:t>
-      </w:r>
-    </w:p>
-    <w:p>
-      <w:pPr>
-        <w:pStyle w:val="FirstParagraph"/>
-      </w:pPr>
-      <w:r>
-        <w:t xml:space="preserve">ここまでの成果物を</w:t>
-      </w:r>
-      <w:r>
-        <w:rPr>
-          <w:bCs/>
-          <w:b/>
-        </w:rPr>
-        <w:t xml:space="preserve">1つのツールに束ねる</w:t>
-      </w:r>
-      <w:r>
-        <w:t xml:space="preserve">。属人的な使い方から、毎日使える道具へ。同時に、社内で使わせるためのルールを最小限つくる。</w:t>
-      </w:r>
-      <w:r>
-        <w:rPr>
-          <w:bCs/>
-          <w:b/>
-        </w:rPr>
-        <w:t xml:space="preserve">「社員に配れる形」にできるかはプランで決まる</w:t>
-      </w:r>
-      <w:r>
-        <w:t xml:space="preserve">ので、到達点を約束する前に必ず分岐表を確認すること。</w:t>
-      </w:r>
-    </w:p>
-    <w:bookmarkEnd w:id="90"/>
-    <w:bookmarkStart w:id="91" w:name="到達点-2"/>
-    <w:p>
-      <w:pPr>
-        <w:pStyle w:val="Heading3"/>
-      </w:pPr>
-      <w:r>
-        <w:t xml:space="preserve">到達点</w:t>
       </w:r>
     </w:p>
     <w:p>
@@ -9417,42 +9405,160 @@
         <w:pStyle w:val="Compact"/>
       </w:pPr>
       <w:r>
-        <w:t xml:space="preserve">自社資料を読む専用AIが1つ動いている（</w:t>
+        <w:t xml:space="preserve">Lv.4以上：グラフ生成やコード実行機能まで踏み込み、第9回の多工程設計の予告をここで入れる</w:t>
+      </w:r>
+    </w:p>
+    <w:bookmarkEnd w:id="87"/>
+    <w:bookmarkStart w:id="88" w:name="匿名事例プレースホルダー要差し替え-2"/>
+    <w:p>
+      <w:pPr>
+        <w:pStyle w:val="Heading3"/>
+      </w:pPr>
+      <w:r>
+        <w:t xml:space="preserve">匿名事例（プレースホルダー・要差し替え）</w:t>
+      </w:r>
+    </w:p>
+    <w:p>
+      <w:pPr>
+        <w:pStyle w:val="FirstParagraph"/>
+      </w:pPr>
+      <w:r>
+        <w:t xml:space="preserve">「毎月の売上会議の資料づくりに2日かけていた会社が、雛形化で半日にした。ただし</w:t>
       </w:r>
       <w:r>
         <w:rPr>
           <w:bCs/>
           <w:b/>
         </w:rPr>
-        <w:t xml:space="preserve">原則はプロジェクト機能</w:t>
-      </w:r>
-      <w:r>
-        <w:t xml:space="preserve">。法人ワークスペースがあればGPTsでもよい。下記「どこに作るか」参照）</w:t>
+        <w:t xml:space="preserve">最初の3か月はAIの示唆がほとんど的外れだった</w:t>
+      </w:r>
+      <w:r>
+        <w:t xml:space="preserve">。前提情報を書き足していった結果、4か月目から使える示唆が出るようになった」——</w:t>
+      </w:r>
+      <w:r>
+        <w:rPr>
+          <w:bCs/>
+          <w:b/>
+        </w:rPr>
+        <w:t xml:space="preserve">すぐに効かないことを先に伝えるための事例。</w:t>
+      </w:r>
+      <w:r>
+        <w:t xml:space="preserve"> </w:t>
+      </w:r>
+      <w:r>
+        <w:t xml:space="preserve">期待値管理として毎案件で使う。</w:t>
+      </w:r>
+    </w:p>
+    <w:p>
+      <w:r>
+        <w:pict>
+          <v:rect style="width:0;height:1.5pt" o:hralign="center" o:hrstd="t" o:hr="t"/>
+        </w:pict>
+      </w:r>
+    </w:p>
+    <w:bookmarkEnd w:id="88"/>
+    <w:bookmarkEnd w:id="89"/>
+    <w:bookmarkStart w:id="101" w:name="第5回-自社専用aiをつくる"/>
+    <w:p>
+      <w:pPr>
+        <w:pStyle w:val="Heading2"/>
+      </w:pPr>
+      <w:r>
+        <w:t xml:space="preserve">第5回　自社専用AIをつくる</w:t>
+      </w:r>
+    </w:p>
+    <w:bookmarkStart w:id="90" w:name="ねらい-3"/>
+    <w:p>
+      <w:pPr>
+        <w:pStyle w:val="Heading3"/>
+      </w:pPr>
+      <w:r>
+        <w:t xml:space="preserve">ねらい</w:t>
+      </w:r>
+    </w:p>
+    <w:p>
+      <w:pPr>
+        <w:pStyle w:val="FirstParagraph"/>
+      </w:pPr>
+      <w:r>
+        <w:t xml:space="preserve">ここまでの成果物を</w:t>
+      </w:r>
+      <w:r>
+        <w:rPr>
+          <w:bCs/>
+          <w:b/>
+        </w:rPr>
+        <w:t xml:space="preserve">1つのツールに束ねる</w:t>
+      </w:r>
+      <w:r>
+        <w:t xml:space="preserve">。属人的な使い方から、毎日使える道具へ。同時に、社内で使わせるためのルールを最小限つくる。</w:t>
+      </w:r>
+      <w:r>
+        <w:rPr>
+          <w:bCs/>
+          <w:b/>
+        </w:rPr>
+        <w:t xml:space="preserve">「社員に配れる形」にできるかはプランで決まる</w:t>
+      </w:r>
+      <w:r>
+        <w:t xml:space="preserve">ので、到達点を約束する前に必ず分岐表を確認すること。</w:t>
+      </w:r>
+    </w:p>
+    <w:bookmarkEnd w:id="90"/>
+    <w:bookmarkStart w:id="91" w:name="到達点-2"/>
+    <w:p>
+      <w:pPr>
+        <w:pStyle w:val="Heading3"/>
+      </w:pPr>
+      <w:r>
+        <w:t xml:space="preserve">到達点</w:t>
       </w:r>
     </w:p>
     <w:p>
       <w:pPr>
         <w:numPr>
           <w:ilvl w:val="0"/>
-          <w:numId w:val="1021"/>
+          <w:numId w:val="1022"/>
         </w:numPr>
         <w:pStyle w:val="Compact"/>
       </w:pPr>
       <w:r>
+        <w:t xml:space="preserve">自社資料を読む専用AIが1つ動いている（</w:t>
+      </w:r>
+      <w:r>
         <w:rPr>
           <w:bCs/>
           <w:b/>
         </w:rPr>
-        <w:t xml:space="preserve">推進候補者1名がそれを触った。</w:t>
-      </w:r>
-      <w:r>
-        <w:t xml:space="preserve">個人プランで共有できない場合は、</w:t>
-      </w:r>
+        <w:t xml:space="preserve">原則はプロジェクト機能</w:t>
+      </w:r>
+      <w:r>
+        <w:t xml:space="preserve">。法人ワークスペースがあればGPTsでもよい。下記「どこに作るか」参照）</w:t>
+      </w:r>
+    </w:p>
+    <w:p>
+      <w:pPr>
+        <w:numPr>
+          <w:ilvl w:val="0"/>
+          <w:numId w:val="1022"/>
+        </w:numPr>
+        <w:pStyle w:val="Compact"/>
+      </w:pPr>
       <w:r>
         <w:rPr>
           <w:bCs/>
           <w:b/>
         </w:rPr>
+        <w:t xml:space="preserve">推進候補者1名がそれを触った。</w:t>
+      </w:r>
+      <w:r>
+        <w:t xml:space="preserve">個人プランで共有できない場合は、</w:t>
+      </w:r>
+      <w:r>
+        <w:rPr>
+          <w:bCs/>
+          <w:b/>
+        </w:rPr>
         <w:t xml:space="preserve">画面共有か同席で触らせる</w:t>
       </w:r>
       <w:r>
@@ -9463,7 +9569,7 @@
       <w:pPr>
         <w:numPr>
           <w:ilvl w:val="0"/>
-          <w:numId w:val="1021"/>
+          <w:numId w:val="1022"/>
         </w:numPr>
         <w:pStyle w:val="Compact"/>
       </w:pPr>
@@ -10160,7 +10266,7 @@
       <w:pPr>
         <w:numPr>
           <w:ilvl w:val="0"/>
-          <w:numId w:val="1022"/>
+          <w:numId w:val="1023"/>
         </w:numPr>
         <w:pStyle w:val="Compact"/>
       </w:pPr>
@@ -10172,7 +10278,7 @@
       <w:pPr>
         <w:numPr>
           <w:ilvl w:val="0"/>
-          <w:numId w:val="1022"/>
+          <w:numId w:val="1023"/>
         </w:numPr>
         <w:pStyle w:val="Compact"/>
       </w:pPr>
@@ -10409,46 +10515,12 @@
       <w:pPr>
         <w:numPr>
           <w:ilvl w:val="0"/>
-          <w:numId w:val="1023"/>
+          <w:numId w:val="1024"/>
         </w:numPr>
         <w:pStyle w:val="Compact"/>
       </w:pPr>
       <w:r>
         <w:t xml:space="preserve">社員（3名以上が望ましい）の前で、受講者自身が5〜10分で「うちはAIをこう使う」を説明した</w:t>
-      </w:r>
-    </w:p>
-    <w:p>
-      <w:pPr>
-        <w:numPr>
-          <w:ilvl w:val="0"/>
-          <w:numId w:val="1023"/>
-        </w:numPr>
-        <w:pStyle w:val="Compact"/>
-      </w:pPr>
-      <w:r>
-        <w:t xml:space="preserve">12か月ロードマップが1枚になっている</w:t>
-      </w:r>
-    </w:p>
-    <w:p>
-      <w:pPr>
-        <w:numPr>
-          <w:ilvl w:val="0"/>
-          <w:numId w:val="1023"/>
-        </w:numPr>
-        <w:pStyle w:val="Compact"/>
-      </w:pPr>
-      <w:r>
-        <w:t xml:space="preserve">社員から質問が出た（出ない場合は講師が代弁して出す）</w:t>
-      </w:r>
-    </w:p>
-    <w:bookmarkEnd w:id="103"/>
-    <w:bookmarkStart w:id="104" w:name="事前準備この回だけ特別に重い"/>
-    <w:p>
-      <w:pPr>
-        <w:pStyle w:val="Heading3"/>
-      </w:pPr>
-      <w:r>
-        <w:t xml:space="preserve">事前準備（この回だけ特別に重い）</w:t>
       </w:r>
     </w:p>
     <w:p>
@@ -10460,14 +10532,7 @@
         <w:pStyle w:val="Compact"/>
       </w:pPr>
       <w:r>
-        <w:rPr>
-          <w:bCs/>
-          <w:b/>
-        </w:rPr>
-        <w:t xml:space="preserve">2週間前</w:t>
-      </w:r>
-      <w:r>
-        <w:t xml:space="preserve">：参加者確定、社員へ案内文送付（受講者名義。文案は講師が作る）</w:t>
+        <w:t xml:space="preserve">12か月ロードマップが1枚になっている</w:t>
       </w:r>
     </w:p>
     <w:p>
@@ -10479,20 +10544,61 @@
         <w:pStyle w:val="Compact"/>
       </w:pPr>
       <w:r>
+        <w:t xml:space="preserve">社員から質問が出た（出ない場合は講師が代弁して出す）</w:t>
+      </w:r>
+    </w:p>
+    <w:bookmarkEnd w:id="103"/>
+    <w:bookmarkStart w:id="104" w:name="事前準備この回だけ特別に重い"/>
+    <w:p>
+      <w:pPr>
+        <w:pStyle w:val="Heading3"/>
+      </w:pPr>
+      <w:r>
+        <w:t xml:space="preserve">事前準備（この回だけ特別に重い）</w:t>
+      </w:r>
+    </w:p>
+    <w:p>
+      <w:pPr>
+        <w:numPr>
+          <w:ilvl w:val="0"/>
+          <w:numId w:val="1025"/>
+        </w:numPr>
+        <w:pStyle w:val="Compact"/>
+      </w:pPr>
+      <w:r>
         <w:rPr>
           <w:bCs/>
           <w:b/>
         </w:rPr>
-        <w:t xml:space="preserve">1週間前</w:t>
-      </w:r>
-      <w:r>
-        <w:t xml:space="preserve">：受講者と発表内容の壁打ち（30分・別枠。</w:t>
-      </w:r>
+        <w:t xml:space="preserve">2週間前</w:t>
+      </w:r>
+      <w:r>
+        <w:t xml:space="preserve">：参加者確定、社員へ案内文送付（受講者名義。文案は講師が作る）</w:t>
+      </w:r>
+    </w:p>
+    <w:p>
+      <w:pPr>
+        <w:numPr>
+          <w:ilvl w:val="0"/>
+          <w:numId w:val="1025"/>
+        </w:numPr>
+        <w:pStyle w:val="Compact"/>
+      </w:pPr>
       <w:r>
         <w:rPr>
           <w:bCs/>
           <w:b/>
         </w:rPr>
+        <w:t xml:space="preserve">1週間前</w:t>
+      </w:r>
+      <w:r>
+        <w:t xml:space="preserve">：受講者と発表内容の壁打ち（30分・別枠。</w:t>
+      </w:r>
+      <w:r>
+        <w:rPr>
+          <w:bCs/>
+          <w:b/>
+        </w:rPr>
         <w:t xml:space="preserve">ここを省略すると当日が崩れる</w:t>
       </w:r>
       <w:r>
@@ -10503,7 +10609,7 @@
       <w:pPr>
         <w:numPr>
           <w:ilvl w:val="0"/>
-          <w:numId w:val="1024"/>
+          <w:numId w:val="1025"/>
         </w:numPr>
         <w:pStyle w:val="Compact"/>
       </w:pPr>
@@ -11336,105 +11442,12 @@
       <w:pPr>
         <w:numPr>
           <w:ilvl w:val="0"/>
-          <w:numId w:val="1025"/>
+          <w:numId w:val="1026"/>
         </w:numPr>
         <w:pStyle w:val="Compact"/>
       </w:pPr>
       <w:r>
         <w:t xml:space="preserve">☐ 自動化ツール（受講者の基盤に合わせたもの）で、自分の業務フローを1本組んだことがある</w:t>
-      </w:r>
-    </w:p>
-    <w:p>
-      <w:pPr>
-        <w:numPr>
-          <w:ilvl w:val="0"/>
-          <w:numId w:val="1025"/>
-        </w:numPr>
-        <w:pStyle w:val="Compact"/>
-      </w:pPr>
-      <w:r>
-        <w:t xml:space="preserve">☐ 自社資料を載せたナレッジ検索を作り、精度が出ない状態から改善した経験がある</w:t>
-      </w:r>
-    </w:p>
-    <w:p>
-      <w:pPr>
-        <w:numPr>
-          <w:ilvl w:val="0"/>
-          <w:numId w:val="1025"/>
-        </w:numPr>
-        <w:pStyle w:val="Compact"/>
-      </w:pPr>
-      <w:r>
-        <w:t xml:space="preserve">☐ 3工程以上の作業をAIに渡して、途中で壊れる経験をした</w:t>
-      </w:r>
-    </w:p>
-    <w:p>
-      <w:pPr>
-        <w:numPr>
-          <w:ilvl w:val="0"/>
-          <w:numId w:val="1025"/>
-        </w:numPr>
-        <w:pStyle w:val="Compact"/>
-      </w:pPr>
-      <w:r>
-        <w:t xml:space="preserve">☐ 自分の作ったAIの正解セットを作り、点数をつけたことがある</w:t>
-      </w:r>
-    </w:p>
-    <w:p>
-      <w:r>
-        <w:pict>
-          <v:rect style="width:0;height:1.5pt" o:hralign="center" o:hrstd="t" o:hr="t"/>
-        </w:pict>
-      </w:r>
-    </w:p>
-    <w:bookmarkEnd w:id="112"/>
-    <w:bookmarkStart w:id="125" w:name="第7回-手作業のつなぎ目をなくす自動化"/>
-    <w:p>
-      <w:pPr>
-        <w:pStyle w:val="Heading2"/>
-      </w:pPr>
-      <w:r>
-        <w:t xml:space="preserve">第7回　手作業のつなぎ目をなくす（自動化）</w:t>
-      </w:r>
-    </w:p>
-    <w:bookmarkStart w:id="113" w:name="ねらい-5"/>
-    <w:p>
-      <w:pPr>
-        <w:pStyle w:val="Heading3"/>
-      </w:pPr>
-      <w:r>
-        <w:t xml:space="preserve">ねらい</w:t>
-      </w:r>
-    </w:p>
-    <w:p>
-      <w:pPr>
-        <w:pStyle w:val="FirstParagraph"/>
-      </w:pPr>
-      <w:r>
-        <w:t xml:space="preserve">AIは点では使えている。</w:t>
-      </w:r>
-      <w:r>
-        <w:rPr>
-          <w:bCs/>
-          <w:b/>
-        </w:rPr>
-        <w:t xml:space="preserve">点と点の間の転記・コピペ・転送を消す。</w:t>
-      </w:r>
-      <w:r>
-        <w:t xml:space="preserve"> </w:t>
-      </w:r>
-      <w:r>
-        <w:t xml:space="preserve">ここから「仕組み」の話になる。</w:t>
-      </w:r>
-    </w:p>
-    <w:bookmarkEnd w:id="113"/>
-    <w:bookmarkStart w:id="114" w:name="到達点-4"/>
-    <w:p>
-      <w:pPr>
-        <w:pStyle w:val="Heading3"/>
-      </w:pPr>
-      <w:r>
-        <w:t xml:space="preserve">到達点</w:t>
       </w:r>
     </w:p>
     <w:p>
@@ -11446,7 +11459,7 @@
         <w:pStyle w:val="Compact"/>
       </w:pPr>
       <w:r>
-        <w:t xml:space="preserve">人が手でつないでいた1工程が、自動で流れている（1本でよい）</w:t>
+        <w:t xml:space="preserve">☐ 自社資料を載せたナレッジ検索を作り、精度が出ない状態から改善した経験がある</w:t>
       </w:r>
     </w:p>
     <w:p>
@@ -11458,7 +11471,7 @@
         <w:pStyle w:val="Compact"/>
       </w:pPr>
       <w:r>
-        <w:t xml:space="preserve">止まったときに気づく手段がある</w:t>
+        <w:t xml:space="preserve">☐ 3工程以上の作業をAIに渡して、途中で壊れる経験をした</w:t>
       </w:r>
     </w:p>
     <w:p>
@@ -11466,6 +11479,99 @@
         <w:numPr>
           <w:ilvl w:val="0"/>
           <w:numId w:val="1026"/>
+        </w:numPr>
+        <w:pStyle w:val="Compact"/>
+      </w:pPr>
+      <w:r>
+        <w:t xml:space="preserve">☐ 自分の作ったAIの正解セットを作り、点数をつけたことがある</w:t>
+      </w:r>
+    </w:p>
+    <w:p>
+      <w:r>
+        <w:pict>
+          <v:rect style="width:0;height:1.5pt" o:hralign="center" o:hrstd="t" o:hr="t"/>
+        </w:pict>
+      </w:r>
+    </w:p>
+    <w:bookmarkEnd w:id="112"/>
+    <w:bookmarkStart w:id="125" w:name="第7回-手作業のつなぎ目をなくす自動化"/>
+    <w:p>
+      <w:pPr>
+        <w:pStyle w:val="Heading2"/>
+      </w:pPr>
+      <w:r>
+        <w:t xml:space="preserve">第7回　手作業のつなぎ目をなくす（自動化）</w:t>
+      </w:r>
+    </w:p>
+    <w:bookmarkStart w:id="113" w:name="ねらい-5"/>
+    <w:p>
+      <w:pPr>
+        <w:pStyle w:val="Heading3"/>
+      </w:pPr>
+      <w:r>
+        <w:t xml:space="preserve">ねらい</w:t>
+      </w:r>
+    </w:p>
+    <w:p>
+      <w:pPr>
+        <w:pStyle w:val="FirstParagraph"/>
+      </w:pPr>
+      <w:r>
+        <w:t xml:space="preserve">AIは点では使えている。</w:t>
+      </w:r>
+      <w:r>
+        <w:rPr>
+          <w:bCs/>
+          <w:b/>
+        </w:rPr>
+        <w:t xml:space="preserve">点と点の間の転記・コピペ・転送を消す。</w:t>
+      </w:r>
+      <w:r>
+        <w:t xml:space="preserve"> </w:t>
+      </w:r>
+      <w:r>
+        <w:t xml:space="preserve">ここから「仕組み」の話になる。</w:t>
+      </w:r>
+    </w:p>
+    <w:bookmarkEnd w:id="113"/>
+    <w:bookmarkStart w:id="114" w:name="到達点-4"/>
+    <w:p>
+      <w:pPr>
+        <w:pStyle w:val="Heading3"/>
+      </w:pPr>
+      <w:r>
+        <w:t xml:space="preserve">到達点</w:t>
+      </w:r>
+    </w:p>
+    <w:p>
+      <w:pPr>
+        <w:numPr>
+          <w:ilvl w:val="0"/>
+          <w:numId w:val="1027"/>
+        </w:numPr>
+        <w:pStyle w:val="Compact"/>
+      </w:pPr>
+      <w:r>
+        <w:t xml:space="preserve">人が手でつないでいた1工程が、自動で流れている（1本でよい）</w:t>
+      </w:r>
+    </w:p>
+    <w:p>
+      <w:pPr>
+        <w:numPr>
+          <w:ilvl w:val="0"/>
+          <w:numId w:val="1027"/>
+        </w:numPr>
+        <w:pStyle w:val="Compact"/>
+      </w:pPr>
+      <w:r>
+        <w:t xml:space="preserve">止まったときに気づく手段がある</w:t>
+      </w:r>
+    </w:p>
+    <w:p>
+      <w:pPr>
+        <w:numPr>
+          <w:ilvl w:val="0"/>
+          <w:numId w:val="1027"/>
         </w:numPr>
         <w:pStyle w:val="Compact"/>
       </w:pPr>
@@ -11754,7 +11860,7 @@
       <w:pPr>
         <w:numPr>
           <w:ilvl w:val="0"/>
-          <w:numId w:val="1027"/>
+          <w:numId w:val="1028"/>
         </w:numPr>
         <w:pStyle w:val="Compact"/>
       </w:pPr>
@@ -11770,96 +11876,6 @@
       </w:r>
       <w:r>
         <w:t xml:space="preserve">事前に組んである完成フローを動かし、「これができます」を見せる。作り置きでよい。</w:t>
-      </w:r>
-    </w:p>
-    <w:p>
-      <w:pPr>
-        <w:numPr>
-          <w:ilvl w:val="0"/>
-          <w:numId w:val="1027"/>
-        </w:numPr>
-        <w:pStyle w:val="Compact"/>
-      </w:pPr>
-      <w:r>
-        <w:rPr>
-          <w:bCs/>
-          <w:b/>
-        </w:rPr>
-        <w:t xml:space="preserve">そのうち1ノードだけ、目の前で足す（7分）。</w:t>
-      </w:r>
-      <w:r>
-        <w:t xml:space="preserve"> </w:t>
-      </w:r>
-      <w:r>
-        <w:t xml:space="preserve">足すのは必ず「</w:t>
-      </w:r>
-      <w:r>
-        <w:rPr>
-          <w:bCs/>
-          <w:b/>
-        </w:rPr>
-        <w:t xml:space="preserve">失敗したときの通知</w:t>
-      </w:r>
-      <w:r>
-        <w:t xml:space="preserve">」。ここをライブでやると、フローが部品の積み重ねでできていることが伝わる。</w:t>
-      </w:r>
-    </w:p>
-    <w:p>
-      <w:pPr>
-        <w:numPr>
-          <w:ilvl w:val="0"/>
-          <w:numId w:val="1027"/>
-        </w:numPr>
-        <w:pStyle w:val="Compact"/>
-      </w:pPr>
-      <w:r>
-        <w:rPr>
-          <w:bCs/>
-          <w:b/>
-        </w:rPr>
-        <w:t xml:space="preserve">手動に戻す手順を見せる（2分）。</w:t>
-      </w:r>
-      <w:r>
-        <w:t xml:space="preserve"> </w:t>
-      </w:r>
-      <w:r>
-        <w:t xml:space="preserve">「止まったらこうやって人が回します」まで見せる。ここを飛ばすと、受講者は本体だけ作って満足する。</w:t>
-      </w:r>
-    </w:p>
-    <w:p>
-      <w:pPr>
-        <w:pStyle w:val="FirstParagraph"/>
-      </w:pPr>
-      <w:r>
-        <w:t xml:space="preserve">全部をゼロから組んで見せない。20分のデモ枠に収まらないうえ、途中で詰まると回全体が崩れる。</w:t>
-      </w:r>
-    </w:p>
-    <w:bookmarkEnd w:id="115"/>
-    <w:bookmarkStart w:id="116" w:name="原則4講師はコードを書かないとの関係"/>
-    <w:p>
-      <w:pPr>
-        <w:pStyle w:val="Heading4"/>
-      </w:pPr>
-      <w:r>
-        <w:t xml:space="preserve">原則4「講師はコードを書かない」との関係</w:t>
-      </w:r>
-    </w:p>
-    <w:p>
-      <w:pPr>
-        <w:pStyle w:val="FirstParagraph"/>
-      </w:pPr>
-      <w:r>
-        <w:t xml:space="preserve">第一候補のGASはコードを書く。これは原則4の例外ではなく、</w:t>
-      </w:r>
-      <w:r>
-        <w:rPr>
-          <w:bCs/>
-          <w:b/>
-        </w:rPr>
-        <w:t xml:space="preserve">4-4のコード欄「読めなくてよい／生成されたコードが何をしているかをAIに説明させられればよい」の実践</w:t>
-      </w:r>
-      <w:r>
-        <w:t xml:space="preserve">である。手順は次で固定する。</w:t>
       </w:r>
     </w:p>
     <w:p>
@@ -11871,17 +11887,27 @@
         <w:pStyle w:val="Compact"/>
       </w:pPr>
       <w:r>
-        <w:t xml:space="preserve">コードは</w:t>
-      </w:r>
-      <w:r>
         <w:rPr>
           <w:bCs/>
           <w:b/>
         </w:rPr>
-        <w:t xml:space="preserve">AIに書かせて貼る</w:t>
-      </w:r>
-      <w:r>
-        <w:t xml:space="preserve">。講師が一から書かない。</w:t>
+        <w:t xml:space="preserve">そのうち1ノードだけ、目の前で足す（7分）。</w:t>
+      </w:r>
+      <w:r>
+        <w:t xml:space="preserve"> </w:t>
+      </w:r>
+      <w:r>
+        <w:t xml:space="preserve">足すのは必ず「</w:t>
+      </w:r>
+      <w:r>
+        <w:rPr>
+          <w:bCs/>
+          <w:b/>
+        </w:rPr>
+        <w:t xml:space="preserve">失敗したときの通知</w:t>
+      </w:r>
+      <w:r>
+        <w:t xml:space="preserve">」。ここをライブでやると、フローが部品の積み重ねでできていることが伝わる。</w:t>
       </w:r>
     </w:p>
     <w:p>
@@ -11893,24 +11919,104 @@
         <w:pStyle w:val="Compact"/>
       </w:pPr>
       <w:r>
-        <w:t xml:space="preserve">貼る前に、</w:t>
-      </w:r>
-      <w:r>
         <w:rPr>
           <w:bCs/>
           <w:b/>
         </w:rPr>
-        <w:t xml:space="preserve">AIに「このコードは何をしますか」を説明させ、その説明を受講者に読ませる</w:t>
-      </w:r>
-      <w:r>
-        <w:t xml:space="preserve">。これがそのまま第9回の「確認ポイントを置く」の練習になる。</w:t>
+        <w:t xml:space="preserve">手動に戻す手順を見せる（2分）。</w:t>
+      </w:r>
+      <w:r>
+        <w:t xml:space="preserve"> </w:t>
+      </w:r>
+      <w:r>
+        <w:t xml:space="preserve">「止まったらこうやって人が回します」まで見せる。ここを飛ばすと、受講者は本体だけ作って満足する。</w:t>
+      </w:r>
+    </w:p>
+    <w:p>
+      <w:pPr>
+        <w:pStyle w:val="FirstParagraph"/>
+      </w:pPr>
+      <w:r>
+        <w:t xml:space="preserve">全部をゼロから組んで見せない。20分のデモ枠に収まらないうえ、途中で詰まると回全体が崩れる。</w:t>
+      </w:r>
+    </w:p>
+    <w:bookmarkEnd w:id="115"/>
+    <w:bookmarkStart w:id="116" w:name="原則4講師はコードを書かないとの関係"/>
+    <w:p>
+      <w:pPr>
+        <w:pStyle w:val="Heading4"/>
+      </w:pPr>
+      <w:r>
+        <w:t xml:space="preserve">原則4「講師はコードを書かない」との関係</w:t>
+      </w:r>
+    </w:p>
+    <w:p>
+      <w:pPr>
+        <w:pStyle w:val="FirstParagraph"/>
+      </w:pPr>
+      <w:r>
+        <w:t xml:space="preserve">第一候補のGASはコードを書く。これは原則4の例外ではなく、</w:t>
+      </w:r>
+      <w:r>
+        <w:rPr>
+          <w:bCs/>
+          <w:b/>
+        </w:rPr>
+        <w:t xml:space="preserve">4-4のコード欄「読めなくてよい／生成されたコードが何をしているかをAIに説明させられればよい」の実践</w:t>
+      </w:r>
+      <w:r>
+        <w:t xml:space="preserve">である。手順は次で固定する。</w:t>
       </w:r>
     </w:p>
     <w:p>
       <w:pPr>
         <w:numPr>
           <w:ilvl w:val="0"/>
-          <w:numId w:val="1028"/>
+          <w:numId w:val="1029"/>
+        </w:numPr>
+        <w:pStyle w:val="Compact"/>
+      </w:pPr>
+      <w:r>
+        <w:t xml:space="preserve">コードは</w:t>
+      </w:r>
+      <w:r>
+        <w:rPr>
+          <w:bCs/>
+          <w:b/>
+        </w:rPr>
+        <w:t xml:space="preserve">AIに書かせて貼る</w:t>
+      </w:r>
+      <w:r>
+        <w:t xml:space="preserve">。講師が一から書かない。</w:t>
+      </w:r>
+    </w:p>
+    <w:p>
+      <w:pPr>
+        <w:numPr>
+          <w:ilvl w:val="0"/>
+          <w:numId w:val="1029"/>
+        </w:numPr>
+        <w:pStyle w:val="Compact"/>
+      </w:pPr>
+      <w:r>
+        <w:t xml:space="preserve">貼る前に、</w:t>
+      </w:r>
+      <w:r>
+        <w:rPr>
+          <w:bCs/>
+          <w:b/>
+        </w:rPr>
+        <w:t xml:space="preserve">AIに「このコードは何をしますか」を説明させ、その説明を受講者に読ませる</w:t>
+      </w:r>
+      <w:r>
+        <w:t xml:space="preserve">。これがそのまま第9回の「確認ポイントを置く」の練習になる。</w:t>
+      </w:r>
+    </w:p>
+    <w:p>
+      <w:pPr>
+        <w:numPr>
+          <w:ilvl w:val="0"/>
+          <w:numId w:val="1029"/>
         </w:numPr>
         <w:pStyle w:val="Compact"/>
       </w:pPr>
@@ -12149,7 +12255,7 @@
       <w:pPr>
         <w:numPr>
           <w:ilvl w:val="0"/>
-          <w:numId w:val="1029"/>
+          <w:numId w:val="1030"/>
         </w:numPr>
         <w:pStyle w:val="Compact"/>
       </w:pPr>
@@ -12168,7 +12274,7 @@
       <w:pPr>
         <w:numPr>
           <w:ilvl w:val="0"/>
-          <w:numId w:val="1029"/>
+          <w:numId w:val="1030"/>
         </w:numPr>
         <w:pStyle w:val="Compact"/>
       </w:pPr>
@@ -12187,7 +12293,7 @@
       <w:pPr>
         <w:numPr>
           <w:ilvl w:val="0"/>
-          <w:numId w:val="1029"/>
+          <w:numId w:val="1030"/>
         </w:numPr>
         <w:pStyle w:val="Compact"/>
       </w:pPr>
@@ -12414,7 +12520,7 @@
       <w:pPr>
         <w:numPr>
           <w:ilvl w:val="0"/>
-          <w:numId w:val="1030"/>
+          <w:numId w:val="1031"/>
         </w:numPr>
         <w:pStyle w:val="Compact"/>
       </w:pPr>
@@ -12433,7 +12539,7 @@
       <w:pPr>
         <w:numPr>
           <w:ilvl w:val="0"/>
-          <w:numId w:val="1030"/>
+          <w:numId w:val="1031"/>
         </w:numPr>
         <w:pStyle w:val="Compact"/>
       </w:pPr>
@@ -12841,7 +12947,7 @@
       <w:pPr>
         <w:numPr>
           <w:ilvl w:val="0"/>
-          <w:numId w:val="1031"/>
+          <w:numId w:val="1032"/>
         </w:numPr>
         <w:pStyle w:val="Compact"/>
       </w:pPr>
@@ -12853,7 +12959,7 @@
       <w:pPr>
         <w:numPr>
           <w:ilvl w:val="0"/>
-          <w:numId w:val="1031"/>
+          <w:numId w:val="1032"/>
         </w:numPr>
         <w:pStyle w:val="Compact"/>
       </w:pPr>
@@ -12872,7 +12978,7 @@
       <w:pPr>
         <w:numPr>
           <w:ilvl w:val="0"/>
-          <w:numId w:val="1031"/>
+          <w:numId w:val="1032"/>
         </w:numPr>
         <w:pStyle w:val="Compact"/>
       </w:pPr>
@@ -13131,7 +13237,7 @@
       <w:pPr>
         <w:numPr>
           <w:ilvl w:val="0"/>
-          <w:numId w:val="1032"/>
+          <w:numId w:val="1033"/>
         </w:numPr>
         <w:pStyle w:val="Compact"/>
       </w:pPr>
@@ -13147,55 +13253,6 @@
           <w:b/>
         </w:rPr>
         <w:t xml:space="preserve">同じプロジェクトに資料を足し、指示文の⑤載せる資料を書き換える</w:t>
-      </w:r>
-    </w:p>
-    <w:p>
-      <w:pPr>
-        <w:numPr>
-          <w:ilvl w:val="0"/>
-          <w:numId w:val="1032"/>
-        </w:numPr>
-        <w:pStyle w:val="Compact"/>
-      </w:pPr>
-      <w:r>
-        <w:t xml:space="preserve">第7回で分岐4（Dify等のAIアプリ基盤）を選んだ受講者 →</w:t>
-      </w:r>
-      <w:r>
-        <w:t xml:space="preserve"> </w:t>
-      </w:r>
-      <w:r>
-        <w:rPr>
-          <w:bCs/>
-          <w:b/>
-        </w:rPr>
-        <w:t xml:space="preserve">そのナレッジ機能に載せる。</w:t>
-      </w:r>
-      <w:r>
-        <w:t xml:space="preserve"> </w:t>
-      </w:r>
-      <w:r>
-        <w:t xml:space="preserve">第5回の指示文7行をそのまま移植する</w:t>
-      </w:r>
-    </w:p>
-    <w:p>
-      <w:pPr>
-        <w:numPr>
-          <w:ilvl w:val="0"/>
-          <w:numId w:val="1032"/>
-        </w:numPr>
-        <w:pStyle w:val="Compact"/>
-      </w:pPr>
-      <w:r>
-        <w:t xml:space="preserve">どちらでもない（第5回がやり直しになった） → この回でプロジェクトを作り直す。領域を1つに絞れば45分で追いつく</w:t>
-      </w:r>
-    </w:p>
-    <w:bookmarkStart w:id="129" w:name="出典を出させる3行第5回と同じものこの回でも必ず入れる"/>
-    <w:p>
-      <w:pPr>
-        <w:pStyle w:val="Heading4"/>
-      </w:pPr>
-      <w:r>
-        <w:t xml:space="preserve">出典を出させる3行（第5回と同じもの。この回でも必ず入れる）</w:t>
       </w:r>
     </w:p>
     <w:p>
@@ -13207,7 +13264,23 @@
         <w:pStyle w:val="Compact"/>
       </w:pPr>
       <w:r>
-        <w:t xml:space="preserve">添付資料の内容だけから答える</w:t>
+        <w:t xml:space="preserve">第7回で分岐4（Dify等のAIアプリ基盤）を選んだ受講者 →</w:t>
+      </w:r>
+      <w:r>
+        <w:t xml:space="preserve"> </w:t>
+      </w:r>
+      <w:r>
+        <w:rPr>
+          <w:bCs/>
+          <w:b/>
+        </w:rPr>
+        <w:t xml:space="preserve">そのナレッジ機能に載せる。</w:t>
+      </w:r>
+      <w:r>
+        <w:t xml:space="preserve"> </w:t>
+      </w:r>
+      <w:r>
+        <w:t xml:space="preserve">第5回の指示文7行をそのまま移植する</w:t>
       </w:r>
     </w:p>
     <w:p>
@@ -13219,14 +13292,47 @@
         <w:pStyle w:val="Compact"/>
       </w:pPr>
       <w:r>
-        <w:t xml:space="preserve">記載がなければ「資料に記載がありません」と答える</w:t>
+        <w:t xml:space="preserve">どちらでもない（第5回がやり直しになった） → この回でプロジェクトを作り直す。領域を1つに絞れば45分で追いつく</w:t>
+      </w:r>
+    </w:p>
+    <w:bookmarkStart w:id="129" w:name="出典を出させる3行第5回と同じものこの回でも必ず入れる"/>
+    <w:p>
+      <w:pPr>
+        <w:pStyle w:val="Heading4"/>
+      </w:pPr>
+      <w:r>
+        <w:t xml:space="preserve">出典を出させる3行（第5回と同じもの。この回でも必ず入れる）</w:t>
       </w:r>
     </w:p>
     <w:p>
       <w:pPr>
         <w:numPr>
           <w:ilvl w:val="0"/>
-          <w:numId w:val="1033"/>
+          <w:numId w:val="1034"/>
+        </w:numPr>
+        <w:pStyle w:val="Compact"/>
+      </w:pPr>
+      <w:r>
+        <w:t xml:space="preserve">添付資料の内容だけから答える</w:t>
+      </w:r>
+    </w:p>
+    <w:p>
+      <w:pPr>
+        <w:numPr>
+          <w:ilvl w:val="0"/>
+          <w:numId w:val="1034"/>
+        </w:numPr>
+        <w:pStyle w:val="Compact"/>
+      </w:pPr>
+      <w:r>
+        <w:t xml:space="preserve">記載がなければ「資料に記載がありません」と答える</w:t>
+      </w:r>
+    </w:p>
+    <w:p>
+      <w:pPr>
+        <w:numPr>
+          <w:ilvl w:val="0"/>
+          <w:numId w:val="1034"/>
         </w:numPr>
         <w:pStyle w:val="Compact"/>
       </w:pPr>
@@ -13675,7 +13781,7 @@
       <w:pPr>
         <w:numPr>
           <w:ilvl w:val="0"/>
-          <w:numId w:val="1034"/>
+          <w:numId w:val="1035"/>
         </w:numPr>
         <w:pStyle w:val="Compact"/>
       </w:pPr>
@@ -13687,7 +13793,7 @@
       <w:pPr>
         <w:numPr>
           <w:ilvl w:val="0"/>
-          <w:numId w:val="1034"/>
+          <w:numId w:val="1035"/>
         </w:numPr>
         <w:pStyle w:val="Compact"/>
       </w:pPr>
@@ -14197,7 +14303,7 @@
       <w:pPr>
         <w:numPr>
           <w:ilvl w:val="0"/>
-          <w:numId w:val="1035"/>
+          <w:numId w:val="1036"/>
         </w:numPr>
         <w:pStyle w:val="Compact"/>
       </w:pPr>
@@ -14209,7 +14315,7 @@
       <w:pPr>
         <w:numPr>
           <w:ilvl w:val="0"/>
-          <w:numId w:val="1035"/>
+          <w:numId w:val="1036"/>
         </w:numPr>
         <w:pStyle w:val="Compact"/>
       </w:pPr>
@@ -14228,7 +14334,7 @@
       <w:pPr>
         <w:numPr>
           <w:ilvl w:val="0"/>
-          <w:numId w:val="1035"/>
+          <w:numId w:val="1036"/>
         </w:numPr>
         <w:pStyle w:val="Compact"/>
       </w:pPr>
@@ -14480,91 +14586,12 @@
       <w:pPr>
         <w:numPr>
           <w:ilvl w:val="0"/>
-          <w:numId w:val="1036"/>
+          <w:numId w:val="1037"/>
         </w:numPr>
         <w:pStyle w:val="Compact"/>
       </w:pPr>
       <w:r>
         <w:t xml:space="preserve">工程ごとに新しい会話を開く（工程1／工程2／工程3）</w:t>
-      </w:r>
-    </w:p>
-    <w:p>
-      <w:pPr>
-        <w:numPr>
-          <w:ilvl w:val="0"/>
-          <w:numId w:val="1036"/>
-        </w:numPr>
-        <w:pStyle w:val="Compact"/>
-      </w:pPr>
-      <w:r>
-        <w:t xml:space="preserve">前の工程の出力を、</w:t>
-      </w:r>
-      <w:r>
-        <w:rPr>
-          <w:bCs/>
-          <w:b/>
-        </w:rPr>
-        <w:t xml:space="preserve">そのまま次の会話の冒頭に貼る</w:t>
-      </w:r>
-    </w:p>
-    <w:p>
-      <w:pPr>
-        <w:numPr>
-          <w:ilvl w:val="0"/>
-          <w:numId w:val="1036"/>
-        </w:numPr>
-        <w:pStyle w:val="Compact"/>
-      </w:pPr>
-      <w:r>
-        <w:t xml:space="preserve">各工程の指示文の末尾に「</w:t>
-      </w:r>
-      <w:r>
-        <w:rPr>
-          <w:bCs/>
-          <w:b/>
-        </w:rPr>
-        <w:t xml:space="preserve">前提の再掲</w:t>
-      </w:r>
-      <w:r>
-        <w:t xml:space="preserve">」を必ず入れさせる（壊れ方①への対策そのもの）</w:t>
-      </w:r>
-    </w:p>
-    <w:p>
-      <w:pPr>
-        <w:pStyle w:val="FirstParagraph"/>
-      </w:pPr>
-      <w:r>
-        <w:t xml:space="preserve">地味だが、この形にする理由が3つある。</w:t>
-      </w:r>
-      <w:r>
-        <w:rPr>
-          <w:bCs/>
-          <w:b/>
-        </w:rPr>
-        <w:t xml:space="preserve">追加費用がゼロ</w:t>
-      </w:r>
-      <w:r>
-        <w:t xml:space="preserve">（全プランで動く）。</w:t>
-      </w:r>
-      <w:r>
-        <w:rPr>
-          <w:bCs/>
-          <w:b/>
-        </w:rPr>
-        <w:t xml:space="preserve">どこで壊れたかが目に見える</w:t>
-      </w:r>
-      <w:r>
-        <w:t xml:space="preserve">（会話が分かれているので工程が特定できる）。そして</w:t>
-      </w:r>
-      <w:r>
-        <w:rPr>
-          <w:bCs/>
-          <w:b/>
-        </w:rPr>
-        <w:t xml:space="preserve">貼り替える手作業が残るので、第7回の自動化フローに載せる動機がその場で生まれる</w:t>
-      </w:r>
-      <w:r>
-        <w:t xml:space="preserve">。</w:t>
       </w:r>
     </w:p>
     <w:p>
@@ -14576,17 +14603,14 @@
         <w:pStyle w:val="Compact"/>
       </w:pPr>
       <w:r>
+        <w:t xml:space="preserve">前の工程の出力を、</w:t>
+      </w:r>
+      <w:r>
         <w:rPr>
           <w:bCs/>
           <w:b/>
         </w:rPr>
-        <w:t xml:space="preserve">やらない：</w:t>
-      </w:r>
-      <w:r>
-        <w:t xml:space="preserve"> </w:t>
-      </w:r>
-      <w:r>
-        <w:t xml:space="preserve">1つの会話に3つのプロンプトを続けて打つ。壊れた工程を特定できないので、この回の目的（壊れ方を見る）が達成できない</w:t>
+        <w:t xml:space="preserve">そのまま次の会話の冒頭に貼る</w:t>
       </w:r>
     </w:p>
     <w:p>
@@ -14598,34 +14622,116 @@
         <w:pStyle w:val="Compact"/>
       </w:pPr>
       <w:r>
+        <w:t xml:space="preserve">各工程の指示文の末尾に「</w:t>
+      </w:r>
+      <w:r>
         <w:rPr>
           <w:bCs/>
           <w:b/>
         </w:rPr>
-        <w:t xml:space="preserve">Lv.4以上のみ：</w:t>
-      </w:r>
-      <w:r>
-        <w:t xml:space="preserve"> </w:t>
-      </w:r>
-      <w:r>
-        <w:t xml:space="preserve">エージェント機能を1回走らせる、または第7回のフローに載せて自動で流す。ただし</w:t>
+        <w:t xml:space="preserve">前提の再掲</w:t>
+      </w:r>
+      <w:r>
+        <w:t xml:space="preserve">」を必ず入れさせる（壊れ方①への対策そのもの）</w:t>
+      </w:r>
+    </w:p>
+    <w:p>
+      <w:pPr>
+        <w:pStyle w:val="FirstParagraph"/>
+      </w:pPr>
+      <w:r>
+        <w:t xml:space="preserve">地味だが、この形にする理由が3つある。</w:t>
       </w:r>
       <w:r>
         <w:rPr>
           <w:bCs/>
           <w:b/>
         </w:rPr>
-        <w:t xml:space="preserve">業務自動化エージェントは有料プラン限定で、クレジット制の課金体系を取ることがある</w:t>
-      </w:r>
-      <w:r>
-        <w:t xml:space="preserve">（4-4の前提知識表）。使わせる前に、当日の実行回数と費用の見当を伝えること</w:t>
+        <w:t xml:space="preserve">追加費用がゼロ</w:t>
+      </w:r>
+      <w:r>
+        <w:t xml:space="preserve">（全プランで動く）。</w:t>
+      </w:r>
+      <w:r>
+        <w:rPr>
+          <w:bCs/>
+          <w:b/>
+        </w:rPr>
+        <w:t xml:space="preserve">どこで壊れたかが目に見える</w:t>
+      </w:r>
+      <w:r>
+        <w:t xml:space="preserve">（会話が分かれているので工程が特定できる）。そして</w:t>
+      </w:r>
+      <w:r>
+        <w:rPr>
+          <w:bCs/>
+          <w:b/>
+        </w:rPr>
+        <w:t xml:space="preserve">貼り替える手作業が残るので、第7回の自動化フローに載せる動機がその場で生まれる</w:t>
+      </w:r>
+      <w:r>
+        <w:t xml:space="preserve">。</w:t>
       </w:r>
     </w:p>
     <w:p>
       <w:pPr>
         <w:numPr>
           <w:ilvl w:val="0"/>
-          <w:numId w:val="1037"/>
+          <w:numId w:val="1038"/>
+        </w:numPr>
+        <w:pStyle w:val="Compact"/>
+      </w:pPr>
+      <w:r>
+        <w:rPr>
+          <w:bCs/>
+          <w:b/>
+        </w:rPr>
+        <w:t xml:space="preserve">やらない：</w:t>
+      </w:r>
+      <w:r>
+        <w:t xml:space="preserve"> </w:t>
+      </w:r>
+      <w:r>
+        <w:t xml:space="preserve">1つの会話に3つのプロンプトを続けて打つ。壊れた工程を特定できないので、この回の目的（壊れ方を見る）が達成できない</w:t>
+      </w:r>
+    </w:p>
+    <w:p>
+      <w:pPr>
+        <w:numPr>
+          <w:ilvl w:val="0"/>
+          <w:numId w:val="1038"/>
+        </w:numPr>
+        <w:pStyle w:val="Compact"/>
+      </w:pPr>
+      <w:r>
+        <w:rPr>
+          <w:bCs/>
+          <w:b/>
+        </w:rPr>
+        <w:t xml:space="preserve">Lv.4以上のみ：</w:t>
+      </w:r>
+      <w:r>
+        <w:t xml:space="preserve"> </w:t>
+      </w:r>
+      <w:r>
+        <w:t xml:space="preserve">エージェント機能を1回走らせる、または第7回のフローに載せて自動で流す。ただし</w:t>
+      </w:r>
+      <w:r>
+        <w:rPr>
+          <w:bCs/>
+          <w:b/>
+        </w:rPr>
+        <w:t xml:space="preserve">業務自動化エージェントは有料プラン限定で、クレジット制の課金体系を取ることがある</w:t>
+      </w:r>
+      <w:r>
+        <w:t xml:space="preserve">（4-4の前提知識表）。使わせる前に、当日の実行回数と費用の見当を伝えること</w:t>
+      </w:r>
+    </w:p>
+    <w:p>
+      <w:pPr>
+        <w:numPr>
+          <w:ilvl w:val="0"/>
+          <w:numId w:val="1038"/>
         </w:numPr>
         <w:pStyle w:val="Compact"/>
       </w:pPr>
@@ -15136,7 +15242,7 @@
       <w:pPr>
         <w:numPr>
           <w:ilvl w:val="0"/>
-          <w:numId w:val="1038"/>
+          <w:numId w:val="1039"/>
         </w:numPr>
         <w:pStyle w:val="Compact"/>
       </w:pPr>
@@ -15148,7 +15254,7 @@
       <w:pPr>
         <w:numPr>
           <w:ilvl w:val="0"/>
-          <w:numId w:val="1038"/>
+          <w:numId w:val="1039"/>
         </w:numPr>
         <w:pStyle w:val="Compact"/>
       </w:pPr>
@@ -15580,7 +15686,7 @@
       <w:pPr>
         <w:numPr>
           <w:ilvl w:val="0"/>
-          <w:numId w:val="1039"/>
+          <w:numId w:val="1040"/>
         </w:numPr>
         <w:pStyle w:val="Compact"/>
       </w:pPr>
@@ -15592,7 +15698,7 @@
       <w:pPr>
         <w:numPr>
           <w:ilvl w:val="0"/>
-          <w:numId w:val="1039"/>
+          <w:numId w:val="1040"/>
         </w:numPr>
         <w:pStyle w:val="Compact"/>
       </w:pPr>
@@ -15604,7 +15710,7 @@
       <w:pPr>
         <w:numPr>
           <w:ilvl w:val="0"/>
-          <w:numId w:val="1039"/>
+          <w:numId w:val="1040"/>
         </w:numPr>
         <w:pStyle w:val="Compact"/>
       </w:pPr>
@@ -15914,7 +16020,7 @@
       <w:pPr>
         <w:numPr>
           <w:ilvl w:val="0"/>
-          <w:numId w:val="1040"/>
+          <w:numId w:val="1041"/>
         </w:numPr>
         <w:pStyle w:val="Compact"/>
       </w:pPr>
@@ -15936,7 +16042,7 @@
       <w:pPr>
         <w:numPr>
           <w:ilvl w:val="0"/>
-          <w:numId w:val="1040"/>
+          <w:numId w:val="1041"/>
         </w:numPr>
         <w:pStyle w:val="Compact"/>
       </w:pPr>
@@ -15955,7 +16061,7 @@
       <w:pPr>
         <w:numPr>
           <w:ilvl w:val="0"/>
-          <w:numId w:val="1040"/>
+          <w:numId w:val="1041"/>
         </w:numPr>
         <w:pStyle w:val="Compact"/>
       </w:pPr>
@@ -16247,107 +16353,12 @@
       <w:pPr>
         <w:numPr>
           <w:ilvl w:val="0"/>
-          <w:numId w:val="1041"/>
+          <w:numId w:val="1042"/>
         </w:numPr>
         <w:pStyle w:val="Compact"/>
       </w:pPr>
       <w:r>
         <w:t xml:space="preserve">Lv.1〜2：正解セットは講師が5件を下書きし、残り5件を受講者が埋める。ゼロから10件を求めない</w:t>
-      </w:r>
-    </w:p>
-    <w:p>
-      <w:pPr>
-        <w:numPr>
-          <w:ilvl w:val="0"/>
-          <w:numId w:val="1041"/>
-        </w:numPr>
-        <w:pStyle w:val="Compact"/>
-      </w:pPr>
-      <w:r>
-        <w:t xml:space="preserve">Lv.4以上：正解セットを業務別に分け、担当者に採点を引き渡すところまで設計する</w:t>
-      </w:r>
-    </w:p>
-    <w:bookmarkEnd w:id="160"/>
-    <w:bookmarkStart w:id="161" w:name="匿名事例プレースホルダー要差し替え-8"/>
-    <w:p>
-      <w:pPr>
-        <w:pStyle w:val="Heading3"/>
-      </w:pPr>
-      <w:r>
-        <w:t xml:space="preserve">匿名事例（プレースホルダー・要差し替え）</w:t>
-      </w:r>
-    </w:p>
-    <w:p>
-      <w:pPr>
-        <w:pStyle w:val="FirstParagraph"/>
-      </w:pPr>
-      <w:r>
-        <w:t xml:space="preserve">「月次チェックを入れた会社で、</w:t>
-      </w:r>
-      <w:r>
-        <w:rPr>
-          <w:bCs/>
-          <w:b/>
-        </w:rPr>
-        <w:t xml:space="preserve">モデルの更新後に回答の口調が変わり、顧客向け文面が硬くなっていた</w:t>
-      </w:r>
-      <w:r>
-        <w:t xml:space="preserve">のを2週間で発見した例。チェックがなければ気づかなかった」</w:t>
-      </w:r>
-    </w:p>
-    <w:p>
-      <w:r>
-        <w:pict>
-          <v:rect style="width:0;height:1.5pt" o:hralign="center" o:hrstd="t" o:hr="t"/>
-        </w:pict>
-      </w:r>
-    </w:p>
-    <w:bookmarkEnd w:id="161"/>
-    <w:bookmarkEnd w:id="162"/>
-    <w:bookmarkStart w:id="173" w:name="第11回-組織に載せる"/>
-    <w:p>
-      <w:pPr>
-        <w:pStyle w:val="Heading2"/>
-      </w:pPr>
-      <w:r>
-        <w:t xml:space="preserve">第11回　組織に載せる</w:t>
-      </w:r>
-    </w:p>
-    <w:bookmarkStart w:id="163" w:name="ねらい-9"/>
-    <w:p>
-      <w:pPr>
-        <w:pStyle w:val="Heading3"/>
-      </w:pPr>
-      <w:r>
-        <w:t xml:space="preserve">ねらい</w:t>
-      </w:r>
-    </w:p>
-    <w:p>
-      <w:pPr>
-        <w:pStyle w:val="FirstParagraph"/>
-      </w:pPr>
-      <w:r>
-        <w:rPr>
-          <w:bCs/>
-          <w:b/>
-        </w:rPr>
-        <w:t xml:space="preserve">講師がいなくなっても回る状態をつくる回。</w:t>
-      </w:r>
-      <w:r>
-        <w:t xml:space="preserve"> </w:t>
-      </w:r>
-      <w:r>
-        <w:t xml:space="preserve">推進人材の不在が導入の最大の壁である以上、ここが本講座の実質的な仕上げになる。</w:t>
-      </w:r>
-    </w:p>
-    <w:bookmarkEnd w:id="163"/>
-    <w:bookmarkStart w:id="164" w:name="到達点-8"/>
-    <w:p>
-      <w:pPr>
-        <w:pStyle w:val="Heading3"/>
-      </w:pPr>
-      <w:r>
-        <w:t xml:space="preserve">到達点</w:t>
       </w:r>
     </w:p>
     <w:p>
@@ -16359,26 +16370,121 @@
         <w:pStyle w:val="Compact"/>
       </w:pPr>
       <w:r>
-        <w:t xml:space="preserve">推進体制図（誰が何を持つか）ができている</w:t>
+        <w:t xml:space="preserve">Lv.4以上：正解セットを業務別に分け、担当者に採点を引き渡すところまで設計する</w:t>
+      </w:r>
+    </w:p>
+    <w:bookmarkEnd w:id="160"/>
+    <w:bookmarkStart w:id="161" w:name="匿名事例プレースホルダー要差し替え-8"/>
+    <w:p>
+      <w:pPr>
+        <w:pStyle w:val="Heading3"/>
+      </w:pPr>
+      <w:r>
+        <w:t xml:space="preserve">匿名事例（プレースホルダー・要差し替え）</w:t>
+      </w:r>
+    </w:p>
+    <w:p>
+      <w:pPr>
+        <w:pStyle w:val="FirstParagraph"/>
+      </w:pPr>
+      <w:r>
+        <w:t xml:space="preserve">「月次チェックを入れた会社で、</w:t>
+      </w:r>
+      <w:r>
+        <w:rPr>
+          <w:bCs/>
+          <w:b/>
+        </w:rPr>
+        <w:t xml:space="preserve">モデルの更新後に回答の口調が変わり、顧客向け文面が硬くなっていた</w:t>
+      </w:r>
+      <w:r>
+        <w:t xml:space="preserve">のを2週間で発見した例。チェックがなければ気づかなかった」</w:t>
+      </w:r>
+    </w:p>
+    <w:p>
+      <w:r>
+        <w:pict>
+          <v:rect style="width:0;height:1.5pt" o:hralign="center" o:hrstd="t" o:hr="t"/>
+        </w:pict>
+      </w:r>
+    </w:p>
+    <w:bookmarkEnd w:id="161"/>
+    <w:bookmarkEnd w:id="162"/>
+    <w:bookmarkStart w:id="173" w:name="第11回-組織に載せる"/>
+    <w:p>
+      <w:pPr>
+        <w:pStyle w:val="Heading2"/>
+      </w:pPr>
+      <w:r>
+        <w:t xml:space="preserve">第11回　組織に載せる</w:t>
+      </w:r>
+    </w:p>
+    <w:bookmarkStart w:id="163" w:name="ねらい-9"/>
+    <w:p>
+      <w:pPr>
+        <w:pStyle w:val="Heading3"/>
+      </w:pPr>
+      <w:r>
+        <w:t xml:space="preserve">ねらい</w:t>
+      </w:r>
+    </w:p>
+    <w:p>
+      <w:pPr>
+        <w:pStyle w:val="FirstParagraph"/>
+      </w:pPr>
+      <w:r>
+        <w:rPr>
+          <w:bCs/>
+          <w:b/>
+        </w:rPr>
+        <w:t xml:space="preserve">講師がいなくなっても回る状態をつくる回。</w:t>
+      </w:r>
+      <w:r>
+        <w:t xml:space="preserve"> </w:t>
+      </w:r>
+      <w:r>
+        <w:t xml:space="preserve">推進人材の不在が導入の最大の壁である以上、ここが本講座の実質的な仕上げになる。</w:t>
+      </w:r>
+    </w:p>
+    <w:bookmarkEnd w:id="163"/>
+    <w:bookmarkStart w:id="164" w:name="到達点-8"/>
+    <w:p>
+      <w:pPr>
+        <w:pStyle w:val="Heading3"/>
+      </w:pPr>
+      <w:r>
+        <w:t xml:space="preserve">到達点</w:t>
       </w:r>
     </w:p>
     <w:p>
       <w:pPr>
         <w:numPr>
           <w:ilvl w:val="0"/>
-          <w:numId w:val="1042"/>
+          <w:numId w:val="1043"/>
         </w:numPr>
         <w:pStyle w:val="Compact"/>
       </w:pPr>
       <w:r>
-        <w:t xml:space="preserve">権限・費用管理表ができている（誰が何のアカウントを持ち、月いくら払っているか）</w:t>
+        <w:t xml:space="preserve">推進体制図（誰が何を持つか）ができている</w:t>
       </w:r>
     </w:p>
     <w:p>
       <w:pPr>
         <w:numPr>
           <w:ilvl w:val="0"/>
-          <w:numId w:val="1042"/>
+          <w:numId w:val="1043"/>
+        </w:numPr>
+        <w:pStyle w:val="Compact"/>
+      </w:pPr>
+      <w:r>
+        <w:t xml:space="preserve">権限・費用管理表ができている（誰が何のアカウントを持ち、月いくら払っているか）</w:t>
+      </w:r>
+    </w:p>
+    <w:p>
+      <w:pPr>
+        <w:numPr>
+          <w:ilvl w:val="0"/>
+          <w:numId w:val="1043"/>
         </w:numPr>
         <w:pStyle w:val="Compact"/>
       </w:pPr>
@@ -17493,114 +17599,12 @@
       <w:pPr>
         <w:numPr>
           <w:ilvl w:val="0"/>
-          <w:numId w:val="1043"/>
+          <w:numId w:val="1044"/>
         </w:numPr>
         <w:pStyle w:val="Compact"/>
       </w:pPr>
       <w:r>
         <w:t xml:space="preserve">Lv.1〜2：役割は「決める人」と「回す人」の2つに絞る。4役割を埋めようとして空欄だらけにしない</w:t>
-      </w:r>
-    </w:p>
-    <w:p>
-      <w:pPr>
-        <w:numPr>
-          <w:ilvl w:val="0"/>
-          <w:numId w:val="1043"/>
-        </w:numPr>
-        <w:pStyle w:val="Compact"/>
-      </w:pPr>
-      <w:r>
-        <w:t xml:space="preserve">Lv.4以上：部署別の展開計画と、外注先の選定基準まで書く</w:t>
-      </w:r>
-    </w:p>
-    <w:bookmarkEnd w:id="171"/>
-    <w:bookmarkStart w:id="172" w:name="匿名事例プレースホルダー要差し替え-9"/>
-    <w:p>
-      <w:pPr>
-        <w:pStyle w:val="Heading3"/>
-      </w:pPr>
-      <w:r>
-        <w:t xml:space="preserve">匿名事例（プレースホルダー・要差し替え）</w:t>
-      </w:r>
-    </w:p>
-    <w:p>
-      <w:pPr>
-        <w:pStyle w:val="FirstParagraph"/>
-      </w:pPr>
-      <w:r>
-        <w:t xml:space="preserve">「推進役を決めずに始めた会社と、専任ではないが</w:t>
-      </w:r>
-      <w:r>
-        <w:rPr>
-          <w:bCs/>
-          <w:b/>
-        </w:rPr>
-        <w:t xml:space="preserve">月4時間を正式に割り当てた</w:t>
-      </w:r>
-      <w:r>
-        <w:t xml:space="preserve">会社の対比。前者は3か月で止まり、後者は1年後も回っている。差は熱意ではなく、</w:t>
-      </w:r>
-      <w:r>
-        <w:rPr>
-          <w:bCs/>
-          <w:b/>
-        </w:rPr>
-        <w:t xml:space="preserve">時間が業務として認められていたかどうか</w:t>
-      </w:r>
-      <w:r>
-        <w:t xml:space="preserve">だった」</w:t>
-      </w:r>
-    </w:p>
-    <w:p>
-      <w:r>
-        <w:pict>
-          <v:rect style="width:0;height:1.5pt" o:hralign="center" o:hrstd="t" o:hr="t"/>
-        </w:pict>
-      </w:r>
-    </w:p>
-    <w:bookmarkEnd w:id="172"/>
-    <w:bookmarkEnd w:id="173"/>
-    <w:bookmarkStart w:id="184" w:name="第12回-aiを前提に事業を組み直す-社員同席"/>
-    <w:p>
-      <w:pPr>
-        <w:pStyle w:val="Heading2"/>
-      </w:pPr>
-      <w:r>
-        <w:t xml:space="preserve">第12回　AIを前提に事業を組み直す　【社員同席】</w:t>
-      </w:r>
-    </w:p>
-    <w:bookmarkStart w:id="174" w:name="ねらい-10"/>
-    <w:p>
-      <w:pPr>
-        <w:pStyle w:val="Heading3"/>
-      </w:pPr>
-      <w:r>
-        <w:t xml:space="preserve">ねらい</w:t>
-      </w:r>
-    </w:p>
-    <w:p>
-      <w:pPr>
-        <w:pStyle w:val="FirstParagraph"/>
-      </w:pPr>
-      <w:r>
-        <w:t xml:space="preserve">道具の話を終え、事業の話に戻る。</w:t>
-      </w:r>
-      <w:r>
-        <w:rPr>
-          <w:bCs/>
-          <w:b/>
-        </w:rPr>
-        <w:t xml:space="preserve">11回分の成果物を、事業計画の言葉に翻訳する回。</w:t>
-      </w:r>
-    </w:p>
-    <w:bookmarkEnd w:id="174"/>
-    <w:bookmarkStart w:id="175" w:name="到達点-9"/>
-    <w:p>
-      <w:pPr>
-        <w:pStyle w:val="Heading3"/>
-      </w:pPr>
-      <w:r>
-        <w:t xml:space="preserve">到達点</w:t>
       </w:r>
     </w:p>
     <w:p>
@@ -17612,41 +17616,97 @@
         <w:pStyle w:val="Compact"/>
       </w:pPr>
       <w:r>
-        <w:t xml:space="preserve">3年構想が1枚になっている</w:t>
-      </w:r>
-    </w:p>
-    <w:p>
-      <w:pPr>
-        <w:numPr>
-          <w:ilvl w:val="0"/>
-          <w:numId w:val="1044"/>
-        </w:numPr>
-        <w:pStyle w:val="Compact"/>
-      </w:pPr>
-      <w:r>
-        <w:t xml:space="preserve">改訂版12か月ロードマップができている（第6回版の更新）</w:t>
-      </w:r>
-    </w:p>
-    <w:p>
-      <w:pPr>
-        <w:numPr>
-          <w:ilvl w:val="0"/>
-          <w:numId w:val="1044"/>
-        </w:numPr>
-        <w:pStyle w:val="Compact"/>
-      </w:pPr>
-      <w:r>
-        <w:t xml:space="preserve">社員の前で、受講者が今後の方針を語った</w:t>
-      </w:r>
-    </w:p>
-    <w:bookmarkEnd w:id="175"/>
-    <w:bookmarkStart w:id="176" w:name="事前準備第6回と同様に重い"/>
+        <w:t xml:space="preserve">Lv.4以上：部署別の展開計画と、外注先の選定基準まで書く</w:t>
+      </w:r>
+    </w:p>
+    <w:bookmarkEnd w:id="171"/>
+    <w:bookmarkStart w:id="172" w:name="匿名事例プレースホルダー要差し替え-9"/>
     <w:p>
       <w:pPr>
         <w:pStyle w:val="Heading3"/>
       </w:pPr>
       <w:r>
-        <w:t xml:space="preserve">事前準備（第6回と同様に重い）</w:t>
+        <w:t xml:space="preserve">匿名事例（プレースホルダー・要差し替え）</w:t>
+      </w:r>
+    </w:p>
+    <w:p>
+      <w:pPr>
+        <w:pStyle w:val="FirstParagraph"/>
+      </w:pPr>
+      <w:r>
+        <w:t xml:space="preserve">「推進役を決めずに始めた会社と、専任ではないが</w:t>
+      </w:r>
+      <w:r>
+        <w:rPr>
+          <w:bCs/>
+          <w:b/>
+        </w:rPr>
+        <w:t xml:space="preserve">月4時間を正式に割り当てた</w:t>
+      </w:r>
+      <w:r>
+        <w:t xml:space="preserve">会社の対比。前者は3か月で止まり、後者は1年後も回っている。差は熱意ではなく、</w:t>
+      </w:r>
+      <w:r>
+        <w:rPr>
+          <w:bCs/>
+          <w:b/>
+        </w:rPr>
+        <w:t xml:space="preserve">時間が業務として認められていたかどうか</w:t>
+      </w:r>
+      <w:r>
+        <w:t xml:space="preserve">だった」</w:t>
+      </w:r>
+    </w:p>
+    <w:p>
+      <w:r>
+        <w:pict>
+          <v:rect style="width:0;height:1.5pt" o:hralign="center" o:hrstd="t" o:hr="t"/>
+        </w:pict>
+      </w:r>
+    </w:p>
+    <w:bookmarkEnd w:id="172"/>
+    <w:bookmarkEnd w:id="173"/>
+    <w:bookmarkStart w:id="184" w:name="第12回-aiを前提に事業を組み直す-社員同席"/>
+    <w:p>
+      <w:pPr>
+        <w:pStyle w:val="Heading2"/>
+      </w:pPr>
+      <w:r>
+        <w:t xml:space="preserve">第12回　AIを前提に事業を組み直す　【社員同席】</w:t>
+      </w:r>
+    </w:p>
+    <w:bookmarkStart w:id="174" w:name="ねらい-10"/>
+    <w:p>
+      <w:pPr>
+        <w:pStyle w:val="Heading3"/>
+      </w:pPr>
+      <w:r>
+        <w:t xml:space="preserve">ねらい</w:t>
+      </w:r>
+    </w:p>
+    <w:p>
+      <w:pPr>
+        <w:pStyle w:val="FirstParagraph"/>
+      </w:pPr>
+      <w:r>
+        <w:t xml:space="preserve">道具の話を終え、事業の話に戻る。</w:t>
+      </w:r>
+      <w:r>
+        <w:rPr>
+          <w:bCs/>
+          <w:b/>
+        </w:rPr>
+        <w:t xml:space="preserve">11回分の成果物を、事業計画の言葉に翻訳する回。</w:t>
+      </w:r>
+    </w:p>
+    <w:bookmarkEnd w:id="174"/>
+    <w:bookmarkStart w:id="175" w:name="到達点-9"/>
+    <w:p>
+      <w:pPr>
+        <w:pStyle w:val="Heading3"/>
+      </w:pPr>
+      <w:r>
+        <w:t xml:space="preserve">到達点</w:t>
       </w:r>
     </w:p>
     <w:p>
@@ -17658,14 +17718,7 @@
         <w:pStyle w:val="Compact"/>
       </w:pPr>
       <w:r>
-        <w:rPr>
-          <w:bCs/>
-          <w:b/>
-        </w:rPr>
-        <w:t xml:space="preserve">2週間前</w:t>
-      </w:r>
-      <w:r>
-        <w:t xml:space="preserve">：社員へ案内送付（受講者名義。文案は講師が作る）。第6回の参加者に加え、この半年で実際に使った社員を必ず呼ぶ</w:t>
+        <w:t xml:space="preserve">3年構想が1枚になっている</w:t>
       </w:r>
     </w:p>
     <w:p>
@@ -17677,21 +17730,7 @@
         <w:pStyle w:val="Compact"/>
       </w:pPr>
       <w:r>
-        <w:rPr>
-          <w:bCs/>
-          <w:b/>
-        </w:rPr>
-        <w:t xml:space="preserve">1週間前</w:t>
-      </w:r>
-      <w:r>
-        <w:t xml:space="preserve">：発表内容の壁打ち（30分・別枠）。</w:t>
-      </w:r>
-      <w:r>
-        <w:rPr>
-          <w:bCs/>
-          <w:b/>
-        </w:rPr>
-        <w:t xml:space="preserve">3年構想の4問への答えを、この時点で一度声に出させる</w:t>
+        <w:t xml:space="preserve">改訂版12か月ロードマップができている（第6回版の更新）</w:t>
       </w:r>
     </w:p>
     <w:p>
@@ -17699,6 +17738,73 @@
         <w:numPr>
           <w:ilvl w:val="0"/>
           <w:numId w:val="1045"/>
+        </w:numPr>
+        <w:pStyle w:val="Compact"/>
+      </w:pPr>
+      <w:r>
+        <w:t xml:space="preserve">社員の前で、受講者が今後の方針を語った</w:t>
+      </w:r>
+    </w:p>
+    <w:bookmarkEnd w:id="175"/>
+    <w:bookmarkStart w:id="176" w:name="事前準備第6回と同様に重い"/>
+    <w:p>
+      <w:pPr>
+        <w:pStyle w:val="Heading3"/>
+      </w:pPr>
+      <w:r>
+        <w:t xml:space="preserve">事前準備（第6回と同様に重い）</w:t>
+      </w:r>
+    </w:p>
+    <w:p>
+      <w:pPr>
+        <w:numPr>
+          <w:ilvl w:val="0"/>
+          <w:numId w:val="1046"/>
+        </w:numPr>
+        <w:pStyle w:val="Compact"/>
+      </w:pPr>
+      <w:r>
+        <w:rPr>
+          <w:bCs/>
+          <w:b/>
+        </w:rPr>
+        <w:t xml:space="preserve">2週間前</w:t>
+      </w:r>
+      <w:r>
+        <w:t xml:space="preserve">：社員へ案内送付（受講者名義。文案は講師が作る）。第6回の参加者に加え、この半年で実際に使った社員を必ず呼ぶ</w:t>
+      </w:r>
+    </w:p>
+    <w:p>
+      <w:pPr>
+        <w:numPr>
+          <w:ilvl w:val="0"/>
+          <w:numId w:val="1046"/>
+        </w:numPr>
+        <w:pStyle w:val="Compact"/>
+      </w:pPr>
+      <w:r>
+        <w:rPr>
+          <w:bCs/>
+          <w:b/>
+        </w:rPr>
+        <w:t xml:space="preserve">1週間前</w:t>
+      </w:r>
+      <w:r>
+        <w:t xml:space="preserve">：発表内容の壁打ち（30分・別枠）。</w:t>
+      </w:r>
+      <w:r>
+        <w:rPr>
+          <w:bCs/>
+          <w:b/>
+        </w:rPr>
+        <w:t xml:space="preserve">3年構想の4問への答えを、この時点で一度声に出させる</w:t>
+      </w:r>
+    </w:p>
+    <w:p>
+      <w:pPr>
+        <w:numPr>
+          <w:ilvl w:val="0"/>
+          <w:numId w:val="1046"/>
         </w:numPr>
         <w:pStyle w:val="Compact"/>
       </w:pPr>
@@ -17988,7 +18094,7 @@
       <w:pPr>
         <w:numPr>
           <w:ilvl w:val="0"/>
-          <w:numId w:val="1046"/>
+          <w:numId w:val="1047"/>
         </w:numPr>
         <w:pStyle w:val="Compact"/>
       </w:pPr>
@@ -18001,73 +18107,6 @@
       </w:r>
       <w:r>
         <w:t xml:space="preserve">（業務名で3つ）</w:t>
-      </w:r>
-    </w:p>
-    <w:p>
-      <w:pPr>
-        <w:numPr>
-          <w:ilvl w:val="0"/>
-          <w:numId w:val="1046"/>
-        </w:numPr>
-        <w:pStyle w:val="Compact"/>
-      </w:pPr>
-      <w:r>
-        <w:rPr>
-          <w:bCs/>
-          <w:b/>
-        </w:rPr>
-        <w:t xml:space="preserve">その結果、人は何をしているか</w:t>
-      </w:r>
-      <w:r>
-        <w:t xml:space="preserve">（減らす話ではなく、移す話として書かせる）</w:t>
-      </w:r>
-    </w:p>
-    <w:p>
-      <w:pPr>
-        <w:numPr>
-          <w:ilvl w:val="0"/>
-          <w:numId w:val="1046"/>
-        </w:numPr>
-        <w:pStyle w:val="Compact"/>
-      </w:pPr>
-      <w:r>
-        <w:rPr>
-          <w:bCs/>
-          <w:b/>
-        </w:rPr>
-        <w:t xml:space="preserve">そのために、今ない資産は何か</w:t>
-      </w:r>
-      <w:r>
-        <w:t xml:space="preserve">（データ／資料／人／仕組み。第8回の不足資料リストが効く）</w:t>
-      </w:r>
-    </w:p>
-    <w:p>
-      <w:pPr>
-        <w:numPr>
-          <w:ilvl w:val="0"/>
-          <w:numId w:val="1046"/>
-        </w:numPr>
-        <w:pStyle w:val="Compact"/>
-      </w:pPr>
-      <w:r>
-        <w:rPr>
-          <w:bCs/>
-          <w:b/>
-        </w:rPr>
-        <w:t xml:space="preserve">やらないと決めることは何か</w:t>
-      </w:r>
-      <w:r>
-        <w:t xml:space="preserve">（最も重要。全部やろうとして何も進まない会社が多い）</w:t>
-      </w:r>
-    </w:p>
-    <w:bookmarkEnd w:id="178"/>
-    <w:bookmarkStart w:id="179" w:name="修了時にやること"/>
-    <w:p>
-      <w:pPr>
-        <w:pStyle w:val="Heading3"/>
-      </w:pPr>
-      <w:r>
-        <w:t xml:space="preserve">修了時にやること</w:t>
       </w:r>
     </w:p>
     <w:p>
@@ -18079,30 +18118,14 @@
         <w:pStyle w:val="Compact"/>
       </w:pPr>
       <w:r>
-        <w:t xml:space="preserve">☐</w:t>
-      </w:r>
-      <w:r>
-        <w:t xml:space="preserve"> </w:t>
-      </w:r>
-      <w:r>
         <w:rPr>
           <w:bCs/>
           <w:b/>
         </w:rPr>
-        <w:t xml:space="preserve">AIスキル診断を修了時版で再実施</w:t>
-      </w:r>
-      <w:r>
-        <w:t xml:space="preserve">（受講前と</w:t>
-      </w:r>
-      <w:r>
-        <w:rPr>
-          <w:bCs/>
-          <w:b/>
-        </w:rPr>
-        <w:t xml:space="preserve">同じ設問</w:t>
-      </w:r>
-      <w:r>
-        <w:t xml:space="preserve">であること。設問を変えると伸び幅が比較できない）</w:t>
+        <w:t xml:space="preserve">その結果、人は何をしているか</w:t>
+      </w:r>
+      <w:r>
+        <w:t xml:space="preserve">（減らす話ではなく、移す話として書かせる）</w:t>
       </w:r>
     </w:p>
     <w:p>
@@ -18114,7 +18137,14 @@
         <w:pStyle w:val="Compact"/>
       </w:pPr>
       <w:r>
-        <w:t xml:space="preserve">☐ 成果報告フォームの記入</w:t>
+        <w:rPr>
+          <w:bCs/>
+          <w:b/>
+        </w:rPr>
+        <w:t xml:space="preserve">そのために、今ない資産は何か</w:t>
+      </w:r>
+      <w:r>
+        <w:t xml:space="preserve">（データ／資料／人／仕組み。第8回の不足資料リストが効く）</w:t>
       </w:r>
     </w:p>
     <w:p>
@@ -18126,62 +18156,138 @@
         <w:pStyle w:val="Compact"/>
       </w:pPr>
       <w:r>
-        <w:t xml:space="preserve">☐ 成果物一式の引き渡し（下記12点。1-2の成果物列と1対1で対応させる）</w:t>
+        <w:rPr>
+          <w:bCs/>
+          <w:b/>
+        </w:rPr>
+        <w:t xml:space="preserve">やらないと決めることは何か</w:t>
+      </w:r>
+      <w:r>
+        <w:t xml:space="preserve">（最も重要。全部やろうとして何も進まない会社が多い）</w:t>
+      </w:r>
+    </w:p>
+    <w:bookmarkEnd w:id="178"/>
+    <w:bookmarkStart w:id="179" w:name="修了時にやること"/>
+    <w:p>
+      <w:pPr>
+        <w:pStyle w:val="Heading3"/>
+      </w:pPr>
+      <w:r>
+        <w:t xml:space="preserve">修了時にやること</w:t>
       </w:r>
     </w:p>
     <w:p>
       <w:pPr>
         <w:numPr>
-          <w:ilvl w:val="1"/>
+          <w:ilvl w:val="0"/>
           <w:numId w:val="1048"/>
         </w:numPr>
         <w:pStyle w:val="Compact"/>
       </w:pPr>
       <w:r>
-        <w:t xml:space="preserve">☐ ① 業務棚卸しシート（第1回）　② プロンプト集 v1・v2（第2・3回）　③ 社内文書テンプレ3種（第3回）</w:t>
+        <w:t xml:space="preserve">☐</w:t>
+      </w:r>
+      <w:r>
+        <w:t xml:space="preserve"> </w:t>
+      </w:r>
+      <w:r>
+        <w:rPr>
+          <w:bCs/>
+          <w:b/>
+        </w:rPr>
+        <w:t xml:space="preserve">AIスキル診断を修了時版で再実施</w:t>
+      </w:r>
+      <w:r>
+        <w:t xml:space="preserve">（受講前と</w:t>
+      </w:r>
+      <w:r>
+        <w:rPr>
+          <w:bCs/>
+          <w:b/>
+        </w:rPr>
+        <w:t xml:space="preserve">同じ設問</w:t>
+      </w:r>
+      <w:r>
+        <w:t xml:space="preserve">であること。設問を変えると伸び幅が比較できない）</w:t>
       </w:r>
     </w:p>
     <w:p>
       <w:pPr>
         <w:numPr>
-          <w:ilvl w:val="1"/>
+          <w:ilvl w:val="0"/>
           <w:numId w:val="1048"/>
         </w:numPr>
         <w:pStyle w:val="Compact"/>
       </w:pPr>
       <w:r>
-        <w:t xml:space="preserve">☐ ④ 月次レポート雛形（第4回）　⑤ 専用AI＋指示文（第5回）　⑥ AI利用ルール v1（第5回）</w:t>
+        <w:t xml:space="preserve">☐ 成果報告フォームの記入</w:t>
       </w:r>
     </w:p>
     <w:p>
       <w:pPr>
         <w:numPr>
-          <w:ilvl w:val="1"/>
+          <w:ilvl w:val="0"/>
           <w:numId w:val="1048"/>
         </w:numPr>
         <w:pStyle w:val="Compact"/>
       </w:pPr>
       <w:r>
-        <w:t xml:space="preserve">☐ ⑦ 12か月ロードマップ（第6回・第12回改訂版）　⑧ 自動化フロー（第7回）　⑨ 不足資料リスト（第8回）</w:t>
+        <w:t xml:space="preserve">☐ 成果物一式の引き渡し（下記12点。1-2の成果物列と1対1で対応させる）</w:t>
       </w:r>
     </w:p>
     <w:p>
       <w:pPr>
         <w:numPr>
           <w:ilvl w:val="1"/>
-          <w:numId w:val="1048"/>
+          <w:numId w:val="1049"/>
         </w:numPr>
         <w:pStyle w:val="Compact"/>
       </w:pPr>
       <w:r>
-        <w:t xml:space="preserve">☐ ⑩ 多工程タスク設計書（第9回）　⑪ 正解セット10件＋月次チェック手順（第10回）</w:t>
+        <w:t xml:space="preserve">☐ ① 業務棚卸しシート（第1回）　② プロンプト集 v1・v2（第2・3回）　③ 社内文書テンプレ3種（第3回）</w:t>
       </w:r>
     </w:p>
     <w:p>
       <w:pPr>
         <w:numPr>
           <w:ilvl w:val="1"/>
-          <w:numId w:val="1048"/>
+          <w:numId w:val="1049"/>
+        </w:numPr>
+        <w:pStyle w:val="Compact"/>
+      </w:pPr>
+      <w:r>
+        <w:t xml:space="preserve">☐ ④ 月次レポート雛形（第4回）　⑤ 専用AI＋指示文（第5回）　⑥ AI利用ルール v1（第5回）</w:t>
+      </w:r>
+    </w:p>
+    <w:p>
+      <w:pPr>
+        <w:numPr>
+          <w:ilvl w:val="1"/>
+          <w:numId w:val="1049"/>
+        </w:numPr>
+        <w:pStyle w:val="Compact"/>
+      </w:pPr>
+      <w:r>
+        <w:t xml:space="preserve">☐ ⑦ 12か月ロードマップ（第6回・第12回改訂版）　⑧ 自動化フロー（第7回）　⑨ 不足資料リスト（第8回）</w:t>
+      </w:r>
+    </w:p>
+    <w:p>
+      <w:pPr>
+        <w:numPr>
+          <w:ilvl w:val="1"/>
+          <w:numId w:val="1049"/>
+        </w:numPr>
+        <w:pStyle w:val="Compact"/>
+      </w:pPr>
+      <w:r>
+        <w:t xml:space="preserve">☐ ⑩ 多工程タスク設計書（第9回）　⑪ 正解セット10件＋月次チェック手順（第10回）</w:t>
+      </w:r>
+    </w:p>
+    <w:p>
+      <w:pPr>
+        <w:numPr>
+          <w:ilvl w:val="1"/>
+          <w:numId w:val="1049"/>
         </w:numPr>
         <w:pStyle w:val="Compact"/>
       </w:pPr>
@@ -18435,7 +18541,7 @@
       <w:pPr>
         <w:numPr>
           <w:ilvl w:val="0"/>
-          <w:numId w:val="1049"/>
+          <w:numId w:val="1050"/>
         </w:numPr>
         <w:pStyle w:val="Compact"/>
       </w:pPr>
@@ -18457,7 +18563,7 @@
       <w:pPr>
         <w:numPr>
           <w:ilvl w:val="0"/>
-          <w:numId w:val="1049"/>
+          <w:numId w:val="1050"/>
         </w:numPr>
         <w:pStyle w:val="Compact"/>
       </w:pPr>
@@ -19210,7 +19316,7 @@
       <w:pPr>
         <w:numPr>
           <w:ilvl w:val="0"/>
-          <w:numId w:val="1050"/>
+          <w:numId w:val="1051"/>
         </w:numPr>
         <w:pStyle w:val="Compact"/>
       </w:pPr>
@@ -19232,7 +19338,7 @@
       <w:pPr>
         <w:numPr>
           <w:ilvl w:val="0"/>
-          <w:numId w:val="1050"/>
+          <w:numId w:val="1051"/>
         </w:numPr>
         <w:pStyle w:val="Compact"/>
       </w:pPr>
@@ -19254,7 +19360,7 @@
       <w:pPr>
         <w:numPr>
           <w:ilvl w:val="0"/>
-          <w:numId w:val="1050"/>
+          <w:numId w:val="1051"/>
         </w:numPr>
         <w:pStyle w:val="Compact"/>
       </w:pPr>
@@ -19266,7 +19372,7 @@
       <w:pPr>
         <w:numPr>
           <w:ilvl w:val="0"/>
-          <w:numId w:val="1050"/>
+          <w:numId w:val="1051"/>
         </w:numPr>
         <w:pStyle w:val="Compact"/>
       </w:pPr>
@@ -22296,7 +22402,7 @@
       <w:pPr>
         <w:numPr>
           <w:ilvl w:val="0"/>
-          <w:numId w:val="1051"/>
+          <w:numId w:val="1052"/>
         </w:numPr>
         <w:pStyle w:val="Compact"/>
       </w:pPr>
@@ -22315,7 +22421,7 @@
       <w:pPr>
         <w:numPr>
           <w:ilvl w:val="0"/>
-          <w:numId w:val="1051"/>
+          <w:numId w:val="1052"/>
         </w:numPr>
         <w:pStyle w:val="Compact"/>
       </w:pPr>
@@ -22334,7 +22440,7 @@
       <w:pPr>
         <w:numPr>
           <w:ilvl w:val="0"/>
-          <w:numId w:val="1051"/>
+          <w:numId w:val="1052"/>
         </w:numPr>
         <w:pStyle w:val="Compact"/>
       </w:pPr>
@@ -22353,7 +22459,7 @@
       <w:pPr>
         <w:numPr>
           <w:ilvl w:val="0"/>
-          <w:numId w:val="1051"/>
+          <w:numId w:val="1052"/>
         </w:numPr>
         <w:pStyle w:val="Compact"/>
       </w:pPr>
@@ -22379,7 +22485,7 @@
       <w:pPr>
         <w:numPr>
           <w:ilvl w:val="0"/>
-          <w:numId w:val="1051"/>
+          <w:numId w:val="1052"/>
         </w:numPr>
         <w:pStyle w:val="Compact"/>
       </w:pPr>
@@ -23357,7 +23463,7 @@
     </w:p>
     <w:bookmarkEnd w:id="197"/>
     <w:bookmarkEnd w:id="198"/>
-    <w:bookmarkStart w:id="214" w:name="第5部-運用資料"/>
+    <w:bookmarkStart w:id="217" w:name="第5部-運用資料"/>
     <w:p>
       <w:pPr>
         <w:pStyle w:val="Heading1"/>
@@ -24520,7 +24626,7 @@
     </w:p>
     <w:bookmarkEnd w:id="199"/>
     <w:bookmarkEnd w:id="200"/>
-    <w:bookmarkStart w:id="203" w:name="匿名事例ストックの育て方"/>
+    <w:bookmarkStart w:id="204" w:name="匿名事例ストックの育て方"/>
     <w:p>
       <w:pPr>
         <w:pStyle w:val="Heading2"/>
@@ -24630,582 +24736,6 @@
       </w:pPr>
       <w:r>
         <w:t xml:space="preserve">収集元</w:t>
-      </w:r>
-    </w:p>
-    <w:p>
-      <w:pPr>
-        <w:numPr>
-          <w:ilvl w:val="0"/>
-          <w:numId w:val="1052"/>
-        </w:numPr>
-        <w:pStyle w:val="Compact"/>
-      </w:pPr>
-      <w:r>
-        <w:rPr>
-          <w:bCs/>
-          <w:b/>
-        </w:rPr>
-        <w:t xml:space="preserve">自分の案件</w:t>
-      </w:r>
-      <w:r>
-        <w:t xml:space="preserve">（許諾を取ること。第12回の修了時に確認する）</w:t>
-      </w:r>
-    </w:p>
-    <w:p>
-      <w:pPr>
-        <w:numPr>
-          <w:ilvl w:val="0"/>
-          <w:numId w:val="1052"/>
-        </w:numPr>
-        <w:pStyle w:val="Compact"/>
-      </w:pPr>
-      <w:r>
-        <w:t xml:space="preserve">公的調査・業界団体の事例集</w:t>
-      </w:r>
-    </w:p>
-    <w:p>
-      <w:pPr>
-        <w:numPr>
-          <w:ilvl w:val="0"/>
-          <w:numId w:val="1052"/>
-        </w:numPr>
-        <w:pStyle w:val="Compact"/>
-      </w:pPr>
-      <w:r>
-        <w:t xml:space="preserve">他講師・コミュニティでの見聞（</w:t>
-      </w:r>
-      <w:r>
-        <w:rPr>
-          <w:bCs/>
-          <w:b/>
-        </w:rPr>
-        <w:t xml:space="preserve">必ず業種と規模を伏せる</w:t>
-      </w:r>
-      <w:r>
-        <w:t xml:space="preserve">）</w:t>
-      </w:r>
-    </w:p>
-    <w:p>
-      <w:pPr>
-        <w:numPr>
-          <w:ilvl w:val="0"/>
-          <w:numId w:val="1052"/>
-        </w:numPr>
-        <w:pStyle w:val="Compact"/>
-      </w:pPr>
-      <w:r>
-        <w:t xml:space="preserve">自分自身の実験（副業・自社業務での試行）</w:t>
-      </w:r>
-    </w:p>
-    <w:p>
-      <w:pPr>
-        <w:pStyle w:val="FirstParagraph"/>
-      </w:pPr>
-      <w:r>
-        <w:rPr>
-          <w:bCs/>
-          <w:b/>
-        </w:rPr>
-        <w:t xml:space="preserve">「効果より大事だった副産物」の欄を必ず埋める。</w:t>
-      </w:r>
-      <w:r>
-        <w:t xml:space="preserve"> </w:t>
-      </w:r>
-      <w:r>
-        <w:t xml:space="preserve">数字だけの事例は他所でも聞ける。経営者が動くのは副産物のほうである。</w:t>
-      </w:r>
-    </w:p>
-    <w:p>
-      <w:r>
-        <w:pict>
-          <v:rect style="width:0;height:1.5pt" o:hralign="center" o:hrstd="t" o:hr="t"/>
-        </w:pict>
-      </w:r>
-    </w:p>
-    <w:bookmarkEnd w:id="202"/>
-    <w:bookmarkEnd w:id="203"/>
-    <w:bookmarkStart w:id="208" w:name="助成金メモ2026年9月時点令和8年8月3日改正を反映"/>
-    <w:p>
-      <w:pPr>
-        <w:pStyle w:val="Heading2"/>
-      </w:pPr>
-      <w:r>
-        <w:t xml:space="preserve">5-3. 助成金メモ（2026年9月時点・令和8年8月3日改正を反映）</w:t>
-      </w:r>
-    </w:p>
-    <w:p>
-      <w:pPr>
-        <w:pStyle w:val="FirstParagraph"/>
-      </w:pPr>
-      <w:r>
-        <w:rPr>
-          <w:bCs/>
-          <w:b/>
-        </w:rPr>
-        <w:t xml:space="preserve">人材開発支援助成金（事業展開等リスキリング支援コース）</w:t>
-      </w:r>
-    </w:p>
-    <w:tbl>
-      <w:tblPr>
-        <w:tblStyle w:val="Table"/>
-        <w:tblW w:type="pct" w:w="5000"/>
-        <w:tblLook w:firstRow="1" w:lastRow="0" w:firstColumn="0" w:lastColumn="0" w:noHBand="0" w:noVBand="0" w:val="0020"/>
-        <w:jc w:val="start"/>
-      </w:tblPr>
-      <w:tblGrid>
-        <w:gridCol w:w="3960"/>
-        <w:gridCol w:w="3960"/>
-      </w:tblGrid>
-      <w:tr>
-        <w:trPr>
-          <w:tblHeader w:val="true"/>
-        </w:trPr>
-        <w:tc>
-          <w:tcPr/>
-          <w:p>
-            <w:pPr>
-              <w:pStyle w:val="Compact"/>
-              <w:jc w:val="left"/>
-            </w:pPr>
-            <w:r>
-              <w:t xml:space="preserve">項目</w:t>
-            </w:r>
-          </w:p>
-        </w:tc>
-        <w:tc>
-          <w:tcPr/>
-          <w:p>
-            <w:pPr>
-              <w:pStyle w:val="Compact"/>
-              <w:jc w:val="left"/>
-            </w:pPr>
-            <w:r>
-              <w:t xml:space="preserve">内容</w:t>
-            </w:r>
-          </w:p>
-        </w:tc>
-      </w:tr>
-      <w:tr>
-        <w:tc>
-          <w:tcPr/>
-          <w:p>
-            <w:pPr>
-              <w:pStyle w:val="Compact"/>
-              <w:jc w:val="left"/>
-            </w:pPr>
-            <w:r>
-              <w:t xml:space="preserve">経費助成率（中小企業）</w:t>
-            </w:r>
-          </w:p>
-        </w:tc>
-        <w:tc>
-          <w:tcPr/>
-          <w:p>
-            <w:pPr>
-              <w:pStyle w:val="Compact"/>
-              <w:jc w:val="left"/>
-            </w:pPr>
-            <w:r>
-              <w:t xml:space="preserve">75%（大企業60%）</w:t>
-            </w:r>
-          </w:p>
-        </w:tc>
-      </w:tr>
-      <w:tr>
-        <w:tc>
-          <w:tcPr/>
-          <w:p>
-            <w:pPr>
-              <w:pStyle w:val="Compact"/>
-              <w:jc w:val="left"/>
-            </w:pPr>
-            <w:r>
-              <w:t xml:space="preserve">賃金助成</w:t>
-            </w:r>
-          </w:p>
-        </w:tc>
-        <w:tc>
-          <w:tcPr/>
-          <w:p>
-            <w:pPr>
-              <w:pStyle w:val="Compact"/>
-              <w:jc w:val="left"/>
-            </w:pPr>
-            <w:r>
-              <w:t xml:space="preserve">1人1時間あたり1,000円（大企業500円）</w:t>
-            </w:r>
-          </w:p>
-        </w:tc>
-      </w:tr>
-      <w:tr>
-        <w:tc>
-          <w:tcPr/>
-          <w:p>
-            <w:pPr>
-              <w:pStyle w:val="Compact"/>
-              <w:jc w:val="left"/>
-            </w:pPr>
-            <w:r>
-              <w:t xml:space="preserve">実訓練時間の要件</w:t>
-            </w:r>
-          </w:p>
-        </w:tc>
-        <w:tc>
-          <w:tcPr/>
-          <w:p>
-            <w:pPr>
-              <w:pStyle w:val="Compact"/>
-              <w:jc w:val="left"/>
-            </w:pPr>
-            <w:r>
-              <w:rPr>
-                <w:bCs/>
-                <w:b/>
-              </w:rPr>
-              <w:t xml:space="preserve">OFF-JTで10時間以上</w:t>
-            </w:r>
-          </w:p>
-        </w:tc>
-      </w:tr>
-      <w:tr>
-        <w:tc>
-          <w:tcPr/>
-          <w:p>
-            <w:pPr>
-              <w:pStyle w:val="Compact"/>
-              <w:jc w:val="left"/>
-            </w:pPr>
-            <w:r>
-              <w:t xml:space="preserve">本講座の該当性</w:t>
-            </w:r>
-          </w:p>
-        </w:tc>
-        <w:tc>
-          <w:tcPr/>
-          <w:p>
-            <w:pPr>
-              <w:pStyle w:val="Compact"/>
-              <w:jc w:val="left"/>
-            </w:pPr>
-            <w:r>
-              <w:rPr>
-                <w:bCs/>
-                <w:b/>
-              </w:rPr>
-              <w:t xml:space="preserve">120分×12回＝24時間。時間要件は単独で満たす</w:t>
-            </w:r>
-          </w:p>
-        </w:tc>
-      </w:tr>
-      <w:tr>
-        <w:tc>
-          <w:tcPr/>
-          <w:p>
-            <w:pPr>
-              <w:pStyle w:val="Compact"/>
-              <w:jc w:val="left"/>
-            </w:pPr>
-            <w:r>
-              <w:t xml:space="preserve">経費助成の上限</w:t>
-            </w:r>
-          </w:p>
-        </w:tc>
-        <w:tc>
-          <w:tcPr/>
-          <w:p>
-            <w:pPr>
-              <w:pStyle w:val="Compact"/>
-              <w:jc w:val="left"/>
-            </w:pPr>
-            <w:r>
-              <w:t xml:space="preserve">10〜100時間未満で1人30万円（100〜200時間40万円／200時間〜50万円）</w:t>
-            </w:r>
-          </w:p>
-        </w:tc>
-      </w:tr>
-      <w:tr>
-        <w:tc>
-          <w:tcPr/>
-          <w:p>
-            <w:pPr>
-              <w:pStyle w:val="Compact"/>
-              <w:jc w:val="left"/>
-            </w:pPr>
-            <w:r>
-              <w:t xml:space="preserve">計画届</w:t>
-            </w:r>
-          </w:p>
-        </w:tc>
-        <w:tc>
-          <w:tcPr/>
-          <w:p>
-            <w:pPr>
-              <w:pStyle w:val="Compact"/>
-              <w:jc w:val="left"/>
-            </w:pPr>
-            <w:r>
-              <w:t xml:space="preserve">訓練開始日の</w:t>
-            </w:r>
-            <w:r>
-              <w:rPr>
-                <w:bCs/>
-                <w:b/>
-              </w:rPr>
-              <w:t xml:space="preserve">6か月前から1か月前までの間</w:t>
-            </w:r>
-            <w:r>
-              <w:t xml:space="preserve">に管轄労働局へ</w:t>
-            </w:r>
-          </w:p>
-        </w:tc>
-      </w:tr>
-      <w:tr>
-        <w:tc>
-          <w:tcPr/>
-          <w:p>
-            <w:pPr>
-              <w:pStyle w:val="Compact"/>
-              <w:jc w:val="left"/>
-            </w:pPr>
-            <w:r>
-              <w:t xml:space="preserve">受講回数の上限</w:t>
-            </w:r>
-          </w:p>
-        </w:tc>
-        <w:tc>
-          <w:tcPr/>
-          <w:p>
-            <w:pPr>
-              <w:pStyle w:val="Compact"/>
-              <w:jc w:val="left"/>
-            </w:pPr>
-            <w:r>
-              <w:t xml:space="preserve">同一労働者につき</w:t>
-            </w:r>
-            <w:r>
-              <w:rPr>
-                <w:bCs/>
-                <w:b/>
-              </w:rPr>
-              <w:t xml:space="preserve">一の年度で3回まで</w:t>
-            </w:r>
-          </w:p>
-        </w:tc>
-      </w:tr>
-      <w:tr>
-        <w:tc>
-          <w:tcPr/>
-          <w:p>
-            <w:pPr>
-              <w:pStyle w:val="Compact"/>
-              <w:jc w:val="left"/>
-            </w:pPr>
-            <w:r>
-              <w:rPr>
-                <w:bCs/>
-                <w:b/>
-              </w:rPr>
-              <w:t xml:space="preserve">eラーニング訓練の回数</w:t>
-            </w:r>
-          </w:p>
-        </w:tc>
-        <w:tc>
-          <w:tcPr/>
-          <w:p>
-            <w:pPr>
-              <w:pStyle w:val="Compact"/>
-              <w:jc w:val="left"/>
-            </w:pPr>
-            <w:r>
-              <w:t xml:space="preserve">同一労働者につき</w:t>
-            </w:r>
-            <w:r>
-              <w:rPr>
-                <w:bCs/>
-                <w:b/>
-              </w:rPr>
-              <w:t xml:space="preserve">一の年度で1回まで</w:t>
-            </w:r>
-            <w:r>
-              <w:t xml:space="preserve">（令和8年8月3日以降に提出した計画届から適用）</w:t>
-            </w:r>
-          </w:p>
-        </w:tc>
-      </w:tr>
-      <w:tr>
-        <w:tc>
-          <w:tcPr/>
-          <w:p>
-            <w:pPr>
-              <w:pStyle w:val="Compact"/>
-              <w:jc w:val="left"/>
-            </w:pPr>
-            <w:r>
-              <w:t xml:space="preserve">制度の期限</w:t>
-            </w:r>
-          </w:p>
-        </w:tc>
-        <w:tc>
-          <w:tcPr/>
-          <w:p>
-            <w:pPr>
-              <w:pStyle w:val="Compact"/>
-              <w:jc w:val="left"/>
-            </w:pPr>
-            <w:r>
-              <w:rPr>
-                <w:bCs/>
-                <w:b/>
-              </w:rPr>
-              <w:t xml:space="preserve">令和8年度末までの時限措置</w:t>
-            </w:r>
-            <w:r>
-              <w:t xml:space="preserve">（公式に明記。「見込み」ではない）</w:t>
-            </w:r>
-          </w:p>
-        </w:tc>
-      </w:tr>
-    </w:tbl>
-    <w:bookmarkStart w:id="204" w:name="対象外となる訓練令和8年8月3日改正ここが本講座の急所"/>
-    <w:p>
-      <w:pPr>
-        <w:pStyle w:val="Heading3"/>
-      </w:pPr>
-      <w:r>
-        <w:t xml:space="preserve">🔴 対象外となる訓練（令和8年8月3日改正・ここが本講座の急所）</w:t>
-      </w:r>
-    </w:p>
-    <w:p>
-      <w:pPr>
-        <w:pStyle w:val="FirstParagraph"/>
-      </w:pPr>
-      <w:r>
-        <w:t xml:space="preserve">厚生労働省が対象外の例として</w:t>
-      </w:r>
-      <w:r>
-        <w:rPr>
-          <w:bCs/>
-          <w:b/>
-        </w:rPr>
-        <w:t xml:space="preserve">名指しで挙げているのが「生成AIを利用するために汎用的なプロンプトの作り方を学ぶ訓練」</w:t>
-      </w:r>
-      <w:r>
-        <w:t xml:space="preserve">である。一方、対象になる例として挙がっているのは「生成AIを活用して</w:t>
-      </w:r>
-      <w:r>
-        <w:rPr>
-          <w:bCs/>
-          <w:b/>
-        </w:rPr>
-        <w:t xml:space="preserve">商品提案書の構成案作成、文章生成、修正方法</w:t>
-      </w:r>
-      <w:r>
-        <w:t xml:space="preserve">を学ぶ営業担当者向けの訓練」。</w:t>
-      </w:r>
-    </w:p>
-    <w:p>
-      <w:pPr>
-        <w:pStyle w:val="BodyText"/>
-      </w:pPr>
-      <w:r>
-        <w:rPr>
-          <w:bCs/>
-          <w:b/>
-        </w:rPr>
-        <w:t xml:space="preserve">この線引きは、本講座にそのまま刺さる。</w:t>
-      </w:r>
-      <w:r>
-        <w:t xml:space="preserve"> </w:t>
-      </w:r>
-      <w:r>
-        <w:t xml:space="preserve">特に第2回（指示の型・プロンプト集）は、書き方によっては「汎用的なプロンプトの作り方」に読める。計画届では、</w:t>
-      </w:r>
-      <w:r>
-        <w:rPr>
-          <w:bCs/>
-          <w:b/>
-        </w:rPr>
-        <w:t xml:space="preserve">各回の演習が受講企業の実業務・実データに限定されていること</w:t>
-      </w:r>
-      <w:r>
-        <w:t xml:space="preserve">を、回ごとの成果物名で示すこと。</w:t>
-      </w:r>
-    </w:p>
-    <w:p>
-      <w:pPr>
-        <w:pStyle w:val="BodyText"/>
-      </w:pPr>
-      <w:r>
-        <w:t xml:space="preserve">なお「</w:t>
-      </w:r>
-      <w:r>
-        <w:rPr>
-          <w:bCs/>
-          <w:b/>
-        </w:rPr>
-        <w:t xml:space="preserve">既存ソフトの操作習得のみは対象外</w:t>
-      </w:r>
-      <w:r>
-        <w:t xml:space="preserve">」は、令和6年4月版のパンフレットに既にあった要件で、8月3日改正の内容ではない。改正で追加されたのは上記の対象外例の具体化と、eラーニングの回数制限である。</w:t>
-      </w:r>
-    </w:p>
-    <w:p>
-      <w:pPr>
-        <w:pStyle w:val="BodyText"/>
-      </w:pPr>
-      <w:r>
-        <w:t xml:space="preserve">また「認定経営革新等支援機関による計画内容の確認」は、</w:t>
-      </w:r>
-      <w:r>
-        <w:rPr>
-          <w:bCs/>
-          <w:b/>
-        </w:rPr>
-        <w:t xml:space="preserve">令和8年3月2日</w:t>
-      </w:r>
-      <w:r>
-        <w:t xml:space="preserve">に追加された類型（人事・人材育成計画に基づく訓練）に伴うもので、これも8月3日改正の内容ではない。両者を混同して説明しないこと。</w:t>
-      </w:r>
-    </w:p>
-    <w:bookmarkEnd w:id="204"/>
-    <w:bookmarkStart w:id="205" w:name="設計上の含意"/>
-    <w:p>
-      <w:pPr>
-        <w:pStyle w:val="Heading3"/>
-      </w:pPr>
-      <w:r>
-        <w:t xml:space="preserve">設計上の含意</w:t>
-      </w:r>
-    </w:p>
-    <w:p>
-      <w:pPr>
-        <w:pStyle w:val="FirstParagraph"/>
-      </w:pPr>
-      <w:r>
-        <w:t xml:space="preserve">本講座は第5回以降で自社専用ツールの構築・体制設計・効果測定を扱うため、操作習得にも汎用プロンプト研修にも留まらない。</w:t>
-      </w:r>
-      <w:r>
-        <w:rPr>
-          <w:bCs/>
-          <w:b/>
-        </w:rPr>
-        <w:t xml:space="preserve">ただしそれは計画届の書き方で決まる。</w:t>
-      </w:r>
-      <w:r>
-        <w:t xml:space="preserve"> </w:t>
-      </w:r>
-      <w:r>
-        <w:t xml:space="preserve">各回の「手元に残るもの」（第1部1-2の表）をそのまま計画届の到達目標に転記するのが、最も説明力がある。</w:t>
-      </w:r>
-    </w:p>
-    <w:bookmarkEnd w:id="205"/>
-    <w:bookmarkStart w:id="206" w:name="労働局に確認する5項目案件ごとに毎回"/>
-    <w:p>
-      <w:pPr>
-        <w:pStyle w:val="Heading3"/>
-      </w:pPr>
-      <w:r>
-        <w:t xml:space="preserve">労働局に確認する5項目（案件ごとに毎回）</w:t>
       </w:r>
     </w:p>
     <w:p>
@@ -25221,10 +24751,10 @@
           <w:bCs/>
           <w:b/>
         </w:rPr>
-        <w:t xml:space="preserve">オンライン1対1のOFF-JT該当性</w:t>
-      </w:r>
-      <w:r>
-        <w:t xml:space="preserve">（同時双方向であること、受講記録の取り方）</w:t>
+        <w:t xml:space="preserve">自分の案件</w:t>
+      </w:r>
+      <w:r>
+        <w:t xml:space="preserve">（許諾を取ること。第12回の修了時に確認する）</w:t>
       </w:r>
     </w:p>
     <w:p>
@@ -25236,24 +24766,7 @@
         <w:pStyle w:val="Compact"/>
       </w:pPr>
       <w:r>
-        <w:rPr>
-          <w:bCs/>
-          <w:b/>
-        </w:rPr>
-        <w:t xml:space="preserve">オンライン1対1が「eラーニング訓練」に該当しないか</w:t>
-      </w:r>
-      <w:r>
-        <w:t xml:space="preserve"> </w:t>
-      </w:r>
-      <w:r>
-        <w:t xml:space="preserve">← 該当すると年1回制限が直撃する。</w:t>
-      </w:r>
-      <w:r>
-        <w:rPr>
-          <w:bCs/>
-          <w:b/>
-        </w:rPr>
-        <w:t xml:space="preserve">最優先で確認する</w:t>
+        <w:t xml:space="preserve">公的調査・業界団体の事例集</w:t>
       </w:r>
     </w:p>
     <w:p>
@@ -25265,14 +24778,17 @@
         <w:pStyle w:val="Compact"/>
       </w:pPr>
       <w:r>
+        <w:t xml:space="preserve">他講師・コミュニティでの見聞（</w:t>
+      </w:r>
+      <w:r>
         <w:rPr>
           <w:bCs/>
           <w:b/>
         </w:rPr>
-        <w:t xml:space="preserve">本講座の構成が「汎用的なプロンプトの作り方を学ぶ訓練」に該当しないか</w:t>
-      </w:r>
-      <w:r>
-        <w:t xml:space="preserve">（第2回の記載の仕方）</w:t>
+        <w:t xml:space="preserve">必ず業種と規模を伏せる</w:t>
+      </w:r>
+      <w:r>
+        <w:t xml:space="preserve">）</w:t>
       </w:r>
     </w:p>
     <w:p>
@@ -25284,1217 +24800,56 @@
         <w:pStyle w:val="Compact"/>
       </w:pPr>
       <w:r>
+        <w:t xml:space="preserve">自分自身の実験（副業・自社業務での試行）</w:t>
+      </w:r>
+    </w:p>
+    <w:p>
+      <w:pPr>
+        <w:pStyle w:val="FirstParagraph"/>
+      </w:pPr>
+      <w:r>
         <w:rPr>
           <w:bCs/>
           <w:b/>
         </w:rPr>
-        <w:t xml:space="preserve">社員同席回（第6回・第12回）の訓練時間としての計上可否</w:t>
-      </w:r>
-      <w:r>
-        <w:t xml:space="preserve">、および同席社員を受講者に含めるか</w:t>
-      </w:r>
-    </w:p>
-    <w:p>
-      <w:pPr>
-        <w:numPr>
-          <w:ilvl w:val="0"/>
-          <w:numId w:val="1053"/>
-        </w:numPr>
-        <w:pStyle w:val="Compact"/>
-      </w:pPr>
+        <w:t xml:space="preserve">「効果より大事だった副産物」の欄を必ず埋める。</w:t>
+      </w:r>
+      <w:r>
+        <w:t xml:space="preserve"> </w:t>
+      </w:r>
+      <w:r>
+        <w:t xml:space="preserve">数字だけの事例は他所でも聞ける。経営者が動くのは副産物のほうである。</w:t>
+      </w:r>
+    </w:p>
+    <w:bookmarkEnd w:id="202"/>
+    <w:bookmarkStart w:id="203" w:name="在庫がゼロの間に使う型カード13本"/>
+    <w:p>
+      <w:pPr>
+        <w:pStyle w:val="Heading3"/>
+      </w:pPr>
+      <w:r>
+        <w:t xml:space="preserve">在庫がゼロの間に使う「型カード」13本</w:t>
+      </w:r>
+    </w:p>
+    <w:p>
+      <w:pPr>
+        <w:pStyle w:val="FirstParagraph"/>
+      </w:pPr>
+      <w:r>
+        <w:t xml:space="preserve">第1期を実施するまで、実在の事例は1本もない。その間はこの13本を使う。</w:t>
+      </w:r>
       <w:r>
         <w:rPr>
           <w:bCs/>
           <w:b/>
         </w:rPr>
-        <w:t xml:space="preserve">訓練時間の記録様式</w:t>
-      </w:r>
-      <w:r>
-        <w:t xml:space="preserve">（開始・終了時刻、実施内容の証憑として何が必要か）</w:t>
-      </w:r>
-    </w:p>
-    <w:bookmarkEnd w:id="206"/>
-    <w:bookmarkStart w:id="207" w:name="日程上の注意"/>
-    <w:p>
-      <w:pPr>
-        <w:pStyle w:val="Heading3"/>
-      </w:pPr>
-      <w:r>
-        <w:t xml:space="preserve">日程上の注意</w:t>
-      </w:r>
-    </w:p>
-    <w:p>
-      <w:pPr>
-        <w:pStyle w:val="FirstParagraph"/>
-      </w:pPr>
-      <w:r>
-        <w:t xml:space="preserve">隔週12回は約5.5か月かかる（＋第6回・第12回の事前壁打ち2枠）。制度は令和8年度末までの時限措置なので、</w:t>
-      </w:r>
-      <w:r>
-        <w:rPr>
-          <w:bCs/>
-          <w:b/>
-        </w:rPr>
-        <w:t xml:space="preserve">2026年11月以降に開始する案件は訓練終了が年度をまたぐ</w:t>
-      </w:r>
-      <w:r>
-        <w:t xml:space="preserve">。年度をまたぐ場合の支給対象期の扱いを、上記5項目に加えて確認すること。募集資料には開始可能期限を明記する。</w:t>
-      </w:r>
-    </w:p>
-    <w:p>
-      <w:pPr>
-        <w:pStyle w:val="BlockText"/>
-      </w:pPr>
-      <w:r>
-        <w:rPr>
-          <w:bCs/>
-          <w:b/>
-        </w:rPr>
-        <w:t xml:space="preserve">必ず守ること：</w:t>
+        <w:t xml:space="preserve">すべて「ある会社では」ではなく「こういう型が多い」「よく起きるのは」と話せる書き方にしてある。</w:t>
       </w:r>
       <w:r>
         <w:t xml:space="preserve"> </w:t>
       </w:r>
       <w:r>
-        <w:t xml:space="preserve">募集開始前に管轄労働局へ最新条件を確認する。</w:t>
-      </w:r>
-      <w:r>
-        <w:rPr>
-          <w:bCs/>
-          <w:b/>
-        </w:rPr>
-        <w:t xml:space="preserve">申請の可否を講師が断定しない。代行も請けない。</w:t>
-      </w:r>
-      <w:r>
-        <w:t xml:space="preserve"> </w:t>
-      </w:r>
-      <w:r>
-        <w:t xml:space="preserve">社労士・認定支援機関を紹介する立場に徹する。</w:t>
-      </w:r>
-    </w:p>
-    <w:p>
-      <w:r>
-        <w:pict>
-          <v:rect style="width:0;height:1.5pt" o:hralign="center" o:hrstd="t" o:hr="t"/>
-        </w:pict>
-      </w:r>
-    </w:p>
-    <w:bookmarkEnd w:id="207"/>
-    <w:bookmarkEnd w:id="208"/>
-    <w:bookmarkStart w:id="210" w:name="機密録画預かりデータの扱い数字を確定させた"/>
-    <w:p>
-      <w:pPr>
-        <w:pStyle w:val="Heading2"/>
-      </w:pPr>
-      <w:r>
-        <w:t xml:space="preserve">5-4. 機密・録画・預かりデータの扱い（数字を確定させた）</w:t>
-      </w:r>
-    </w:p>
-    <w:p>
-      <w:pPr>
-        <w:pStyle w:val="FirstParagraph"/>
-      </w:pPr>
-      <w:r>
-        <w:rPr>
-          <w:bCs/>
-          <w:b/>
-        </w:rPr>
-        <w:t xml:space="preserve">別冊「業務委託・秘密保持・録画の取扱い 覚書（ひな形）」を、契約時に必ず取り交わす。</w:t>
-      </w:r>
-      <w:r>
-        <w:t xml:space="preserve"> </w:t>
-      </w:r>
-      <w:r>
-        <w:t xml:space="preserve">以下はその要点で、数字はすべて確定値。案件ごとに変えるときは、変えた理由を進行管理シートに書く。</w:t>
-      </w:r>
-    </w:p>
-    <w:tbl>
-      <w:tblPr>
-        <w:tblStyle w:val="Table"/>
-        <w:tblW w:type="pct" w:w="5000"/>
-        <w:tblLook w:firstRow="1" w:lastRow="0" w:firstColumn="0" w:lastColumn="0" w:noHBand="0" w:noVBand="0" w:val="0020"/>
-        <w:jc w:val="start"/>
-      </w:tblPr>
-      <w:tblGrid>
-        <w:gridCol w:w="3960"/>
-        <w:gridCol w:w="3960"/>
-      </w:tblGrid>
-      <w:tr>
-        <w:trPr>
-          <w:tblHeader w:val="true"/>
-        </w:trPr>
-        <w:tc>
-          <w:tcPr/>
-          <w:p>
-            <w:pPr>
-              <w:pStyle w:val="Compact"/>
-              <w:jc w:val="left"/>
-            </w:pPr>
-            <w:r>
-              <w:t xml:space="preserve">項目</w:t>
-            </w:r>
-          </w:p>
-        </w:tc>
-        <w:tc>
-          <w:tcPr/>
-          <w:p>
-            <w:pPr>
-              <w:pStyle w:val="Compact"/>
-              <w:jc w:val="left"/>
-            </w:pPr>
-            <w:r>
-              <w:t xml:space="preserve">確定した扱い</w:t>
-            </w:r>
-          </w:p>
-        </w:tc>
-      </w:tr>
-      <w:tr>
-        <w:tc>
-          <w:tcPr/>
-          <w:p>
-            <w:pPr>
-              <w:pStyle w:val="Compact"/>
-              <w:jc w:val="left"/>
-            </w:pPr>
-            <w:r>
-              <w:t xml:space="preserve">演習データ</w:t>
-            </w:r>
-          </w:p>
-        </w:tc>
-        <w:tc>
-          <w:tcPr/>
-          <w:p>
-            <w:pPr>
-              <w:pStyle w:val="Compact"/>
-              <w:jc w:val="left"/>
-            </w:pPr>
-            <w:r>
-              <w:t xml:space="preserve">社名・個人名・金額の一部を伏せた状態で扱う。伏せ方は第1回で一緒に決める</w:t>
-            </w:r>
-          </w:p>
-        </w:tc>
-      </w:tr>
-      <w:tr>
-        <w:tc>
-          <w:tcPr/>
-          <w:p>
-            <w:pPr>
-              <w:pStyle w:val="Compact"/>
-              <w:jc w:val="left"/>
-            </w:pPr>
-            <w:r>
-              <w:t xml:space="preserve">預かった資料</w:t>
-            </w:r>
-          </w:p>
-        </w:tc>
-        <w:tc>
-          <w:tcPr/>
-          <w:p>
-            <w:pPr>
-              <w:pStyle w:val="Compact"/>
-              <w:jc w:val="left"/>
-            </w:pPr>
-            <w:r>
-              <w:t xml:space="preserve">講師の端末とクラウドの指定フォルダにのみ置く。</w:t>
-            </w:r>
-            <w:r>
-              <w:rPr>
-                <w:bCs/>
-                <w:b/>
-              </w:rPr>
-              <w:t xml:space="preserve">修了後1か月以内に削除</w:t>
-            </w:r>
-            <w:r>
-              <w:t xml:space="preserve">し、削除した旨をメールで通知する</w:t>
-            </w:r>
-          </w:p>
-        </w:tc>
-      </w:tr>
-      <w:tr>
-        <w:tc>
-          <w:tcPr/>
-          <w:p>
-            <w:pPr>
-              <w:pStyle w:val="Compact"/>
-              <w:jc w:val="left"/>
-            </w:pPr>
-            <w:r>
-              <w:t xml:space="preserve">録画の保管</w:t>
-            </w:r>
-          </w:p>
-        </w:tc>
-        <w:tc>
-          <w:tcPr/>
-          <w:p>
-            <w:pPr>
-              <w:pStyle w:val="Compact"/>
-              <w:jc w:val="left"/>
-            </w:pPr>
-            <w:r>
-              <w:t xml:space="preserve">講師が保管。</w:t>
-            </w:r>
-            <w:r>
-              <w:rPr>
-                <w:bCs/>
-                <w:b/>
-              </w:rPr>
-              <w:t xml:space="preserve">保存期間は修了後6か月</w:t>
-            </w:r>
-            <w:r>
-              <w:t xml:space="preserve">。期間経過後に削除する（受講者が自分で保存する分はこの限りでない）</w:t>
-            </w:r>
-          </w:p>
-        </w:tc>
-      </w:tr>
-      <w:tr>
-        <w:tc>
-          <w:tcPr/>
-          <w:p>
-            <w:pPr>
-              <w:pStyle w:val="Compact"/>
-              <w:jc w:val="left"/>
-            </w:pPr>
-            <w:r>
-              <w:t xml:space="preserve">録画の社内共有</w:t>
-            </w:r>
-          </w:p>
-        </w:tc>
-        <w:tc>
-          <w:tcPr/>
-          <w:p>
-            <w:pPr>
-              <w:pStyle w:val="Compact"/>
-              <w:jc w:val="left"/>
-            </w:pPr>
-            <w:r>
-              <w:t xml:space="preserve">受講者本人のみ／同席社員まで／全社 の3択を初回に選ばせ、書面に残す</w:t>
-            </w:r>
-          </w:p>
-        </w:tc>
-      </w:tr>
-      <w:tr>
-        <w:tc>
-          <w:tcPr/>
-          <w:p>
-            <w:pPr>
-              <w:pStyle w:val="Compact"/>
-              <w:jc w:val="left"/>
-            </w:pPr>
-            <w:r>
-              <w:t xml:space="preserve">守秘義務の期間</w:t>
-            </w:r>
-          </w:p>
-        </w:tc>
-        <w:tc>
-          <w:tcPr/>
-          <w:p>
-            <w:pPr>
-              <w:pStyle w:val="Compact"/>
-              <w:jc w:val="left"/>
-            </w:pPr>
-            <w:r>
-              <w:rPr>
-                <w:bCs/>
-                <w:b/>
-              </w:rPr>
-              <w:t xml:space="preserve">修了後3年</w:t>
-            </w:r>
-          </w:p>
-        </w:tc>
-      </w:tr>
-      <w:tr>
-        <w:tc>
-          <w:tcPr/>
-          <w:p>
-            <w:pPr>
-              <w:pStyle w:val="Compact"/>
-              <w:jc w:val="left"/>
-            </w:pPr>
-            <w:r>
-              <w:t xml:space="preserve">事例としての公開</w:t>
-            </w:r>
-          </w:p>
-        </w:tc>
-        <w:tc>
-          <w:tcPr/>
-          <w:p>
-            <w:pPr>
-              <w:pStyle w:val="Compact"/>
-              <w:jc w:val="left"/>
-            </w:pPr>
-            <w:r>
-              <w:t xml:space="preserve">修了時に別途、書面で許諾を得る。</w:t>
-            </w:r>
-            <w:r>
-              <w:rPr>
-                <w:bCs/>
-                <w:b/>
-              </w:rPr>
-              <w:t xml:space="preserve">数値の公開範囲まで明記</w:t>
-            </w:r>
-            <w:r>
-              <w:t xml:space="preserve">。許諾がなければ社名も業種も出さない</w:t>
-            </w:r>
-          </w:p>
-        </w:tc>
-      </w:tr>
-      <w:tr>
-        <w:tc>
-          <w:tcPr/>
-          <w:p>
-            <w:pPr>
-              <w:pStyle w:val="Compact"/>
-              <w:jc w:val="left"/>
-            </w:pPr>
-            <w:r>
-              <w:t xml:space="preserve">生成物の権利</w:t>
-            </w:r>
-          </w:p>
-        </w:tc>
-        <w:tc>
-          <w:tcPr/>
-          <w:p>
-            <w:pPr>
-              <w:pStyle w:val="Compact"/>
-              <w:jc w:val="left"/>
-            </w:pPr>
-            <w:r>
-              <w:t xml:space="preserve">受講者が作った成果物（プロンプト集・仕様書・各種テンプレートの記入済みのもの）は</w:t>
-            </w:r>
-            <w:r>
-              <w:rPr>
-                <w:bCs/>
-                <w:b/>
-              </w:rPr>
-              <w:t xml:space="preserve">受講者に帰属</w:t>
-            </w:r>
-            <w:r>
-              <w:t xml:space="preserve">。講師が提供した白紙のテンプレート・資料の著作権は講師に留保し、受講企業の社内利用に限り許諾する</w:t>
-            </w:r>
-          </w:p>
-        </w:tc>
-      </w:tr>
-    </w:tbl>
-    <w:bookmarkStart w:id="209" w:name="免責覚書に必ず入れる"/>
-    <w:p>
-      <w:pPr>
-        <w:pStyle w:val="Heading3"/>
-      </w:pPr>
-      <w:r>
-        <w:t xml:space="preserve">免責（覚書に必ず入れる）</w:t>
-      </w:r>
-    </w:p>
-    <w:p>
-      <w:pPr>
-        <w:pStyle w:val="FirstParagraph"/>
-      </w:pPr>
-      <w:r>
-        <w:t xml:space="preserve">教材全体で唯一、書き落とすと取り返しがつかない部分である。</w:t>
-      </w:r>
-    </w:p>
-    <w:p>
-      <w:pPr>
-        <w:numPr>
-          <w:ilvl w:val="0"/>
-          <w:numId w:val="1054"/>
-        </w:numPr>
-        <w:pStyle w:val="Compact"/>
-      </w:pPr>
-      <w:r>
-        <w:t xml:space="preserve">本講座は</w:t>
-      </w:r>
-      <w:r>
-        <w:rPr>
-          <w:bCs/>
-          <w:b/>
-        </w:rPr>
-        <w:t xml:space="preserve">助言と伴走の提供</w:t>
-      </w:r>
-      <w:r>
-        <w:t xml:space="preserve">であり、AIの出力内容の正確性、および導入による業務改善の成果を</w:t>
-      </w:r>
-      <w:r>
-        <w:rPr>
-          <w:bCs/>
-          <w:b/>
-        </w:rPr>
-        <w:t xml:space="preserve">保証しない</w:t>
-      </w:r>
-    </w:p>
-    <w:p>
-      <w:pPr>
-        <w:numPr>
-          <w:ilvl w:val="0"/>
-          <w:numId w:val="1054"/>
-        </w:numPr>
-        <w:pStyle w:val="Compact"/>
-      </w:pPr>
-      <w:r>
-        <w:t xml:space="preserve">生成物を業務・社外に使う判断と最終確認の責任は</w:t>
-      </w:r>
-      <w:r>
-        <w:rPr>
-          <w:bCs/>
-          <w:b/>
-        </w:rPr>
-        <w:t xml:space="preserve">受講者にある</w:t>
-      </w:r>
-      <w:r>
-        <w:t xml:space="preserve">（AI利用ルール v1 の③と同じことを、契約書側にも書く）</w:t>
-      </w:r>
-    </w:p>
-    <w:p>
-      <w:pPr>
-        <w:numPr>
-          <w:ilvl w:val="0"/>
-          <w:numId w:val="1054"/>
-        </w:numPr>
-        <w:pStyle w:val="Compact"/>
-      </w:pPr>
-      <w:r>
-        <w:t xml:space="preserve">助成金は</w:t>
-      </w:r>
-      <w:r>
-        <w:rPr>
-          <w:bCs/>
-          <w:b/>
-        </w:rPr>
-        <w:t xml:space="preserve">支給を保証しない</w:t>
-      </w:r>
-      <w:r>
-        <w:t xml:space="preserve">。申請の可否は労働局が判断する。</w:t>
-      </w:r>
-      <w:r>
-        <w:rPr>
-          <w:bCs/>
-          <w:b/>
-        </w:rPr>
-        <w:t xml:space="preserve">講師は申請代行を請けない</w:t>
-      </w:r>
-    </w:p>
-    <w:p>
-      <w:pPr>
-        <w:numPr>
-          <w:ilvl w:val="0"/>
-          <w:numId w:val="1054"/>
-        </w:numPr>
-        <w:pStyle w:val="Compact"/>
-      </w:pPr>
-      <w:r>
-        <w:t xml:space="preserve">講師の責任は、故意または重過失の場合を除き、</w:t>
-      </w:r>
-      <w:r>
-        <w:rPr>
-          <w:bCs/>
-          <w:b/>
-        </w:rPr>
-        <w:t xml:space="preserve">当該案件で受領済みの委託料の額を上限</w:t>
-      </w:r>
-      <w:r>
-        <w:t xml:space="preserve">とする</w:t>
-      </w:r>
-    </w:p>
-    <w:p>
-      <w:pPr>
-        <w:pStyle w:val="FirstParagraph"/>
-      </w:pPr>
-      <w:r>
-        <w:rPr>
-          <w:bCs/>
-          <w:b/>
-        </w:rPr>
-        <w:t xml:space="preserve">この覚書は弁護士の確認を受けてから使うこと。</w:t>
-      </w:r>
-      <w:r>
-        <w:t xml:space="preserve"> </w:t>
-      </w:r>
-      <w:r>
-        <w:t xml:space="preserve">ひな形は論点を落とさないための下敷きであって、そのまま使える契約書ではない。</w:t>
-      </w:r>
-    </w:p>
-    <w:bookmarkEnd w:id="209"/>
-    <w:bookmarkEnd w:id="210"/>
-    <w:bookmarkStart w:id="211" w:name="b.-回と回の間の質問窓口sla確定値"/>
-    <w:p>
-      <w:pPr>
-        <w:pStyle w:val="Heading2"/>
-      </w:pPr>
-      <w:r>
-        <w:t xml:space="preserve">5-4b. 回と回の間の質問窓口（SLA・確定値）</w:t>
-      </w:r>
-    </w:p>
-    <w:tbl>
-      <w:tblPr>
-        <w:tblStyle w:val="Table"/>
-        <w:tblW w:type="pct" w:w="5000"/>
-        <w:tblLook w:firstRow="1" w:lastRow="0" w:firstColumn="0" w:lastColumn="0" w:noHBand="0" w:noVBand="0" w:val="0020"/>
-        <w:jc w:val="start"/>
-      </w:tblPr>
-      <w:tblGrid>
-        <w:gridCol w:w="3960"/>
-        <w:gridCol w:w="3960"/>
-      </w:tblGrid>
-      <w:tr>
-        <w:trPr>
-          <w:tblHeader w:val="true"/>
-        </w:trPr>
-        <w:tc>
-          <w:tcPr/>
-          <w:p>
-            <w:pPr>
-              <w:pStyle w:val="Compact"/>
-              <w:jc w:val="left"/>
-            </w:pPr>
-            <w:r>
-              <w:t xml:space="preserve">項目</w:t>
-            </w:r>
-          </w:p>
-        </w:tc>
-        <w:tc>
-          <w:tcPr/>
-          <w:p>
-            <w:pPr>
-              <w:pStyle w:val="Compact"/>
-              <w:jc w:val="left"/>
-            </w:pPr>
-            <w:r>
-              <w:t xml:space="preserve">確定した扱い</w:t>
-            </w:r>
-          </w:p>
-        </w:tc>
-      </w:tr>
-      <w:tr>
-        <w:tc>
-          <w:tcPr/>
-          <w:p>
-            <w:pPr>
-              <w:pStyle w:val="Compact"/>
-              <w:jc w:val="left"/>
-            </w:pPr>
-            <w:r>
-              <w:t xml:space="preserve">窓口</w:t>
-            </w:r>
-          </w:p>
-        </w:tc>
-        <w:tc>
-          <w:tcPr/>
-          <w:p>
-            <w:pPr>
-              <w:pStyle w:val="Compact"/>
-              <w:jc w:val="left"/>
-            </w:pPr>
-            <w:r>
-              <w:t xml:space="preserve">メール1本に絞る（チャットは受けない。履歴が散る）</w:t>
-            </w:r>
-          </w:p>
-        </w:tc>
-      </w:tr>
-      <w:tr>
-        <w:tc>
-          <w:tcPr/>
-          <w:p>
-            <w:pPr>
-              <w:pStyle w:val="Compact"/>
-              <w:jc w:val="left"/>
-            </w:pPr>
-            <w:r>
-              <w:t xml:space="preserve">返信の目安</w:t>
-            </w:r>
-          </w:p>
-        </w:tc>
-        <w:tc>
-          <w:tcPr/>
-          <w:p>
-            <w:pPr>
-              <w:pStyle w:val="Compact"/>
-              <w:jc w:val="left"/>
-            </w:pPr>
-            <w:r>
-              <w:rPr>
-                <w:bCs/>
-                <w:b/>
-              </w:rPr>
-              <w:t xml:space="preserve">平日24時間以内。</w:t>
-            </w:r>
-            <w:r>
-              <w:t xml:space="preserve"> </w:t>
-            </w:r>
-            <w:r>
-              <w:t xml:space="preserve">土日祝を挟む場合は翌営業日</w:t>
-            </w:r>
-          </w:p>
-        </w:tc>
-      </w:tr>
-      <w:tr>
-        <w:tc>
-          <w:tcPr/>
-          <w:p>
-            <w:pPr>
-              <w:pStyle w:val="Compact"/>
-              <w:jc w:val="left"/>
-            </w:pPr>
-            <w:r>
-              <w:t xml:space="preserve">対象</w:t>
-            </w:r>
-          </w:p>
-        </w:tc>
-        <w:tc>
-          <w:tcPr/>
-          <w:p>
-            <w:pPr>
-              <w:pStyle w:val="Compact"/>
-              <w:jc w:val="left"/>
-            </w:pPr>
-            <w:r>
-              <w:t xml:space="preserve">講座で扱った範囲の質問。</w:t>
-            </w:r>
-            <w:r>
-              <w:rPr>
-                <w:bCs/>
-                <w:b/>
-              </w:rPr>
-              <w:t xml:space="preserve">新しいツールの選定相談や、講座外の業務の代行は対象外</w:t>
-            </w:r>
-          </w:p>
-        </w:tc>
-      </w:tr>
-      <w:tr>
-        <w:tc>
-          <w:tcPr/>
-          <w:p>
-            <w:pPr>
-              <w:pStyle w:val="Compact"/>
-              <w:jc w:val="left"/>
-            </w:pPr>
-            <w:r>
-              <w:t xml:space="preserve">回数</w:t>
-            </w:r>
-          </w:p>
-        </w:tc>
-        <w:tc>
-          <w:tcPr/>
-          <w:p>
-            <w:pPr>
-              <w:pStyle w:val="Compact"/>
-              <w:jc w:val="left"/>
-            </w:pPr>
-            <w:r>
-              <w:t xml:space="preserve">上限は設けない。ただし同じ質問が3回続いたら、それは次回の演習の題材にする</w:t>
-            </w:r>
-          </w:p>
-        </w:tc>
-      </w:tr>
-      <w:tr>
-        <w:tc>
-          <w:tcPr/>
-          <w:p>
-            <w:pPr>
-              <w:pStyle w:val="Compact"/>
-              <w:jc w:val="left"/>
-            </w:pPr>
-            <w:r>
-              <w:t xml:space="preserve">対象外のとき</w:t>
-            </w:r>
-          </w:p>
-        </w:tc>
-        <w:tc>
-          <w:tcPr/>
-          <w:p>
-            <w:pPr>
-              <w:pStyle w:val="Compact"/>
-              <w:jc w:val="left"/>
-            </w:pPr>
-            <w:r>
-              <w:t xml:space="preserve">「それは第◯回で扱います」と言って構わない。</w:t>
-            </w:r>
-            <w:r>
-              <w:rPr>
-                <w:bCs/>
-                <w:b/>
-              </w:rPr>
-              <w:t xml:space="preserve">先送りにも教育効果がある</w:t>
-            </w:r>
-          </w:p>
-        </w:tc>
-      </w:tr>
-    </w:tbl>
-    <w:p>
-      <w:pPr>
-        <w:pStyle w:val="BodyText"/>
-      </w:pPr>
-      <w:r>
-        <w:rPr>
-          <w:bCs/>
-          <w:b/>
-        </w:rPr>
-        <w:t xml:space="preserve">この数字を受講のご案内（student.html）と初回の書面の両方に書く。</w:t>
-      </w:r>
-      <w:r>
-        <w:t xml:space="preserve"> </w:t>
-      </w:r>
-      <w:r>
-        <w:t xml:space="preserve">「初回にお伝えします」で止めない。</w:t>
-      </w:r>
-    </w:p>
-    <w:p>
-      <w:r>
-        <w:pict>
-          <v:rect style="width:0;height:1.5pt" o:hralign="center" o:hrstd="t" o:hr="t"/>
-        </w:pict>
-      </w:r>
-    </w:p>
-    <w:bookmarkEnd w:id="211"/>
-    <w:bookmarkStart w:id="212" w:name="情報の鮮度管理3か月サイクル"/>
-    <w:p>
-      <w:pPr>
-        <w:pStyle w:val="Heading2"/>
-      </w:pPr>
-      <w:r>
-        <w:t xml:space="preserve">5-5. 情報の鮮度管理（3か月サイクル）</w:t>
-      </w:r>
-    </w:p>
-    <w:tbl>
-      <w:tblPr>
-        <w:tblStyle w:val="Table"/>
-        <w:tblW w:type="pct" w:w="5000"/>
-        <w:tblLook w:firstRow="1" w:lastRow="0" w:firstColumn="0" w:lastColumn="0" w:noHBand="0" w:noVBand="0" w:val="0020"/>
-        <w:jc w:val="start"/>
-      </w:tblPr>
-      <w:tblGrid>
-        <w:gridCol w:w="3960"/>
-        <w:gridCol w:w="3960"/>
-      </w:tblGrid>
-      <w:tr>
-        <w:trPr>
-          <w:tblHeader w:val="true"/>
-        </w:trPr>
-        <w:tc>
-          <w:tcPr/>
-          <w:p>
-            <w:pPr>
-              <w:pStyle w:val="Compact"/>
-              <w:jc w:val="left"/>
-            </w:pPr>
-            <w:r>
-              <w:t xml:space="preserve">頻度</w:t>
-            </w:r>
-          </w:p>
-        </w:tc>
-        <w:tc>
-          <w:tcPr/>
-          <w:p>
-            <w:pPr>
-              <w:pStyle w:val="Compact"/>
-              <w:jc w:val="left"/>
-            </w:pPr>
-            <w:r>
-              <w:t xml:space="preserve">やること</w:t>
-            </w:r>
-          </w:p>
-        </w:tc>
-      </w:tr>
-      <w:tr>
-        <w:tc>
-          <w:tcPr/>
-          <w:p>
-            <w:pPr>
-              <w:pStyle w:val="Compact"/>
-              <w:jc w:val="left"/>
-            </w:pPr>
-            <w:r>
-              <w:t xml:space="preserve">毎案件の開始前</w:t>
-            </w:r>
-          </w:p>
-        </w:tc>
-        <w:tc>
-          <w:tcPr/>
-          <w:p>
-            <w:pPr>
-              <w:pStyle w:val="Compact"/>
-              <w:jc w:val="left"/>
-            </w:pPr>
-            <w:r>
-              <w:t xml:space="preserve">プラン名・月額・主要機能名の再確認。資料の「◯年◯月時点」を更新</w:t>
-            </w:r>
-          </w:p>
-        </w:tc>
-      </w:tr>
-      <w:tr>
-        <w:tc>
-          <w:tcPr/>
-          <w:p>
-            <w:pPr>
-              <w:pStyle w:val="Compact"/>
-              <w:jc w:val="left"/>
-            </w:pPr>
-            <w:r>
-              <w:t xml:space="preserve">3か月ごと</w:t>
-            </w:r>
-          </w:p>
-        </w:tc>
-        <w:tc>
-          <w:tcPr/>
-          <w:p>
-            <w:pPr>
-              <w:pStyle w:val="Compact"/>
-              <w:jc w:val="left"/>
-            </w:pPr>
-            <w:r>
-              <w:t xml:space="preserve">第4部4-4の前提知識表を更新。古くなった記述を消す</w:t>
-            </w:r>
-          </w:p>
-        </w:tc>
-      </w:tr>
-      <w:tr>
-        <w:tc>
-          <w:tcPr/>
-          <w:p>
-            <w:pPr>
-              <w:pStyle w:val="Compact"/>
-              <w:jc w:val="left"/>
-            </w:pPr>
-            <w:r>
-              <w:t xml:space="preserve">6か月ごと</w:t>
-            </w:r>
-          </w:p>
-        </w:tc>
-        <w:tc>
-          <w:tcPr/>
-          <w:p>
-            <w:pPr>
-              <w:pStyle w:val="Compact"/>
-              <w:jc w:val="left"/>
-            </w:pPr>
-            <w:r>
-              <w:t xml:space="preserve">匿名事例の棚卸し（古い事例・効果が陳腐化した事例を外す）</w:t>
-            </w:r>
-          </w:p>
-        </w:tc>
-      </w:tr>
-      <w:tr>
-        <w:tc>
-          <w:tcPr/>
-          <w:p>
-            <w:pPr>
-              <w:pStyle w:val="Compact"/>
-              <w:jc w:val="left"/>
-            </w:pPr>
-            <w:r>
-              <w:t xml:space="preserve">年1回</w:t>
-            </w:r>
-          </w:p>
-        </w:tc>
-        <w:tc>
-          <w:tcPr/>
-          <w:p>
-            <w:pPr>
-              <w:pStyle w:val="Compact"/>
-              <w:jc w:val="left"/>
-            </w:pPr>
-            <w:r>
-              <w:t xml:space="preserve">カリキュラム全体の見直し。上級編の技術トピックの入れ替え</w:t>
-            </w:r>
-          </w:p>
-        </w:tc>
-      </w:tr>
-    </w:tbl>
-    <w:p>
-      <w:r>
-        <w:pict>
-          <v:rect style="width:0;height:1.5pt" o:hralign="center" o:hrstd="t" o:hr="t"/>
-        </w:pict>
-      </w:r>
-    </w:p>
-    <w:bookmarkEnd w:id="212"/>
-    <w:bookmarkStart w:id="213" w:name="進行管理シート受講者1名につき1枚"/>
-    <w:p>
-      <w:pPr>
-        <w:pStyle w:val="Heading2"/>
-      </w:pPr>
-      <w:r>
-        <w:t xml:space="preserve">5-6. 進行管理シート（受講者1名につき1枚）</w:t>
-      </w:r>
-    </w:p>
-    <w:p>
-      <w:pPr>
-        <w:pStyle w:val="SourceCode"/>
-      </w:pPr>
-      <w:r>
-        <w:rPr>
-          <w:rStyle w:val="VerbatimChar"/>
-        </w:rPr>
-        <w:t xml:space="preserve">受講者：              　開始：    /    　修了予定：    /</w:t>
-      </w:r>
-      <w:r>
-        <w:br/>
-      </w:r>
-      <w:r>
-        <w:rPr>
-          <w:rStyle w:val="VerbatimChar"/>
-        </w:rPr>
-        <w:t xml:space="preserve">確定レベル（第3回時点）：Lv.[   ]</w:t>
-      </w:r>
-      <w:r>
-        <w:br/>
-      </w:r>
-      <w:r>
-        <w:rPr>
-          <w:rStyle w:val="VerbatimChar"/>
-        </w:rPr>
-        <w:t xml:space="preserve">────────────────────────────────────</w:t>
-      </w:r>
-      <w:r>
-        <w:br/>
-      </w:r>
-      <w:r>
-        <w:rPr>
-          <w:rStyle w:val="VerbatimChar"/>
-        </w:rPr>
-        <w:t xml:space="preserve">回  日付      成果物の完成  宿題の実行  習得チェック  次回の懸念</w:t>
-      </w:r>
-      <w:r>
-        <w:br/>
-      </w:r>
-      <w:r>
-        <w:rPr>
-          <w:rStyle w:val="VerbatimChar"/>
-        </w:rPr>
-        <w:t xml:space="preserve">1   /                ☐            ―           ☐</w:t>
-      </w:r>
-      <w:r>
-        <w:br/>
-      </w:r>
-      <w:r>
-        <w:rPr>
-          <w:rStyle w:val="VerbatimChar"/>
-        </w:rPr>
-        <w:t xml:space="preserve">2   /                ☐            ☐           ☐</w:t>
-      </w:r>
-      <w:r>
-        <w:br/>
-      </w:r>
-      <w:r>
-        <w:rPr>
-          <w:rStyle w:val="VerbatimChar"/>
-        </w:rPr>
-        <w:t xml:space="preserve">3   /                ☐            ☐           ☐</w:t>
-      </w:r>
-      <w:r>
-        <w:br/>
-      </w:r>
-      <w:r>
-        <w:rPr>
-          <w:rStyle w:val="VerbatimChar"/>
-        </w:rPr>
-        <w:t xml:space="preserve">…（12まで）</w:t>
-      </w:r>
-      <w:r>
-        <w:br/>
-      </w:r>
-      <w:r>
-        <w:rPr>
-          <w:rStyle w:val="VerbatimChar"/>
-        </w:rPr>
-        <w:t xml:space="preserve">────────────────────────────────────</w:t>
-      </w:r>
-      <w:r>
-        <w:br/>
-      </w:r>
-      <w:r>
-        <w:rPr>
-          <w:rStyle w:val="VerbatimChar"/>
-        </w:rPr>
-        <w:t xml:space="preserve">お披露目 第6回[   /   ] 参加[  ]名 ／ 第12回[   /   ] 参加[  ]名</w:t>
-      </w:r>
-      <w:r>
-        <w:br/>
-      </w:r>
-      <w:r>
-        <w:rPr>
-          <w:rStyle w:val="VerbatimChar"/>
-        </w:rPr>
-        <w:t xml:space="preserve">診断スコア  受講前[    ]点 → 修了時[    ]点（同一設問）</w:t>
-      </w:r>
-      <w:r>
-        <w:br/>
-      </w:r>
-      <w:r>
-        <w:rPr>
-          <w:rStyle w:val="VerbatimChar"/>
-        </w:rPr>
-        <w:t xml:space="preserve">掲載許諾：可 / 不可 　数値公開の範囲：</w:t>
-      </w:r>
-    </w:p>
-    <w:p>
-      <w:pPr>
-        <w:pStyle w:val="FirstParagraph"/>
-      </w:pPr>
-      <w:r>
-        <w:rPr>
-          <w:bCs/>
-          <w:b/>
-        </w:rPr>
-        <w:t xml:space="preserve">「宿題の実行」に×が2回続いたら、宿題の設計が悪い。</w:t>
-      </w:r>
-      <w:r>
-        <w:t xml:space="preserve"> </w:t>
-      </w:r>
-      <w:r>
-        <w:t xml:space="preserve">責める前に、15分で終わる大きさに削り直す。</w:t>
-      </w:r>
-    </w:p>
-    <w:p>
-      <w:r>
-        <w:pict>
-          <v:rect style="width:0;height:1.5pt" o:hralign="center" o:hrstd="t" o:hr="t"/>
-        </w:pict>
-      </w:r>
-    </w:p>
-    <w:bookmarkEnd w:id="213"/>
-    <w:bookmarkEnd w:id="214"/>
-    <w:bookmarkStart w:id="215" w:name="付録-初回配布物チェックリスト"/>
-    <w:p>
-      <w:pPr>
-        <w:pStyle w:val="Heading1"/>
-      </w:pPr>
-      <w:r>
-        <w:t xml:space="preserve">付録　初回配布物チェックリスト</w:t>
-      </w:r>
-    </w:p>
-    <w:p>
-      <w:pPr>
-        <w:numPr>
-          <w:ilvl w:val="0"/>
-          <w:numId w:val="1055"/>
-        </w:numPr>
-        <w:pStyle w:val="Compact"/>
-      </w:pPr>
-      <w:r>
-        <w:t xml:space="preserve">☐ 講座の全体像（12回の地図・1枚）</w:t>
-      </w:r>
-    </w:p>
-    <w:p>
-      <w:pPr>
-        <w:numPr>
-          <w:ilvl w:val="0"/>
-          <w:numId w:val="1055"/>
-        </w:numPr>
-        <w:pStyle w:val="Compact"/>
-      </w:pPr>
-      <w:r>
-        <w:t xml:space="preserve">☐ 用語ミニ辞典（第4部4-3・A4 1枚）</w:t>
-      </w:r>
-    </w:p>
-    <w:p>
-      <w:pPr>
-        <w:numPr>
-          <w:ilvl w:val="0"/>
-          <w:numId w:val="1055"/>
-        </w:numPr>
-        <w:pStyle w:val="Compact"/>
-      </w:pPr>
-      <w:r>
-        <w:t xml:space="preserve">☐ 業務棚卸しシート（空欄）</w:t>
-      </w:r>
-    </w:p>
-    <w:p>
-      <w:pPr>
-        <w:numPr>
-          <w:ilvl w:val="0"/>
-          <w:numId w:val="1055"/>
-        </w:numPr>
-        <w:pStyle w:val="Compact"/>
-      </w:pPr>
-      <w:r>
-        <w:t xml:space="preserve">☐ 各回の持ち物一覧（第4部4-2の表）</w:t>
-      </w:r>
-    </w:p>
-    <w:p>
-      <w:pPr>
-        <w:numPr>
-          <w:ilvl w:val="0"/>
-          <w:numId w:val="1055"/>
-        </w:numPr>
-        <w:pStyle w:val="Compact"/>
-      </w:pPr>
-      <w:r>
-        <w:t xml:space="preserve">☐ 質問窓口と返信目安の案内（</w:t>
-      </w:r>
-      <w:r>
-        <w:rPr>
-          <w:bCs/>
-          <w:b/>
-        </w:rPr>
-        <w:t xml:space="preserve">平日24時間以内・メール1本</w:t>
-      </w:r>
-      <w:r>
-        <w:t xml:space="preserve">。5-4b の表をそのまま渡す）</w:t>
-      </w:r>
-    </w:p>
-    <w:p>
-      <w:pPr>
-        <w:numPr>
-          <w:ilvl w:val="0"/>
-          <w:numId w:val="1055"/>
-        </w:numPr>
-        <w:pStyle w:val="Compact"/>
-      </w:pPr>
-      <w:r>
-        <w:t xml:space="preserve">☐</w:t>
-      </w:r>
-      <w:r>
-        <w:t xml:space="preserve"> </w:t>
-      </w:r>
-      <w:r>
-        <w:rPr>
-          <w:bCs/>
-          <w:b/>
-        </w:rPr>
-        <w:t xml:space="preserve">業務委託・秘密保持・録画の取扱い 覚書</w:t>
-      </w:r>
-      <w:r>
-        <w:t xml:space="preserve">（別冊のひな形。弁護士確認済みのものを使う）</w:t>
-      </w:r>
-    </w:p>
-    <w:p>
-      <w:pPr>
-        <w:numPr>
-          <w:ilvl w:val="0"/>
-          <w:numId w:val="1055"/>
-        </w:numPr>
-        <w:pStyle w:val="Compact"/>
-      </w:pPr>
-      <w:r>
-        <w:t xml:space="preserve">☐ 習得チェックリスト（第5部5-1。</w:t>
-      </w:r>
-      <w:r>
-        <w:rPr>
-          <w:bCs/>
-          <w:b/>
-        </w:rPr>
-        <w:t xml:space="preserve">Excel版の「習得チェックリスト」シートに、Lv.1〜2版の4行も入っている</w:t>
-      </w:r>
-      <w:r>
-        <w:t xml:space="preserve">。修了時の引き渡しリストは同じExcelの別シート）</w:t>
-      </w:r>
-    </w:p>
-    <w:p>
-      <w:r>
-        <w:pict>
-          <v:rect style="width:0;height:1.5pt" o:hralign="center" o:hrstd="t" o:hr="t"/>
-        </w:pict>
-      </w:r>
-    </w:p>
-    <w:p>
-      <w:pPr>
-        <w:pStyle w:val="FirstParagraph"/>
-      </w:pPr>
-      <w:r>
-        <w:rPr>
-          <w:bCs/>
-          <w:b/>
-        </w:rPr>
-        <w:t xml:space="preserve">本ハンドブックの改訂記録</w:t>
+        <w:t xml:space="preserve">出典のあるものは出典を添えてある。実績が集まったら、同じ番号のカードを実在の事例に差し替える。</w:t>
       </w:r>
     </w:p>
     <w:tbl>
@@ -26521,6 +24876,2984 @@
               <w:jc w:val="left"/>
             </w:pPr>
             <w:r>
+              <w:t xml:space="preserve">出す回</w:t>
+            </w:r>
+          </w:p>
+        </w:tc>
+        <w:tc>
+          <w:tcPr/>
+          <w:p>
+            <w:pPr>
+              <w:pStyle w:val="Compact"/>
+              <w:jc w:val="left"/>
+            </w:pPr>
+            <w:r>
+              <w:t xml:space="preserve">型</w:t>
+            </w:r>
+          </w:p>
+        </w:tc>
+        <w:tc>
+          <w:tcPr/>
+          <w:p>
+            <w:pPr>
+              <w:pStyle w:val="Compact"/>
+              <w:jc w:val="left"/>
+            </w:pPr>
+            <w:r>
+              <w:t xml:space="preserve">話し方（このまま言える）</w:t>
+            </w:r>
+          </w:p>
+        </w:tc>
+      </w:tr>
+      <w:tr>
+        <w:tc>
+          <w:tcPr/>
+          <w:p>
+            <w:pPr>
+              <w:pStyle w:val="Compact"/>
+              <w:jc w:val="left"/>
+            </w:pPr>
+            <w:r>
+              <w:rPr>
+                <w:bCs/>
+                <w:b/>
+              </w:rPr>
+              <w:t xml:space="preserve">1a</w:t>
+            </w:r>
+          </w:p>
+        </w:tc>
+        <w:tc>
+          <w:tcPr/>
+          <w:p>
+            <w:pPr>
+              <w:pStyle w:val="Compact"/>
+              <w:jc w:val="left"/>
+            </w:pPr>
+            <w:r>
+              <w:t xml:space="preserve">遅れていないことを示す</w:t>
+            </w:r>
+          </w:p>
+        </w:tc>
+        <w:tc>
+          <w:tcPr/>
+          <w:p>
+            <w:pPr>
+              <w:pStyle w:val="Compact"/>
+              <w:jc w:val="left"/>
+            </w:pPr>
+            <w:r>
+              <w:t xml:space="preserve">「中小企業のAI導入率は2割前後です。導入している企業の8割超が業務効率化の効果を実感していますが、</w:t>
+            </w:r>
+            <w:r>
+              <w:rPr>
+                <w:bCs/>
+                <w:b/>
+              </w:rPr>
+              <w:t xml:space="preserve">8割超が『活用事例の情報が足りない』とも答えています。</w:t>
+            </w:r>
+            <w:r>
+              <w:t xml:space="preserve"> </w:t>
+            </w:r>
+            <w:r>
+              <w:t xml:space="preserve">つまり、まだ誰も自社の形を持っていない段階です」（中小機構2026年3月）</w:t>
+            </w:r>
+          </w:p>
+        </w:tc>
+      </w:tr>
+      <w:tr>
+        <w:tc>
+          <w:tcPr/>
+          <w:p>
+            <w:pPr>
+              <w:pStyle w:val="Compact"/>
+              <w:jc w:val="left"/>
+            </w:pPr>
+            <w:r>
+              <w:rPr>
+                <w:bCs/>
+                <w:b/>
+              </w:rPr>
+              <w:t xml:space="preserve">1b</w:t>
+            </w:r>
+          </w:p>
+        </w:tc>
+        <w:tc>
+          <w:tcPr/>
+          <w:p>
+            <w:pPr>
+              <w:pStyle w:val="Compact"/>
+              <w:jc w:val="left"/>
+            </w:pPr>
+            <w:r>
+              <w:t xml:space="preserve">止まる理由は人</w:t>
+            </w:r>
+          </w:p>
+        </w:tc>
+        <w:tc>
+          <w:tcPr/>
+          <w:p>
+            <w:pPr>
+              <w:pStyle w:val="Compact"/>
+              <w:jc w:val="left"/>
+            </w:pPr>
+            <w:r>
+              <w:t xml:space="preserve">「導入検討でつまずく理由の第1位は、</w:t>
+            </w:r>
+            <w:r>
+              <w:rPr>
+                <w:bCs/>
+                <w:b/>
+              </w:rPr>
+              <w:t xml:space="preserve">技術でも費用でもなく『推進人材がいない』</w:t>
+            </w:r>
+            <w:r>
+              <w:t xml:space="preserve">で32.0%です。だから今日は、社長ご自身が現在地を測るところから始めます」（商工中金2026年1月）</w:t>
+            </w:r>
+          </w:p>
+        </w:tc>
+      </w:tr>
+      <w:tr>
+        <w:tc>
+          <w:tcPr/>
+          <w:p>
+            <w:pPr>
+              <w:pStyle w:val="Compact"/>
+              <w:jc w:val="left"/>
+            </w:pPr>
+            <w:r>
+              <w:rPr>
+                <w:bCs/>
+                <w:b/>
+              </w:rPr>
+              <w:t xml:space="preserve">2</w:t>
+            </w:r>
+          </w:p>
+        </w:tc>
+        <w:tc>
+          <w:tcPr/>
+          <w:p>
+            <w:pPr>
+              <w:pStyle w:val="Compact"/>
+              <w:jc w:val="left"/>
+            </w:pPr>
+            <w:r>
+              <w:t xml:space="preserve">型を持つと変わる</w:t>
+            </w:r>
+          </w:p>
+        </w:tc>
+        <w:tc>
+          <w:tcPr/>
+          <w:p>
+            <w:pPr>
+              <w:pStyle w:val="Compact"/>
+              <w:jc w:val="left"/>
+            </w:pPr>
+            <w:r>
+              <w:t xml:space="preserve">「よくあるのは、</w:t>
+            </w:r>
+            <w:r>
+              <w:rPr>
+                <w:bCs/>
+                <w:b/>
+              </w:rPr>
+              <w:t xml:space="preserve">同じ人が同じAIを使っているのに、指示の書き方だけで結果が変わる</w:t>
+            </w:r>
+            <w:r>
+              <w:t xml:space="preserve">という型です。長く書けばいいわけではなく、前提と条件が入っているかで決まります」</w:t>
+            </w:r>
+          </w:p>
+        </w:tc>
+      </w:tr>
+      <w:tr>
+        <w:tc>
+          <w:tcPr/>
+          <w:p>
+            <w:pPr>
+              <w:pStyle w:val="Compact"/>
+              <w:jc w:val="left"/>
+            </w:pPr>
+            <w:r>
+              <w:rPr>
+                <w:bCs/>
+                <w:b/>
+              </w:rPr>
+              <w:t xml:space="preserve">3</w:t>
+            </w:r>
+          </w:p>
+        </w:tc>
+        <w:tc>
+          <w:tcPr/>
+          <w:p>
+            <w:pPr>
+              <w:pStyle w:val="Compact"/>
+              <w:jc w:val="left"/>
+            </w:pPr>
+            <w:r>
+              <w:t xml:space="preserve">渡せる形にすると効く</w:t>
+            </w:r>
+          </w:p>
+        </w:tc>
+        <w:tc>
+          <w:tcPr/>
+          <w:p>
+            <w:pPr>
+              <w:pStyle w:val="Compact"/>
+              <w:jc w:val="left"/>
+            </w:pPr>
+            <w:r>
+              <w:t xml:space="preserve">「文書のテンプレート化でいちばん効くのは、時間短縮そのものより</w:t>
+            </w:r>
+            <w:r>
+              <w:rPr>
+                <w:bCs/>
+                <w:b/>
+              </w:rPr>
+              <w:t xml:space="preserve">『社長でなくても書けるようになる』</w:t>
+            </w:r>
+            <w:r>
+              <w:t xml:space="preserve">ほうです。属人化が1つ外れます」</w:t>
+            </w:r>
+          </w:p>
+        </w:tc>
+      </w:tr>
+      <w:tr>
+        <w:tc>
+          <w:tcPr/>
+          <w:p>
+            <w:pPr>
+              <w:pStyle w:val="Compact"/>
+              <w:jc w:val="left"/>
+            </w:pPr>
+            <w:r>
+              <w:rPr>
+                <w:bCs/>
+                <w:b/>
+              </w:rPr>
+              <w:t xml:space="preserve">4</w:t>
+            </w:r>
+          </w:p>
+        </w:tc>
+        <w:tc>
+          <w:tcPr/>
+          <w:p>
+            <w:pPr>
+              <w:pStyle w:val="Compact"/>
+              <w:jc w:val="left"/>
+            </w:pPr>
+            <w:r>
+              <w:t xml:space="preserve">数字は検算とセット</w:t>
+            </w:r>
+          </w:p>
+        </w:tc>
+        <w:tc>
+          <w:tcPr/>
+          <w:p>
+            <w:pPr>
+              <w:pStyle w:val="Compact"/>
+              <w:jc w:val="left"/>
+            </w:pPr>
+            <w:r>
+              <w:t xml:space="preserve">「起きがちなのは、</w:t>
+            </w:r>
+            <w:r>
+              <w:rPr>
+                <w:bCs/>
+                <w:b/>
+              </w:rPr>
+              <w:t xml:space="preserve">AIの集計をそのまま社外に出して、後から数字が違っていた</w:t>
+            </w:r>
+            <w:r>
+              <w:t xml:space="preserve">という型です。だから今日は、必ず表計算に戻して突き合わせます」</w:t>
+            </w:r>
+          </w:p>
+        </w:tc>
+      </w:tr>
+      <w:tr>
+        <w:tc>
+          <w:tcPr/>
+          <w:p>
+            <w:pPr>
+              <w:pStyle w:val="Compact"/>
+              <w:jc w:val="left"/>
+            </w:pPr>
+            <w:r>
+              <w:rPr>
+                <w:bCs/>
+                <w:b/>
+              </w:rPr>
+              <w:t xml:space="preserve">5</w:t>
+            </w:r>
+          </w:p>
+        </w:tc>
+        <w:tc>
+          <w:tcPr/>
+          <w:p>
+            <w:pPr>
+              <w:pStyle w:val="Compact"/>
+              <w:jc w:val="left"/>
+            </w:pPr>
+            <w:r>
+              <w:t xml:space="preserve">動かないまま持ち帰らせない</w:t>
+            </w:r>
+          </w:p>
+        </w:tc>
+        <w:tc>
+          <w:tcPr/>
+          <w:p>
+            <w:pPr>
+              <w:pStyle w:val="Compact"/>
+              <w:jc w:val="left"/>
+            </w:pPr>
+            <w:r>
+              <w:t xml:space="preserve">「よくあるのは、</w:t>
+            </w:r>
+            <w:r>
+              <w:rPr>
+                <w:bCs/>
+                <w:b/>
+              </w:rPr>
+              <w:t xml:space="preserve">作った専用AIが一度も使われないまま3か月経つ</w:t>
+            </w:r>
+            <w:r>
+              <w:t xml:space="preserve">という型です。分かれ目は『作った日に実データで1回動かしたかどうか』です」</w:t>
+            </w:r>
+          </w:p>
+        </w:tc>
+      </w:tr>
+      <w:tr>
+        <w:tc>
+          <w:tcPr/>
+          <w:p>
+            <w:pPr>
+              <w:pStyle w:val="Compact"/>
+              <w:jc w:val="left"/>
+            </w:pPr>
+            <w:r>
+              <w:rPr>
+                <w:bCs/>
+                <w:b/>
+              </w:rPr>
+              <w:t xml:space="preserve">6</w:t>
+            </w:r>
+          </w:p>
+        </w:tc>
+        <w:tc>
+          <w:tcPr/>
+          <w:p>
+            <w:pPr>
+              <w:pStyle w:val="Compact"/>
+              <w:jc w:val="left"/>
+            </w:pPr>
+            <w:r>
+              <w:t xml:space="preserve">社内は反対から始まる</w:t>
+            </w:r>
+          </w:p>
+        </w:tc>
+        <w:tc>
+          <w:tcPr/>
+          <w:p>
+            <w:pPr>
+              <w:pStyle w:val="Compact"/>
+              <w:jc w:val="left"/>
+            </w:pPr>
+            <w:r>
+              <w:t xml:space="preserve">「社員に見せると、</w:t>
+            </w:r>
+            <w:r>
+              <w:rPr>
+                <w:bCs/>
+                <w:b/>
+              </w:rPr>
+              <w:t xml:space="preserve">最初に出るのはたいてい『これで人が減らされるのか』</w:t>
+            </w:r>
+            <w:r>
+              <w:t xml:space="preserve">です。この質問が出るのは健全で、出ないほうが心配です。答えるのは社長ご自身です」</w:t>
+            </w:r>
+          </w:p>
+        </w:tc>
+      </w:tr>
+      <w:tr>
+        <w:tc>
+          <w:tcPr/>
+          <w:p>
+            <w:pPr>
+              <w:pStyle w:val="Compact"/>
+              <w:jc w:val="left"/>
+            </w:pPr>
+            <w:r>
+              <w:rPr>
+                <w:bCs/>
+                <w:b/>
+              </w:rPr>
+              <w:t xml:space="preserve">7</w:t>
+            </w:r>
+          </w:p>
+        </w:tc>
+        <w:tc>
+          <w:tcPr/>
+          <w:p>
+            <w:pPr>
+              <w:pStyle w:val="Compact"/>
+              <w:jc w:val="left"/>
+            </w:pPr>
+            <w:r>
+              <w:t xml:space="preserve">止まったときに気づけるか</w:t>
+            </w:r>
+          </w:p>
+        </w:tc>
+        <w:tc>
+          <w:tcPr/>
+          <w:p>
+            <w:pPr>
+              <w:pStyle w:val="Compact"/>
+              <w:jc w:val="left"/>
+            </w:pPr>
+            <w:r>
+              <w:t xml:space="preserve">「自動化でいちばん多い失敗は、</w:t>
+            </w:r>
+            <w:r>
+              <w:rPr>
+                <w:bCs/>
+                <w:b/>
+              </w:rPr>
+              <w:t xml:space="preserve">組めなかったことではなく、止まったことに誰も気づかなかった</w:t>
+            </w:r>
+            <w:r>
+              <w:t xml:space="preserve">という型です。だから見張りを先に作ります」</w:t>
+            </w:r>
+          </w:p>
+        </w:tc>
+      </w:tr>
+      <w:tr>
+        <w:tc>
+          <w:tcPr/>
+          <w:p>
+            <w:pPr>
+              <w:pStyle w:val="Compact"/>
+              <w:jc w:val="left"/>
+            </w:pPr>
+            <w:r>
+              <w:rPr>
+                <w:bCs/>
+                <w:b/>
+              </w:rPr>
+              <w:t xml:space="preserve">8</w:t>
+            </w:r>
+          </w:p>
+        </w:tc>
+        <w:tc>
+          <w:tcPr/>
+          <w:p>
+            <w:pPr>
+              <w:pStyle w:val="Compact"/>
+              <w:jc w:val="left"/>
+            </w:pPr>
+            <w:r>
+              <w:t xml:space="preserve">答えられない質問が資産になる</w:t>
+            </w:r>
+          </w:p>
+        </w:tc>
+        <w:tc>
+          <w:tcPr/>
+          <w:p>
+            <w:pPr>
+              <w:pStyle w:val="Compact"/>
+              <w:jc w:val="left"/>
+            </w:pPr>
+            <w:r>
+              <w:t xml:space="preserve">「ナレッジ検索をやると、</w:t>
+            </w:r>
+            <w:r>
+              <w:rPr>
+                <w:bCs/>
+                <w:b/>
+              </w:rPr>
+              <w:t xml:space="preserve">AIが答えられなかった質問のほうが価値がある</w:t>
+            </w:r>
+            <w:r>
+              <w:t xml:space="preserve">という型がよく起きます。それは資料が無いか、社長の頭の中にしかない知識です。そのまま事業承継の課題リストになります」</w:t>
+            </w:r>
+          </w:p>
+        </w:tc>
+      </w:tr>
+      <w:tr>
+        <w:tc>
+          <w:tcPr/>
+          <w:p>
+            <w:pPr>
+              <w:pStyle w:val="Compact"/>
+              <w:jc w:val="left"/>
+            </w:pPr>
+            <w:r>
+              <w:rPr>
+                <w:bCs/>
+                <w:b/>
+              </w:rPr>
+              <w:t xml:space="preserve">9</w:t>
+            </w:r>
+          </w:p>
+        </w:tc>
+        <w:tc>
+          <w:tcPr/>
+          <w:p>
+            <w:pPr>
+              <w:pStyle w:val="Compact"/>
+              <w:jc w:val="left"/>
+            </w:pPr>
+            <w:r>
+              <w:t xml:space="preserve">誤りは上流で止める</w:t>
+            </w:r>
+          </w:p>
+        </w:tc>
+        <w:tc>
+          <w:tcPr/>
+          <w:p>
+            <w:pPr>
+              <w:pStyle w:val="Compact"/>
+              <w:jc w:val="left"/>
+            </w:pPr>
+            <w:r>
+              <w:t xml:space="preserve">「多工程で多いのは、</w:t>
+            </w:r>
+            <w:r>
+              <w:rPr>
+                <w:bCs/>
+                <w:b/>
+              </w:rPr>
+              <w:t xml:space="preserve">工程1の小さな取り違えが、最後に整った書類になって出てくる</w:t>
+            </w:r>
+            <w:r>
+              <w:t xml:space="preserve">という型です。整っているから気づけません。だから確認は最後ではなく最上流に置きます」</w:t>
+            </w:r>
+          </w:p>
+        </w:tc>
+      </w:tr>
+      <w:tr>
+        <w:tc>
+          <w:tcPr/>
+          <w:p>
+            <w:pPr>
+              <w:pStyle w:val="Compact"/>
+              <w:jc w:val="left"/>
+            </w:pPr>
+            <w:r>
+              <w:rPr>
+                <w:bCs/>
+                <w:b/>
+              </w:rPr>
+              <w:t xml:space="preserve">10</w:t>
+            </w:r>
+          </w:p>
+        </w:tc>
+        <w:tc>
+          <w:tcPr/>
+          <w:p>
+            <w:pPr>
+              <w:pStyle w:val="Compact"/>
+              <w:jc w:val="left"/>
+            </w:pPr>
+            <w:r>
+              <w:t xml:space="preserve">品質は勝手に落ちる</w:t>
+            </w:r>
+          </w:p>
+        </w:tc>
+        <w:tc>
+          <w:tcPr/>
+          <w:p>
+            <w:pPr>
+              <w:pStyle w:val="Compact"/>
+              <w:jc w:val="left"/>
+            </w:pPr>
+            <w:r>
+              <w:t xml:space="preserve">「</w:t>
+            </w:r>
+            <w:r>
+              <w:rPr>
+                <w:bCs/>
+                <w:b/>
+              </w:rPr>
+              <w:t xml:space="preserve">ある日から出力の傾向が変わる</w:t>
+            </w:r>
+            <w:r>
+              <w:t xml:space="preserve">ことがあります。モデルが更新されるからです。気づく方法は、同じ問題を毎月流して比べることだけです」</w:t>
+            </w:r>
+          </w:p>
+        </w:tc>
+      </w:tr>
+      <w:tr>
+        <w:tc>
+          <w:tcPr/>
+          <w:p>
+            <w:pPr>
+              <w:pStyle w:val="Compact"/>
+              <w:jc w:val="left"/>
+            </w:pPr>
+            <w:r>
+              <w:rPr>
+                <w:bCs/>
+                <w:b/>
+              </w:rPr>
+              <w:t xml:space="preserve">11</w:t>
+            </w:r>
+          </w:p>
+        </w:tc>
+        <w:tc>
+          <w:tcPr/>
+          <w:p>
+            <w:pPr>
+              <w:pStyle w:val="Compact"/>
+              <w:jc w:val="left"/>
+            </w:pPr>
+            <w:r>
+              <w:t xml:space="preserve">推進役は適性で選ばない</w:t>
+            </w:r>
+          </w:p>
+        </w:tc>
+        <w:tc>
+          <w:tcPr/>
+          <w:p>
+            <w:pPr>
+              <w:pStyle w:val="Compact"/>
+              <w:jc w:val="left"/>
+            </w:pPr>
+            <w:r>
+              <w:t xml:space="preserve">「推進役に向くのは、ITが得意な人ではなく</w:t>
+            </w:r>
+            <w:r>
+              <w:rPr>
+                <w:bCs/>
+                <w:b/>
+              </w:rPr>
+              <w:t xml:space="preserve">『その業務を一番よく知っていて、面倒くさがりな人』</w:t>
+            </w:r>
+            <w:r>
+              <w:t xml:space="preserve">という型がよく当たります」</w:t>
+            </w:r>
+          </w:p>
+        </w:tc>
+      </w:tr>
+      <w:tr>
+        <w:tc>
+          <w:tcPr/>
+          <w:p>
+            <w:pPr>
+              <w:pStyle w:val="Compact"/>
+              <w:jc w:val="left"/>
+            </w:pPr>
+            <w:r>
+              <w:rPr>
+                <w:bCs/>
+                <w:b/>
+              </w:rPr>
+              <w:t xml:space="preserve">12</w:t>
+            </w:r>
+          </w:p>
+        </w:tc>
+        <w:tc>
+          <w:tcPr/>
+          <w:p>
+            <w:pPr>
+              <w:pStyle w:val="Compact"/>
+              <w:jc w:val="left"/>
+            </w:pPr>
+            <w:r>
+              <w:t xml:space="preserve">時間が浮いただけでは動かない</w:t>
+            </w:r>
+          </w:p>
+        </w:tc>
+        <w:tc>
+          <w:tcPr/>
+          <w:p>
+            <w:pPr>
+              <w:pStyle w:val="Compact"/>
+              <w:jc w:val="left"/>
+            </w:pPr>
+            <w:r>
+              <w:t xml:space="preserve">「</w:t>
+            </w:r>
+            <w:r>
+              <w:rPr>
+                <w:bCs/>
+                <w:b/>
+              </w:rPr>
+              <w:t xml:space="preserve">時間が浮いても経営数値は動かない</w:t>
+            </w:r>
+            <w:r>
+              <w:t xml:space="preserve">、というのがいちばん多い型です。浮いた時間を何に使うかを決めて、はじめて数字になります」</w:t>
+            </w:r>
+          </w:p>
+        </w:tc>
+      </w:tr>
+    </w:tbl>
+    <w:p>
+      <w:pPr>
+        <w:pStyle w:val="BodyText"/>
+      </w:pPr>
+      <w:r>
+        <w:rPr>
+          <w:bCs/>
+          <w:b/>
+        </w:rPr>
+        <w:t xml:space="preserve">使い方の注意。</w:t>
+      </w:r>
+      <w:r>
+        <w:t xml:space="preserve"> </w:t>
+      </w:r>
+      <w:r>
+        <w:t xml:space="preserve">型カードは「実例の代わり」ではなく「</w:t>
+      </w:r>
+      <w:r>
+        <w:rPr>
+          <w:bCs/>
+          <w:b/>
+        </w:rPr>
+        <w:t xml:space="preserve">実例を集めるまでの足場</w:t>
+      </w:r>
+      <w:r>
+        <w:t xml:space="preserve">」である。第12回の成果報告で受講者の実測値を集めたら、許諾を得たうえで同じ番号を差し替える。差し替えたときに初めて「ある会社では」と言ってよい。</w:t>
+      </w:r>
+    </w:p>
+    <w:p>
+      <w:r>
+        <w:pict>
+          <v:rect style="width:0;height:1.5pt" o:hralign="center" o:hrstd="t" o:hr="t"/>
+        </w:pict>
+      </w:r>
+    </w:p>
+    <w:bookmarkEnd w:id="203"/>
+    <w:bookmarkEnd w:id="204"/>
+    <w:bookmarkStart w:id="209" w:name="助成金メモ2026年9月時点令和8年8月3日改正を反映"/>
+    <w:p>
+      <w:pPr>
+        <w:pStyle w:val="Heading2"/>
+      </w:pPr>
+      <w:r>
+        <w:t xml:space="preserve">5-3. 助成金メモ（2026年9月時点・令和8年8月3日改正を反映）</w:t>
+      </w:r>
+    </w:p>
+    <w:p>
+      <w:pPr>
+        <w:pStyle w:val="FirstParagraph"/>
+      </w:pPr>
+      <w:r>
+        <w:rPr>
+          <w:bCs/>
+          <w:b/>
+        </w:rPr>
+        <w:t xml:space="preserve">人材開発支援助成金（事業展開等リスキリング支援コース）</w:t>
+      </w:r>
+    </w:p>
+    <w:tbl>
+      <w:tblPr>
+        <w:tblStyle w:val="Table"/>
+        <w:tblW w:type="pct" w:w="5000"/>
+        <w:tblLook w:firstRow="1" w:lastRow="0" w:firstColumn="0" w:lastColumn="0" w:noHBand="0" w:noVBand="0" w:val="0020"/>
+        <w:jc w:val="start"/>
+      </w:tblPr>
+      <w:tblGrid>
+        <w:gridCol w:w="3960"/>
+        <w:gridCol w:w="3960"/>
+      </w:tblGrid>
+      <w:tr>
+        <w:trPr>
+          <w:tblHeader w:val="true"/>
+        </w:trPr>
+        <w:tc>
+          <w:tcPr/>
+          <w:p>
+            <w:pPr>
+              <w:pStyle w:val="Compact"/>
+              <w:jc w:val="left"/>
+            </w:pPr>
+            <w:r>
+              <w:t xml:space="preserve">項目</w:t>
+            </w:r>
+          </w:p>
+        </w:tc>
+        <w:tc>
+          <w:tcPr/>
+          <w:p>
+            <w:pPr>
+              <w:pStyle w:val="Compact"/>
+              <w:jc w:val="left"/>
+            </w:pPr>
+            <w:r>
+              <w:t xml:space="preserve">内容</w:t>
+            </w:r>
+          </w:p>
+        </w:tc>
+      </w:tr>
+      <w:tr>
+        <w:tc>
+          <w:tcPr/>
+          <w:p>
+            <w:pPr>
+              <w:pStyle w:val="Compact"/>
+              <w:jc w:val="left"/>
+            </w:pPr>
+            <w:r>
+              <w:t xml:space="preserve">経費助成率（中小企業）</w:t>
+            </w:r>
+          </w:p>
+        </w:tc>
+        <w:tc>
+          <w:tcPr/>
+          <w:p>
+            <w:pPr>
+              <w:pStyle w:val="Compact"/>
+              <w:jc w:val="left"/>
+            </w:pPr>
+            <w:r>
+              <w:t xml:space="preserve">75%（大企業60%）</w:t>
+            </w:r>
+          </w:p>
+        </w:tc>
+      </w:tr>
+      <w:tr>
+        <w:tc>
+          <w:tcPr/>
+          <w:p>
+            <w:pPr>
+              <w:pStyle w:val="Compact"/>
+              <w:jc w:val="left"/>
+            </w:pPr>
+            <w:r>
+              <w:t xml:space="preserve">賃金助成</w:t>
+            </w:r>
+          </w:p>
+        </w:tc>
+        <w:tc>
+          <w:tcPr/>
+          <w:p>
+            <w:pPr>
+              <w:pStyle w:val="Compact"/>
+              <w:jc w:val="left"/>
+            </w:pPr>
+            <w:r>
+              <w:t xml:space="preserve">1人1時間あたり1,000円（大企業500円）</w:t>
+            </w:r>
+          </w:p>
+        </w:tc>
+      </w:tr>
+      <w:tr>
+        <w:tc>
+          <w:tcPr/>
+          <w:p>
+            <w:pPr>
+              <w:pStyle w:val="Compact"/>
+              <w:jc w:val="left"/>
+            </w:pPr>
+            <w:r>
+              <w:t xml:space="preserve">実訓練時間の要件</w:t>
+            </w:r>
+          </w:p>
+        </w:tc>
+        <w:tc>
+          <w:tcPr/>
+          <w:p>
+            <w:pPr>
+              <w:pStyle w:val="Compact"/>
+              <w:jc w:val="left"/>
+            </w:pPr>
+            <w:r>
+              <w:rPr>
+                <w:bCs/>
+                <w:b/>
+              </w:rPr>
+              <w:t xml:space="preserve">OFF-JTで10時間以上</w:t>
+            </w:r>
+          </w:p>
+        </w:tc>
+      </w:tr>
+      <w:tr>
+        <w:tc>
+          <w:tcPr/>
+          <w:p>
+            <w:pPr>
+              <w:pStyle w:val="Compact"/>
+              <w:jc w:val="left"/>
+            </w:pPr>
+            <w:r>
+              <w:t xml:space="preserve">本講座の該当性</w:t>
+            </w:r>
+          </w:p>
+        </w:tc>
+        <w:tc>
+          <w:tcPr/>
+          <w:p>
+            <w:pPr>
+              <w:pStyle w:val="Compact"/>
+              <w:jc w:val="left"/>
+            </w:pPr>
+            <w:r>
+              <w:rPr>
+                <w:bCs/>
+                <w:b/>
+              </w:rPr>
+              <w:t xml:space="preserve">120分×12回＝24時間。時間要件は単独で満たす</w:t>
+            </w:r>
+          </w:p>
+        </w:tc>
+      </w:tr>
+      <w:tr>
+        <w:tc>
+          <w:tcPr/>
+          <w:p>
+            <w:pPr>
+              <w:pStyle w:val="Compact"/>
+              <w:jc w:val="left"/>
+            </w:pPr>
+            <w:r>
+              <w:t xml:space="preserve">経費助成の上限</w:t>
+            </w:r>
+          </w:p>
+        </w:tc>
+        <w:tc>
+          <w:tcPr/>
+          <w:p>
+            <w:pPr>
+              <w:pStyle w:val="Compact"/>
+              <w:jc w:val="left"/>
+            </w:pPr>
+            <w:r>
+              <w:t xml:space="preserve">10〜100時間未満で1人30万円（100〜200時間40万円／200時間〜50万円）</w:t>
+            </w:r>
+          </w:p>
+        </w:tc>
+      </w:tr>
+      <w:tr>
+        <w:tc>
+          <w:tcPr/>
+          <w:p>
+            <w:pPr>
+              <w:pStyle w:val="Compact"/>
+              <w:jc w:val="left"/>
+            </w:pPr>
+            <w:r>
+              <w:t xml:space="preserve">計画届</w:t>
+            </w:r>
+          </w:p>
+        </w:tc>
+        <w:tc>
+          <w:tcPr/>
+          <w:p>
+            <w:pPr>
+              <w:pStyle w:val="Compact"/>
+              <w:jc w:val="left"/>
+            </w:pPr>
+            <w:r>
+              <w:t xml:space="preserve">訓練開始日の</w:t>
+            </w:r>
+            <w:r>
+              <w:rPr>
+                <w:bCs/>
+                <w:b/>
+              </w:rPr>
+              <w:t xml:space="preserve">6か月前から1か月前までの間</w:t>
+            </w:r>
+            <w:r>
+              <w:t xml:space="preserve">に管轄労働局へ</w:t>
+            </w:r>
+          </w:p>
+        </w:tc>
+      </w:tr>
+      <w:tr>
+        <w:tc>
+          <w:tcPr/>
+          <w:p>
+            <w:pPr>
+              <w:pStyle w:val="Compact"/>
+              <w:jc w:val="left"/>
+            </w:pPr>
+            <w:r>
+              <w:t xml:space="preserve">受講回数の上限</w:t>
+            </w:r>
+          </w:p>
+        </w:tc>
+        <w:tc>
+          <w:tcPr/>
+          <w:p>
+            <w:pPr>
+              <w:pStyle w:val="Compact"/>
+              <w:jc w:val="left"/>
+            </w:pPr>
+            <w:r>
+              <w:t xml:space="preserve">同一労働者につき</w:t>
+            </w:r>
+            <w:r>
+              <w:rPr>
+                <w:bCs/>
+                <w:b/>
+              </w:rPr>
+              <w:t xml:space="preserve">一の年度で3回まで</w:t>
+            </w:r>
+          </w:p>
+        </w:tc>
+      </w:tr>
+      <w:tr>
+        <w:tc>
+          <w:tcPr/>
+          <w:p>
+            <w:pPr>
+              <w:pStyle w:val="Compact"/>
+              <w:jc w:val="left"/>
+            </w:pPr>
+            <w:r>
+              <w:rPr>
+                <w:bCs/>
+                <w:b/>
+              </w:rPr>
+              <w:t xml:space="preserve">eラーニング訓練の回数</w:t>
+            </w:r>
+          </w:p>
+        </w:tc>
+        <w:tc>
+          <w:tcPr/>
+          <w:p>
+            <w:pPr>
+              <w:pStyle w:val="Compact"/>
+              <w:jc w:val="left"/>
+            </w:pPr>
+            <w:r>
+              <w:t xml:space="preserve">同一労働者につき</w:t>
+            </w:r>
+            <w:r>
+              <w:rPr>
+                <w:bCs/>
+                <w:b/>
+              </w:rPr>
+              <w:t xml:space="preserve">一の年度で1回まで</w:t>
+            </w:r>
+            <w:r>
+              <w:t xml:space="preserve">（令和8年8月3日以降に提出した計画届から適用）</w:t>
+            </w:r>
+          </w:p>
+        </w:tc>
+      </w:tr>
+      <w:tr>
+        <w:tc>
+          <w:tcPr/>
+          <w:p>
+            <w:pPr>
+              <w:pStyle w:val="Compact"/>
+              <w:jc w:val="left"/>
+            </w:pPr>
+            <w:r>
+              <w:t xml:space="preserve">制度の期限</w:t>
+            </w:r>
+          </w:p>
+        </w:tc>
+        <w:tc>
+          <w:tcPr/>
+          <w:p>
+            <w:pPr>
+              <w:pStyle w:val="Compact"/>
+              <w:jc w:val="left"/>
+            </w:pPr>
+            <w:r>
+              <w:rPr>
+                <w:bCs/>
+                <w:b/>
+              </w:rPr>
+              <w:t xml:space="preserve">令和8年度末までの時限措置</w:t>
+            </w:r>
+            <w:r>
+              <w:t xml:space="preserve">（公式に明記。「見込み」ではない）</w:t>
+            </w:r>
+          </w:p>
+        </w:tc>
+      </w:tr>
+    </w:tbl>
+    <w:bookmarkStart w:id="205" w:name="対象外となる訓練令和8年8月3日改正ここが本講座の急所"/>
+    <w:p>
+      <w:pPr>
+        <w:pStyle w:val="Heading3"/>
+      </w:pPr>
+      <w:r>
+        <w:t xml:space="preserve">🔴 対象外となる訓練（令和8年8月3日改正・ここが本講座の急所）</w:t>
+      </w:r>
+    </w:p>
+    <w:p>
+      <w:pPr>
+        <w:pStyle w:val="FirstParagraph"/>
+      </w:pPr>
+      <w:r>
+        <w:t xml:space="preserve">厚生労働省が対象外の例として</w:t>
+      </w:r>
+      <w:r>
+        <w:rPr>
+          <w:bCs/>
+          <w:b/>
+        </w:rPr>
+        <w:t xml:space="preserve">名指しで挙げているのが「生成AIを利用するために汎用的なプロンプトの作り方を学ぶ訓練」</w:t>
+      </w:r>
+      <w:r>
+        <w:t xml:space="preserve">である。一方、対象になる例として挙がっているのは「生成AIを活用して</w:t>
+      </w:r>
+      <w:r>
+        <w:rPr>
+          <w:bCs/>
+          <w:b/>
+        </w:rPr>
+        <w:t xml:space="preserve">商品提案書の構成案作成、文章生成、修正方法</w:t>
+      </w:r>
+      <w:r>
+        <w:t xml:space="preserve">を学ぶ営業担当者向けの訓練」。</w:t>
+      </w:r>
+    </w:p>
+    <w:p>
+      <w:pPr>
+        <w:pStyle w:val="BodyText"/>
+      </w:pPr>
+      <w:r>
+        <w:rPr>
+          <w:bCs/>
+          <w:b/>
+        </w:rPr>
+        <w:t xml:space="preserve">この線引きは、本講座にそのまま刺さる。</w:t>
+      </w:r>
+      <w:r>
+        <w:t xml:space="preserve"> </w:t>
+      </w:r>
+      <w:r>
+        <w:t xml:space="preserve">特に第2回（指示の型・プロンプト集）は、書き方によっては「汎用的なプロンプトの作り方」に読める。計画届では、</w:t>
+      </w:r>
+      <w:r>
+        <w:rPr>
+          <w:bCs/>
+          <w:b/>
+        </w:rPr>
+        <w:t xml:space="preserve">各回の演習が受講企業の実業務・実データに限定されていること</w:t>
+      </w:r>
+      <w:r>
+        <w:t xml:space="preserve">を、回ごとの成果物名で示すこと。</w:t>
+      </w:r>
+    </w:p>
+    <w:p>
+      <w:pPr>
+        <w:pStyle w:val="BodyText"/>
+      </w:pPr>
+      <w:r>
+        <w:t xml:space="preserve">なお「</w:t>
+      </w:r>
+      <w:r>
+        <w:rPr>
+          <w:bCs/>
+          <w:b/>
+        </w:rPr>
+        <w:t xml:space="preserve">既存ソフトの操作習得のみは対象外</w:t>
+      </w:r>
+      <w:r>
+        <w:t xml:space="preserve">」は、令和6年4月版のパンフレットに既にあった要件で、8月3日改正の内容ではない。改正で追加されたのは上記の対象外例の具体化と、eラーニングの回数制限である。</w:t>
+      </w:r>
+    </w:p>
+    <w:p>
+      <w:pPr>
+        <w:pStyle w:val="BodyText"/>
+      </w:pPr>
+      <w:r>
+        <w:t xml:space="preserve">また「認定経営革新等支援機関による計画内容の確認」は、</w:t>
+      </w:r>
+      <w:r>
+        <w:rPr>
+          <w:bCs/>
+          <w:b/>
+        </w:rPr>
+        <w:t xml:space="preserve">令和8年3月2日</w:t>
+      </w:r>
+      <w:r>
+        <w:t xml:space="preserve">に追加された類型（人事・人材育成計画に基づく訓練）に伴うもので、これも8月3日改正の内容ではない。両者を混同して説明しないこと。</w:t>
+      </w:r>
+    </w:p>
+    <w:bookmarkEnd w:id="205"/>
+    <w:bookmarkStart w:id="206" w:name="設計上の含意"/>
+    <w:p>
+      <w:pPr>
+        <w:pStyle w:val="Heading3"/>
+      </w:pPr>
+      <w:r>
+        <w:t xml:space="preserve">設計上の含意</w:t>
+      </w:r>
+    </w:p>
+    <w:p>
+      <w:pPr>
+        <w:pStyle w:val="FirstParagraph"/>
+      </w:pPr>
+      <w:r>
+        <w:t xml:space="preserve">本講座は第5回以降で自社専用ツールの構築・体制設計・効果測定を扱うため、操作習得にも汎用プロンプト研修にも留まらない。</w:t>
+      </w:r>
+      <w:r>
+        <w:rPr>
+          <w:bCs/>
+          <w:b/>
+        </w:rPr>
+        <w:t xml:space="preserve">ただしそれは計画届の書き方で決まる。</w:t>
+      </w:r>
+      <w:r>
+        <w:t xml:space="preserve"> </w:t>
+      </w:r>
+      <w:r>
+        <w:t xml:space="preserve">各回の「手元に残るもの」（第1部1-2の表）をそのまま計画届の到達目標に転記するのが、最も説明力がある。</w:t>
+      </w:r>
+    </w:p>
+    <w:bookmarkEnd w:id="206"/>
+    <w:bookmarkStart w:id="207" w:name="労働局に確認する5項目案件ごとに毎回"/>
+    <w:p>
+      <w:pPr>
+        <w:pStyle w:val="Heading3"/>
+      </w:pPr>
+      <w:r>
+        <w:t xml:space="preserve">労働局に確認する5項目（案件ごとに毎回）</w:t>
+      </w:r>
+    </w:p>
+    <w:p>
+      <w:pPr>
+        <w:numPr>
+          <w:ilvl w:val="0"/>
+          <w:numId w:val="1054"/>
+        </w:numPr>
+        <w:pStyle w:val="Compact"/>
+      </w:pPr>
+      <w:r>
+        <w:rPr>
+          <w:bCs/>
+          <w:b/>
+        </w:rPr>
+        <w:t xml:space="preserve">オンライン1対1のOFF-JT該当性</w:t>
+      </w:r>
+      <w:r>
+        <w:t xml:space="preserve">（同時双方向であること、受講記録の取り方）</w:t>
+      </w:r>
+    </w:p>
+    <w:p>
+      <w:pPr>
+        <w:numPr>
+          <w:ilvl w:val="0"/>
+          <w:numId w:val="1054"/>
+        </w:numPr>
+        <w:pStyle w:val="Compact"/>
+      </w:pPr>
+      <w:r>
+        <w:rPr>
+          <w:bCs/>
+          <w:b/>
+        </w:rPr>
+        <w:t xml:space="preserve">オンライン1対1が「eラーニング訓練」に該当しないか</w:t>
+      </w:r>
+      <w:r>
+        <w:t xml:space="preserve"> </w:t>
+      </w:r>
+      <w:r>
+        <w:t xml:space="preserve">← 該当すると年1回制限が直撃する。</w:t>
+      </w:r>
+      <w:r>
+        <w:rPr>
+          <w:bCs/>
+          <w:b/>
+        </w:rPr>
+        <w:t xml:space="preserve">最優先で確認する</w:t>
+      </w:r>
+    </w:p>
+    <w:p>
+      <w:pPr>
+        <w:numPr>
+          <w:ilvl w:val="0"/>
+          <w:numId w:val="1054"/>
+        </w:numPr>
+        <w:pStyle w:val="Compact"/>
+      </w:pPr>
+      <w:r>
+        <w:rPr>
+          <w:bCs/>
+          <w:b/>
+        </w:rPr>
+        <w:t xml:space="preserve">本講座の構成が「汎用的なプロンプトの作り方を学ぶ訓練」に該当しないか</w:t>
+      </w:r>
+      <w:r>
+        <w:t xml:space="preserve">（第2回の記載の仕方）</w:t>
+      </w:r>
+    </w:p>
+    <w:p>
+      <w:pPr>
+        <w:numPr>
+          <w:ilvl w:val="0"/>
+          <w:numId w:val="1054"/>
+        </w:numPr>
+        <w:pStyle w:val="Compact"/>
+      </w:pPr>
+      <w:r>
+        <w:rPr>
+          <w:bCs/>
+          <w:b/>
+        </w:rPr>
+        <w:t xml:space="preserve">社員同席回（第6回・第12回）の訓練時間としての計上可否</w:t>
+      </w:r>
+      <w:r>
+        <w:t xml:space="preserve">、および同席社員を受講者に含めるか</w:t>
+      </w:r>
+    </w:p>
+    <w:p>
+      <w:pPr>
+        <w:numPr>
+          <w:ilvl w:val="0"/>
+          <w:numId w:val="1054"/>
+        </w:numPr>
+        <w:pStyle w:val="Compact"/>
+      </w:pPr>
+      <w:r>
+        <w:rPr>
+          <w:bCs/>
+          <w:b/>
+        </w:rPr>
+        <w:t xml:space="preserve">訓練時間の記録様式</w:t>
+      </w:r>
+      <w:r>
+        <w:t xml:space="preserve">（開始・終了時刻、実施内容の証憑として何が必要か）</w:t>
+      </w:r>
+    </w:p>
+    <w:bookmarkEnd w:id="207"/>
+    <w:bookmarkStart w:id="208" w:name="日程上の注意"/>
+    <w:p>
+      <w:pPr>
+        <w:pStyle w:val="Heading3"/>
+      </w:pPr>
+      <w:r>
+        <w:t xml:space="preserve">日程上の注意</w:t>
+      </w:r>
+    </w:p>
+    <w:p>
+      <w:pPr>
+        <w:pStyle w:val="FirstParagraph"/>
+      </w:pPr>
+      <w:r>
+        <w:t xml:space="preserve">隔週12回は約5.5か月かかる（＋第6回・第12回の事前壁打ち2枠）。制度は令和8年度末までの時限措置なので、</w:t>
+      </w:r>
+      <w:r>
+        <w:rPr>
+          <w:bCs/>
+          <w:b/>
+        </w:rPr>
+        <w:t xml:space="preserve">2026年11月以降に開始する案件は訓練終了が年度をまたぐ</w:t>
+      </w:r>
+      <w:r>
+        <w:t xml:space="preserve">。年度をまたぐ場合の支給対象期の扱いを、上記5項目に加えて確認すること。募集資料には開始可能期限を明記する。</w:t>
+      </w:r>
+    </w:p>
+    <w:p>
+      <w:pPr>
+        <w:pStyle w:val="BlockText"/>
+      </w:pPr>
+      <w:r>
+        <w:rPr>
+          <w:bCs/>
+          <w:b/>
+        </w:rPr>
+        <w:t xml:space="preserve">必ず守ること：</w:t>
+      </w:r>
+      <w:r>
+        <w:t xml:space="preserve"> </w:t>
+      </w:r>
+      <w:r>
+        <w:t xml:space="preserve">募集開始前に管轄労働局へ最新条件を確認する。</w:t>
+      </w:r>
+      <w:r>
+        <w:rPr>
+          <w:bCs/>
+          <w:b/>
+        </w:rPr>
+        <w:t xml:space="preserve">申請の可否を講師が断定しない。代行も請けない。</w:t>
+      </w:r>
+      <w:r>
+        <w:t xml:space="preserve"> </w:t>
+      </w:r>
+      <w:r>
+        <w:t xml:space="preserve">社労士・認定支援機関を紹介する立場に徹する。</w:t>
+      </w:r>
+    </w:p>
+    <w:p>
+      <w:r>
+        <w:pict>
+          <v:rect style="width:0;height:1.5pt" o:hralign="center" o:hrstd="t" o:hr="t"/>
+        </w:pict>
+      </w:r>
+    </w:p>
+    <w:bookmarkEnd w:id="208"/>
+    <w:bookmarkEnd w:id="209"/>
+    <w:bookmarkStart w:id="213" w:name="機密録画預かりデータの扱い数字を確定させた"/>
+    <w:p>
+      <w:pPr>
+        <w:pStyle w:val="Heading2"/>
+      </w:pPr>
+      <w:r>
+        <w:t xml:space="preserve">5-4. 機密・録画・預かりデータの扱い（数字を確定させた）</w:t>
+      </w:r>
+    </w:p>
+    <w:p>
+      <w:pPr>
+        <w:pStyle w:val="FirstParagraph"/>
+      </w:pPr>
+      <w:r>
+        <w:rPr>
+          <w:bCs/>
+          <w:b/>
+        </w:rPr>
+        <w:t xml:space="preserve">別冊「業務委託・秘密保持・録画の取扱い 覚書（ひな形）」を、契約時に必ず取り交わす。</w:t>
+      </w:r>
+      <w:r>
+        <w:t xml:space="preserve"> </w:t>
+      </w:r>
+      <w:r>
+        <w:t xml:space="preserve">以下はその要点で、数字はすべて確定値。案件ごとに変えるときは、変えた理由を進行管理シートに書く。</w:t>
+      </w:r>
+    </w:p>
+    <w:tbl>
+      <w:tblPr>
+        <w:tblStyle w:val="Table"/>
+        <w:tblW w:type="pct" w:w="5000"/>
+        <w:tblLook w:firstRow="1" w:lastRow="0" w:firstColumn="0" w:lastColumn="0" w:noHBand="0" w:noVBand="0" w:val="0020"/>
+        <w:jc w:val="start"/>
+      </w:tblPr>
+      <w:tblGrid>
+        <w:gridCol w:w="3960"/>
+        <w:gridCol w:w="3960"/>
+      </w:tblGrid>
+      <w:tr>
+        <w:trPr>
+          <w:tblHeader w:val="true"/>
+        </w:trPr>
+        <w:tc>
+          <w:tcPr/>
+          <w:p>
+            <w:pPr>
+              <w:pStyle w:val="Compact"/>
+              <w:jc w:val="left"/>
+            </w:pPr>
+            <w:r>
+              <w:t xml:space="preserve">項目</w:t>
+            </w:r>
+          </w:p>
+        </w:tc>
+        <w:tc>
+          <w:tcPr/>
+          <w:p>
+            <w:pPr>
+              <w:pStyle w:val="Compact"/>
+              <w:jc w:val="left"/>
+            </w:pPr>
+            <w:r>
+              <w:t xml:space="preserve">確定した扱い</w:t>
+            </w:r>
+          </w:p>
+        </w:tc>
+      </w:tr>
+      <w:tr>
+        <w:tc>
+          <w:tcPr/>
+          <w:p>
+            <w:pPr>
+              <w:pStyle w:val="Compact"/>
+              <w:jc w:val="left"/>
+            </w:pPr>
+            <w:r>
+              <w:t xml:space="preserve">演習データ</w:t>
+            </w:r>
+          </w:p>
+        </w:tc>
+        <w:tc>
+          <w:tcPr/>
+          <w:p>
+            <w:pPr>
+              <w:pStyle w:val="Compact"/>
+              <w:jc w:val="left"/>
+            </w:pPr>
+            <w:r>
+              <w:t xml:space="preserve">社名・個人名・金額の一部を伏せた状態で扱う。伏せ方は第1回で一緒に決める</w:t>
+            </w:r>
+          </w:p>
+        </w:tc>
+      </w:tr>
+      <w:tr>
+        <w:tc>
+          <w:tcPr/>
+          <w:p>
+            <w:pPr>
+              <w:pStyle w:val="Compact"/>
+              <w:jc w:val="left"/>
+            </w:pPr>
+            <w:r>
+              <w:t xml:space="preserve">預かった資料</w:t>
+            </w:r>
+          </w:p>
+        </w:tc>
+        <w:tc>
+          <w:tcPr/>
+          <w:p>
+            <w:pPr>
+              <w:pStyle w:val="Compact"/>
+              <w:jc w:val="left"/>
+            </w:pPr>
+            <w:r>
+              <w:t xml:space="preserve">講師の端末とクラウドの指定フォルダにのみ置く。</w:t>
+            </w:r>
+            <w:r>
+              <w:rPr>
+                <w:bCs/>
+                <w:b/>
+              </w:rPr>
+              <w:t xml:space="preserve">修了後1か月以内に削除</w:t>
+            </w:r>
+            <w:r>
+              <w:t xml:space="preserve">し、削除した旨をメールで通知する</w:t>
+            </w:r>
+          </w:p>
+        </w:tc>
+      </w:tr>
+      <w:tr>
+        <w:tc>
+          <w:tcPr/>
+          <w:p>
+            <w:pPr>
+              <w:pStyle w:val="Compact"/>
+              <w:jc w:val="left"/>
+            </w:pPr>
+            <w:r>
+              <w:t xml:space="preserve">録画の保管</w:t>
+            </w:r>
+          </w:p>
+        </w:tc>
+        <w:tc>
+          <w:tcPr/>
+          <w:p>
+            <w:pPr>
+              <w:pStyle w:val="Compact"/>
+              <w:jc w:val="left"/>
+            </w:pPr>
+            <w:r>
+              <w:t xml:space="preserve">講師が保管。</w:t>
+            </w:r>
+            <w:r>
+              <w:rPr>
+                <w:bCs/>
+                <w:b/>
+              </w:rPr>
+              <w:t xml:space="preserve">保存期間は修了後6か月</w:t>
+            </w:r>
+            <w:r>
+              <w:t xml:space="preserve">。期間経過後に削除する（受講者が自分で保存する分はこの限りでない）</w:t>
+            </w:r>
+          </w:p>
+        </w:tc>
+      </w:tr>
+      <w:tr>
+        <w:tc>
+          <w:tcPr/>
+          <w:p>
+            <w:pPr>
+              <w:pStyle w:val="Compact"/>
+              <w:jc w:val="left"/>
+            </w:pPr>
+            <w:r>
+              <w:t xml:space="preserve">録画の社内共有</w:t>
+            </w:r>
+          </w:p>
+        </w:tc>
+        <w:tc>
+          <w:tcPr/>
+          <w:p>
+            <w:pPr>
+              <w:pStyle w:val="Compact"/>
+              <w:jc w:val="left"/>
+            </w:pPr>
+            <w:r>
+              <w:t xml:space="preserve">受講者本人のみ／同席社員まで／全社 の3択を初回に選ばせ、書面に残す</w:t>
+            </w:r>
+          </w:p>
+        </w:tc>
+      </w:tr>
+      <w:tr>
+        <w:tc>
+          <w:tcPr/>
+          <w:p>
+            <w:pPr>
+              <w:pStyle w:val="Compact"/>
+              <w:jc w:val="left"/>
+            </w:pPr>
+            <w:r>
+              <w:t xml:space="preserve">守秘義務の期間</w:t>
+            </w:r>
+          </w:p>
+        </w:tc>
+        <w:tc>
+          <w:tcPr/>
+          <w:p>
+            <w:pPr>
+              <w:pStyle w:val="Compact"/>
+              <w:jc w:val="left"/>
+            </w:pPr>
+            <w:r>
+              <w:rPr>
+                <w:bCs/>
+                <w:b/>
+              </w:rPr>
+              <w:t xml:space="preserve">修了後3年</w:t>
+            </w:r>
+          </w:p>
+        </w:tc>
+      </w:tr>
+      <w:tr>
+        <w:tc>
+          <w:tcPr/>
+          <w:p>
+            <w:pPr>
+              <w:pStyle w:val="Compact"/>
+              <w:jc w:val="left"/>
+            </w:pPr>
+            <w:r>
+              <w:t xml:space="preserve">事例としての公開</w:t>
+            </w:r>
+          </w:p>
+        </w:tc>
+        <w:tc>
+          <w:tcPr/>
+          <w:p>
+            <w:pPr>
+              <w:pStyle w:val="Compact"/>
+              <w:jc w:val="left"/>
+            </w:pPr>
+            <w:r>
+              <w:t xml:space="preserve">修了時に別途、書面で許諾を得る。</w:t>
+            </w:r>
+            <w:r>
+              <w:rPr>
+                <w:bCs/>
+                <w:b/>
+              </w:rPr>
+              <w:t xml:space="preserve">数値の公開範囲まで明記</w:t>
+            </w:r>
+            <w:r>
+              <w:t xml:space="preserve">。許諾がなければ社名も業種も出さない</w:t>
+            </w:r>
+          </w:p>
+        </w:tc>
+      </w:tr>
+      <w:tr>
+        <w:tc>
+          <w:tcPr/>
+          <w:p>
+            <w:pPr>
+              <w:pStyle w:val="Compact"/>
+              <w:jc w:val="left"/>
+            </w:pPr>
+            <w:r>
+              <w:t xml:space="preserve">生成物の権利</w:t>
+            </w:r>
+          </w:p>
+        </w:tc>
+        <w:tc>
+          <w:tcPr/>
+          <w:p>
+            <w:pPr>
+              <w:pStyle w:val="Compact"/>
+              <w:jc w:val="left"/>
+            </w:pPr>
+            <w:r>
+              <w:t xml:space="preserve">受講者が作った成果物（プロンプト集・仕様書・各種テンプレートの記入済みのもの）は</w:t>
+            </w:r>
+            <w:r>
+              <w:rPr>
+                <w:bCs/>
+                <w:b/>
+              </w:rPr>
+              <w:t xml:space="preserve">受講者に帰属</w:t>
+            </w:r>
+            <w:r>
+              <w:t xml:space="preserve">。講師が提供した白紙のテンプレート・資料の著作権は講師に留保し、受講企業の社内利用に限り許諾する</w:t>
+            </w:r>
+          </w:p>
+        </w:tc>
+      </w:tr>
+    </w:tbl>
+    <w:bookmarkStart w:id="210" w:name="録画の受け渡し手順確定"/>
+    <w:p>
+      <w:pPr>
+        <w:pStyle w:val="Heading3"/>
+      </w:pPr>
+      <w:r>
+        <w:t xml:space="preserve">録画の受け渡し手順（確定）</w:t>
+      </w:r>
+    </w:p>
+    <w:p>
+      <w:pPr>
+        <w:pStyle w:val="FirstParagraph"/>
+      </w:pPr>
+      <w:r>
+        <w:t xml:space="preserve">覚書 第4条第1項の「当日中に提供」は</w:t>
+      </w:r>
+      <w:r>
+        <w:rPr>
+          <w:bCs/>
+          <w:b/>
+        </w:rPr>
+        <w:t xml:space="preserve">契約上の義務</w:t>
+      </w:r>
+      <w:r>
+        <w:t xml:space="preserve">である。手順を決めておかないと履行できない。</w:t>
+      </w:r>
+    </w:p>
+    <w:tbl>
+      <w:tblPr>
+        <w:tblStyle w:val="Table"/>
+        <w:tblW w:type="pct" w:w="5000"/>
+        <w:tblLook w:firstRow="1" w:lastRow="0" w:firstColumn="0" w:lastColumn="0" w:noHBand="0" w:noVBand="0" w:val="0020"/>
+        <w:jc w:val="start"/>
+      </w:tblPr>
+      <w:tblGrid>
+        <w:gridCol w:w="3960"/>
+        <w:gridCol w:w="3960"/>
+      </w:tblGrid>
+      <w:tr>
+        <w:trPr>
+          <w:tblHeader w:val="true"/>
+        </w:trPr>
+        <w:tc>
+          <w:tcPr/>
+          <w:p>
+            <w:pPr>
+              <w:pStyle w:val="Compact"/>
+              <w:jc w:val="left"/>
+            </w:pPr>
+            <w:r>
+              <w:t xml:space="preserve">項目</w:t>
+            </w:r>
+          </w:p>
+        </w:tc>
+        <w:tc>
+          <w:tcPr/>
+          <w:p>
+            <w:pPr>
+              <w:pStyle w:val="Compact"/>
+              <w:jc w:val="left"/>
+            </w:pPr>
+            <w:r>
+              <w:t xml:space="preserve">確定した扱い</w:t>
+            </w:r>
+          </w:p>
+        </w:tc>
+      </w:tr>
+      <w:tr>
+        <w:tc>
+          <w:tcPr/>
+          <w:p>
+            <w:pPr>
+              <w:pStyle w:val="Compact"/>
+              <w:jc w:val="left"/>
+            </w:pPr>
+            <w:r>
+              <w:t xml:space="preserve">置き場所</w:t>
+            </w:r>
+          </w:p>
+        </w:tc>
+        <w:tc>
+          <w:tcPr/>
+          <w:p>
+            <w:pPr>
+              <w:pStyle w:val="Compact"/>
+              <w:jc w:val="left"/>
+            </w:pPr>
+            <w:r>
+              <w:t xml:space="preserve">講師のクラウドストレージに、</w:t>
+            </w:r>
+            <w:r>
+              <w:rPr>
+                <w:bCs/>
+                <w:b/>
+              </w:rPr>
+              <w:t xml:space="preserve">案件ごとのフォルダを1つ</w:t>
+            </w:r>
+            <w:r>
+              <w:t xml:space="preserve">作る。回ごとにファイルを分けない（探せなくなる）</w:t>
+            </w:r>
+          </w:p>
+        </w:tc>
+      </w:tr>
+      <w:tr>
+        <w:tc>
+          <w:tcPr/>
+          <w:p>
+            <w:pPr>
+              <w:pStyle w:val="Compact"/>
+              <w:jc w:val="left"/>
+            </w:pPr>
+            <w:r>
+              <w:t xml:space="preserve">渡し方</w:t>
+            </w:r>
+          </w:p>
+        </w:tc>
+        <w:tc>
+          <w:tcPr/>
+          <w:p>
+            <w:pPr>
+              <w:pStyle w:val="Compact"/>
+              <w:jc w:val="left"/>
+            </w:pPr>
+            <w:r>
+              <w:rPr>
+                <w:bCs/>
+                <w:b/>
+              </w:rPr>
+              <w:t xml:space="preserve">リンク共有。</w:t>
+            </w:r>
+            <w:r>
+              <w:t xml:space="preserve">ファイルを送りつけない（120分の録画は数GB）。リンクは「リンクを知っている人」ではなく</w:t>
+            </w:r>
+            <w:r>
+              <w:rPr>
+                <w:bCs/>
+                <w:b/>
+              </w:rPr>
+              <w:t xml:space="preserve">受講者のメールアドレスを指定して共有</w:t>
+            </w:r>
+            <w:r>
+              <w:t xml:space="preserve">する</w:t>
+            </w:r>
+          </w:p>
+        </w:tc>
+      </w:tr>
+      <w:tr>
+        <w:tc>
+          <w:tcPr/>
+          <w:p>
+            <w:pPr>
+              <w:pStyle w:val="Compact"/>
+              <w:jc w:val="left"/>
+            </w:pPr>
+            <w:r>
+              <w:t xml:space="preserve">共有範囲</w:t>
+            </w:r>
+          </w:p>
+        </w:tc>
+        <w:tc>
+          <w:tcPr/>
+          <w:p>
+            <w:pPr>
+              <w:pStyle w:val="Compact"/>
+              <w:jc w:val="left"/>
+            </w:pPr>
+            <w:r>
+              <w:t xml:space="preserve">覚書 第4条第3項で選んだ範囲に合わせる。（イ）同席者までなら、第6回・第12回の前に同席者のアドレスを追加し、</w:t>
+            </w:r>
+            <w:r>
+              <w:rPr>
+                <w:bCs/>
+                <w:b/>
+              </w:rPr>
+              <w:t xml:space="preserve">終わったら外す</w:t>
+            </w:r>
+          </w:p>
+        </w:tc>
+      </w:tr>
+      <w:tr>
+        <w:tc>
+          <w:tcPr/>
+          <w:p>
+            <w:pPr>
+              <w:pStyle w:val="Compact"/>
+              <w:jc w:val="left"/>
+            </w:pPr>
+            <w:r>
+              <w:t xml:space="preserve">いつ</w:t>
+            </w:r>
+          </w:p>
+        </w:tc>
+        <w:tc>
+          <w:tcPr/>
+          <w:p>
+            <w:pPr>
+              <w:pStyle w:val="Compact"/>
+              <w:jc w:val="left"/>
+            </w:pPr>
+            <w:r>
+              <w:t xml:space="preserve">その日のうち。編集はしない（編集する時間を価格に乗せるほうが不健全）</w:t>
+            </w:r>
+          </w:p>
+        </w:tc>
+      </w:tr>
+      <w:tr>
+        <w:tc>
+          <w:tcPr/>
+          <w:p>
+            <w:pPr>
+              <w:pStyle w:val="Compact"/>
+              <w:jc w:val="left"/>
+            </w:pPr>
+            <w:r>
+              <w:t xml:space="preserve">削除</w:t>
+            </w:r>
+          </w:p>
+        </w:tc>
+        <w:tc>
+          <w:tcPr/>
+          <w:p>
+            <w:pPr>
+              <w:pStyle w:val="Compact"/>
+              <w:jc w:val="left"/>
+            </w:pPr>
+            <w:r>
+              <w:t xml:space="preserve">修了後6か月。</w:t>
+            </w:r>
+            <w:r>
+              <w:rPr>
+                <w:bCs/>
+                <w:b/>
+              </w:rPr>
+              <w:t xml:space="preserve">案件フォルダごと消す。</w:t>
+            </w:r>
+            <w:r>
+              <w:t xml:space="preserve">進行管理シート（5-6）に削除予定月を書いておく</w:t>
+            </w:r>
+          </w:p>
+        </w:tc>
+      </w:tr>
+      <w:tr>
+        <w:tc>
+          <w:tcPr/>
+          <w:p>
+            <w:pPr>
+              <w:pStyle w:val="Compact"/>
+              <w:jc w:val="left"/>
+            </w:pPr>
+            <w:r>
+              <w:t xml:space="preserve">甲側の録画</w:t>
+            </w:r>
+          </w:p>
+        </w:tc>
+        <w:tc>
+          <w:tcPr/>
+          <w:p>
+            <w:pPr>
+              <w:pStyle w:val="Compact"/>
+              <w:jc w:val="left"/>
+            </w:pPr>
+            <w:r>
+              <w:t xml:space="preserve">覚書 第4条第6項で、甲が乙の同意なく録画・録音しないことにしている。初回に口頭でも伝える</w:t>
+            </w:r>
+          </w:p>
+        </w:tc>
+      </w:tr>
+    </w:tbl>
+    <w:bookmarkEnd w:id="210"/>
+    <w:bookmarkStart w:id="211" w:name="接続テストの扱い確定"/>
+    <w:p>
+      <w:pPr>
+        <w:pStyle w:val="Heading3"/>
+      </w:pPr>
+      <w:r>
+        <w:t xml:space="preserve">接続テストの扱い（確定）</w:t>
+      </w:r>
+    </w:p>
+    <w:p>
+      <w:pPr>
+        <w:pStyle w:val="FirstParagraph"/>
+      </w:pPr>
+      <w:r>
+        <w:t xml:space="preserve">分数が資料ごとにばらついていたので、次に一本化する。</w:t>
+      </w:r>
+    </w:p>
+    <w:tbl>
+      <w:tblPr>
+        <w:tblStyle w:val="Table"/>
+        <w:tblW w:type="pct" w:w="5000"/>
+        <w:tblLook w:firstRow="1" w:lastRow="0" w:firstColumn="0" w:lastColumn="0" w:noHBand="0" w:noVBand="0" w:val="0020"/>
+        <w:jc w:val="start"/>
+      </w:tblPr>
+      <w:tblGrid>
+        <w:gridCol w:w="3960"/>
+        <w:gridCol w:w="3960"/>
+      </w:tblGrid>
+      <w:tr>
+        <w:trPr>
+          <w:tblHeader w:val="true"/>
+        </w:trPr>
+        <w:tc>
+          <w:tcPr/>
+          <w:p>
+            <w:pPr>
+              <w:pStyle w:val="Compact"/>
+              <w:jc w:val="left"/>
+            </w:pPr>
+            <w:r>
+              <w:t xml:space="preserve">場面</w:t>
+            </w:r>
+          </w:p>
+        </w:tc>
+        <w:tc>
+          <w:tcPr/>
+          <w:p>
+            <w:pPr>
+              <w:pStyle w:val="Compact"/>
+              <w:jc w:val="left"/>
+            </w:pPr>
+            <w:r>
+              <w:t xml:space="preserve">やること</w:t>
+            </w:r>
+          </w:p>
+        </w:tc>
+      </w:tr>
+      <w:tr>
+        <w:tc>
+          <w:tcPr/>
+          <w:p>
+            <w:pPr>
+              <w:pStyle w:val="Compact"/>
+              <w:jc w:val="left"/>
+            </w:pPr>
+            <w:r>
+              <w:rPr>
+                <w:bCs/>
+                <w:b/>
+              </w:rPr>
+              <w:t xml:space="preserve">初回の3営業日前</w:t>
+            </w:r>
+          </w:p>
+        </w:tc>
+        <w:tc>
+          <w:tcPr/>
+          <w:p>
+            <w:pPr>
+              <w:pStyle w:val="Compact"/>
+              <w:jc w:val="left"/>
+            </w:pPr>
+            <w:r>
+              <w:t xml:space="preserve">受講者と</w:t>
+            </w:r>
+            <w:r>
+              <w:rPr>
+                <w:bCs/>
+                <w:b/>
+              </w:rPr>
+              <w:t xml:space="preserve">15分の接続テストを別枠で行う</w:t>
+            </w:r>
+            <w:r>
+              <w:t xml:space="preserve">。画面共有・音声・録画の3点。アカウント未所持ならこの枠で作る</w:t>
+            </w:r>
+          </w:p>
+        </w:tc>
+      </w:tr>
+      <w:tr>
+        <w:tc>
+          <w:tcPr/>
+          <w:p>
+            <w:pPr>
+              <w:pStyle w:val="Compact"/>
+              <w:jc w:val="left"/>
+            </w:pPr>
+            <w:r>
+              <w:t xml:space="preserve">各回の開始5分前</w:t>
+            </w:r>
+          </w:p>
+        </w:tc>
+        <w:tc>
+          <w:tcPr/>
+          <w:p>
+            <w:pPr>
+              <w:pStyle w:val="Compact"/>
+              <w:jc w:val="left"/>
+            </w:pPr>
+            <w:r>
+              <w:t xml:space="preserve">講師が自分の環境だけ確認する（受講者は呼ばない）</w:t>
+            </w:r>
+          </w:p>
+        </w:tc>
+      </w:tr>
+      <w:tr>
+        <w:tc>
+          <w:tcPr/>
+          <w:p>
+            <w:pPr>
+              <w:pStyle w:val="Compact"/>
+              <w:jc w:val="left"/>
+            </w:pPr>
+            <w:r>
+              <w:t xml:space="preserve">初回の当日</w:t>
+            </w:r>
+          </w:p>
+        </w:tc>
+        <w:tc>
+          <w:tcPr/>
+          <w:p>
+            <w:pPr>
+              <w:pStyle w:val="Compact"/>
+              <w:jc w:val="left"/>
+            </w:pPr>
+            <w:r>
+              <w:t xml:space="preserve">10分前に入室して待つ。テストは済んでいるので、当日はやり直さない</w:t>
+            </w:r>
+          </w:p>
+        </w:tc>
+      </w:tr>
+    </w:tbl>
+    <w:p>
+      <w:pPr>
+        <w:pStyle w:val="BodyText"/>
+      </w:pPr>
+      <w:r>
+        <w:rPr>
+          <w:bCs/>
+          <w:b/>
+        </w:rPr>
+        <w:t xml:space="preserve">初回の接続テストは、事前準備（2-1）の3営業日前の項目に入っている。</w:t>
+      </w:r>
+      <w:r>
+        <w:t xml:space="preserve">ここを省略すると、初回120分のうち20分が環境設定に消える。</w:t>
+      </w:r>
+    </w:p>
+    <w:bookmarkEnd w:id="211"/>
+    <w:bookmarkStart w:id="212" w:name="免責覚書に必ず入れる"/>
+    <w:p>
+      <w:pPr>
+        <w:pStyle w:val="Heading3"/>
+      </w:pPr>
+      <w:r>
+        <w:t xml:space="preserve">免責（覚書に必ず入れる）</w:t>
+      </w:r>
+    </w:p>
+    <w:p>
+      <w:pPr>
+        <w:pStyle w:val="FirstParagraph"/>
+      </w:pPr>
+      <w:r>
+        <w:t xml:space="preserve">教材全体で唯一、書き落とすと取り返しがつかない部分である。</w:t>
+      </w:r>
+    </w:p>
+    <w:p>
+      <w:pPr>
+        <w:numPr>
+          <w:ilvl w:val="0"/>
+          <w:numId w:val="1055"/>
+        </w:numPr>
+        <w:pStyle w:val="Compact"/>
+      </w:pPr>
+      <w:r>
+        <w:t xml:space="preserve">本講座は</w:t>
+      </w:r>
+      <w:r>
+        <w:rPr>
+          <w:bCs/>
+          <w:b/>
+        </w:rPr>
+        <w:t xml:space="preserve">助言と伴走の提供</w:t>
+      </w:r>
+      <w:r>
+        <w:t xml:space="preserve">であり、AIの出力内容の正確性、および導入による業務改善の成果を</w:t>
+      </w:r>
+      <w:r>
+        <w:rPr>
+          <w:bCs/>
+          <w:b/>
+        </w:rPr>
+        <w:t xml:space="preserve">保証しない</w:t>
+      </w:r>
+    </w:p>
+    <w:p>
+      <w:pPr>
+        <w:numPr>
+          <w:ilvl w:val="0"/>
+          <w:numId w:val="1055"/>
+        </w:numPr>
+        <w:pStyle w:val="Compact"/>
+      </w:pPr>
+      <w:r>
+        <w:t xml:space="preserve">生成物を業務・社外に使う判断と最終確認の責任は</w:t>
+      </w:r>
+      <w:r>
+        <w:rPr>
+          <w:bCs/>
+          <w:b/>
+        </w:rPr>
+        <w:t xml:space="preserve">受講者にある</w:t>
+      </w:r>
+      <w:r>
+        <w:t xml:space="preserve">（AI利用ルール v1 の③と同じことを、契約書側にも書く）</w:t>
+      </w:r>
+    </w:p>
+    <w:p>
+      <w:pPr>
+        <w:numPr>
+          <w:ilvl w:val="0"/>
+          <w:numId w:val="1055"/>
+        </w:numPr>
+        <w:pStyle w:val="Compact"/>
+      </w:pPr>
+      <w:r>
+        <w:t xml:space="preserve">助成金は</w:t>
+      </w:r>
+      <w:r>
+        <w:rPr>
+          <w:bCs/>
+          <w:b/>
+        </w:rPr>
+        <w:t xml:space="preserve">支給を保証しない</w:t>
+      </w:r>
+      <w:r>
+        <w:t xml:space="preserve">。申請の可否は労働局が判断する。</w:t>
+      </w:r>
+      <w:r>
+        <w:rPr>
+          <w:bCs/>
+          <w:b/>
+        </w:rPr>
+        <w:t xml:space="preserve">講師は申請代行を請けない</w:t>
+      </w:r>
+    </w:p>
+    <w:p>
+      <w:pPr>
+        <w:numPr>
+          <w:ilvl w:val="0"/>
+          <w:numId w:val="1055"/>
+        </w:numPr>
+        <w:pStyle w:val="Compact"/>
+      </w:pPr>
+      <w:r>
+        <w:t xml:space="preserve">講師の責任は、故意または重過失の場合を除き、</w:t>
+      </w:r>
+      <w:r>
+        <w:rPr>
+          <w:bCs/>
+          <w:b/>
+        </w:rPr>
+        <w:t xml:space="preserve">当該案件で受領済みの委託料の額を上限</w:t>
+      </w:r>
+      <w:r>
+        <w:t xml:space="preserve">とする</w:t>
+      </w:r>
+    </w:p>
+    <w:p>
+      <w:pPr>
+        <w:pStyle w:val="FirstParagraph"/>
+      </w:pPr>
+      <w:r>
+        <w:rPr>
+          <w:bCs/>
+          <w:b/>
+        </w:rPr>
+        <w:t xml:space="preserve">この覚書は弁護士の確認を受けてから使うこと。</w:t>
+      </w:r>
+      <w:r>
+        <w:t xml:space="preserve"> </w:t>
+      </w:r>
+      <w:r>
+        <w:t xml:space="preserve">ひな形は論点を落とさないための下敷きであって、そのまま使える契約書ではない。</w:t>
+      </w:r>
+    </w:p>
+    <w:bookmarkEnd w:id="212"/>
+    <w:bookmarkEnd w:id="213"/>
+    <w:bookmarkStart w:id="214" w:name="b.-回と回の間の質問窓口sla確定値"/>
+    <w:p>
+      <w:pPr>
+        <w:pStyle w:val="Heading2"/>
+      </w:pPr>
+      <w:r>
+        <w:t xml:space="preserve">5-4b. 回と回の間の質問窓口（SLA・確定値）</w:t>
+      </w:r>
+    </w:p>
+    <w:tbl>
+      <w:tblPr>
+        <w:tblStyle w:val="Table"/>
+        <w:tblW w:type="pct" w:w="5000"/>
+        <w:tblLook w:firstRow="1" w:lastRow="0" w:firstColumn="0" w:lastColumn="0" w:noHBand="0" w:noVBand="0" w:val="0020"/>
+        <w:jc w:val="start"/>
+      </w:tblPr>
+      <w:tblGrid>
+        <w:gridCol w:w="3960"/>
+        <w:gridCol w:w="3960"/>
+      </w:tblGrid>
+      <w:tr>
+        <w:trPr>
+          <w:tblHeader w:val="true"/>
+        </w:trPr>
+        <w:tc>
+          <w:tcPr/>
+          <w:p>
+            <w:pPr>
+              <w:pStyle w:val="Compact"/>
+              <w:jc w:val="left"/>
+            </w:pPr>
+            <w:r>
+              <w:t xml:space="preserve">項目</w:t>
+            </w:r>
+          </w:p>
+        </w:tc>
+        <w:tc>
+          <w:tcPr/>
+          <w:p>
+            <w:pPr>
+              <w:pStyle w:val="Compact"/>
+              <w:jc w:val="left"/>
+            </w:pPr>
+            <w:r>
+              <w:t xml:space="preserve">確定した扱い</w:t>
+            </w:r>
+          </w:p>
+        </w:tc>
+      </w:tr>
+      <w:tr>
+        <w:tc>
+          <w:tcPr/>
+          <w:p>
+            <w:pPr>
+              <w:pStyle w:val="Compact"/>
+              <w:jc w:val="left"/>
+            </w:pPr>
+            <w:r>
+              <w:t xml:space="preserve">窓口</w:t>
+            </w:r>
+          </w:p>
+        </w:tc>
+        <w:tc>
+          <w:tcPr/>
+          <w:p>
+            <w:pPr>
+              <w:pStyle w:val="Compact"/>
+              <w:jc w:val="left"/>
+            </w:pPr>
+            <w:r>
+              <w:t xml:space="preserve">メール1本に絞る（チャットは受けない。履歴が散る）</w:t>
+            </w:r>
+          </w:p>
+        </w:tc>
+      </w:tr>
+      <w:tr>
+        <w:tc>
+          <w:tcPr/>
+          <w:p>
+            <w:pPr>
+              <w:pStyle w:val="Compact"/>
+              <w:jc w:val="left"/>
+            </w:pPr>
+            <w:r>
+              <w:t xml:space="preserve">返信の目安</w:t>
+            </w:r>
+          </w:p>
+        </w:tc>
+        <w:tc>
+          <w:tcPr/>
+          <w:p>
+            <w:pPr>
+              <w:pStyle w:val="Compact"/>
+              <w:jc w:val="left"/>
+            </w:pPr>
+            <w:r>
+              <w:rPr>
+                <w:bCs/>
+                <w:b/>
+              </w:rPr>
+              <w:t xml:space="preserve">平日24時間以内。</w:t>
+            </w:r>
+            <w:r>
+              <w:t xml:space="preserve"> </w:t>
+            </w:r>
+            <w:r>
+              <w:t xml:space="preserve">土日祝を挟む場合は翌営業日</w:t>
+            </w:r>
+          </w:p>
+        </w:tc>
+      </w:tr>
+      <w:tr>
+        <w:tc>
+          <w:tcPr/>
+          <w:p>
+            <w:pPr>
+              <w:pStyle w:val="Compact"/>
+              <w:jc w:val="left"/>
+            </w:pPr>
+            <w:r>
+              <w:t xml:space="preserve">対象</w:t>
+            </w:r>
+          </w:p>
+        </w:tc>
+        <w:tc>
+          <w:tcPr/>
+          <w:p>
+            <w:pPr>
+              <w:pStyle w:val="Compact"/>
+              <w:jc w:val="left"/>
+            </w:pPr>
+            <w:r>
+              <w:t xml:space="preserve">講座で扱った範囲の質問。</w:t>
+            </w:r>
+            <w:r>
+              <w:rPr>
+                <w:bCs/>
+                <w:b/>
+              </w:rPr>
+              <w:t xml:space="preserve">新しいツールの選定相談や、講座外の業務の代行は対象外</w:t>
+            </w:r>
+          </w:p>
+        </w:tc>
+      </w:tr>
+      <w:tr>
+        <w:tc>
+          <w:tcPr/>
+          <w:p>
+            <w:pPr>
+              <w:pStyle w:val="Compact"/>
+              <w:jc w:val="left"/>
+            </w:pPr>
+            <w:r>
+              <w:t xml:space="preserve">回数</w:t>
+            </w:r>
+          </w:p>
+        </w:tc>
+        <w:tc>
+          <w:tcPr/>
+          <w:p>
+            <w:pPr>
+              <w:pStyle w:val="Compact"/>
+              <w:jc w:val="left"/>
+            </w:pPr>
+            <w:r>
+              <w:t xml:space="preserve">上限は設けない。ただし同じ質問が3回続いたら、それは次回の演習の題材にする</w:t>
+            </w:r>
+          </w:p>
+        </w:tc>
+      </w:tr>
+      <w:tr>
+        <w:tc>
+          <w:tcPr/>
+          <w:p>
+            <w:pPr>
+              <w:pStyle w:val="Compact"/>
+              <w:jc w:val="left"/>
+            </w:pPr>
+            <w:r>
+              <w:t xml:space="preserve">対象外のとき</w:t>
+            </w:r>
+          </w:p>
+        </w:tc>
+        <w:tc>
+          <w:tcPr/>
+          <w:p>
+            <w:pPr>
+              <w:pStyle w:val="Compact"/>
+              <w:jc w:val="left"/>
+            </w:pPr>
+            <w:r>
+              <w:t xml:space="preserve">「それは第◯回で扱います」と言って構わない。</w:t>
+            </w:r>
+            <w:r>
+              <w:rPr>
+                <w:bCs/>
+                <w:b/>
+              </w:rPr>
+              <w:t xml:space="preserve">先送りにも教育効果がある</w:t>
+            </w:r>
+          </w:p>
+        </w:tc>
+      </w:tr>
+    </w:tbl>
+    <w:p>
+      <w:pPr>
+        <w:pStyle w:val="BodyText"/>
+      </w:pPr>
+      <w:r>
+        <w:rPr>
+          <w:bCs/>
+          <w:b/>
+        </w:rPr>
+        <w:t xml:space="preserve">この数字を受講のご案内（student.html）と初回の書面の両方に書く。</w:t>
+      </w:r>
+      <w:r>
+        <w:t xml:space="preserve"> </w:t>
+      </w:r>
+      <w:r>
+        <w:t xml:space="preserve">「初回にお伝えします」で止めない。</w:t>
+      </w:r>
+    </w:p>
+    <w:p>
+      <w:r>
+        <w:pict>
+          <v:rect style="width:0;height:1.5pt" o:hralign="center" o:hrstd="t" o:hr="t"/>
+        </w:pict>
+      </w:r>
+    </w:p>
+    <w:bookmarkEnd w:id="214"/>
+    <w:bookmarkStart w:id="215" w:name="情報の鮮度管理3か月サイクル"/>
+    <w:p>
+      <w:pPr>
+        <w:pStyle w:val="Heading2"/>
+      </w:pPr>
+      <w:r>
+        <w:t xml:space="preserve">5-5. 情報の鮮度管理（3か月サイクル）</w:t>
+      </w:r>
+    </w:p>
+    <w:tbl>
+      <w:tblPr>
+        <w:tblStyle w:val="Table"/>
+        <w:tblW w:type="pct" w:w="5000"/>
+        <w:tblLook w:firstRow="1" w:lastRow="0" w:firstColumn="0" w:lastColumn="0" w:noHBand="0" w:noVBand="0" w:val="0020"/>
+        <w:jc w:val="start"/>
+      </w:tblPr>
+      <w:tblGrid>
+        <w:gridCol w:w="3960"/>
+        <w:gridCol w:w="3960"/>
+      </w:tblGrid>
+      <w:tr>
+        <w:trPr>
+          <w:tblHeader w:val="true"/>
+        </w:trPr>
+        <w:tc>
+          <w:tcPr/>
+          <w:p>
+            <w:pPr>
+              <w:pStyle w:val="Compact"/>
+              <w:jc w:val="left"/>
+            </w:pPr>
+            <w:r>
+              <w:t xml:space="preserve">頻度</w:t>
+            </w:r>
+          </w:p>
+        </w:tc>
+        <w:tc>
+          <w:tcPr/>
+          <w:p>
+            <w:pPr>
+              <w:pStyle w:val="Compact"/>
+              <w:jc w:val="left"/>
+            </w:pPr>
+            <w:r>
+              <w:t xml:space="preserve">やること</w:t>
+            </w:r>
+          </w:p>
+        </w:tc>
+      </w:tr>
+      <w:tr>
+        <w:tc>
+          <w:tcPr/>
+          <w:p>
+            <w:pPr>
+              <w:pStyle w:val="Compact"/>
+              <w:jc w:val="left"/>
+            </w:pPr>
+            <w:r>
+              <w:t xml:space="preserve">毎案件の開始前</w:t>
+            </w:r>
+          </w:p>
+        </w:tc>
+        <w:tc>
+          <w:tcPr/>
+          <w:p>
+            <w:pPr>
+              <w:pStyle w:val="Compact"/>
+              <w:jc w:val="left"/>
+            </w:pPr>
+            <w:r>
+              <w:t xml:space="preserve">プラン名・月額・主要機能名の再確認。資料の「◯年◯月時点」を更新</w:t>
+            </w:r>
+          </w:p>
+        </w:tc>
+      </w:tr>
+      <w:tr>
+        <w:tc>
+          <w:tcPr/>
+          <w:p>
+            <w:pPr>
+              <w:pStyle w:val="Compact"/>
+              <w:jc w:val="left"/>
+            </w:pPr>
+            <w:r>
+              <w:t xml:space="preserve">3か月ごと</w:t>
+            </w:r>
+          </w:p>
+        </w:tc>
+        <w:tc>
+          <w:tcPr/>
+          <w:p>
+            <w:pPr>
+              <w:pStyle w:val="Compact"/>
+              <w:jc w:val="left"/>
+            </w:pPr>
+            <w:r>
+              <w:t xml:space="preserve">第4部4-4の前提知識表を更新。古くなった記述を消す</w:t>
+            </w:r>
+          </w:p>
+        </w:tc>
+      </w:tr>
+      <w:tr>
+        <w:tc>
+          <w:tcPr/>
+          <w:p>
+            <w:pPr>
+              <w:pStyle w:val="Compact"/>
+              <w:jc w:val="left"/>
+            </w:pPr>
+            <w:r>
+              <w:t xml:space="preserve">6か月ごと</w:t>
+            </w:r>
+          </w:p>
+        </w:tc>
+        <w:tc>
+          <w:tcPr/>
+          <w:p>
+            <w:pPr>
+              <w:pStyle w:val="Compact"/>
+              <w:jc w:val="left"/>
+            </w:pPr>
+            <w:r>
+              <w:t xml:space="preserve">匿名事例の棚卸し（古い事例・効果が陳腐化した事例を外す）</w:t>
+            </w:r>
+          </w:p>
+        </w:tc>
+      </w:tr>
+      <w:tr>
+        <w:tc>
+          <w:tcPr/>
+          <w:p>
+            <w:pPr>
+              <w:pStyle w:val="Compact"/>
+              <w:jc w:val="left"/>
+            </w:pPr>
+            <w:r>
+              <w:t xml:space="preserve">年1回</w:t>
+            </w:r>
+          </w:p>
+        </w:tc>
+        <w:tc>
+          <w:tcPr/>
+          <w:p>
+            <w:pPr>
+              <w:pStyle w:val="Compact"/>
+              <w:jc w:val="left"/>
+            </w:pPr>
+            <w:r>
+              <w:t xml:space="preserve">カリキュラム全体の見直し。上級編の技術トピックの入れ替え</w:t>
+            </w:r>
+          </w:p>
+        </w:tc>
+      </w:tr>
+    </w:tbl>
+    <w:p>
+      <w:r>
+        <w:pict>
+          <v:rect style="width:0;height:1.5pt" o:hralign="center" o:hrstd="t" o:hr="t"/>
+        </w:pict>
+      </w:r>
+    </w:p>
+    <w:bookmarkEnd w:id="215"/>
+    <w:bookmarkStart w:id="216" w:name="進行管理シート受講者1名につき1枚"/>
+    <w:p>
+      <w:pPr>
+        <w:pStyle w:val="Heading2"/>
+      </w:pPr>
+      <w:r>
+        <w:t xml:space="preserve">5-6. 進行管理シート（受講者1名につき1枚）</w:t>
+      </w:r>
+    </w:p>
+    <w:p>
+      <w:pPr>
+        <w:pStyle w:val="SourceCode"/>
+      </w:pPr>
+      <w:r>
+        <w:rPr>
+          <w:rStyle w:val="VerbatimChar"/>
+        </w:rPr>
+        <w:t xml:space="preserve">受講者：              　開始：    /    　修了予定：    /</w:t>
+      </w:r>
+      <w:r>
+        <w:br/>
+      </w:r>
+      <w:r>
+        <w:rPr>
+          <w:rStyle w:val="VerbatimChar"/>
+        </w:rPr>
+        <w:t xml:space="preserve">確定レベル（第3回時点）：Lv.[   ]</w:t>
+      </w:r>
+      <w:r>
+        <w:br/>
+      </w:r>
+      <w:r>
+        <w:rPr>
+          <w:rStyle w:val="VerbatimChar"/>
+        </w:rPr>
+        <w:t xml:space="preserve">────────────────────────────────────</w:t>
+      </w:r>
+      <w:r>
+        <w:br/>
+      </w:r>
+      <w:r>
+        <w:rPr>
+          <w:rStyle w:val="VerbatimChar"/>
+        </w:rPr>
+        <w:t xml:space="preserve">回  日付      成果物の完成  宿題の実行  習得チェック  次回の懸念</w:t>
+      </w:r>
+      <w:r>
+        <w:br/>
+      </w:r>
+      <w:r>
+        <w:rPr>
+          <w:rStyle w:val="VerbatimChar"/>
+        </w:rPr>
+        <w:t xml:space="preserve">1   /                ☐            ―           ☐</w:t>
+      </w:r>
+      <w:r>
+        <w:br/>
+      </w:r>
+      <w:r>
+        <w:rPr>
+          <w:rStyle w:val="VerbatimChar"/>
+        </w:rPr>
+        <w:t xml:space="preserve">2   /                ☐            ☐           ☐</w:t>
+      </w:r>
+      <w:r>
+        <w:br/>
+      </w:r>
+      <w:r>
+        <w:rPr>
+          <w:rStyle w:val="VerbatimChar"/>
+        </w:rPr>
+        <w:t xml:space="preserve">3   /                ☐            ☐           ☐</w:t>
+      </w:r>
+      <w:r>
+        <w:br/>
+      </w:r>
+      <w:r>
+        <w:rPr>
+          <w:rStyle w:val="VerbatimChar"/>
+        </w:rPr>
+        <w:t xml:space="preserve">…（12まで）</w:t>
+      </w:r>
+      <w:r>
+        <w:br/>
+      </w:r>
+      <w:r>
+        <w:rPr>
+          <w:rStyle w:val="VerbatimChar"/>
+        </w:rPr>
+        <w:t xml:space="preserve">────────────────────────────────────</w:t>
+      </w:r>
+      <w:r>
+        <w:br/>
+      </w:r>
+      <w:r>
+        <w:rPr>
+          <w:rStyle w:val="VerbatimChar"/>
+        </w:rPr>
+        <w:t xml:space="preserve">お披露目 第6回[   /   ] 参加[  ]名 ／ 第12回[   /   ] 参加[  ]名</w:t>
+      </w:r>
+      <w:r>
+        <w:br/>
+      </w:r>
+      <w:r>
+        <w:rPr>
+          <w:rStyle w:val="VerbatimChar"/>
+        </w:rPr>
+        <w:t xml:space="preserve">診断スコア  受講前[    ]点 → 修了時[    ]点（同一設問）</w:t>
+      </w:r>
+      <w:r>
+        <w:br/>
+      </w:r>
+      <w:r>
+        <w:rPr>
+          <w:rStyle w:val="VerbatimChar"/>
+        </w:rPr>
+        <w:t xml:space="preserve">掲載許諾：可 / 不可 　数値公開の範囲：</w:t>
+      </w:r>
+    </w:p>
+    <w:p>
+      <w:pPr>
+        <w:pStyle w:val="FirstParagraph"/>
+      </w:pPr>
+      <w:r>
+        <w:rPr>
+          <w:bCs/>
+          <w:b/>
+        </w:rPr>
+        <w:t xml:space="preserve">「宿題の実行」に×が2回続いたら、宿題の設計が悪い。</w:t>
+      </w:r>
+      <w:r>
+        <w:t xml:space="preserve"> </w:t>
+      </w:r>
+      <w:r>
+        <w:t xml:space="preserve">責める前に、15分で終わる大きさに削り直す。</w:t>
+      </w:r>
+    </w:p>
+    <w:p>
+      <w:r>
+        <w:pict>
+          <v:rect style="width:0;height:1.5pt" o:hralign="center" o:hrstd="t" o:hr="t"/>
+        </w:pict>
+      </w:r>
+    </w:p>
+    <w:bookmarkEnd w:id="216"/>
+    <w:bookmarkEnd w:id="217"/>
+    <w:bookmarkStart w:id="218" w:name="付録-初回配布物チェックリスト"/>
+    <w:p>
+      <w:pPr>
+        <w:pStyle w:val="Heading1"/>
+      </w:pPr>
+      <w:r>
+        <w:t xml:space="preserve">付録　初回配布物チェックリスト</w:t>
+      </w:r>
+    </w:p>
+    <w:p>
+      <w:pPr>
+        <w:numPr>
+          <w:ilvl w:val="0"/>
+          <w:numId w:val="1056"/>
+        </w:numPr>
+        <w:pStyle w:val="Compact"/>
+      </w:pPr>
+      <w:r>
+        <w:t xml:space="preserve">☐ 講座の全体像（12回の地図・1枚）</w:t>
+      </w:r>
+    </w:p>
+    <w:p>
+      <w:pPr>
+        <w:numPr>
+          <w:ilvl w:val="0"/>
+          <w:numId w:val="1056"/>
+        </w:numPr>
+        <w:pStyle w:val="Compact"/>
+      </w:pPr>
+      <w:r>
+        <w:t xml:space="preserve">☐ 用語ミニ辞典（第4部4-3・A4 1枚）</w:t>
+      </w:r>
+    </w:p>
+    <w:p>
+      <w:pPr>
+        <w:numPr>
+          <w:ilvl w:val="0"/>
+          <w:numId w:val="1056"/>
+        </w:numPr>
+        <w:pStyle w:val="Compact"/>
+      </w:pPr>
+      <w:r>
+        <w:t xml:space="preserve">☐ 業務棚卸しシート（空欄）</w:t>
+      </w:r>
+    </w:p>
+    <w:p>
+      <w:pPr>
+        <w:numPr>
+          <w:ilvl w:val="0"/>
+          <w:numId w:val="1056"/>
+        </w:numPr>
+        <w:pStyle w:val="Compact"/>
+      </w:pPr>
+      <w:r>
+        <w:t xml:space="preserve">☐ 各回の持ち物一覧（第4部4-2の表）</w:t>
+      </w:r>
+    </w:p>
+    <w:p>
+      <w:pPr>
+        <w:numPr>
+          <w:ilvl w:val="0"/>
+          <w:numId w:val="1056"/>
+        </w:numPr>
+        <w:pStyle w:val="Compact"/>
+      </w:pPr>
+      <w:r>
+        <w:t xml:space="preserve">☐ 質問窓口と返信目安の案内（</w:t>
+      </w:r>
+      <w:r>
+        <w:rPr>
+          <w:bCs/>
+          <w:b/>
+        </w:rPr>
+        <w:t xml:space="preserve">平日24時間以内・メール1本</w:t>
+      </w:r>
+      <w:r>
+        <w:t xml:space="preserve">。5-4b の表をそのまま渡す）</w:t>
+      </w:r>
+    </w:p>
+    <w:p>
+      <w:pPr>
+        <w:numPr>
+          <w:ilvl w:val="0"/>
+          <w:numId w:val="1056"/>
+        </w:numPr>
+        <w:pStyle w:val="Compact"/>
+      </w:pPr>
+      <w:r>
+        <w:t xml:space="preserve">☐</w:t>
+      </w:r>
+      <w:r>
+        <w:t xml:space="preserve"> </w:t>
+      </w:r>
+      <w:r>
+        <w:rPr>
+          <w:bCs/>
+          <w:b/>
+        </w:rPr>
+        <w:t xml:space="preserve">業務委託・秘密保持・録画の取扱い 覚書</w:t>
+      </w:r>
+      <w:r>
+        <w:t xml:space="preserve">（別冊のひな形。弁護士確認済みのものを使う）</w:t>
+      </w:r>
+    </w:p>
+    <w:p>
+      <w:pPr>
+        <w:numPr>
+          <w:ilvl w:val="0"/>
+          <w:numId w:val="1056"/>
+        </w:numPr>
+        <w:pStyle w:val="Compact"/>
+      </w:pPr>
+      <w:r>
+        <w:t xml:space="preserve">☐ 習得チェックリスト（第5部5-1。</w:t>
+      </w:r>
+      <w:r>
+        <w:rPr>
+          <w:bCs/>
+          <w:b/>
+        </w:rPr>
+        <w:t xml:space="preserve">Excel版の「習得チェックリスト」シートに、Lv.1〜2版の4行も入っている</w:t>
+      </w:r>
+      <w:r>
+        <w:t xml:space="preserve">。修了時の引き渡しリストは同じExcelの別シート）</w:t>
+      </w:r>
+    </w:p>
+    <w:p>
+      <w:r>
+        <w:pict>
+          <v:rect style="width:0;height:1.5pt" o:hralign="center" o:hrstd="t" o:hr="t"/>
+        </w:pict>
+      </w:r>
+    </w:p>
+    <w:p>
+      <w:pPr>
+        <w:pStyle w:val="FirstParagraph"/>
+      </w:pPr>
+      <w:r>
+        <w:rPr>
+          <w:bCs/>
+          <w:b/>
+        </w:rPr>
+        <w:t xml:space="preserve">本ハンドブックの改訂記録</w:t>
+      </w:r>
+    </w:p>
+    <w:tbl>
+      <w:tblPr>
+        <w:tblStyle w:val="Table"/>
+        <w:tblW w:type="pct" w:w="5000"/>
+        <w:tblLook w:firstRow="1" w:lastRow="0" w:firstColumn="0" w:lastColumn="0" w:noHBand="0" w:noVBand="0" w:val="0020"/>
+        <w:jc w:val="start"/>
+      </w:tblPr>
+      <w:tblGrid>
+        <w:gridCol w:w="2640"/>
+        <w:gridCol w:w="2640"/>
+        <w:gridCol w:w="2640"/>
+      </w:tblGrid>
+      <w:tr>
+        <w:trPr>
+          <w:tblHeader w:val="true"/>
+        </w:trPr>
+        <w:tc>
+          <w:tcPr/>
+          <w:p>
+            <w:pPr>
+              <w:pStyle w:val="Compact"/>
+              <w:jc w:val="left"/>
+            </w:pPr>
+            <w:r>
               <w:t xml:space="preserve">版</w:t>
             </w:r>
           </w:p>
@@ -26546,6 +27879,74 @@
             </w:pPr>
             <w:r>
               <w:t xml:space="preserve">変更点</w:t>
+            </w:r>
+          </w:p>
+        </w:tc>
+      </w:tr>
+      <w:tr>
+        <w:tc>
+          <w:tcPr/>
+          <w:p>
+            <w:pPr>
+              <w:pStyle w:val="Compact"/>
+              <w:jc w:val="left"/>
+            </w:pPr>
+            <w:r>
+              <w:t xml:space="preserve">2026年9月版 rev.9</w:t>
+            </w:r>
+          </w:p>
+        </w:tc>
+        <w:tc>
+          <w:tcPr/>
+          <w:p>
+            <w:pPr>
+              <w:pStyle w:val="Compact"/>
+              <w:jc w:val="left"/>
+            </w:pPr>
+            <w:r>
+              <w:t xml:space="preserve">2026-09-12</w:t>
+            </w:r>
+          </w:p>
+        </w:tc>
+        <w:tc>
+          <w:tcPr/>
+          <w:p>
+            <w:pPr>
+              <w:pStyle w:val="Compact"/>
+              <w:jc w:val="left"/>
+            </w:pPr>
+            <w:r>
+              <w:rPr>
+                <w:bCs/>
+                <w:b/>
+              </w:rPr>
+              <w:t xml:space="preserve">1件目を受注する前の穴を埋めた。</w:t>
+            </w:r>
+            <w:r>
+              <w:t xml:space="preserve"> </w:t>
+            </w:r>
+            <w:r>
+              <w:t xml:space="preserve">①別冊「業務委託契約書ひな形」を新設（委託料・支払・日程と補講の上限・中途解約と返金・責任上限・賠償責任保険。覚書が「別に定める」とした3点を定めるもの。末尾に「契約前に決めておく5つの数字」）。②覚書に別紙1「録画に関する同意書」を追加（覚書の署名は初回終了後なのに初回から録画するため）。③</w:t>
+            </w:r>
+            <w:r>
+              <w:rPr>
+                <w:bCs/>
+                <w:b/>
+              </w:rPr>
+              <w:t xml:space="preserve">5-4に「録画の受け渡し手順」と「接続テストの扱い」を確定値で追加</w:t>
+            </w:r>
+            <w:r>
+              <w:t xml:space="preserve">（案件フォルダ1つ・アドレス指定共有・修了後6か月で削除／初回の3営業日前に15分の接続テスト、各回は開始5分前に講師のみ）。④</w:t>
+            </w:r>
+            <w:r>
+              <w:rPr>
+                <w:bCs/>
+                <w:b/>
+              </w:rPr>
+              <w:t xml:space="preserve">5-2に「型カード13本」を新設</w:t>
+            </w:r>
+            <w:r>
+              <w:t xml:space="preserve">（実在の事例が1本もない状態でも、公的調査に裏づけのある「型」として各回1本出せる。すべて「ある会社では」と言わずに話せる書き方）。救済ルールを第2部の事前準備と1-2にも転記。⑤2-1の3営業日前に接続テストと案件フォルダの作成を追加。⑥Excelに「初回_観察記録シート」を追加（2-6の様式。通話後5分で埋められる形）。⑦欠席と補講のルールを確定（通しで2回まで、3営業日前までの変更は代替日、それ以降は消化扱い。ただし傷病等は除く）。⑧診断xlsxとサイトの「事務局」を「講師」に。</w:t>
             </w:r>
           </w:p>
         </w:tc>
@@ -26922,7 +28323,7 @@
         </w:tc>
       </w:tr>
     </w:tbl>
-    <w:bookmarkEnd w:id="215"/>
+    <w:bookmarkEnd w:id="218"/>
     <w:sectPr>
       <w:footerReference w:type="default" r:id="rId9"/>
     </w:sectPr>
@@ -27312,34 +28713,7 @@
     <w:abstractNumId w:val="991"/>
   </w:num>
   <w:num w:numId="1008">
-    <w:abstractNumId w:val="99411"/>
-    <w:lvlOverride w:ilvl="0">
-      <w:startOverride w:val="1"/>
-    </w:lvlOverride>
-    <w:lvlOverride w:ilvl="1">
-      <w:startOverride w:val="1"/>
-    </w:lvlOverride>
-    <w:lvlOverride w:ilvl="2">
-      <w:startOverride w:val="1"/>
-    </w:lvlOverride>
-    <w:lvlOverride w:ilvl="3">
-      <w:startOverride w:val="1"/>
-    </w:lvlOverride>
-    <w:lvlOverride w:ilvl="4">
-      <w:startOverride w:val="1"/>
-    </w:lvlOverride>
-    <w:lvlOverride w:ilvl="5">
-      <w:startOverride w:val="1"/>
-    </w:lvlOverride>
-    <w:lvlOverride w:ilvl="6">
-      <w:startOverride w:val="1"/>
-    </w:lvlOverride>
-    <w:lvlOverride w:ilvl="7">
-      <w:startOverride w:val="1"/>
-    </w:lvlOverride>
-    <w:lvlOverride w:ilvl="8">
-      <w:startOverride w:val="1"/>
-    </w:lvlOverride>
+    <w:abstractNumId w:val="991"/>
   </w:num>
   <w:num w:numId="1009">
     <w:abstractNumId w:val="99411"/>
@@ -27402,12 +28776,6 @@
     </w:lvlOverride>
   </w:num>
   <w:num w:numId="1011">
-    <w:abstractNumId w:val="991"/>
-  </w:num>
-  <w:num w:numId="1012">
-    <w:abstractNumId w:val="991"/>
-  </w:num>
-  <w:num w:numId="1013">
     <w:abstractNumId w:val="99411"/>
     <w:lvlOverride w:ilvl="0">
       <w:startOverride w:val="1"/>
@@ -27437,19 +28805,13 @@
       <w:startOverride w:val="1"/>
     </w:lvlOverride>
   </w:num>
-  <w:num w:numId="1014">
+  <w:num w:numId="1012">
     <w:abstractNumId w:val="991"/>
   </w:num>
-  <w:num w:numId="1015">
+  <w:num w:numId="1013">
     <w:abstractNumId w:val="991"/>
   </w:num>
-  <w:num w:numId="1016">
-    <w:abstractNumId w:val="991"/>
-  </w:num>
-  <w:num w:numId="1017">
-    <w:abstractNumId w:val="991"/>
-  </w:num>
-  <w:num w:numId="1018">
+  <w:num w:numId="1014">
     <w:abstractNumId w:val="99411"/>
     <w:lvlOverride w:ilvl="0">
       <w:startOverride w:val="1"/>
@@ -27478,6 +28840,18 @@
     <w:lvlOverride w:ilvl="8">
       <w:startOverride w:val="1"/>
     </w:lvlOverride>
+  </w:num>
+  <w:num w:numId="1015">
+    <w:abstractNumId w:val="991"/>
+  </w:num>
+  <w:num w:numId="1016">
+    <w:abstractNumId w:val="991"/>
+  </w:num>
+  <w:num w:numId="1017">
+    <w:abstractNumId w:val="991"/>
+  </w:num>
+  <w:num w:numId="1018">
+    <w:abstractNumId w:val="991"/>
   </w:num>
   <w:num w:numId="1019">
     <w:abstractNumId w:val="99411"/>
@@ -27510,27 +28884,6 @@
     </w:lvlOverride>
   </w:num>
   <w:num w:numId="1020">
-    <w:abstractNumId w:val="991"/>
-  </w:num>
-  <w:num w:numId="1021">
-    <w:abstractNumId w:val="991"/>
-  </w:num>
-  <w:num w:numId="1022">
-    <w:abstractNumId w:val="991"/>
-  </w:num>
-  <w:num w:numId="1023">
-    <w:abstractNumId w:val="991"/>
-  </w:num>
-  <w:num w:numId="1024">
-    <w:abstractNumId w:val="991"/>
-  </w:num>
-  <w:num w:numId="1025">
-    <w:abstractNumId w:val="991"/>
-  </w:num>
-  <w:num w:numId="1026">
-    <w:abstractNumId w:val="991"/>
-  </w:num>
-  <w:num w:numId="1027">
     <w:abstractNumId w:val="99411"/>
     <w:lvlOverride w:ilvl="0">
       <w:startOverride w:val="1"/>
@@ -27560,10 +28913,28 @@
       <w:startOverride w:val="1"/>
     </w:lvlOverride>
   </w:num>
-  <w:num w:numId="1028">
+  <w:num w:numId="1021">
     <w:abstractNumId w:val="991"/>
   </w:num>
-  <w:num w:numId="1029">
+  <w:num w:numId="1022">
+    <w:abstractNumId w:val="991"/>
+  </w:num>
+  <w:num w:numId="1023">
+    <w:abstractNumId w:val="991"/>
+  </w:num>
+  <w:num w:numId="1024">
+    <w:abstractNumId w:val="991"/>
+  </w:num>
+  <w:num w:numId="1025">
+    <w:abstractNumId w:val="991"/>
+  </w:num>
+  <w:num w:numId="1026">
+    <w:abstractNumId w:val="991"/>
+  </w:num>
+  <w:num w:numId="1027">
+    <w:abstractNumId w:val="991"/>
+  </w:num>
+  <w:num w:numId="1028">
     <w:abstractNumId w:val="99411"/>
     <w:lvlOverride w:ilvl="0">
       <w:startOverride w:val="1"/>
@@ -27593,16 +28964,10 @@
       <w:startOverride w:val="1"/>
     </w:lvlOverride>
   </w:num>
-  <w:num w:numId="1030">
+  <w:num w:numId="1029">
     <w:abstractNumId w:val="991"/>
   </w:num>
-  <w:num w:numId="1031">
-    <w:abstractNumId w:val="991"/>
-  </w:num>
-  <w:num w:numId="1032">
-    <w:abstractNumId w:val="991"/>
-  </w:num>
-  <w:num w:numId="1033">
+  <w:num w:numId="1030">
     <w:abstractNumId w:val="99411"/>
     <w:lvlOverride w:ilvl="0">
       <w:startOverride w:val="1"/>
@@ -27632,13 +28997,16 @@
       <w:startOverride w:val="1"/>
     </w:lvlOverride>
   </w:num>
-  <w:num w:numId="1034">
+  <w:num w:numId="1031">
     <w:abstractNumId w:val="991"/>
   </w:num>
-  <w:num w:numId="1035">
+  <w:num w:numId="1032">
     <w:abstractNumId w:val="991"/>
   </w:num>
-  <w:num w:numId="1036">
+  <w:num w:numId="1033">
+    <w:abstractNumId w:val="991"/>
+  </w:num>
+  <w:num w:numId="1034">
     <w:abstractNumId w:val="99411"/>
     <w:lvlOverride w:ilvl="0">
       <w:startOverride w:val="1"/>
@@ -27668,34 +29036,13 @@
       <w:startOverride w:val="1"/>
     </w:lvlOverride>
   </w:num>
-  <w:num w:numId="1037">
+  <w:num w:numId="1035">
     <w:abstractNumId w:val="991"/>
   </w:num>
-  <w:num w:numId="1038">
+  <w:num w:numId="1036">
     <w:abstractNumId w:val="991"/>
   </w:num>
-  <w:num w:numId="1039">
-    <w:abstractNumId w:val="991"/>
-  </w:num>
-  <w:num w:numId="1040">
-    <w:abstractNumId w:val="991"/>
-  </w:num>
-  <w:num w:numId="1041">
-    <w:abstractNumId w:val="991"/>
-  </w:num>
-  <w:num w:numId="1042">
-    <w:abstractNumId w:val="991"/>
-  </w:num>
-  <w:num w:numId="1043">
-    <w:abstractNumId w:val="991"/>
-  </w:num>
-  <w:num w:numId="1044">
-    <w:abstractNumId w:val="991"/>
-  </w:num>
-  <w:num w:numId="1045">
-    <w:abstractNumId w:val="991"/>
-  </w:num>
-  <w:num w:numId="1046">
+  <w:num w:numId="1037">
     <w:abstractNumId w:val="99411"/>
     <w:lvlOverride w:ilvl="0">
       <w:startOverride w:val="1"/>
@@ -27725,19 +29072,34 @@
       <w:startOverride w:val="1"/>
     </w:lvlOverride>
   </w:num>
-  <w:num w:numId="1047">
+  <w:num w:numId="1038">
     <w:abstractNumId w:val="991"/>
   </w:num>
-  <w:num w:numId="1048">
+  <w:num w:numId="1039">
     <w:abstractNumId w:val="991"/>
   </w:num>
-  <w:num w:numId="1049">
+  <w:num w:numId="1040">
     <w:abstractNumId w:val="991"/>
   </w:num>
-  <w:num w:numId="1050">
+  <w:num w:numId="1041">
     <w:abstractNumId w:val="991"/>
   </w:num>
-  <w:num w:numId="1051">
+  <w:num w:numId="1042">
+    <w:abstractNumId w:val="991"/>
+  </w:num>
+  <w:num w:numId="1043">
+    <w:abstractNumId w:val="991"/>
+  </w:num>
+  <w:num w:numId="1044">
+    <w:abstractNumId w:val="991"/>
+  </w:num>
+  <w:num w:numId="1045">
+    <w:abstractNumId w:val="991"/>
+  </w:num>
+  <w:num w:numId="1046">
+    <w:abstractNumId w:val="991"/>
+  </w:num>
+  <w:num w:numId="1047">
     <w:abstractNumId w:val="99411"/>
     <w:lvlOverride w:ilvl="0">
       <w:startOverride w:val="1"/>
@@ -27766,6 +29128,18 @@
     <w:lvlOverride w:ilvl="8">
       <w:startOverride w:val="1"/>
     </w:lvlOverride>
+  </w:num>
+  <w:num w:numId="1048">
+    <w:abstractNumId w:val="991"/>
+  </w:num>
+  <w:num w:numId="1049">
+    <w:abstractNumId w:val="991"/>
+  </w:num>
+  <w:num w:numId="1050">
+    <w:abstractNumId w:val="991"/>
+  </w:num>
+  <w:num w:numId="1051">
+    <w:abstractNumId w:val="991"/>
   </w:num>
   <w:num w:numId="1052">
     <w:abstractNumId w:val="99411"/>
@@ -27828,9 +29202,39 @@
     </w:lvlOverride>
   </w:num>
   <w:num w:numId="1054">
+    <w:abstractNumId w:val="99411"/>
+    <w:lvlOverride w:ilvl="0">
+      <w:startOverride w:val="1"/>
+    </w:lvlOverride>
+    <w:lvlOverride w:ilvl="1">
+      <w:startOverride w:val="1"/>
+    </w:lvlOverride>
+    <w:lvlOverride w:ilvl="2">
+      <w:startOverride w:val="1"/>
+    </w:lvlOverride>
+    <w:lvlOverride w:ilvl="3">
+      <w:startOverride w:val="1"/>
+    </w:lvlOverride>
+    <w:lvlOverride w:ilvl="4">
+      <w:startOverride w:val="1"/>
+    </w:lvlOverride>
+    <w:lvlOverride w:ilvl="5">
+      <w:startOverride w:val="1"/>
+    </w:lvlOverride>
+    <w:lvlOverride w:ilvl="6">
+      <w:startOverride w:val="1"/>
+    </w:lvlOverride>
+    <w:lvlOverride w:ilvl="7">
+      <w:startOverride w:val="1"/>
+    </w:lvlOverride>
+    <w:lvlOverride w:ilvl="8">
+      <w:startOverride w:val="1"/>
+    </w:lvlOverride>
+  </w:num>
+  <w:num w:numId="1055">
     <w:abstractNumId w:val="991"/>
   </w:num>
-  <w:num w:numId="1055">
+  <w:num w:numId="1056">
     <w:abstractNumId w:val="991"/>
   </w:num>
 </w:numbering>

--- a/docs/AI実装講座_1対1版_講師用ハンドブック.docx
+++ b/docs/AI実装講座_1対1版_講師用ハンドブック.docx
@@ -647,7 +647,7 @@
         <w:t xml:space="preserve"> </w:t>
       </w:r>
       <w:r>
-        <w:t xml:space="preserve">　5-1 習得チェックリスト／5-2 匿名事例ストック／5-3 助成金メモ／5-4 機密・録画・預かりデータ／5-4b 質問窓口のSLA／5-5 情報の鮮度管理／5-6 進行管理シート</w:t>
+        <w:t xml:space="preserve">　5-1 習得チェックリスト／5-2 匿名事例ストック／5-3 助成金メモ／5-4a 基本契約と突き合わせる項目／5-4 機密・録画・預かりデータ／5-4b 質問窓口のSLA／5-5 情報の鮮度管理／5-6 進行管理シート</w:t>
       </w:r>
     </w:p>
     <w:p>
@@ -23463,7 +23463,7 @@
     </w:p>
     <w:bookmarkEnd w:id="197"/>
     <w:bookmarkEnd w:id="198"/>
-    <w:bookmarkStart w:id="217" w:name="第5部-運用資料"/>
+    <w:bookmarkStart w:id="218" w:name="第5部-運用資料"/>
     <w:p>
       <w:pPr>
         <w:pStyle w:val="Heading1"/>
@@ -26279,7 +26279,7 @@
     </w:p>
     <w:bookmarkEnd w:id="208"/>
     <w:bookmarkEnd w:id="209"/>
-    <w:bookmarkStart w:id="213" w:name="機密録画預かりデータの扱い数字を確定させた"/>
+    <w:bookmarkStart w:id="210" w:name="機密録画預かりデータの扱い数字を確定させた"/>
     <w:p>
       <w:pPr>
         <w:pStyle w:val="Heading2"/>
@@ -26573,13 +26573,14 @@
         </w:tc>
       </w:tr>
     </w:tbl>
-    <w:bookmarkStart w:id="210" w:name="録画の受け渡し手順確定"/>
-    <w:p>
-      <w:pPr>
-        <w:pStyle w:val="Heading3"/>
-      </w:pPr>
-      <w:r>
-        <w:t xml:space="preserve">録画の受け渡し手順（確定）</w:t>
+    <w:bookmarkEnd w:id="210"/>
+    <w:bookmarkStart w:id="214" w:name="a.-基本契約と突き合わせる項目案件を受ける前に1回"/>
+    <w:p>
+      <w:pPr>
+        <w:pStyle w:val="Heading2"/>
+      </w:pPr>
+      <w:r>
+        <w:t xml:space="preserve">5-4a. 基本契約と突き合わせる項目（案件を受ける前に1回）</w:t>
       </w:r>
     </w:p>
     <w:p>
@@ -26587,1247 +26588,27 @@
         <w:pStyle w:val="FirstParagraph"/>
       </w:pPr>
       <w:r>
-        <w:t xml:space="preserve">覚書 第4条第1項の「当日中に提供」は</w:t>
+        <w:t xml:space="preserve">取引条件（委託料・支払・解約）は</w:t>
       </w:r>
       <w:r>
         <w:rPr>
           <w:bCs/>
           <w:b/>
         </w:rPr>
-        <w:t xml:space="preserve">契約上の義務</w:t>
-      </w:r>
-      <w:r>
-        <w:t xml:space="preserve">である。手順を決めておかないと履行できない。</w:t>
-      </w:r>
-    </w:p>
-    <w:tbl>
-      <w:tblPr>
-        <w:tblStyle w:val="Table"/>
-        <w:tblW w:type="pct" w:w="5000"/>
-        <w:tblLook w:firstRow="1" w:lastRow="0" w:firstColumn="0" w:lastColumn="0" w:noHBand="0" w:noVBand="0" w:val="0020"/>
-        <w:jc w:val="start"/>
-      </w:tblPr>
-      <w:tblGrid>
-        <w:gridCol w:w="3960"/>
-        <w:gridCol w:w="3960"/>
-      </w:tblGrid>
-      <w:tr>
-        <w:trPr>
-          <w:tblHeader w:val="true"/>
-        </w:trPr>
-        <w:tc>
-          <w:tcPr/>
-          <w:p>
-            <w:pPr>
-              <w:pStyle w:val="Compact"/>
-              <w:jc w:val="left"/>
-            </w:pPr>
-            <w:r>
-              <w:t xml:space="preserve">項目</w:t>
-            </w:r>
-          </w:p>
-        </w:tc>
-        <w:tc>
-          <w:tcPr/>
-          <w:p>
-            <w:pPr>
-              <w:pStyle w:val="Compact"/>
-              <w:jc w:val="left"/>
-            </w:pPr>
-            <w:r>
-              <w:t xml:space="preserve">確定した扱い</w:t>
-            </w:r>
-          </w:p>
-        </w:tc>
-      </w:tr>
-      <w:tr>
-        <w:tc>
-          <w:tcPr/>
-          <w:p>
-            <w:pPr>
-              <w:pStyle w:val="Compact"/>
-              <w:jc w:val="left"/>
-            </w:pPr>
-            <w:r>
-              <w:t xml:space="preserve">置き場所</w:t>
-            </w:r>
-          </w:p>
-        </w:tc>
-        <w:tc>
-          <w:tcPr/>
-          <w:p>
-            <w:pPr>
-              <w:pStyle w:val="Compact"/>
-              <w:jc w:val="left"/>
-            </w:pPr>
-            <w:r>
-              <w:t xml:space="preserve">講師のクラウドストレージに、</w:t>
-            </w:r>
-            <w:r>
-              <w:rPr>
-                <w:bCs/>
-                <w:b/>
-              </w:rPr>
-              <w:t xml:space="preserve">案件ごとのフォルダを1つ</w:t>
-            </w:r>
-            <w:r>
-              <w:t xml:space="preserve">作る。回ごとにファイルを分けない（探せなくなる）</w:t>
-            </w:r>
-          </w:p>
-        </w:tc>
-      </w:tr>
-      <w:tr>
-        <w:tc>
-          <w:tcPr/>
-          <w:p>
-            <w:pPr>
-              <w:pStyle w:val="Compact"/>
-              <w:jc w:val="left"/>
-            </w:pPr>
-            <w:r>
-              <w:t xml:space="preserve">渡し方</w:t>
-            </w:r>
-          </w:p>
-        </w:tc>
-        <w:tc>
-          <w:tcPr/>
-          <w:p>
-            <w:pPr>
-              <w:pStyle w:val="Compact"/>
-              <w:jc w:val="left"/>
-            </w:pPr>
-            <w:r>
-              <w:rPr>
-                <w:bCs/>
-                <w:b/>
-              </w:rPr>
-              <w:t xml:space="preserve">リンク共有。</w:t>
-            </w:r>
-            <w:r>
-              <w:t xml:space="preserve">ファイルを送りつけない（120分の録画は数GB）。リンクは「リンクを知っている人」ではなく</w:t>
-            </w:r>
-            <w:r>
-              <w:rPr>
-                <w:bCs/>
-                <w:b/>
-              </w:rPr>
-              <w:t xml:space="preserve">受講者のメールアドレスを指定して共有</w:t>
-            </w:r>
-            <w:r>
-              <w:t xml:space="preserve">する</w:t>
-            </w:r>
-          </w:p>
-        </w:tc>
-      </w:tr>
-      <w:tr>
-        <w:tc>
-          <w:tcPr/>
-          <w:p>
-            <w:pPr>
-              <w:pStyle w:val="Compact"/>
-              <w:jc w:val="left"/>
-            </w:pPr>
-            <w:r>
-              <w:t xml:space="preserve">共有範囲</w:t>
-            </w:r>
-          </w:p>
-        </w:tc>
-        <w:tc>
-          <w:tcPr/>
-          <w:p>
-            <w:pPr>
-              <w:pStyle w:val="Compact"/>
-              <w:jc w:val="left"/>
-            </w:pPr>
-            <w:r>
-              <w:t xml:space="preserve">覚書 第4条第3項で選んだ範囲に合わせる。（イ）同席者までなら、第6回・第12回の前に同席者のアドレスを追加し、</w:t>
-            </w:r>
-            <w:r>
-              <w:rPr>
-                <w:bCs/>
-                <w:b/>
-              </w:rPr>
-              <w:t xml:space="preserve">終わったら外す</w:t>
-            </w:r>
-          </w:p>
-        </w:tc>
-      </w:tr>
-      <w:tr>
-        <w:tc>
-          <w:tcPr/>
-          <w:p>
-            <w:pPr>
-              <w:pStyle w:val="Compact"/>
-              <w:jc w:val="left"/>
-            </w:pPr>
-            <w:r>
-              <w:t xml:space="preserve">いつ</w:t>
-            </w:r>
-          </w:p>
-        </w:tc>
-        <w:tc>
-          <w:tcPr/>
-          <w:p>
-            <w:pPr>
-              <w:pStyle w:val="Compact"/>
-              <w:jc w:val="left"/>
-            </w:pPr>
-            <w:r>
-              <w:t xml:space="preserve">その日のうち。編集はしない（編集する時間を価格に乗せるほうが不健全）</w:t>
-            </w:r>
-          </w:p>
-        </w:tc>
-      </w:tr>
-      <w:tr>
-        <w:tc>
-          <w:tcPr/>
-          <w:p>
-            <w:pPr>
-              <w:pStyle w:val="Compact"/>
-              <w:jc w:val="left"/>
-            </w:pPr>
-            <w:r>
-              <w:t xml:space="preserve">削除</w:t>
-            </w:r>
-          </w:p>
-        </w:tc>
-        <w:tc>
-          <w:tcPr/>
-          <w:p>
-            <w:pPr>
-              <w:pStyle w:val="Compact"/>
-              <w:jc w:val="left"/>
-            </w:pPr>
-            <w:r>
-              <w:t xml:space="preserve">修了後6か月。</w:t>
-            </w:r>
-            <w:r>
-              <w:rPr>
-                <w:bCs/>
-                <w:b/>
-              </w:rPr>
-              <w:t xml:space="preserve">案件フォルダごと消す。</w:t>
-            </w:r>
-            <w:r>
-              <w:t xml:space="preserve">進行管理シート（5-6）に削除予定月を書いておく</w:t>
-            </w:r>
-          </w:p>
-        </w:tc>
-      </w:tr>
-      <w:tr>
-        <w:tc>
-          <w:tcPr/>
-          <w:p>
-            <w:pPr>
-              <w:pStyle w:val="Compact"/>
-              <w:jc w:val="left"/>
-            </w:pPr>
-            <w:r>
-              <w:t xml:space="preserve">甲側の録画</w:t>
-            </w:r>
-          </w:p>
-        </w:tc>
-        <w:tc>
-          <w:tcPr/>
-          <w:p>
-            <w:pPr>
-              <w:pStyle w:val="Compact"/>
-              <w:jc w:val="left"/>
-            </w:pPr>
-            <w:r>
-              <w:t xml:space="preserve">覚書 第4条第6項で、甲が乙の同意なく録画・録音しないことにしている。初回に口頭でも伝える</w:t>
-            </w:r>
-          </w:p>
-        </w:tc>
-      </w:tr>
-    </w:tbl>
-    <w:bookmarkEnd w:id="210"/>
-    <w:bookmarkStart w:id="211" w:name="接続テストの扱い確定"/>
-    <w:p>
-      <w:pPr>
-        <w:pStyle w:val="Heading3"/>
-      </w:pPr>
-      <w:r>
-        <w:t xml:space="preserve">接続テストの扱い（確定）</w:t>
-      </w:r>
-    </w:p>
-    <w:p>
-      <w:pPr>
-        <w:pStyle w:val="FirstParagraph"/>
-      </w:pPr>
-      <w:r>
-        <w:t xml:space="preserve">分数が資料ごとにばらついていたので、次に一本化する。</w:t>
-      </w:r>
-    </w:p>
-    <w:tbl>
-      <w:tblPr>
-        <w:tblStyle w:val="Table"/>
-        <w:tblW w:type="pct" w:w="5000"/>
-        <w:tblLook w:firstRow="1" w:lastRow="0" w:firstColumn="0" w:lastColumn="0" w:noHBand="0" w:noVBand="0" w:val="0020"/>
-        <w:jc w:val="start"/>
-      </w:tblPr>
-      <w:tblGrid>
-        <w:gridCol w:w="3960"/>
-        <w:gridCol w:w="3960"/>
-      </w:tblGrid>
-      <w:tr>
-        <w:trPr>
-          <w:tblHeader w:val="true"/>
-        </w:trPr>
-        <w:tc>
-          <w:tcPr/>
-          <w:p>
-            <w:pPr>
-              <w:pStyle w:val="Compact"/>
-              <w:jc w:val="left"/>
-            </w:pPr>
-            <w:r>
-              <w:t xml:space="preserve">場面</w:t>
-            </w:r>
-          </w:p>
-        </w:tc>
-        <w:tc>
-          <w:tcPr/>
-          <w:p>
-            <w:pPr>
-              <w:pStyle w:val="Compact"/>
-              <w:jc w:val="left"/>
-            </w:pPr>
-            <w:r>
-              <w:t xml:space="preserve">やること</w:t>
-            </w:r>
-          </w:p>
-        </w:tc>
-      </w:tr>
-      <w:tr>
-        <w:tc>
-          <w:tcPr/>
-          <w:p>
-            <w:pPr>
-              <w:pStyle w:val="Compact"/>
-              <w:jc w:val="left"/>
-            </w:pPr>
-            <w:r>
-              <w:rPr>
-                <w:bCs/>
-                <w:b/>
-              </w:rPr>
-              <w:t xml:space="preserve">初回の3営業日前</w:t>
-            </w:r>
-          </w:p>
-        </w:tc>
-        <w:tc>
-          <w:tcPr/>
-          <w:p>
-            <w:pPr>
-              <w:pStyle w:val="Compact"/>
-              <w:jc w:val="left"/>
-            </w:pPr>
-            <w:r>
-              <w:t xml:space="preserve">受講者と</w:t>
-            </w:r>
-            <w:r>
-              <w:rPr>
-                <w:bCs/>
-                <w:b/>
-              </w:rPr>
-              <w:t xml:space="preserve">15分の接続テストを別枠で行う</w:t>
-            </w:r>
-            <w:r>
-              <w:t xml:space="preserve">。画面共有・音声・録画の3点。アカウント未所持ならこの枠で作る</w:t>
-            </w:r>
-          </w:p>
-        </w:tc>
-      </w:tr>
-      <w:tr>
-        <w:tc>
-          <w:tcPr/>
-          <w:p>
-            <w:pPr>
-              <w:pStyle w:val="Compact"/>
-              <w:jc w:val="left"/>
-            </w:pPr>
-            <w:r>
-              <w:t xml:space="preserve">各回の開始5分前</w:t>
-            </w:r>
-          </w:p>
-        </w:tc>
-        <w:tc>
-          <w:tcPr/>
-          <w:p>
-            <w:pPr>
-              <w:pStyle w:val="Compact"/>
-              <w:jc w:val="left"/>
-            </w:pPr>
-            <w:r>
-              <w:t xml:space="preserve">講師が自分の環境だけ確認する（受講者は呼ばない）</w:t>
-            </w:r>
-          </w:p>
-        </w:tc>
-      </w:tr>
-      <w:tr>
-        <w:tc>
-          <w:tcPr/>
-          <w:p>
-            <w:pPr>
-              <w:pStyle w:val="Compact"/>
-              <w:jc w:val="left"/>
-            </w:pPr>
-            <w:r>
-              <w:t xml:space="preserve">初回の当日</w:t>
-            </w:r>
-          </w:p>
-        </w:tc>
-        <w:tc>
-          <w:tcPr/>
-          <w:p>
-            <w:pPr>
-              <w:pStyle w:val="Compact"/>
-              <w:jc w:val="left"/>
-            </w:pPr>
-            <w:r>
-              <w:t xml:space="preserve">10分前に入室して待つ。テストは済んでいるので、当日はやり直さない</w:t>
-            </w:r>
-          </w:p>
-        </w:tc>
-      </w:tr>
-    </w:tbl>
-    <w:p>
-      <w:pPr>
-        <w:pStyle w:val="BodyText"/>
-      </w:pPr>
+        <w:t xml:space="preserve">すでに締結している基本契約の側</w:t>
+      </w:r>
+      <w:r>
+        <w:t xml:space="preserve">にある。本講座に固有の事情で、基本契約に書かれていない可能性が高いのが次の6つ。</w:t>
+      </w:r>
       <w:r>
         <w:rPr>
           <w:bCs/>
           <w:b/>
         </w:rPr>
-        <w:t xml:space="preserve">初回の接続テストは、事前準備（2-1）の3営業日前の項目に入っている。</w:t>
-      </w:r>
-      <w:r>
-        <w:t xml:space="preserve">ここを省略すると、初回120分のうち20分が環境設定に消える。</w:t>
-      </w:r>
-    </w:p>
-    <w:bookmarkEnd w:id="211"/>
-    <w:bookmarkStart w:id="212" w:name="免責覚書に必ず入れる"/>
-    <w:p>
-      <w:pPr>
-        <w:pStyle w:val="Heading3"/>
-      </w:pPr>
-      <w:r>
-        <w:t xml:space="preserve">免責（覚書に必ず入れる）</w:t>
-      </w:r>
-    </w:p>
-    <w:p>
-      <w:pPr>
-        <w:pStyle w:val="FirstParagraph"/>
-      </w:pPr>
-      <w:r>
-        <w:t xml:space="preserve">教材全体で唯一、書き落とすと取り返しがつかない部分である。</w:t>
-      </w:r>
-    </w:p>
-    <w:p>
-      <w:pPr>
-        <w:numPr>
-          <w:ilvl w:val="0"/>
-          <w:numId w:val="1055"/>
-        </w:numPr>
-        <w:pStyle w:val="Compact"/>
-      </w:pPr>
-      <w:r>
-        <w:t xml:space="preserve">本講座は</w:t>
-      </w:r>
-      <w:r>
-        <w:rPr>
-          <w:bCs/>
-          <w:b/>
-        </w:rPr>
-        <w:t xml:space="preserve">助言と伴走の提供</w:t>
-      </w:r>
-      <w:r>
-        <w:t xml:space="preserve">であり、AIの出力内容の正確性、および導入による業務改善の成果を</w:t>
-      </w:r>
-      <w:r>
-        <w:rPr>
-          <w:bCs/>
-          <w:b/>
-        </w:rPr>
-        <w:t xml:space="preserve">保証しない</w:t>
-      </w:r>
-    </w:p>
-    <w:p>
-      <w:pPr>
-        <w:numPr>
-          <w:ilvl w:val="0"/>
-          <w:numId w:val="1055"/>
-        </w:numPr>
-        <w:pStyle w:val="Compact"/>
-      </w:pPr>
-      <w:r>
-        <w:t xml:space="preserve">生成物を業務・社外に使う判断と最終確認の責任は</w:t>
-      </w:r>
-      <w:r>
-        <w:rPr>
-          <w:bCs/>
-          <w:b/>
-        </w:rPr>
-        <w:t xml:space="preserve">受講者にある</w:t>
-      </w:r>
-      <w:r>
-        <w:t xml:space="preserve">（AI利用ルール v1 の③と同じことを、契約書側にも書く）</w:t>
-      </w:r>
-    </w:p>
-    <w:p>
-      <w:pPr>
-        <w:numPr>
-          <w:ilvl w:val="0"/>
-          <w:numId w:val="1055"/>
-        </w:numPr>
-        <w:pStyle w:val="Compact"/>
-      </w:pPr>
-      <w:r>
-        <w:t xml:space="preserve">助成金は</w:t>
-      </w:r>
-      <w:r>
-        <w:rPr>
-          <w:bCs/>
-          <w:b/>
-        </w:rPr>
-        <w:t xml:space="preserve">支給を保証しない</w:t>
-      </w:r>
-      <w:r>
-        <w:t xml:space="preserve">。申請の可否は労働局が判断する。</w:t>
-      </w:r>
-      <w:r>
-        <w:rPr>
-          <w:bCs/>
-          <w:b/>
-        </w:rPr>
-        <w:t xml:space="preserve">講師は申請代行を請けない</w:t>
-      </w:r>
-    </w:p>
-    <w:p>
-      <w:pPr>
-        <w:numPr>
-          <w:ilvl w:val="0"/>
-          <w:numId w:val="1055"/>
-        </w:numPr>
-        <w:pStyle w:val="Compact"/>
-      </w:pPr>
-      <w:r>
-        <w:t xml:space="preserve">講師の責任は、故意または重過失の場合を除き、</w:t>
-      </w:r>
-      <w:r>
-        <w:rPr>
-          <w:bCs/>
-          <w:b/>
-        </w:rPr>
-        <w:t xml:space="preserve">当該案件で受領済みの委託料の額を上限</w:t>
-      </w:r>
-      <w:r>
-        <w:t xml:space="preserve">とする</w:t>
-      </w:r>
-    </w:p>
-    <w:p>
-      <w:pPr>
-        <w:pStyle w:val="FirstParagraph"/>
-      </w:pPr>
-      <w:r>
-        <w:rPr>
-          <w:bCs/>
-          <w:b/>
-        </w:rPr>
-        <w:t xml:space="preserve">この覚書は弁護士の確認を受けてから使うこと。</w:t>
-      </w:r>
-      <w:r>
-        <w:t xml:space="preserve"> </w:t>
-      </w:r>
-      <w:r>
-        <w:t xml:space="preserve">ひな形は論点を落とさないための下敷きであって、そのまま使える契約書ではない。</w:t>
-      </w:r>
-    </w:p>
-    <w:bookmarkEnd w:id="212"/>
-    <w:bookmarkEnd w:id="213"/>
-    <w:bookmarkStart w:id="214" w:name="b.-回と回の間の質問窓口sla確定値"/>
-    <w:p>
-      <w:pPr>
-        <w:pStyle w:val="Heading2"/>
-      </w:pPr>
-      <w:r>
-        <w:t xml:space="preserve">5-4b. 回と回の間の質問窓口（SLA・確定値）</w:t>
-      </w:r>
-    </w:p>
-    <w:tbl>
-      <w:tblPr>
-        <w:tblStyle w:val="Table"/>
-        <w:tblW w:type="pct" w:w="5000"/>
-        <w:tblLook w:firstRow="1" w:lastRow="0" w:firstColumn="0" w:lastColumn="0" w:noHBand="0" w:noVBand="0" w:val="0020"/>
-        <w:jc w:val="start"/>
-      </w:tblPr>
-      <w:tblGrid>
-        <w:gridCol w:w="3960"/>
-        <w:gridCol w:w="3960"/>
-      </w:tblGrid>
-      <w:tr>
-        <w:trPr>
-          <w:tblHeader w:val="true"/>
-        </w:trPr>
-        <w:tc>
-          <w:tcPr/>
-          <w:p>
-            <w:pPr>
-              <w:pStyle w:val="Compact"/>
-              <w:jc w:val="left"/>
-            </w:pPr>
-            <w:r>
-              <w:t xml:space="preserve">項目</w:t>
-            </w:r>
-          </w:p>
-        </w:tc>
-        <w:tc>
-          <w:tcPr/>
-          <w:p>
-            <w:pPr>
-              <w:pStyle w:val="Compact"/>
-              <w:jc w:val="left"/>
-            </w:pPr>
-            <w:r>
-              <w:t xml:space="preserve">確定した扱い</w:t>
-            </w:r>
-          </w:p>
-        </w:tc>
-      </w:tr>
-      <w:tr>
-        <w:tc>
-          <w:tcPr/>
-          <w:p>
-            <w:pPr>
-              <w:pStyle w:val="Compact"/>
-              <w:jc w:val="left"/>
-            </w:pPr>
-            <w:r>
-              <w:t xml:space="preserve">窓口</w:t>
-            </w:r>
-          </w:p>
-        </w:tc>
-        <w:tc>
-          <w:tcPr/>
-          <w:p>
-            <w:pPr>
-              <w:pStyle w:val="Compact"/>
-              <w:jc w:val="left"/>
-            </w:pPr>
-            <w:r>
-              <w:t xml:space="preserve">メール1本に絞る（チャットは受けない。履歴が散る）</w:t>
-            </w:r>
-          </w:p>
-        </w:tc>
-      </w:tr>
-      <w:tr>
-        <w:tc>
-          <w:tcPr/>
-          <w:p>
-            <w:pPr>
-              <w:pStyle w:val="Compact"/>
-              <w:jc w:val="left"/>
-            </w:pPr>
-            <w:r>
-              <w:t xml:space="preserve">返信の目安</w:t>
-            </w:r>
-          </w:p>
-        </w:tc>
-        <w:tc>
-          <w:tcPr/>
-          <w:p>
-            <w:pPr>
-              <w:pStyle w:val="Compact"/>
-              <w:jc w:val="left"/>
-            </w:pPr>
-            <w:r>
-              <w:rPr>
-                <w:bCs/>
-                <w:b/>
-              </w:rPr>
-              <w:t xml:space="preserve">平日24時間以内。</w:t>
-            </w:r>
-            <w:r>
-              <w:t xml:space="preserve"> </w:t>
-            </w:r>
-            <w:r>
-              <w:t xml:space="preserve">土日祝を挟む場合は翌営業日</w:t>
-            </w:r>
-          </w:p>
-        </w:tc>
-      </w:tr>
-      <w:tr>
-        <w:tc>
-          <w:tcPr/>
-          <w:p>
-            <w:pPr>
-              <w:pStyle w:val="Compact"/>
-              <w:jc w:val="left"/>
-            </w:pPr>
-            <w:r>
-              <w:t xml:space="preserve">対象</w:t>
-            </w:r>
-          </w:p>
-        </w:tc>
-        <w:tc>
-          <w:tcPr/>
-          <w:p>
-            <w:pPr>
-              <w:pStyle w:val="Compact"/>
-              <w:jc w:val="left"/>
-            </w:pPr>
-            <w:r>
-              <w:t xml:space="preserve">講座で扱った範囲の質問。</w:t>
-            </w:r>
-            <w:r>
-              <w:rPr>
-                <w:bCs/>
-                <w:b/>
-              </w:rPr>
-              <w:t xml:space="preserve">新しいツールの選定相談や、講座外の業務の代行は対象外</w:t>
-            </w:r>
-          </w:p>
-        </w:tc>
-      </w:tr>
-      <w:tr>
-        <w:tc>
-          <w:tcPr/>
-          <w:p>
-            <w:pPr>
-              <w:pStyle w:val="Compact"/>
-              <w:jc w:val="left"/>
-            </w:pPr>
-            <w:r>
-              <w:t xml:space="preserve">回数</w:t>
-            </w:r>
-          </w:p>
-        </w:tc>
-        <w:tc>
-          <w:tcPr/>
-          <w:p>
-            <w:pPr>
-              <w:pStyle w:val="Compact"/>
-              <w:jc w:val="left"/>
-            </w:pPr>
-            <w:r>
-              <w:t xml:space="preserve">上限は設けない。ただし同じ質問が3回続いたら、それは次回の演習の題材にする</w:t>
-            </w:r>
-          </w:p>
-        </w:tc>
-      </w:tr>
-      <w:tr>
-        <w:tc>
-          <w:tcPr/>
-          <w:p>
-            <w:pPr>
-              <w:pStyle w:val="Compact"/>
-              <w:jc w:val="left"/>
-            </w:pPr>
-            <w:r>
-              <w:t xml:space="preserve">対象外のとき</w:t>
-            </w:r>
-          </w:p>
-        </w:tc>
-        <w:tc>
-          <w:tcPr/>
-          <w:p>
-            <w:pPr>
-              <w:pStyle w:val="Compact"/>
-              <w:jc w:val="left"/>
-            </w:pPr>
-            <w:r>
-              <w:t xml:space="preserve">「それは第◯回で扱います」と言って構わない。</w:t>
-            </w:r>
-            <w:r>
-              <w:rPr>
-                <w:bCs/>
-                <w:b/>
-              </w:rPr>
-              <w:t xml:space="preserve">先送りにも教育効果がある</w:t>
-            </w:r>
-          </w:p>
-        </w:tc>
-      </w:tr>
-    </w:tbl>
-    <w:p>
-      <w:pPr>
-        <w:pStyle w:val="BodyText"/>
-      </w:pPr>
-      <w:r>
-        <w:rPr>
-          <w:bCs/>
-          <w:b/>
-        </w:rPr>
-        <w:t xml:space="preserve">この数字を受講のご案内（student.html）と初回の書面の両方に書く。</w:t>
-      </w:r>
-      <w:r>
-        <w:t xml:space="preserve"> </w:t>
-      </w:r>
-      <w:r>
-        <w:t xml:space="preserve">「初回にお伝えします」で止めない。</w:t>
-      </w:r>
-    </w:p>
-    <w:p>
-      <w:r>
-        <w:pict>
-          <v:rect style="width:0;height:1.5pt" o:hralign="center" o:hrstd="t" o:hr="t"/>
-        </w:pict>
-      </w:r>
-    </w:p>
-    <w:bookmarkEnd w:id="214"/>
-    <w:bookmarkStart w:id="215" w:name="情報の鮮度管理3か月サイクル"/>
-    <w:p>
-      <w:pPr>
-        <w:pStyle w:val="Heading2"/>
-      </w:pPr>
-      <w:r>
-        <w:t xml:space="preserve">5-5. 情報の鮮度管理（3か月サイクル）</w:t>
-      </w:r>
-    </w:p>
-    <w:tbl>
-      <w:tblPr>
-        <w:tblStyle w:val="Table"/>
-        <w:tblW w:type="pct" w:w="5000"/>
-        <w:tblLook w:firstRow="1" w:lastRow="0" w:firstColumn="0" w:lastColumn="0" w:noHBand="0" w:noVBand="0" w:val="0020"/>
-        <w:jc w:val="start"/>
-      </w:tblPr>
-      <w:tblGrid>
-        <w:gridCol w:w="3960"/>
-        <w:gridCol w:w="3960"/>
-      </w:tblGrid>
-      <w:tr>
-        <w:trPr>
-          <w:tblHeader w:val="true"/>
-        </w:trPr>
-        <w:tc>
-          <w:tcPr/>
-          <w:p>
-            <w:pPr>
-              <w:pStyle w:val="Compact"/>
-              <w:jc w:val="left"/>
-            </w:pPr>
-            <w:r>
-              <w:t xml:space="preserve">頻度</w:t>
-            </w:r>
-          </w:p>
-        </w:tc>
-        <w:tc>
-          <w:tcPr/>
-          <w:p>
-            <w:pPr>
-              <w:pStyle w:val="Compact"/>
-              <w:jc w:val="left"/>
-            </w:pPr>
-            <w:r>
-              <w:t xml:space="preserve">やること</w:t>
-            </w:r>
-          </w:p>
-        </w:tc>
-      </w:tr>
-      <w:tr>
-        <w:tc>
-          <w:tcPr/>
-          <w:p>
-            <w:pPr>
-              <w:pStyle w:val="Compact"/>
-              <w:jc w:val="left"/>
-            </w:pPr>
-            <w:r>
-              <w:t xml:space="preserve">毎案件の開始前</w:t>
-            </w:r>
-          </w:p>
-        </w:tc>
-        <w:tc>
-          <w:tcPr/>
-          <w:p>
-            <w:pPr>
-              <w:pStyle w:val="Compact"/>
-              <w:jc w:val="left"/>
-            </w:pPr>
-            <w:r>
-              <w:t xml:space="preserve">プラン名・月額・主要機能名の再確認。資料の「◯年◯月時点」を更新</w:t>
-            </w:r>
-          </w:p>
-        </w:tc>
-      </w:tr>
-      <w:tr>
-        <w:tc>
-          <w:tcPr/>
-          <w:p>
-            <w:pPr>
-              <w:pStyle w:val="Compact"/>
-              <w:jc w:val="left"/>
-            </w:pPr>
-            <w:r>
-              <w:t xml:space="preserve">3か月ごと</w:t>
-            </w:r>
-          </w:p>
-        </w:tc>
-        <w:tc>
-          <w:tcPr/>
-          <w:p>
-            <w:pPr>
-              <w:pStyle w:val="Compact"/>
-              <w:jc w:val="left"/>
-            </w:pPr>
-            <w:r>
-              <w:t xml:space="preserve">第4部4-4の前提知識表を更新。古くなった記述を消す</w:t>
-            </w:r>
-          </w:p>
-        </w:tc>
-      </w:tr>
-      <w:tr>
-        <w:tc>
-          <w:tcPr/>
-          <w:p>
-            <w:pPr>
-              <w:pStyle w:val="Compact"/>
-              <w:jc w:val="left"/>
-            </w:pPr>
-            <w:r>
-              <w:t xml:space="preserve">6か月ごと</w:t>
-            </w:r>
-          </w:p>
-        </w:tc>
-        <w:tc>
-          <w:tcPr/>
-          <w:p>
-            <w:pPr>
-              <w:pStyle w:val="Compact"/>
-              <w:jc w:val="left"/>
-            </w:pPr>
-            <w:r>
-              <w:t xml:space="preserve">匿名事例の棚卸し（古い事例・効果が陳腐化した事例を外す）</w:t>
-            </w:r>
-          </w:p>
-        </w:tc>
-      </w:tr>
-      <w:tr>
-        <w:tc>
-          <w:tcPr/>
-          <w:p>
-            <w:pPr>
-              <w:pStyle w:val="Compact"/>
-              <w:jc w:val="left"/>
-            </w:pPr>
-            <w:r>
-              <w:t xml:space="preserve">年1回</w:t>
-            </w:r>
-          </w:p>
-        </w:tc>
-        <w:tc>
-          <w:tcPr/>
-          <w:p>
-            <w:pPr>
-              <w:pStyle w:val="Compact"/>
-              <w:jc w:val="left"/>
-            </w:pPr>
-            <w:r>
-              <w:t xml:space="preserve">カリキュラム全体の見直し。上級編の技術トピックの入れ替え</w:t>
-            </w:r>
-          </w:p>
-        </w:tc>
-      </w:tr>
-    </w:tbl>
-    <w:p>
-      <w:r>
-        <w:pict>
-          <v:rect style="width:0;height:1.5pt" o:hralign="center" o:hrstd="t" o:hr="t"/>
-        </w:pict>
-      </w:r>
-    </w:p>
-    <w:bookmarkEnd w:id="215"/>
-    <w:bookmarkStart w:id="216" w:name="進行管理シート受講者1名につき1枚"/>
-    <w:p>
-      <w:pPr>
-        <w:pStyle w:val="Heading2"/>
-      </w:pPr>
-      <w:r>
-        <w:t xml:space="preserve">5-6. 進行管理シート（受講者1名につき1枚）</w:t>
-      </w:r>
-    </w:p>
-    <w:p>
-      <w:pPr>
-        <w:pStyle w:val="SourceCode"/>
-      </w:pPr>
-      <w:r>
-        <w:rPr>
-          <w:rStyle w:val="VerbatimChar"/>
-        </w:rPr>
-        <w:t xml:space="preserve">受講者：              　開始：    /    　修了予定：    /</w:t>
-      </w:r>
-      <w:r>
-        <w:br/>
-      </w:r>
-      <w:r>
-        <w:rPr>
-          <w:rStyle w:val="VerbatimChar"/>
-        </w:rPr>
-        <w:t xml:space="preserve">確定レベル（第3回時点）：Lv.[   ]</w:t>
-      </w:r>
-      <w:r>
-        <w:br/>
-      </w:r>
-      <w:r>
-        <w:rPr>
-          <w:rStyle w:val="VerbatimChar"/>
-        </w:rPr>
-        <w:t xml:space="preserve">────────────────────────────────────</w:t>
-      </w:r>
-      <w:r>
-        <w:br/>
-      </w:r>
-      <w:r>
-        <w:rPr>
-          <w:rStyle w:val="VerbatimChar"/>
-        </w:rPr>
-        <w:t xml:space="preserve">回  日付      成果物の完成  宿題の実行  習得チェック  次回の懸念</w:t>
-      </w:r>
-      <w:r>
-        <w:br/>
-      </w:r>
-      <w:r>
-        <w:rPr>
-          <w:rStyle w:val="VerbatimChar"/>
-        </w:rPr>
-        <w:t xml:space="preserve">1   /                ☐            ―           ☐</w:t>
-      </w:r>
-      <w:r>
-        <w:br/>
-      </w:r>
-      <w:r>
-        <w:rPr>
-          <w:rStyle w:val="VerbatimChar"/>
-        </w:rPr>
-        <w:t xml:space="preserve">2   /                ☐            ☐           ☐</w:t>
-      </w:r>
-      <w:r>
-        <w:br/>
-      </w:r>
-      <w:r>
-        <w:rPr>
-          <w:rStyle w:val="VerbatimChar"/>
-        </w:rPr>
-        <w:t xml:space="preserve">3   /                ☐            ☐           ☐</w:t>
-      </w:r>
-      <w:r>
-        <w:br/>
-      </w:r>
-      <w:r>
-        <w:rPr>
-          <w:rStyle w:val="VerbatimChar"/>
-        </w:rPr>
-        <w:t xml:space="preserve">…（12まで）</w:t>
-      </w:r>
-      <w:r>
-        <w:br/>
-      </w:r>
-      <w:r>
-        <w:rPr>
-          <w:rStyle w:val="VerbatimChar"/>
-        </w:rPr>
-        <w:t xml:space="preserve">────────────────────────────────────</w:t>
-      </w:r>
-      <w:r>
-        <w:br/>
-      </w:r>
-      <w:r>
-        <w:rPr>
-          <w:rStyle w:val="VerbatimChar"/>
-        </w:rPr>
-        <w:t xml:space="preserve">お披露目 第6回[   /   ] 参加[  ]名 ／ 第12回[   /   ] 参加[  ]名</w:t>
-      </w:r>
-      <w:r>
-        <w:br/>
-      </w:r>
-      <w:r>
-        <w:rPr>
-          <w:rStyle w:val="VerbatimChar"/>
-        </w:rPr>
-        <w:t xml:space="preserve">診断スコア  受講前[    ]点 → 修了時[    ]点（同一設問）</w:t>
-      </w:r>
-      <w:r>
-        <w:br/>
-      </w:r>
-      <w:r>
-        <w:rPr>
-          <w:rStyle w:val="VerbatimChar"/>
-        </w:rPr>
-        <w:t xml:space="preserve">掲載許諾：可 / 不可 　数値公開の範囲：</w:t>
-      </w:r>
-    </w:p>
-    <w:p>
-      <w:pPr>
-        <w:pStyle w:val="FirstParagraph"/>
-      </w:pPr>
-      <w:r>
-        <w:rPr>
-          <w:bCs/>
-          <w:b/>
-        </w:rPr>
-        <w:t xml:space="preserve">「宿題の実行」に×が2回続いたら、宿題の設計が悪い。</w:t>
-      </w:r>
-      <w:r>
-        <w:t xml:space="preserve"> </w:t>
-      </w:r>
-      <w:r>
-        <w:t xml:space="preserve">責める前に、15分で終わる大きさに削り直す。</w:t>
-      </w:r>
-    </w:p>
-    <w:p>
-      <w:r>
-        <w:pict>
-          <v:rect style="width:0;height:1.5pt" o:hralign="center" o:hrstd="t" o:hr="t"/>
-        </w:pict>
-      </w:r>
-    </w:p>
-    <w:bookmarkEnd w:id="216"/>
-    <w:bookmarkEnd w:id="217"/>
-    <w:bookmarkStart w:id="218" w:name="付録-初回配布物チェックリスト"/>
-    <w:p>
-      <w:pPr>
-        <w:pStyle w:val="Heading1"/>
-      </w:pPr>
-      <w:r>
-        <w:t xml:space="preserve">付録　初回配布物チェックリスト</w:t>
-      </w:r>
-    </w:p>
-    <w:p>
-      <w:pPr>
-        <w:numPr>
-          <w:ilvl w:val="0"/>
-          <w:numId w:val="1056"/>
-        </w:numPr>
-        <w:pStyle w:val="Compact"/>
-      </w:pPr>
-      <w:r>
-        <w:t xml:space="preserve">☐ 講座の全体像（12回の地図・1枚）</w:t>
-      </w:r>
-    </w:p>
-    <w:p>
-      <w:pPr>
-        <w:numPr>
-          <w:ilvl w:val="0"/>
-          <w:numId w:val="1056"/>
-        </w:numPr>
-        <w:pStyle w:val="Compact"/>
-      </w:pPr>
-      <w:r>
-        <w:t xml:space="preserve">☐ 用語ミニ辞典（第4部4-3・A4 1枚）</w:t>
-      </w:r>
-    </w:p>
-    <w:p>
-      <w:pPr>
-        <w:numPr>
-          <w:ilvl w:val="0"/>
-          <w:numId w:val="1056"/>
-        </w:numPr>
-        <w:pStyle w:val="Compact"/>
-      </w:pPr>
-      <w:r>
-        <w:t xml:space="preserve">☐ 業務棚卸しシート（空欄）</w:t>
-      </w:r>
-    </w:p>
-    <w:p>
-      <w:pPr>
-        <w:numPr>
-          <w:ilvl w:val="0"/>
-          <w:numId w:val="1056"/>
-        </w:numPr>
-        <w:pStyle w:val="Compact"/>
-      </w:pPr>
-      <w:r>
-        <w:t xml:space="preserve">☐ 各回の持ち物一覧（第4部4-2の表）</w:t>
-      </w:r>
-    </w:p>
-    <w:p>
-      <w:pPr>
-        <w:numPr>
-          <w:ilvl w:val="0"/>
-          <w:numId w:val="1056"/>
-        </w:numPr>
-        <w:pStyle w:val="Compact"/>
-      </w:pPr>
-      <w:r>
-        <w:t xml:space="preserve">☐ 質問窓口と返信目安の案内（</w:t>
-      </w:r>
-      <w:r>
-        <w:rPr>
-          <w:bCs/>
-          <w:b/>
-        </w:rPr>
-        <w:t xml:space="preserve">平日24時間以内・メール1本</w:t>
-      </w:r>
-      <w:r>
-        <w:t xml:space="preserve">。5-4b の表をそのまま渡す）</w:t>
-      </w:r>
-    </w:p>
-    <w:p>
-      <w:pPr>
-        <w:numPr>
-          <w:ilvl w:val="0"/>
-          <w:numId w:val="1056"/>
-        </w:numPr>
-        <w:pStyle w:val="Compact"/>
-      </w:pPr>
-      <w:r>
-        <w:t xml:space="preserve">☐</w:t>
-      </w:r>
-      <w:r>
-        <w:t xml:space="preserve"> </w:t>
-      </w:r>
-      <w:r>
-        <w:rPr>
-          <w:bCs/>
-          <w:b/>
-        </w:rPr>
-        <w:t xml:space="preserve">業務委託・秘密保持・録画の取扱い 覚書</w:t>
-      </w:r>
-      <w:r>
-        <w:t xml:space="preserve">（別冊のひな形。弁護士確認済みのものを使う）</w:t>
-      </w:r>
-    </w:p>
-    <w:p>
-      <w:pPr>
-        <w:numPr>
-          <w:ilvl w:val="0"/>
-          <w:numId w:val="1056"/>
-        </w:numPr>
-        <w:pStyle w:val="Compact"/>
-      </w:pPr>
-      <w:r>
-        <w:t xml:space="preserve">☐ 習得チェックリスト（第5部5-1。</w:t>
-      </w:r>
-      <w:r>
-        <w:rPr>
-          <w:bCs/>
-          <w:b/>
-        </w:rPr>
-        <w:t xml:space="preserve">Excel版の「習得チェックリスト」シートに、Lv.1〜2版の4行も入っている</w:t>
-      </w:r>
-      <w:r>
-        <w:t xml:space="preserve">。修了時の引き渡しリストは同じExcelの別シート）</w:t>
-      </w:r>
-    </w:p>
-    <w:p>
-      <w:r>
-        <w:pict>
-          <v:rect style="width:0;height:1.5pt" o:hralign="center" o:hrstd="t" o:hr="t"/>
-        </w:pict>
-      </w:r>
-    </w:p>
-    <w:p>
-      <w:pPr>
-        <w:pStyle w:val="FirstParagraph"/>
-      </w:pPr>
-      <w:r>
-        <w:rPr>
-          <w:bCs/>
-          <w:b/>
-        </w:rPr>
-        <w:t xml:space="preserve">本ハンドブックの改訂記録</w:t>
+        <w:t xml:space="preserve">受注前に一度、契約書を開いて突き合わせること。</w:t>
+      </w:r>
+      <w:r>
+        <w:t xml:space="preserve">書かれていなければ、個別の発注書か覚書に足す。</w:t>
       </w:r>
     </w:p>
     <w:tbl>
@@ -27854,6 +26635,1654 @@
               <w:jc w:val="left"/>
             </w:pPr>
             <w:r>
+              <w:t xml:space="preserve">突き合わせる項目</w:t>
+            </w:r>
+          </w:p>
+        </w:tc>
+        <w:tc>
+          <w:tcPr/>
+          <w:p>
+            <w:pPr>
+              <w:pStyle w:val="Compact"/>
+              <w:jc w:val="left"/>
+            </w:pPr>
+            <w:r>
+              <w:t xml:space="preserve">この講座に固有の事情</w:t>
+            </w:r>
+          </w:p>
+        </w:tc>
+        <w:tc>
+          <w:tcPr/>
+          <w:p>
+            <w:pPr>
+              <w:pStyle w:val="Compact"/>
+              <w:jc w:val="left"/>
+            </w:pPr>
+            <w:r>
+              <w:t xml:space="preserve">書かれていなかったときの目安</w:t>
+            </w:r>
+          </w:p>
+        </w:tc>
+      </w:tr>
+      <w:tr>
+        <w:tc>
+          <w:tcPr/>
+          <w:p>
+            <w:pPr>
+              <w:pStyle w:val="Compact"/>
+              <w:jc w:val="left"/>
+            </w:pPr>
+            <w:r>
+              <w:rPr>
+                <w:bCs/>
+                <w:b/>
+              </w:rPr>
+              <w:t xml:space="preserve">1回の単位</w:t>
+            </w:r>
+          </w:p>
+        </w:tc>
+        <w:tc>
+          <w:tcPr/>
+          <w:p>
+            <w:pPr>
+              <w:pStyle w:val="Compact"/>
+              <w:jc w:val="left"/>
+            </w:pPr>
+            <w:r>
+              <w:t xml:space="preserve">「1回120分×全12回」＋</w:t>
+            </w:r>
+            <w:r>
+              <w:rPr>
+                <w:bCs/>
+                <w:b/>
+              </w:rPr>
+              <w:t xml:space="preserve">第6回・第12回の1週間前に各30分の壁打ち</w:t>
+            </w:r>
+            <w:r>
+              <w:t xml:space="preserve">。壁打ちを数えないと、受講者は12回分しか予定を押さえない</w:t>
+            </w:r>
+          </w:p>
+        </w:tc>
+        <w:tc>
+          <w:tcPr/>
+          <w:p>
+            <w:pPr>
+              <w:pStyle w:val="Compact"/>
+              <w:jc w:val="left"/>
+            </w:pPr>
+            <w:r>
+              <w:t xml:space="preserve">壁打ち2枠は本件業務に含み、別途の対価を要しない、と書く</w:t>
+            </w:r>
+          </w:p>
+        </w:tc>
+      </w:tr>
+      <w:tr>
+        <w:tc>
+          <w:tcPr/>
+          <w:p>
+            <w:pPr>
+              <w:pStyle w:val="Compact"/>
+              <w:jc w:val="left"/>
+            </w:pPr>
+            <w:r>
+              <w:rPr>
+                <w:bCs/>
+                <w:b/>
+              </w:rPr>
+              <w:t xml:space="preserve">欠席と補講</w:t>
+            </w:r>
+          </w:p>
+        </w:tc>
+        <w:tc>
+          <w:tcPr/>
+          <w:p>
+            <w:pPr>
+              <w:pStyle w:val="Compact"/>
+              <w:jc w:val="left"/>
+            </w:pPr>
+            <w:r>
+              <w:t xml:space="preserve">前の回の成果物が次の回の材料になるので、飛ばせない。必ず補講が要る</w:t>
+            </w:r>
+          </w:p>
+        </w:tc>
+        <w:tc>
+          <w:tcPr/>
+          <w:p>
+            <w:pPr>
+              <w:pStyle w:val="Compact"/>
+              <w:jc w:val="left"/>
+            </w:pPr>
+            <w:r>
+              <w:rPr>
+                <w:bCs/>
+                <w:b/>
+              </w:rPr>
+              <w:t xml:space="preserve">通しで2回まで。</w:t>
+            </w:r>
+            <w:r>
+              <w:t xml:space="preserve">超過分は1回あたりの実働から逆算。無制限は5.5か月で必ず崩れる</w:t>
+            </w:r>
+          </w:p>
+        </w:tc>
+      </w:tr>
+      <w:tr>
+        <w:tc>
+          <w:tcPr/>
+          <w:p>
+            <w:pPr>
+              <w:pStyle w:val="Compact"/>
+              <w:jc w:val="left"/>
+            </w:pPr>
+            <w:r>
+              <w:rPr>
+                <w:bCs/>
+                <w:b/>
+              </w:rPr>
+              <w:t xml:space="preserve">日程変更の期限</w:t>
+            </w:r>
+          </w:p>
+        </w:tc>
+        <w:tc>
+          <w:tcPr/>
+          <w:p>
+            <w:pPr>
+              <w:pStyle w:val="Compact"/>
+              <w:jc w:val="left"/>
+            </w:pPr>
+            <w:r>
+              <w:t xml:space="preserve">隔週で組むので、直前だと代替日が入らない</w:t>
+            </w:r>
+          </w:p>
+        </w:tc>
+        <w:tc>
+          <w:tcPr/>
+          <w:p>
+            <w:pPr>
+              <w:pStyle w:val="Compact"/>
+              <w:jc w:val="left"/>
+            </w:pPr>
+            <w:r>
+              <w:rPr>
+                <w:bCs/>
+                <w:b/>
+              </w:rPr>
+              <w:t xml:space="preserve">3営業日前まで。</w:t>
+            </w:r>
+            <w:r>
+              <w:t xml:space="preserve">それ以降は消化扱い。ただし傷病・不幸・災害は除く</w:t>
+            </w:r>
+          </w:p>
+        </w:tc>
+      </w:tr>
+      <w:tr>
+        <w:tc>
+          <w:tcPr/>
+          <w:p>
+            <w:pPr>
+              <w:pStyle w:val="Compact"/>
+              <w:jc w:val="left"/>
+            </w:pPr>
+            <w:r>
+              <w:rPr>
+                <w:bCs/>
+                <w:b/>
+              </w:rPr>
+              <w:t xml:space="preserve">中途解約の精算</w:t>
+            </w:r>
+          </w:p>
+        </w:tc>
+        <w:tc>
+          <w:tcPr/>
+          <w:p>
+            <w:pPr>
+              <w:pStyle w:val="Compact"/>
+              <w:jc w:val="left"/>
+            </w:pPr>
+            <w:r>
+              <w:t xml:space="preserve">5.5か月の長期。途中でやめたいと言われる可能性は普通にある</w:t>
+            </w:r>
+          </w:p>
+        </w:tc>
+        <w:tc>
+          <w:tcPr/>
+          <w:p>
+            <w:pPr>
+              <w:pStyle w:val="Compact"/>
+              <w:jc w:val="left"/>
+            </w:pPr>
+            <w:r>
+              <w:rPr>
+                <w:bCs/>
+                <w:b/>
+              </w:rPr>
+              <w:t xml:space="preserve">回数割。</w:t>
+            </w:r>
+            <w:r>
+              <w:t xml:space="preserve">実施済み分は返さず、未実施分は返す。積み上げ式だからと違約金を取る形にすると、提案時に決まりにくくなる</w:t>
+            </w:r>
+          </w:p>
+        </w:tc>
+      </w:tr>
+      <w:tr>
+        <w:tc>
+          <w:tcPr/>
+          <w:p>
+            <w:pPr>
+              <w:pStyle w:val="Compact"/>
+              <w:jc w:val="left"/>
+            </w:pPr>
+            <w:r>
+              <w:rPr>
+                <w:bCs/>
+                <w:b/>
+              </w:rPr>
+              <w:t xml:space="preserve">AI利用料の負担</w:t>
+            </w:r>
+          </w:p>
+        </w:tc>
+        <w:tc>
+          <w:tcPr/>
+          <w:p>
+            <w:pPr>
+              <w:pStyle w:val="Compact"/>
+              <w:jc w:val="left"/>
+            </w:pPr>
+            <w:r>
+              <w:t xml:space="preserve">受講者が使うChatGPT等の月額・従量課金が発生する。見積で最も揉める</w:t>
+            </w:r>
+          </w:p>
+        </w:tc>
+        <w:tc>
+          <w:tcPr/>
+          <w:p>
+            <w:pPr>
+              <w:pStyle w:val="Compact"/>
+              <w:jc w:val="left"/>
+            </w:pPr>
+            <w:r>
+              <w:rPr>
+                <w:bCs/>
+                <w:b/>
+              </w:rPr>
+              <w:t xml:space="preserve">甲（受講企業）の負担</w:t>
+            </w:r>
+            <w:r>
+              <w:t xml:space="preserve">と明記する。第11回の費用管理表で受講者自身に管理させる設計と揃う</w:t>
+            </w:r>
+          </w:p>
+        </w:tc>
+      </w:tr>
+      <w:tr>
+        <w:tc>
+          <w:tcPr/>
+          <w:p>
+            <w:pPr>
+              <w:pStyle w:val="Compact"/>
+              <w:jc w:val="left"/>
+            </w:pPr>
+            <w:r>
+              <w:rPr>
+                <w:bCs/>
+                <w:b/>
+              </w:rPr>
+              <w:t xml:space="preserve">成果物の権利</w:t>
+            </w:r>
+          </w:p>
+        </w:tc>
+        <w:tc>
+          <w:tcPr/>
+          <w:p>
+            <w:pPr>
+              <w:pStyle w:val="Compact"/>
+              <w:jc w:val="left"/>
+            </w:pPr>
+            <w:r>
+              <w:t xml:space="preserve">受講者が作った紙は受講者のもの。講師が渡す白紙のテンプレートは講師のもの</w:t>
+            </w:r>
+          </w:p>
+        </w:tc>
+        <w:tc>
+          <w:tcPr/>
+          <w:p>
+            <w:pPr>
+              <w:pStyle w:val="Compact"/>
+              <w:jc w:val="left"/>
+            </w:pPr>
+            <w:r>
+              <w:t xml:space="preserve">覚書 第7条に書いてあるので、基本契約と矛盾しないかだけ確認する</w:t>
+            </w:r>
+          </w:p>
+        </w:tc>
+      </w:tr>
+    </w:tbl>
+    <w:p>
+      <w:pPr>
+        <w:pStyle w:val="BodyText"/>
+      </w:pPr>
+      <w:r>
+        <w:rPr>
+          <w:bCs/>
+          <w:b/>
+        </w:rPr>
+        <w:t xml:space="preserve">確認した結果は、進行管理シート（5-6）の余白に1行で書いておく。</w:t>
+      </w:r>
+      <w:r>
+        <w:t xml:space="preserve">「補講は基本契約どおり◯回／日程変更は◯営業日前」と書いてあれば、当日の会話で迷わない。</w:t>
+      </w:r>
+    </w:p>
+    <w:p>
+      <w:r>
+        <w:pict>
+          <v:rect style="width:0;height:1.5pt" o:hralign="center" o:hrstd="t" o:hr="t"/>
+        </w:pict>
+      </w:r>
+    </w:p>
+    <w:bookmarkStart w:id="211" w:name="録画の受け渡し手順確定"/>
+    <w:p>
+      <w:pPr>
+        <w:pStyle w:val="Heading3"/>
+      </w:pPr>
+      <w:r>
+        <w:t xml:space="preserve">録画の受け渡し手順（確定）</w:t>
+      </w:r>
+    </w:p>
+    <w:p>
+      <w:pPr>
+        <w:pStyle w:val="FirstParagraph"/>
+      </w:pPr>
+      <w:r>
+        <w:t xml:space="preserve">覚書 第4条第1項の「当日中に提供」は</w:t>
+      </w:r>
+      <w:r>
+        <w:rPr>
+          <w:bCs/>
+          <w:b/>
+        </w:rPr>
+        <w:t xml:space="preserve">契約上の義務</w:t>
+      </w:r>
+      <w:r>
+        <w:t xml:space="preserve">である。手順を決めておかないと履行できない。</w:t>
+      </w:r>
+    </w:p>
+    <w:tbl>
+      <w:tblPr>
+        <w:tblStyle w:val="Table"/>
+        <w:tblW w:type="pct" w:w="5000"/>
+        <w:tblLook w:firstRow="1" w:lastRow="0" w:firstColumn="0" w:lastColumn="0" w:noHBand="0" w:noVBand="0" w:val="0020"/>
+        <w:jc w:val="start"/>
+      </w:tblPr>
+      <w:tblGrid>
+        <w:gridCol w:w="3960"/>
+        <w:gridCol w:w="3960"/>
+      </w:tblGrid>
+      <w:tr>
+        <w:trPr>
+          <w:tblHeader w:val="true"/>
+        </w:trPr>
+        <w:tc>
+          <w:tcPr/>
+          <w:p>
+            <w:pPr>
+              <w:pStyle w:val="Compact"/>
+              <w:jc w:val="left"/>
+            </w:pPr>
+            <w:r>
+              <w:t xml:space="preserve">項目</w:t>
+            </w:r>
+          </w:p>
+        </w:tc>
+        <w:tc>
+          <w:tcPr/>
+          <w:p>
+            <w:pPr>
+              <w:pStyle w:val="Compact"/>
+              <w:jc w:val="left"/>
+            </w:pPr>
+            <w:r>
+              <w:t xml:space="preserve">確定した扱い</w:t>
+            </w:r>
+          </w:p>
+        </w:tc>
+      </w:tr>
+      <w:tr>
+        <w:tc>
+          <w:tcPr/>
+          <w:p>
+            <w:pPr>
+              <w:pStyle w:val="Compact"/>
+              <w:jc w:val="left"/>
+            </w:pPr>
+            <w:r>
+              <w:t xml:space="preserve">置き場所</w:t>
+            </w:r>
+          </w:p>
+        </w:tc>
+        <w:tc>
+          <w:tcPr/>
+          <w:p>
+            <w:pPr>
+              <w:pStyle w:val="Compact"/>
+              <w:jc w:val="left"/>
+            </w:pPr>
+            <w:r>
+              <w:t xml:space="preserve">講師のクラウドストレージに、</w:t>
+            </w:r>
+            <w:r>
+              <w:rPr>
+                <w:bCs/>
+                <w:b/>
+              </w:rPr>
+              <w:t xml:space="preserve">案件ごとのフォルダを1つ</w:t>
+            </w:r>
+            <w:r>
+              <w:t xml:space="preserve">作る。回ごとにファイルを分けない（探せなくなる）</w:t>
+            </w:r>
+          </w:p>
+        </w:tc>
+      </w:tr>
+      <w:tr>
+        <w:tc>
+          <w:tcPr/>
+          <w:p>
+            <w:pPr>
+              <w:pStyle w:val="Compact"/>
+              <w:jc w:val="left"/>
+            </w:pPr>
+            <w:r>
+              <w:t xml:space="preserve">渡し方</w:t>
+            </w:r>
+          </w:p>
+        </w:tc>
+        <w:tc>
+          <w:tcPr/>
+          <w:p>
+            <w:pPr>
+              <w:pStyle w:val="Compact"/>
+              <w:jc w:val="left"/>
+            </w:pPr>
+            <w:r>
+              <w:rPr>
+                <w:bCs/>
+                <w:b/>
+              </w:rPr>
+              <w:t xml:space="preserve">リンク共有。</w:t>
+            </w:r>
+            <w:r>
+              <w:t xml:space="preserve">ファイルを送りつけない（120分の録画は数GB）。リンクは「リンクを知っている人」ではなく</w:t>
+            </w:r>
+            <w:r>
+              <w:rPr>
+                <w:bCs/>
+                <w:b/>
+              </w:rPr>
+              <w:t xml:space="preserve">受講者のメールアドレスを指定して共有</w:t>
+            </w:r>
+            <w:r>
+              <w:t xml:space="preserve">する</w:t>
+            </w:r>
+          </w:p>
+        </w:tc>
+      </w:tr>
+      <w:tr>
+        <w:tc>
+          <w:tcPr/>
+          <w:p>
+            <w:pPr>
+              <w:pStyle w:val="Compact"/>
+              <w:jc w:val="left"/>
+            </w:pPr>
+            <w:r>
+              <w:t xml:space="preserve">共有範囲</w:t>
+            </w:r>
+          </w:p>
+        </w:tc>
+        <w:tc>
+          <w:tcPr/>
+          <w:p>
+            <w:pPr>
+              <w:pStyle w:val="Compact"/>
+              <w:jc w:val="left"/>
+            </w:pPr>
+            <w:r>
+              <w:t xml:space="preserve">覚書 第4条第3項で選んだ範囲に合わせる。（イ）同席者までなら、第6回・第12回の前に同席者のアドレスを追加し、</w:t>
+            </w:r>
+            <w:r>
+              <w:rPr>
+                <w:bCs/>
+                <w:b/>
+              </w:rPr>
+              <w:t xml:space="preserve">終わったら外す</w:t>
+            </w:r>
+          </w:p>
+        </w:tc>
+      </w:tr>
+      <w:tr>
+        <w:tc>
+          <w:tcPr/>
+          <w:p>
+            <w:pPr>
+              <w:pStyle w:val="Compact"/>
+              <w:jc w:val="left"/>
+            </w:pPr>
+            <w:r>
+              <w:t xml:space="preserve">いつ</w:t>
+            </w:r>
+          </w:p>
+        </w:tc>
+        <w:tc>
+          <w:tcPr/>
+          <w:p>
+            <w:pPr>
+              <w:pStyle w:val="Compact"/>
+              <w:jc w:val="left"/>
+            </w:pPr>
+            <w:r>
+              <w:t xml:space="preserve">その日のうち。編集はしない（編集する時間を価格に乗せるほうが不健全）</w:t>
+            </w:r>
+          </w:p>
+        </w:tc>
+      </w:tr>
+      <w:tr>
+        <w:tc>
+          <w:tcPr/>
+          <w:p>
+            <w:pPr>
+              <w:pStyle w:val="Compact"/>
+              <w:jc w:val="left"/>
+            </w:pPr>
+            <w:r>
+              <w:t xml:space="preserve">削除</w:t>
+            </w:r>
+          </w:p>
+        </w:tc>
+        <w:tc>
+          <w:tcPr/>
+          <w:p>
+            <w:pPr>
+              <w:pStyle w:val="Compact"/>
+              <w:jc w:val="left"/>
+            </w:pPr>
+            <w:r>
+              <w:t xml:space="preserve">修了後6か月。</w:t>
+            </w:r>
+            <w:r>
+              <w:rPr>
+                <w:bCs/>
+                <w:b/>
+              </w:rPr>
+              <w:t xml:space="preserve">案件フォルダごと消す。</w:t>
+            </w:r>
+            <w:r>
+              <w:t xml:space="preserve">進行管理シート（5-6）に削除予定月を書いておく</w:t>
+            </w:r>
+          </w:p>
+        </w:tc>
+      </w:tr>
+      <w:tr>
+        <w:tc>
+          <w:tcPr/>
+          <w:p>
+            <w:pPr>
+              <w:pStyle w:val="Compact"/>
+              <w:jc w:val="left"/>
+            </w:pPr>
+            <w:r>
+              <w:t xml:space="preserve">甲側の録画</w:t>
+            </w:r>
+          </w:p>
+        </w:tc>
+        <w:tc>
+          <w:tcPr/>
+          <w:p>
+            <w:pPr>
+              <w:pStyle w:val="Compact"/>
+              <w:jc w:val="left"/>
+            </w:pPr>
+            <w:r>
+              <w:t xml:space="preserve">覚書 第4条第6項で、甲が乙の同意なく録画・録音しないことにしている。初回に口頭でも伝える</w:t>
+            </w:r>
+          </w:p>
+        </w:tc>
+      </w:tr>
+    </w:tbl>
+    <w:bookmarkEnd w:id="211"/>
+    <w:bookmarkStart w:id="212" w:name="接続テストの扱い確定"/>
+    <w:p>
+      <w:pPr>
+        <w:pStyle w:val="Heading3"/>
+      </w:pPr>
+      <w:r>
+        <w:t xml:space="preserve">接続テストの扱い（確定）</w:t>
+      </w:r>
+    </w:p>
+    <w:p>
+      <w:pPr>
+        <w:pStyle w:val="FirstParagraph"/>
+      </w:pPr>
+      <w:r>
+        <w:t xml:space="preserve">分数が資料ごとにばらついていたので、次に一本化する。</w:t>
+      </w:r>
+    </w:p>
+    <w:tbl>
+      <w:tblPr>
+        <w:tblStyle w:val="Table"/>
+        <w:tblW w:type="pct" w:w="5000"/>
+        <w:tblLook w:firstRow="1" w:lastRow="0" w:firstColumn="0" w:lastColumn="0" w:noHBand="0" w:noVBand="0" w:val="0020"/>
+        <w:jc w:val="start"/>
+      </w:tblPr>
+      <w:tblGrid>
+        <w:gridCol w:w="3960"/>
+        <w:gridCol w:w="3960"/>
+      </w:tblGrid>
+      <w:tr>
+        <w:trPr>
+          <w:tblHeader w:val="true"/>
+        </w:trPr>
+        <w:tc>
+          <w:tcPr/>
+          <w:p>
+            <w:pPr>
+              <w:pStyle w:val="Compact"/>
+              <w:jc w:val="left"/>
+            </w:pPr>
+            <w:r>
+              <w:t xml:space="preserve">場面</w:t>
+            </w:r>
+          </w:p>
+        </w:tc>
+        <w:tc>
+          <w:tcPr/>
+          <w:p>
+            <w:pPr>
+              <w:pStyle w:val="Compact"/>
+              <w:jc w:val="left"/>
+            </w:pPr>
+            <w:r>
+              <w:t xml:space="preserve">やること</w:t>
+            </w:r>
+          </w:p>
+        </w:tc>
+      </w:tr>
+      <w:tr>
+        <w:tc>
+          <w:tcPr/>
+          <w:p>
+            <w:pPr>
+              <w:pStyle w:val="Compact"/>
+              <w:jc w:val="left"/>
+            </w:pPr>
+            <w:r>
+              <w:rPr>
+                <w:bCs/>
+                <w:b/>
+              </w:rPr>
+              <w:t xml:space="preserve">初回の3営業日前</w:t>
+            </w:r>
+          </w:p>
+        </w:tc>
+        <w:tc>
+          <w:tcPr/>
+          <w:p>
+            <w:pPr>
+              <w:pStyle w:val="Compact"/>
+              <w:jc w:val="left"/>
+            </w:pPr>
+            <w:r>
+              <w:t xml:space="preserve">受講者と</w:t>
+            </w:r>
+            <w:r>
+              <w:rPr>
+                <w:bCs/>
+                <w:b/>
+              </w:rPr>
+              <w:t xml:space="preserve">15分の接続テストを別枠で行う</w:t>
+            </w:r>
+            <w:r>
+              <w:t xml:space="preserve">。画面共有・音声・録画の3点。アカウント未所持ならこの枠で作る</w:t>
+            </w:r>
+          </w:p>
+        </w:tc>
+      </w:tr>
+      <w:tr>
+        <w:tc>
+          <w:tcPr/>
+          <w:p>
+            <w:pPr>
+              <w:pStyle w:val="Compact"/>
+              <w:jc w:val="left"/>
+            </w:pPr>
+            <w:r>
+              <w:t xml:space="preserve">各回の開始5分前</w:t>
+            </w:r>
+          </w:p>
+        </w:tc>
+        <w:tc>
+          <w:tcPr/>
+          <w:p>
+            <w:pPr>
+              <w:pStyle w:val="Compact"/>
+              <w:jc w:val="left"/>
+            </w:pPr>
+            <w:r>
+              <w:t xml:space="preserve">講師が自分の環境だけ確認する（受講者は呼ばない）</w:t>
+            </w:r>
+          </w:p>
+        </w:tc>
+      </w:tr>
+      <w:tr>
+        <w:tc>
+          <w:tcPr/>
+          <w:p>
+            <w:pPr>
+              <w:pStyle w:val="Compact"/>
+              <w:jc w:val="left"/>
+            </w:pPr>
+            <w:r>
+              <w:t xml:space="preserve">初回の当日</w:t>
+            </w:r>
+          </w:p>
+        </w:tc>
+        <w:tc>
+          <w:tcPr/>
+          <w:p>
+            <w:pPr>
+              <w:pStyle w:val="Compact"/>
+              <w:jc w:val="left"/>
+            </w:pPr>
+            <w:r>
+              <w:t xml:space="preserve">10分前に入室して待つ。テストは済んでいるので、当日はやり直さない</w:t>
+            </w:r>
+          </w:p>
+        </w:tc>
+      </w:tr>
+    </w:tbl>
+    <w:p>
+      <w:pPr>
+        <w:pStyle w:val="BodyText"/>
+      </w:pPr>
+      <w:r>
+        <w:rPr>
+          <w:bCs/>
+          <w:b/>
+        </w:rPr>
+        <w:t xml:space="preserve">初回の接続テストは、事前準備（2-1）の3営業日前の項目に入っている。</w:t>
+      </w:r>
+      <w:r>
+        <w:t xml:space="preserve">ここを省略すると、初回120分のうち20分が環境設定に消える。</w:t>
+      </w:r>
+    </w:p>
+    <w:bookmarkEnd w:id="212"/>
+    <w:bookmarkStart w:id="213" w:name="免責覚書に必ず入れる"/>
+    <w:p>
+      <w:pPr>
+        <w:pStyle w:val="Heading3"/>
+      </w:pPr>
+      <w:r>
+        <w:t xml:space="preserve">免責（覚書に必ず入れる）</w:t>
+      </w:r>
+    </w:p>
+    <w:p>
+      <w:pPr>
+        <w:pStyle w:val="FirstParagraph"/>
+      </w:pPr>
+      <w:r>
+        <w:t xml:space="preserve">教材全体で唯一、書き落とすと取り返しがつかない部分である。</w:t>
+      </w:r>
+    </w:p>
+    <w:p>
+      <w:pPr>
+        <w:numPr>
+          <w:ilvl w:val="0"/>
+          <w:numId w:val="1055"/>
+        </w:numPr>
+        <w:pStyle w:val="Compact"/>
+      </w:pPr>
+      <w:r>
+        <w:t xml:space="preserve">本講座は</w:t>
+      </w:r>
+      <w:r>
+        <w:rPr>
+          <w:bCs/>
+          <w:b/>
+        </w:rPr>
+        <w:t xml:space="preserve">助言と伴走の提供</w:t>
+      </w:r>
+      <w:r>
+        <w:t xml:space="preserve">であり、AIの出力内容の正確性、および導入による業務改善の成果を</w:t>
+      </w:r>
+      <w:r>
+        <w:rPr>
+          <w:bCs/>
+          <w:b/>
+        </w:rPr>
+        <w:t xml:space="preserve">保証しない</w:t>
+      </w:r>
+    </w:p>
+    <w:p>
+      <w:pPr>
+        <w:numPr>
+          <w:ilvl w:val="0"/>
+          <w:numId w:val="1055"/>
+        </w:numPr>
+        <w:pStyle w:val="Compact"/>
+      </w:pPr>
+      <w:r>
+        <w:t xml:space="preserve">生成物を業務・社外に使う判断と最終確認の責任は</w:t>
+      </w:r>
+      <w:r>
+        <w:rPr>
+          <w:bCs/>
+          <w:b/>
+        </w:rPr>
+        <w:t xml:space="preserve">受講者にある</w:t>
+      </w:r>
+      <w:r>
+        <w:t xml:space="preserve">（AI利用ルール v1 の③と同じことを、契約書側にも書く）</w:t>
+      </w:r>
+    </w:p>
+    <w:p>
+      <w:pPr>
+        <w:numPr>
+          <w:ilvl w:val="0"/>
+          <w:numId w:val="1055"/>
+        </w:numPr>
+        <w:pStyle w:val="Compact"/>
+      </w:pPr>
+      <w:r>
+        <w:t xml:space="preserve">助成金は</w:t>
+      </w:r>
+      <w:r>
+        <w:rPr>
+          <w:bCs/>
+          <w:b/>
+        </w:rPr>
+        <w:t xml:space="preserve">支給を保証しない</w:t>
+      </w:r>
+      <w:r>
+        <w:t xml:space="preserve">。申請の可否は労働局が判断する。</w:t>
+      </w:r>
+      <w:r>
+        <w:rPr>
+          <w:bCs/>
+          <w:b/>
+        </w:rPr>
+        <w:t xml:space="preserve">講師は申請代行を請けない</w:t>
+      </w:r>
+    </w:p>
+    <w:p>
+      <w:pPr>
+        <w:numPr>
+          <w:ilvl w:val="0"/>
+          <w:numId w:val="1055"/>
+        </w:numPr>
+        <w:pStyle w:val="Compact"/>
+      </w:pPr>
+      <w:r>
+        <w:t xml:space="preserve">講師の責任は、故意または重過失の場合を除き、</w:t>
+      </w:r>
+      <w:r>
+        <w:rPr>
+          <w:bCs/>
+          <w:b/>
+        </w:rPr>
+        <w:t xml:space="preserve">当該案件で受領済みの委託料の額を上限</w:t>
+      </w:r>
+      <w:r>
+        <w:t xml:space="preserve">とする</w:t>
+      </w:r>
+    </w:p>
+    <w:p>
+      <w:pPr>
+        <w:pStyle w:val="FirstParagraph"/>
+      </w:pPr>
+      <w:r>
+        <w:rPr>
+          <w:bCs/>
+          <w:b/>
+        </w:rPr>
+        <w:t xml:space="preserve">この覚書は弁護士の確認を受けてから使うこと。</w:t>
+      </w:r>
+      <w:r>
+        <w:t xml:space="preserve"> </w:t>
+      </w:r>
+      <w:r>
+        <w:t xml:space="preserve">ひな形は論点を落とさないための下敷きであって、そのまま使える契約書ではない。</w:t>
+      </w:r>
+    </w:p>
+    <w:bookmarkEnd w:id="213"/>
+    <w:bookmarkEnd w:id="214"/>
+    <w:bookmarkStart w:id="215" w:name="b.-回と回の間の質問窓口sla確定値"/>
+    <w:p>
+      <w:pPr>
+        <w:pStyle w:val="Heading2"/>
+      </w:pPr>
+      <w:r>
+        <w:t xml:space="preserve">5-4b. 回と回の間の質問窓口（SLA・確定値）</w:t>
+      </w:r>
+    </w:p>
+    <w:tbl>
+      <w:tblPr>
+        <w:tblStyle w:val="Table"/>
+        <w:tblW w:type="pct" w:w="5000"/>
+        <w:tblLook w:firstRow="1" w:lastRow="0" w:firstColumn="0" w:lastColumn="0" w:noHBand="0" w:noVBand="0" w:val="0020"/>
+        <w:jc w:val="start"/>
+      </w:tblPr>
+      <w:tblGrid>
+        <w:gridCol w:w="3960"/>
+        <w:gridCol w:w="3960"/>
+      </w:tblGrid>
+      <w:tr>
+        <w:trPr>
+          <w:tblHeader w:val="true"/>
+        </w:trPr>
+        <w:tc>
+          <w:tcPr/>
+          <w:p>
+            <w:pPr>
+              <w:pStyle w:val="Compact"/>
+              <w:jc w:val="left"/>
+            </w:pPr>
+            <w:r>
+              <w:t xml:space="preserve">項目</w:t>
+            </w:r>
+          </w:p>
+        </w:tc>
+        <w:tc>
+          <w:tcPr/>
+          <w:p>
+            <w:pPr>
+              <w:pStyle w:val="Compact"/>
+              <w:jc w:val="left"/>
+            </w:pPr>
+            <w:r>
+              <w:t xml:space="preserve">確定した扱い</w:t>
+            </w:r>
+          </w:p>
+        </w:tc>
+      </w:tr>
+      <w:tr>
+        <w:tc>
+          <w:tcPr/>
+          <w:p>
+            <w:pPr>
+              <w:pStyle w:val="Compact"/>
+              <w:jc w:val="left"/>
+            </w:pPr>
+            <w:r>
+              <w:t xml:space="preserve">窓口</w:t>
+            </w:r>
+          </w:p>
+        </w:tc>
+        <w:tc>
+          <w:tcPr/>
+          <w:p>
+            <w:pPr>
+              <w:pStyle w:val="Compact"/>
+              <w:jc w:val="left"/>
+            </w:pPr>
+            <w:r>
+              <w:t xml:space="preserve">メール1本に絞る（チャットは受けない。履歴が散る）</w:t>
+            </w:r>
+          </w:p>
+        </w:tc>
+      </w:tr>
+      <w:tr>
+        <w:tc>
+          <w:tcPr/>
+          <w:p>
+            <w:pPr>
+              <w:pStyle w:val="Compact"/>
+              <w:jc w:val="left"/>
+            </w:pPr>
+            <w:r>
+              <w:t xml:space="preserve">返信の目安</w:t>
+            </w:r>
+          </w:p>
+        </w:tc>
+        <w:tc>
+          <w:tcPr/>
+          <w:p>
+            <w:pPr>
+              <w:pStyle w:val="Compact"/>
+              <w:jc w:val="left"/>
+            </w:pPr>
+            <w:r>
+              <w:rPr>
+                <w:bCs/>
+                <w:b/>
+              </w:rPr>
+              <w:t xml:space="preserve">平日24時間以内。</w:t>
+            </w:r>
+            <w:r>
+              <w:t xml:space="preserve"> </w:t>
+            </w:r>
+            <w:r>
+              <w:t xml:space="preserve">土日祝を挟む場合は翌営業日</w:t>
+            </w:r>
+          </w:p>
+        </w:tc>
+      </w:tr>
+      <w:tr>
+        <w:tc>
+          <w:tcPr/>
+          <w:p>
+            <w:pPr>
+              <w:pStyle w:val="Compact"/>
+              <w:jc w:val="left"/>
+            </w:pPr>
+            <w:r>
+              <w:t xml:space="preserve">対象</w:t>
+            </w:r>
+          </w:p>
+        </w:tc>
+        <w:tc>
+          <w:tcPr/>
+          <w:p>
+            <w:pPr>
+              <w:pStyle w:val="Compact"/>
+              <w:jc w:val="left"/>
+            </w:pPr>
+            <w:r>
+              <w:t xml:space="preserve">講座で扱った範囲の質問。</w:t>
+            </w:r>
+            <w:r>
+              <w:rPr>
+                <w:bCs/>
+                <w:b/>
+              </w:rPr>
+              <w:t xml:space="preserve">新しいツールの選定相談や、講座外の業務の代行は対象外</w:t>
+            </w:r>
+          </w:p>
+        </w:tc>
+      </w:tr>
+      <w:tr>
+        <w:tc>
+          <w:tcPr/>
+          <w:p>
+            <w:pPr>
+              <w:pStyle w:val="Compact"/>
+              <w:jc w:val="left"/>
+            </w:pPr>
+            <w:r>
+              <w:t xml:space="preserve">回数</w:t>
+            </w:r>
+          </w:p>
+        </w:tc>
+        <w:tc>
+          <w:tcPr/>
+          <w:p>
+            <w:pPr>
+              <w:pStyle w:val="Compact"/>
+              <w:jc w:val="left"/>
+            </w:pPr>
+            <w:r>
+              <w:t xml:space="preserve">上限は設けない。ただし同じ質問が3回続いたら、それは次回の演習の題材にする</w:t>
+            </w:r>
+          </w:p>
+        </w:tc>
+      </w:tr>
+      <w:tr>
+        <w:tc>
+          <w:tcPr/>
+          <w:p>
+            <w:pPr>
+              <w:pStyle w:val="Compact"/>
+              <w:jc w:val="left"/>
+            </w:pPr>
+            <w:r>
+              <w:t xml:space="preserve">対象外のとき</w:t>
+            </w:r>
+          </w:p>
+        </w:tc>
+        <w:tc>
+          <w:tcPr/>
+          <w:p>
+            <w:pPr>
+              <w:pStyle w:val="Compact"/>
+              <w:jc w:val="left"/>
+            </w:pPr>
+            <w:r>
+              <w:t xml:space="preserve">「それは第◯回で扱います」と言って構わない。</w:t>
+            </w:r>
+            <w:r>
+              <w:rPr>
+                <w:bCs/>
+                <w:b/>
+              </w:rPr>
+              <w:t xml:space="preserve">先送りにも教育効果がある</w:t>
+            </w:r>
+          </w:p>
+        </w:tc>
+      </w:tr>
+    </w:tbl>
+    <w:p>
+      <w:pPr>
+        <w:pStyle w:val="BodyText"/>
+      </w:pPr>
+      <w:r>
+        <w:rPr>
+          <w:bCs/>
+          <w:b/>
+        </w:rPr>
+        <w:t xml:space="preserve">この数字を受講のご案内（student.html）と初回の書面の両方に書く。</w:t>
+      </w:r>
+      <w:r>
+        <w:t xml:space="preserve"> </w:t>
+      </w:r>
+      <w:r>
+        <w:t xml:space="preserve">「初回にお伝えします」で止めない。</w:t>
+      </w:r>
+    </w:p>
+    <w:p>
+      <w:r>
+        <w:pict>
+          <v:rect style="width:0;height:1.5pt" o:hralign="center" o:hrstd="t" o:hr="t"/>
+        </w:pict>
+      </w:r>
+    </w:p>
+    <w:bookmarkEnd w:id="215"/>
+    <w:bookmarkStart w:id="216" w:name="情報の鮮度管理3か月サイクル"/>
+    <w:p>
+      <w:pPr>
+        <w:pStyle w:val="Heading2"/>
+      </w:pPr>
+      <w:r>
+        <w:t xml:space="preserve">5-5. 情報の鮮度管理（3か月サイクル）</w:t>
+      </w:r>
+    </w:p>
+    <w:tbl>
+      <w:tblPr>
+        <w:tblStyle w:val="Table"/>
+        <w:tblW w:type="pct" w:w="5000"/>
+        <w:tblLook w:firstRow="1" w:lastRow="0" w:firstColumn="0" w:lastColumn="0" w:noHBand="0" w:noVBand="0" w:val="0020"/>
+        <w:jc w:val="start"/>
+      </w:tblPr>
+      <w:tblGrid>
+        <w:gridCol w:w="3960"/>
+        <w:gridCol w:w="3960"/>
+      </w:tblGrid>
+      <w:tr>
+        <w:trPr>
+          <w:tblHeader w:val="true"/>
+        </w:trPr>
+        <w:tc>
+          <w:tcPr/>
+          <w:p>
+            <w:pPr>
+              <w:pStyle w:val="Compact"/>
+              <w:jc w:val="left"/>
+            </w:pPr>
+            <w:r>
+              <w:t xml:space="preserve">頻度</w:t>
+            </w:r>
+          </w:p>
+        </w:tc>
+        <w:tc>
+          <w:tcPr/>
+          <w:p>
+            <w:pPr>
+              <w:pStyle w:val="Compact"/>
+              <w:jc w:val="left"/>
+            </w:pPr>
+            <w:r>
+              <w:t xml:space="preserve">やること</w:t>
+            </w:r>
+          </w:p>
+        </w:tc>
+      </w:tr>
+      <w:tr>
+        <w:tc>
+          <w:tcPr/>
+          <w:p>
+            <w:pPr>
+              <w:pStyle w:val="Compact"/>
+              <w:jc w:val="left"/>
+            </w:pPr>
+            <w:r>
+              <w:t xml:space="preserve">毎案件の開始前</w:t>
+            </w:r>
+          </w:p>
+        </w:tc>
+        <w:tc>
+          <w:tcPr/>
+          <w:p>
+            <w:pPr>
+              <w:pStyle w:val="Compact"/>
+              <w:jc w:val="left"/>
+            </w:pPr>
+            <w:r>
+              <w:t xml:space="preserve">プラン名・月額・主要機能名の再確認。資料の「◯年◯月時点」を更新</w:t>
+            </w:r>
+          </w:p>
+        </w:tc>
+      </w:tr>
+      <w:tr>
+        <w:tc>
+          <w:tcPr/>
+          <w:p>
+            <w:pPr>
+              <w:pStyle w:val="Compact"/>
+              <w:jc w:val="left"/>
+            </w:pPr>
+            <w:r>
+              <w:t xml:space="preserve">3か月ごと</w:t>
+            </w:r>
+          </w:p>
+        </w:tc>
+        <w:tc>
+          <w:tcPr/>
+          <w:p>
+            <w:pPr>
+              <w:pStyle w:val="Compact"/>
+              <w:jc w:val="left"/>
+            </w:pPr>
+            <w:r>
+              <w:t xml:space="preserve">第4部4-4の前提知識表を更新。古くなった記述を消す</w:t>
+            </w:r>
+          </w:p>
+        </w:tc>
+      </w:tr>
+      <w:tr>
+        <w:tc>
+          <w:tcPr/>
+          <w:p>
+            <w:pPr>
+              <w:pStyle w:val="Compact"/>
+              <w:jc w:val="left"/>
+            </w:pPr>
+            <w:r>
+              <w:t xml:space="preserve">6か月ごと</w:t>
+            </w:r>
+          </w:p>
+        </w:tc>
+        <w:tc>
+          <w:tcPr/>
+          <w:p>
+            <w:pPr>
+              <w:pStyle w:val="Compact"/>
+              <w:jc w:val="left"/>
+            </w:pPr>
+            <w:r>
+              <w:t xml:space="preserve">匿名事例の棚卸し（古い事例・効果が陳腐化した事例を外す）</w:t>
+            </w:r>
+          </w:p>
+        </w:tc>
+      </w:tr>
+      <w:tr>
+        <w:tc>
+          <w:tcPr/>
+          <w:p>
+            <w:pPr>
+              <w:pStyle w:val="Compact"/>
+              <w:jc w:val="left"/>
+            </w:pPr>
+            <w:r>
+              <w:t xml:space="preserve">年1回</w:t>
+            </w:r>
+          </w:p>
+        </w:tc>
+        <w:tc>
+          <w:tcPr/>
+          <w:p>
+            <w:pPr>
+              <w:pStyle w:val="Compact"/>
+              <w:jc w:val="left"/>
+            </w:pPr>
+            <w:r>
+              <w:t xml:space="preserve">カリキュラム全体の見直し。上級編の技術トピックの入れ替え</w:t>
+            </w:r>
+          </w:p>
+        </w:tc>
+      </w:tr>
+    </w:tbl>
+    <w:p>
+      <w:r>
+        <w:pict>
+          <v:rect style="width:0;height:1.5pt" o:hralign="center" o:hrstd="t" o:hr="t"/>
+        </w:pict>
+      </w:r>
+    </w:p>
+    <w:bookmarkEnd w:id="216"/>
+    <w:bookmarkStart w:id="217" w:name="進行管理シート受講者1名につき1枚"/>
+    <w:p>
+      <w:pPr>
+        <w:pStyle w:val="Heading2"/>
+      </w:pPr>
+      <w:r>
+        <w:t xml:space="preserve">5-6. 進行管理シート（受講者1名につき1枚）</w:t>
+      </w:r>
+    </w:p>
+    <w:p>
+      <w:pPr>
+        <w:pStyle w:val="SourceCode"/>
+      </w:pPr>
+      <w:r>
+        <w:rPr>
+          <w:rStyle w:val="VerbatimChar"/>
+        </w:rPr>
+        <w:t xml:space="preserve">受講者：              　開始：    /    　修了予定：    /</w:t>
+      </w:r>
+      <w:r>
+        <w:br/>
+      </w:r>
+      <w:r>
+        <w:rPr>
+          <w:rStyle w:val="VerbatimChar"/>
+        </w:rPr>
+        <w:t xml:space="preserve">確定レベル（第3回時点）：Lv.[   ]</w:t>
+      </w:r>
+      <w:r>
+        <w:br/>
+      </w:r>
+      <w:r>
+        <w:rPr>
+          <w:rStyle w:val="VerbatimChar"/>
+        </w:rPr>
+        <w:t xml:space="preserve">────────────────────────────────────</w:t>
+      </w:r>
+      <w:r>
+        <w:br/>
+      </w:r>
+      <w:r>
+        <w:rPr>
+          <w:rStyle w:val="VerbatimChar"/>
+        </w:rPr>
+        <w:t xml:space="preserve">回  日付      成果物の完成  宿題の実行  習得チェック  次回の懸念</w:t>
+      </w:r>
+      <w:r>
+        <w:br/>
+      </w:r>
+      <w:r>
+        <w:rPr>
+          <w:rStyle w:val="VerbatimChar"/>
+        </w:rPr>
+        <w:t xml:space="preserve">1   /                ☐            ―           ☐</w:t>
+      </w:r>
+      <w:r>
+        <w:br/>
+      </w:r>
+      <w:r>
+        <w:rPr>
+          <w:rStyle w:val="VerbatimChar"/>
+        </w:rPr>
+        <w:t xml:space="preserve">2   /                ☐            ☐           ☐</w:t>
+      </w:r>
+      <w:r>
+        <w:br/>
+      </w:r>
+      <w:r>
+        <w:rPr>
+          <w:rStyle w:val="VerbatimChar"/>
+        </w:rPr>
+        <w:t xml:space="preserve">3   /                ☐            ☐           ☐</w:t>
+      </w:r>
+      <w:r>
+        <w:br/>
+      </w:r>
+      <w:r>
+        <w:rPr>
+          <w:rStyle w:val="VerbatimChar"/>
+        </w:rPr>
+        <w:t xml:space="preserve">…（12まで）</w:t>
+      </w:r>
+      <w:r>
+        <w:br/>
+      </w:r>
+      <w:r>
+        <w:rPr>
+          <w:rStyle w:val="VerbatimChar"/>
+        </w:rPr>
+        <w:t xml:space="preserve">────────────────────────────────────</w:t>
+      </w:r>
+      <w:r>
+        <w:br/>
+      </w:r>
+      <w:r>
+        <w:rPr>
+          <w:rStyle w:val="VerbatimChar"/>
+        </w:rPr>
+        <w:t xml:space="preserve">お披露目 第6回[   /   ] 参加[  ]名 ／ 第12回[   /   ] 参加[  ]名</w:t>
+      </w:r>
+      <w:r>
+        <w:br/>
+      </w:r>
+      <w:r>
+        <w:rPr>
+          <w:rStyle w:val="VerbatimChar"/>
+        </w:rPr>
+        <w:t xml:space="preserve">診断スコア  受講前[    ]点 → 修了時[    ]点（同一設問）</w:t>
+      </w:r>
+      <w:r>
+        <w:br/>
+      </w:r>
+      <w:r>
+        <w:rPr>
+          <w:rStyle w:val="VerbatimChar"/>
+        </w:rPr>
+        <w:t xml:space="preserve">掲載許諾：可 / 不可 　数値公開の範囲：</w:t>
+      </w:r>
+    </w:p>
+    <w:p>
+      <w:pPr>
+        <w:pStyle w:val="FirstParagraph"/>
+      </w:pPr>
+      <w:r>
+        <w:rPr>
+          <w:bCs/>
+          <w:b/>
+        </w:rPr>
+        <w:t xml:space="preserve">「宿題の実行」に×が2回続いたら、宿題の設計が悪い。</w:t>
+      </w:r>
+      <w:r>
+        <w:t xml:space="preserve"> </w:t>
+      </w:r>
+      <w:r>
+        <w:t xml:space="preserve">責める前に、15分で終わる大きさに削り直す。</w:t>
+      </w:r>
+    </w:p>
+    <w:p>
+      <w:r>
+        <w:pict>
+          <v:rect style="width:0;height:1.5pt" o:hralign="center" o:hrstd="t" o:hr="t"/>
+        </w:pict>
+      </w:r>
+    </w:p>
+    <w:bookmarkEnd w:id="217"/>
+    <w:bookmarkEnd w:id="218"/>
+    <w:bookmarkStart w:id="219" w:name="付録-初回配布物チェックリスト"/>
+    <w:p>
+      <w:pPr>
+        <w:pStyle w:val="Heading1"/>
+      </w:pPr>
+      <w:r>
+        <w:t xml:space="preserve">付録　初回配布物チェックリスト</w:t>
+      </w:r>
+    </w:p>
+    <w:p>
+      <w:pPr>
+        <w:numPr>
+          <w:ilvl w:val="0"/>
+          <w:numId w:val="1056"/>
+        </w:numPr>
+        <w:pStyle w:val="Compact"/>
+      </w:pPr>
+      <w:r>
+        <w:t xml:space="preserve">☐ 講座の全体像（12回の地図・1枚）</w:t>
+      </w:r>
+    </w:p>
+    <w:p>
+      <w:pPr>
+        <w:numPr>
+          <w:ilvl w:val="0"/>
+          <w:numId w:val="1056"/>
+        </w:numPr>
+        <w:pStyle w:val="Compact"/>
+      </w:pPr>
+      <w:r>
+        <w:t xml:space="preserve">☐ 用語ミニ辞典（第4部4-3・A4 1枚）</w:t>
+      </w:r>
+    </w:p>
+    <w:p>
+      <w:pPr>
+        <w:numPr>
+          <w:ilvl w:val="0"/>
+          <w:numId w:val="1056"/>
+        </w:numPr>
+        <w:pStyle w:val="Compact"/>
+      </w:pPr>
+      <w:r>
+        <w:t xml:space="preserve">☐ 業務棚卸しシート（空欄）</w:t>
+      </w:r>
+    </w:p>
+    <w:p>
+      <w:pPr>
+        <w:numPr>
+          <w:ilvl w:val="0"/>
+          <w:numId w:val="1056"/>
+        </w:numPr>
+        <w:pStyle w:val="Compact"/>
+      </w:pPr>
+      <w:r>
+        <w:t xml:space="preserve">☐ 各回の持ち物一覧（第4部4-2の表）</w:t>
+      </w:r>
+    </w:p>
+    <w:p>
+      <w:pPr>
+        <w:numPr>
+          <w:ilvl w:val="0"/>
+          <w:numId w:val="1056"/>
+        </w:numPr>
+        <w:pStyle w:val="Compact"/>
+      </w:pPr>
+      <w:r>
+        <w:t xml:space="preserve">☐ 質問窓口と返信目安の案内（</w:t>
+      </w:r>
+      <w:r>
+        <w:rPr>
+          <w:bCs/>
+          <w:b/>
+        </w:rPr>
+        <w:t xml:space="preserve">平日24時間以内・メール1本</w:t>
+      </w:r>
+      <w:r>
+        <w:t xml:space="preserve">。5-4b の表をそのまま渡す）</w:t>
+      </w:r>
+    </w:p>
+    <w:p>
+      <w:pPr>
+        <w:numPr>
+          <w:ilvl w:val="0"/>
+          <w:numId w:val="1056"/>
+        </w:numPr>
+        <w:pStyle w:val="Compact"/>
+      </w:pPr>
+      <w:r>
+        <w:t xml:space="preserve">☐</w:t>
+      </w:r>
+      <w:r>
+        <w:t xml:space="preserve"> </w:t>
+      </w:r>
+      <w:r>
+        <w:rPr>
+          <w:bCs/>
+          <w:b/>
+        </w:rPr>
+        <w:t xml:space="preserve">業務委託・秘密保持・録画の取扱い 覚書</w:t>
+      </w:r>
+      <w:r>
+        <w:t xml:space="preserve">（別冊のひな形。基本契約に足す形で使う。弁護士確認済みのもの）</w:t>
+      </w:r>
+    </w:p>
+    <w:p>
+      <w:pPr>
+        <w:numPr>
+          <w:ilvl w:val="0"/>
+          <w:numId w:val="1056"/>
+        </w:numPr>
+        <w:pStyle w:val="Compact"/>
+      </w:pPr>
+      <w:r>
+        <w:t xml:space="preserve">☐</w:t>
+      </w:r>
+      <w:r>
+        <w:t xml:space="preserve"> </w:t>
+      </w:r>
+      <w:r>
+        <w:rPr>
+          <w:bCs/>
+          <w:b/>
+        </w:rPr>
+        <w:t xml:space="preserve">録画に関する同意書</w:t>
+      </w:r>
+      <w:r>
+        <w:t xml:space="preserve">（覚書の別紙1。初回の録画は覚書の締結前になるので、これだけ先にメールで往復する）</w:t>
+      </w:r>
+    </w:p>
+    <w:p>
+      <w:pPr>
+        <w:numPr>
+          <w:ilvl w:val="0"/>
+          <w:numId w:val="1056"/>
+        </w:numPr>
+        <w:pStyle w:val="Compact"/>
+      </w:pPr>
+      <w:r>
+        <w:t xml:space="preserve">☐ 習得チェックリスト（第5部5-1。</w:t>
+      </w:r>
+      <w:r>
+        <w:rPr>
+          <w:bCs/>
+          <w:b/>
+        </w:rPr>
+        <w:t xml:space="preserve">Excel版の「習得チェックリスト」シートに、Lv.1〜2版の4行も入っている</w:t>
+      </w:r>
+      <w:r>
+        <w:t xml:space="preserve">。修了時の引き渡しリストは同じExcelの別シート）</w:t>
+      </w:r>
+    </w:p>
+    <w:p>
+      <w:r>
+        <w:pict>
+          <v:rect style="width:0;height:1.5pt" o:hralign="center" o:hrstd="t" o:hr="t"/>
+        </w:pict>
+      </w:r>
+    </w:p>
+    <w:p>
+      <w:pPr>
+        <w:pStyle w:val="FirstParagraph"/>
+      </w:pPr>
+      <w:r>
+        <w:rPr>
+          <w:bCs/>
+          <w:b/>
+        </w:rPr>
+        <w:t xml:space="preserve">本ハンドブックの改訂記録</w:t>
+      </w:r>
+    </w:p>
+    <w:tbl>
+      <w:tblPr>
+        <w:tblStyle w:val="Table"/>
+        <w:tblW w:type="pct" w:w="5000"/>
+        <w:tblLook w:firstRow="1" w:lastRow="0" w:firstColumn="0" w:lastColumn="0" w:noHBand="0" w:noVBand="0" w:val="0020"/>
+        <w:jc w:val="start"/>
+      </w:tblPr>
+      <w:tblGrid>
+        <w:gridCol w:w="2640"/>
+        <w:gridCol w:w="2640"/>
+        <w:gridCol w:w="2640"/>
+      </w:tblGrid>
+      <w:tr>
+        <w:trPr>
+          <w:tblHeader w:val="true"/>
+        </w:trPr>
+        <w:tc>
+          <w:tcPr/>
+          <w:p>
+            <w:pPr>
+              <w:pStyle w:val="Compact"/>
+              <w:jc w:val="left"/>
+            </w:pPr>
+            <w:r>
               <w:t xml:space="preserve">版</w:t>
             </w:r>
           </w:p>
@@ -27926,7 +28355,17 @@
               <w:t xml:space="preserve"> </w:t>
             </w:r>
             <w:r>
-              <w:t xml:space="preserve">①別冊「業務委託契約書ひな形」を新設（委託料・支払・日程と補講の上限・中途解約と返金・責任上限・賠償責任保険。覚書が「別に定める」とした3点を定めるもの。末尾に「契約前に決めておく5つの数字」）。②覚書に別紙1「録画に関する同意書」を追加（覚書の署名は初回終了後なのに初回から録画するため）。③</w:t>
+              <w:t xml:space="preserve">①</w:t>
+            </w:r>
+            <w:r>
+              <w:rPr>
+                <w:bCs/>
+                <w:b/>
+              </w:rPr>
+              <w:t xml:space="preserve">5-4aを新設</w:t>
+            </w:r>
+            <w:r>
+              <w:t xml:space="preserve">（取引条件は既存の基本契約側にあるため、本講座に固有で書かれていない可能性が高い6項目——壁打ち2枠・補講・日程変更の期限・中途解約の精算・AI利用料の負担・成果物の権利——を受注前に突き合わせるチェックリストにした。目安の値も添えてある）。②覚書に別紙1「録画に関する同意書」を追加（覚書の署名は初回終了後なのに初回から録画するため）。③</w:t>
             </w:r>
             <w:r>
               <w:rPr>
@@ -27946,7 +28385,7 @@
               <w:t xml:space="preserve">5-2に「型カード13本」を新設</w:t>
             </w:r>
             <w:r>
-              <w:t xml:space="preserve">（実在の事例が1本もない状態でも、公的調査に裏づけのある「型」として各回1本出せる。すべて「ある会社では」と言わずに話せる書き方）。救済ルールを第2部の事前準備と1-2にも転記。⑤2-1の3営業日前に接続テストと案件フォルダの作成を追加。⑥Excelに「初回_観察記録シート」を追加（2-6の様式。通話後5分で埋められる形）。⑦欠席と補講のルールを確定（通しで2回まで、3営業日前までの変更は代替日、それ以降は消化扱い。ただし傷病等は除く）。⑧診断xlsxとサイトの「事務局」を「講師」に。</w:t>
+              <w:t xml:space="preserve">（実在の事例が1本もない状態でも、公的調査に裏づけのある「型」として各回1本出せる。すべて「ある会社では」と言わずに話せる書き方）。救済ルールを第2部の事前準備と1-2にも転記。⑤2-1の3営業日前に接続テストと案件フォルダの作成を追加。⑥Excelに「初回_観察記録シート」を追加（2-6の様式。通話後5分で埋められる形）。⑦欠席・補講・日程変更・中途解約の目安を5-4aに集約（基本契約に書かれていなければ個別の発注書か覚書に足す）。受講のご案内では具体の回数・期限を断定せず、契約の内容による、と書くようにした。⑧診断xlsxとサイトの「事務局」を「講師」に。</w:t>
             </w:r>
           </w:p>
         </w:tc>
@@ -28323,7 +28762,7 @@
         </w:tc>
       </w:tr>
     </w:tbl>
-    <w:bookmarkEnd w:id="218"/>
+    <w:bookmarkEnd w:id="219"/>
     <w:sectPr>
       <w:footerReference w:type="default" r:id="rId9"/>
     </w:sectPr>
